--- a/data/outputs/v2/Maths/SS2.3_Area_of_Part_of_a_Circle/Mathematics_Area_of_Part_of_a_Circle_CBE_LessonSequence.docx
+++ b/data/outputs/v2/Maths/SS2.3_Area_of_Part_of_a_Circle/Mathematics_Area_of_Part_of_a_Circle_CBE_LessonSequence.docx
@@ -3209,7 +3209,7 @@
             <w:pPr>
               <w:spacing w:after="20" w:before="0"/>
             </w:pPr>
-            <w:hyperlink w:history="1" r:id="rId-furgcsnilcy49g61u-zw">
+            <w:hyperlink w:history="1" r:id="rIdnfxodemjhf5wqfxqaqcc6">
               <w:r>
                 <w:rPr>
                   <w:rFonts w:ascii="Arial" w:cs="Arial" w:eastAsia="Arial" w:hAnsi="Arial"/>
@@ -3218,7 +3218,7 @@
                   <w:szCs w:val="16"/>
                   <w:u w:val="single" w:color="2E75B6"/>
                 </w:rPr>
-                <w:t xml:space="preserve">Fractions on a number line</w:t>
+                <w:t xml:space="preserve">Area of a sector</w:t>
               </w:r>
             </w:hyperlink>
           </w:p>
@@ -3242,7 +3242,7 @@
               <w:spacing w:after="10" w:before="0"/>
               <w:ind w:left="120"/>
             </w:pPr>
-            <w:hyperlink w:history="1" r:id="rIdsx0e1rvvrw2jfghvyx5hh">
+            <w:hyperlink w:history="1" r:id="rIdgz1zlodbxlk56prkcqhlh">
               <w:r>
                 <w:rPr>
                   <w:rFonts w:ascii="Arial" w:cs="Arial" w:eastAsia="Arial" w:hAnsi="Arial"/>
@@ -3280,14 +3280,14 @@
                 <w:sz w:val="16"/>
                 <w:szCs w:val="16"/>
               </w:rPr>
-              <w:t xml:space="preserve">📖 HTML:</w:t>
+              <w:t xml:space="preserve">📖 EXERCISE:</w:t>
             </w:r>
           </w:p>
           <w:p>
             <w:pPr>
               <w:spacing w:after="20" w:before="0"/>
             </w:pPr>
-            <w:hyperlink w:history="1" r:id="rIdgybsjzknpskxglsi6ytt5">
+            <w:hyperlink w:history="1" r:id="rIdcczskmn57p5zllszonzkg">
               <w:r>
                 <w:rPr>
                   <w:rFonts w:ascii="Arial" w:cs="Arial" w:eastAsia="Arial" w:hAnsi="Arial"/>
@@ -3296,7 +3296,7 @@
                   <w:szCs w:val="16"/>
                   <w:u w:val="single" w:color="2E75B6"/>
                 </w:rPr>
-                <w:t xml:space="preserve">Proportions with Angle Bisectors (Flexbook)</w:t>
+                <w:t xml:space="preserve">Area of a sector</w:t>
               </w:r>
             </w:hyperlink>
           </w:p>
@@ -3312,7 +3312,7 @@
                 <w:sz w:val="14"/>
                 <w:szCs w:val="14"/>
               </w:rPr>
-              <w:t xml:space="preserve">Source: CK-12</w:t>
+              <w:t xml:space="preserve">Source: Khan Academy (English - US curriculum)</w:t>
             </w:r>
           </w:p>
           <w:p>
@@ -3320,7 +3320,7 @@
               <w:spacing w:after="10" w:before="0"/>
               <w:ind w:left="120"/>
             </w:pPr>
-            <w:hyperlink w:history="1" r:id="rId3x-gs5i1eby2k2yatny1o">
+            <w:hyperlink w:history="1" r:id="rIdwxehyw8oenqnaaynbbcfh">
               <w:r>
                 <w:rPr>
                   <w:rFonts w:ascii="Arial" w:cs="Arial" w:eastAsia="Arial" w:hAnsi="Arial"/>
@@ -3515,7 +3515,7 @@
             <w:pPr>
               <w:spacing w:after="20" w:before="0"/>
             </w:pPr>
-            <w:hyperlink w:history="1" r:id="rIdpgagvejcndw-iupbum700">
+            <w:hyperlink w:history="1" r:id="rIdssxd9semstiourul3vjse">
               <w:r>
                 <w:rPr>
                   <w:rFonts w:ascii="Arial" w:cs="Arial" w:eastAsia="Arial" w:hAnsi="Arial"/>
@@ -3524,7 +3524,7 @@
                   <w:szCs w:val="16"/>
                   <w:u w:val="single" w:color="2E75B6"/>
                 </w:rPr>
-                <w:t xml:space="preserve">Fractions on a number line</w:t>
+                <w:t xml:space="preserve">Area of a sector</w:t>
               </w:r>
             </w:hyperlink>
           </w:p>
@@ -3548,7 +3548,7 @@
               <w:spacing w:after="10" w:before="0"/>
               <w:ind w:left="120"/>
             </w:pPr>
-            <w:hyperlink w:history="1" r:id="rId4omk7tjqxwwnt91gjgsmr">
+            <w:hyperlink w:history="1" r:id="rIdjs3fsgxqp3yys4oadivgu">
               <w:r>
                 <w:rPr>
                   <w:rFonts w:ascii="Arial" w:cs="Arial" w:eastAsia="Arial" w:hAnsi="Arial"/>
@@ -3586,14 +3586,14 @@
                 <w:sz w:val="16"/>
                 <w:szCs w:val="16"/>
               </w:rPr>
-              <w:t xml:space="preserve">📖 HTML:</w:t>
+              <w:t xml:space="preserve">📖 EXERCISE:</w:t>
             </w:r>
           </w:p>
           <w:p>
             <w:pPr>
               <w:spacing w:after="20" w:before="0"/>
             </w:pPr>
-            <w:hyperlink w:history="1" r:id="rIdoaesioldorgsdvgzcgvml">
+            <w:hyperlink w:history="1" r:id="rIdd9afmofey43vbdf39z89d">
               <w:r>
                 <w:rPr>
                   <w:rFonts w:ascii="Arial" w:cs="Arial" w:eastAsia="Arial" w:hAnsi="Arial"/>
@@ -3602,7 +3602,7 @@
                   <w:szCs w:val="16"/>
                   <w:u w:val="single" w:color="2E75B6"/>
                 </w:rPr>
-                <w:t xml:space="preserve">Proportions with Angle Bisectors (Flexbook)</w:t>
+                <w:t xml:space="preserve">Area of a circle</w:t>
               </w:r>
             </w:hyperlink>
           </w:p>
@@ -3618,7 +3618,7 @@
                 <w:sz w:val="14"/>
                 <w:szCs w:val="14"/>
               </w:rPr>
-              <w:t xml:space="preserve">Source: CK-12</w:t>
+              <w:t xml:space="preserve">Source: Khan Academy (English - US curriculum)</w:t>
             </w:r>
           </w:p>
           <w:p>
@@ -3626,7 +3626,7 @@
               <w:spacing w:after="10" w:before="0"/>
               <w:ind w:left="120"/>
             </w:pPr>
-            <w:hyperlink w:history="1" r:id="rIdachpocgdenpbtc-fvra-j">
+            <w:hyperlink w:history="1" r:id="rIdviuxk0yd-z3jkusuoodxg">
               <w:r>
                 <w:rPr>
                   <w:rFonts w:ascii="Arial" w:cs="Arial" w:eastAsia="Arial" w:hAnsi="Arial"/>
@@ -3821,7 +3821,7 @@
             <w:pPr>
               <w:spacing w:after="20" w:before="0"/>
             </w:pPr>
-            <w:hyperlink w:history="1" r:id="rId3whajgkyfjivkiwtbtn7y">
+            <w:hyperlink w:history="1" r:id="rIdsidm5o0kzmeeuhstqwhvz">
               <w:r>
                 <w:rPr>
                   <w:rFonts w:ascii="Arial" w:cs="Arial" w:eastAsia="Arial" w:hAnsi="Arial"/>
@@ -3830,7 +3830,7 @@
                   <w:szCs w:val="16"/>
                   <w:u w:val="single" w:color="2E75B6"/>
                 </w:rPr>
-                <w:t xml:space="preserve">Fractions on a number line</w:t>
+                <w:t xml:space="preserve">Area of a sector</w:t>
               </w:r>
             </w:hyperlink>
           </w:p>
@@ -3854,7 +3854,7 @@
               <w:spacing w:after="10" w:before="0"/>
               <w:ind w:left="120"/>
             </w:pPr>
-            <w:hyperlink w:history="1" r:id="rIdvc6ja8zmxle6xaxhkavee">
+            <w:hyperlink w:history="1" r:id="rIdg0bowiwm5xfmdtsbtil2c">
               <w:r>
                 <w:rPr>
                   <w:rFonts w:ascii="Arial" w:cs="Arial" w:eastAsia="Arial" w:hAnsi="Arial"/>
@@ -3899,7 +3899,7 @@
             <w:pPr>
               <w:spacing w:after="20" w:before="0"/>
             </w:pPr>
-            <w:hyperlink w:history="1" r:id="rIda4zcnoue0pll3aa-j_g9l">
+            <w:hyperlink w:history="1" r:id="rIdqm8_jed7kbtkc_bpuipf4">
               <w:r>
                 <w:rPr>
                   <w:rFonts w:ascii="Arial" w:cs="Arial" w:eastAsia="Arial" w:hAnsi="Arial"/>
@@ -3908,7 +3908,7 @@
                   <w:szCs w:val="16"/>
                   <w:u w:val="single" w:color="2E75B6"/>
                 </w:rPr>
-                <w:t xml:space="preserve">Proportions with Angle Bisectors (Flexbook)</w:t>
+                <w:t xml:space="preserve">Conjectures and Counterexamples: Pizza Slice! (PLIX)</w:t>
               </w:r>
             </w:hyperlink>
           </w:p>
@@ -3932,7 +3932,7 @@
               <w:spacing w:after="10" w:before="0"/>
               <w:ind w:left="120"/>
             </w:pPr>
-            <w:hyperlink w:history="1" r:id="rIdf57hzmrzrl83ila9nbjip">
+            <w:hyperlink w:history="1" r:id="rIdknsrhmpzys6jus41-borp">
               <w:r>
                 <w:rPr>
                   <w:rFonts w:ascii="Arial" w:cs="Arial" w:eastAsia="Arial" w:hAnsi="Arial"/>
@@ -4127,7 +4127,7 @@
             <w:pPr>
               <w:spacing w:after="20" w:before="0"/>
             </w:pPr>
-            <w:hyperlink w:history="1" r:id="rIddhkohspu5vgphr463pqq_">
+            <w:hyperlink w:history="1" r:id="rIddyedwu3hukwkploy8ztza">
               <w:r>
                 <w:rPr>
                   <w:rFonts w:ascii="Arial" w:cs="Arial" w:eastAsia="Arial" w:hAnsi="Arial"/>
@@ -4136,7 +4136,7 @@
                   <w:szCs w:val="16"/>
                   <w:u w:val="single" w:color="2E75B6"/>
                 </w:rPr>
-                <w:t xml:space="preserve">Fractions on a number line</w:t>
+                <w:t xml:space="preserve">Area of a sector</w:t>
               </w:r>
             </w:hyperlink>
           </w:p>
@@ -4160,7 +4160,7 @@
               <w:spacing w:after="10" w:before="0"/>
               <w:ind w:left="120"/>
             </w:pPr>
-            <w:hyperlink w:history="1" r:id="rIditpl5-lg-hmnfhtkjtbbu">
+            <w:hyperlink w:history="1" r:id="rIdvu90in1lbb6hkjadpvi-4">
               <w:r>
                 <w:rPr>
                   <w:rFonts w:ascii="Arial" w:cs="Arial" w:eastAsia="Arial" w:hAnsi="Arial"/>
@@ -4198,14 +4198,14 @@
                 <w:sz w:val="16"/>
                 <w:szCs w:val="16"/>
               </w:rPr>
-              <w:t xml:space="preserve">📖 HTML:</w:t>
+              <w:t xml:space="preserve">📖 EXERCISE:</w:t>
             </w:r>
           </w:p>
           <w:p>
             <w:pPr>
               <w:spacing w:after="20" w:before="0"/>
             </w:pPr>
-            <w:hyperlink w:history="1" r:id="rId0z2-8aiwzru_7k58flluw">
+            <w:hyperlink w:history="1" r:id="rIdqqt8zqxx-lrybvpazmgcb">
               <w:r>
                 <w:rPr>
                   <w:rFonts w:ascii="Arial" w:cs="Arial" w:eastAsia="Arial" w:hAnsi="Arial"/>
@@ -4214,7 +4214,7 @@
                   <w:szCs w:val="16"/>
                   <w:u w:val="single" w:color="2E75B6"/>
                 </w:rPr>
-                <w:t xml:space="preserve">Proportions with Angle Bisectors (Flexbook)</w:t>
+                <w:t xml:space="preserve">Area of a sector</w:t>
               </w:r>
             </w:hyperlink>
           </w:p>
@@ -4230,7 +4230,7 @@
                 <w:sz w:val="14"/>
                 <w:szCs w:val="14"/>
               </w:rPr>
-              <w:t xml:space="preserve">Source: CK-12</w:t>
+              <w:t xml:space="preserve">Source: Khan Academy (English - US curriculum)</w:t>
             </w:r>
           </w:p>
           <w:p>
@@ -4238,7 +4238,7 @@
               <w:spacing w:after="10" w:before="0"/>
               <w:ind w:left="120"/>
             </w:pPr>
-            <w:hyperlink w:history="1" r:id="rIdnh7n6lvdf3mnxzxoi93jl">
+            <w:hyperlink w:history="1" r:id="rIdzhxqvioe0x6jkuck7vm6e">
               <w:r>
                 <w:rPr>
                   <w:rFonts w:ascii="Arial" w:cs="Arial" w:eastAsia="Arial" w:hAnsi="Arial"/>
@@ -4433,7 +4433,7 @@
             <w:pPr>
               <w:spacing w:after="20" w:before="0"/>
             </w:pPr>
-            <w:hyperlink w:history="1" r:id="rIdtoiwxexa_pknrkeusxzm3">
+            <w:hyperlink w:history="1" r:id="rIdq6z6bu-s578mx44enq0mw">
               <w:r>
                 <w:rPr>
                   <w:rFonts w:ascii="Arial" w:cs="Arial" w:eastAsia="Arial" w:hAnsi="Arial"/>
@@ -4442,7 +4442,7 @@
                   <w:szCs w:val="16"/>
                   <w:u w:val="single" w:color="2E75B6"/>
                 </w:rPr>
-                <w:t xml:space="preserve">Fractions on a number line</w:t>
+                <w:t xml:space="preserve">Area of a sector</w:t>
               </w:r>
             </w:hyperlink>
           </w:p>
@@ -4466,7 +4466,7 @@
               <w:spacing w:after="10" w:before="0"/>
               <w:ind w:left="120"/>
             </w:pPr>
-            <w:hyperlink w:history="1" r:id="rIdu04-dihqxusq3hiukfhvx">
+            <w:hyperlink w:history="1" r:id="rIdf1o9b93p8ut6uwciwy-_o">
               <w:r>
                 <w:rPr>
                   <w:rFonts w:ascii="Arial" w:cs="Arial" w:eastAsia="Arial" w:hAnsi="Arial"/>
@@ -4504,14 +4504,14 @@
                 <w:sz w:val="16"/>
                 <w:szCs w:val="16"/>
               </w:rPr>
-              <w:t xml:space="preserve">📖 HTML:</w:t>
+              <w:t xml:space="preserve">📖 EXERCISE:</w:t>
             </w:r>
           </w:p>
           <w:p>
             <w:pPr>
               <w:spacing w:after="20" w:before="0"/>
             </w:pPr>
-            <w:hyperlink w:history="1" r:id="rIdzll6wtbjkr58gqfdgsxto">
+            <w:hyperlink w:history="1" r:id="rIdte9nocudnuljq66syzzbx">
               <w:r>
                 <w:rPr>
                   <w:rFonts w:ascii="Arial" w:cs="Arial" w:eastAsia="Arial" w:hAnsi="Arial"/>
@@ -4520,7 +4520,7 @@
                   <w:szCs w:val="16"/>
                   <w:u w:val="single" w:color="2E75B6"/>
                 </w:rPr>
-                <w:t xml:space="preserve">Proportions with Angle Bisectors (Flexbook)</w:t>
+                <w:t xml:space="preserve">Area of a sector</w:t>
               </w:r>
             </w:hyperlink>
           </w:p>
@@ -4536,7 +4536,7 @@
                 <w:sz w:val="14"/>
                 <w:szCs w:val="14"/>
               </w:rPr>
-              <w:t xml:space="preserve">Source: CK-12</w:t>
+              <w:t xml:space="preserve">Source: Khan Academy (English - US curriculum)</w:t>
             </w:r>
           </w:p>
           <w:p>
@@ -4544,7 +4544,7 @@
               <w:spacing w:after="10" w:before="0"/>
               <w:ind w:left="120"/>
             </w:pPr>
-            <w:hyperlink w:history="1" r:id="rIdo-viesraiekwh0qsntj20">
+            <w:hyperlink w:history="1" r:id="rIdeivve6fpv5zezaflx__o2">
               <w:r>
                 <w:rPr>
                   <w:rFonts w:ascii="Arial" w:cs="Arial" w:eastAsia="Arial" w:hAnsi="Arial"/>
@@ -6031,7 +6031,7 @@
             <w:pPr>
               <w:spacing w:after="20" w:before="0"/>
             </w:pPr>
-            <w:hyperlink w:history="1" r:id="rIdkorutm4mm5hr4ixaaw3bc">
+            <w:hyperlink w:history="1" r:id="rIdrfic6o9wamejgcpditywi">
               <w:r>
                 <w:rPr>
                   <w:rFonts w:ascii="Arial" w:cs="Arial" w:eastAsia="Arial" w:hAnsi="Arial"/>
@@ -6040,7 +6040,7 @@
                   <w:szCs w:val="16"/>
                   <w:u w:val="single" w:color="2E75B6"/>
                 </w:rPr>
-                <w:t xml:space="preserve">Proof: radius is perpendicular to a chord it bisects</w:t>
+                <w:t xml:space="preserve">Area of a sector</w:t>
               </w:r>
             </w:hyperlink>
           </w:p>
@@ -6064,7 +6064,7 @@
               <w:spacing w:after="10" w:before="0"/>
               <w:ind w:left="120"/>
             </w:pPr>
-            <w:hyperlink w:history="1" r:id="rId8q4v9aevmap0rayrbcixg">
+            <w:hyperlink w:history="1" r:id="rIde0swkxuoluq4b1i-z0jqd">
               <w:r>
                 <w:rPr>
                   <w:rFonts w:ascii="Arial" w:cs="Arial" w:eastAsia="Arial" w:hAnsi="Arial"/>
@@ -6102,14 +6102,14 @@
                 <w:sz w:val="16"/>
                 <w:szCs w:val="16"/>
               </w:rPr>
-              <w:t xml:space="preserve">📖 HTML:</w:t>
+              <w:t xml:space="preserve">📖 EXERCISE:</w:t>
             </w:r>
           </w:p>
           <w:p>
             <w:pPr>
               <w:spacing w:after="20" w:before="0"/>
             </w:pPr>
-            <w:hyperlink w:history="1" r:id="rIdk_dcvo706f2locnghjif9">
+            <w:hyperlink w:history="1" r:id="rIdm4hc5bvksfnimrlfxjzem">
               <w:r>
                 <w:rPr>
                   <w:rFonts w:ascii="Arial" w:cs="Arial" w:eastAsia="Arial" w:hAnsi="Arial"/>
@@ -6118,7 +6118,7 @@
                   <w:szCs w:val="16"/>
                   <w:u w:val="single" w:color="2E75B6"/>
                 </w:rPr>
-                <w:t xml:space="preserve">Proportions with Angle Bisectors (Flexbook)</w:t>
+                <w:t xml:space="preserve">Area of a sector</w:t>
               </w:r>
             </w:hyperlink>
           </w:p>
@@ -6134,7 +6134,7 @@
                 <w:sz w:val="14"/>
                 <w:szCs w:val="14"/>
               </w:rPr>
-              <w:t xml:space="preserve">Source: CK-12</w:t>
+              <w:t xml:space="preserve">Source: Khan Academy (English - US curriculum)</w:t>
             </w:r>
           </w:p>
           <w:p>
@@ -6142,7 +6142,7 @@
               <w:spacing w:after="10" w:before="0"/>
               <w:ind w:left="120"/>
             </w:pPr>
-            <w:hyperlink w:history="1" r:id="rIdxteetx2rgdd2cp40awwti">
+            <w:hyperlink w:history="1" r:id="rIdjkoj9m7wspn1mrcmuitkl">
               <w:r>
                 <w:rPr>
                   <w:rFonts w:ascii="Arial" w:cs="Arial" w:eastAsia="Arial" w:hAnsi="Arial"/>
@@ -6337,7 +6337,7 @@
             <w:pPr>
               <w:spacing w:after="20" w:before="0"/>
             </w:pPr>
-            <w:hyperlink w:history="1" r:id="rId-heqcr1zwrhk_w_muniht">
+            <w:hyperlink w:history="1" r:id="rIdb02vwev7hfagtagskg5if">
               <w:r>
                 <w:rPr>
                   <w:rFonts w:ascii="Arial" w:cs="Arial" w:eastAsia="Arial" w:hAnsi="Arial"/>
@@ -6346,7 +6346,7 @@
                   <w:szCs w:val="16"/>
                   <w:u w:val="single" w:color="2E75B6"/>
                 </w:rPr>
-                <w:t xml:space="preserve">Proof: radius is perpendicular to a chord it bisects</w:t>
+                <w:t xml:space="preserve">Area of a sector</w:t>
               </w:r>
             </w:hyperlink>
           </w:p>
@@ -6370,7 +6370,7 @@
               <w:spacing w:after="10" w:before="0"/>
               <w:ind w:left="120"/>
             </w:pPr>
-            <w:hyperlink w:history="1" r:id="rIdts8gwnjki859yjluu4v8r">
+            <w:hyperlink w:history="1" r:id="rIdtu82s31dreird5gtcsglx">
               <w:r>
                 <w:rPr>
                   <w:rFonts w:ascii="Arial" w:cs="Arial" w:eastAsia="Arial" w:hAnsi="Arial"/>
@@ -6408,14 +6408,14 @@
                 <w:sz w:val="16"/>
                 <w:szCs w:val="16"/>
               </w:rPr>
-              <w:t xml:space="preserve">📖 HTML:</w:t>
+              <w:t xml:space="preserve">📖 EXERCISE:</w:t>
             </w:r>
           </w:p>
           <w:p>
             <w:pPr>
               <w:spacing w:after="20" w:before="0"/>
             </w:pPr>
-            <w:hyperlink w:history="1" r:id="rIderdapgz43i345rcrdqyj1">
+            <w:hyperlink w:history="1" r:id="rIdhke9k_fn6v-osnxx3rjnv">
               <w:r>
                 <w:rPr>
                   <w:rFonts w:ascii="Arial" w:cs="Arial" w:eastAsia="Arial" w:hAnsi="Arial"/>
@@ -6424,7 +6424,7 @@
                   <w:szCs w:val="16"/>
                   <w:u w:val="single" w:color="2E75B6"/>
                 </w:rPr>
-                <w:t xml:space="preserve">Proportions with Angle Bisectors (Flexbook)</w:t>
+                <w:t xml:space="preserve">Radians &amp; arc length</w:t>
               </w:r>
             </w:hyperlink>
           </w:p>
@@ -6440,7 +6440,7 @@
                 <w:sz w:val="14"/>
                 <w:szCs w:val="14"/>
               </w:rPr>
-              <w:t xml:space="preserve">Source: CK-12</w:t>
+              <w:t xml:space="preserve">Source: Khan Academy (English - US curriculum)</w:t>
             </w:r>
           </w:p>
           <w:p>
@@ -6448,7 +6448,7 @@
               <w:spacing w:after="10" w:before="0"/>
               <w:ind w:left="120"/>
             </w:pPr>
-            <w:hyperlink w:history="1" r:id="rIdsmv-t0v_knhc9p2-vvzwz">
+            <w:hyperlink w:history="1" r:id="rId522dorhyzpvfdunqjvi1g">
               <w:r>
                 <w:rPr>
                   <w:rFonts w:ascii="Arial" w:cs="Arial" w:eastAsia="Arial" w:hAnsi="Arial"/>
@@ -6643,7 +6643,7 @@
             <w:pPr>
               <w:spacing w:after="20" w:before="0"/>
             </w:pPr>
-            <w:hyperlink w:history="1" r:id="rIdwjjwhy-wrupbhiru5hyuy">
+            <w:hyperlink w:history="1" r:id="rIdrcgusahclk9rpymmdcvlp">
               <w:r>
                 <w:rPr>
                   <w:rFonts w:ascii="Arial" w:cs="Arial" w:eastAsia="Arial" w:hAnsi="Arial"/>
@@ -6652,7 +6652,7 @@
                   <w:szCs w:val="16"/>
                   <w:u w:val="single" w:color="2E75B6"/>
                 </w:rPr>
-                <w:t xml:space="preserve">Proof: radius is perpendicular to a chord it bisects</w:t>
+                <w:t xml:space="preserve">Area of a sector</w:t>
               </w:r>
             </w:hyperlink>
           </w:p>
@@ -6676,7 +6676,7 @@
               <w:spacing w:after="10" w:before="0"/>
               <w:ind w:left="120"/>
             </w:pPr>
-            <w:hyperlink w:history="1" r:id="rIdexblw5mcjn5ppwij67grw">
+            <w:hyperlink w:history="1" r:id="rId-oaszzcq2wpzzd0nzlrsw">
               <w:r>
                 <w:rPr>
                   <w:rFonts w:ascii="Arial" w:cs="Arial" w:eastAsia="Arial" w:hAnsi="Arial"/>
@@ -6714,14 +6714,14 @@
                 <w:sz w:val="16"/>
                 <w:szCs w:val="16"/>
               </w:rPr>
-              <w:t xml:space="preserve">📖 HTML:</w:t>
+              <w:t xml:space="preserve">📖 EXERCISE:</w:t>
             </w:r>
           </w:p>
           <w:p>
             <w:pPr>
               <w:spacing w:after="20" w:before="0"/>
             </w:pPr>
-            <w:hyperlink w:history="1" r:id="rIdgk1js1lph7uw_6qx6reqx">
+            <w:hyperlink w:history="1" r:id="rIdgjz9t49alarkz_vn5m07b">
               <w:r>
                 <w:rPr>
                   <w:rFonts w:ascii="Arial" w:cs="Arial" w:eastAsia="Arial" w:hAnsi="Arial"/>
@@ -6730,7 +6730,7 @@
                   <w:szCs w:val="16"/>
                   <w:u w:val="single" w:color="2E75B6"/>
                 </w:rPr>
-                <w:t xml:space="preserve">Proportions with Angle Bisectors (Flexbook)</w:t>
+                <w:t xml:space="preserve">Arc length</w:t>
               </w:r>
             </w:hyperlink>
           </w:p>
@@ -6746,7 +6746,7 @@
                 <w:sz w:val="14"/>
                 <w:szCs w:val="14"/>
               </w:rPr>
-              <w:t xml:space="preserve">Source: CK-12</w:t>
+              <w:t xml:space="preserve">Source: Khan Academy (English - US curriculum)</w:t>
             </w:r>
           </w:p>
           <w:p>
@@ -6754,7 +6754,7 @@
               <w:spacing w:after="10" w:before="0"/>
               <w:ind w:left="120"/>
             </w:pPr>
-            <w:hyperlink w:history="1" r:id="rIdv5xnvey3h3bd7hx4y2k_i">
+            <w:hyperlink w:history="1" r:id="rIdeaqmwlfjk7ikshghhdcq_">
               <w:r>
                 <w:rPr>
                   <w:rFonts w:ascii="Arial" w:cs="Arial" w:eastAsia="Arial" w:hAnsi="Arial"/>
@@ -6949,7 +6949,7 @@
             <w:pPr>
               <w:spacing w:after="20" w:before="0"/>
             </w:pPr>
-            <w:hyperlink w:history="1" r:id="rIdq69o0kzhpof2s36o5xi_d">
+            <w:hyperlink w:history="1" r:id="rIdyr3nysocctusvm72zp4wc">
               <w:r>
                 <w:rPr>
                   <w:rFonts w:ascii="Arial" w:cs="Arial" w:eastAsia="Arial" w:hAnsi="Arial"/>
@@ -6958,7 +6958,7 @@
                   <w:szCs w:val="16"/>
                   <w:u w:val="single" w:color="2E75B6"/>
                 </w:rPr>
-                <w:t xml:space="preserve">Proof: radius is perpendicular to a chord it bisects</w:t>
+                <w:t xml:space="preserve">Area of a sector</w:t>
               </w:r>
             </w:hyperlink>
           </w:p>
@@ -6982,7 +6982,7 @@
               <w:spacing w:after="10" w:before="0"/>
               <w:ind w:left="120"/>
             </w:pPr>
-            <w:hyperlink w:history="1" r:id="rIdujihhuzzoy08edjpsjbnc">
+            <w:hyperlink w:history="1" r:id="rIdfzrjn3gxk8vw0gtmpwgva">
               <w:r>
                 <w:rPr>
                   <w:rFonts w:ascii="Arial" w:cs="Arial" w:eastAsia="Arial" w:hAnsi="Arial"/>
@@ -7020,14 +7020,14 @@
                 <w:sz w:val="16"/>
                 <w:szCs w:val="16"/>
               </w:rPr>
-              <w:t xml:space="preserve">📖 HTML:</w:t>
+              <w:t xml:space="preserve">📖 EXERCISE:</w:t>
             </w:r>
           </w:p>
           <w:p>
             <w:pPr>
               <w:spacing w:after="20" w:before="0"/>
             </w:pPr>
-            <w:hyperlink w:history="1" r:id="rIdp6erfq_ernpyyng3gd66w">
+            <w:hyperlink w:history="1" r:id="rIdcaimthqax-xuvipkislgr">
               <w:r>
                 <w:rPr>
                   <w:rFonts w:ascii="Arial" w:cs="Arial" w:eastAsia="Arial" w:hAnsi="Arial"/>
@@ -7036,7 +7036,7 @@
                   <w:szCs w:val="16"/>
                   <w:u w:val="single" w:color="2E75B6"/>
                 </w:rPr>
-                <w:t xml:space="preserve">Proportions with Angle Bisectors (Flexbook)</w:t>
+                <w:t xml:space="preserve">Area of a sector</w:t>
               </w:r>
             </w:hyperlink>
           </w:p>
@@ -7052,7 +7052,7 @@
                 <w:sz w:val="14"/>
                 <w:szCs w:val="14"/>
               </w:rPr>
-              <w:t xml:space="preserve">Source: CK-12</w:t>
+              <w:t xml:space="preserve">Source: Khan Academy (English - US curriculum)</w:t>
             </w:r>
           </w:p>
           <w:p>
@@ -7060,7 +7060,7 @@
               <w:spacing w:after="10" w:before="0"/>
               <w:ind w:left="120"/>
             </w:pPr>
-            <w:hyperlink w:history="1" r:id="rIdgeg7yuvqe6uacyzdhp0iq">
+            <w:hyperlink w:history="1" r:id="rIdecz48qpqynnctxh2tgglh">
               <w:r>
                 <w:rPr>
                   <w:rFonts w:ascii="Arial" w:cs="Arial" w:eastAsia="Arial" w:hAnsi="Arial"/>
@@ -7255,7 +7255,7 @@
             <w:pPr>
               <w:spacing w:after="20" w:before="0"/>
             </w:pPr>
-            <w:hyperlink w:history="1" r:id="rIdfwdzqzrwhaqtj2iphnb4a">
+            <w:hyperlink w:history="1" r:id="rIdeivthzxklfwodnrm3fv89">
               <w:r>
                 <w:rPr>
                   <w:rFonts w:ascii="Arial" w:cs="Arial" w:eastAsia="Arial" w:hAnsi="Arial"/>
@@ -7264,7 +7264,7 @@
                   <w:szCs w:val="16"/>
                   <w:u w:val="single" w:color="2E75B6"/>
                 </w:rPr>
-                <w:t xml:space="preserve">Proof: radius is perpendicular to a chord it bisects</w:t>
+                <w:t xml:space="preserve">Area of a sector</w:t>
               </w:r>
             </w:hyperlink>
           </w:p>
@@ -7288,7 +7288,7 @@
               <w:spacing w:after="10" w:before="0"/>
               <w:ind w:left="120"/>
             </w:pPr>
-            <w:hyperlink w:history="1" r:id="rIdqqhaboxzqhfn5aafpj5dp">
+            <w:hyperlink w:history="1" r:id="rIdp98vt884exgobwvjv_qbr">
               <w:r>
                 <w:rPr>
                   <w:rFonts w:ascii="Arial" w:cs="Arial" w:eastAsia="Arial" w:hAnsi="Arial"/>
@@ -7326,14 +7326,14 @@
                 <w:sz w:val="16"/>
                 <w:szCs w:val="16"/>
               </w:rPr>
-              <w:t xml:space="preserve">📖 HTML:</w:t>
+              <w:t xml:space="preserve">📖 EXERCISE:</w:t>
             </w:r>
           </w:p>
           <w:p>
             <w:pPr>
               <w:spacing w:after="20" w:before="0"/>
             </w:pPr>
-            <w:hyperlink w:history="1" r:id="rIdez9qtmpgn8nkwqf7j2d3b">
+            <w:hyperlink w:history="1" r:id="rIdozhcg3uouucffbe3-z_cf">
               <w:r>
                 <w:rPr>
                   <w:rFonts w:ascii="Arial" w:cs="Arial" w:eastAsia="Arial" w:hAnsi="Arial"/>
@@ -7342,7 +7342,7 @@
                   <w:szCs w:val="16"/>
                   <w:u w:val="single" w:color="2E75B6"/>
                 </w:rPr>
-                <w:t xml:space="preserve">Proportions with Angle Bisectors (Flexbook)</w:t>
+                <w:t xml:space="preserve">Area of a sector</w:t>
               </w:r>
             </w:hyperlink>
           </w:p>
@@ -7358,7 +7358,7 @@
                 <w:sz w:val="14"/>
                 <w:szCs w:val="14"/>
               </w:rPr>
-              <w:t xml:space="preserve">Source: CK-12</w:t>
+              <w:t xml:space="preserve">Source: Khan Academy (English - US curriculum)</w:t>
             </w:r>
           </w:p>
           <w:p>
@@ -7366,7 +7366,7 @@
               <w:spacing w:after="10" w:before="0"/>
               <w:ind w:left="120"/>
             </w:pPr>
-            <w:hyperlink w:history="1" r:id="rId3nscrrbwx0geqlbe2bxyq">
+            <w:hyperlink w:history="1" r:id="rIdlbpfvc-jnqlvfdo4t5dtk">
               <w:r>
                 <w:rPr>
                   <w:rFonts w:ascii="Arial" w:cs="Arial" w:eastAsia="Arial" w:hAnsi="Arial"/>
@@ -8853,7 +8853,7 @@
             <w:pPr>
               <w:spacing w:after="20" w:before="0"/>
             </w:pPr>
-            <w:hyperlink w:history="1" r:id="rIdrf-dpsnbygrq31fy6aewl">
+            <w:hyperlink w:history="1" r:id="rIdqmuwx2igmzzhcmbiz_pb4">
               <w:r>
                 <w:rPr>
                   <w:rFonts w:ascii="Arial" w:cs="Arial" w:eastAsia="Arial" w:hAnsi="Arial"/>
@@ -8862,7 +8862,7 @@
                   <w:szCs w:val="16"/>
                   <w:u w:val="single" w:color="2E75B6"/>
                 </w:rPr>
-                <w:t xml:space="preserve">Circumference Principles - Basic</w:t>
+                <w:t xml:space="preserve">Arc length as fraction of circumference</w:t>
               </w:r>
             </w:hyperlink>
           </w:p>
@@ -8878,7 +8878,7 @@
                 <w:sz w:val="14"/>
                 <w:szCs w:val="14"/>
               </w:rPr>
-              <w:t xml:space="preserve">Source: CK-12</w:t>
+              <w:t xml:space="preserve">Source: Khan Academy (English - US curriculum)</w:t>
             </w:r>
           </w:p>
           <w:p>
@@ -8886,7 +8886,7 @@
               <w:spacing w:after="10" w:before="0"/>
               <w:ind w:left="120"/>
             </w:pPr>
-            <w:hyperlink w:history="1" r:id="rIdq_0klswvivrrhcf9bb64e">
+            <w:hyperlink w:history="1" r:id="rIdttkhrnxkb5829bwn0cqe-">
               <w:r>
                 <w:rPr>
                   <w:rFonts w:ascii="Arial" w:cs="Arial" w:eastAsia="Arial" w:hAnsi="Arial"/>
@@ -8924,14 +8924,14 @@
                 <w:sz w:val="16"/>
                 <w:szCs w:val="16"/>
               </w:rPr>
-              <w:t xml:space="preserve">📖 HTML:</w:t>
+              <w:t xml:space="preserve">📖 EXERCISE:</w:t>
             </w:r>
           </w:p>
           <w:p>
             <w:pPr>
               <w:spacing w:after="20" w:before="0"/>
             </w:pPr>
-            <w:hyperlink w:history="1" r:id="rId2lsug-y5ugnlptqglffqy">
+            <w:hyperlink w:history="1" r:id="rIdkel6mvj2e2bh1izurrtgn">
               <w:r>
                 <w:rPr>
                   <w:rFonts w:ascii="Arial" w:cs="Arial" w:eastAsia="Arial" w:hAnsi="Arial"/>
@@ -8940,7 +8940,7 @@
                   <w:szCs w:val="16"/>
                   <w:u w:val="single" w:color="2E75B6"/>
                 </w:rPr>
-                <w:t xml:space="preserve">Length Measurements to a Fraction of an Inch (Flexbook)</w:t>
+                <w:t xml:space="preserve">Arc length</w:t>
               </w:r>
             </w:hyperlink>
           </w:p>
@@ -8956,7 +8956,7 @@
                 <w:sz w:val="14"/>
                 <w:szCs w:val="14"/>
               </w:rPr>
-              <w:t xml:space="preserve">Source: CK-12</w:t>
+              <w:t xml:space="preserve">Source: Khan Academy (English - US curriculum)</w:t>
             </w:r>
           </w:p>
           <w:p>
@@ -8964,7 +8964,7 @@
               <w:spacing w:after="10" w:before="0"/>
               <w:ind w:left="120"/>
             </w:pPr>
-            <w:hyperlink w:history="1" r:id="rIdkjyg1ycvb9zwriumvuc7c">
+            <w:hyperlink w:history="1" r:id="rIdnnf_utn5zou7g7qogdps2">
               <w:r>
                 <w:rPr>
                   <w:rFonts w:ascii="Arial" w:cs="Arial" w:eastAsia="Arial" w:hAnsi="Arial"/>
@@ -9159,7 +9159,7 @@
             <w:pPr>
               <w:spacing w:after="20" w:before="0"/>
             </w:pPr>
-            <w:hyperlink w:history="1" r:id="rIdeazvn-uxokq4oydqhdziq">
+            <w:hyperlink w:history="1" r:id="rIduknfeg-isvpy5khxp6ugg">
               <w:r>
                 <w:rPr>
                   <w:rFonts w:ascii="Arial" w:cs="Arial" w:eastAsia="Arial" w:hAnsi="Arial"/>
@@ -9168,7 +9168,7 @@
                   <w:szCs w:val="16"/>
                   <w:u w:val="single" w:color="2E75B6"/>
                 </w:rPr>
-                <w:t xml:space="preserve">Circumference Principles - Basic</w:t>
+                <w:t xml:space="preserve">Partial circle area and arc length</w:t>
               </w:r>
             </w:hyperlink>
           </w:p>
@@ -9184,7 +9184,7 @@
                 <w:sz w:val="14"/>
                 <w:szCs w:val="14"/>
               </w:rPr>
-              <w:t xml:space="preserve">Source: CK-12</w:t>
+              <w:t xml:space="preserve">Source: Khan Academy (English - US curriculum)</w:t>
             </w:r>
           </w:p>
           <w:p>
@@ -9192,7 +9192,7 @@
               <w:spacing w:after="10" w:before="0"/>
               <w:ind w:left="120"/>
             </w:pPr>
-            <w:hyperlink w:history="1" r:id="rIdxn-hbt6-tcuxs736z4dku">
+            <w:hyperlink w:history="1" r:id="rIdsmjc-jy3xtfupmmaxwgqu">
               <w:r>
                 <w:rPr>
                   <w:rFonts w:ascii="Arial" w:cs="Arial" w:eastAsia="Arial" w:hAnsi="Arial"/>
@@ -9230,14 +9230,14 @@
                 <w:sz w:val="16"/>
                 <w:szCs w:val="16"/>
               </w:rPr>
-              <w:t xml:space="preserve">📖 HTML:</w:t>
+              <w:t xml:space="preserve">📖 EXERCISE:</w:t>
             </w:r>
           </w:p>
           <w:p>
             <w:pPr>
               <w:spacing w:after="20" w:before="0"/>
             </w:pPr>
-            <w:hyperlink w:history="1" r:id="rIdiwl56fwbdvv4w6b2hh_oh">
+            <w:hyperlink w:history="1" r:id="rIdyvcrptyyppxue4ibxtvfv">
               <w:r>
                 <w:rPr>
                   <w:rFonts w:ascii="Arial" w:cs="Arial" w:eastAsia="Arial" w:hAnsi="Arial"/>
@@ -9246,7 +9246,7 @@
                   <w:szCs w:val="16"/>
                   <w:u w:val="single" w:color="2E75B6"/>
                 </w:rPr>
-                <w:t xml:space="preserve">Length Measurements to a Fraction of an Inch (Flexbook)</w:t>
+                <w:t xml:space="preserve">Radians &amp; arc length</w:t>
               </w:r>
             </w:hyperlink>
           </w:p>
@@ -9262,7 +9262,7 @@
                 <w:sz w:val="14"/>
                 <w:szCs w:val="14"/>
               </w:rPr>
-              <w:t xml:space="preserve">Source: CK-12</w:t>
+              <w:t xml:space="preserve">Source: Khan Academy (English - US curriculum)</w:t>
             </w:r>
           </w:p>
           <w:p>
@@ -9270,7 +9270,7 @@
               <w:spacing w:after="10" w:before="0"/>
               <w:ind w:left="120"/>
             </w:pPr>
-            <w:hyperlink w:history="1" r:id="rIdik4o-_wyyfwd2v1y-wnqb">
+            <w:hyperlink w:history="1" r:id="rIddokqcysqqaqd_kgifc0np">
               <w:r>
                 <w:rPr>
                   <w:rFonts w:ascii="Arial" w:cs="Arial" w:eastAsia="Arial" w:hAnsi="Arial"/>
@@ -9465,7 +9465,7 @@
             <w:pPr>
               <w:spacing w:after="20" w:before="0"/>
             </w:pPr>
-            <w:hyperlink w:history="1" r:id="rId4vhx_nan_wgbgppenyusg">
+            <w:hyperlink w:history="1" r:id="rIdlujyasftz57nc0zp-exg2">
               <w:r>
                 <w:rPr>
                   <w:rFonts w:ascii="Arial" w:cs="Arial" w:eastAsia="Arial" w:hAnsi="Arial"/>
@@ -9474,7 +9474,7 @@
                   <w:szCs w:val="16"/>
                   <w:u w:val="single" w:color="2E75B6"/>
                 </w:rPr>
-                <w:t xml:space="preserve">Circumference Principles - Basic</w:t>
+                <w:t xml:space="preserve">Subtended angle from arc length</w:t>
               </w:r>
             </w:hyperlink>
           </w:p>
@@ -9490,7 +9490,7 @@
                 <w:sz w:val="14"/>
                 <w:szCs w:val="14"/>
               </w:rPr>
-              <w:t xml:space="preserve">Source: CK-12</w:t>
+              <w:t xml:space="preserve">Source: Khan Academy (English - US curriculum)</w:t>
             </w:r>
           </w:p>
           <w:p>
@@ -9498,7 +9498,7 @@
               <w:spacing w:after="10" w:before="0"/>
               <w:ind w:left="120"/>
             </w:pPr>
-            <w:hyperlink w:history="1" r:id="rIdxbujrbebio1b_tialzzet">
+            <w:hyperlink w:history="1" r:id="rId7-rwlnjmlmn1bhfmfkhec">
               <w:r>
                 <w:rPr>
                   <w:rFonts w:ascii="Arial" w:cs="Arial" w:eastAsia="Arial" w:hAnsi="Arial"/>
@@ -9536,14 +9536,14 @@
                 <w:sz w:val="16"/>
                 <w:szCs w:val="16"/>
               </w:rPr>
-              <w:t xml:space="preserve">📖 HTML:</w:t>
+              <w:t xml:space="preserve">📖 EXERCISE:</w:t>
             </w:r>
           </w:p>
           <w:p>
             <w:pPr>
               <w:spacing w:after="20" w:before="0"/>
             </w:pPr>
-            <w:hyperlink w:history="1" r:id="rIdnka_xq-8rx816hvvqever">
+            <w:hyperlink w:history="1" r:id="rIdlyzvdux1dxqiccpttdbfx">
               <w:r>
                 <w:rPr>
                   <w:rFonts w:ascii="Arial" w:cs="Arial" w:eastAsia="Arial" w:hAnsi="Arial"/>
@@ -9552,7 +9552,7 @@
                   <w:szCs w:val="16"/>
                   <w:u w:val="single" w:color="2E75B6"/>
                 </w:rPr>
-                <w:t xml:space="preserve">Length Measurements to a Fraction of an Inch (Flexbook)</w:t>
+                <w:t xml:space="preserve">Arc length</w:t>
               </w:r>
             </w:hyperlink>
           </w:p>
@@ -9568,7 +9568,7 @@
                 <w:sz w:val="14"/>
                 <w:szCs w:val="14"/>
               </w:rPr>
-              <w:t xml:space="preserve">Source: CK-12</w:t>
+              <w:t xml:space="preserve">Source: Khan Academy (English - US curriculum)</w:t>
             </w:r>
           </w:p>
           <w:p>
@@ -9576,7 +9576,7 @@
               <w:spacing w:after="10" w:before="0"/>
               <w:ind w:left="120"/>
             </w:pPr>
-            <w:hyperlink w:history="1" r:id="rIdycsiwwfmfsbp1u44h8k0i">
+            <w:hyperlink w:history="1" r:id="rIdomtbygjgwxwnhvj0qxxbl">
               <w:r>
                 <w:rPr>
                   <w:rFonts w:ascii="Arial" w:cs="Arial" w:eastAsia="Arial" w:hAnsi="Arial"/>
@@ -9771,7 +9771,7 @@
             <w:pPr>
               <w:spacing w:after="20" w:before="0"/>
             </w:pPr>
-            <w:hyperlink w:history="1" r:id="rIdckzkolnma2-tr-k-a__43">
+            <w:hyperlink w:history="1" r:id="rIdnu_3iiiqqkcnju6ywpre4">
               <w:r>
                 <w:rPr>
                   <w:rFonts w:ascii="Arial" w:cs="Arial" w:eastAsia="Arial" w:hAnsi="Arial"/>
@@ -9780,7 +9780,7 @@
                   <w:szCs w:val="16"/>
                   <w:u w:val="single" w:color="2E75B6"/>
                 </w:rPr>
-                <w:t xml:space="preserve">Circumference Principles - Basic</w:t>
+                <w:t xml:space="preserve">Arc length as fraction of circumference</w:t>
               </w:r>
             </w:hyperlink>
           </w:p>
@@ -9796,7 +9796,7 @@
                 <w:sz w:val="14"/>
                 <w:szCs w:val="14"/>
               </w:rPr>
-              <w:t xml:space="preserve">Source: CK-12</w:t>
+              <w:t xml:space="preserve">Source: Khan Academy (English - US curriculum)</w:t>
             </w:r>
           </w:p>
           <w:p>
@@ -9804,7 +9804,7 @@
               <w:spacing w:after="10" w:before="0"/>
               <w:ind w:left="120"/>
             </w:pPr>
-            <w:hyperlink w:history="1" r:id="rIdgzaekcpobdw5axh8zdsw-">
+            <w:hyperlink w:history="1" r:id="rIdmmyrkaxka4jukczowsosr">
               <w:r>
                 <w:rPr>
                   <w:rFonts w:ascii="Arial" w:cs="Arial" w:eastAsia="Arial" w:hAnsi="Arial"/>
@@ -9842,14 +9842,14 @@
                 <w:sz w:val="16"/>
                 <w:szCs w:val="16"/>
               </w:rPr>
-              <w:t xml:space="preserve">📖 HTML:</w:t>
+              <w:t xml:space="preserve">📖 EXERCISE:</w:t>
             </w:r>
           </w:p>
           <w:p>
             <w:pPr>
               <w:spacing w:after="20" w:before="0"/>
             </w:pPr>
-            <w:hyperlink w:history="1" r:id="rIdfkriizsiey63x2643ehi2">
+            <w:hyperlink w:history="1" r:id="rIddvi0i6omdh-rxtiuhebvf">
               <w:r>
                 <w:rPr>
                   <w:rFonts w:ascii="Arial" w:cs="Arial" w:eastAsia="Arial" w:hAnsi="Arial"/>
@@ -9858,7 +9858,7 @@
                   <w:szCs w:val="16"/>
                   <w:u w:val="single" w:color="2E75B6"/>
                 </w:rPr>
-                <w:t xml:space="preserve">Length Measurements to a Fraction of an Inch (Flexbook)</w:t>
+                <w:t xml:space="preserve">Arc length</w:t>
               </w:r>
             </w:hyperlink>
           </w:p>
@@ -9874,7 +9874,7 @@
                 <w:sz w:val="14"/>
                 <w:szCs w:val="14"/>
               </w:rPr>
-              <w:t xml:space="preserve">Source: CK-12</w:t>
+              <w:t xml:space="preserve">Source: Khan Academy (English - US curriculum)</w:t>
             </w:r>
           </w:p>
           <w:p>
@@ -9882,7 +9882,7 @@
               <w:spacing w:after="10" w:before="0"/>
               <w:ind w:left="120"/>
             </w:pPr>
-            <w:hyperlink w:history="1" r:id="rIdo_aw-szljnzw1z4p2j-nz">
+            <w:hyperlink w:history="1" r:id="rIdfzpd2bn1smyg14ja-p6gy">
               <w:r>
                 <w:rPr>
                   <w:rFonts w:ascii="Arial" w:cs="Arial" w:eastAsia="Arial" w:hAnsi="Arial"/>
@@ -10077,7 +10077,7 @@
             <w:pPr>
               <w:spacing w:after="20" w:before="0"/>
             </w:pPr>
-            <w:hyperlink w:history="1" r:id="rIdvjnqktmt4ej7ezy5rr3_v">
+            <w:hyperlink w:history="1" r:id="rIdivzjji1e-jgoiwjvsirvk">
               <w:r>
                 <w:rPr>
                   <w:rFonts w:ascii="Arial" w:cs="Arial" w:eastAsia="Arial" w:hAnsi="Arial"/>
@@ -10086,7 +10086,7 @@
                   <w:szCs w:val="16"/>
                   <w:u w:val="single" w:color="2E75B6"/>
                 </w:rPr>
-                <w:t xml:space="preserve">Circumference Principles - Basic</w:t>
+                <w:t xml:space="preserve">Arc length as fraction of circumference</w:t>
               </w:r>
             </w:hyperlink>
           </w:p>
@@ -10102,7 +10102,7 @@
                 <w:sz w:val="14"/>
                 <w:szCs w:val="14"/>
               </w:rPr>
-              <w:t xml:space="preserve">Source: CK-12</w:t>
+              <w:t xml:space="preserve">Source: Khan Academy (English - US curriculum)</w:t>
             </w:r>
           </w:p>
           <w:p>
@@ -10110,7 +10110,7 @@
               <w:spacing w:after="10" w:before="0"/>
               <w:ind w:left="120"/>
             </w:pPr>
-            <w:hyperlink w:history="1" r:id="rIdiqk7auxm5a32htwsugbqj">
+            <w:hyperlink w:history="1" r:id="rIddoni2ns9zvc7twb7jarkh">
               <w:r>
                 <w:rPr>
                   <w:rFonts w:ascii="Arial" w:cs="Arial" w:eastAsia="Arial" w:hAnsi="Arial"/>
@@ -10148,14 +10148,14 @@
                 <w:sz w:val="16"/>
                 <w:szCs w:val="16"/>
               </w:rPr>
-              <w:t xml:space="preserve">📖 HTML:</w:t>
+              <w:t xml:space="preserve">📖 EXERCISE:</w:t>
             </w:r>
           </w:p>
           <w:p>
             <w:pPr>
               <w:spacing w:after="20" w:before="0"/>
             </w:pPr>
-            <w:hyperlink w:history="1" r:id="rIdkgz9lrgvg_boju5h4zwjb">
+            <w:hyperlink w:history="1" r:id="rIdj6kveht9hzljajnhwzf4q">
               <w:r>
                 <w:rPr>
                   <w:rFonts w:ascii="Arial" w:cs="Arial" w:eastAsia="Arial" w:hAnsi="Arial"/>
@@ -10164,7 +10164,7 @@
                   <w:szCs w:val="16"/>
                   <w:u w:val="single" w:color="2E75B6"/>
                 </w:rPr>
-                <w:t xml:space="preserve">Length Measurements to a Fraction of an Inch (Flexbook)</w:t>
+                <w:t xml:space="preserve">Arc length</w:t>
               </w:r>
             </w:hyperlink>
           </w:p>
@@ -10180,7 +10180,7 @@
                 <w:sz w:val="14"/>
                 <w:szCs w:val="14"/>
               </w:rPr>
-              <w:t xml:space="preserve">Source: CK-12</w:t>
+              <w:t xml:space="preserve">Source: Khan Academy (English - US curriculum)</w:t>
             </w:r>
           </w:p>
           <w:p>
@@ -10188,7 +10188,7 @@
               <w:spacing w:after="10" w:before="0"/>
               <w:ind w:left="120"/>
             </w:pPr>
-            <w:hyperlink w:history="1" r:id="rIdvpv-h0mc-eavbjhin27vh">
+            <w:hyperlink w:history="1" r:id="rIdoix_lduv49f-hcjbp5vy6">
               <w:r>
                 <w:rPr>
                   <w:rFonts w:ascii="Arial" w:cs="Arial" w:eastAsia="Arial" w:hAnsi="Arial"/>
@@ -11675,7 +11675,7 @@
             <w:pPr>
               <w:spacing w:after="20" w:before="0"/>
             </w:pPr>
-            <w:hyperlink w:history="1" r:id="rId_v04cgo0zd1uy8se41vdn">
+            <w:hyperlink w:history="1" r:id="rIdx9ozlkdvyntnzemphpqmc">
               <w:r>
                 <w:rPr>
                   <w:rFonts w:ascii="Arial" w:cs="Arial" w:eastAsia="Arial" w:hAnsi="Arial"/>
@@ -11684,7 +11684,7 @@
                   <w:szCs w:val="16"/>
                   <w:u w:val="single" w:color="2E75B6"/>
                 </w:rPr>
-                <w:t xml:space="preserve">Video: Circuit Construction Kit: DC</w:t>
+                <w:t xml:space="preserve">Area of a sector</w:t>
               </w:r>
             </w:hyperlink>
           </w:p>
@@ -11700,7 +11700,7 @@
                 <w:sz w:val="14"/>
                 <w:szCs w:val="14"/>
               </w:rPr>
-              <w:t xml:space="preserve">Source: PhET Interactive Simulations (English)</w:t>
+              <w:t xml:space="preserve">Source: Khan Academy (English - US curriculum)</w:t>
             </w:r>
           </w:p>
           <w:p>
@@ -11708,7 +11708,7 @@
               <w:spacing w:after="10" w:before="0"/>
               <w:ind w:left="120"/>
             </w:pPr>
-            <w:hyperlink w:history="1" r:id="rIdt7jishp1qpxozip2rpfp4">
+            <w:hyperlink w:history="1" r:id="rIdee6lj5jfvbjs8tvena7rm">
               <w:r>
                 <w:rPr>
                   <w:rFonts w:ascii="Arial" w:cs="Arial" w:eastAsia="Arial" w:hAnsi="Arial"/>
@@ -11746,14 +11746,14 @@
                 <w:sz w:val="16"/>
                 <w:szCs w:val="16"/>
               </w:rPr>
-              <w:t xml:space="preserve">📖 HTML:</w:t>
+              <w:t xml:space="preserve">📖 EXERCISE:</w:t>
             </w:r>
           </w:p>
           <w:p>
             <w:pPr>
               <w:spacing w:after="20" w:before="0"/>
             </w:pPr>
-            <w:hyperlink w:history="1" r:id="rId8bsvp0nokmuvdnprkphvk">
+            <w:hyperlink w:history="1" r:id="rIdqsm7kupojf74ukg5qkaui">
               <w:r>
                 <w:rPr>
                   <w:rFonts w:ascii="Arial" w:cs="Arial" w:eastAsia="Arial" w:hAnsi="Arial"/>
@@ -11762,7 +11762,7 @@
                   <w:szCs w:val="16"/>
                   <w:u w:val="single" w:color="2E75B6"/>
                 </w:rPr>
-                <w:t xml:space="preserve">Quadratic Formula (Flexbook)</w:t>
+                <w:t xml:space="preserve">Radians &amp; arc length</w:t>
               </w:r>
             </w:hyperlink>
           </w:p>
@@ -11778,7 +11778,7 @@
                 <w:sz w:val="14"/>
                 <w:szCs w:val="14"/>
               </w:rPr>
-              <w:t xml:space="preserve">Source: CK-12</w:t>
+              <w:t xml:space="preserve">Source: Khan Academy (English - US curriculum)</w:t>
             </w:r>
           </w:p>
           <w:p>
@@ -11786,7 +11786,7 @@
               <w:spacing w:after="10" w:before="0"/>
               <w:ind w:left="120"/>
             </w:pPr>
-            <w:hyperlink w:history="1" r:id="rIdbybhhqrwnxqatwhiyzjuv">
+            <w:hyperlink w:history="1" r:id="rIdxcy81iq6yszroscxgjgqh">
               <w:r>
                 <w:rPr>
                   <w:rFonts w:ascii="Arial" w:cs="Arial" w:eastAsia="Arial" w:hAnsi="Arial"/>
@@ -11981,7 +11981,7 @@
             <w:pPr>
               <w:spacing w:after="20" w:before="0"/>
             </w:pPr>
-            <w:hyperlink w:history="1" r:id="rIdinqxj-wxz-xi5iyflqnnb">
+            <w:hyperlink w:history="1" r:id="rIdrbppyuogsziu_0ipnaj3n">
               <w:r>
                 <w:rPr>
                   <w:rFonts w:ascii="Arial" w:cs="Arial" w:eastAsia="Arial" w:hAnsi="Arial"/>
@@ -11990,7 +11990,7 @@
                   <w:szCs w:val="16"/>
                   <w:u w:val="single" w:color="2E75B6"/>
                 </w:rPr>
-                <w:t xml:space="preserve">Video: Circuit Construction Kit: DC</w:t>
+                <w:t xml:space="preserve">Area of a circle</w:t>
               </w:r>
             </w:hyperlink>
           </w:p>
@@ -12006,7 +12006,7 @@
                 <w:sz w:val="14"/>
                 <w:szCs w:val="14"/>
               </w:rPr>
-              <w:t xml:space="preserve">Source: PhET Interactive Simulations (English)</w:t>
+              <w:t xml:space="preserve">Source: Khan Academy (English - US curriculum)</w:t>
             </w:r>
           </w:p>
           <w:p>
@@ -12014,7 +12014,7 @@
               <w:spacing w:after="10" w:before="0"/>
               <w:ind w:left="120"/>
             </w:pPr>
-            <w:hyperlink w:history="1" r:id="rIdmz2cb_r_vzlwbxxuyql8l">
+            <w:hyperlink w:history="1" r:id="rIdkefrg41-octyzhrjus7gf">
               <w:r>
                 <w:rPr>
                   <w:rFonts w:ascii="Arial" w:cs="Arial" w:eastAsia="Arial" w:hAnsi="Arial"/>
@@ -12052,14 +12052,14 @@
                 <w:sz w:val="16"/>
                 <w:szCs w:val="16"/>
               </w:rPr>
-              <w:t xml:space="preserve">📖 HTML:</w:t>
+              <w:t xml:space="preserve">📖 EXERCISE:</w:t>
             </w:r>
           </w:p>
           <w:p>
             <w:pPr>
               <w:spacing w:after="20" w:before="0"/>
             </w:pPr>
-            <w:hyperlink w:history="1" r:id="rId8wknzy7_r8w39r0qg-ovh">
+            <w:hyperlink w:history="1" r:id="rIdo42fgko590vd_4otpfqr7">
               <w:r>
                 <w:rPr>
                   <w:rFonts w:ascii="Arial" w:cs="Arial" w:eastAsia="Arial" w:hAnsi="Arial"/>
@@ -12068,7 +12068,7 @@
                   <w:szCs w:val="16"/>
                   <w:u w:val="single" w:color="2E75B6"/>
                 </w:rPr>
-                <w:t xml:space="preserve">Quadratic Formula (Flexbook)</w:t>
+                <w:t xml:space="preserve">Area of a sector</w:t>
               </w:r>
             </w:hyperlink>
           </w:p>
@@ -12084,7 +12084,7 @@
                 <w:sz w:val="14"/>
                 <w:szCs w:val="14"/>
               </w:rPr>
-              <w:t xml:space="preserve">Source: CK-12</w:t>
+              <w:t xml:space="preserve">Source: Khan Academy (English - US curriculum)</w:t>
             </w:r>
           </w:p>
           <w:p>
@@ -12092,7 +12092,7 @@
               <w:spacing w:after="10" w:before="0"/>
               <w:ind w:left="120"/>
             </w:pPr>
-            <w:hyperlink w:history="1" r:id="rIda_zde-9gskj16wk4cubpj">
+            <w:hyperlink w:history="1" r:id="rIdx0qsnlsrm-lnc9eqzlbv5">
               <w:r>
                 <w:rPr>
                   <w:rFonts w:ascii="Arial" w:cs="Arial" w:eastAsia="Arial" w:hAnsi="Arial"/>
@@ -12287,7 +12287,7 @@
             <w:pPr>
               <w:spacing w:after="20" w:before="0"/>
             </w:pPr>
-            <w:hyperlink w:history="1" r:id="rIdagdgraeaxrp04xyx44nhq">
+            <w:hyperlink w:history="1" r:id="rId9fm1rhz73dkv9fwxirsu5">
               <w:r>
                 <w:rPr>
                   <w:rFonts w:ascii="Arial" w:cs="Arial" w:eastAsia="Arial" w:hAnsi="Arial"/>
@@ -12296,7 +12296,7 @@
                   <w:szCs w:val="16"/>
                   <w:u w:val="single" w:color="2E75B6"/>
                 </w:rPr>
-                <w:t xml:space="preserve">Video: Circuit Construction Kit: DC</w:t>
+                <w:t xml:space="preserve">Subtended angle from arc length</w:t>
               </w:r>
             </w:hyperlink>
           </w:p>
@@ -12312,7 +12312,7 @@
                 <w:sz w:val="14"/>
                 <w:szCs w:val="14"/>
               </w:rPr>
-              <w:t xml:space="preserve">Source: PhET Interactive Simulations (English)</w:t>
+              <w:t xml:space="preserve">Source: Khan Academy (English - US curriculum)</w:t>
             </w:r>
           </w:p>
           <w:p>
@@ -12320,7 +12320,7 @@
               <w:spacing w:after="10" w:before="0"/>
               <w:ind w:left="120"/>
             </w:pPr>
-            <w:hyperlink w:history="1" r:id="rIdtsbwmsuwbza3naqq-_adb">
+            <w:hyperlink w:history="1" r:id="rId1g_dpvrdqgnne7epti_hu">
               <w:r>
                 <w:rPr>
                   <w:rFonts w:ascii="Arial" w:cs="Arial" w:eastAsia="Arial" w:hAnsi="Arial"/>
@@ -12358,14 +12358,14 @@
                 <w:sz w:val="16"/>
                 <w:szCs w:val="16"/>
               </w:rPr>
-              <w:t xml:space="preserve">📖 HTML:</w:t>
+              <w:t xml:space="preserve">📖 EXERCISE:</w:t>
             </w:r>
           </w:p>
           <w:p>
             <w:pPr>
               <w:spacing w:after="20" w:before="0"/>
             </w:pPr>
-            <w:hyperlink w:history="1" r:id="rIdujswzmyunwuhnazhc-vtw">
+            <w:hyperlink w:history="1" r:id="rIdx9wgjlvwjii-bau9xevqp">
               <w:r>
                 <w:rPr>
                   <w:rFonts w:ascii="Arial" w:cs="Arial" w:eastAsia="Arial" w:hAnsi="Arial"/>
@@ -12374,7 +12374,7 @@
                   <w:szCs w:val="16"/>
                   <w:u w:val="single" w:color="2E75B6"/>
                 </w:rPr>
-                <w:t xml:space="preserve">Quadratic Formula (Flexbook)</w:t>
+                <w:t xml:space="preserve">Arc length</w:t>
               </w:r>
             </w:hyperlink>
           </w:p>
@@ -12390,7 +12390,7 @@
                 <w:sz w:val="14"/>
                 <w:szCs w:val="14"/>
               </w:rPr>
-              <w:t xml:space="preserve">Source: CK-12</w:t>
+              <w:t xml:space="preserve">Source: Khan Academy (English - US curriculum)</w:t>
             </w:r>
           </w:p>
           <w:p>
@@ -12398,7 +12398,7 @@
               <w:spacing w:after="10" w:before="0"/>
               <w:ind w:left="120"/>
             </w:pPr>
-            <w:hyperlink w:history="1" r:id="rIdhuyy5_nwxtwu5sj9wtuvp">
+            <w:hyperlink w:history="1" r:id="rId7utkoyaxebgfmu5tcwsdc">
               <w:r>
                 <w:rPr>
                   <w:rFonts w:ascii="Arial" w:cs="Arial" w:eastAsia="Arial" w:hAnsi="Arial"/>
@@ -12593,7 +12593,7 @@
             <w:pPr>
               <w:spacing w:after="20" w:before="0"/>
             </w:pPr>
-            <w:hyperlink w:history="1" r:id="rId1oxwosxen5mxzqlhs-bee">
+            <w:hyperlink w:history="1" r:id="rIdblf5o6-jzbr3soy82zsjd">
               <w:r>
                 <w:rPr>
                   <w:rFonts w:ascii="Arial" w:cs="Arial" w:eastAsia="Arial" w:hAnsi="Arial"/>
@@ -12602,7 +12602,7 @@
                   <w:szCs w:val="16"/>
                   <w:u w:val="single" w:color="2E75B6"/>
                 </w:rPr>
-                <w:t xml:space="preserve">Video: Circuit Construction Kit: DC</w:t>
+                <w:t xml:space="preserve">Arc length as fraction of circumference</w:t>
               </w:r>
             </w:hyperlink>
           </w:p>
@@ -12618,7 +12618,7 @@
                 <w:sz w:val="14"/>
                 <w:szCs w:val="14"/>
               </w:rPr>
-              <w:t xml:space="preserve">Source: PhET Interactive Simulations (English)</w:t>
+              <w:t xml:space="preserve">Source: Khan Academy (English - US curriculum)</w:t>
             </w:r>
           </w:p>
           <w:p>
@@ -12626,7 +12626,7 @@
               <w:spacing w:after="10" w:before="0"/>
               <w:ind w:left="120"/>
             </w:pPr>
-            <w:hyperlink w:history="1" r:id="rIdemy78havaejaaza6ut_cv">
+            <w:hyperlink w:history="1" r:id="rIdzfxfyvysiyduywuotd5es">
               <w:r>
                 <w:rPr>
                   <w:rFonts w:ascii="Arial" w:cs="Arial" w:eastAsia="Arial" w:hAnsi="Arial"/>
@@ -12671,7 +12671,7 @@
             <w:pPr>
               <w:spacing w:after="20" w:before="0"/>
             </w:pPr>
-            <w:hyperlink w:history="1" r:id="rIdb2erzkvu2aecytmi0ywlg">
+            <w:hyperlink w:history="1" r:id="rId2wgbs28iubcaeeyael2fl">
               <w:r>
                 <w:rPr>
                   <w:rFonts w:ascii="Arial" w:cs="Arial" w:eastAsia="Arial" w:hAnsi="Arial"/>
@@ -12680,7 +12680,7 @@
                   <w:szCs w:val="16"/>
                   <w:u w:val="single" w:color="2E75B6"/>
                 </w:rPr>
-                <w:t xml:space="preserve">Quadratic Formula (Flexbook)</w:t>
+                <w:t xml:space="preserve">Radius or Diameter of a Circle Given Area (Flexbook)</w:t>
               </w:r>
             </w:hyperlink>
           </w:p>
@@ -12704,7 +12704,7 @@
               <w:spacing w:after="10" w:before="0"/>
               <w:ind w:left="120"/>
             </w:pPr>
-            <w:hyperlink w:history="1" r:id="rIdbb7j9zesz39os3nzlxdjv">
+            <w:hyperlink w:history="1" r:id="rIdzq3qrgege4xtzefigfidp">
               <w:r>
                 <w:rPr>
                   <w:rFonts w:ascii="Arial" w:cs="Arial" w:eastAsia="Arial" w:hAnsi="Arial"/>
@@ -12899,7 +12899,7 @@
             <w:pPr>
               <w:spacing w:after="20" w:before="0"/>
             </w:pPr>
-            <w:hyperlink w:history="1" r:id="rIdtiuyqvi3u145vo1_pkdqv">
+            <w:hyperlink w:history="1" r:id="rIdd8oae8oydy8ge75mczwvd">
               <w:r>
                 <w:rPr>
                   <w:rFonts w:ascii="Arial" w:cs="Arial" w:eastAsia="Arial" w:hAnsi="Arial"/>
@@ -12908,7 +12908,7 @@
                   <w:szCs w:val="16"/>
                   <w:u w:val="single" w:color="2E75B6"/>
                 </w:rPr>
-                <w:t xml:space="preserve">Video: Circuit Construction Kit: DC</w:t>
+                <w:t xml:space="preserve">Area of a sector</w:t>
               </w:r>
             </w:hyperlink>
           </w:p>
@@ -12924,7 +12924,7 @@
                 <w:sz w:val="14"/>
                 <w:szCs w:val="14"/>
               </w:rPr>
-              <w:t xml:space="preserve">Source: PhET Interactive Simulations (English)</w:t>
+              <w:t xml:space="preserve">Source: Khan Academy (English - US curriculum)</w:t>
             </w:r>
           </w:p>
           <w:p>
@@ -12932,7 +12932,7 @@
               <w:spacing w:after="10" w:before="0"/>
               <w:ind w:left="120"/>
             </w:pPr>
-            <w:hyperlink w:history="1" r:id="rIdtlm0fnih362ojimxcgkp-">
+            <w:hyperlink w:history="1" r:id="rIdcsplqqhm0xb70owkpgdcl">
               <w:r>
                 <w:rPr>
                   <w:rFonts w:ascii="Arial" w:cs="Arial" w:eastAsia="Arial" w:hAnsi="Arial"/>
@@ -12970,14 +12970,14 @@
                 <w:sz w:val="16"/>
                 <w:szCs w:val="16"/>
               </w:rPr>
-              <w:t xml:space="preserve">📖 HTML:</w:t>
+              <w:t xml:space="preserve">📖 EXERCISE:</w:t>
             </w:r>
           </w:p>
           <w:p>
             <w:pPr>
               <w:spacing w:after="20" w:before="0"/>
             </w:pPr>
-            <w:hyperlink w:history="1" r:id="rIdh9svhbbhujv2o9yxzphqv">
+            <w:hyperlink w:history="1" r:id="rIdmexc_isa3p9ritpe6novb">
               <w:r>
                 <w:rPr>
                   <w:rFonts w:ascii="Arial" w:cs="Arial" w:eastAsia="Arial" w:hAnsi="Arial"/>
@@ -12986,7 +12986,7 @@
                   <w:szCs w:val="16"/>
                   <w:u w:val="single" w:color="2E75B6"/>
                 </w:rPr>
-                <w:t xml:space="preserve">Quadratic Formula (Flexbook)</w:t>
+                <w:t xml:space="preserve">Radius or Diameter of a Circle Given Area Practice</w:t>
               </w:r>
             </w:hyperlink>
           </w:p>
@@ -13010,7 +13010,7 @@
               <w:spacing w:after="10" w:before="0"/>
               <w:ind w:left="120"/>
             </w:pPr>
-            <w:hyperlink w:history="1" r:id="rIdi4-t9zq7asowuutviffsn">
+            <w:hyperlink w:history="1" r:id="rIdv_wqkrqa8xjjzz6sfocxc">
               <w:r>
                 <w:rPr>
                   <w:rFonts w:ascii="Arial" w:cs="Arial" w:eastAsia="Arial" w:hAnsi="Arial"/>
@@ -14592,7 +14592,7 @@
             <w:pPr>
               <w:spacing w:after="20" w:before="0"/>
             </w:pPr>
-            <w:hyperlink w:history="1" r:id="rIdctbyzyl0kyeohjpqbsgt1">
+            <w:hyperlink w:history="1" r:id="rIdnfuwdwkei2zp4khtt0iyl">
               <w:r>
                 <w:rPr>
                   <w:rFonts w:ascii="Arial" w:cs="Arial" w:eastAsia="Arial" w:hAnsi="Arial"/>
@@ -14601,7 +14601,7 @@
                   <w:szCs w:val="16"/>
                   <w:u w:val="single" w:color="2E75B6"/>
                 </w:rPr>
-                <w:t xml:space="preserve">More on Normal force (shoe on floor)</w:t>
+                <w:t xml:space="preserve">Area of a sector</w:t>
               </w:r>
             </w:hyperlink>
           </w:p>
@@ -14625,7 +14625,7 @@
               <w:spacing w:after="10" w:before="0"/>
               <w:ind w:left="120"/>
             </w:pPr>
-            <w:hyperlink w:history="1" r:id="rIdh0j2a9xfjfjm-quft71i6">
+            <w:hyperlink w:history="1" r:id="rIdt3jtfy_v2cvbd-t71wja3">
               <w:r>
                 <w:rPr>
                   <w:rFonts w:ascii="Arial" w:cs="Arial" w:eastAsia="Arial" w:hAnsi="Arial"/>
@@ -14663,14 +14663,14 @@
                 <w:sz w:val="16"/>
                 <w:szCs w:val="16"/>
               </w:rPr>
-              <w:t xml:space="preserve">📖 HTML:</w:t>
+              <w:t xml:space="preserve">📖 EXERCISE:</w:t>
             </w:r>
           </w:p>
           <w:p>
             <w:pPr>
               <w:spacing w:after="20" w:before="0"/>
             </w:pPr>
-            <w:hyperlink w:history="1" r:id="rIddbaoymhgx7rnq6zytekfo">
+            <w:hyperlink w:history="1" r:id="rIdrky461kohpzqwwybrgklc">
               <w:r>
                 <w:rPr>
                   <w:rFonts w:ascii="Arial" w:cs="Arial" w:eastAsia="Arial" w:hAnsi="Arial"/>
@@ -14679,7 +14679,7 @@
                   <w:szCs w:val="16"/>
                   <w:u w:val="single" w:color="2E75B6"/>
                 </w:rPr>
-                <w:t xml:space="preserve">Proportions with Angle Bisectors (Flexbook)</w:t>
+                <w:t xml:space="preserve">Area of a sector</w:t>
               </w:r>
             </w:hyperlink>
           </w:p>
@@ -14695,7 +14695,7 @@
                 <w:sz w:val="14"/>
                 <w:szCs w:val="14"/>
               </w:rPr>
-              <w:t xml:space="preserve">Source: CK-12</w:t>
+              <w:t xml:space="preserve">Source: Khan Academy (English - US curriculum)</w:t>
             </w:r>
           </w:p>
           <w:p>
@@ -14703,7 +14703,7 @@
               <w:spacing w:after="10" w:before="0"/>
               <w:ind w:left="120"/>
             </w:pPr>
-            <w:hyperlink w:history="1" r:id="rIdijj4zeivvvax79njvtj-j">
+            <w:hyperlink w:history="1" r:id="rIdcrwejbxvbv3b01kpzervo">
               <w:r>
                 <w:rPr>
                   <w:rFonts w:ascii="Arial" w:cs="Arial" w:eastAsia="Arial" w:hAnsi="Arial"/>
@@ -14898,7 +14898,7 @@
             <w:pPr>
               <w:spacing w:after="20" w:before="0"/>
             </w:pPr>
-            <w:hyperlink w:history="1" r:id="rIdnf8gnzl7m5yfm_03c5bhj">
+            <w:hyperlink w:history="1" r:id="rIdidhawlux08n6yo0uilpn6">
               <w:r>
                 <w:rPr>
                   <w:rFonts w:ascii="Arial" w:cs="Arial" w:eastAsia="Arial" w:hAnsi="Arial"/>
@@ -14907,7 +14907,7 @@
                   <w:szCs w:val="16"/>
                   <w:u w:val="single" w:color="2E75B6"/>
                 </w:rPr>
-                <w:t xml:space="preserve">More on Normal force (shoe on floor)</w:t>
+                <w:t xml:space="preserve">Area of a sector</w:t>
               </w:r>
             </w:hyperlink>
           </w:p>
@@ -14931,7 +14931,7 @@
               <w:spacing w:after="10" w:before="0"/>
               <w:ind w:left="120"/>
             </w:pPr>
-            <w:hyperlink w:history="1" r:id="rIdmeido4nczrej2r-ebipzv">
+            <w:hyperlink w:history="1" r:id="rIdsduob0cv5cgx3j6okn947">
               <w:r>
                 <w:rPr>
                   <w:rFonts w:ascii="Arial" w:cs="Arial" w:eastAsia="Arial" w:hAnsi="Arial"/>
@@ -14969,14 +14969,14 @@
                 <w:sz w:val="16"/>
                 <w:szCs w:val="16"/>
               </w:rPr>
-              <w:t xml:space="preserve">📖 HTML:</w:t>
+              <w:t xml:space="preserve">📖 EXERCISE:</w:t>
             </w:r>
           </w:p>
           <w:p>
             <w:pPr>
               <w:spacing w:after="20" w:before="0"/>
             </w:pPr>
-            <w:hyperlink w:history="1" r:id="rIdc2q4m5azc5mkpnq0uqigl">
+            <w:hyperlink w:history="1" r:id="rId-dahvtq3qpoqlgv61izyl">
               <w:r>
                 <w:rPr>
                   <w:rFonts w:ascii="Arial" w:cs="Arial" w:eastAsia="Arial" w:hAnsi="Arial"/>
@@ -14985,7 +14985,7 @@
                   <w:szCs w:val="16"/>
                   <w:u w:val="single" w:color="2E75B6"/>
                 </w:rPr>
-                <w:t xml:space="preserve">Proportions with Angle Bisectors (Flexbook)</w:t>
+                <w:t xml:space="preserve">Area of a sector</w:t>
               </w:r>
             </w:hyperlink>
           </w:p>
@@ -15001,7 +15001,7 @@
                 <w:sz w:val="14"/>
                 <w:szCs w:val="14"/>
               </w:rPr>
-              <w:t xml:space="preserve">Source: CK-12</w:t>
+              <w:t xml:space="preserve">Source: Khan Academy (English - US curriculum)</w:t>
             </w:r>
           </w:p>
           <w:p>
@@ -15009,7 +15009,7 @@
               <w:spacing w:after="10" w:before="0"/>
               <w:ind w:left="120"/>
             </w:pPr>
-            <w:hyperlink w:history="1" r:id="rId0tj4xjrg_qdh0wicurs9i">
+            <w:hyperlink w:history="1" r:id="rIdbr6mh0ml47y08zrhffahn">
               <w:r>
                 <w:rPr>
                   <w:rFonts w:ascii="Arial" w:cs="Arial" w:eastAsia="Arial" w:hAnsi="Arial"/>
@@ -15204,7 +15204,7 @@
             <w:pPr>
               <w:spacing w:after="20" w:before="0"/>
             </w:pPr>
-            <w:hyperlink w:history="1" r:id="rIdttx2k_oscqhn2hoxve3qm">
+            <w:hyperlink w:history="1" r:id="rIdsrx68csulsz0zcc82tla3">
               <w:r>
                 <w:rPr>
                   <w:rFonts w:ascii="Arial" w:cs="Arial" w:eastAsia="Arial" w:hAnsi="Arial"/>
@@ -15213,7 +15213,7 @@
                   <w:szCs w:val="16"/>
                   <w:u w:val="single" w:color="2E75B6"/>
                 </w:rPr>
-                <w:t xml:space="preserve">More on Normal force (shoe on floor)</w:t>
+                <w:t xml:space="preserve">Area of a sector</w:t>
               </w:r>
             </w:hyperlink>
           </w:p>
@@ -15237,7 +15237,7 @@
               <w:spacing w:after="10" w:before="0"/>
               <w:ind w:left="120"/>
             </w:pPr>
-            <w:hyperlink w:history="1" r:id="rIdgyczdnhnbi7vdkjg8ezlm">
+            <w:hyperlink w:history="1" r:id="rIdppie4agoaldcu4ymnvz7k">
               <w:r>
                 <w:rPr>
                   <w:rFonts w:ascii="Arial" w:cs="Arial" w:eastAsia="Arial" w:hAnsi="Arial"/>
@@ -15275,14 +15275,14 @@
                 <w:sz w:val="16"/>
                 <w:szCs w:val="16"/>
               </w:rPr>
-              <w:t xml:space="preserve">📖 HTML:</w:t>
+              <w:t xml:space="preserve">📖 EXERCISE:</w:t>
             </w:r>
           </w:p>
           <w:p>
             <w:pPr>
               <w:spacing w:after="20" w:before="0"/>
             </w:pPr>
-            <w:hyperlink w:history="1" r:id="rIdayv_065dpetqqlvec2fl-">
+            <w:hyperlink w:history="1" r:id="rIdlqcwz3l_aofsvgrxbavsc">
               <w:r>
                 <w:rPr>
                   <w:rFonts w:ascii="Arial" w:cs="Arial" w:eastAsia="Arial" w:hAnsi="Arial"/>
@@ -15291,7 +15291,7 @@
                   <w:szCs w:val="16"/>
                   <w:u w:val="single" w:color="2E75B6"/>
                 </w:rPr>
-                <w:t xml:space="preserve">Proportions with Angle Bisectors (Flexbook)</w:t>
+                <w:t xml:space="preserve">Area of a sector</w:t>
               </w:r>
             </w:hyperlink>
           </w:p>
@@ -15307,7 +15307,7 @@
                 <w:sz w:val="14"/>
                 <w:szCs w:val="14"/>
               </w:rPr>
-              <w:t xml:space="preserve">Source: CK-12</w:t>
+              <w:t xml:space="preserve">Source: Khan Academy (English - US curriculum)</w:t>
             </w:r>
           </w:p>
           <w:p>
@@ -15315,7 +15315,7 @@
               <w:spacing w:after="10" w:before="0"/>
               <w:ind w:left="120"/>
             </w:pPr>
-            <w:hyperlink w:history="1" r:id="rId29_0vpc5rqksladnm1-s7">
+            <w:hyperlink w:history="1" r:id="rIdr5vz7ryfwzzvytwu1svah">
               <w:r>
                 <w:rPr>
                   <w:rFonts w:ascii="Arial" w:cs="Arial" w:eastAsia="Arial" w:hAnsi="Arial"/>
@@ -15510,7 +15510,7 @@
             <w:pPr>
               <w:spacing w:after="20" w:before="0"/>
             </w:pPr>
-            <w:hyperlink w:history="1" r:id="rIdwn8kog_5371kjhwn4jzep">
+            <w:hyperlink w:history="1" r:id="rIdnhbcbdbwqjnz-6g2vynng">
               <w:r>
                 <w:rPr>
                   <w:rFonts w:ascii="Arial" w:cs="Arial" w:eastAsia="Arial" w:hAnsi="Arial"/>
@@ -15519,7 +15519,7 @@
                   <w:szCs w:val="16"/>
                   <w:u w:val="single" w:color="2E75B6"/>
                 </w:rPr>
-                <w:t xml:space="preserve">More on Normal force (shoe on floor)</w:t>
+                <w:t xml:space="preserve">Area of a sector</w:t>
               </w:r>
             </w:hyperlink>
           </w:p>
@@ -15543,7 +15543,7 @@
               <w:spacing w:after="10" w:before="0"/>
               <w:ind w:left="120"/>
             </w:pPr>
-            <w:hyperlink w:history="1" r:id="rIdx9lcu9e0-nabdgxtmqpr3">
+            <w:hyperlink w:history="1" r:id="rIdurb_4wg3psaydi5svced7">
               <w:r>
                 <w:rPr>
                   <w:rFonts w:ascii="Arial" w:cs="Arial" w:eastAsia="Arial" w:hAnsi="Arial"/>
@@ -15581,14 +15581,14 @@
                 <w:sz w:val="16"/>
                 <w:szCs w:val="16"/>
               </w:rPr>
-              <w:t xml:space="preserve">📖 HTML:</w:t>
+              <w:t xml:space="preserve">📖 EXERCISE:</w:t>
             </w:r>
           </w:p>
           <w:p>
             <w:pPr>
               <w:spacing w:after="20" w:before="0"/>
             </w:pPr>
-            <w:hyperlink w:history="1" r:id="rIdgahr4ee9k8nd6xq7oabne">
+            <w:hyperlink w:history="1" r:id="rId9x1cahnfsn9ugsjpoweqs">
               <w:r>
                 <w:rPr>
                   <w:rFonts w:ascii="Arial" w:cs="Arial" w:eastAsia="Arial" w:hAnsi="Arial"/>
@@ -15597,7 +15597,7 @@
                   <w:szCs w:val="16"/>
                   <w:u w:val="single" w:color="2E75B6"/>
                 </w:rPr>
-                <w:t xml:space="preserve">Proportions with Angle Bisectors (Flexbook)</w:t>
+                <w:t xml:space="preserve">Area of a sector</w:t>
               </w:r>
             </w:hyperlink>
           </w:p>
@@ -15613,7 +15613,7 @@
                 <w:sz w:val="14"/>
                 <w:szCs w:val="14"/>
               </w:rPr>
-              <w:t xml:space="preserve">Source: CK-12</w:t>
+              <w:t xml:space="preserve">Source: Khan Academy (English - US curriculum)</w:t>
             </w:r>
           </w:p>
           <w:p>
@@ -15621,7 +15621,7 @@
               <w:spacing w:after="10" w:before="0"/>
               <w:ind w:left="120"/>
             </w:pPr>
-            <w:hyperlink w:history="1" r:id="rIdh5plzbhdo1vedmmfn8yq9">
+            <w:hyperlink w:history="1" r:id="rIdkazpzxkd4xtuxqr1naw7i">
               <w:r>
                 <w:rPr>
                   <w:rFonts w:ascii="Arial" w:cs="Arial" w:eastAsia="Arial" w:hAnsi="Arial"/>
@@ -15816,7 +15816,7 @@
             <w:pPr>
               <w:spacing w:after="20" w:before="0"/>
             </w:pPr>
-            <w:hyperlink w:history="1" r:id="rId1hh1z_wkynpxnactpne9g">
+            <w:hyperlink w:history="1" r:id="rId4qntsxu8voyimzlshtj2f">
               <w:r>
                 <w:rPr>
                   <w:rFonts w:ascii="Arial" w:cs="Arial" w:eastAsia="Arial" w:hAnsi="Arial"/>
@@ -15825,7 +15825,7 @@
                   <w:szCs w:val="16"/>
                   <w:u w:val="single" w:color="2E75B6"/>
                 </w:rPr>
-                <w:t xml:space="preserve">More on Normal force (shoe on floor)</w:t>
+                <w:t xml:space="preserve">Area of a sector</w:t>
               </w:r>
             </w:hyperlink>
           </w:p>
@@ -15849,7 +15849,7 @@
               <w:spacing w:after="10" w:before="0"/>
               <w:ind w:left="120"/>
             </w:pPr>
-            <w:hyperlink w:history="1" r:id="rIdvcwlq-jmedlufp4oqojhx">
+            <w:hyperlink w:history="1" r:id="rIduviig547iwbf6jervqxj2">
               <w:r>
                 <w:rPr>
                   <w:rFonts w:ascii="Arial" w:cs="Arial" w:eastAsia="Arial" w:hAnsi="Arial"/>
@@ -15887,14 +15887,14 @@
                 <w:sz w:val="16"/>
                 <w:szCs w:val="16"/>
               </w:rPr>
-              <w:t xml:space="preserve">📖 HTML:</w:t>
+              <w:t xml:space="preserve">📖 EXERCISE:</w:t>
             </w:r>
           </w:p>
           <w:p>
             <w:pPr>
               <w:spacing w:after="20" w:before="0"/>
             </w:pPr>
-            <w:hyperlink w:history="1" r:id="rIdijelqrtgfjtsjs6f9kvqu">
+            <w:hyperlink w:history="1" r:id="rIdz88pggwptwbpahhjbd36o">
               <w:r>
                 <w:rPr>
                   <w:rFonts w:ascii="Arial" w:cs="Arial" w:eastAsia="Arial" w:hAnsi="Arial"/>
@@ -15903,7 +15903,7 @@
                   <w:szCs w:val="16"/>
                   <w:u w:val="single" w:color="2E75B6"/>
                 </w:rPr>
-                <w:t xml:space="preserve">Proportions with Angle Bisectors (Flexbook)</w:t>
+                <w:t xml:space="preserve">Area of a sector</w:t>
               </w:r>
             </w:hyperlink>
           </w:p>
@@ -15919,7 +15919,7 @@
                 <w:sz w:val="14"/>
                 <w:szCs w:val="14"/>
               </w:rPr>
-              <w:t xml:space="preserve">Source: CK-12</w:t>
+              <w:t xml:space="preserve">Source: Khan Academy (English - US curriculum)</w:t>
             </w:r>
           </w:p>
           <w:p>
@@ -15927,7 +15927,7 @@
               <w:spacing w:after="10" w:before="0"/>
               <w:ind w:left="120"/>
             </w:pPr>
-            <w:hyperlink w:history="1" r:id="rIdtbrq5sk0a4qk4oec2c2lg">
+            <w:hyperlink w:history="1" r:id="rIdf7autpjiwhs4y9740uehk">
               <w:r>
                 <w:rPr>
                   <w:rFonts w:ascii="Arial" w:cs="Arial" w:eastAsia="Arial" w:hAnsi="Arial"/>
@@ -17414,7 +17414,7 @@
             <w:pPr>
               <w:spacing w:after="20" w:before="0"/>
             </w:pPr>
-            <w:hyperlink w:history="1" r:id="rId3kixth0loyh7h0gfu5ndf">
+            <w:hyperlink w:history="1" r:id="rIdiejhtfypxioumwtcrsixs">
               <w:r>
                 <w:rPr>
                   <w:rFonts w:ascii="Arial" w:cs="Arial" w:eastAsia="Arial" w:hAnsi="Arial"/>
@@ -17423,7 +17423,7 @@
                   <w:szCs w:val="16"/>
                   <w:u w:val="single" w:color="2E75B6"/>
                 </w:rPr>
-                <w:t xml:space="preserve">Determining the Unknown Angle in an Isosceles Triangle</w:t>
+                <w:t xml:space="preserve">Geometry proof problem: squared circle</w:t>
               </w:r>
             </w:hyperlink>
           </w:p>
@@ -17439,7 +17439,7 @@
                 <w:sz w:val="14"/>
                 <w:szCs w:val="14"/>
               </w:rPr>
-              <w:t xml:space="preserve">Source: CK-12</w:t>
+              <w:t xml:space="preserve">Source: Khan Academy (English - US curriculum)</w:t>
             </w:r>
           </w:p>
           <w:p>
@@ -17447,7 +17447,7 @@
               <w:spacing w:after="10" w:before="0"/>
               <w:ind w:left="120"/>
             </w:pPr>
-            <w:hyperlink w:history="1" r:id="rIdxvptofvj6h4koq6x1lx6z">
+            <w:hyperlink w:history="1" r:id="rIdmy87l43kumqrqymyfpolc">
               <w:r>
                 <w:rPr>
                   <w:rFonts w:ascii="Arial" w:cs="Arial" w:eastAsia="Arial" w:hAnsi="Arial"/>
@@ -17485,14 +17485,14 @@
                 <w:sz w:val="16"/>
                 <w:szCs w:val="16"/>
               </w:rPr>
-              <w:t xml:space="preserve">📖 HTML:</w:t>
+              <w:t xml:space="preserve">📖 EXERCISE:</w:t>
             </w:r>
           </w:p>
           <w:p>
             <w:pPr>
               <w:spacing w:after="20" w:before="0"/>
             </w:pPr>
-            <w:hyperlink w:history="1" r:id="rIdvfd-njdhadowwa92cghvh">
+            <w:hyperlink w:history="1" r:id="rId8nglsdxjnxtvlfrxihvjz">
               <w:r>
                 <w:rPr>
                   <w:rFonts w:ascii="Arial" w:cs="Arial" w:eastAsia="Arial" w:hAnsi="Arial"/>
@@ -17501,7 +17501,7 @@
                   <w:szCs w:val="16"/>
                   <w:u w:val="single" w:color="2E75B6"/>
                 </w:rPr>
-                <w:t xml:space="preserve">Logarithm Triangle (PLIX)</w:t>
+                <w:t xml:space="preserve">Area of a sector</w:t>
               </w:r>
             </w:hyperlink>
           </w:p>
@@ -17517,7 +17517,7 @@
                 <w:sz w:val="14"/>
                 <w:szCs w:val="14"/>
               </w:rPr>
-              <w:t xml:space="preserve">Source: CK-12</w:t>
+              <w:t xml:space="preserve">Source: Khan Academy (English - US curriculum)</w:t>
             </w:r>
           </w:p>
           <w:p>
@@ -17525,7 +17525,7 @@
               <w:spacing w:after="10" w:before="0"/>
               <w:ind w:left="120"/>
             </w:pPr>
-            <w:hyperlink w:history="1" r:id="rIdrgcdkrlsjtytrcy4qmkph">
+            <w:hyperlink w:history="1" r:id="rIdltwczzpdcluna4xapzx4s">
               <w:r>
                 <w:rPr>
                   <w:rFonts w:ascii="Arial" w:cs="Arial" w:eastAsia="Arial" w:hAnsi="Arial"/>
@@ -17720,7 +17720,7 @@
             <w:pPr>
               <w:spacing w:after="20" w:before="0"/>
             </w:pPr>
-            <w:hyperlink w:history="1" r:id="rIdjhi8wibpwyzjfvnnoroyu">
+            <w:hyperlink w:history="1" r:id="rIdfg7zyx0thkin6lyl4oki_">
               <w:r>
                 <w:rPr>
                   <w:rFonts w:ascii="Arial" w:cs="Arial" w:eastAsia="Arial" w:hAnsi="Arial"/>
@@ -17729,7 +17729,7 @@
                   <w:szCs w:val="16"/>
                   <w:u w:val="single" w:color="2E75B6"/>
                 </w:rPr>
-                <w:t xml:space="preserve">Determining the Unknown Angle in an Isosceles Triangle</w:t>
+                <w:t xml:space="preserve">Geometry proof problem: squared circle -dubbed(KY)</w:t>
               </w:r>
             </w:hyperlink>
           </w:p>
@@ -17745,7 +17745,7 @@
                 <w:sz w:val="14"/>
                 <w:szCs w:val="14"/>
               </w:rPr>
-              <w:t xml:space="preserve">Source: CK-12</w:t>
+              <w:t xml:space="preserve">Source: Khan Academy (Kiswahili)</w:t>
             </w:r>
           </w:p>
           <w:p>
@@ -17753,7 +17753,7 @@
               <w:spacing w:after="10" w:before="0"/>
               <w:ind w:left="120"/>
             </w:pPr>
-            <w:hyperlink w:history="1" r:id="rIdgbqxac2ttw_2ycpqa1w3q">
+            <w:hyperlink w:history="1" r:id="rIdiidiwjp4okns93wvepbye">
               <w:r>
                 <w:rPr>
                   <w:rFonts w:ascii="Arial" w:cs="Arial" w:eastAsia="Arial" w:hAnsi="Arial"/>
@@ -17791,14 +17791,14 @@
                 <w:sz w:val="16"/>
                 <w:szCs w:val="16"/>
               </w:rPr>
-              <w:t xml:space="preserve">📖 HTML:</w:t>
+              <w:t xml:space="preserve">📖 EXERCISE:</w:t>
             </w:r>
           </w:p>
           <w:p>
             <w:pPr>
               <w:spacing w:after="20" w:before="0"/>
             </w:pPr>
-            <w:hyperlink w:history="1" r:id="rIdltncn6wq7eufi_vy_egl8">
+            <w:hyperlink w:history="1" r:id="rId1cy2crfu8qdqot8qrbufl">
               <w:r>
                 <w:rPr>
                   <w:rFonts w:ascii="Arial" w:cs="Arial" w:eastAsia="Arial" w:hAnsi="Arial"/>
@@ -17807,7 +17807,7 @@
                   <w:szCs w:val="16"/>
                   <w:u w:val="single" w:color="2E75B6"/>
                 </w:rPr>
-                <w:t xml:space="preserve">Logarithm Triangle (PLIX)</w:t>
+                <w:t xml:space="preserve">Radians &amp; arc length</w:t>
               </w:r>
             </w:hyperlink>
           </w:p>
@@ -17823,7 +17823,7 @@
                 <w:sz w:val="14"/>
                 <w:szCs w:val="14"/>
               </w:rPr>
-              <w:t xml:space="preserve">Source: CK-12</w:t>
+              <w:t xml:space="preserve">Source: Khan Academy (English - US curriculum)</w:t>
             </w:r>
           </w:p>
           <w:p>
@@ -17831,7 +17831,7 @@
               <w:spacing w:after="10" w:before="0"/>
               <w:ind w:left="120"/>
             </w:pPr>
-            <w:hyperlink w:history="1" r:id="rId50d0uyxegxvfimdub-p_e">
+            <w:hyperlink w:history="1" r:id="rIdvbd-jlwmywaew6gxhir3y">
               <w:r>
                 <w:rPr>
                   <w:rFonts w:ascii="Arial" w:cs="Arial" w:eastAsia="Arial" w:hAnsi="Arial"/>
@@ -18026,7 +18026,7 @@
             <w:pPr>
               <w:spacing w:after="20" w:before="0"/>
             </w:pPr>
-            <w:hyperlink w:history="1" r:id="rIdetuz29nvkyplhxpemufpp">
+            <w:hyperlink w:history="1" r:id="rIdoa-ngu8lvvklj6dylikwq">
               <w:r>
                 <w:rPr>
                   <w:rFonts w:ascii="Arial" w:cs="Arial" w:eastAsia="Arial" w:hAnsi="Arial"/>
@@ -18035,7 +18035,7 @@
                   <w:szCs w:val="16"/>
                   <w:u w:val="single" w:color="2E75B6"/>
                 </w:rPr>
-                <w:t xml:space="preserve">Determining the Unknown Angle in an Isosceles Triangle</w:t>
+                <w:t xml:space="preserve">Area of a sector</w:t>
               </w:r>
             </w:hyperlink>
           </w:p>
@@ -18051,7 +18051,7 @@
                 <w:sz w:val="14"/>
                 <w:szCs w:val="14"/>
               </w:rPr>
-              <w:t xml:space="preserve">Source: CK-12</w:t>
+              <w:t xml:space="preserve">Source: Khan Academy (English - US curriculum)</w:t>
             </w:r>
           </w:p>
           <w:p>
@@ -18059,7 +18059,7 @@
               <w:spacing w:after="10" w:before="0"/>
               <w:ind w:left="120"/>
             </w:pPr>
-            <w:hyperlink w:history="1" r:id="rIdeajhgmirwlus1mjw2s3rc">
+            <w:hyperlink w:history="1" r:id="rIdliuagwzrglo5b29ypyagd">
               <w:r>
                 <w:rPr>
                   <w:rFonts w:ascii="Arial" w:cs="Arial" w:eastAsia="Arial" w:hAnsi="Arial"/>
@@ -18104,7 +18104,7 @@
             <w:pPr>
               <w:spacing w:after="20" w:before="0"/>
             </w:pPr>
-            <w:hyperlink w:history="1" r:id="rIdnkg_9fvvtespjicjbwmrg">
+            <w:hyperlink w:history="1" r:id="rId8ubx7wbzglhpnr0cbonzv">
               <w:r>
                 <w:rPr>
                   <w:rFonts w:ascii="Arial" w:cs="Arial" w:eastAsia="Arial" w:hAnsi="Arial"/>
@@ -18113,7 +18113,7 @@
                   <w:szCs w:val="16"/>
                   <w:u w:val="single" w:color="2E75B6"/>
                 </w:rPr>
-                <w:t xml:space="preserve">Logarithm Triangle (PLIX)</w:t>
+                <w:t xml:space="preserve">Chords in Circles: Arc and Chord (PLIX)</w:t>
               </w:r>
             </w:hyperlink>
           </w:p>
@@ -18137,7 +18137,7 @@
               <w:spacing w:after="10" w:before="0"/>
               <w:ind w:left="120"/>
             </w:pPr>
-            <w:hyperlink w:history="1" r:id="rIdphcxknt58c8nmoakktcim">
+            <w:hyperlink w:history="1" r:id="rIdmtce0nvd8fbwxqgaskj1r">
               <w:r>
                 <w:rPr>
                   <w:rFonts w:ascii="Arial" w:cs="Arial" w:eastAsia="Arial" w:hAnsi="Arial"/>
@@ -18332,7 +18332,7 @@
             <w:pPr>
               <w:spacing w:after="20" w:before="0"/>
             </w:pPr>
-            <w:hyperlink w:history="1" r:id="rIdr4ugrfqwwjfl-12e7zewq">
+            <w:hyperlink w:history="1" r:id="rId-ygdscmk9up0tpm4bxqwg">
               <w:r>
                 <w:rPr>
                   <w:rFonts w:ascii="Arial" w:cs="Arial" w:eastAsia="Arial" w:hAnsi="Arial"/>
@@ -18341,7 +18341,7 @@
                   <w:szCs w:val="16"/>
                   <w:u w:val="single" w:color="2E75B6"/>
                 </w:rPr>
-                <w:t xml:space="preserve">Determining the Unknown Angle in an Isosceles Triangle</w:t>
+                <w:t xml:space="preserve">Area of a circle intuition</w:t>
               </w:r>
             </w:hyperlink>
           </w:p>
@@ -18357,7 +18357,7 @@
                 <w:sz w:val="14"/>
                 <w:szCs w:val="14"/>
               </w:rPr>
-              <w:t xml:space="preserve">Source: CK-12</w:t>
+              <w:t xml:space="preserve">Source: Khan Academy (English - US curriculum)</w:t>
             </w:r>
           </w:p>
           <w:p>
@@ -18365,7 +18365,7 @@
               <w:spacing w:after="10" w:before="0"/>
               <w:ind w:left="120"/>
             </w:pPr>
-            <w:hyperlink w:history="1" r:id="rIdfubswjaahwdid6vl0h1bj">
+            <w:hyperlink w:history="1" r:id="rIdktqhtr2x3t-i-ruvwtlsb">
               <w:r>
                 <w:rPr>
                   <w:rFonts w:ascii="Arial" w:cs="Arial" w:eastAsia="Arial" w:hAnsi="Arial"/>
@@ -18403,14 +18403,14 @@
                 <w:sz w:val="16"/>
                 <w:szCs w:val="16"/>
               </w:rPr>
-              <w:t xml:space="preserve">📖 HTML:</w:t>
+              <w:t xml:space="preserve">📖 EXERCISE:</w:t>
             </w:r>
           </w:p>
           <w:p>
             <w:pPr>
               <w:spacing w:after="20" w:before="0"/>
             </w:pPr>
-            <w:hyperlink w:history="1" r:id="rIdhuhmtopauytucln7iarzg">
+            <w:hyperlink w:history="1" r:id="rIducwsmc1jhgnkm4kwhcsum">
               <w:r>
                 <w:rPr>
                   <w:rFonts w:ascii="Arial" w:cs="Arial" w:eastAsia="Arial" w:hAnsi="Arial"/>
@@ -18419,7 +18419,7 @@
                   <w:szCs w:val="16"/>
                   <w:u w:val="single" w:color="2E75B6"/>
                 </w:rPr>
-                <w:t xml:space="preserve">Logarithm Triangle (PLIX)</w:t>
+                <w:t xml:space="preserve">Arc length</w:t>
               </w:r>
             </w:hyperlink>
           </w:p>
@@ -18435,7 +18435,7 @@
                 <w:sz w:val="14"/>
                 <w:szCs w:val="14"/>
               </w:rPr>
-              <w:t xml:space="preserve">Source: CK-12</w:t>
+              <w:t xml:space="preserve">Source: Khan Academy (English - US curriculum)</w:t>
             </w:r>
           </w:p>
           <w:p>
@@ -18443,7 +18443,7 @@
               <w:spacing w:after="10" w:before="0"/>
               <w:ind w:left="120"/>
             </w:pPr>
-            <w:hyperlink w:history="1" r:id="rIdxxobdzkecezw7yl3ktfrv">
+            <w:hyperlink w:history="1" r:id="rIdgoiodolk6kbe3knngwq1l">
               <w:r>
                 <w:rPr>
                   <w:rFonts w:ascii="Arial" w:cs="Arial" w:eastAsia="Arial" w:hAnsi="Arial"/>
@@ -18638,7 +18638,7 @@
             <w:pPr>
               <w:spacing w:after="20" w:before="0"/>
             </w:pPr>
-            <w:hyperlink w:history="1" r:id="rIdyn_nspkkkkhndmbsn3wx5">
+            <w:hyperlink w:history="1" r:id="rIdlsb3qgqveaelyz1v77gy9">
               <w:r>
                 <w:rPr>
                   <w:rFonts w:ascii="Arial" w:cs="Arial" w:eastAsia="Arial" w:hAnsi="Arial"/>
@@ -18647,7 +18647,7 @@
                   <w:szCs w:val="16"/>
                   <w:u w:val="single" w:color="2E75B6"/>
                 </w:rPr>
-                <w:t xml:space="preserve">Determining the Unknown Angle in an Isosceles Triangle</w:t>
+                <w:t xml:space="preserve">Area of a circle</w:t>
               </w:r>
             </w:hyperlink>
           </w:p>
@@ -18663,7 +18663,7 @@
                 <w:sz w:val="14"/>
                 <w:szCs w:val="14"/>
               </w:rPr>
-              <w:t xml:space="preserve">Source: CK-12</w:t>
+              <w:t xml:space="preserve">Source: Khan Academy (English - US curriculum)</w:t>
             </w:r>
           </w:p>
           <w:p>
@@ -18671,7 +18671,7 @@
               <w:spacing w:after="10" w:before="0"/>
               <w:ind w:left="120"/>
             </w:pPr>
-            <w:hyperlink w:history="1" r:id="rIdiqrcfd3af4axmtnqltp5t">
+            <w:hyperlink w:history="1" r:id="rIdsykvvyumgikvf_jik7p2u">
               <w:r>
                 <w:rPr>
                   <w:rFonts w:ascii="Arial" w:cs="Arial" w:eastAsia="Arial" w:hAnsi="Arial"/>
@@ -18709,14 +18709,14 @@
                 <w:sz w:val="16"/>
                 <w:szCs w:val="16"/>
               </w:rPr>
-              <w:t xml:space="preserve">📖 HTML:</w:t>
+              <w:t xml:space="preserve">📖 EXERCISE:</w:t>
             </w:r>
           </w:p>
           <w:p>
             <w:pPr>
               <w:spacing w:after="20" w:before="0"/>
             </w:pPr>
-            <w:hyperlink w:history="1" r:id="rIdansy-jsq7d1vx49vnvi4e">
+            <w:hyperlink w:history="1" r:id="rId3tlaly-3ctbjq9xinjnne">
               <w:r>
                 <w:rPr>
                   <w:rFonts w:ascii="Arial" w:cs="Arial" w:eastAsia="Arial" w:hAnsi="Arial"/>
@@ -18725,7 +18725,7 @@
                   <w:szCs w:val="16"/>
                   <w:u w:val="single" w:color="2E75B6"/>
                 </w:rPr>
-                <w:t xml:space="preserve">Logarithm Triangle (PLIX)</w:t>
+                <w:t xml:space="preserve">Area of a circle</w:t>
               </w:r>
             </w:hyperlink>
           </w:p>
@@ -18741,7 +18741,7 @@
                 <w:sz w:val="14"/>
                 <w:szCs w:val="14"/>
               </w:rPr>
-              <w:t xml:space="preserve">Source: CK-12</w:t>
+              <w:t xml:space="preserve">Source: Khan Academy (English - US curriculum)</w:t>
             </w:r>
           </w:p>
           <w:p>
@@ -18749,7 +18749,7 @@
               <w:spacing w:after="10" w:before="0"/>
               <w:ind w:left="120"/>
             </w:pPr>
-            <w:hyperlink w:history="1" r:id="rIdominoqzh1mzkh77owjeii">
+            <w:hyperlink w:history="1" r:id="rIduazrn60rkl4itdhjioeta">
               <w:r>
                 <w:rPr>
                   <w:rFonts w:ascii="Arial" w:cs="Arial" w:eastAsia="Arial" w:hAnsi="Arial"/>
@@ -20236,7 +20236,7 @@
             <w:pPr>
               <w:spacing w:after="20" w:before="0"/>
             </w:pPr>
-            <w:hyperlink w:history="1" r:id="rIdw-9gaswf4ukmgynndzekc">
+            <w:hyperlink w:history="1" r:id="rId3seypg02iahwxdhdp5qwu">
               <w:r>
                 <w:rPr>
                   <w:rFonts w:ascii="Arial" w:cs="Arial" w:eastAsia="Arial" w:hAnsi="Arial"/>
@@ -20245,7 +20245,7 @@
                   <w:szCs w:val="16"/>
                   <w:u w:val="single" w:color="2E75B6"/>
                 </w:rPr>
-                <w:t xml:space="preserve">Proof: radius is perpendicular to a chord it bisects</w:t>
+                <w:t xml:space="preserve">Area of a sector</w:t>
               </w:r>
             </w:hyperlink>
           </w:p>
@@ -20269,7 +20269,7 @@
               <w:spacing w:after="10" w:before="0"/>
               <w:ind w:left="120"/>
             </w:pPr>
-            <w:hyperlink w:history="1" r:id="rIdiw8zlag5g0wy7qkug3swu">
+            <w:hyperlink w:history="1" r:id="rId504qqatcqdv7czintl4fv">
               <w:r>
                 <w:rPr>
                   <w:rFonts w:ascii="Arial" w:cs="Arial" w:eastAsia="Arial" w:hAnsi="Arial"/>
@@ -20307,14 +20307,14 @@
                 <w:sz w:val="16"/>
                 <w:szCs w:val="16"/>
               </w:rPr>
-              <w:t xml:space="preserve">📖 HTML:</w:t>
+              <w:t xml:space="preserve">📖 EXERCISE:</w:t>
             </w:r>
           </w:p>
           <w:p>
             <w:pPr>
               <w:spacing w:after="20" w:before="0"/>
             </w:pPr>
-            <w:hyperlink w:history="1" r:id="rId2jdewm-uuluptns4u50mu">
+            <w:hyperlink w:history="1" r:id="rIduooqdf-exvkf-aa7vdndr">
               <w:r>
                 <w:rPr>
                   <w:rFonts w:ascii="Arial" w:cs="Arial" w:eastAsia="Arial" w:hAnsi="Arial"/>
@@ -20323,7 +20323,7 @@
                   <w:szCs w:val="16"/>
                   <w:u w:val="single" w:color="2E75B6"/>
                 </w:rPr>
-                <w:t xml:space="preserve">Circle Graphs to Make Bar Graphs (Flexbook)</w:t>
+                <w:t xml:space="preserve">Area of a sector</w:t>
               </w:r>
             </w:hyperlink>
           </w:p>
@@ -20339,7 +20339,7 @@
                 <w:sz w:val="14"/>
                 <w:szCs w:val="14"/>
               </w:rPr>
-              <w:t xml:space="preserve">Source: CK-12</w:t>
+              <w:t xml:space="preserve">Source: Khan Academy (English - US curriculum)</w:t>
             </w:r>
           </w:p>
           <w:p>
@@ -20347,7 +20347,7 @@
               <w:spacing w:after="10" w:before="0"/>
               <w:ind w:left="120"/>
             </w:pPr>
-            <w:hyperlink w:history="1" r:id="rIdc-6f83cnygkbubsefqj0t">
+            <w:hyperlink w:history="1" r:id="rIdgsavu6cnlpfxp35sxf2mx">
               <w:r>
                 <w:rPr>
                   <w:rFonts w:ascii="Arial" w:cs="Arial" w:eastAsia="Arial" w:hAnsi="Arial"/>
@@ -20542,7 +20542,7 @@
             <w:pPr>
               <w:spacing w:after="20" w:before="0"/>
             </w:pPr>
-            <w:hyperlink w:history="1" r:id="rId1-odxahpny0g9anisvscg">
+            <w:hyperlink w:history="1" r:id="rIdkd3ks3tgbz8qadbk-1i3r">
               <w:r>
                 <w:rPr>
                   <w:rFonts w:ascii="Arial" w:cs="Arial" w:eastAsia="Arial" w:hAnsi="Arial"/>
@@ -20551,7 +20551,7 @@
                   <w:szCs w:val="16"/>
                   <w:u w:val="single" w:color="2E75B6"/>
                 </w:rPr>
-                <w:t xml:space="preserve">Proof: radius is perpendicular to a chord it bisects</w:t>
+                <w:t xml:space="preserve">Area of a circle intuition</w:t>
               </w:r>
             </w:hyperlink>
           </w:p>
@@ -20575,7 +20575,7 @@
               <w:spacing w:after="10" w:before="0"/>
               <w:ind w:left="120"/>
             </w:pPr>
-            <w:hyperlink w:history="1" r:id="rIdwcql4_3vx_cn780pc8loi">
+            <w:hyperlink w:history="1" r:id="rIduqsjg4tjjcjprbpxdo31z">
               <w:r>
                 <w:rPr>
                   <w:rFonts w:ascii="Arial" w:cs="Arial" w:eastAsia="Arial" w:hAnsi="Arial"/>
@@ -20613,14 +20613,14 @@
                 <w:sz w:val="16"/>
                 <w:szCs w:val="16"/>
               </w:rPr>
-              <w:t xml:space="preserve">📖 HTML:</w:t>
+              <w:t xml:space="preserve">📖 EXERCISE:</w:t>
             </w:r>
           </w:p>
           <w:p>
             <w:pPr>
               <w:spacing w:after="20" w:before="0"/>
             </w:pPr>
-            <w:hyperlink w:history="1" r:id="rIddkcikt3cxgtp-fpvj0qwy">
+            <w:hyperlink w:history="1" r:id="rIdwqrz81xdjvjqdqtyr3i7v">
               <w:r>
                 <w:rPr>
                   <w:rFonts w:ascii="Arial" w:cs="Arial" w:eastAsia="Arial" w:hAnsi="Arial"/>
@@ -20629,7 +20629,7 @@
                   <w:szCs w:val="16"/>
                   <w:u w:val="single" w:color="2E75B6"/>
                 </w:rPr>
-                <w:t xml:space="preserve">Circle Graphs to Make Bar Graphs (Flexbook)</w:t>
+                <w:t xml:space="preserve">Area of a circle</w:t>
               </w:r>
             </w:hyperlink>
           </w:p>
@@ -20645,7 +20645,7 @@
                 <w:sz w:val="14"/>
                 <w:szCs w:val="14"/>
               </w:rPr>
-              <w:t xml:space="preserve">Source: CK-12</w:t>
+              <w:t xml:space="preserve">Source: Khan Academy (English - US curriculum)</w:t>
             </w:r>
           </w:p>
           <w:p>
@@ -20653,7 +20653,7 @@
               <w:spacing w:after="10" w:before="0"/>
               <w:ind w:left="120"/>
             </w:pPr>
-            <w:hyperlink w:history="1" r:id="rIdwu6ksrkwrph6szbceeuhk">
+            <w:hyperlink w:history="1" r:id="rIdc4se9jh7ti8shhhmbpqsb">
               <w:r>
                 <w:rPr>
                   <w:rFonts w:ascii="Arial" w:cs="Arial" w:eastAsia="Arial" w:hAnsi="Arial"/>
@@ -20848,7 +20848,7 @@
             <w:pPr>
               <w:spacing w:after="20" w:before="0"/>
             </w:pPr>
-            <w:hyperlink w:history="1" r:id="rId08jor9_rneiyf7u9qrilg">
+            <w:hyperlink w:history="1" r:id="rId42jp5-vjuln5tlllht2gl">
               <w:r>
                 <w:rPr>
                   <w:rFonts w:ascii="Arial" w:cs="Arial" w:eastAsia="Arial" w:hAnsi="Arial"/>
@@ -20857,7 +20857,7 @@
                   <w:szCs w:val="16"/>
                   <w:u w:val="single" w:color="2E75B6"/>
                 </w:rPr>
-                <w:t xml:space="preserve">Proof: radius is perpendicular to a chord it bisects</w:t>
+                <w:t xml:space="preserve">Area of a circle</w:t>
               </w:r>
             </w:hyperlink>
           </w:p>
@@ -20881,7 +20881,7 @@
               <w:spacing w:after="10" w:before="0"/>
               <w:ind w:left="120"/>
             </w:pPr>
-            <w:hyperlink w:history="1" r:id="rIdoy_jhjjhb79vnwmyhiqx3">
+            <w:hyperlink w:history="1" r:id="rId5xfz5jbtbck9fwwxyibmw">
               <w:r>
                 <w:rPr>
                   <w:rFonts w:ascii="Arial" w:cs="Arial" w:eastAsia="Arial" w:hAnsi="Arial"/>
@@ -20919,14 +20919,14 @@
                 <w:sz w:val="16"/>
                 <w:szCs w:val="16"/>
               </w:rPr>
-              <w:t xml:space="preserve">📖 HTML:</w:t>
+              <w:t xml:space="preserve">📖 EXERCISE:</w:t>
             </w:r>
           </w:p>
           <w:p>
             <w:pPr>
               <w:spacing w:after="20" w:before="0"/>
             </w:pPr>
-            <w:hyperlink w:history="1" r:id="rIdwgmdgvwcxwdt1mptau9oj">
+            <w:hyperlink w:history="1" r:id="rIdoooe0sljyu9irgjhwo0ao">
               <w:r>
                 <w:rPr>
                   <w:rFonts w:ascii="Arial" w:cs="Arial" w:eastAsia="Arial" w:hAnsi="Arial"/>
@@ -20935,7 +20935,7 @@
                   <w:szCs w:val="16"/>
                   <w:u w:val="single" w:color="2E75B6"/>
                 </w:rPr>
-                <w:t xml:space="preserve">Circle Graphs to Make Bar Graphs (Flexbook)</w:t>
+                <w:t xml:space="preserve">Area of a sector</w:t>
               </w:r>
             </w:hyperlink>
           </w:p>
@@ -20951,7 +20951,7 @@
                 <w:sz w:val="14"/>
                 <w:szCs w:val="14"/>
               </w:rPr>
-              <w:t xml:space="preserve">Source: CK-12</w:t>
+              <w:t xml:space="preserve">Source: Khan Academy (English - US curriculum)</w:t>
             </w:r>
           </w:p>
           <w:p>
@@ -20959,7 +20959,7 @@
               <w:spacing w:after="10" w:before="0"/>
               <w:ind w:left="120"/>
             </w:pPr>
-            <w:hyperlink w:history="1" r:id="rId7jt00wkdu3sbn6dgdznje">
+            <w:hyperlink w:history="1" r:id="rIdqtlndgcnia7tt1tfsrdql">
               <w:r>
                 <w:rPr>
                   <w:rFonts w:ascii="Arial" w:cs="Arial" w:eastAsia="Arial" w:hAnsi="Arial"/>
@@ -21154,7 +21154,7 @@
             <w:pPr>
               <w:spacing w:after="20" w:before="0"/>
             </w:pPr>
-            <w:hyperlink w:history="1" r:id="rIdyf3rutlburifuqma1hpkx">
+            <w:hyperlink w:history="1" r:id="rIdsbofhti2mhvzk4v5qtmym">
               <w:r>
                 <w:rPr>
                   <w:rFonts w:ascii="Arial" w:cs="Arial" w:eastAsia="Arial" w:hAnsi="Arial"/>
@@ -21163,7 +21163,7 @@
                   <w:szCs w:val="16"/>
                   <w:u w:val="single" w:color="2E75B6"/>
                 </w:rPr>
-                <w:t xml:space="preserve">Proof: radius is perpendicular to a chord it bisects</w:t>
+                <w:t xml:space="preserve">Area of a sector</w:t>
               </w:r>
             </w:hyperlink>
           </w:p>
@@ -21187,7 +21187,7 @@
               <w:spacing w:after="10" w:before="0"/>
               <w:ind w:left="120"/>
             </w:pPr>
-            <w:hyperlink w:history="1" r:id="rIdkmb_nyfgipaatjhjzizik">
+            <w:hyperlink w:history="1" r:id="rIdw4_obxwseccmx9z5vgzb3">
               <w:r>
                 <w:rPr>
                   <w:rFonts w:ascii="Arial" w:cs="Arial" w:eastAsia="Arial" w:hAnsi="Arial"/>
@@ -21225,14 +21225,14 @@
                 <w:sz w:val="16"/>
                 <w:szCs w:val="16"/>
               </w:rPr>
-              <w:t xml:space="preserve">📖 HTML:</w:t>
+              <w:t xml:space="preserve">📖 EXERCISE:</w:t>
             </w:r>
           </w:p>
           <w:p>
             <w:pPr>
               <w:spacing w:after="20" w:before="0"/>
             </w:pPr>
-            <w:hyperlink w:history="1" r:id="rIdloccrkz3cj8osiworxvpk">
+            <w:hyperlink w:history="1" r:id="rIdo7ywfk_xq5i4a7wwlh0ao">
               <w:r>
                 <w:rPr>
                   <w:rFonts w:ascii="Arial" w:cs="Arial" w:eastAsia="Arial" w:hAnsi="Arial"/>
@@ -21241,7 +21241,7 @@
                   <w:szCs w:val="16"/>
                   <w:u w:val="single" w:color="2E75B6"/>
                 </w:rPr>
-                <w:t xml:space="preserve">Circle Graphs to Make Bar Graphs (Flexbook)</w:t>
+                <w:t xml:space="preserve">Area of a sector</w:t>
               </w:r>
             </w:hyperlink>
           </w:p>
@@ -21257,7 +21257,7 @@
                 <w:sz w:val="14"/>
                 <w:szCs w:val="14"/>
               </w:rPr>
-              <w:t xml:space="preserve">Source: CK-12</w:t>
+              <w:t xml:space="preserve">Source: Khan Academy (English - US curriculum)</w:t>
             </w:r>
           </w:p>
           <w:p>
@@ -21265,7 +21265,7 @@
               <w:spacing w:after="10" w:before="0"/>
               <w:ind w:left="120"/>
             </w:pPr>
-            <w:hyperlink w:history="1" r:id="rIdzaloias4bbs2v7eto_0xe">
+            <w:hyperlink w:history="1" r:id="rIdmkqrtoq5cdoabjq5x5dva">
               <w:r>
                 <w:rPr>
                   <w:rFonts w:ascii="Arial" w:cs="Arial" w:eastAsia="Arial" w:hAnsi="Arial"/>
@@ -21460,7 +21460,7 @@
             <w:pPr>
               <w:spacing w:after="20" w:before="0"/>
             </w:pPr>
-            <w:hyperlink w:history="1" r:id="rIdsu2aq78udyyahbzemg8jm">
+            <w:hyperlink w:history="1" r:id="rId7c3dp9qp6ejvoueqjbuhs">
               <w:r>
                 <w:rPr>
                   <w:rFonts w:ascii="Arial" w:cs="Arial" w:eastAsia="Arial" w:hAnsi="Arial"/>
@@ -21469,7 +21469,7 @@
                   <w:szCs w:val="16"/>
                   <w:u w:val="single" w:color="2E75B6"/>
                 </w:rPr>
-                <w:t xml:space="preserve">Proof: radius is perpendicular to a chord it bisects</w:t>
+                <w:t xml:space="preserve">Area of a sector</w:t>
               </w:r>
             </w:hyperlink>
           </w:p>
@@ -21493,7 +21493,7 @@
               <w:spacing w:after="10" w:before="0"/>
               <w:ind w:left="120"/>
             </w:pPr>
-            <w:hyperlink w:history="1" r:id="rId7kcfgzf4nsomjucje5sdd">
+            <w:hyperlink w:history="1" r:id="rIdhzfhsg3ykbs5tdited1qw">
               <w:r>
                 <w:rPr>
                   <w:rFonts w:ascii="Arial" w:cs="Arial" w:eastAsia="Arial" w:hAnsi="Arial"/>
@@ -21531,14 +21531,14 @@
                 <w:sz w:val="16"/>
                 <w:szCs w:val="16"/>
               </w:rPr>
-              <w:t xml:space="preserve">📖 HTML:</w:t>
+              <w:t xml:space="preserve">📖 EXERCISE:</w:t>
             </w:r>
           </w:p>
           <w:p>
             <w:pPr>
               <w:spacing w:after="20" w:before="0"/>
             </w:pPr>
-            <w:hyperlink w:history="1" r:id="rId5z0cicy-xz_jsjai3kxsd">
+            <w:hyperlink w:history="1" r:id="rIddkp04amg95uufolql6ypp">
               <w:r>
                 <w:rPr>
                   <w:rFonts w:ascii="Arial" w:cs="Arial" w:eastAsia="Arial" w:hAnsi="Arial"/>
@@ -21547,7 +21547,7 @@
                   <w:szCs w:val="16"/>
                   <w:u w:val="single" w:color="2E75B6"/>
                 </w:rPr>
-                <w:t xml:space="preserve">Circle Graphs to Make Bar Graphs (Flexbook)</w:t>
+                <w:t xml:space="preserve">Area of a sector</w:t>
               </w:r>
             </w:hyperlink>
           </w:p>
@@ -21563,7 +21563,7 @@
                 <w:sz w:val="14"/>
                 <w:szCs w:val="14"/>
               </w:rPr>
-              <w:t xml:space="preserve">Source: CK-12</w:t>
+              <w:t xml:space="preserve">Source: Khan Academy (English - US curriculum)</w:t>
             </w:r>
           </w:p>
           <w:p>
@@ -21571,7 +21571,7 @@
               <w:spacing w:after="10" w:before="0"/>
               <w:ind w:left="120"/>
             </w:pPr>
-            <w:hyperlink w:history="1" r:id="rId97uodumi-8yjncgsnth3p">
+            <w:hyperlink w:history="1" r:id="rIdwzds-o1nplqynskcruak2">
               <w:r>
                 <w:rPr>
                   <w:rFonts w:ascii="Arial" w:cs="Arial" w:eastAsia="Arial" w:hAnsi="Arial"/>
@@ -23058,7 +23058,7 @@
             <w:pPr>
               <w:spacing w:after="20" w:before="0"/>
             </w:pPr>
-            <w:hyperlink w:history="1" r:id="rIddr3rmzppzr2wykngqvfu9">
+            <w:hyperlink w:history="1" r:id="rId55-zcluubl0srntplj8ew">
               <w:r>
                 <w:rPr>
                   <w:rFonts w:ascii="Arial" w:cs="Arial" w:eastAsia="Arial" w:hAnsi="Arial"/>
@@ -23067,7 +23067,7 @@
                   <w:szCs w:val="16"/>
                   <w:u w:val="single" w:color="2E75B6"/>
                 </w:rPr>
-                <w:t xml:space="preserve">Video: Balancing Act</w:t>
+                <w:t xml:space="preserve">Partial circle area and arc length</w:t>
               </w:r>
             </w:hyperlink>
           </w:p>
@@ -23083,7 +23083,7 @@
                 <w:sz w:val="14"/>
                 <w:szCs w:val="14"/>
               </w:rPr>
-              <w:t xml:space="preserve">Source: PhET Interactive Simulations (English)</w:t>
+              <w:t xml:space="preserve">Source: Khan Academy (English - US curriculum)</w:t>
             </w:r>
           </w:p>
           <w:p>
@@ -23091,7 +23091,7 @@
               <w:spacing w:after="10" w:before="0"/>
               <w:ind w:left="120"/>
             </w:pPr>
-            <w:hyperlink w:history="1" r:id="rIddq1_gbjn964sf73vkb7go">
+            <w:hyperlink w:history="1" r:id="rIdhnxjczevon72xgi3styff">
               <w:r>
                 <w:rPr>
                   <w:rFonts w:ascii="Arial" w:cs="Arial" w:eastAsia="Arial" w:hAnsi="Arial"/>
@@ -23129,14 +23129,14 @@
                 <w:sz w:val="16"/>
                 <w:szCs w:val="16"/>
               </w:rPr>
-              <w:t xml:space="preserve">📖 HTML:</w:t>
+              <w:t xml:space="preserve">📖 EXERCISE:</w:t>
             </w:r>
           </w:p>
           <w:p>
             <w:pPr>
               <w:spacing w:after="20" w:before="0"/>
             </w:pPr>
-            <w:hyperlink w:history="1" r:id="rIdrpzhgj9zjzfvyrudso_az">
+            <w:hyperlink w:history="1" r:id="rId6bm6n0o_b-3a6r2o0qm-2">
               <w:r>
                 <w:rPr>
                   <w:rFonts w:ascii="Arial" w:cs="Arial" w:eastAsia="Arial" w:hAnsi="Arial"/>
@@ -23145,7 +23145,7 @@
                   <w:szCs w:val="16"/>
                   <w:u w:val="single" w:color="2E75B6"/>
                 </w:rPr>
-                <w:t xml:space="preserve">Quadratic Formula (Flexbook)</w:t>
+                <w:t xml:space="preserve">Radians &amp; arc length</w:t>
               </w:r>
             </w:hyperlink>
           </w:p>
@@ -23161,7 +23161,7 @@
                 <w:sz w:val="14"/>
                 <w:szCs w:val="14"/>
               </w:rPr>
-              <w:t xml:space="preserve">Source: CK-12</w:t>
+              <w:t xml:space="preserve">Source: Khan Academy (English - US curriculum)</w:t>
             </w:r>
           </w:p>
           <w:p>
@@ -23169,7 +23169,7 @@
               <w:spacing w:after="10" w:before="0"/>
               <w:ind w:left="120"/>
             </w:pPr>
-            <w:hyperlink w:history="1" r:id="rIdhcnmkrf7egrl7wwascqrc">
+            <w:hyperlink w:history="1" r:id="rId49w5eq7kdd93cnuum_qyc">
               <w:r>
                 <w:rPr>
                   <w:rFonts w:ascii="Arial" w:cs="Arial" w:eastAsia="Arial" w:hAnsi="Arial"/>
@@ -23706,7 +23706,7 @@
             <w:pPr>
               <w:spacing w:after="20" w:before="0"/>
             </w:pPr>
-            <w:hyperlink w:history="1" r:id="rIdducl7_u6ctcl7dhvnn0mb">
+            <w:hyperlink w:history="1" r:id="rIdywt9uumydqhgcls-ychm9">
               <w:r>
                 <w:rPr>
                   <w:rFonts w:ascii="Arial" w:cs="Arial" w:eastAsia="Arial" w:hAnsi="Arial"/>
@@ -23715,7 +23715,7 @@
                   <w:szCs w:val="16"/>
                   <w:u w:val="single" w:color="2E75B6"/>
                 </w:rPr>
-                <w:t xml:space="preserve">Video: Balancing Act</w:t>
+                <w:t xml:space="preserve">Subtended angle from arc length</w:t>
               </w:r>
             </w:hyperlink>
           </w:p>
@@ -23731,7 +23731,7 @@
                 <w:sz w:val="14"/>
                 <w:szCs w:val="14"/>
               </w:rPr>
-              <w:t xml:space="preserve">Source: PhET Interactive Simulations (English)</w:t>
+              <w:t xml:space="preserve">Source: Khan Academy (English - US curriculum)</w:t>
             </w:r>
           </w:p>
           <w:p>
@@ -23739,7 +23739,7 @@
               <w:spacing w:after="10" w:before="0"/>
               <w:ind w:left="120"/>
             </w:pPr>
-            <w:hyperlink w:history="1" r:id="rIdv9czbv4paznh2iwv5a9g1">
+            <w:hyperlink w:history="1" r:id="rIdrxu_1_znssy3dcfrcrequ">
               <w:r>
                 <w:rPr>
                   <w:rFonts w:ascii="Arial" w:cs="Arial" w:eastAsia="Arial" w:hAnsi="Arial"/>
@@ -23777,14 +23777,14 @@
                 <w:sz w:val="16"/>
                 <w:szCs w:val="16"/>
               </w:rPr>
-              <w:t xml:space="preserve">📖 HTML:</w:t>
+              <w:t xml:space="preserve">📖 EXERCISE:</w:t>
             </w:r>
           </w:p>
           <w:p>
             <w:pPr>
               <w:spacing w:after="20" w:before="0"/>
             </w:pPr>
-            <w:hyperlink w:history="1" r:id="rIddj1hm0o_-_awlclvp1h2a">
+            <w:hyperlink w:history="1" r:id="rIdtahejaeqfshjmch89gn1z">
               <w:r>
                 <w:rPr>
                   <w:rFonts w:ascii="Arial" w:cs="Arial" w:eastAsia="Arial" w:hAnsi="Arial"/>
@@ -23793,7 +23793,7 @@
                   <w:szCs w:val="16"/>
                   <w:u w:val="single" w:color="2E75B6"/>
                 </w:rPr>
-                <w:t xml:space="preserve">Quadratic Formula (Flexbook)</w:t>
+                <w:t xml:space="preserve">Arc length</w:t>
               </w:r>
             </w:hyperlink>
           </w:p>
@@ -23809,7 +23809,7 @@
                 <w:sz w:val="14"/>
                 <w:szCs w:val="14"/>
               </w:rPr>
-              <w:t xml:space="preserve">Source: CK-12</w:t>
+              <w:t xml:space="preserve">Source: Khan Academy (English - US curriculum)</w:t>
             </w:r>
           </w:p>
           <w:p>
@@ -23817,7 +23817,7 @@
               <w:spacing w:after="10" w:before="0"/>
               <w:ind w:left="120"/>
             </w:pPr>
-            <w:hyperlink w:history="1" r:id="rIdrabctwgfie9kcgk91vf6w">
+            <w:hyperlink w:history="1" r:id="rIddb3qcy3zwomaaiyloo_7m">
               <w:r>
                 <w:rPr>
                   <w:rFonts w:ascii="Arial" w:cs="Arial" w:eastAsia="Arial" w:hAnsi="Arial"/>
@@ -24696,7 +24696,7 @@
             <w:pPr>
               <w:spacing w:after="20" w:before="0"/>
             </w:pPr>
-            <w:hyperlink w:history="1" r:id="rIdvjvp__iixxo1qrxsd0zir">
+            <w:hyperlink w:history="1" r:id="rIdrvbftt00jjtlexf4gyhsa">
               <w:r>
                 <w:rPr>
                   <w:rFonts w:ascii="Arial" w:cs="Arial" w:eastAsia="Arial" w:hAnsi="Arial"/>
@@ -24705,7 +24705,7 @@
                   <w:szCs w:val="16"/>
                   <w:u w:val="single" w:color="2E75B6"/>
                 </w:rPr>
-                <w:t xml:space="preserve">Video: Balancing Act</w:t>
+                <w:t xml:space="preserve">Arc length as fraction of circumference</w:t>
               </w:r>
             </w:hyperlink>
           </w:p>
@@ -24721,7 +24721,7 @@
                 <w:sz w:val="14"/>
                 <w:szCs w:val="14"/>
               </w:rPr>
-              <w:t xml:space="preserve">Source: PhET Interactive Simulations (English)</w:t>
+              <w:t xml:space="preserve">Source: Khan Academy (English - US curriculum)</w:t>
             </w:r>
           </w:p>
           <w:p>
@@ -24729,7 +24729,7 @@
               <w:spacing w:after="10" w:before="0"/>
               <w:ind w:left="120"/>
             </w:pPr>
-            <w:hyperlink w:history="1" r:id="rIdpsmd7uxw_839l6pfrnr5f">
+            <w:hyperlink w:history="1" r:id="rId86j6n-ugeogzx12kdewv1">
               <w:r>
                 <w:rPr>
                   <w:rFonts w:ascii="Arial" w:cs="Arial" w:eastAsia="Arial" w:hAnsi="Arial"/>
@@ -24767,14 +24767,14 @@
                 <w:sz w:val="16"/>
                 <w:szCs w:val="16"/>
               </w:rPr>
-              <w:t xml:space="preserve">📖 HTML:</w:t>
+              <w:t xml:space="preserve">📖 EXERCISE:</w:t>
             </w:r>
           </w:p>
           <w:p>
             <w:pPr>
               <w:spacing w:after="20" w:before="0"/>
             </w:pPr>
-            <w:hyperlink w:history="1" r:id="rIdgdpuwfhlougcqegrbqv9x">
+            <w:hyperlink w:history="1" r:id="rIdjt6duin6ec9wfohvjwa8k">
               <w:r>
                 <w:rPr>
                   <w:rFonts w:ascii="Arial" w:cs="Arial" w:eastAsia="Arial" w:hAnsi="Arial"/>
@@ -24783,7 +24783,7 @@
                   <w:szCs w:val="16"/>
                   <w:u w:val="single" w:color="2E75B6"/>
                 </w:rPr>
-                <w:t xml:space="preserve">Quadratic Formula (Flexbook)</w:t>
+                <w:t xml:space="preserve">Radians &amp; arc length</w:t>
               </w:r>
             </w:hyperlink>
           </w:p>
@@ -24799,7 +24799,7 @@
                 <w:sz w:val="14"/>
                 <w:szCs w:val="14"/>
               </w:rPr>
-              <w:t xml:space="preserve">Source: CK-12</w:t>
+              <w:t xml:space="preserve">Source: Khan Academy (English - US curriculum)</w:t>
             </w:r>
           </w:p>
           <w:p>
@@ -24807,7 +24807,7 @@
               <w:spacing w:after="10" w:before="0"/>
               <w:ind w:left="120"/>
             </w:pPr>
-            <w:hyperlink w:history="1" r:id="rIdubrrqnj3agj10nbmfqjyj">
+            <w:hyperlink w:history="1" r:id="rId2p0nxj2xw81ngqaqkg6nj">
               <w:r>
                 <w:rPr>
                   <w:rFonts w:ascii="Arial" w:cs="Arial" w:eastAsia="Arial" w:hAnsi="Arial"/>
@@ -25116,7 +25116,7 @@
             <w:pPr>
               <w:spacing w:after="20" w:before="0"/>
             </w:pPr>
-            <w:hyperlink w:history="1" r:id="rId_nwbqqvj9r7ohgag4st7w">
+            <w:hyperlink w:history="1" r:id="rIdu1btrahwdy6puc4goghaf">
               <w:r>
                 <w:rPr>
                   <w:rFonts w:ascii="Arial" w:cs="Arial" w:eastAsia="Arial" w:hAnsi="Arial"/>
@@ -25125,7 +25125,7 @@
                   <w:szCs w:val="16"/>
                   <w:u w:val="single" w:color="2E75B6"/>
                 </w:rPr>
-                <w:t xml:space="preserve">Video: Balancing Act</w:t>
+                <w:t xml:space="preserve">Radians as ratio of arc length to radius</w:t>
               </w:r>
             </w:hyperlink>
           </w:p>
@@ -25141,7 +25141,7 @@
                 <w:sz w:val="14"/>
                 <w:szCs w:val="14"/>
               </w:rPr>
-              <w:t xml:space="preserve">Source: PhET Interactive Simulations (English)</w:t>
+              <w:t xml:space="preserve">Source: Khan Academy (English - US curriculum)</w:t>
             </w:r>
           </w:p>
           <w:p>
@@ -25149,7 +25149,7 @@
               <w:spacing w:after="10" w:before="0"/>
               <w:ind w:left="120"/>
             </w:pPr>
-            <w:hyperlink w:history="1" r:id="rIdes7ttriidc3fynpt7myct">
+            <w:hyperlink w:history="1" r:id="rIdwchxhcnbdjpyu5yglvqp2">
               <w:r>
                 <w:rPr>
                   <w:rFonts w:ascii="Arial" w:cs="Arial" w:eastAsia="Arial" w:hAnsi="Arial"/>
@@ -25187,14 +25187,14 @@
                 <w:sz w:val="16"/>
                 <w:szCs w:val="16"/>
               </w:rPr>
-              <w:t xml:space="preserve">📖 HTML:</w:t>
+              <w:t xml:space="preserve">📖 EXERCISE:</w:t>
             </w:r>
           </w:p>
           <w:p>
             <w:pPr>
               <w:spacing w:after="20" w:before="0"/>
             </w:pPr>
-            <w:hyperlink w:history="1" r:id="rIdnh_ex6e0k5gz3hfx0xuqf">
+            <w:hyperlink w:history="1" r:id="rIdmqinj5xrkto9nt0rfaab8">
               <w:r>
                 <w:rPr>
                   <w:rFonts w:ascii="Arial" w:cs="Arial" w:eastAsia="Arial" w:hAnsi="Arial"/>
@@ -25203,7 +25203,7 @@
                   <w:szCs w:val="16"/>
                   <w:u w:val="single" w:color="2E75B6"/>
                 </w:rPr>
-                <w:t xml:space="preserve">Quadratic Formula (Flexbook)</w:t>
+                <w:t xml:space="preserve">Radians &amp; arc length</w:t>
               </w:r>
             </w:hyperlink>
           </w:p>
@@ -25219,7 +25219,7 @@
                 <w:sz w:val="14"/>
                 <w:szCs w:val="14"/>
               </w:rPr>
-              <w:t xml:space="preserve">Source: CK-12</w:t>
+              <w:t xml:space="preserve">Source: Khan Academy (English - US curriculum)</w:t>
             </w:r>
           </w:p>
           <w:p>
@@ -25227,7 +25227,7 @@
               <w:spacing w:after="10" w:before="0"/>
               <w:ind w:left="120"/>
             </w:pPr>
-            <w:hyperlink w:history="1" r:id="rIdtkhlqs7yu_gekzizwkqy7">
+            <w:hyperlink w:history="1" r:id="rIdd8zetcf_ilhgwuo10fh4k">
               <w:r>
                 <w:rPr>
                   <w:rFonts w:ascii="Arial" w:cs="Arial" w:eastAsia="Arial" w:hAnsi="Arial"/>
@@ -25536,7 +25536,7 @@
             <w:pPr>
               <w:spacing w:after="20" w:before="0"/>
             </w:pPr>
-            <w:hyperlink w:history="1" r:id="rIdjzggfb1xfb-374zphfqzd">
+            <w:hyperlink w:history="1" r:id="rIddcmq3aoctcb_6tobgb0dy">
               <w:r>
                 <w:rPr>
                   <w:rFonts w:ascii="Arial" w:cs="Arial" w:eastAsia="Arial" w:hAnsi="Arial"/>
@@ -25545,7 +25545,7 @@
                   <w:szCs w:val="16"/>
                   <w:u w:val="single" w:color="2E75B6"/>
                 </w:rPr>
-                <w:t xml:space="preserve">Video: Balancing Act</w:t>
+                <w:t xml:space="preserve">Arc length from subtended angle: radians</w:t>
               </w:r>
             </w:hyperlink>
           </w:p>
@@ -25561,7 +25561,7 @@
                 <w:sz w:val="14"/>
                 <w:szCs w:val="14"/>
               </w:rPr>
-              <w:t xml:space="preserve">Source: PhET Interactive Simulations (English)</w:t>
+              <w:t xml:space="preserve">Source: Khan Academy (English - US curriculum)</w:t>
             </w:r>
           </w:p>
           <w:p>
@@ -25569,7 +25569,7 @@
               <w:spacing w:after="10" w:before="0"/>
               <w:ind w:left="120"/>
             </w:pPr>
-            <w:hyperlink w:history="1" r:id="rId5tlhw2ivqdnkzcwv-dm6w">
+            <w:hyperlink w:history="1" r:id="rIdpccngnosh8r_io69z-isf">
               <w:r>
                 <w:rPr>
                   <w:rFonts w:ascii="Arial" w:cs="Arial" w:eastAsia="Arial" w:hAnsi="Arial"/>
@@ -25607,14 +25607,14 @@
                 <w:sz w:val="16"/>
                 <w:szCs w:val="16"/>
               </w:rPr>
-              <w:t xml:space="preserve">📖 HTML:</w:t>
+              <w:t xml:space="preserve">📖 EXERCISE:</w:t>
             </w:r>
           </w:p>
           <w:p>
             <w:pPr>
               <w:spacing w:after="20" w:before="0"/>
             </w:pPr>
-            <w:hyperlink w:history="1" r:id="rIdmccjtz_qzbqgwr7yo3q0f">
+            <w:hyperlink w:history="1" r:id="rIdwl8fgikxrjlyecfwt5_xa">
               <w:r>
                 <w:rPr>
                   <w:rFonts w:ascii="Arial" w:cs="Arial" w:eastAsia="Arial" w:hAnsi="Arial"/>
@@ -25623,7 +25623,7 @@
                   <w:szCs w:val="16"/>
                   <w:u w:val="single" w:color="2E75B6"/>
                 </w:rPr>
-                <w:t xml:space="preserve">Quadratic Formula (Flexbook)</w:t>
+                <w:t xml:space="preserve">Radians &amp; arc length</w:t>
               </w:r>
             </w:hyperlink>
           </w:p>
@@ -25639,7 +25639,7 @@
                 <w:sz w:val="14"/>
                 <w:szCs w:val="14"/>
               </w:rPr>
-              <w:t xml:space="preserve">Source: CK-12</w:t>
+              <w:t xml:space="preserve">Source: Khan Academy (English - US curriculum)</w:t>
             </w:r>
           </w:p>
           <w:p>
@@ -25647,7 +25647,7 @@
               <w:spacing w:after="10" w:before="0"/>
               <w:ind w:left="120"/>
             </w:pPr>
-            <w:hyperlink w:history="1" r:id="rIdo5hk8d59u6evdteztqghk">
+            <w:hyperlink w:history="1" r:id="rId-hmmiutts4irfcxug0ljy">
               <w:r>
                 <w:rPr>
                   <w:rFonts w:ascii="Arial" w:cs="Arial" w:eastAsia="Arial" w:hAnsi="Arial"/>
@@ -27818,7 +27818,7 @@
             <w:pPr>
               <w:spacing w:after="20" w:before="0"/>
             </w:pPr>
-            <w:hyperlink w:history="1" r:id="rIdumsllkdxeovy9ouui-vat">
+            <w:hyperlink w:history="1" r:id="rIddx5lzrmrmvnhgqsthrdh2">
               <w:r>
                 <w:rPr>
                   <w:rFonts w:ascii="Arial" w:cs="Arial" w:eastAsia="Arial" w:hAnsi="Arial"/>
@@ -27827,7 +27827,7 @@
                   <w:szCs w:val="16"/>
                   <w:u w:val="single" w:color="2E75B6"/>
                 </w:rPr>
-                <w:t xml:space="preserve">Radians as ratio of arc length to radius</w:t>
+                <w:t xml:space="preserve">Area of a circle</w:t>
               </w:r>
             </w:hyperlink>
           </w:p>
@@ -27851,7 +27851,7 @@
               <w:spacing w:after="10" w:before="0"/>
               <w:ind w:left="120"/>
             </w:pPr>
-            <w:hyperlink w:history="1" r:id="rIdbezui_gckqesgd84idqru">
+            <w:hyperlink w:history="1" r:id="rIdjum_mwuute3arxemvvv8b">
               <w:r>
                 <w:rPr>
                   <w:rFonts w:ascii="Arial" w:cs="Arial" w:eastAsia="Arial" w:hAnsi="Arial"/>
@@ -27889,14 +27889,14 @@
                 <w:sz w:val="16"/>
                 <w:szCs w:val="16"/>
               </w:rPr>
-              <w:t xml:space="preserve">📖 HTML:</w:t>
+              <w:t xml:space="preserve">📖 EXERCISE:</w:t>
             </w:r>
           </w:p>
           <w:p>
             <w:pPr>
               <w:spacing w:after="20" w:before="0"/>
             </w:pPr>
-            <w:hyperlink w:history="1" r:id="rId3js2anbtavptchh2p39li">
+            <w:hyperlink w:history="1" r:id="rIdjc4vggpmbemxwxgqttfgk">
               <w:r>
                 <w:rPr>
                   <w:rFonts w:ascii="Arial" w:cs="Arial" w:eastAsia="Arial" w:hAnsi="Arial"/>
@@ -27905,7 +27905,7 @@
                   <w:szCs w:val="16"/>
                   <w:u w:val="single" w:color="2E75B6"/>
                 </w:rPr>
-                <w:t xml:space="preserve">Quadratic Formula (Flexbook)</w:t>
+                <w:t xml:space="preserve">Area of a sector</w:t>
               </w:r>
             </w:hyperlink>
           </w:p>
@@ -27921,7 +27921,7 @@
                 <w:sz w:val="14"/>
                 <w:szCs w:val="14"/>
               </w:rPr>
-              <w:t xml:space="preserve">Source: CK-12</w:t>
+              <w:t xml:space="preserve">Source: Khan Academy (English - US curriculum)</w:t>
             </w:r>
           </w:p>
           <w:p>
@@ -27929,7 +27929,7 @@
               <w:spacing w:after="10" w:before="0"/>
               <w:ind w:left="120"/>
             </w:pPr>
-            <w:hyperlink w:history="1" r:id="rIdrzx9iqsctrv4qtarv_ddl">
+            <w:hyperlink w:history="1" r:id="rIda9j9mut2sinym4dkbdhmc">
               <w:r>
                 <w:rPr>
                   <w:rFonts w:ascii="Arial" w:cs="Arial" w:eastAsia="Arial" w:hAnsi="Arial"/>
@@ -28124,7 +28124,7 @@
             <w:pPr>
               <w:spacing w:after="20" w:before="0"/>
             </w:pPr>
-            <w:hyperlink w:history="1" r:id="rIdcv8ukqr47baszm5i5jjqn">
+            <w:hyperlink w:history="1" r:id="rIdxb2-uphvq89z0ubz2nt0r">
               <w:r>
                 <w:rPr>
                   <w:rFonts w:ascii="Arial" w:cs="Arial" w:eastAsia="Arial" w:hAnsi="Arial"/>
@@ -28133,7 +28133,7 @@
                   <w:szCs w:val="16"/>
                   <w:u w:val="single" w:color="2E75B6"/>
                 </w:rPr>
-                <w:t xml:space="preserve">Radians as ratio of arc length to radius</w:t>
+                <w:t xml:space="preserve">Area of a sector</w:t>
               </w:r>
             </w:hyperlink>
           </w:p>
@@ -28157,7 +28157,7 @@
               <w:spacing w:after="10" w:before="0"/>
               <w:ind w:left="120"/>
             </w:pPr>
-            <w:hyperlink w:history="1" r:id="rIdsksczyuvyerqks-ruyace">
+            <w:hyperlink w:history="1" r:id="rIdudgmglvx0m92lpoig-jl9">
               <w:r>
                 <w:rPr>
                   <w:rFonts w:ascii="Arial" w:cs="Arial" w:eastAsia="Arial" w:hAnsi="Arial"/>
@@ -28195,14 +28195,14 @@
                 <w:sz w:val="16"/>
                 <w:szCs w:val="16"/>
               </w:rPr>
-              <w:t xml:space="preserve">📖 HTML:</w:t>
+              <w:t xml:space="preserve">📖 EXERCISE:</w:t>
             </w:r>
           </w:p>
           <w:p>
             <w:pPr>
               <w:spacing w:after="20" w:before="0"/>
             </w:pPr>
-            <w:hyperlink w:history="1" r:id="rIdvgz6z6ltrboqmhd8uvy0_">
+            <w:hyperlink w:history="1" r:id="rId2skgqix8alrpwsrivzvpe">
               <w:r>
                 <w:rPr>
                   <w:rFonts w:ascii="Arial" w:cs="Arial" w:eastAsia="Arial" w:hAnsi="Arial"/>
@@ -28211,7 +28211,7 @@
                   <w:szCs w:val="16"/>
                   <w:u w:val="single" w:color="2E75B6"/>
                 </w:rPr>
-                <w:t xml:space="preserve">Quadratic Formula (Flexbook)</w:t>
+                <w:t xml:space="preserve">Area of a circle</w:t>
               </w:r>
             </w:hyperlink>
           </w:p>
@@ -28227,7 +28227,7 @@
                 <w:sz w:val="14"/>
                 <w:szCs w:val="14"/>
               </w:rPr>
-              <w:t xml:space="preserve">Source: CK-12</w:t>
+              <w:t xml:space="preserve">Source: Khan Academy (English - US curriculum)</w:t>
             </w:r>
           </w:p>
           <w:p>
@@ -28235,7 +28235,7 @@
               <w:spacing w:after="10" w:before="0"/>
               <w:ind w:left="120"/>
             </w:pPr>
-            <w:hyperlink w:history="1" r:id="rIdxqycb_2zlrqivwlaygd37">
+            <w:hyperlink w:history="1" r:id="rIdy6ijm_yryzv57sik765de">
               <w:r>
                 <w:rPr>
                   <w:rFonts w:ascii="Arial" w:cs="Arial" w:eastAsia="Arial" w:hAnsi="Arial"/>
@@ -28430,7 +28430,7 @@
             <w:pPr>
               <w:spacing w:after="20" w:before="0"/>
             </w:pPr>
-            <w:hyperlink w:history="1" r:id="rIdwnq4aqa3gqhx0cgbtdx3i">
+            <w:hyperlink w:history="1" r:id="rIduruh-fttts2fy38cdarq_">
               <w:r>
                 <w:rPr>
                   <w:rFonts w:ascii="Arial" w:cs="Arial" w:eastAsia="Arial" w:hAnsi="Arial"/>
@@ -28439,7 +28439,7 @@
                   <w:szCs w:val="16"/>
                   <w:u w:val="single" w:color="2E75B6"/>
                 </w:rPr>
-                <w:t xml:space="preserve">Radians as ratio of arc length to radius</w:t>
+                <w:t xml:space="preserve">Area of Sectors and Segments Principles - Basic</w:t>
               </w:r>
             </w:hyperlink>
           </w:p>
@@ -28455,7 +28455,7 @@
                 <w:sz w:val="14"/>
                 <w:szCs w:val="14"/>
               </w:rPr>
-              <w:t xml:space="preserve">Source: Khan Academy (English - US curriculum)</w:t>
+              <w:t xml:space="preserve">Source: CK-12</w:t>
             </w:r>
           </w:p>
           <w:p>
@@ -28463,7 +28463,7 @@
               <w:spacing w:after="10" w:before="0"/>
               <w:ind w:left="120"/>
             </w:pPr>
-            <w:hyperlink w:history="1" r:id="rIdggebwop4uv4aeyvojalxt">
+            <w:hyperlink w:history="1" r:id="rIdgfnovhanz7pl3eyriqvqb">
               <w:r>
                 <w:rPr>
                   <w:rFonts w:ascii="Arial" w:cs="Arial" w:eastAsia="Arial" w:hAnsi="Arial"/>
@@ -28508,7 +28508,7 @@
             <w:pPr>
               <w:spacing w:after="20" w:before="0"/>
             </w:pPr>
-            <w:hyperlink w:history="1" r:id="rIdvqjp4ox1j5ttyyu1buqfj">
+            <w:hyperlink w:history="1" r:id="rIdjmq6sgwmrh20vxgcikp5q">
               <w:r>
                 <w:rPr>
                   <w:rFonts w:ascii="Arial" w:cs="Arial" w:eastAsia="Arial" w:hAnsi="Arial"/>
@@ -28517,7 +28517,7 @@
                   <w:szCs w:val="16"/>
                   <w:u w:val="single" w:color="2E75B6"/>
                 </w:rPr>
-                <w:t xml:space="preserve">Quadratic Formula (Flexbook)</w:t>
+                <w:t xml:space="preserve">Area of Sectors and Segments (Flexbook)</w:t>
               </w:r>
             </w:hyperlink>
           </w:p>
@@ -28541,7 +28541,7 @@
               <w:spacing w:after="10" w:before="0"/>
               <w:ind w:left="120"/>
             </w:pPr>
-            <w:hyperlink w:history="1" r:id="rIdatu8yjb072vsuiyxauuwv">
+            <w:hyperlink w:history="1" r:id="rIdqyjwunpo7vswasbzar5de">
               <w:r>
                 <w:rPr>
                   <w:rFonts w:ascii="Arial" w:cs="Arial" w:eastAsia="Arial" w:hAnsi="Arial"/>
@@ -28736,7 +28736,7 @@
             <w:pPr>
               <w:spacing w:after="20" w:before="0"/>
             </w:pPr>
-            <w:hyperlink w:history="1" r:id="rIdq31lwfsktyaudzw9gai_b">
+            <w:hyperlink w:history="1" r:id="rId5rhjitr8idbk1pere_s30">
               <w:r>
                 <w:rPr>
                   <w:rFonts w:ascii="Arial" w:cs="Arial" w:eastAsia="Arial" w:hAnsi="Arial"/>
@@ -28745,7 +28745,7 @@
                   <w:szCs w:val="16"/>
                   <w:u w:val="single" w:color="2E75B6"/>
                 </w:rPr>
-                <w:t xml:space="preserve">Radians as ratio of arc length to radius</w:t>
+                <w:t xml:space="preserve">Area of a circle</w:t>
               </w:r>
             </w:hyperlink>
           </w:p>
@@ -28769,7 +28769,7 @@
               <w:spacing w:after="10" w:before="0"/>
               <w:ind w:left="120"/>
             </w:pPr>
-            <w:hyperlink w:history="1" r:id="rId9o9vmnzhhdf7ixsu-g0_8">
+            <w:hyperlink w:history="1" r:id="rId-9zves4o5eycpngw6tmwt">
               <w:r>
                 <w:rPr>
                   <w:rFonts w:ascii="Arial" w:cs="Arial" w:eastAsia="Arial" w:hAnsi="Arial"/>
@@ -28807,14 +28807,14 @@
                 <w:sz w:val="16"/>
                 <w:szCs w:val="16"/>
               </w:rPr>
-              <w:t xml:space="preserve">📖 HTML:</w:t>
+              <w:t xml:space="preserve">📖 EXERCISE:</w:t>
             </w:r>
           </w:p>
           <w:p>
             <w:pPr>
               <w:spacing w:after="20" w:before="0"/>
             </w:pPr>
-            <w:hyperlink w:history="1" r:id="rIdosuglsoc9on3krevbdfn-">
+            <w:hyperlink w:history="1" r:id="rIdfaprez6de4qwmdjmdmssh">
               <w:r>
                 <w:rPr>
                   <w:rFonts w:ascii="Arial" w:cs="Arial" w:eastAsia="Arial" w:hAnsi="Arial"/>
@@ -28823,7 +28823,7 @@
                   <w:szCs w:val="16"/>
                   <w:u w:val="single" w:color="2E75B6"/>
                 </w:rPr>
-                <w:t xml:space="preserve">Quadratic Formula (Flexbook)</w:t>
+                <w:t xml:space="preserve">Area of Sectors and Segments Practice</w:t>
               </w:r>
             </w:hyperlink>
           </w:p>
@@ -28847,7 +28847,7 @@
               <w:spacing w:after="10" w:before="0"/>
               <w:ind w:left="120"/>
             </w:pPr>
-            <w:hyperlink w:history="1" r:id="rId2e3s1l4n9h6gcku520cg0">
+            <w:hyperlink w:history="1" r:id="rIdibidjt0wdbr8o-lfvt6bk">
               <w:r>
                 <w:rPr>
                   <w:rFonts w:ascii="Arial" w:cs="Arial" w:eastAsia="Arial" w:hAnsi="Arial"/>
@@ -29042,7 +29042,7 @@
             <w:pPr>
               <w:spacing w:after="20" w:before="0"/>
             </w:pPr>
-            <w:hyperlink w:history="1" r:id="rId00cqefnto2-utwkaojc9s">
+            <w:hyperlink w:history="1" r:id="rIdfzjcwd2in-rs6hpfp2zuq">
               <w:r>
                 <w:rPr>
                   <w:rFonts w:ascii="Arial" w:cs="Arial" w:eastAsia="Arial" w:hAnsi="Arial"/>
@@ -29051,7 +29051,7 @@
                   <w:szCs w:val="16"/>
                   <w:u w:val="single" w:color="2E75B6"/>
                 </w:rPr>
-                <w:t xml:space="preserve">Radians as ratio of arc length to radius</w:t>
+                <w:t xml:space="preserve">Area of a circle</w:t>
               </w:r>
             </w:hyperlink>
           </w:p>
@@ -29075,7 +29075,7 @@
               <w:spacing w:after="10" w:before="0"/>
               <w:ind w:left="120"/>
             </w:pPr>
-            <w:hyperlink w:history="1" r:id="rIddk9vfd7lqb_czkam_kiug">
+            <w:hyperlink w:history="1" r:id="rIdd-v_ihcfob5g4aimao58b">
               <w:r>
                 <w:rPr>
                   <w:rFonts w:ascii="Arial" w:cs="Arial" w:eastAsia="Arial" w:hAnsi="Arial"/>
@@ -29120,7 +29120,7 @@
             <w:pPr>
               <w:spacing w:after="20" w:before="0"/>
             </w:pPr>
-            <w:hyperlink w:history="1" r:id="rIdbbbnlarlzkeyiyeeebqte">
+            <w:hyperlink w:history="1" r:id="rIdtqvks-r88afvenrhpdv8q">
               <w:r>
                 <w:rPr>
                   <w:rFonts w:ascii="Arial" w:cs="Arial" w:eastAsia="Arial" w:hAnsi="Arial"/>
@@ -29129,7 +29129,7 @@
                   <w:szCs w:val="16"/>
                   <w:u w:val="single" w:color="2E75B6"/>
                 </w:rPr>
-                <w:t xml:space="preserve">Quadratic Formula (Flexbook)</w:t>
+                <w:t xml:space="preserve">Area of Sectors and Segments: Ms. Arcade-Man (PLIX)</w:t>
               </w:r>
             </w:hyperlink>
           </w:p>
@@ -29153,7 +29153,7 @@
               <w:spacing w:after="10" w:before="0"/>
               <w:ind w:left="120"/>
             </w:pPr>
-            <w:hyperlink w:history="1" r:id="rIdnargftl7q57eddc0khsxd">
+            <w:hyperlink w:history="1" r:id="rId-y6yubrkbyv1f-851defj">
               <w:r>
                 <w:rPr>
                   <w:rFonts w:ascii="Arial" w:cs="Arial" w:eastAsia="Arial" w:hAnsi="Arial"/>
@@ -30640,7 +30640,7 @@
             <w:pPr>
               <w:spacing w:after="20" w:before="0"/>
             </w:pPr>
-            <w:hyperlink w:history="1" r:id="rIdvs85gs6kb11tyksedshrx">
+            <w:hyperlink w:history="1" r:id="rIdqxkayhkmth76h6jqujfza">
               <w:r>
                 <w:rPr>
                   <w:rFonts w:ascii="Arial" w:cs="Arial" w:eastAsia="Arial" w:hAnsi="Arial"/>
@@ -30649,7 +30649,7 @@
                   <w:szCs w:val="16"/>
                   <w:u w:val="single" w:color="2E75B6"/>
                 </w:rPr>
-                <w:t xml:space="preserve">Video: Area Model Algebra</w:t>
+                <w:t xml:space="preserve">Partial circle area and arc length</w:t>
               </w:r>
             </w:hyperlink>
           </w:p>
@@ -30665,7 +30665,7 @@
                 <w:sz w:val="14"/>
                 <w:szCs w:val="14"/>
               </w:rPr>
-              <w:t xml:space="preserve">Source: PhET Interactive Simulations (English)</w:t>
+              <w:t xml:space="preserve">Source: Khan Academy (English - US curriculum)</w:t>
             </w:r>
           </w:p>
           <w:p>
@@ -30673,7 +30673,7 @@
               <w:spacing w:after="10" w:before="0"/>
               <w:ind w:left="120"/>
             </w:pPr>
-            <w:hyperlink w:history="1" r:id="rIdddakp07dzcx8xxx5ide1q">
+            <w:hyperlink w:history="1" r:id="rIdw6m1ubemzcgim5b51knxu">
               <w:r>
                 <w:rPr>
                   <w:rFonts w:ascii="Arial" w:cs="Arial" w:eastAsia="Arial" w:hAnsi="Arial"/>
@@ -30711,14 +30711,14 @@
                 <w:sz w:val="16"/>
                 <w:szCs w:val="16"/>
               </w:rPr>
-              <w:t xml:space="preserve">📖 HTML:</w:t>
+              <w:t xml:space="preserve">📖 EXERCISE:</w:t>
             </w:r>
           </w:p>
           <w:p>
             <w:pPr>
               <w:spacing w:after="20" w:before="0"/>
             </w:pPr>
-            <w:hyperlink w:history="1" r:id="rIdgljb-6bpyunvnr6hxtzda">
+            <w:hyperlink w:history="1" r:id="rId1vppxclril9fmtnonvhmz">
               <w:r>
                 <w:rPr>
                   <w:rFonts w:ascii="Arial" w:cs="Arial" w:eastAsia="Arial" w:hAnsi="Arial"/>
@@ -30727,7 +30727,7 @@
                   <w:szCs w:val="16"/>
                   <w:u w:val="single" w:color="2E75B6"/>
                 </w:rPr>
-                <w:t xml:space="preserve">Length Measurements to a Fraction of an Inch (Flexbook)</w:t>
+                <w:t xml:space="preserve">Radians &amp; arc length</w:t>
               </w:r>
             </w:hyperlink>
           </w:p>
@@ -30743,7 +30743,7 @@
                 <w:sz w:val="14"/>
                 <w:szCs w:val="14"/>
               </w:rPr>
-              <w:t xml:space="preserve">Source: CK-12</w:t>
+              <w:t xml:space="preserve">Source: Khan Academy (English - US curriculum)</w:t>
             </w:r>
           </w:p>
           <w:p>
@@ -30751,7 +30751,7 @@
               <w:spacing w:after="10" w:before="0"/>
               <w:ind w:left="120"/>
             </w:pPr>
-            <w:hyperlink w:history="1" r:id="rIdy_kpzir3nz4gswlybwgfo">
+            <w:hyperlink w:history="1" r:id="rIdqsh1egoer2cl4f6zeewg_">
               <w:r>
                 <w:rPr>
                   <w:rFonts w:ascii="Arial" w:cs="Arial" w:eastAsia="Arial" w:hAnsi="Arial"/>
@@ -30946,7 +30946,7 @@
             <w:pPr>
               <w:spacing w:after="20" w:before="0"/>
             </w:pPr>
-            <w:hyperlink w:history="1" r:id="rId0famkqvednpovyzqx4fun">
+            <w:hyperlink w:history="1" r:id="rIdpivqjivzdrbph2paae7nq">
               <w:r>
                 <w:rPr>
                   <w:rFonts w:ascii="Arial" w:cs="Arial" w:eastAsia="Arial" w:hAnsi="Arial"/>
@@ -30955,7 +30955,7 @@
                   <w:szCs w:val="16"/>
                   <w:u w:val="single" w:color="2E75B6"/>
                 </w:rPr>
-                <w:t xml:space="preserve">Video: Area Model Algebra</w:t>
+                <w:t xml:space="preserve">Area of a sector</w:t>
               </w:r>
             </w:hyperlink>
           </w:p>
@@ -30971,7 +30971,7 @@
                 <w:sz w:val="14"/>
                 <w:szCs w:val="14"/>
               </w:rPr>
-              <w:t xml:space="preserve">Source: PhET Interactive Simulations (English)</w:t>
+              <w:t xml:space="preserve">Source: Khan Academy (English - US curriculum)</w:t>
             </w:r>
           </w:p>
           <w:p>
@@ -30979,7 +30979,7 @@
               <w:spacing w:after="10" w:before="0"/>
               <w:ind w:left="120"/>
             </w:pPr>
-            <w:hyperlink w:history="1" r:id="rId83xuvuyqvpwxqukg897th">
+            <w:hyperlink w:history="1" r:id="rIdizaudlq3pxfy29_zy70f9">
               <w:r>
                 <w:rPr>
                   <w:rFonts w:ascii="Arial" w:cs="Arial" w:eastAsia="Arial" w:hAnsi="Arial"/>
@@ -31017,14 +31017,14 @@
                 <w:sz w:val="16"/>
                 <w:szCs w:val="16"/>
               </w:rPr>
-              <w:t xml:space="preserve">📖 HTML:</w:t>
+              <w:t xml:space="preserve">📖 EXERCISE:</w:t>
             </w:r>
           </w:p>
           <w:p>
             <w:pPr>
               <w:spacing w:after="20" w:before="0"/>
             </w:pPr>
-            <w:hyperlink w:history="1" r:id="rId6mmqrqnwrrytmiwqcugoe">
+            <w:hyperlink w:history="1" r:id="rIdyj0c26dpdlocsbqphyhr9">
               <w:r>
                 <w:rPr>
                   <w:rFonts w:ascii="Arial" w:cs="Arial" w:eastAsia="Arial" w:hAnsi="Arial"/>
@@ -31033,7 +31033,7 @@
                   <w:szCs w:val="16"/>
                   <w:u w:val="single" w:color="2E75B6"/>
                 </w:rPr>
-                <w:t xml:space="preserve">Length Measurements to a Fraction of an Inch (Flexbook)</w:t>
+                <w:t xml:space="preserve">Arc length</w:t>
               </w:r>
             </w:hyperlink>
           </w:p>
@@ -31049,7 +31049,7 @@
                 <w:sz w:val="14"/>
                 <w:szCs w:val="14"/>
               </w:rPr>
-              <w:t xml:space="preserve">Source: CK-12</w:t>
+              <w:t xml:space="preserve">Source: Khan Academy (English - US curriculum)</w:t>
             </w:r>
           </w:p>
           <w:p>
@@ -31057,7 +31057,7 @@
               <w:spacing w:after="10" w:before="0"/>
               <w:ind w:left="120"/>
             </w:pPr>
-            <w:hyperlink w:history="1" r:id="rIdsdiezuwfgbitqfg3gpkly">
+            <w:hyperlink w:history="1" r:id="rId5coqtp2ar1muytl6a1vc0">
               <w:r>
                 <w:rPr>
                   <w:rFonts w:ascii="Arial" w:cs="Arial" w:eastAsia="Arial" w:hAnsi="Arial"/>
@@ -31252,7 +31252,7 @@
             <w:pPr>
               <w:spacing w:after="20" w:before="0"/>
             </w:pPr>
-            <w:hyperlink w:history="1" r:id="rIdsxk6u6wik878jrjhq8cmo">
+            <w:hyperlink w:history="1" r:id="rIdekeqwqodi5o2xd75c2gd9">
               <w:r>
                 <w:rPr>
                   <w:rFonts w:ascii="Arial" w:cs="Arial" w:eastAsia="Arial" w:hAnsi="Arial"/>
@@ -31261,7 +31261,7 @@
                   <w:szCs w:val="16"/>
                   <w:u w:val="single" w:color="2E75B6"/>
                 </w:rPr>
-                <w:t xml:space="preserve">Video: Area Model Algebra</w:t>
+                <w:t xml:space="preserve">Subtended angle from arc length</w:t>
               </w:r>
             </w:hyperlink>
           </w:p>
@@ -31277,7 +31277,7 @@
                 <w:sz w:val="14"/>
                 <w:szCs w:val="14"/>
               </w:rPr>
-              <w:t xml:space="preserve">Source: PhET Interactive Simulations (English)</w:t>
+              <w:t xml:space="preserve">Source: Khan Academy (English - US curriculum)</w:t>
             </w:r>
           </w:p>
           <w:p>
@@ -31285,7 +31285,7 @@
               <w:spacing w:after="10" w:before="0"/>
               <w:ind w:left="120"/>
             </w:pPr>
-            <w:hyperlink w:history="1" r:id="rIdivl-x-anci69mmkipgtnt">
+            <w:hyperlink w:history="1" r:id="rIdhnjetojholzfzo7jbz_t1">
               <w:r>
                 <w:rPr>
                   <w:rFonts w:ascii="Arial" w:cs="Arial" w:eastAsia="Arial" w:hAnsi="Arial"/>
@@ -31323,14 +31323,14 @@
                 <w:sz w:val="16"/>
                 <w:szCs w:val="16"/>
               </w:rPr>
-              <w:t xml:space="preserve">📖 HTML:</w:t>
+              <w:t xml:space="preserve">📖 EXERCISE:</w:t>
             </w:r>
           </w:p>
           <w:p>
             <w:pPr>
               <w:spacing w:after="20" w:before="0"/>
             </w:pPr>
-            <w:hyperlink w:history="1" r:id="rIdcng-q6-fetccrzxutyc5d">
+            <w:hyperlink w:history="1" r:id="rIdwc90wpb2egmgmn0twfjwn">
               <w:r>
                 <w:rPr>
                   <w:rFonts w:ascii="Arial" w:cs="Arial" w:eastAsia="Arial" w:hAnsi="Arial"/>
@@ -31339,7 +31339,7 @@
                   <w:szCs w:val="16"/>
                   <w:u w:val="single" w:color="2E75B6"/>
                 </w:rPr>
-                <w:t xml:space="preserve">Length Measurements to a Fraction of an Inch (Flexbook)</w:t>
+                <w:t xml:space="preserve">Area of a sector</w:t>
               </w:r>
             </w:hyperlink>
           </w:p>
@@ -31355,7 +31355,7 @@
                 <w:sz w:val="14"/>
                 <w:szCs w:val="14"/>
               </w:rPr>
-              <w:t xml:space="preserve">Source: CK-12</w:t>
+              <w:t xml:space="preserve">Source: Khan Academy (English - US curriculum)</w:t>
             </w:r>
           </w:p>
           <w:p>
@@ -31363,7 +31363,7 @@
               <w:spacing w:after="10" w:before="0"/>
               <w:ind w:left="120"/>
             </w:pPr>
-            <w:hyperlink w:history="1" r:id="rIdm8robhirzeou58y4hctll">
+            <w:hyperlink w:history="1" r:id="rIdodss4erdgr6xld87v6yck">
               <w:r>
                 <w:rPr>
                   <w:rFonts w:ascii="Arial" w:cs="Arial" w:eastAsia="Arial" w:hAnsi="Arial"/>
@@ -31558,7 +31558,7 @@
             <w:pPr>
               <w:spacing w:after="20" w:before="0"/>
             </w:pPr>
-            <w:hyperlink w:history="1" r:id="rIdlf3gdtlyglo6ascdw0kxq">
+            <w:hyperlink w:history="1" r:id="rIdmtixygeaxvu4t7wvopo3a">
               <w:r>
                 <w:rPr>
                   <w:rFonts w:ascii="Arial" w:cs="Arial" w:eastAsia="Arial" w:hAnsi="Arial"/>
@@ -31567,7 +31567,7 @@
                   <w:szCs w:val="16"/>
                   <w:u w:val="single" w:color="2E75B6"/>
                 </w:rPr>
-                <w:t xml:space="preserve">Video: Area Model Algebra</w:t>
+                <w:t xml:space="preserve">Arc length as fraction of circumference</w:t>
               </w:r>
             </w:hyperlink>
           </w:p>
@@ -31583,7 +31583,7 @@
                 <w:sz w:val="14"/>
                 <w:szCs w:val="14"/>
               </w:rPr>
-              <w:t xml:space="preserve">Source: PhET Interactive Simulations (English)</w:t>
+              <w:t xml:space="preserve">Source: Khan Academy (English - US curriculum)</w:t>
             </w:r>
           </w:p>
           <w:p>
@@ -31591,7 +31591,7 @@
               <w:spacing w:after="10" w:before="0"/>
               <w:ind w:left="120"/>
             </w:pPr>
-            <w:hyperlink w:history="1" r:id="rIdvwqc0yxsq67moze-kvqwv">
+            <w:hyperlink w:history="1" r:id="rIdeyyput4l7sky5muthgyxg">
               <w:r>
                 <w:rPr>
                   <w:rFonts w:ascii="Arial" w:cs="Arial" w:eastAsia="Arial" w:hAnsi="Arial"/>
@@ -31629,14 +31629,14 @@
                 <w:sz w:val="16"/>
                 <w:szCs w:val="16"/>
               </w:rPr>
-              <w:t xml:space="preserve">📖 HTML:</w:t>
+              <w:t xml:space="preserve">📖 EXERCISE:</w:t>
             </w:r>
           </w:p>
           <w:p>
             <w:pPr>
               <w:spacing w:after="20" w:before="0"/>
             </w:pPr>
-            <w:hyperlink w:history="1" r:id="rIda69wp4ooucoziuphip6kh">
+            <w:hyperlink w:history="1" r:id="rIdqjvs1uxgzwqzu4cvbdjx6">
               <w:r>
                 <w:rPr>
                   <w:rFonts w:ascii="Arial" w:cs="Arial" w:eastAsia="Arial" w:hAnsi="Arial"/>
@@ -31645,7 +31645,7 @@
                   <w:szCs w:val="16"/>
                   <w:u w:val="single" w:color="2E75B6"/>
                 </w:rPr>
-                <w:t xml:space="preserve">Length Measurements to a Fraction of an Inch (Flexbook)</w:t>
+                <w:t xml:space="preserve">Inscribed angles</w:t>
               </w:r>
             </w:hyperlink>
           </w:p>
@@ -31661,7 +31661,7 @@
                 <w:sz w:val="14"/>
                 <w:szCs w:val="14"/>
               </w:rPr>
-              <w:t xml:space="preserve">Source: CK-12</w:t>
+              <w:t xml:space="preserve">Source: Khan Academy (English - US curriculum)</w:t>
             </w:r>
           </w:p>
           <w:p>
@@ -31669,7 +31669,7 @@
               <w:spacing w:after="10" w:before="0"/>
               <w:ind w:left="120"/>
             </w:pPr>
-            <w:hyperlink w:history="1" r:id="rIdbfu5wzqwakmcsfbkx-vea">
+            <w:hyperlink w:history="1" r:id="rIdo-pecaqhjckx-6b532uwn">
               <w:r>
                 <w:rPr>
                   <w:rFonts w:ascii="Arial" w:cs="Arial" w:eastAsia="Arial" w:hAnsi="Arial"/>
@@ -31864,7 +31864,7 @@
             <w:pPr>
               <w:spacing w:after="20" w:before="0"/>
             </w:pPr>
-            <w:hyperlink w:history="1" r:id="rIdvh4kcplxxp2xruelkmmkk">
+            <w:hyperlink w:history="1" r:id="rIdh9filsiqaakayvgyepapg">
               <w:r>
                 <w:rPr>
                   <w:rFonts w:ascii="Arial" w:cs="Arial" w:eastAsia="Arial" w:hAnsi="Arial"/>
@@ -31873,7 +31873,7 @@
                   <w:szCs w:val="16"/>
                   <w:u w:val="single" w:color="2E75B6"/>
                 </w:rPr>
-                <w:t xml:space="preserve">Video: Area Model Algebra</w:t>
+                <w:t xml:space="preserve">Arc length from subtended angle: radians</w:t>
               </w:r>
             </w:hyperlink>
           </w:p>
@@ -31889,7 +31889,7 @@
                 <w:sz w:val="14"/>
                 <w:szCs w:val="14"/>
               </w:rPr>
-              <w:t xml:space="preserve">Source: PhET Interactive Simulations (English)</w:t>
+              <w:t xml:space="preserve">Source: Khan Academy (English - US curriculum)</w:t>
             </w:r>
           </w:p>
           <w:p>
@@ -31897,7 +31897,7 @@
               <w:spacing w:after="10" w:before="0"/>
               <w:ind w:left="120"/>
             </w:pPr>
-            <w:hyperlink w:history="1" r:id="rIdttl3_esivfxmegsqa0sss">
+            <w:hyperlink w:history="1" r:id="rIdv48iyybxs2bhl_csmzn2_">
               <w:r>
                 <w:rPr>
                   <w:rFonts w:ascii="Arial" w:cs="Arial" w:eastAsia="Arial" w:hAnsi="Arial"/>
@@ -31935,14 +31935,14 @@
                 <w:sz w:val="16"/>
                 <w:szCs w:val="16"/>
               </w:rPr>
-              <w:t xml:space="preserve">📖 HTML:</w:t>
+              <w:t xml:space="preserve">📖 EXERCISE:</w:t>
             </w:r>
           </w:p>
           <w:p>
             <w:pPr>
               <w:spacing w:after="20" w:before="0"/>
             </w:pPr>
-            <w:hyperlink w:history="1" r:id="rIdicjhwd-g6oa3dj8oisyig">
+            <w:hyperlink w:history="1" r:id="rId6rghyhhpuytt8j9f-zcqb">
               <w:r>
                 <w:rPr>
                   <w:rFonts w:ascii="Arial" w:cs="Arial" w:eastAsia="Arial" w:hAnsi="Arial"/>
@@ -31951,7 +31951,7 @@
                   <w:szCs w:val="16"/>
                   <w:u w:val="single" w:color="2E75B6"/>
                 </w:rPr>
-                <w:t xml:space="preserve">Length Measurements to a Fraction of an Inch (Flexbook)</w:t>
+                <w:t xml:space="preserve">Radians &amp; arc length</w:t>
               </w:r>
             </w:hyperlink>
           </w:p>
@@ -31967,7 +31967,7 @@
                 <w:sz w:val="14"/>
                 <w:szCs w:val="14"/>
               </w:rPr>
-              <w:t xml:space="preserve">Source: CK-12</w:t>
+              <w:t xml:space="preserve">Source: Khan Academy (English - US curriculum)</w:t>
             </w:r>
           </w:p>
           <w:p>
@@ -31975,7 +31975,7 @@
               <w:spacing w:after="10" w:before="0"/>
               <w:ind w:left="120"/>
             </w:pPr>
-            <w:hyperlink w:history="1" r:id="rIdzbazrdr5r6yw3tn7i3qog">
+            <w:hyperlink w:history="1" r:id="rIdicjsb-ynpmcdbrs28bhoi">
               <w:r>
                 <w:rPr>
                   <w:rFonts w:ascii="Arial" w:cs="Arial" w:eastAsia="Arial" w:hAnsi="Arial"/>

--- a/data/outputs/v2/Maths/SS2.3_Area_of_Part_of_a_Circle/Mathematics_Area_of_Part_of_a_Circle_CBE_LessonSequence.docx
+++ b/data/outputs/v2/Maths/SS2.3_Area_of_Part_of_a_Circle/Mathematics_Area_of_Part_of_a_Circle_CBE_LessonSequence.docx
@@ -42,6 +42,177 @@
     </w:p>
     <w:p>
       <w:pPr>
+        <w:spacing w:after="80" w:before="120"/>
+      </w:pPr>
+      <w:r>
+        <w:rPr>
+          <w:rFonts w:ascii="Arial" w:cs="Arial" w:eastAsia="Arial" w:hAnsi="Arial"/>
+          <w:b/>
+          <w:bCs/>
+          <w:color w:val="1F3864"/>
+          <w:sz w:val="20"/>
+          <w:szCs w:val="20"/>
+        </w:rPr>
+        <w:t xml:space="preserve">ATTRIBUTION AND LICENSING</w:t>
+      </w:r>
+    </w:p>
+    <w:p>
+      <w:pPr>
+        <w:spacing w:after="60" w:before="0"/>
+      </w:pPr>
+      <w:r>
+        <w:rPr>
+          <w:rFonts w:ascii="Arial" w:cs="Arial" w:eastAsia="Arial" w:hAnsi="Arial"/>
+          <w:b/>
+          <w:bCs/>
+          <w:sz w:val="17"/>
+          <w:szCs w:val="17"/>
+        </w:rPr>
+        <w:t xml:space="preserve">Curriculum Alignment: </w:t>
+      </w:r>
+      <w:r>
+        <w:rPr>
+          <w:rFonts w:ascii="Arial" w:cs="Arial" w:eastAsia="Arial" w:hAnsi="Arial"/>
+          <w:sz w:val="17"/>
+          <w:szCs w:val="17"/>
+        </w:rPr>
+        <w:t xml:space="preserve">Structured in pedagogical alignment with the competence-based curriculum format and learning outcomes established by the Kenya Institute of Curriculum Development (KICD). This material is independently developed and is not officially endorsed or published by KICD.</w:t>
+      </w:r>
+    </w:p>
+    <w:p>
+      <w:pPr>
+        <w:spacing w:after="60" w:before="0"/>
+      </w:pPr>
+      <w:r>
+        <w:rPr>
+          <w:rFonts w:ascii="Arial" w:cs="Arial" w:eastAsia="Arial" w:hAnsi="Arial"/>
+          <w:b/>
+          <w:bCs/>
+          <w:sz w:val="17"/>
+          <w:szCs w:val="17"/>
+        </w:rPr>
+        <w:t xml:space="preserve">Content &amp; Pedagogy: </w:t>
+      </w:r>
+      <w:r>
+        <w:rPr>
+          <w:rFonts w:ascii="Arial" w:cs="Arial" w:eastAsia="Arial" w:hAnsi="Arial"/>
+          <w:sz w:val="17"/>
+          <w:szCs w:val="17"/>
+        </w:rPr>
+        <w:t xml:space="preserve">Developed and adapted by the educator team at SeaVuria (registered 501(c)(3) in the United States and registered NGO in Kenya, No. 872-850A-BF11), who designed the pedagogical framework, lesson templates and exemplar lessons on which this material is based.</w:t>
+      </w:r>
+    </w:p>
+    <w:p>
+      <w:pPr>
+        <w:spacing w:after="60" w:before="0"/>
+      </w:pPr>
+      <w:r>
+        <w:rPr>
+          <w:rFonts w:ascii="Arial" w:cs="Arial" w:eastAsia="Arial" w:hAnsi="Arial"/>
+          <w:b/>
+          <w:bCs/>
+          <w:sz w:val="17"/>
+          <w:szCs w:val="17"/>
+        </w:rPr>
+        <w:t xml:space="preserve">Production &amp; Layout: </w:t>
+      </w:r>
+      <w:r>
+        <w:rPr>
+          <w:rFonts w:ascii="Arial" w:cs="Arial" w:eastAsia="Arial" w:hAnsi="Arial"/>
+          <w:sz w:val="17"/>
+          <w:szCs w:val="17"/>
+        </w:rPr>
+        <w:t xml:space="preserve">Educational design and curriculum sequencing by SeaVuria. Technical layout, structural formatting, and digital optimization/implementation executed in partnership with ARES Education (registered 501(c)(3) in the United States and Canada (as Afretech Aid) and registered NGO in Kenya), with lesson drafting and compilation assisted by AI (Claude, Anthropic).</w:t>
+      </w:r>
+    </w:p>
+    <w:p>
+      <w:pPr>
+        <w:pBdr>
+          <w:bottom w:val="single" w:color="1F3864" w:sz="6" w:space="6"/>
+        </w:pBdr>
+        <w:spacing w:after="60" w:before="0"/>
+      </w:pPr>
+      <w:r>
+        <w:rPr>
+          <w:rFonts w:ascii="Arial" w:cs="Arial" w:eastAsia="Arial" w:hAnsi="Arial"/>
+          <w:b/>
+          <w:bCs/>
+          <w:sz w:val="17"/>
+          <w:szCs w:val="17"/>
+        </w:rPr>
+        <w:t xml:space="preserve">Licensing &amp; Copyright: </w:t>
+      </w:r>
+      <w:r>
+        <w:rPr>
+          <w:rFonts w:ascii="Arial" w:cs="Arial" w:eastAsia="Arial" w:hAnsi="Arial"/>
+          <w:sz w:val="17"/>
+          <w:szCs w:val="17"/>
+        </w:rPr>
+        <w:t xml:space="preserve">© 2026 SeaVuria and ARES. This work is licensed under a </w:t>
+      </w:r>
+      <w:hyperlink w:history="1" r:id="rIdulqn-eohjz3aek9oehp_f">
+        <w:r>
+          <w:rPr>
+            <w:rFonts w:ascii="Arial" w:cs="Arial" w:eastAsia="Arial" w:hAnsi="Arial"/>
+            <w:color w:val="1F6B75"/>
+            <w:sz w:val="17"/>
+            <w:szCs w:val="17"/>
+            <w:u w:val="single" w:color="1F6B75"/>
+          </w:rPr>
+          <w:t xml:space="preserve">Creative Commons Attribution-NonCommercial 4.0 International License</w:t>
+        </w:r>
+      </w:hyperlink>
+      <w:r>
+        <w:rPr>
+          <w:rFonts w:ascii="Arial" w:cs="Arial" w:eastAsia="Arial" w:hAnsi="Arial"/>
+          <w:sz w:val="17"/>
+          <w:szCs w:val="17"/>
+        </w:rPr>
+        <w:t xml:space="preserve"> (</w:t>
+      </w:r>
+      <w:hyperlink w:history="1" r:id="rIdrf0fndp3hg8wmbq_755o7">
+        <w:r>
+          <w:rPr>
+            <w:rFonts w:ascii="Arial" w:cs="Arial" w:eastAsia="Arial" w:hAnsi="Arial"/>
+            <w:color w:val="1F6B75"/>
+            <w:sz w:val="17"/>
+            <w:szCs w:val="17"/>
+            <w:u w:val="single" w:color="1F6B75"/>
+          </w:rPr>
+          <w:t xml:space="preserve">CC BY-NC 4.0</w:t>
+        </w:r>
+      </w:hyperlink>
+      <w:r>
+        <w:rPr>
+          <w:rFonts w:ascii="Arial" w:cs="Arial" w:eastAsia="Arial" w:hAnsi="Arial"/>
+          <w:sz w:val="17"/>
+          <w:szCs w:val="17"/>
+        </w:rPr>
+        <w:t xml:space="preserve">). To view a copy of this license, visit </w:t>
+      </w:r>
+      <w:hyperlink w:history="1" r:id="rIdyg6kfbu7konaj_37i3ra0">
+        <w:r>
+          <w:rPr>
+            <w:rFonts w:ascii="Arial" w:cs="Arial" w:eastAsia="Arial" w:hAnsi="Arial"/>
+            <w:color w:val="1F6B75"/>
+            <w:sz w:val="17"/>
+            <w:szCs w:val="17"/>
+            <w:u w:val="single" w:color="1F6B75"/>
+          </w:rPr>
+          <w:t xml:space="preserve">https://creativecommons.org/licenses/by-nc/4.0/</w:t>
+        </w:r>
+      </w:hyperlink>
+      <w:r>
+        <w:rPr>
+          <w:rFonts w:ascii="Arial" w:cs="Arial" w:eastAsia="Arial" w:hAnsi="Arial"/>
+          <w:sz w:val="17"/>
+          <w:szCs w:val="17"/>
+        </w:rPr>
+        <w:t xml:space="preserve">. You are free to copy, redistribute, and adapt this material in any medium or format, provided appropriate credit is given and the material is not used for commercial purposes. KICD learning outcomes and curriculum designations reproduced here for alignment purposes remain the property of KICD and are not covered by this license. Linked external resources (e.g. CK-12, Khan Academy, PhET) are subject to their own licenses.</w:t>
+      </w:r>
+    </w:p>
+    <w:p>
+      <w:pPr>
         <w:spacing w:after="120"/>
       </w:pPr>
       <w:r>
@@ -3209,7 +3380,7 @@
             <w:pPr>
               <w:spacing w:after="20" w:before="0"/>
             </w:pPr>
-            <w:hyperlink w:history="1" r:id="rIdlsxbcqsj-nbfmp0vsrdxa">
+            <w:hyperlink w:history="1" r:id="rIdfrg_lwfxqom-95gzrunnn">
               <w:r>
                 <w:rPr>
                   <w:rFonts w:ascii="Arial" w:cs="Arial" w:eastAsia="Arial" w:hAnsi="Arial"/>
@@ -3242,7 +3413,7 @@
               <w:spacing w:after="10" w:before="0"/>
               <w:ind w:left="120"/>
             </w:pPr>
-            <w:hyperlink w:history="1" r:id="rIdhx5bjky2fotczgt8dxjhv">
+            <w:hyperlink w:history="1" r:id="rId98u0lfx3ejm537bjgl680">
               <w:r>
                 <w:rPr>
                   <w:rFonts w:ascii="Arial" w:cs="Arial" w:eastAsia="Arial" w:hAnsi="Arial"/>
@@ -3287,7 +3458,7 @@
             <w:pPr>
               <w:spacing w:after="20" w:before="0"/>
             </w:pPr>
-            <w:hyperlink w:history="1" r:id="rIdoqf7g6z7zmnikxolmssvv">
+            <w:hyperlink w:history="1" r:id="rIdoch3xholy5ppxpov3nrg_">
               <w:r>
                 <w:rPr>
                   <w:rFonts w:ascii="Arial" w:cs="Arial" w:eastAsia="Arial" w:hAnsi="Arial"/>
@@ -3320,7 +3491,7 @@
               <w:spacing w:after="10" w:before="0"/>
               <w:ind w:left="120"/>
             </w:pPr>
-            <w:hyperlink w:history="1" r:id="rIdhe2eoy0snv9akdrsrnxtn">
+            <w:hyperlink w:history="1" r:id="rIdp3iusrvi1tg4b7erz-4ml">
               <w:r>
                 <w:rPr>
                   <w:rFonts w:ascii="Arial" w:cs="Arial" w:eastAsia="Arial" w:hAnsi="Arial"/>
@@ -3515,7 +3686,7 @@
             <w:pPr>
               <w:spacing w:after="20" w:before="0"/>
             </w:pPr>
-            <w:hyperlink w:history="1" r:id="rIdo6guh6uomibtntajv-jw6">
+            <w:hyperlink w:history="1" r:id="rId4p91nplmm_2dy5svlbv-4">
               <w:r>
                 <w:rPr>
                   <w:rFonts w:ascii="Arial" w:cs="Arial" w:eastAsia="Arial" w:hAnsi="Arial"/>
@@ -3548,7 +3719,7 @@
               <w:spacing w:after="10" w:before="0"/>
               <w:ind w:left="120"/>
             </w:pPr>
-            <w:hyperlink w:history="1" r:id="rIdjwawdumvgikhvufk3iicl">
+            <w:hyperlink w:history="1" r:id="rIdevuirvzccxp0wzl6gdgpf">
               <w:r>
                 <w:rPr>
                   <w:rFonts w:ascii="Arial" w:cs="Arial" w:eastAsia="Arial" w:hAnsi="Arial"/>
@@ -3593,7 +3764,7 @@
             <w:pPr>
               <w:spacing w:after="20" w:before="0"/>
             </w:pPr>
-            <w:hyperlink w:history="1" r:id="rIdsngpkij56hqdbvxrat3xg">
+            <w:hyperlink w:history="1" r:id="rIde7a0ae2ikj62hooj7yejf">
               <w:r>
                 <w:rPr>
                   <w:rFonts w:ascii="Arial" w:cs="Arial" w:eastAsia="Arial" w:hAnsi="Arial"/>
@@ -3626,7 +3797,7 @@
               <w:spacing w:after="10" w:before="0"/>
               <w:ind w:left="120"/>
             </w:pPr>
-            <w:hyperlink w:history="1" r:id="rIdojvok_oizmu-7vz0j_tnk">
+            <w:hyperlink w:history="1" r:id="rIdnmkonxqlbfv329pumjpdf">
               <w:r>
                 <w:rPr>
                   <w:rFonts w:ascii="Arial" w:cs="Arial" w:eastAsia="Arial" w:hAnsi="Arial"/>
@@ -3821,7 +3992,7 @@
             <w:pPr>
               <w:spacing w:after="20" w:before="0"/>
             </w:pPr>
-            <w:hyperlink w:history="1" r:id="rIdpvlnmg8p3rmnt1jfzklce">
+            <w:hyperlink w:history="1" r:id="rIdutwwbvs6hdolo5_uryhvv">
               <w:r>
                 <w:rPr>
                   <w:rFonts w:ascii="Arial" w:cs="Arial" w:eastAsia="Arial" w:hAnsi="Arial"/>
@@ -3854,7 +4025,7 @@
               <w:spacing w:after="10" w:before="0"/>
               <w:ind w:left="120"/>
             </w:pPr>
-            <w:hyperlink w:history="1" r:id="rId-n3byhhdnarcc7oynt8rf">
+            <w:hyperlink w:history="1" r:id="rIdwf_rvnnwdta9icqwodabk">
               <w:r>
                 <w:rPr>
                   <w:rFonts w:ascii="Arial" w:cs="Arial" w:eastAsia="Arial" w:hAnsi="Arial"/>
@@ -3899,7 +4070,7 @@
             <w:pPr>
               <w:spacing w:after="20" w:before="0"/>
             </w:pPr>
-            <w:hyperlink w:history="1" r:id="rIdezl3utvt6mlzylwjjpogp">
+            <w:hyperlink w:history="1" r:id="rIdkratd286bjffhhmosp4jz">
               <w:r>
                 <w:rPr>
                   <w:rFonts w:ascii="Arial" w:cs="Arial" w:eastAsia="Arial" w:hAnsi="Arial"/>
@@ -3932,7 +4103,7 @@
               <w:spacing w:after="10" w:before="0"/>
               <w:ind w:left="120"/>
             </w:pPr>
-            <w:hyperlink w:history="1" r:id="rIdn_wng5gn3woxnas-m-4f0">
+            <w:hyperlink w:history="1" r:id="rIdt8krbcflq_u1-e1qakbzm">
               <w:r>
                 <w:rPr>
                   <w:rFonts w:ascii="Arial" w:cs="Arial" w:eastAsia="Arial" w:hAnsi="Arial"/>
@@ -4127,7 +4298,7 @@
             <w:pPr>
               <w:spacing w:after="20" w:before="0"/>
             </w:pPr>
-            <w:hyperlink w:history="1" r:id="rIdhyk9bllyg_zgzy0gdmdli">
+            <w:hyperlink w:history="1" r:id="rIdrwgnnybrpx9pvoa2g3xct">
               <w:r>
                 <w:rPr>
                   <w:rFonts w:ascii="Arial" w:cs="Arial" w:eastAsia="Arial" w:hAnsi="Arial"/>
@@ -4160,7 +4331,7 @@
               <w:spacing w:after="10" w:before="0"/>
               <w:ind w:left="120"/>
             </w:pPr>
-            <w:hyperlink w:history="1" r:id="rIdxg32ar7cf2iu2k_v8oetv">
+            <w:hyperlink w:history="1" r:id="rIdyicv5kabkaonh6jez45uf">
               <w:r>
                 <w:rPr>
                   <w:rFonts w:ascii="Arial" w:cs="Arial" w:eastAsia="Arial" w:hAnsi="Arial"/>
@@ -4205,7 +4376,7 @@
             <w:pPr>
               <w:spacing w:after="20" w:before="0"/>
             </w:pPr>
-            <w:hyperlink w:history="1" r:id="rIdrwlsbbh7kdziayek_esmo">
+            <w:hyperlink w:history="1" r:id="rId3gjzw4euysoqvq-cifgqw">
               <w:r>
                 <w:rPr>
                   <w:rFonts w:ascii="Arial" w:cs="Arial" w:eastAsia="Arial" w:hAnsi="Arial"/>
@@ -4238,7 +4409,7 @@
               <w:spacing w:after="10" w:before="0"/>
               <w:ind w:left="120"/>
             </w:pPr>
-            <w:hyperlink w:history="1" r:id="rIdyl7pbbaodgkh0nzxpngel">
+            <w:hyperlink w:history="1" r:id="rIdjwjgzy40lag5q3atfp8jk">
               <w:r>
                 <w:rPr>
                   <w:rFonts w:ascii="Arial" w:cs="Arial" w:eastAsia="Arial" w:hAnsi="Arial"/>
@@ -4433,7 +4604,7 @@
             <w:pPr>
               <w:spacing w:after="20" w:before="0"/>
             </w:pPr>
-            <w:hyperlink w:history="1" r:id="rId6mu7iua-hy3z5ysjnzpuz">
+            <w:hyperlink w:history="1" r:id="rId22yqaxrwkjqhnqval0nk9">
               <w:r>
                 <w:rPr>
                   <w:rFonts w:ascii="Arial" w:cs="Arial" w:eastAsia="Arial" w:hAnsi="Arial"/>
@@ -4466,7 +4637,7 @@
               <w:spacing w:after="10" w:before="0"/>
               <w:ind w:left="120"/>
             </w:pPr>
-            <w:hyperlink w:history="1" r:id="rIdlncdspxec_xmmszjhndal">
+            <w:hyperlink w:history="1" r:id="rIdponxbyluy5kq8uzdbauq_">
               <w:r>
                 <w:rPr>
                   <w:rFonts w:ascii="Arial" w:cs="Arial" w:eastAsia="Arial" w:hAnsi="Arial"/>
@@ -4511,7 +4682,7 @@
             <w:pPr>
               <w:spacing w:after="20" w:before="0"/>
             </w:pPr>
-            <w:hyperlink w:history="1" r:id="rIdsilqfqiqlp8ofgswqmzbh">
+            <w:hyperlink w:history="1" r:id="rIdtdjcjdet-33fogtdufxcz">
               <w:r>
                 <w:rPr>
                   <w:rFonts w:ascii="Arial" w:cs="Arial" w:eastAsia="Arial" w:hAnsi="Arial"/>
@@ -4544,7 +4715,7 @@
               <w:spacing w:after="10" w:before="0"/>
               <w:ind w:left="120"/>
             </w:pPr>
-            <w:hyperlink w:history="1" r:id="rIdhnktrgwvxvtzeyykbw6g6">
+            <w:hyperlink w:history="1" r:id="rId1hhouahjl1h6qj7r1inah">
               <w:r>
                 <w:rPr>
                   <w:rFonts w:ascii="Arial" w:cs="Arial" w:eastAsia="Arial" w:hAnsi="Arial"/>
@@ -5040,6 +5211,65 @@
         </w:tc>
       </w:tr>
     </w:tbl>
+    <w:p>
+      <w:pPr>
+        <w:pBdr>
+          <w:top w:val="single" w:color="BBBBBB" w:sz="4" w:space="4"/>
+        </w:pBdr>
+        <w:spacing w:after="0" w:before="160"/>
+      </w:pPr>
+      <w:r>
+        <w:rPr>
+          <w:rFonts w:ascii="Arial" w:cs="Arial" w:eastAsia="Arial" w:hAnsi="Arial"/>
+          <w:color w:val="666666"/>
+          <w:sz w:val="14"/>
+          <w:szCs w:val="14"/>
+        </w:rPr>
+        <w:t xml:space="preserve">© 2026 SeaVuria and ARES. Aligned with KICD objectives. Developed by SeaVuria; technical implementation by ARES (with AI assistance from Claude). Licensed under </w:t>
+      </w:r>
+      <w:hyperlink w:history="1" r:id="rIdrltoyj8sexfok0ux-r0tm">
+        <w:r>
+          <w:rPr>
+            <w:rFonts w:ascii="Arial" w:cs="Arial" w:eastAsia="Arial" w:hAnsi="Arial"/>
+            <w:color w:val="1F6B75"/>
+            <w:sz w:val="14"/>
+            <w:szCs w:val="14"/>
+            <w:u w:val="single" w:color="1F6B75"/>
+          </w:rPr>
+          <w:t xml:space="preserve">CC BY-NC 4.0</w:t>
+        </w:r>
+      </w:hyperlink>
+      <w:r>
+        <w:rPr>
+          <w:rFonts w:ascii="Arial" w:cs="Arial" w:eastAsia="Arial" w:hAnsi="Arial"/>
+          <w:color w:val="666666"/>
+          <w:sz w:val="14"/>
+          <w:szCs w:val="14"/>
+        </w:rPr>
+        <w:t xml:space="preserve"> (</w:t>
+      </w:r>
+      <w:hyperlink w:history="1" r:id="rIdhjed2b14vhvg3iksul8qt">
+        <w:r>
+          <w:rPr>
+            <w:rFonts w:ascii="Arial" w:cs="Arial" w:eastAsia="Arial" w:hAnsi="Arial"/>
+            <w:color w:val="1F6B75"/>
+            <w:sz w:val="14"/>
+            <w:szCs w:val="14"/>
+            <w:u w:val="single" w:color="1F6B75"/>
+          </w:rPr>
+          <w:t xml:space="preserve">https://creativecommons.org/licenses/by-nc/4.0/</w:t>
+        </w:r>
+      </w:hyperlink>
+      <w:r>
+        <w:rPr>
+          <w:rFonts w:ascii="Arial" w:cs="Arial" w:eastAsia="Arial" w:hAnsi="Arial"/>
+          <w:color w:val="666666"/>
+          <w:sz w:val="14"/>
+          <w:szCs w:val="14"/>
+        </w:rPr>
+        <w:t xml:space="preserve">).</w:t>
+      </w:r>
+    </w:p>
     <w:p>
       <w:r>
         <w:br w:type="page"/>
@@ -6031,7 +6261,7 @@
             <w:pPr>
               <w:spacing w:after="20" w:before="0"/>
             </w:pPr>
-            <w:hyperlink w:history="1" r:id="rIdxjmyhme7jupdgaqouzwe1">
+            <w:hyperlink w:history="1" r:id="rIdekc_zxt6fbp9akh2kwe56">
               <w:r>
                 <w:rPr>
                   <w:rFonts w:ascii="Arial" w:cs="Arial" w:eastAsia="Arial" w:hAnsi="Arial"/>
@@ -6064,7 +6294,7 @@
               <w:spacing w:after="10" w:before="0"/>
               <w:ind w:left="120"/>
             </w:pPr>
-            <w:hyperlink w:history="1" r:id="rIdvv9msp9o9fwi4gkffmy4l">
+            <w:hyperlink w:history="1" r:id="rIde3sua0kfknewluzehnati">
               <w:r>
                 <w:rPr>
                   <w:rFonts w:ascii="Arial" w:cs="Arial" w:eastAsia="Arial" w:hAnsi="Arial"/>
@@ -6109,7 +6339,7 @@
             <w:pPr>
               <w:spacing w:after="20" w:before="0"/>
             </w:pPr>
-            <w:hyperlink w:history="1" r:id="rIdkkuuw6ifyogcaavcwsus3">
+            <w:hyperlink w:history="1" r:id="rIdzh4nludhajv-g8d_bxtzo">
               <w:r>
                 <w:rPr>
                   <w:rFonts w:ascii="Arial" w:cs="Arial" w:eastAsia="Arial" w:hAnsi="Arial"/>
@@ -6142,7 +6372,7 @@
               <w:spacing w:after="10" w:before="0"/>
               <w:ind w:left="120"/>
             </w:pPr>
-            <w:hyperlink w:history="1" r:id="rIdh7f2xf68w-0pp8ytm6_am">
+            <w:hyperlink w:history="1" r:id="rIdd85jnrifag-dae__zj-ie">
               <w:r>
                 <w:rPr>
                   <w:rFonts w:ascii="Arial" w:cs="Arial" w:eastAsia="Arial" w:hAnsi="Arial"/>
@@ -6337,7 +6567,7 @@
             <w:pPr>
               <w:spacing w:after="20" w:before="0"/>
             </w:pPr>
-            <w:hyperlink w:history="1" r:id="rIdpgslz0mgiqavyolob9jhz">
+            <w:hyperlink w:history="1" r:id="rId3o9etpcdifodnrwf2tgko">
               <w:r>
                 <w:rPr>
                   <w:rFonts w:ascii="Arial" w:cs="Arial" w:eastAsia="Arial" w:hAnsi="Arial"/>
@@ -6370,7 +6600,7 @@
               <w:spacing w:after="10" w:before="0"/>
               <w:ind w:left="120"/>
             </w:pPr>
-            <w:hyperlink w:history="1" r:id="rIdpqb6ivbs-glgj-dmktb4n">
+            <w:hyperlink w:history="1" r:id="rIdyke5708mcoo-ytlry4gl8">
               <w:r>
                 <w:rPr>
                   <w:rFonts w:ascii="Arial" w:cs="Arial" w:eastAsia="Arial" w:hAnsi="Arial"/>
@@ -6415,7 +6645,7 @@
             <w:pPr>
               <w:spacing w:after="20" w:before="0"/>
             </w:pPr>
-            <w:hyperlink w:history="1" r:id="rIdqi4mifq31fsptdpvtij9u">
+            <w:hyperlink w:history="1" r:id="rIdydg0kyspj2zgzviz1s73m">
               <w:r>
                 <w:rPr>
                   <w:rFonts w:ascii="Arial" w:cs="Arial" w:eastAsia="Arial" w:hAnsi="Arial"/>
@@ -6448,7 +6678,7 @@
               <w:spacing w:after="10" w:before="0"/>
               <w:ind w:left="120"/>
             </w:pPr>
-            <w:hyperlink w:history="1" r:id="rIdrjgf5vokcq2iv0mbnjnga">
+            <w:hyperlink w:history="1" r:id="rIdmucxc3a32ajsvew8j7hvh">
               <w:r>
                 <w:rPr>
                   <w:rFonts w:ascii="Arial" w:cs="Arial" w:eastAsia="Arial" w:hAnsi="Arial"/>
@@ -6643,7 +6873,7 @@
             <w:pPr>
               <w:spacing w:after="20" w:before="0"/>
             </w:pPr>
-            <w:hyperlink w:history="1" r:id="rIdcxujkgu_pccj_mxn_whry">
+            <w:hyperlink w:history="1" r:id="rId_cchr-uxilrzjrwznrp8q">
               <w:r>
                 <w:rPr>
                   <w:rFonts w:ascii="Arial" w:cs="Arial" w:eastAsia="Arial" w:hAnsi="Arial"/>
@@ -6676,7 +6906,7 @@
               <w:spacing w:after="10" w:before="0"/>
               <w:ind w:left="120"/>
             </w:pPr>
-            <w:hyperlink w:history="1" r:id="rIdlnftkpszcmdy6tgmpjtll">
+            <w:hyperlink w:history="1" r:id="rIded_hlrl3ejldpyl8j_woe">
               <w:r>
                 <w:rPr>
                   <w:rFonts w:ascii="Arial" w:cs="Arial" w:eastAsia="Arial" w:hAnsi="Arial"/>
@@ -6721,7 +6951,7 @@
             <w:pPr>
               <w:spacing w:after="20" w:before="0"/>
             </w:pPr>
-            <w:hyperlink w:history="1" r:id="rIdwytmujvvidocqhxatkxaa">
+            <w:hyperlink w:history="1" r:id="rIdd_m0pdz9ffgrbza17_iru">
               <w:r>
                 <w:rPr>
                   <w:rFonts w:ascii="Arial" w:cs="Arial" w:eastAsia="Arial" w:hAnsi="Arial"/>
@@ -6754,7 +6984,7 @@
               <w:spacing w:after="10" w:before="0"/>
               <w:ind w:left="120"/>
             </w:pPr>
-            <w:hyperlink w:history="1" r:id="rIdlwpnlfhpsin_sdvdkd24p">
+            <w:hyperlink w:history="1" r:id="rId6ee1ciso4vsue9wqdf1x-">
               <w:r>
                 <w:rPr>
                   <w:rFonts w:ascii="Arial" w:cs="Arial" w:eastAsia="Arial" w:hAnsi="Arial"/>
@@ -6949,7 +7179,7 @@
             <w:pPr>
               <w:spacing w:after="20" w:before="0"/>
             </w:pPr>
-            <w:hyperlink w:history="1" r:id="rIdswl20glsvenxgrv4tgryb">
+            <w:hyperlink w:history="1" r:id="rIdktx-rnf5d6ocumi3ss8cg">
               <w:r>
                 <w:rPr>
                   <w:rFonts w:ascii="Arial" w:cs="Arial" w:eastAsia="Arial" w:hAnsi="Arial"/>
@@ -6982,7 +7212,7 @@
               <w:spacing w:after="10" w:before="0"/>
               <w:ind w:left="120"/>
             </w:pPr>
-            <w:hyperlink w:history="1" r:id="rIdimfot6g4dvhmrp7i7bdxm">
+            <w:hyperlink w:history="1" r:id="rIdeiw2xofvshvzyph0ismu-">
               <w:r>
                 <w:rPr>
                   <w:rFonts w:ascii="Arial" w:cs="Arial" w:eastAsia="Arial" w:hAnsi="Arial"/>
@@ -7027,7 +7257,7 @@
             <w:pPr>
               <w:spacing w:after="20" w:before="0"/>
             </w:pPr>
-            <w:hyperlink w:history="1" r:id="rIdxzflnzglzdybif3mcyyjc">
+            <w:hyperlink w:history="1" r:id="rIdi40r4fkmzipnu5luztkp0">
               <w:r>
                 <w:rPr>
                   <w:rFonts w:ascii="Arial" w:cs="Arial" w:eastAsia="Arial" w:hAnsi="Arial"/>
@@ -7060,7 +7290,7 @@
               <w:spacing w:after="10" w:before="0"/>
               <w:ind w:left="120"/>
             </w:pPr>
-            <w:hyperlink w:history="1" r:id="rIdtzxivcu5mc60b-zkw9beb">
+            <w:hyperlink w:history="1" r:id="rIdg48lcxdjdaa4x6ry9dhnr">
               <w:r>
                 <w:rPr>
                   <w:rFonts w:ascii="Arial" w:cs="Arial" w:eastAsia="Arial" w:hAnsi="Arial"/>
@@ -7255,7 +7485,7 @@
             <w:pPr>
               <w:spacing w:after="20" w:before="0"/>
             </w:pPr>
-            <w:hyperlink w:history="1" r:id="rIdbqhswdgjewcanpymffha8">
+            <w:hyperlink w:history="1" r:id="rIdkzyypd0ecmfaqzg3vquyv">
               <w:r>
                 <w:rPr>
                   <w:rFonts w:ascii="Arial" w:cs="Arial" w:eastAsia="Arial" w:hAnsi="Arial"/>
@@ -7288,7 +7518,7 @@
               <w:spacing w:after="10" w:before="0"/>
               <w:ind w:left="120"/>
             </w:pPr>
-            <w:hyperlink w:history="1" r:id="rId2vzh_ag8jn6g-ua0rnguv">
+            <w:hyperlink w:history="1" r:id="rIdz-qvejv0chll_df2h-nkf">
               <w:r>
                 <w:rPr>
                   <w:rFonts w:ascii="Arial" w:cs="Arial" w:eastAsia="Arial" w:hAnsi="Arial"/>
@@ -7333,7 +7563,7 @@
             <w:pPr>
               <w:spacing w:after="20" w:before="0"/>
             </w:pPr>
-            <w:hyperlink w:history="1" r:id="rIdaja5ooiwltrtambojjb4u">
+            <w:hyperlink w:history="1" r:id="rIdfhhhljngpxasuzm9daqkd">
               <w:r>
                 <w:rPr>
                   <w:rFonts w:ascii="Arial" w:cs="Arial" w:eastAsia="Arial" w:hAnsi="Arial"/>
@@ -7366,7 +7596,7 @@
               <w:spacing w:after="10" w:before="0"/>
               <w:ind w:left="120"/>
             </w:pPr>
-            <w:hyperlink w:history="1" r:id="rId0t7jdy_g_h_jfsfwy_91u">
+            <w:hyperlink w:history="1" r:id="rIdldgjscbagxolpnm04_sag">
               <w:r>
                 <w:rPr>
                   <w:rFonts w:ascii="Arial" w:cs="Arial" w:eastAsia="Arial" w:hAnsi="Arial"/>
@@ -7862,6 +8092,65 @@
         </w:tc>
       </w:tr>
     </w:tbl>
+    <w:p>
+      <w:pPr>
+        <w:pBdr>
+          <w:top w:val="single" w:color="BBBBBB" w:sz="4" w:space="4"/>
+        </w:pBdr>
+        <w:spacing w:after="0" w:before="160"/>
+      </w:pPr>
+      <w:r>
+        <w:rPr>
+          <w:rFonts w:ascii="Arial" w:cs="Arial" w:eastAsia="Arial" w:hAnsi="Arial"/>
+          <w:color w:val="666666"/>
+          <w:sz w:val="14"/>
+          <w:szCs w:val="14"/>
+        </w:rPr>
+        <w:t xml:space="preserve">© 2026 SeaVuria and ARES. Aligned with KICD objectives. Developed by SeaVuria; technical implementation by ARES (with AI assistance from Claude). Licensed under </w:t>
+      </w:r>
+      <w:hyperlink w:history="1" r:id="rIdabeu60gfzsbz1ddokfuce">
+        <w:r>
+          <w:rPr>
+            <w:rFonts w:ascii="Arial" w:cs="Arial" w:eastAsia="Arial" w:hAnsi="Arial"/>
+            <w:color w:val="1F6B75"/>
+            <w:sz w:val="14"/>
+            <w:szCs w:val="14"/>
+            <w:u w:val="single" w:color="1F6B75"/>
+          </w:rPr>
+          <w:t xml:space="preserve">CC BY-NC 4.0</w:t>
+        </w:r>
+      </w:hyperlink>
+      <w:r>
+        <w:rPr>
+          <w:rFonts w:ascii="Arial" w:cs="Arial" w:eastAsia="Arial" w:hAnsi="Arial"/>
+          <w:color w:val="666666"/>
+          <w:sz w:val="14"/>
+          <w:szCs w:val="14"/>
+        </w:rPr>
+        <w:t xml:space="preserve"> (</w:t>
+      </w:r>
+      <w:hyperlink w:history="1" r:id="rId29ubfc0ji3cnw-a72etuq">
+        <w:r>
+          <w:rPr>
+            <w:rFonts w:ascii="Arial" w:cs="Arial" w:eastAsia="Arial" w:hAnsi="Arial"/>
+            <w:color w:val="1F6B75"/>
+            <w:sz w:val="14"/>
+            <w:szCs w:val="14"/>
+            <w:u w:val="single" w:color="1F6B75"/>
+          </w:rPr>
+          <w:t xml:space="preserve">https://creativecommons.org/licenses/by-nc/4.0/</w:t>
+        </w:r>
+      </w:hyperlink>
+      <w:r>
+        <w:rPr>
+          <w:rFonts w:ascii="Arial" w:cs="Arial" w:eastAsia="Arial" w:hAnsi="Arial"/>
+          <w:color w:val="666666"/>
+          <w:sz w:val="14"/>
+          <w:szCs w:val="14"/>
+        </w:rPr>
+        <w:t xml:space="preserve">).</w:t>
+      </w:r>
+    </w:p>
     <w:p>
       <w:r>
         <w:br w:type="page"/>
@@ -8853,7 +9142,7 @@
             <w:pPr>
               <w:spacing w:after="20" w:before="0"/>
             </w:pPr>
-            <w:hyperlink w:history="1" r:id="rIdi9l2kwdnnkgdn8wadahyv">
+            <w:hyperlink w:history="1" r:id="rIdpjnfwyku05iojyfnswocx">
               <w:r>
                 <w:rPr>
                   <w:rFonts w:ascii="Arial" w:cs="Arial" w:eastAsia="Arial" w:hAnsi="Arial"/>
@@ -8886,7 +9175,7 @@
               <w:spacing w:after="10" w:before="0"/>
               <w:ind w:left="120"/>
             </w:pPr>
-            <w:hyperlink w:history="1" r:id="rId8f514o8lh1sneo-yshvkr">
+            <w:hyperlink w:history="1" r:id="rIdrf4-m3qywrw52r381vddf">
               <w:r>
                 <w:rPr>
                   <w:rFonts w:ascii="Arial" w:cs="Arial" w:eastAsia="Arial" w:hAnsi="Arial"/>
@@ -8931,7 +9220,7 @@
             <w:pPr>
               <w:spacing w:after="20" w:before="0"/>
             </w:pPr>
-            <w:hyperlink w:history="1" r:id="rIdwyqwytzixn_dbrbwy33jf">
+            <w:hyperlink w:history="1" r:id="rIde1y7rs6no4zo6b9-mihdv">
               <w:r>
                 <w:rPr>
                   <w:rFonts w:ascii="Arial" w:cs="Arial" w:eastAsia="Arial" w:hAnsi="Arial"/>
@@ -8964,7 +9253,7 @@
               <w:spacing w:after="10" w:before="0"/>
               <w:ind w:left="120"/>
             </w:pPr>
-            <w:hyperlink w:history="1" r:id="rIdmqga6lukhbkooyz0vr6kl">
+            <w:hyperlink w:history="1" r:id="rIdmi9bu-hyczg3usxkqocpi">
               <w:r>
                 <w:rPr>
                   <w:rFonts w:ascii="Arial" w:cs="Arial" w:eastAsia="Arial" w:hAnsi="Arial"/>
@@ -9159,7 +9448,7 @@
             <w:pPr>
               <w:spacing w:after="20" w:before="0"/>
             </w:pPr>
-            <w:hyperlink w:history="1" r:id="rIdl0rcmsjqfxmpsioobq0zg">
+            <w:hyperlink w:history="1" r:id="rIdygmsc6aqwsx81aa6wyodp">
               <w:r>
                 <w:rPr>
                   <w:rFonts w:ascii="Arial" w:cs="Arial" w:eastAsia="Arial" w:hAnsi="Arial"/>
@@ -9192,7 +9481,7 @@
               <w:spacing w:after="10" w:before="0"/>
               <w:ind w:left="120"/>
             </w:pPr>
-            <w:hyperlink w:history="1" r:id="rIdpvv6r4asx4x9xdur69hro">
+            <w:hyperlink w:history="1" r:id="rIdbshzs4a7jqbvf1r81hiji">
               <w:r>
                 <w:rPr>
                   <w:rFonts w:ascii="Arial" w:cs="Arial" w:eastAsia="Arial" w:hAnsi="Arial"/>
@@ -9237,7 +9526,7 @@
             <w:pPr>
               <w:spacing w:after="20" w:before="0"/>
             </w:pPr>
-            <w:hyperlink w:history="1" r:id="rIddgxrnxbg1oo5v_-rag6gm">
+            <w:hyperlink w:history="1" r:id="rIdcenrxzgukzkltgqqfzfcc">
               <w:r>
                 <w:rPr>
                   <w:rFonts w:ascii="Arial" w:cs="Arial" w:eastAsia="Arial" w:hAnsi="Arial"/>
@@ -9270,7 +9559,7 @@
               <w:spacing w:after="10" w:before="0"/>
               <w:ind w:left="120"/>
             </w:pPr>
-            <w:hyperlink w:history="1" r:id="rIdmkxtezrjxuv9hnv1gyg8-">
+            <w:hyperlink w:history="1" r:id="rIdrvww8fumroypm5ole1hor">
               <w:r>
                 <w:rPr>
                   <w:rFonts w:ascii="Arial" w:cs="Arial" w:eastAsia="Arial" w:hAnsi="Arial"/>
@@ -9465,7 +9754,7 @@
             <w:pPr>
               <w:spacing w:after="20" w:before="0"/>
             </w:pPr>
-            <w:hyperlink w:history="1" r:id="rIdt-5r4u4f6dgq0gz7a2kc8">
+            <w:hyperlink w:history="1" r:id="rIdc8ac0cwhyk9f7vjous4lq">
               <w:r>
                 <w:rPr>
                   <w:rFonts w:ascii="Arial" w:cs="Arial" w:eastAsia="Arial" w:hAnsi="Arial"/>
@@ -9498,7 +9787,7 @@
               <w:spacing w:after="10" w:before="0"/>
               <w:ind w:left="120"/>
             </w:pPr>
-            <w:hyperlink w:history="1" r:id="rIdorbdxwnm9d6cbfhvd8bnx">
+            <w:hyperlink w:history="1" r:id="rId5mnhcufs-0yq_6z-h0zfk">
               <w:r>
                 <w:rPr>
                   <w:rFonts w:ascii="Arial" w:cs="Arial" w:eastAsia="Arial" w:hAnsi="Arial"/>
@@ -9543,7 +9832,7 @@
             <w:pPr>
               <w:spacing w:after="20" w:before="0"/>
             </w:pPr>
-            <w:hyperlink w:history="1" r:id="rIddo9l4w5g_1iakal5p1mww">
+            <w:hyperlink w:history="1" r:id="rIdfkvx9wsw_ua_kiakoc88f">
               <w:r>
                 <w:rPr>
                   <w:rFonts w:ascii="Arial" w:cs="Arial" w:eastAsia="Arial" w:hAnsi="Arial"/>
@@ -9576,7 +9865,7 @@
               <w:spacing w:after="10" w:before="0"/>
               <w:ind w:left="120"/>
             </w:pPr>
-            <w:hyperlink w:history="1" r:id="rIdac-baywkapgd8_xd84giu">
+            <w:hyperlink w:history="1" r:id="rIdpqqtuoghqakzhstecmp3l">
               <w:r>
                 <w:rPr>
                   <w:rFonts w:ascii="Arial" w:cs="Arial" w:eastAsia="Arial" w:hAnsi="Arial"/>
@@ -9771,7 +10060,7 @@
             <w:pPr>
               <w:spacing w:after="20" w:before="0"/>
             </w:pPr>
-            <w:hyperlink w:history="1" r:id="rIdvhqtjyxgvopvq8rghwgdh">
+            <w:hyperlink w:history="1" r:id="rIdx3wwwu6tbdcccy9ktunwt">
               <w:r>
                 <w:rPr>
                   <w:rFonts w:ascii="Arial" w:cs="Arial" w:eastAsia="Arial" w:hAnsi="Arial"/>
@@ -9804,7 +10093,7 @@
               <w:spacing w:after="10" w:before="0"/>
               <w:ind w:left="120"/>
             </w:pPr>
-            <w:hyperlink w:history="1" r:id="rIdg4wu38wz4nexecagsanor">
+            <w:hyperlink w:history="1" r:id="rIduiaerf0upim8takhcmzt_">
               <w:r>
                 <w:rPr>
                   <w:rFonts w:ascii="Arial" w:cs="Arial" w:eastAsia="Arial" w:hAnsi="Arial"/>
@@ -9849,7 +10138,7 @@
             <w:pPr>
               <w:spacing w:after="20" w:before="0"/>
             </w:pPr>
-            <w:hyperlink w:history="1" r:id="rIdf4htrqlba9ekae85kss1i">
+            <w:hyperlink w:history="1" r:id="rIdwjpf_yx0bhqfyfx_ekzan">
               <w:r>
                 <w:rPr>
                   <w:rFonts w:ascii="Arial" w:cs="Arial" w:eastAsia="Arial" w:hAnsi="Arial"/>
@@ -9882,7 +10171,7 @@
               <w:spacing w:after="10" w:before="0"/>
               <w:ind w:left="120"/>
             </w:pPr>
-            <w:hyperlink w:history="1" r:id="rIdxgjgvi-icwqpr8bqtbi2y">
+            <w:hyperlink w:history="1" r:id="rIdmayizpmizwrp9acqlk6yh">
               <w:r>
                 <w:rPr>
                   <w:rFonts w:ascii="Arial" w:cs="Arial" w:eastAsia="Arial" w:hAnsi="Arial"/>
@@ -10077,7 +10366,7 @@
             <w:pPr>
               <w:spacing w:after="20" w:before="0"/>
             </w:pPr>
-            <w:hyperlink w:history="1" r:id="rIdrcei1xj_wp1jl4me6c9oo">
+            <w:hyperlink w:history="1" r:id="rIdqgqa1tcvet4lrbuabpnje">
               <w:r>
                 <w:rPr>
                   <w:rFonts w:ascii="Arial" w:cs="Arial" w:eastAsia="Arial" w:hAnsi="Arial"/>
@@ -10110,7 +10399,7 @@
               <w:spacing w:after="10" w:before="0"/>
               <w:ind w:left="120"/>
             </w:pPr>
-            <w:hyperlink w:history="1" r:id="rIdqczwppf3xgx6tvkdmthrt">
+            <w:hyperlink w:history="1" r:id="rIdacmzjt4grz7lekdc3a_up">
               <w:r>
                 <w:rPr>
                   <w:rFonts w:ascii="Arial" w:cs="Arial" w:eastAsia="Arial" w:hAnsi="Arial"/>
@@ -10155,7 +10444,7 @@
             <w:pPr>
               <w:spacing w:after="20" w:before="0"/>
             </w:pPr>
-            <w:hyperlink w:history="1" r:id="rIdc8kw_gdyxdxzkvba86rwu">
+            <w:hyperlink w:history="1" r:id="rIdjjcoxhhgyykxfekqsa_dr">
               <w:r>
                 <w:rPr>
                   <w:rFonts w:ascii="Arial" w:cs="Arial" w:eastAsia="Arial" w:hAnsi="Arial"/>
@@ -10188,7 +10477,7 @@
               <w:spacing w:after="10" w:before="0"/>
               <w:ind w:left="120"/>
             </w:pPr>
-            <w:hyperlink w:history="1" r:id="rIdkpg9toc0wm3ddv41y7rhe">
+            <w:hyperlink w:history="1" r:id="rIde77eqqwggjvicfjlswyjs">
               <w:r>
                 <w:rPr>
                   <w:rFonts w:ascii="Arial" w:cs="Arial" w:eastAsia="Arial" w:hAnsi="Arial"/>
@@ -10684,6 +10973,65 @@
         </w:tc>
       </w:tr>
     </w:tbl>
+    <w:p>
+      <w:pPr>
+        <w:pBdr>
+          <w:top w:val="single" w:color="BBBBBB" w:sz="4" w:space="4"/>
+        </w:pBdr>
+        <w:spacing w:after="0" w:before="160"/>
+      </w:pPr>
+      <w:r>
+        <w:rPr>
+          <w:rFonts w:ascii="Arial" w:cs="Arial" w:eastAsia="Arial" w:hAnsi="Arial"/>
+          <w:color w:val="666666"/>
+          <w:sz w:val="14"/>
+          <w:szCs w:val="14"/>
+        </w:rPr>
+        <w:t xml:space="preserve">© 2026 SeaVuria and ARES. Aligned with KICD objectives. Developed by SeaVuria; technical implementation by ARES (with AI assistance from Claude). Licensed under </w:t>
+      </w:r>
+      <w:hyperlink w:history="1" r:id="rIdeicxlzsxx94mu3jk2vuir">
+        <w:r>
+          <w:rPr>
+            <w:rFonts w:ascii="Arial" w:cs="Arial" w:eastAsia="Arial" w:hAnsi="Arial"/>
+            <w:color w:val="1F6B75"/>
+            <w:sz w:val="14"/>
+            <w:szCs w:val="14"/>
+            <w:u w:val="single" w:color="1F6B75"/>
+          </w:rPr>
+          <w:t xml:space="preserve">CC BY-NC 4.0</w:t>
+        </w:r>
+      </w:hyperlink>
+      <w:r>
+        <w:rPr>
+          <w:rFonts w:ascii="Arial" w:cs="Arial" w:eastAsia="Arial" w:hAnsi="Arial"/>
+          <w:color w:val="666666"/>
+          <w:sz w:val="14"/>
+          <w:szCs w:val="14"/>
+        </w:rPr>
+        <w:t xml:space="preserve"> (</w:t>
+      </w:r>
+      <w:hyperlink w:history="1" r:id="rIdibiehcqghq8-sted7ita_">
+        <w:r>
+          <w:rPr>
+            <w:rFonts w:ascii="Arial" w:cs="Arial" w:eastAsia="Arial" w:hAnsi="Arial"/>
+            <w:color w:val="1F6B75"/>
+            <w:sz w:val="14"/>
+            <w:szCs w:val="14"/>
+            <w:u w:val="single" w:color="1F6B75"/>
+          </w:rPr>
+          <w:t xml:space="preserve">https://creativecommons.org/licenses/by-nc/4.0/</w:t>
+        </w:r>
+      </w:hyperlink>
+      <w:r>
+        <w:rPr>
+          <w:rFonts w:ascii="Arial" w:cs="Arial" w:eastAsia="Arial" w:hAnsi="Arial"/>
+          <w:color w:val="666666"/>
+          <w:sz w:val="14"/>
+          <w:szCs w:val="14"/>
+        </w:rPr>
+        <w:t xml:space="preserve">).</w:t>
+      </w:r>
+    </w:p>
     <w:p>
       <w:r>
         <w:br w:type="page"/>
@@ -11675,7 +12023,7 @@
             <w:pPr>
               <w:spacing w:after="20" w:before="0"/>
             </w:pPr>
-            <w:hyperlink w:history="1" r:id="rIdl_3gb1bpq4m20jzngkyzt">
+            <w:hyperlink w:history="1" r:id="rId-mr-pmuwsewhnwxqoisov">
               <w:r>
                 <w:rPr>
                   <w:rFonts w:ascii="Arial" w:cs="Arial" w:eastAsia="Arial" w:hAnsi="Arial"/>
@@ -11708,7 +12056,7 @@
               <w:spacing w:after="10" w:before="0"/>
               <w:ind w:left="120"/>
             </w:pPr>
-            <w:hyperlink w:history="1" r:id="rIdzlwx77_npn1iczri2dtkv">
+            <w:hyperlink w:history="1" r:id="rId0fysutbc1u6qn9_gcghlx">
               <w:r>
                 <w:rPr>
                   <w:rFonts w:ascii="Arial" w:cs="Arial" w:eastAsia="Arial" w:hAnsi="Arial"/>
@@ -11753,7 +12101,7 @@
             <w:pPr>
               <w:spacing w:after="20" w:before="0"/>
             </w:pPr>
-            <w:hyperlink w:history="1" r:id="rIdljiy2dulnuniuxictroq-">
+            <w:hyperlink w:history="1" r:id="rIdieri85oxpqhwzce7we2ms">
               <w:r>
                 <w:rPr>
                   <w:rFonts w:ascii="Arial" w:cs="Arial" w:eastAsia="Arial" w:hAnsi="Arial"/>
@@ -11786,7 +12134,7 @@
               <w:spacing w:after="10" w:before="0"/>
               <w:ind w:left="120"/>
             </w:pPr>
-            <w:hyperlink w:history="1" r:id="rIdu2q49l2mhe_6gfefveqw_">
+            <w:hyperlink w:history="1" r:id="rIdlrah-xyulklb-ojdxsok0">
               <w:r>
                 <w:rPr>
                   <w:rFonts w:ascii="Arial" w:cs="Arial" w:eastAsia="Arial" w:hAnsi="Arial"/>
@@ -11981,7 +12329,7 @@
             <w:pPr>
               <w:spacing w:after="20" w:before="0"/>
             </w:pPr>
-            <w:hyperlink w:history="1" r:id="rIdlofffd6-jgfcdvy26eukt">
+            <w:hyperlink w:history="1" r:id="rIdo730bvrvur1ix8gb0_szc">
               <w:r>
                 <w:rPr>
                   <w:rFonts w:ascii="Arial" w:cs="Arial" w:eastAsia="Arial" w:hAnsi="Arial"/>
@@ -12014,7 +12362,7 @@
               <w:spacing w:after="10" w:before="0"/>
               <w:ind w:left="120"/>
             </w:pPr>
-            <w:hyperlink w:history="1" r:id="rIddh_djhgwklx98nitprtft">
+            <w:hyperlink w:history="1" r:id="rId9ie5mklvus5buj1yl3itg">
               <w:r>
                 <w:rPr>
                   <w:rFonts w:ascii="Arial" w:cs="Arial" w:eastAsia="Arial" w:hAnsi="Arial"/>
@@ -12059,7 +12407,7 @@
             <w:pPr>
               <w:spacing w:after="20" w:before="0"/>
             </w:pPr>
-            <w:hyperlink w:history="1" r:id="rId-ho1eb7xnxbugsn_ihbsx">
+            <w:hyperlink w:history="1" r:id="rIdih34wei07a09eugn7xt9g">
               <w:r>
                 <w:rPr>
                   <w:rFonts w:ascii="Arial" w:cs="Arial" w:eastAsia="Arial" w:hAnsi="Arial"/>
@@ -12092,7 +12440,7 @@
               <w:spacing w:after="10" w:before="0"/>
               <w:ind w:left="120"/>
             </w:pPr>
-            <w:hyperlink w:history="1" r:id="rIdonnjdopejmthdn1ctodel">
+            <w:hyperlink w:history="1" r:id="rIdxi10zvqzni_gttyt6daqm">
               <w:r>
                 <w:rPr>
                   <w:rFonts w:ascii="Arial" w:cs="Arial" w:eastAsia="Arial" w:hAnsi="Arial"/>
@@ -12287,7 +12635,7 @@
             <w:pPr>
               <w:spacing w:after="20" w:before="0"/>
             </w:pPr>
-            <w:hyperlink w:history="1" r:id="rIdivjpiyyo9ybzcgancvitj">
+            <w:hyperlink w:history="1" r:id="rId9wucy-sejgoiyabpxsegf">
               <w:r>
                 <w:rPr>
                   <w:rFonts w:ascii="Arial" w:cs="Arial" w:eastAsia="Arial" w:hAnsi="Arial"/>
@@ -12320,7 +12668,7 @@
               <w:spacing w:after="10" w:before="0"/>
               <w:ind w:left="120"/>
             </w:pPr>
-            <w:hyperlink w:history="1" r:id="rIdhcs8-lsnoooralebbsbj9">
+            <w:hyperlink w:history="1" r:id="rIdavy3nj3rrw62znsvow6fg">
               <w:r>
                 <w:rPr>
                   <w:rFonts w:ascii="Arial" w:cs="Arial" w:eastAsia="Arial" w:hAnsi="Arial"/>
@@ -12365,7 +12713,7 @@
             <w:pPr>
               <w:spacing w:after="20" w:before="0"/>
             </w:pPr>
-            <w:hyperlink w:history="1" r:id="rIdi282okrerw_l3wblpxz8_">
+            <w:hyperlink w:history="1" r:id="rId2oqaopmhqbt8d2q3lxdkt">
               <w:r>
                 <w:rPr>
                   <w:rFonts w:ascii="Arial" w:cs="Arial" w:eastAsia="Arial" w:hAnsi="Arial"/>
@@ -12398,7 +12746,7 @@
               <w:spacing w:after="10" w:before="0"/>
               <w:ind w:left="120"/>
             </w:pPr>
-            <w:hyperlink w:history="1" r:id="rIdicawceakec_kw13fm3hsg">
+            <w:hyperlink w:history="1" r:id="rIdci2ubp2q1th95dlut6bin">
               <w:r>
                 <w:rPr>
                   <w:rFonts w:ascii="Arial" w:cs="Arial" w:eastAsia="Arial" w:hAnsi="Arial"/>
@@ -12593,7 +12941,7 @@
             <w:pPr>
               <w:spacing w:after="20" w:before="0"/>
             </w:pPr>
-            <w:hyperlink w:history="1" r:id="rIddyb-gm6vnggelsxg5l7mo">
+            <w:hyperlink w:history="1" r:id="rIdbjetemksqg0ib5bzfedjc">
               <w:r>
                 <w:rPr>
                   <w:rFonts w:ascii="Arial" w:cs="Arial" w:eastAsia="Arial" w:hAnsi="Arial"/>
@@ -12626,7 +12974,7 @@
               <w:spacing w:after="10" w:before="0"/>
               <w:ind w:left="120"/>
             </w:pPr>
-            <w:hyperlink w:history="1" r:id="rId-s2aahv7ug9lne5mizokn">
+            <w:hyperlink w:history="1" r:id="rId5e6mqmkx6tsad5trzgcl5">
               <w:r>
                 <w:rPr>
                   <w:rFonts w:ascii="Arial" w:cs="Arial" w:eastAsia="Arial" w:hAnsi="Arial"/>
@@ -12671,7 +13019,7 @@
             <w:pPr>
               <w:spacing w:after="20" w:before="0"/>
             </w:pPr>
-            <w:hyperlink w:history="1" r:id="rId8ahpofblfrv5nmjnyi2ja">
+            <w:hyperlink w:history="1" r:id="rIdgduevojuexy3hz_igjndl">
               <w:r>
                 <w:rPr>
                   <w:rFonts w:ascii="Arial" w:cs="Arial" w:eastAsia="Arial" w:hAnsi="Arial"/>
@@ -12704,7 +13052,7 @@
               <w:spacing w:after="10" w:before="0"/>
               <w:ind w:left="120"/>
             </w:pPr>
-            <w:hyperlink w:history="1" r:id="rIdbbqvmepkbbggtsoe-lctu">
+            <w:hyperlink w:history="1" r:id="rId-jgmejxpkyp3tzriy9fwp">
               <w:r>
                 <w:rPr>
                   <w:rFonts w:ascii="Arial" w:cs="Arial" w:eastAsia="Arial" w:hAnsi="Arial"/>
@@ -12899,7 +13247,7 @@
             <w:pPr>
               <w:spacing w:after="20" w:before="0"/>
             </w:pPr>
-            <w:hyperlink w:history="1" r:id="rId6oqp2tdtpmzrcvhsoe64h">
+            <w:hyperlink w:history="1" r:id="rId4xrqhwcnl9etdx7_v68sv">
               <w:r>
                 <w:rPr>
                   <w:rFonts w:ascii="Arial" w:cs="Arial" w:eastAsia="Arial" w:hAnsi="Arial"/>
@@ -12932,7 +13280,7 @@
               <w:spacing w:after="10" w:before="0"/>
               <w:ind w:left="120"/>
             </w:pPr>
-            <w:hyperlink w:history="1" r:id="rId3hrnsie6cqpfykbdkr5iv">
+            <w:hyperlink w:history="1" r:id="rIdjsf4zp6d_ob8zzh-xxnfl">
               <w:r>
                 <w:rPr>
                   <w:rFonts w:ascii="Arial" w:cs="Arial" w:eastAsia="Arial" w:hAnsi="Arial"/>
@@ -12977,7 +13325,7 @@
             <w:pPr>
               <w:spacing w:after="20" w:before="0"/>
             </w:pPr>
-            <w:hyperlink w:history="1" r:id="rIdkbtvhfwweuxve34bzkjkr">
+            <w:hyperlink w:history="1" r:id="rIddirofo2nnq563e9paef9v">
               <w:r>
                 <w:rPr>
                   <w:rFonts w:ascii="Arial" w:cs="Arial" w:eastAsia="Arial" w:hAnsi="Arial"/>
@@ -13010,7 +13358,7 @@
               <w:spacing w:after="10" w:before="0"/>
               <w:ind w:left="120"/>
             </w:pPr>
-            <w:hyperlink w:history="1" r:id="rIdcmmbhhukn-bfaav7oq1io">
+            <w:hyperlink w:history="1" r:id="rIdskoclh_qngmxhcasuiwij">
               <w:r>
                 <w:rPr>
                   <w:rFonts w:ascii="Arial" w:cs="Arial" w:eastAsia="Arial" w:hAnsi="Arial"/>
@@ -13601,6 +13949,65 @@
         </w:tc>
       </w:tr>
     </w:tbl>
+    <w:p>
+      <w:pPr>
+        <w:pBdr>
+          <w:top w:val="single" w:color="BBBBBB" w:sz="4" w:space="4"/>
+        </w:pBdr>
+        <w:spacing w:after="0" w:before="160"/>
+      </w:pPr>
+      <w:r>
+        <w:rPr>
+          <w:rFonts w:ascii="Arial" w:cs="Arial" w:eastAsia="Arial" w:hAnsi="Arial"/>
+          <w:color w:val="666666"/>
+          <w:sz w:val="14"/>
+          <w:szCs w:val="14"/>
+        </w:rPr>
+        <w:t xml:space="preserve">© 2026 SeaVuria and ARES. Aligned with KICD objectives. Developed by SeaVuria; technical implementation by ARES (with AI assistance from Claude). Licensed under </w:t>
+      </w:r>
+      <w:hyperlink w:history="1" r:id="rIdkulgdtx7xqpo50dr2bs3n">
+        <w:r>
+          <w:rPr>
+            <w:rFonts w:ascii="Arial" w:cs="Arial" w:eastAsia="Arial" w:hAnsi="Arial"/>
+            <w:color w:val="1F6B75"/>
+            <w:sz w:val="14"/>
+            <w:szCs w:val="14"/>
+            <w:u w:val="single" w:color="1F6B75"/>
+          </w:rPr>
+          <w:t xml:space="preserve">CC BY-NC 4.0</w:t>
+        </w:r>
+      </w:hyperlink>
+      <w:r>
+        <w:rPr>
+          <w:rFonts w:ascii="Arial" w:cs="Arial" w:eastAsia="Arial" w:hAnsi="Arial"/>
+          <w:color w:val="666666"/>
+          <w:sz w:val="14"/>
+          <w:szCs w:val="14"/>
+        </w:rPr>
+        <w:t xml:space="preserve"> (</w:t>
+      </w:r>
+      <w:hyperlink w:history="1" r:id="rIdwhgeqfj9hi1i5hpgwdbbl">
+        <w:r>
+          <w:rPr>
+            <w:rFonts w:ascii="Arial" w:cs="Arial" w:eastAsia="Arial" w:hAnsi="Arial"/>
+            <w:color w:val="1F6B75"/>
+            <w:sz w:val="14"/>
+            <w:szCs w:val="14"/>
+            <w:u w:val="single" w:color="1F6B75"/>
+          </w:rPr>
+          <w:t xml:space="preserve">https://creativecommons.org/licenses/by-nc/4.0/</w:t>
+        </w:r>
+      </w:hyperlink>
+      <w:r>
+        <w:rPr>
+          <w:rFonts w:ascii="Arial" w:cs="Arial" w:eastAsia="Arial" w:hAnsi="Arial"/>
+          <w:color w:val="666666"/>
+          <w:sz w:val="14"/>
+          <w:szCs w:val="14"/>
+        </w:rPr>
+        <w:t xml:space="preserve">).</w:t>
+      </w:r>
+    </w:p>
     <w:p>
       <w:r>
         <w:br w:type="page"/>
@@ -14592,7 +14999,7 @@
             <w:pPr>
               <w:spacing w:after="20" w:before="0"/>
             </w:pPr>
-            <w:hyperlink w:history="1" r:id="rIdzya2bk_faqpf100ozfer_">
+            <w:hyperlink w:history="1" r:id="rIdazhjsto43kmmas6sdsjye">
               <w:r>
                 <w:rPr>
                   <w:rFonts w:ascii="Arial" w:cs="Arial" w:eastAsia="Arial" w:hAnsi="Arial"/>
@@ -14625,7 +15032,7 @@
               <w:spacing w:after="10" w:before="0"/>
               <w:ind w:left="120"/>
             </w:pPr>
-            <w:hyperlink w:history="1" r:id="rId1mlgkirrof62qhwqjtqkz">
+            <w:hyperlink w:history="1" r:id="rIddwluvcop5xmjqqluafpsc">
               <w:r>
                 <w:rPr>
                   <w:rFonts w:ascii="Arial" w:cs="Arial" w:eastAsia="Arial" w:hAnsi="Arial"/>
@@ -14670,7 +15077,7 @@
             <w:pPr>
               <w:spacing w:after="20" w:before="0"/>
             </w:pPr>
-            <w:hyperlink w:history="1" r:id="rId7zz3wgu8hvndzfethxioi">
+            <w:hyperlink w:history="1" r:id="rIdf0mlywymjuksrgidvzesb">
               <w:r>
                 <w:rPr>
                   <w:rFonts w:ascii="Arial" w:cs="Arial" w:eastAsia="Arial" w:hAnsi="Arial"/>
@@ -14703,7 +15110,7 @@
               <w:spacing w:after="10" w:before="0"/>
               <w:ind w:left="120"/>
             </w:pPr>
-            <w:hyperlink w:history="1" r:id="rIdxcr3qn5z-qvieugq6_slc">
+            <w:hyperlink w:history="1" r:id="rId5zr5db7p2tadv8pkezrak">
               <w:r>
                 <w:rPr>
                   <w:rFonts w:ascii="Arial" w:cs="Arial" w:eastAsia="Arial" w:hAnsi="Arial"/>
@@ -14898,7 +15305,7 @@
             <w:pPr>
               <w:spacing w:after="20" w:before="0"/>
             </w:pPr>
-            <w:hyperlink w:history="1" r:id="rIdgcmscdgvv4etmdojzbr-4">
+            <w:hyperlink w:history="1" r:id="rIdznymtvng4b6oynkjuntfa">
               <w:r>
                 <w:rPr>
                   <w:rFonts w:ascii="Arial" w:cs="Arial" w:eastAsia="Arial" w:hAnsi="Arial"/>
@@ -14931,7 +15338,7 @@
               <w:spacing w:after="10" w:before="0"/>
               <w:ind w:left="120"/>
             </w:pPr>
-            <w:hyperlink w:history="1" r:id="rIdnnuwgpgvzjz5dssb5kt3a">
+            <w:hyperlink w:history="1" r:id="rIdgiiddqf8iq6zhssah1hxh">
               <w:r>
                 <w:rPr>
                   <w:rFonts w:ascii="Arial" w:cs="Arial" w:eastAsia="Arial" w:hAnsi="Arial"/>
@@ -14976,7 +15383,7 @@
             <w:pPr>
               <w:spacing w:after="20" w:before="0"/>
             </w:pPr>
-            <w:hyperlink w:history="1" r:id="rIdkctbke7-qy1hiyfdvawab">
+            <w:hyperlink w:history="1" r:id="rIdm4sjwydbpg2vu2xyqnu2o">
               <w:r>
                 <w:rPr>
                   <w:rFonts w:ascii="Arial" w:cs="Arial" w:eastAsia="Arial" w:hAnsi="Arial"/>
@@ -15009,7 +15416,7 @@
               <w:spacing w:after="10" w:before="0"/>
               <w:ind w:left="120"/>
             </w:pPr>
-            <w:hyperlink w:history="1" r:id="rIdq08zyc1qgpkgkgytdh6cd">
+            <w:hyperlink w:history="1" r:id="rIde9qxmhmj_gmuscjagmfyz">
               <w:r>
                 <w:rPr>
                   <w:rFonts w:ascii="Arial" w:cs="Arial" w:eastAsia="Arial" w:hAnsi="Arial"/>
@@ -15204,7 +15611,7 @@
             <w:pPr>
               <w:spacing w:after="20" w:before="0"/>
             </w:pPr>
-            <w:hyperlink w:history="1" r:id="rIddz--mjfu5od2yqna75r7k">
+            <w:hyperlink w:history="1" r:id="rIdnc48a_cvqsrztcswj9gnm">
               <w:r>
                 <w:rPr>
                   <w:rFonts w:ascii="Arial" w:cs="Arial" w:eastAsia="Arial" w:hAnsi="Arial"/>
@@ -15237,7 +15644,7 @@
               <w:spacing w:after="10" w:before="0"/>
               <w:ind w:left="120"/>
             </w:pPr>
-            <w:hyperlink w:history="1" r:id="rIdwt10ht4vd96u0h2pkb1ku">
+            <w:hyperlink w:history="1" r:id="rIdu5pkxs1e5ravok-hmw6u9">
               <w:r>
                 <w:rPr>
                   <w:rFonts w:ascii="Arial" w:cs="Arial" w:eastAsia="Arial" w:hAnsi="Arial"/>
@@ -15282,7 +15689,7 @@
             <w:pPr>
               <w:spacing w:after="20" w:before="0"/>
             </w:pPr>
-            <w:hyperlink w:history="1" r:id="rIdjvvsw3p8vl3x4f6cpbqfp">
+            <w:hyperlink w:history="1" r:id="rIdgn8mfm7nmivrbbi9qj3wf">
               <w:r>
                 <w:rPr>
                   <w:rFonts w:ascii="Arial" w:cs="Arial" w:eastAsia="Arial" w:hAnsi="Arial"/>
@@ -15315,7 +15722,7 @@
               <w:spacing w:after="10" w:before="0"/>
               <w:ind w:left="120"/>
             </w:pPr>
-            <w:hyperlink w:history="1" r:id="rIdl2fmiovim5h3vacndhnwi">
+            <w:hyperlink w:history="1" r:id="rIdybcpgyzhbsjsquw4hwq9y">
               <w:r>
                 <w:rPr>
                   <w:rFonts w:ascii="Arial" w:cs="Arial" w:eastAsia="Arial" w:hAnsi="Arial"/>
@@ -15510,7 +15917,7 @@
             <w:pPr>
               <w:spacing w:after="20" w:before="0"/>
             </w:pPr>
-            <w:hyperlink w:history="1" r:id="rIdfni41p4nkv_akuhrtliqy">
+            <w:hyperlink w:history="1" r:id="rIdvvyigudqusltd8qufdvdw">
               <w:r>
                 <w:rPr>
                   <w:rFonts w:ascii="Arial" w:cs="Arial" w:eastAsia="Arial" w:hAnsi="Arial"/>
@@ -15543,7 +15950,7 @@
               <w:spacing w:after="10" w:before="0"/>
               <w:ind w:left="120"/>
             </w:pPr>
-            <w:hyperlink w:history="1" r:id="rId8pkxdjoyrlsokeuukhvdz">
+            <w:hyperlink w:history="1" r:id="rIdvhq78pa1l8xo5v8qpy7xn">
               <w:r>
                 <w:rPr>
                   <w:rFonts w:ascii="Arial" w:cs="Arial" w:eastAsia="Arial" w:hAnsi="Arial"/>
@@ -15588,7 +15995,7 @@
             <w:pPr>
               <w:spacing w:after="20" w:before="0"/>
             </w:pPr>
-            <w:hyperlink w:history="1" r:id="rId0z0rmd8rohgm3zvrhvg8c">
+            <w:hyperlink w:history="1" r:id="rIdnknh6dxw3htxjedwbpb55">
               <w:r>
                 <w:rPr>
                   <w:rFonts w:ascii="Arial" w:cs="Arial" w:eastAsia="Arial" w:hAnsi="Arial"/>
@@ -15621,7 +16028,7 @@
               <w:spacing w:after="10" w:before="0"/>
               <w:ind w:left="120"/>
             </w:pPr>
-            <w:hyperlink w:history="1" r:id="rId5x7wgvu94xtkgyidogbb3">
+            <w:hyperlink w:history="1" r:id="rId06rgfrhjeeov6iwrth3df">
               <w:r>
                 <w:rPr>
                   <w:rFonts w:ascii="Arial" w:cs="Arial" w:eastAsia="Arial" w:hAnsi="Arial"/>
@@ -15816,7 +16223,7 @@
             <w:pPr>
               <w:spacing w:after="20" w:before="0"/>
             </w:pPr>
-            <w:hyperlink w:history="1" r:id="rIdhpwwxblaeqcb1wt8jtdj_">
+            <w:hyperlink w:history="1" r:id="rIdlz1yztt0y4e3vbtac9dix">
               <w:r>
                 <w:rPr>
                   <w:rFonts w:ascii="Arial" w:cs="Arial" w:eastAsia="Arial" w:hAnsi="Arial"/>
@@ -15849,7 +16256,7 @@
               <w:spacing w:after="10" w:before="0"/>
               <w:ind w:left="120"/>
             </w:pPr>
-            <w:hyperlink w:history="1" r:id="rIdqiwm7vhte-ls9fiemtlqz">
+            <w:hyperlink w:history="1" r:id="rIdxpvdh8bvvndh6rw4t13ke">
               <w:r>
                 <w:rPr>
                   <w:rFonts w:ascii="Arial" w:cs="Arial" w:eastAsia="Arial" w:hAnsi="Arial"/>
@@ -15894,7 +16301,7 @@
             <w:pPr>
               <w:spacing w:after="20" w:before="0"/>
             </w:pPr>
-            <w:hyperlink w:history="1" r:id="rIdw_5tbjjwzoitebhiz81oc">
+            <w:hyperlink w:history="1" r:id="rIda1pznggc-6bimezkc_nkz">
               <w:r>
                 <w:rPr>
                   <w:rFonts w:ascii="Arial" w:cs="Arial" w:eastAsia="Arial" w:hAnsi="Arial"/>
@@ -15927,7 +16334,7 @@
               <w:spacing w:after="10" w:before="0"/>
               <w:ind w:left="120"/>
             </w:pPr>
-            <w:hyperlink w:history="1" r:id="rIddxjmbftegzeotci6tu1v7">
+            <w:hyperlink w:history="1" r:id="rIddgsda3c3crballyisvmv-">
               <w:r>
                 <w:rPr>
                   <w:rFonts w:ascii="Arial" w:cs="Arial" w:eastAsia="Arial" w:hAnsi="Arial"/>
@@ -16423,6 +16830,65 @@
         </w:tc>
       </w:tr>
     </w:tbl>
+    <w:p>
+      <w:pPr>
+        <w:pBdr>
+          <w:top w:val="single" w:color="BBBBBB" w:sz="4" w:space="4"/>
+        </w:pBdr>
+        <w:spacing w:after="0" w:before="160"/>
+      </w:pPr>
+      <w:r>
+        <w:rPr>
+          <w:rFonts w:ascii="Arial" w:cs="Arial" w:eastAsia="Arial" w:hAnsi="Arial"/>
+          <w:color w:val="666666"/>
+          <w:sz w:val="14"/>
+          <w:szCs w:val="14"/>
+        </w:rPr>
+        <w:t xml:space="preserve">© 2026 SeaVuria and ARES. Aligned with KICD objectives. Developed by SeaVuria; technical implementation by ARES (with AI assistance from Claude). Licensed under </w:t>
+      </w:r>
+      <w:hyperlink w:history="1" r:id="rIdqscbt8z7s25_71f_kcj7r">
+        <w:r>
+          <w:rPr>
+            <w:rFonts w:ascii="Arial" w:cs="Arial" w:eastAsia="Arial" w:hAnsi="Arial"/>
+            <w:color w:val="1F6B75"/>
+            <w:sz w:val="14"/>
+            <w:szCs w:val="14"/>
+            <w:u w:val="single" w:color="1F6B75"/>
+          </w:rPr>
+          <w:t xml:space="preserve">CC BY-NC 4.0</w:t>
+        </w:r>
+      </w:hyperlink>
+      <w:r>
+        <w:rPr>
+          <w:rFonts w:ascii="Arial" w:cs="Arial" w:eastAsia="Arial" w:hAnsi="Arial"/>
+          <w:color w:val="666666"/>
+          <w:sz w:val="14"/>
+          <w:szCs w:val="14"/>
+        </w:rPr>
+        <w:t xml:space="preserve"> (</w:t>
+      </w:r>
+      <w:hyperlink w:history="1" r:id="rIdjoevv_nnsjbuwpzpvopxj">
+        <w:r>
+          <w:rPr>
+            <w:rFonts w:ascii="Arial" w:cs="Arial" w:eastAsia="Arial" w:hAnsi="Arial"/>
+            <w:color w:val="1F6B75"/>
+            <w:sz w:val="14"/>
+            <w:szCs w:val="14"/>
+            <w:u w:val="single" w:color="1F6B75"/>
+          </w:rPr>
+          <w:t xml:space="preserve">https://creativecommons.org/licenses/by-nc/4.0/</w:t>
+        </w:r>
+      </w:hyperlink>
+      <w:r>
+        <w:rPr>
+          <w:rFonts w:ascii="Arial" w:cs="Arial" w:eastAsia="Arial" w:hAnsi="Arial"/>
+          <w:color w:val="666666"/>
+          <w:sz w:val="14"/>
+          <w:szCs w:val="14"/>
+        </w:rPr>
+        <w:t xml:space="preserve">).</w:t>
+      </w:r>
+    </w:p>
     <w:p>
       <w:r>
         <w:br w:type="page"/>
@@ -17414,7 +17880,7 @@
             <w:pPr>
               <w:spacing w:after="20" w:before="0"/>
             </w:pPr>
-            <w:hyperlink w:history="1" r:id="rIdmi5dhdcnnjsknr3rq8k5h">
+            <w:hyperlink w:history="1" r:id="rIdt0ibi6knlwqfze9ghmw1w">
               <w:r>
                 <w:rPr>
                   <w:rFonts w:ascii="Arial" w:cs="Arial" w:eastAsia="Arial" w:hAnsi="Arial"/>
@@ -17447,7 +17913,7 @@
               <w:spacing w:after="10" w:before="0"/>
               <w:ind w:left="120"/>
             </w:pPr>
-            <w:hyperlink w:history="1" r:id="rIddguub7_q-ijjamtn2vobg">
+            <w:hyperlink w:history="1" r:id="rId72wsf_nxqjcjkvjdlaivl">
               <w:r>
                 <w:rPr>
                   <w:rFonts w:ascii="Arial" w:cs="Arial" w:eastAsia="Arial" w:hAnsi="Arial"/>
@@ -17492,7 +17958,7 @@
             <w:pPr>
               <w:spacing w:after="20" w:before="0"/>
             </w:pPr>
-            <w:hyperlink w:history="1" r:id="rIdj6cenyizakfdfgrj2xvmz">
+            <w:hyperlink w:history="1" r:id="rId3oesgadaz1ushnrtrbr7m">
               <w:r>
                 <w:rPr>
                   <w:rFonts w:ascii="Arial" w:cs="Arial" w:eastAsia="Arial" w:hAnsi="Arial"/>
@@ -17525,7 +17991,7 @@
               <w:spacing w:after="10" w:before="0"/>
               <w:ind w:left="120"/>
             </w:pPr>
-            <w:hyperlink w:history="1" r:id="rIdpa3xxqemhoii4cjkkyv7c">
+            <w:hyperlink w:history="1" r:id="rId07rhrx2pjp_5ytlmmj3x3">
               <w:r>
                 <w:rPr>
                   <w:rFonts w:ascii="Arial" w:cs="Arial" w:eastAsia="Arial" w:hAnsi="Arial"/>
@@ -17720,7 +18186,7 @@
             <w:pPr>
               <w:spacing w:after="20" w:before="0"/>
             </w:pPr>
-            <w:hyperlink w:history="1" r:id="rId58-1kdnuqgoq3l8qm1b0r">
+            <w:hyperlink w:history="1" r:id="rIddpdx8k_rdfmxxfe7imrd_">
               <w:r>
                 <w:rPr>
                   <w:rFonts w:ascii="Arial" w:cs="Arial" w:eastAsia="Arial" w:hAnsi="Arial"/>
@@ -17753,7 +18219,7 @@
               <w:spacing w:after="10" w:before="0"/>
               <w:ind w:left="120"/>
             </w:pPr>
-            <w:hyperlink w:history="1" r:id="rIdmza6pagqjzcaq-ihlc1ip">
+            <w:hyperlink w:history="1" r:id="rIduyd_y5zwl8dlfz8nhvqu9">
               <w:r>
                 <w:rPr>
                   <w:rFonts w:ascii="Arial" w:cs="Arial" w:eastAsia="Arial" w:hAnsi="Arial"/>
@@ -17798,7 +18264,7 @@
             <w:pPr>
               <w:spacing w:after="20" w:before="0"/>
             </w:pPr>
-            <w:hyperlink w:history="1" r:id="rIdvjz1x-sjvcfrxxylxscec">
+            <w:hyperlink w:history="1" r:id="rIdaudjk82ehigvzqvg1yom1">
               <w:r>
                 <w:rPr>
                   <w:rFonts w:ascii="Arial" w:cs="Arial" w:eastAsia="Arial" w:hAnsi="Arial"/>
@@ -17831,7 +18297,7 @@
               <w:spacing w:after="10" w:before="0"/>
               <w:ind w:left="120"/>
             </w:pPr>
-            <w:hyperlink w:history="1" r:id="rId_f2mgkezdj8yiy5uciade">
+            <w:hyperlink w:history="1" r:id="rIdcuvn6uipr3l0vw6pzezyu">
               <w:r>
                 <w:rPr>
                   <w:rFonts w:ascii="Arial" w:cs="Arial" w:eastAsia="Arial" w:hAnsi="Arial"/>
@@ -18026,7 +18492,7 @@
             <w:pPr>
               <w:spacing w:after="20" w:before="0"/>
             </w:pPr>
-            <w:hyperlink w:history="1" r:id="rIdoctcdws9g2jgeixtrajzd">
+            <w:hyperlink w:history="1" r:id="rIdy_kft4ugb2j4oo3-iadyh">
               <w:r>
                 <w:rPr>
                   <w:rFonts w:ascii="Arial" w:cs="Arial" w:eastAsia="Arial" w:hAnsi="Arial"/>
@@ -18059,7 +18525,7 @@
               <w:spacing w:after="10" w:before="0"/>
               <w:ind w:left="120"/>
             </w:pPr>
-            <w:hyperlink w:history="1" r:id="rIdzkpbcnhndm0-hnbexmiqz">
+            <w:hyperlink w:history="1" r:id="rIdrn24ojbltekrmrnto7zcm">
               <w:r>
                 <w:rPr>
                   <w:rFonts w:ascii="Arial" w:cs="Arial" w:eastAsia="Arial" w:hAnsi="Arial"/>
@@ -18104,7 +18570,7 @@
             <w:pPr>
               <w:spacing w:after="20" w:before="0"/>
             </w:pPr>
-            <w:hyperlink w:history="1" r:id="rIdzgfsa43u-9vk6r6g6bggj">
+            <w:hyperlink w:history="1" r:id="rIdqgneoyaecn1bp2tsgyiph">
               <w:r>
                 <w:rPr>
                   <w:rFonts w:ascii="Arial" w:cs="Arial" w:eastAsia="Arial" w:hAnsi="Arial"/>
@@ -18137,7 +18603,7 @@
               <w:spacing w:after="10" w:before="0"/>
               <w:ind w:left="120"/>
             </w:pPr>
-            <w:hyperlink w:history="1" r:id="rIdels3btvyflw9u6ywt4n4w">
+            <w:hyperlink w:history="1" r:id="rIdmak7vq8wmnoriidxdtfqx">
               <w:r>
                 <w:rPr>
                   <w:rFonts w:ascii="Arial" w:cs="Arial" w:eastAsia="Arial" w:hAnsi="Arial"/>
@@ -18332,7 +18798,7 @@
             <w:pPr>
               <w:spacing w:after="20" w:before="0"/>
             </w:pPr>
-            <w:hyperlink w:history="1" r:id="rIdnmiwbdjvilkd5d3xylkne">
+            <w:hyperlink w:history="1" r:id="rIdj2bdbfqyzfrzycp4jh-ej">
               <w:r>
                 <w:rPr>
                   <w:rFonts w:ascii="Arial" w:cs="Arial" w:eastAsia="Arial" w:hAnsi="Arial"/>
@@ -18365,7 +18831,7 @@
               <w:spacing w:after="10" w:before="0"/>
               <w:ind w:left="120"/>
             </w:pPr>
-            <w:hyperlink w:history="1" r:id="rIdlpuqynkuco2vcpmr_c_hw">
+            <w:hyperlink w:history="1" r:id="rIdtalncjuhgijzukjpe7tuy">
               <w:r>
                 <w:rPr>
                   <w:rFonts w:ascii="Arial" w:cs="Arial" w:eastAsia="Arial" w:hAnsi="Arial"/>
@@ -18410,7 +18876,7 @@
             <w:pPr>
               <w:spacing w:after="20" w:before="0"/>
             </w:pPr>
-            <w:hyperlink w:history="1" r:id="rIdhvp245bswehnph5tijau0">
+            <w:hyperlink w:history="1" r:id="rId9wevtp6btrqg1vexmzflj">
               <w:r>
                 <w:rPr>
                   <w:rFonts w:ascii="Arial" w:cs="Arial" w:eastAsia="Arial" w:hAnsi="Arial"/>
@@ -18443,7 +18909,7 @@
               <w:spacing w:after="10" w:before="0"/>
               <w:ind w:left="120"/>
             </w:pPr>
-            <w:hyperlink w:history="1" r:id="rIdzdw73dlpsjh7yp1pdbaot">
+            <w:hyperlink w:history="1" r:id="rIdezi0or_lcjnrrifv21bvk">
               <w:r>
                 <w:rPr>
                   <w:rFonts w:ascii="Arial" w:cs="Arial" w:eastAsia="Arial" w:hAnsi="Arial"/>
@@ -18638,7 +19104,7 @@
             <w:pPr>
               <w:spacing w:after="20" w:before="0"/>
             </w:pPr>
-            <w:hyperlink w:history="1" r:id="rIdnjcc6pzgiipnapdimbk2l">
+            <w:hyperlink w:history="1" r:id="rIdz1yl6wv7dfmezuwmfh84u">
               <w:r>
                 <w:rPr>
                   <w:rFonts w:ascii="Arial" w:cs="Arial" w:eastAsia="Arial" w:hAnsi="Arial"/>
@@ -18671,7 +19137,7 @@
               <w:spacing w:after="10" w:before="0"/>
               <w:ind w:left="120"/>
             </w:pPr>
-            <w:hyperlink w:history="1" r:id="rIdnm8ee0kwe356nq_yqffpp">
+            <w:hyperlink w:history="1" r:id="rId3n4fn4eoe7qjj6aq5gi-m">
               <w:r>
                 <w:rPr>
                   <w:rFonts w:ascii="Arial" w:cs="Arial" w:eastAsia="Arial" w:hAnsi="Arial"/>
@@ -18716,7 +19182,7 @@
             <w:pPr>
               <w:spacing w:after="20" w:before="0"/>
             </w:pPr>
-            <w:hyperlink w:history="1" r:id="rId6ru6ou-qkncarkiyrnznv">
+            <w:hyperlink w:history="1" r:id="rIdczcs1qr5yzqsstp_rjvcp">
               <w:r>
                 <w:rPr>
                   <w:rFonts w:ascii="Arial" w:cs="Arial" w:eastAsia="Arial" w:hAnsi="Arial"/>
@@ -18749,7 +19215,7 @@
               <w:spacing w:after="10" w:before="0"/>
               <w:ind w:left="120"/>
             </w:pPr>
-            <w:hyperlink w:history="1" r:id="rIdzdnloc6q2icpipldn_aos">
+            <w:hyperlink w:history="1" r:id="rIdbfdpjewvhef_6nioflmp-">
               <w:r>
                 <w:rPr>
                   <w:rFonts w:ascii="Arial" w:cs="Arial" w:eastAsia="Arial" w:hAnsi="Arial"/>
@@ -19245,6 +19711,65 @@
         </w:tc>
       </w:tr>
     </w:tbl>
+    <w:p>
+      <w:pPr>
+        <w:pBdr>
+          <w:top w:val="single" w:color="BBBBBB" w:sz="4" w:space="4"/>
+        </w:pBdr>
+        <w:spacing w:after="0" w:before="160"/>
+      </w:pPr>
+      <w:r>
+        <w:rPr>
+          <w:rFonts w:ascii="Arial" w:cs="Arial" w:eastAsia="Arial" w:hAnsi="Arial"/>
+          <w:color w:val="666666"/>
+          <w:sz w:val="14"/>
+          <w:szCs w:val="14"/>
+        </w:rPr>
+        <w:t xml:space="preserve">© 2026 SeaVuria and ARES. Aligned with KICD objectives. Developed by SeaVuria; technical implementation by ARES (with AI assistance from Claude). Licensed under </w:t>
+      </w:r>
+      <w:hyperlink w:history="1" r:id="rIdfve5tnr9w1oeosroucpl6">
+        <w:r>
+          <w:rPr>
+            <w:rFonts w:ascii="Arial" w:cs="Arial" w:eastAsia="Arial" w:hAnsi="Arial"/>
+            <w:color w:val="1F6B75"/>
+            <w:sz w:val="14"/>
+            <w:szCs w:val="14"/>
+            <w:u w:val="single" w:color="1F6B75"/>
+          </w:rPr>
+          <w:t xml:space="preserve">CC BY-NC 4.0</w:t>
+        </w:r>
+      </w:hyperlink>
+      <w:r>
+        <w:rPr>
+          <w:rFonts w:ascii="Arial" w:cs="Arial" w:eastAsia="Arial" w:hAnsi="Arial"/>
+          <w:color w:val="666666"/>
+          <w:sz w:val="14"/>
+          <w:szCs w:val="14"/>
+        </w:rPr>
+        <w:t xml:space="preserve"> (</w:t>
+      </w:r>
+      <w:hyperlink w:history="1" r:id="rIdq--wtoag93zo9u33ptrat">
+        <w:r>
+          <w:rPr>
+            <w:rFonts w:ascii="Arial" w:cs="Arial" w:eastAsia="Arial" w:hAnsi="Arial"/>
+            <w:color w:val="1F6B75"/>
+            <w:sz w:val="14"/>
+            <w:szCs w:val="14"/>
+            <w:u w:val="single" w:color="1F6B75"/>
+          </w:rPr>
+          <w:t xml:space="preserve">https://creativecommons.org/licenses/by-nc/4.0/</w:t>
+        </w:r>
+      </w:hyperlink>
+      <w:r>
+        <w:rPr>
+          <w:rFonts w:ascii="Arial" w:cs="Arial" w:eastAsia="Arial" w:hAnsi="Arial"/>
+          <w:color w:val="666666"/>
+          <w:sz w:val="14"/>
+          <w:szCs w:val="14"/>
+        </w:rPr>
+        <w:t xml:space="preserve">).</w:t>
+      </w:r>
+    </w:p>
     <w:p>
       <w:r>
         <w:br w:type="page"/>
@@ -20236,7 +20761,7 @@
             <w:pPr>
               <w:spacing w:after="20" w:before="0"/>
             </w:pPr>
-            <w:hyperlink w:history="1" r:id="rIdxb2cxudy9pqcwegenuj0z">
+            <w:hyperlink w:history="1" r:id="rIdodkaav_2cmrxeleavmut3">
               <w:r>
                 <w:rPr>
                   <w:rFonts w:ascii="Arial" w:cs="Arial" w:eastAsia="Arial" w:hAnsi="Arial"/>
@@ -20269,7 +20794,7 @@
               <w:spacing w:after="10" w:before="0"/>
               <w:ind w:left="120"/>
             </w:pPr>
-            <w:hyperlink w:history="1" r:id="rIdnvoydsspz7ese7alztxx-">
+            <w:hyperlink w:history="1" r:id="rIdokro_vzya0ms7kxp9wgmx">
               <w:r>
                 <w:rPr>
                   <w:rFonts w:ascii="Arial" w:cs="Arial" w:eastAsia="Arial" w:hAnsi="Arial"/>
@@ -20314,7 +20839,7 @@
             <w:pPr>
               <w:spacing w:after="20" w:before="0"/>
             </w:pPr>
-            <w:hyperlink w:history="1" r:id="rIdfrlwu0nadzqfeamjickii">
+            <w:hyperlink w:history="1" r:id="rId3g-vaafwc79movtx-nwxz">
               <w:r>
                 <w:rPr>
                   <w:rFonts w:ascii="Arial" w:cs="Arial" w:eastAsia="Arial" w:hAnsi="Arial"/>
@@ -20347,7 +20872,7 @@
               <w:spacing w:after="10" w:before="0"/>
               <w:ind w:left="120"/>
             </w:pPr>
-            <w:hyperlink w:history="1" r:id="rId6algpbr1muh_r1texcjso">
+            <w:hyperlink w:history="1" r:id="rId-rp2avcoil7ybr9h-w1ae">
               <w:r>
                 <w:rPr>
                   <w:rFonts w:ascii="Arial" w:cs="Arial" w:eastAsia="Arial" w:hAnsi="Arial"/>
@@ -20542,7 +21067,7 @@
             <w:pPr>
               <w:spacing w:after="20" w:before="0"/>
             </w:pPr>
-            <w:hyperlink w:history="1" r:id="rIddo1uygqyrwgjkt6ntxwui">
+            <w:hyperlink w:history="1" r:id="rIdbb-_m59eksetm5jpnxvob">
               <w:r>
                 <w:rPr>
                   <w:rFonts w:ascii="Arial" w:cs="Arial" w:eastAsia="Arial" w:hAnsi="Arial"/>
@@ -20575,7 +21100,7 @@
               <w:spacing w:after="10" w:before="0"/>
               <w:ind w:left="120"/>
             </w:pPr>
-            <w:hyperlink w:history="1" r:id="rIdusqyxuqovst8ra4ty0i7_">
+            <w:hyperlink w:history="1" r:id="rIdnnnkdbz4xo3sbldteupvy">
               <w:r>
                 <w:rPr>
                   <w:rFonts w:ascii="Arial" w:cs="Arial" w:eastAsia="Arial" w:hAnsi="Arial"/>
@@ -20620,7 +21145,7 @@
             <w:pPr>
               <w:spacing w:after="20" w:before="0"/>
             </w:pPr>
-            <w:hyperlink w:history="1" r:id="rIdoo2jdypga0i2_9phefscs">
+            <w:hyperlink w:history="1" r:id="rIdcap5nmgahvnit_ikx4nxv">
               <w:r>
                 <w:rPr>
                   <w:rFonts w:ascii="Arial" w:cs="Arial" w:eastAsia="Arial" w:hAnsi="Arial"/>
@@ -20653,7 +21178,7 @@
               <w:spacing w:after="10" w:before="0"/>
               <w:ind w:left="120"/>
             </w:pPr>
-            <w:hyperlink w:history="1" r:id="rIdhwpzz1mtxdpfoaf_1qry8">
+            <w:hyperlink w:history="1" r:id="rIdqwjf532r8tw2sz-osiv0k">
               <w:r>
                 <w:rPr>
                   <w:rFonts w:ascii="Arial" w:cs="Arial" w:eastAsia="Arial" w:hAnsi="Arial"/>
@@ -20848,7 +21373,7 @@
             <w:pPr>
               <w:spacing w:after="20" w:before="0"/>
             </w:pPr>
-            <w:hyperlink w:history="1" r:id="rId_nkav05x94onabjyxcbpw">
+            <w:hyperlink w:history="1" r:id="rId-xhdksrfpol1gqu-wfax2">
               <w:r>
                 <w:rPr>
                   <w:rFonts w:ascii="Arial" w:cs="Arial" w:eastAsia="Arial" w:hAnsi="Arial"/>
@@ -20881,7 +21406,7 @@
               <w:spacing w:after="10" w:before="0"/>
               <w:ind w:left="120"/>
             </w:pPr>
-            <w:hyperlink w:history="1" r:id="rIdhei6cuiskxhdilqczuzsh">
+            <w:hyperlink w:history="1" r:id="rIdzltxxfcvzvzcscelz6mij">
               <w:r>
                 <w:rPr>
                   <w:rFonts w:ascii="Arial" w:cs="Arial" w:eastAsia="Arial" w:hAnsi="Arial"/>
@@ -20926,7 +21451,7 @@
             <w:pPr>
               <w:spacing w:after="20" w:before="0"/>
             </w:pPr>
-            <w:hyperlink w:history="1" r:id="rId2nuvigbekmourglangtcy">
+            <w:hyperlink w:history="1" r:id="rIdf2m7y6xcskma2sducvbmd">
               <w:r>
                 <w:rPr>
                   <w:rFonts w:ascii="Arial" w:cs="Arial" w:eastAsia="Arial" w:hAnsi="Arial"/>
@@ -20959,7 +21484,7 @@
               <w:spacing w:after="10" w:before="0"/>
               <w:ind w:left="120"/>
             </w:pPr>
-            <w:hyperlink w:history="1" r:id="rId48w5br1g3osuxnvkoazon">
+            <w:hyperlink w:history="1" r:id="rIdya3-zkthrdnjsonvd2xz5">
               <w:r>
                 <w:rPr>
                   <w:rFonts w:ascii="Arial" w:cs="Arial" w:eastAsia="Arial" w:hAnsi="Arial"/>
@@ -21154,7 +21679,7 @@
             <w:pPr>
               <w:spacing w:after="20" w:before="0"/>
             </w:pPr>
-            <w:hyperlink w:history="1" r:id="rIdpvzfaorc1ubhy-ae3nk6b">
+            <w:hyperlink w:history="1" r:id="rIdoesnw8vgt4hpswwe9r9af">
               <w:r>
                 <w:rPr>
                   <w:rFonts w:ascii="Arial" w:cs="Arial" w:eastAsia="Arial" w:hAnsi="Arial"/>
@@ -21187,7 +21712,7 @@
               <w:spacing w:after="10" w:before="0"/>
               <w:ind w:left="120"/>
             </w:pPr>
-            <w:hyperlink w:history="1" r:id="rIdj6x7uizqp-mw0v2i-ocla">
+            <w:hyperlink w:history="1" r:id="rIdvyqr2psqqslfbd_yslgvh">
               <w:r>
                 <w:rPr>
                   <w:rFonts w:ascii="Arial" w:cs="Arial" w:eastAsia="Arial" w:hAnsi="Arial"/>
@@ -21232,7 +21757,7 @@
             <w:pPr>
               <w:spacing w:after="20" w:before="0"/>
             </w:pPr>
-            <w:hyperlink w:history="1" r:id="rIdevbra6mwb0cyepznlvzeu">
+            <w:hyperlink w:history="1" r:id="rIdufwzp1waaeqkfo3emrlxd">
               <w:r>
                 <w:rPr>
                   <w:rFonts w:ascii="Arial" w:cs="Arial" w:eastAsia="Arial" w:hAnsi="Arial"/>
@@ -21265,7 +21790,7 @@
               <w:spacing w:after="10" w:before="0"/>
               <w:ind w:left="120"/>
             </w:pPr>
-            <w:hyperlink w:history="1" r:id="rId2ichmmmzkcwbeaefj49zf">
+            <w:hyperlink w:history="1" r:id="rId8jvicwwz8hplehd1b7hfv">
               <w:r>
                 <w:rPr>
                   <w:rFonts w:ascii="Arial" w:cs="Arial" w:eastAsia="Arial" w:hAnsi="Arial"/>
@@ -21460,7 +21985,7 @@
             <w:pPr>
               <w:spacing w:after="20" w:before="0"/>
             </w:pPr>
-            <w:hyperlink w:history="1" r:id="rId898jpdt1ru8rtdbc9elhv">
+            <w:hyperlink w:history="1" r:id="rIdkhqcoxmohnpuzlrfitf0l">
               <w:r>
                 <w:rPr>
                   <w:rFonts w:ascii="Arial" w:cs="Arial" w:eastAsia="Arial" w:hAnsi="Arial"/>
@@ -21493,7 +22018,7 @@
               <w:spacing w:after="10" w:before="0"/>
               <w:ind w:left="120"/>
             </w:pPr>
-            <w:hyperlink w:history="1" r:id="rIdxwzezs2a59phpggaqrt0u">
+            <w:hyperlink w:history="1" r:id="rIdpbdld7keha6h0t1warexv">
               <w:r>
                 <w:rPr>
                   <w:rFonts w:ascii="Arial" w:cs="Arial" w:eastAsia="Arial" w:hAnsi="Arial"/>
@@ -21538,7 +22063,7 @@
             <w:pPr>
               <w:spacing w:after="20" w:before="0"/>
             </w:pPr>
-            <w:hyperlink w:history="1" r:id="rIduz01bb227mc5carkgmkju">
+            <w:hyperlink w:history="1" r:id="rIddaz-_og-x4pgxjstdxabj">
               <w:r>
                 <w:rPr>
                   <w:rFonts w:ascii="Arial" w:cs="Arial" w:eastAsia="Arial" w:hAnsi="Arial"/>
@@ -21571,7 +22096,7 @@
               <w:spacing w:after="10" w:before="0"/>
               <w:ind w:left="120"/>
             </w:pPr>
-            <w:hyperlink w:history="1" r:id="rIdvbdur0nstm5m9cpkwfrjo">
+            <w:hyperlink w:history="1" r:id="rIdvp-xwoek-jwvajg-fljqm">
               <w:r>
                 <w:rPr>
                   <w:rFonts w:ascii="Arial" w:cs="Arial" w:eastAsia="Arial" w:hAnsi="Arial"/>
@@ -22067,6 +22592,65 @@
         </w:tc>
       </w:tr>
     </w:tbl>
+    <w:p>
+      <w:pPr>
+        <w:pBdr>
+          <w:top w:val="single" w:color="BBBBBB" w:sz="4" w:space="4"/>
+        </w:pBdr>
+        <w:spacing w:after="0" w:before="160"/>
+      </w:pPr>
+      <w:r>
+        <w:rPr>
+          <w:rFonts w:ascii="Arial" w:cs="Arial" w:eastAsia="Arial" w:hAnsi="Arial"/>
+          <w:color w:val="666666"/>
+          <w:sz w:val="14"/>
+          <w:szCs w:val="14"/>
+        </w:rPr>
+        <w:t xml:space="preserve">© 2026 SeaVuria and ARES. Aligned with KICD objectives. Developed by SeaVuria; technical implementation by ARES (with AI assistance from Claude). Licensed under </w:t>
+      </w:r>
+      <w:hyperlink w:history="1" r:id="rIdq3jqfdel9mkdlofdihvzc">
+        <w:r>
+          <w:rPr>
+            <w:rFonts w:ascii="Arial" w:cs="Arial" w:eastAsia="Arial" w:hAnsi="Arial"/>
+            <w:color w:val="1F6B75"/>
+            <w:sz w:val="14"/>
+            <w:szCs w:val="14"/>
+            <w:u w:val="single" w:color="1F6B75"/>
+          </w:rPr>
+          <w:t xml:space="preserve">CC BY-NC 4.0</w:t>
+        </w:r>
+      </w:hyperlink>
+      <w:r>
+        <w:rPr>
+          <w:rFonts w:ascii="Arial" w:cs="Arial" w:eastAsia="Arial" w:hAnsi="Arial"/>
+          <w:color w:val="666666"/>
+          <w:sz w:val="14"/>
+          <w:szCs w:val="14"/>
+        </w:rPr>
+        <w:t xml:space="preserve"> (</w:t>
+      </w:r>
+      <w:hyperlink w:history="1" r:id="rId99obwlbmilzoh0xsvbafd">
+        <w:r>
+          <w:rPr>
+            <w:rFonts w:ascii="Arial" w:cs="Arial" w:eastAsia="Arial" w:hAnsi="Arial"/>
+            <w:color w:val="1F6B75"/>
+            <w:sz w:val="14"/>
+            <w:szCs w:val="14"/>
+            <w:u w:val="single" w:color="1F6B75"/>
+          </w:rPr>
+          <w:t xml:space="preserve">https://creativecommons.org/licenses/by-nc/4.0/</w:t>
+        </w:r>
+      </w:hyperlink>
+      <w:r>
+        <w:rPr>
+          <w:rFonts w:ascii="Arial" w:cs="Arial" w:eastAsia="Arial" w:hAnsi="Arial"/>
+          <w:color w:val="666666"/>
+          <w:sz w:val="14"/>
+          <w:szCs w:val="14"/>
+        </w:rPr>
+        <w:t xml:space="preserve">).</w:t>
+      </w:r>
+    </w:p>
     <w:p>
       <w:r>
         <w:br w:type="page"/>
@@ -23058,7 +23642,7 @@
             <w:pPr>
               <w:spacing w:after="20" w:before="0"/>
             </w:pPr>
-            <w:hyperlink w:history="1" r:id="rId8a-gp5spom4rq_txzxzro">
+            <w:hyperlink w:history="1" r:id="rIdyfbtjgxnlwxijlue-rvzh">
               <w:r>
                 <w:rPr>
                   <w:rFonts w:ascii="Arial" w:cs="Arial" w:eastAsia="Arial" w:hAnsi="Arial"/>
@@ -23091,7 +23675,7 @@
               <w:spacing w:after="10" w:before="0"/>
               <w:ind w:left="120"/>
             </w:pPr>
-            <w:hyperlink w:history="1" r:id="rIdiqaynjiou-2smgk6pw1pt">
+            <w:hyperlink w:history="1" r:id="rIdlxv7bj4mwfgwymosjvrci">
               <w:r>
                 <w:rPr>
                   <w:rFonts w:ascii="Arial" w:cs="Arial" w:eastAsia="Arial" w:hAnsi="Arial"/>
@@ -23136,7 +23720,7 @@
             <w:pPr>
               <w:spacing w:after="20" w:before="0"/>
             </w:pPr>
-            <w:hyperlink w:history="1" r:id="rId5zuf6i_k3siwegf2bj2po">
+            <w:hyperlink w:history="1" r:id="rIdk5jdm30p1exp6ifzd1ex0">
               <w:r>
                 <w:rPr>
                   <w:rFonts w:ascii="Arial" w:cs="Arial" w:eastAsia="Arial" w:hAnsi="Arial"/>
@@ -23169,7 +23753,7 @@
               <w:spacing w:after="10" w:before="0"/>
               <w:ind w:left="120"/>
             </w:pPr>
-            <w:hyperlink w:history="1" r:id="rId8wiyb4vihl8yvmjvpfxec">
+            <w:hyperlink w:history="1" r:id="rId69n6jaivjkybtsnaagqwc">
               <w:r>
                 <w:rPr>
                   <w:rFonts w:ascii="Arial" w:cs="Arial" w:eastAsia="Arial" w:hAnsi="Arial"/>
@@ -23706,7 +24290,7 @@
             <w:pPr>
               <w:spacing w:after="20" w:before="0"/>
             </w:pPr>
-            <w:hyperlink w:history="1" r:id="rId5gwuvr3jlo-e-7qcrtadt">
+            <w:hyperlink w:history="1" r:id="rIduamnd-0eezftwzxmpul1k">
               <w:r>
                 <w:rPr>
                   <w:rFonts w:ascii="Arial" w:cs="Arial" w:eastAsia="Arial" w:hAnsi="Arial"/>
@@ -23739,7 +24323,7 @@
               <w:spacing w:after="10" w:before="0"/>
               <w:ind w:left="120"/>
             </w:pPr>
-            <w:hyperlink w:history="1" r:id="rIdonyfbda-u_o5xc6n2s89s">
+            <w:hyperlink w:history="1" r:id="rIdnx-wzeag70sf8vypbapmo">
               <w:r>
                 <w:rPr>
                   <w:rFonts w:ascii="Arial" w:cs="Arial" w:eastAsia="Arial" w:hAnsi="Arial"/>
@@ -23784,7 +24368,7 @@
             <w:pPr>
               <w:spacing w:after="20" w:before="0"/>
             </w:pPr>
-            <w:hyperlink w:history="1" r:id="rIdf-hacrdgogzghz97rdqo-">
+            <w:hyperlink w:history="1" r:id="rId68fvtvjymp8onrbn1bpor">
               <w:r>
                 <w:rPr>
                   <w:rFonts w:ascii="Arial" w:cs="Arial" w:eastAsia="Arial" w:hAnsi="Arial"/>
@@ -23817,7 +24401,7 @@
               <w:spacing w:after="10" w:before="0"/>
               <w:ind w:left="120"/>
             </w:pPr>
-            <w:hyperlink w:history="1" r:id="rIdrusyzyfjh2dbltyylnlyl">
+            <w:hyperlink w:history="1" r:id="rIdzrvsqunq7ojb0mtzdjume">
               <w:r>
                 <w:rPr>
                   <w:rFonts w:ascii="Arial" w:cs="Arial" w:eastAsia="Arial" w:hAnsi="Arial"/>
@@ -24696,7 +25280,7 @@
             <w:pPr>
               <w:spacing w:after="20" w:before="0"/>
             </w:pPr>
-            <w:hyperlink w:history="1" r:id="rId0x183gvqrktimniclmekz">
+            <w:hyperlink w:history="1" r:id="rIdb8l4kdnjlkgsvd0llecit">
               <w:r>
                 <w:rPr>
                   <w:rFonts w:ascii="Arial" w:cs="Arial" w:eastAsia="Arial" w:hAnsi="Arial"/>
@@ -24729,7 +25313,7 @@
               <w:spacing w:after="10" w:before="0"/>
               <w:ind w:left="120"/>
             </w:pPr>
-            <w:hyperlink w:history="1" r:id="rIdvnbhtjn-mscfxquh_wbgy">
+            <w:hyperlink w:history="1" r:id="rIdmseqnqxnrpeyxzarm5-cl">
               <w:r>
                 <w:rPr>
                   <w:rFonts w:ascii="Arial" w:cs="Arial" w:eastAsia="Arial" w:hAnsi="Arial"/>
@@ -24774,7 +25358,7 @@
             <w:pPr>
               <w:spacing w:after="20" w:before="0"/>
             </w:pPr>
-            <w:hyperlink w:history="1" r:id="rIdu-rnqjjlleaopszsj9duk">
+            <w:hyperlink w:history="1" r:id="rIdvy7wh_dhnekzvqt7hwosp">
               <w:r>
                 <w:rPr>
                   <w:rFonts w:ascii="Arial" w:cs="Arial" w:eastAsia="Arial" w:hAnsi="Arial"/>
@@ -24807,7 +25391,7 @@
               <w:spacing w:after="10" w:before="0"/>
               <w:ind w:left="120"/>
             </w:pPr>
-            <w:hyperlink w:history="1" r:id="rIdj-auhwzwbjmyugg2cvxeb">
+            <w:hyperlink w:history="1" r:id="rIdqgv5mrqsothv4xynt5czo">
               <w:r>
                 <w:rPr>
                   <w:rFonts w:ascii="Arial" w:cs="Arial" w:eastAsia="Arial" w:hAnsi="Arial"/>
@@ -25116,7 +25700,7 @@
             <w:pPr>
               <w:spacing w:after="20" w:before="0"/>
             </w:pPr>
-            <w:hyperlink w:history="1" r:id="rIdtdabe7zj-v2oxgxpq-yph">
+            <w:hyperlink w:history="1" r:id="rIdjddn8n0wpeoukeotubhb0">
               <w:r>
                 <w:rPr>
                   <w:rFonts w:ascii="Arial" w:cs="Arial" w:eastAsia="Arial" w:hAnsi="Arial"/>
@@ -25149,7 +25733,7 @@
               <w:spacing w:after="10" w:before="0"/>
               <w:ind w:left="120"/>
             </w:pPr>
-            <w:hyperlink w:history="1" r:id="rIdwlvypyb8ryuex-tknykom">
+            <w:hyperlink w:history="1" r:id="rIdixk0pj-nqyunceolxyf-k">
               <w:r>
                 <w:rPr>
                   <w:rFonts w:ascii="Arial" w:cs="Arial" w:eastAsia="Arial" w:hAnsi="Arial"/>
@@ -25194,7 +25778,7 @@
             <w:pPr>
               <w:spacing w:after="20" w:before="0"/>
             </w:pPr>
-            <w:hyperlink w:history="1" r:id="rIdbxl38zywvkcvwj-aw2u3c">
+            <w:hyperlink w:history="1" r:id="rId79xa5xujmnnpi9gdkfquw">
               <w:r>
                 <w:rPr>
                   <w:rFonts w:ascii="Arial" w:cs="Arial" w:eastAsia="Arial" w:hAnsi="Arial"/>
@@ -25227,7 +25811,7 @@
               <w:spacing w:after="10" w:before="0"/>
               <w:ind w:left="120"/>
             </w:pPr>
-            <w:hyperlink w:history="1" r:id="rIdztn1hkk6bznhzi8lld8so">
+            <w:hyperlink w:history="1" r:id="rIdfpgs2wfujvxjxoryeeqdv">
               <w:r>
                 <w:rPr>
                   <w:rFonts w:ascii="Arial" w:cs="Arial" w:eastAsia="Arial" w:hAnsi="Arial"/>
@@ -25536,7 +26120,7 @@
             <w:pPr>
               <w:spacing w:after="20" w:before="0"/>
             </w:pPr>
-            <w:hyperlink w:history="1" r:id="rIdd8qvxgf5v1pdn3mj3hcxe">
+            <w:hyperlink w:history="1" r:id="rIdqatwkk_iguomo0gpxqxhv">
               <w:r>
                 <w:rPr>
                   <w:rFonts w:ascii="Arial" w:cs="Arial" w:eastAsia="Arial" w:hAnsi="Arial"/>
@@ -25569,7 +26153,7 @@
               <w:spacing w:after="10" w:before="0"/>
               <w:ind w:left="120"/>
             </w:pPr>
-            <w:hyperlink w:history="1" r:id="rId-ihpdbgyufmmdhabunjdh">
+            <w:hyperlink w:history="1" r:id="rIdvziiwxd0cwihtt3zqqtrq">
               <w:r>
                 <w:rPr>
                   <w:rFonts w:ascii="Arial" w:cs="Arial" w:eastAsia="Arial" w:hAnsi="Arial"/>
@@ -25614,7 +26198,7 @@
             <w:pPr>
               <w:spacing w:after="20" w:before="0"/>
             </w:pPr>
-            <w:hyperlink w:history="1" r:id="rIdadck0p7rosio4o_iwfs_r">
+            <w:hyperlink w:history="1" r:id="rIdqj_yaqkqzz5n3lics_pbk">
               <w:r>
                 <w:rPr>
                   <w:rFonts w:ascii="Arial" w:cs="Arial" w:eastAsia="Arial" w:hAnsi="Arial"/>
@@ -25647,7 +26231,7 @@
               <w:spacing w:after="10" w:before="0"/>
               <w:ind w:left="120"/>
             </w:pPr>
-            <w:hyperlink w:history="1" r:id="rId3on6wkd8y8zdgsx5_trnc">
+            <w:hyperlink w:history="1" r:id="rIdycpdtdkgdj2-ufr6oip-w">
               <w:r>
                 <w:rPr>
                   <w:rFonts w:ascii="Arial" w:cs="Arial" w:eastAsia="Arial" w:hAnsi="Arial"/>
@@ -26827,6 +27411,65 @@
         </w:tc>
       </w:tr>
     </w:tbl>
+    <w:p>
+      <w:pPr>
+        <w:pBdr>
+          <w:top w:val="single" w:color="BBBBBB" w:sz="4" w:space="4"/>
+        </w:pBdr>
+        <w:spacing w:after="0" w:before="160"/>
+      </w:pPr>
+      <w:r>
+        <w:rPr>
+          <w:rFonts w:ascii="Arial" w:cs="Arial" w:eastAsia="Arial" w:hAnsi="Arial"/>
+          <w:color w:val="666666"/>
+          <w:sz w:val="14"/>
+          <w:szCs w:val="14"/>
+        </w:rPr>
+        <w:t xml:space="preserve">© 2026 SeaVuria and ARES. Aligned with KICD objectives. Developed by SeaVuria; technical implementation by ARES (with AI assistance from Claude). Licensed under </w:t>
+      </w:r>
+      <w:hyperlink w:history="1" r:id="rIdjws3cfjfw0luci5v0s_hc">
+        <w:r>
+          <w:rPr>
+            <w:rFonts w:ascii="Arial" w:cs="Arial" w:eastAsia="Arial" w:hAnsi="Arial"/>
+            <w:color w:val="1F6B75"/>
+            <w:sz w:val="14"/>
+            <w:szCs w:val="14"/>
+            <w:u w:val="single" w:color="1F6B75"/>
+          </w:rPr>
+          <w:t xml:space="preserve">CC BY-NC 4.0</w:t>
+        </w:r>
+      </w:hyperlink>
+      <w:r>
+        <w:rPr>
+          <w:rFonts w:ascii="Arial" w:cs="Arial" w:eastAsia="Arial" w:hAnsi="Arial"/>
+          <w:color w:val="666666"/>
+          <w:sz w:val="14"/>
+          <w:szCs w:val="14"/>
+        </w:rPr>
+        <w:t xml:space="preserve"> (</w:t>
+      </w:r>
+      <w:hyperlink w:history="1" r:id="rIdybzzwlyeo2lkjcfmgyt-b">
+        <w:r>
+          <w:rPr>
+            <w:rFonts w:ascii="Arial" w:cs="Arial" w:eastAsia="Arial" w:hAnsi="Arial"/>
+            <w:color w:val="1F6B75"/>
+            <w:sz w:val="14"/>
+            <w:szCs w:val="14"/>
+            <w:u w:val="single" w:color="1F6B75"/>
+          </w:rPr>
+          <w:t xml:space="preserve">https://creativecommons.org/licenses/by-nc/4.0/</w:t>
+        </w:r>
+      </w:hyperlink>
+      <w:r>
+        <w:rPr>
+          <w:rFonts w:ascii="Arial" w:cs="Arial" w:eastAsia="Arial" w:hAnsi="Arial"/>
+          <w:color w:val="666666"/>
+          <w:sz w:val="14"/>
+          <w:szCs w:val="14"/>
+        </w:rPr>
+        <w:t xml:space="preserve">).</w:t>
+      </w:r>
+    </w:p>
     <w:p>
       <w:r>
         <w:br w:type="page"/>
@@ -27818,7 +28461,7 @@
             <w:pPr>
               <w:spacing w:after="20" w:before="0"/>
             </w:pPr>
-            <w:hyperlink w:history="1" r:id="rIdyucqhvlvixms-qn_aeyuv">
+            <w:hyperlink w:history="1" r:id="rIdfd_p4rl_qcgpgk94m5eyl">
               <w:r>
                 <w:rPr>
                   <w:rFonts w:ascii="Arial" w:cs="Arial" w:eastAsia="Arial" w:hAnsi="Arial"/>
@@ -27851,7 +28494,7 @@
               <w:spacing w:after="10" w:before="0"/>
               <w:ind w:left="120"/>
             </w:pPr>
-            <w:hyperlink w:history="1" r:id="rId2f4msjddnr-utlrqcvbc7">
+            <w:hyperlink w:history="1" r:id="rIdyhm9yqo_e0isinpde1e7c">
               <w:r>
                 <w:rPr>
                   <w:rFonts w:ascii="Arial" w:cs="Arial" w:eastAsia="Arial" w:hAnsi="Arial"/>
@@ -27896,7 +28539,7 @@
             <w:pPr>
               <w:spacing w:after="20" w:before="0"/>
             </w:pPr>
-            <w:hyperlink w:history="1" r:id="rIdu1ufsrlxizw_fkebiwojy">
+            <w:hyperlink w:history="1" r:id="rIdmscf77lolwi_iwwbbufjt">
               <w:r>
                 <w:rPr>
                   <w:rFonts w:ascii="Arial" w:cs="Arial" w:eastAsia="Arial" w:hAnsi="Arial"/>
@@ -27929,7 +28572,7 @@
               <w:spacing w:after="10" w:before="0"/>
               <w:ind w:left="120"/>
             </w:pPr>
-            <w:hyperlink w:history="1" r:id="rIdwkuxd9aznpe6h0xaebe2k">
+            <w:hyperlink w:history="1" r:id="rIdsajf4e_9nyp-uskoqu1iu">
               <w:r>
                 <w:rPr>
                   <w:rFonts w:ascii="Arial" w:cs="Arial" w:eastAsia="Arial" w:hAnsi="Arial"/>
@@ -28124,7 +28767,7 @@
             <w:pPr>
               <w:spacing w:after="20" w:before="0"/>
             </w:pPr>
-            <w:hyperlink w:history="1" r:id="rIdy7ogi596vxgjsy5zse8dx">
+            <w:hyperlink w:history="1" r:id="rIdgdjmippyfnsiuhxezksut">
               <w:r>
                 <w:rPr>
                   <w:rFonts w:ascii="Arial" w:cs="Arial" w:eastAsia="Arial" w:hAnsi="Arial"/>
@@ -28157,7 +28800,7 @@
               <w:spacing w:after="10" w:before="0"/>
               <w:ind w:left="120"/>
             </w:pPr>
-            <w:hyperlink w:history="1" r:id="rIdpv7h_sazcdjvd7eaykdr8">
+            <w:hyperlink w:history="1" r:id="rIdzbpuujypqnddnp3lexcf_">
               <w:r>
                 <w:rPr>
                   <w:rFonts w:ascii="Arial" w:cs="Arial" w:eastAsia="Arial" w:hAnsi="Arial"/>
@@ -28202,7 +28845,7 @@
             <w:pPr>
               <w:spacing w:after="20" w:before="0"/>
             </w:pPr>
-            <w:hyperlink w:history="1" r:id="rId2ysfva8bn-br7xtoiwu44">
+            <w:hyperlink w:history="1" r:id="rIds2hiz1fkvgcgnutmfligs">
               <w:r>
                 <w:rPr>
                   <w:rFonts w:ascii="Arial" w:cs="Arial" w:eastAsia="Arial" w:hAnsi="Arial"/>
@@ -28235,7 +28878,7 @@
               <w:spacing w:after="10" w:before="0"/>
               <w:ind w:left="120"/>
             </w:pPr>
-            <w:hyperlink w:history="1" r:id="rId0mgoeuzjjgyfcxyg8v0xy">
+            <w:hyperlink w:history="1" r:id="rIdx4j-qcjc8rzuze77dqvn4">
               <w:r>
                 <w:rPr>
                   <w:rFonts w:ascii="Arial" w:cs="Arial" w:eastAsia="Arial" w:hAnsi="Arial"/>
@@ -28430,7 +29073,7 @@
             <w:pPr>
               <w:spacing w:after="20" w:before="0"/>
             </w:pPr>
-            <w:hyperlink w:history="1" r:id="rIdq3pdw4dflocsqjjfcmh0n">
+            <w:hyperlink w:history="1" r:id="rIdc-7sjm7bmdsoaegspcm8-">
               <w:r>
                 <w:rPr>
                   <w:rFonts w:ascii="Arial" w:cs="Arial" w:eastAsia="Arial" w:hAnsi="Arial"/>
@@ -28463,7 +29106,7 @@
               <w:spacing w:after="10" w:before="0"/>
               <w:ind w:left="120"/>
             </w:pPr>
-            <w:hyperlink w:history="1" r:id="rIdm4um3jkhpw_v7a7nkcxmu">
+            <w:hyperlink w:history="1" r:id="rIdzqw_n8cjsdvj5wbpis0o7">
               <w:r>
                 <w:rPr>
                   <w:rFonts w:ascii="Arial" w:cs="Arial" w:eastAsia="Arial" w:hAnsi="Arial"/>
@@ -28508,7 +29151,7 @@
             <w:pPr>
               <w:spacing w:after="20" w:before="0"/>
             </w:pPr>
-            <w:hyperlink w:history="1" r:id="rIdjvy0ijwpi5t4nptf4q3vp">
+            <w:hyperlink w:history="1" r:id="rIdwkmhjj0w5x0izbcghbweo">
               <w:r>
                 <w:rPr>
                   <w:rFonts w:ascii="Arial" w:cs="Arial" w:eastAsia="Arial" w:hAnsi="Arial"/>
@@ -28541,7 +29184,7 @@
               <w:spacing w:after="10" w:before="0"/>
               <w:ind w:left="120"/>
             </w:pPr>
-            <w:hyperlink w:history="1" r:id="rIdpfxeqs_j56zjai7u4lzfh">
+            <w:hyperlink w:history="1" r:id="rId4jdfbwalqj2rl6b3qfk4t">
               <w:r>
                 <w:rPr>
                   <w:rFonts w:ascii="Arial" w:cs="Arial" w:eastAsia="Arial" w:hAnsi="Arial"/>
@@ -28736,7 +29379,7 @@
             <w:pPr>
               <w:spacing w:after="20" w:before="0"/>
             </w:pPr>
-            <w:hyperlink w:history="1" r:id="rIdwcd3pluu4lnuf3orcgf--">
+            <w:hyperlink w:history="1" r:id="rId25dgfgysp4dslcl7vebqc">
               <w:r>
                 <w:rPr>
                   <w:rFonts w:ascii="Arial" w:cs="Arial" w:eastAsia="Arial" w:hAnsi="Arial"/>
@@ -28769,7 +29412,7 @@
               <w:spacing w:after="10" w:before="0"/>
               <w:ind w:left="120"/>
             </w:pPr>
-            <w:hyperlink w:history="1" r:id="rId5o23m1avcpw0jikvqy3se">
+            <w:hyperlink w:history="1" r:id="rId_vbux07ipfswghmpezcwo">
               <w:r>
                 <w:rPr>
                   <w:rFonts w:ascii="Arial" w:cs="Arial" w:eastAsia="Arial" w:hAnsi="Arial"/>
@@ -28814,7 +29457,7 @@
             <w:pPr>
               <w:spacing w:after="20" w:before="0"/>
             </w:pPr>
-            <w:hyperlink w:history="1" r:id="rIdwis1voui0td6pt6h65zzp">
+            <w:hyperlink w:history="1" r:id="rId1tfxm7v8xjtzvwwduezqb">
               <w:r>
                 <w:rPr>
                   <w:rFonts w:ascii="Arial" w:cs="Arial" w:eastAsia="Arial" w:hAnsi="Arial"/>
@@ -28847,7 +29490,7 @@
               <w:spacing w:after="10" w:before="0"/>
               <w:ind w:left="120"/>
             </w:pPr>
-            <w:hyperlink w:history="1" r:id="rIdjittlbxu9ogqgo5k1refw">
+            <w:hyperlink w:history="1" r:id="rIdeydb3q20ovibndmohh0n3">
               <w:r>
                 <w:rPr>
                   <w:rFonts w:ascii="Arial" w:cs="Arial" w:eastAsia="Arial" w:hAnsi="Arial"/>
@@ -29042,7 +29685,7 @@
             <w:pPr>
               <w:spacing w:after="20" w:before="0"/>
             </w:pPr>
-            <w:hyperlink w:history="1" r:id="rId-uxtdwrkpmixfjwdvu9ct">
+            <w:hyperlink w:history="1" r:id="rIdfhupdzngxpjszdoqtohj-">
               <w:r>
                 <w:rPr>
                   <w:rFonts w:ascii="Arial" w:cs="Arial" w:eastAsia="Arial" w:hAnsi="Arial"/>
@@ -29075,7 +29718,7 @@
               <w:spacing w:after="10" w:before="0"/>
               <w:ind w:left="120"/>
             </w:pPr>
-            <w:hyperlink w:history="1" r:id="rId0atvn4woppu-mej8qza5j">
+            <w:hyperlink w:history="1" r:id="rIdpw01yuden3kwrmhgd4urt">
               <w:r>
                 <w:rPr>
                   <w:rFonts w:ascii="Arial" w:cs="Arial" w:eastAsia="Arial" w:hAnsi="Arial"/>
@@ -29120,7 +29763,7 @@
             <w:pPr>
               <w:spacing w:after="20" w:before="0"/>
             </w:pPr>
-            <w:hyperlink w:history="1" r:id="rId-gzxw6d-wuktw-guymez4">
+            <w:hyperlink w:history="1" r:id="rIdk01mbauo8xll3nflvf2nu">
               <w:r>
                 <w:rPr>
                   <w:rFonts w:ascii="Arial" w:cs="Arial" w:eastAsia="Arial" w:hAnsi="Arial"/>
@@ -29153,7 +29796,7 @@
               <w:spacing w:after="10" w:before="0"/>
               <w:ind w:left="120"/>
             </w:pPr>
-            <w:hyperlink w:history="1" r:id="rIdqt53zow52iosarfe-pr2c">
+            <w:hyperlink w:history="1" r:id="rIdqozti7-t2kvzwdicglxix">
               <w:r>
                 <w:rPr>
                   <w:rFonts w:ascii="Arial" w:cs="Arial" w:eastAsia="Arial" w:hAnsi="Arial"/>
@@ -29649,6 +30292,65 @@
         </w:tc>
       </w:tr>
     </w:tbl>
+    <w:p>
+      <w:pPr>
+        <w:pBdr>
+          <w:top w:val="single" w:color="BBBBBB" w:sz="4" w:space="4"/>
+        </w:pBdr>
+        <w:spacing w:after="0" w:before="160"/>
+      </w:pPr>
+      <w:r>
+        <w:rPr>
+          <w:rFonts w:ascii="Arial" w:cs="Arial" w:eastAsia="Arial" w:hAnsi="Arial"/>
+          <w:color w:val="666666"/>
+          <w:sz w:val="14"/>
+          <w:szCs w:val="14"/>
+        </w:rPr>
+        <w:t xml:space="preserve">© 2026 SeaVuria and ARES. Aligned with KICD objectives. Developed by SeaVuria; technical implementation by ARES (with AI assistance from Claude). Licensed under </w:t>
+      </w:r>
+      <w:hyperlink w:history="1" r:id="rIdxbypd_sxlilypnolgpyft">
+        <w:r>
+          <w:rPr>
+            <w:rFonts w:ascii="Arial" w:cs="Arial" w:eastAsia="Arial" w:hAnsi="Arial"/>
+            <w:color w:val="1F6B75"/>
+            <w:sz w:val="14"/>
+            <w:szCs w:val="14"/>
+            <w:u w:val="single" w:color="1F6B75"/>
+          </w:rPr>
+          <w:t xml:space="preserve">CC BY-NC 4.0</w:t>
+        </w:r>
+      </w:hyperlink>
+      <w:r>
+        <w:rPr>
+          <w:rFonts w:ascii="Arial" w:cs="Arial" w:eastAsia="Arial" w:hAnsi="Arial"/>
+          <w:color w:val="666666"/>
+          <w:sz w:val="14"/>
+          <w:szCs w:val="14"/>
+        </w:rPr>
+        <w:t xml:space="preserve"> (</w:t>
+      </w:r>
+      <w:hyperlink w:history="1" r:id="rId14xlzauottliqkga3n-64">
+        <w:r>
+          <w:rPr>
+            <w:rFonts w:ascii="Arial" w:cs="Arial" w:eastAsia="Arial" w:hAnsi="Arial"/>
+            <w:color w:val="1F6B75"/>
+            <w:sz w:val="14"/>
+            <w:szCs w:val="14"/>
+            <w:u w:val="single" w:color="1F6B75"/>
+          </w:rPr>
+          <w:t xml:space="preserve">https://creativecommons.org/licenses/by-nc/4.0/</w:t>
+        </w:r>
+      </w:hyperlink>
+      <w:r>
+        <w:rPr>
+          <w:rFonts w:ascii="Arial" w:cs="Arial" w:eastAsia="Arial" w:hAnsi="Arial"/>
+          <w:color w:val="666666"/>
+          <w:sz w:val="14"/>
+          <w:szCs w:val="14"/>
+        </w:rPr>
+        <w:t xml:space="preserve">).</w:t>
+      </w:r>
+    </w:p>
     <w:p>
       <w:r>
         <w:br w:type="page"/>
@@ -30640,7 +31342,7 @@
             <w:pPr>
               <w:spacing w:after="20" w:before="0"/>
             </w:pPr>
-            <w:hyperlink w:history="1" r:id="rIdyqynlsonjtexli8b52xy8">
+            <w:hyperlink w:history="1" r:id="rIdvryqcug35gw0xo6nyowzz">
               <w:r>
                 <w:rPr>
                   <w:rFonts w:ascii="Arial" w:cs="Arial" w:eastAsia="Arial" w:hAnsi="Arial"/>
@@ -30673,7 +31375,7 @@
               <w:spacing w:after="10" w:before="0"/>
               <w:ind w:left="120"/>
             </w:pPr>
-            <w:hyperlink w:history="1" r:id="rIdagvzqj-_nlux9rogi4qdl">
+            <w:hyperlink w:history="1" r:id="rIdwpvuctej4dlafma3ar7ar">
               <w:r>
                 <w:rPr>
                   <w:rFonts w:ascii="Arial" w:cs="Arial" w:eastAsia="Arial" w:hAnsi="Arial"/>
@@ -30718,7 +31420,7 @@
             <w:pPr>
               <w:spacing w:after="20" w:before="0"/>
             </w:pPr>
-            <w:hyperlink w:history="1" r:id="rIdajbutpknlob3n4h1zvwjg">
+            <w:hyperlink w:history="1" r:id="rIddbbwdqpomc3hq0oetnw51">
               <w:r>
                 <w:rPr>
                   <w:rFonts w:ascii="Arial" w:cs="Arial" w:eastAsia="Arial" w:hAnsi="Arial"/>
@@ -30751,7 +31453,7 @@
               <w:spacing w:after="10" w:before="0"/>
               <w:ind w:left="120"/>
             </w:pPr>
-            <w:hyperlink w:history="1" r:id="rIdznlskaxkhxyotmmv7w8dm">
+            <w:hyperlink w:history="1" r:id="rIdgp_gq53gcwj9z639suaj6">
               <w:r>
                 <w:rPr>
                   <w:rFonts w:ascii="Arial" w:cs="Arial" w:eastAsia="Arial" w:hAnsi="Arial"/>
@@ -30946,7 +31648,7 @@
             <w:pPr>
               <w:spacing w:after="20" w:before="0"/>
             </w:pPr>
-            <w:hyperlink w:history="1" r:id="rIdbu7hazg1g2ec29bt9sn4i">
+            <w:hyperlink w:history="1" r:id="rIde3j7jqtc0kdp0tw7zxs7g">
               <w:r>
                 <w:rPr>
                   <w:rFonts w:ascii="Arial" w:cs="Arial" w:eastAsia="Arial" w:hAnsi="Arial"/>
@@ -30979,7 +31681,7 @@
               <w:spacing w:after="10" w:before="0"/>
               <w:ind w:left="120"/>
             </w:pPr>
-            <w:hyperlink w:history="1" r:id="rIdtyesmxjktjgnbcvmrsbwa">
+            <w:hyperlink w:history="1" r:id="rIda8vrdrni8zyodi1hkl3am">
               <w:r>
                 <w:rPr>
                   <w:rFonts w:ascii="Arial" w:cs="Arial" w:eastAsia="Arial" w:hAnsi="Arial"/>
@@ -31024,7 +31726,7 @@
             <w:pPr>
               <w:spacing w:after="20" w:before="0"/>
             </w:pPr>
-            <w:hyperlink w:history="1" r:id="rIdp_so_7yr_nrb6fjxnf6dm">
+            <w:hyperlink w:history="1" r:id="rId_qqynkdc3tweqszpgr0vw">
               <w:r>
                 <w:rPr>
                   <w:rFonts w:ascii="Arial" w:cs="Arial" w:eastAsia="Arial" w:hAnsi="Arial"/>
@@ -31057,7 +31759,7 @@
               <w:spacing w:after="10" w:before="0"/>
               <w:ind w:left="120"/>
             </w:pPr>
-            <w:hyperlink w:history="1" r:id="rIdn0zprhlb9i5rsfqplmjsy">
+            <w:hyperlink w:history="1" r:id="rIdrimwtelsz1zc65bh6mvlh">
               <w:r>
                 <w:rPr>
                   <w:rFonts w:ascii="Arial" w:cs="Arial" w:eastAsia="Arial" w:hAnsi="Arial"/>
@@ -31252,7 +31954,7 @@
             <w:pPr>
               <w:spacing w:after="20" w:before="0"/>
             </w:pPr>
-            <w:hyperlink w:history="1" r:id="rIdxgpuuxgvdnw8t1cpyq97j">
+            <w:hyperlink w:history="1" r:id="rIdghecgga92puhx504jvk4x">
               <w:r>
                 <w:rPr>
                   <w:rFonts w:ascii="Arial" w:cs="Arial" w:eastAsia="Arial" w:hAnsi="Arial"/>
@@ -31285,7 +31987,7 @@
               <w:spacing w:after="10" w:before="0"/>
               <w:ind w:left="120"/>
             </w:pPr>
-            <w:hyperlink w:history="1" r:id="rIdrb3wz2xk-taabx8o9b4wb">
+            <w:hyperlink w:history="1" r:id="rId9u5roigw7lfbdmrfqmbke">
               <w:r>
                 <w:rPr>
                   <w:rFonts w:ascii="Arial" w:cs="Arial" w:eastAsia="Arial" w:hAnsi="Arial"/>
@@ -31330,7 +32032,7 @@
             <w:pPr>
               <w:spacing w:after="20" w:before="0"/>
             </w:pPr>
-            <w:hyperlink w:history="1" r:id="rIdue2pgi8y3d2d9aovxnayi">
+            <w:hyperlink w:history="1" r:id="rId4zds7cousevvhbah0ifdz">
               <w:r>
                 <w:rPr>
                   <w:rFonts w:ascii="Arial" w:cs="Arial" w:eastAsia="Arial" w:hAnsi="Arial"/>
@@ -31363,7 +32065,7 @@
               <w:spacing w:after="10" w:before="0"/>
               <w:ind w:left="120"/>
             </w:pPr>
-            <w:hyperlink w:history="1" r:id="rIdob5uv-ncanh5rfw3i5nyx">
+            <w:hyperlink w:history="1" r:id="rIds0qcpxoammy19u72qaijz">
               <w:r>
                 <w:rPr>
                   <w:rFonts w:ascii="Arial" w:cs="Arial" w:eastAsia="Arial" w:hAnsi="Arial"/>
@@ -31558,7 +32260,7 @@
             <w:pPr>
               <w:spacing w:after="20" w:before="0"/>
             </w:pPr>
-            <w:hyperlink w:history="1" r:id="rIdctguxvtakfg4vn11tn_8-">
+            <w:hyperlink w:history="1" r:id="rIdu3x0i6xhi1vyv9g0qrr3y">
               <w:r>
                 <w:rPr>
                   <w:rFonts w:ascii="Arial" w:cs="Arial" w:eastAsia="Arial" w:hAnsi="Arial"/>
@@ -31591,7 +32293,7 @@
               <w:spacing w:after="10" w:before="0"/>
               <w:ind w:left="120"/>
             </w:pPr>
-            <w:hyperlink w:history="1" r:id="rIdm-_mlx8egnvsbx_v8s3hc">
+            <w:hyperlink w:history="1" r:id="rIdty-rgyc_5xny8b9_3p6ce">
               <w:r>
                 <w:rPr>
                   <w:rFonts w:ascii="Arial" w:cs="Arial" w:eastAsia="Arial" w:hAnsi="Arial"/>
@@ -31636,7 +32338,7 @@
             <w:pPr>
               <w:spacing w:after="20" w:before="0"/>
             </w:pPr>
-            <w:hyperlink w:history="1" r:id="rIdnj2h2zsdex-au_mojcswz">
+            <w:hyperlink w:history="1" r:id="rIddxgesezfmx3vipq2uarx8">
               <w:r>
                 <w:rPr>
                   <w:rFonts w:ascii="Arial" w:cs="Arial" w:eastAsia="Arial" w:hAnsi="Arial"/>
@@ -31669,7 +32371,7 @@
               <w:spacing w:after="10" w:before="0"/>
               <w:ind w:left="120"/>
             </w:pPr>
-            <w:hyperlink w:history="1" r:id="rIdamz1vcksefnq6qmeuxv1b">
+            <w:hyperlink w:history="1" r:id="rId6fe_fhy4hmw3sotyujnex">
               <w:r>
                 <w:rPr>
                   <w:rFonts w:ascii="Arial" w:cs="Arial" w:eastAsia="Arial" w:hAnsi="Arial"/>
@@ -31864,7 +32566,7 @@
             <w:pPr>
               <w:spacing w:after="20" w:before="0"/>
             </w:pPr>
-            <w:hyperlink w:history="1" r:id="rIdpxy0dmooks_743pdls75q">
+            <w:hyperlink w:history="1" r:id="rIdxkti_f-6oj6tophcirp3h">
               <w:r>
                 <w:rPr>
                   <w:rFonts w:ascii="Arial" w:cs="Arial" w:eastAsia="Arial" w:hAnsi="Arial"/>
@@ -31897,7 +32599,7 @@
               <w:spacing w:after="10" w:before="0"/>
               <w:ind w:left="120"/>
             </w:pPr>
-            <w:hyperlink w:history="1" r:id="rId9p5ynmi3sodub_rlfwzwb">
+            <w:hyperlink w:history="1" r:id="rIdmqrnutp7qn1amtgxtw8ho">
               <w:r>
                 <w:rPr>
                   <w:rFonts w:ascii="Arial" w:cs="Arial" w:eastAsia="Arial" w:hAnsi="Arial"/>
@@ -31942,7 +32644,7 @@
             <w:pPr>
               <w:spacing w:after="20" w:before="0"/>
             </w:pPr>
-            <w:hyperlink w:history="1" r:id="rId75c8cfaykd6yyaajifwps">
+            <w:hyperlink w:history="1" r:id="rId9goc0dey93ko1iq0yrsvh">
               <w:r>
                 <w:rPr>
                   <w:rFonts w:ascii="Arial" w:cs="Arial" w:eastAsia="Arial" w:hAnsi="Arial"/>
@@ -31975,7 +32677,7 @@
               <w:spacing w:after="10" w:before="0"/>
               <w:ind w:left="120"/>
             </w:pPr>
-            <w:hyperlink w:history="1" r:id="rId_e5avrzsu_1zcyym7kets">
+            <w:hyperlink w:history="1" r:id="rIdqdjwnl3xbagjht33hx6xf">
               <w:r>
                 <w:rPr>
                   <w:rFonts w:ascii="Arial" w:cs="Arial" w:eastAsia="Arial" w:hAnsi="Arial"/>
@@ -32471,6 +33173,65 @@
         </w:tc>
       </w:tr>
     </w:tbl>
+    <w:p>
+      <w:pPr>
+        <w:pBdr>
+          <w:top w:val="single" w:color="BBBBBB" w:sz="4" w:space="4"/>
+        </w:pBdr>
+        <w:spacing w:after="0" w:before="160"/>
+      </w:pPr>
+      <w:r>
+        <w:rPr>
+          <w:rFonts w:ascii="Arial" w:cs="Arial" w:eastAsia="Arial" w:hAnsi="Arial"/>
+          <w:color w:val="666666"/>
+          <w:sz w:val="14"/>
+          <w:szCs w:val="14"/>
+        </w:rPr>
+        <w:t xml:space="preserve">© 2026 SeaVuria and ARES. Aligned with KICD objectives. Developed by SeaVuria; technical implementation by ARES (with AI assistance from Claude). Licensed under </w:t>
+      </w:r>
+      <w:hyperlink w:history="1" r:id="rId8-cai6q10cqiiwovad2ae">
+        <w:r>
+          <w:rPr>
+            <w:rFonts w:ascii="Arial" w:cs="Arial" w:eastAsia="Arial" w:hAnsi="Arial"/>
+            <w:color w:val="1F6B75"/>
+            <w:sz w:val="14"/>
+            <w:szCs w:val="14"/>
+            <w:u w:val="single" w:color="1F6B75"/>
+          </w:rPr>
+          <w:t xml:space="preserve">CC BY-NC 4.0</w:t>
+        </w:r>
+      </w:hyperlink>
+      <w:r>
+        <w:rPr>
+          <w:rFonts w:ascii="Arial" w:cs="Arial" w:eastAsia="Arial" w:hAnsi="Arial"/>
+          <w:color w:val="666666"/>
+          <w:sz w:val="14"/>
+          <w:szCs w:val="14"/>
+        </w:rPr>
+        <w:t xml:space="preserve"> (</w:t>
+      </w:r>
+      <w:hyperlink w:history="1" r:id="rIdiknhbs0_avfhzsu4rslh5">
+        <w:r>
+          <w:rPr>
+            <w:rFonts w:ascii="Arial" w:cs="Arial" w:eastAsia="Arial" w:hAnsi="Arial"/>
+            <w:color w:val="1F6B75"/>
+            <w:sz w:val="14"/>
+            <w:szCs w:val="14"/>
+            <w:u w:val="single" w:color="1F6B75"/>
+          </w:rPr>
+          <w:t xml:space="preserve">https://creativecommons.org/licenses/by-nc/4.0/</w:t>
+        </w:r>
+      </w:hyperlink>
+      <w:r>
+        <w:rPr>
+          <w:rFonts w:ascii="Arial" w:cs="Arial" w:eastAsia="Arial" w:hAnsi="Arial"/>
+          <w:color w:val="666666"/>
+          <w:sz w:val="14"/>
+          <w:szCs w:val="14"/>
+        </w:rPr>
+        <w:t xml:space="preserve">).</w:t>
+      </w:r>
+    </w:p>
     <w:p>
       <w:r>
         <w:br w:type="page"/>

--- a/data/outputs/v2/Maths/SS2.3_Area_of_Part_of_a_Circle/Mathematics_Area_of_Part_of_a_Circle_CBE_LessonSequence.docx
+++ b/data/outputs/v2/Maths/SS2.3_Area_of_Part_of_a_Circle/Mathematics_Area_of_Part_of_a_Circle_CBE_LessonSequence.docx
@@ -38,6 +38,2184 @@
           <w:szCs w:val="22"/>
         </w:rPr>
         <w:t xml:space="preserve">CBE Phenomenon-Driven Lesson Sequence — Sub-Strand 2.3 (10 Lessons)</w:t>
+      </w:r>
+    </w:p>
+    <w:p>
+      <w:pPr>
+        <w:spacing w:after="120"/>
+      </w:pPr>
+      <w:r>
+        <w:t xml:space="preserve"/>
+      </w:r>
+    </w:p>
+    <w:tbl>
+      <w:tblPr>
+        <w:tblW w:type="dxa" w:w="13680"/>
+        <w:tblBorders>
+          <w:top w:val="single" w:color="AAAAAA" w:sz="4"/>
+          <w:left w:val="single" w:color="AAAAAA" w:sz="4"/>
+          <w:bottom w:val="single" w:color="AAAAAA" w:sz="4"/>
+          <w:right w:val="single" w:color="AAAAAA" w:sz="4"/>
+          <w:insideH w:val="single" w:color="auto" w:sz="4"/>
+          <w:insideV w:val="single" w:color="auto" w:sz="4"/>
+        </w:tblBorders>
+        <w:tblLayout w:type="fixed"/>
+      </w:tblPr>
+      <w:tblGrid>
+        <w:gridCol w:w="3000"/>
+        <w:gridCol w:w="10680"/>
+      </w:tblGrid>
+      <w:tr>
+        <w:tc>
+          <w:tcPr>
+            <w:tcW w:type="dxa" w:w="13680"/>
+            <w:gridSpan w:val="2"/>
+            <w:shd w:fill="1F3864" w:color="auto" w:val="clear"/>
+            <w:tcMar>
+              <w:top w:type="dxa" w:w="60"/>
+              <w:left w:type="dxa" w:w="120"/>
+              <w:bottom w:type="dxa" w:w="60"/>
+              <w:right w:type="dxa" w:w="120"/>
+            </w:tcMar>
+            <w:vAlign w:val="top"/>
+          </w:tcPr>
+          <w:p>
+            <w:pPr>
+              <w:spacing w:after="40" w:before="0"/>
+              <w:jc w:val="center"/>
+            </w:pPr>
+            <w:r>
+              <w:rPr>
+                <w:rFonts w:ascii="Arial" w:cs="Arial" w:eastAsia="Arial" w:hAnsi="Arial"/>
+                <w:b/>
+                <w:bCs/>
+                <w:i w:val="false"/>
+                <w:iCs w:val="false"/>
+                <w:color w:val="FFFFFF"/>
+                <w:sz w:val="22"/>
+                <w:szCs w:val="22"/>
+              </w:rPr>
+              <w:t xml:space="preserve">SUB-STRAND OVERVIEW</w:t>
+            </w:r>
+          </w:p>
+        </w:tc>
+      </w:tr>
+      <w:tr>
+        <w:tc>
+          <w:tcPr>
+            <w:tcW w:type="dxa" w:w="3000"/>
+            <w:shd w:fill="D5E8F0" w:color="auto" w:val="clear"/>
+            <w:tcMar>
+              <w:top w:type="dxa" w:w="60"/>
+              <w:left w:type="dxa" w:w="120"/>
+              <w:bottom w:type="dxa" w:w="60"/>
+              <w:right w:type="dxa" w:w="120"/>
+            </w:tcMar>
+            <w:vAlign w:val="top"/>
+          </w:tcPr>
+          <w:p>
+            <w:pPr>
+              <w:spacing w:after="40" w:before="0"/>
+              <w:jc w:val="left"/>
+            </w:pPr>
+            <w:r>
+              <w:rPr>
+                <w:rFonts w:ascii="Arial" w:cs="Arial" w:eastAsia="Arial" w:hAnsi="Arial"/>
+                <w:b/>
+                <w:bCs/>
+                <w:i w:val="false"/>
+                <w:iCs w:val="false"/>
+                <w:color w:val="000000"/>
+                <w:sz w:val="18"/>
+                <w:szCs w:val="18"/>
+              </w:rPr>
+              <w:t xml:space="preserve">Grade Level</w:t>
+            </w:r>
+          </w:p>
+        </w:tc>
+        <w:tc>
+          <w:tcPr>
+            <w:tcW w:type="dxa" w:w="10680"/>
+            <w:shd w:fill="FFFFFF" w:color="auto" w:val="clear"/>
+            <w:tcMar>
+              <w:top w:type="dxa" w:w="60"/>
+              <w:left w:type="dxa" w:w="120"/>
+              <w:bottom w:type="dxa" w:w="60"/>
+              <w:right w:type="dxa" w:w="120"/>
+            </w:tcMar>
+            <w:vAlign w:val="top"/>
+          </w:tcPr>
+          <w:p>
+            <w:pPr>
+              <w:spacing w:after="40" w:before="0"/>
+              <w:jc w:val="left"/>
+            </w:pPr>
+            <w:r>
+              <w:rPr>
+                <w:rFonts w:ascii="Arial" w:cs="Arial" w:eastAsia="Arial" w:hAnsi="Arial"/>
+                <w:b w:val="false"/>
+                <w:bCs w:val="false"/>
+                <w:i w:val="false"/>
+                <w:iCs w:val="false"/>
+                <w:color w:val="000000"/>
+                <w:sz w:val="18"/>
+                <w:szCs w:val="18"/>
+              </w:rPr>
+              <w:t xml:space="preserve">10</w:t>
+            </w:r>
+          </w:p>
+        </w:tc>
+      </w:tr>
+      <w:tr>
+        <w:tc>
+          <w:tcPr>
+            <w:tcW w:type="dxa" w:w="3000"/>
+            <w:shd w:fill="D5E8F0" w:color="auto" w:val="clear"/>
+            <w:tcMar>
+              <w:top w:type="dxa" w:w="60"/>
+              <w:left w:type="dxa" w:w="120"/>
+              <w:bottom w:type="dxa" w:w="60"/>
+              <w:right w:type="dxa" w:w="120"/>
+            </w:tcMar>
+            <w:vAlign w:val="top"/>
+          </w:tcPr>
+          <w:p>
+            <w:pPr>
+              <w:spacing w:after="40" w:before="0"/>
+              <w:jc w:val="left"/>
+            </w:pPr>
+            <w:r>
+              <w:rPr>
+                <w:rFonts w:ascii="Arial" w:cs="Arial" w:eastAsia="Arial" w:hAnsi="Arial"/>
+                <w:b/>
+                <w:bCs/>
+                <w:i w:val="false"/>
+                <w:iCs w:val="false"/>
+                <w:color w:val="000000"/>
+                <w:sz w:val="18"/>
+                <w:szCs w:val="18"/>
+              </w:rPr>
+              <w:t xml:space="preserve">Subject</w:t>
+            </w:r>
+          </w:p>
+        </w:tc>
+        <w:tc>
+          <w:tcPr>
+            <w:tcW w:type="dxa" w:w="10680"/>
+            <w:shd w:fill="FFFFFF" w:color="auto" w:val="clear"/>
+            <w:tcMar>
+              <w:top w:type="dxa" w:w="60"/>
+              <w:left w:type="dxa" w:w="120"/>
+              <w:bottom w:type="dxa" w:w="60"/>
+              <w:right w:type="dxa" w:w="120"/>
+            </w:tcMar>
+            <w:vAlign w:val="top"/>
+          </w:tcPr>
+          <w:p>
+            <w:pPr>
+              <w:spacing w:after="40" w:before="0"/>
+              <w:jc w:val="left"/>
+            </w:pPr>
+            <w:r>
+              <w:rPr>
+                <w:rFonts w:ascii="Arial" w:cs="Arial" w:eastAsia="Arial" w:hAnsi="Arial"/>
+                <w:b w:val="false"/>
+                <w:bCs w:val="false"/>
+                <w:i w:val="false"/>
+                <w:iCs w:val="false"/>
+                <w:color w:val="000000"/>
+                <w:sz w:val="18"/>
+                <w:szCs w:val="18"/>
+              </w:rPr>
+              <w:t xml:space="preserve">Mathematics</w:t>
+            </w:r>
+          </w:p>
+        </w:tc>
+      </w:tr>
+      <w:tr>
+        <w:tc>
+          <w:tcPr>
+            <w:tcW w:type="dxa" w:w="3000"/>
+            <w:shd w:fill="D5E8F0" w:color="auto" w:val="clear"/>
+            <w:tcMar>
+              <w:top w:type="dxa" w:w="60"/>
+              <w:left w:type="dxa" w:w="120"/>
+              <w:bottom w:type="dxa" w:w="60"/>
+              <w:right w:type="dxa" w:w="120"/>
+            </w:tcMar>
+            <w:vAlign w:val="top"/>
+          </w:tcPr>
+          <w:p>
+            <w:pPr>
+              <w:spacing w:after="40" w:before="0"/>
+              <w:jc w:val="left"/>
+            </w:pPr>
+            <w:r>
+              <w:rPr>
+                <w:rFonts w:ascii="Arial" w:cs="Arial" w:eastAsia="Arial" w:hAnsi="Arial"/>
+                <w:b/>
+                <w:bCs/>
+                <w:i w:val="false"/>
+                <w:iCs w:val="false"/>
+                <w:color w:val="000000"/>
+                <w:sz w:val="18"/>
+                <w:szCs w:val="18"/>
+              </w:rPr>
+              <w:t xml:space="preserve">Strand</w:t>
+            </w:r>
+          </w:p>
+        </w:tc>
+        <w:tc>
+          <w:tcPr>
+            <w:tcW w:type="dxa" w:w="10680"/>
+            <w:shd w:fill="FFFFFF" w:color="auto" w:val="clear"/>
+            <w:tcMar>
+              <w:top w:type="dxa" w:w="60"/>
+              <w:left w:type="dxa" w:w="120"/>
+              <w:bottom w:type="dxa" w:w="60"/>
+              <w:right w:type="dxa" w:w="120"/>
+            </w:tcMar>
+            <w:vAlign w:val="top"/>
+          </w:tcPr>
+          <w:p>
+            <w:pPr>
+              <w:spacing w:after="40" w:before="0"/>
+              <w:jc w:val="left"/>
+            </w:pPr>
+            <w:r>
+              <w:rPr>
+                <w:rFonts w:ascii="Arial" w:cs="Arial" w:eastAsia="Arial" w:hAnsi="Arial"/>
+                <w:b w:val="false"/>
+                <w:bCs w:val="false"/>
+                <w:i w:val="false"/>
+                <w:iCs w:val="false"/>
+                <w:color w:val="000000"/>
+                <w:sz w:val="18"/>
+                <w:szCs w:val="18"/>
+              </w:rPr>
+              <w:t xml:space="preserve">Strand 2.0: Geometry</w:t>
+            </w:r>
+          </w:p>
+        </w:tc>
+      </w:tr>
+      <w:tr>
+        <w:tc>
+          <w:tcPr>
+            <w:tcW w:type="dxa" w:w="3000"/>
+            <w:shd w:fill="D5E8F0" w:color="auto" w:val="clear"/>
+            <w:tcMar>
+              <w:top w:type="dxa" w:w="60"/>
+              <w:left w:type="dxa" w:w="120"/>
+              <w:bottom w:type="dxa" w:w="60"/>
+              <w:right w:type="dxa" w:w="120"/>
+            </w:tcMar>
+            <w:vAlign w:val="top"/>
+          </w:tcPr>
+          <w:p>
+            <w:pPr>
+              <w:spacing w:after="40" w:before="0"/>
+              <w:jc w:val="left"/>
+            </w:pPr>
+            <w:r>
+              <w:rPr>
+                <w:rFonts w:ascii="Arial" w:cs="Arial" w:eastAsia="Arial" w:hAnsi="Arial"/>
+                <w:b/>
+                <w:bCs/>
+                <w:i w:val="false"/>
+                <w:iCs w:val="false"/>
+                <w:color w:val="000000"/>
+                <w:sz w:val="18"/>
+                <w:szCs w:val="18"/>
+              </w:rPr>
+              <w:t xml:space="preserve">Sub-Strand</w:t>
+            </w:r>
+          </w:p>
+        </w:tc>
+        <w:tc>
+          <w:tcPr>
+            <w:tcW w:type="dxa" w:w="10680"/>
+            <w:shd w:fill="FFFFFF" w:color="auto" w:val="clear"/>
+            <w:tcMar>
+              <w:top w:type="dxa" w:w="60"/>
+              <w:left w:type="dxa" w:w="120"/>
+              <w:bottom w:type="dxa" w:w="60"/>
+              <w:right w:type="dxa" w:w="120"/>
+            </w:tcMar>
+            <w:vAlign w:val="top"/>
+          </w:tcPr>
+          <w:p>
+            <w:pPr>
+              <w:spacing w:after="40" w:before="0"/>
+              <w:jc w:val="left"/>
+            </w:pPr>
+            <w:r>
+              <w:rPr>
+                <w:rFonts w:ascii="Arial" w:cs="Arial" w:eastAsia="Arial" w:hAnsi="Arial"/>
+                <w:b w:val="false"/>
+                <w:bCs w:val="false"/>
+                <w:i w:val="false"/>
+                <w:iCs w:val="false"/>
+                <w:color w:val="000000"/>
+                <w:sz w:val="18"/>
+                <w:szCs w:val="18"/>
+              </w:rPr>
+              <w:t xml:space="preserve">Sub-Strand 2.6: Area of a Part of a Circle</w:t>
+            </w:r>
+          </w:p>
+        </w:tc>
+      </w:tr>
+      <w:tr>
+        <w:tc>
+          <w:tcPr>
+            <w:tcW w:type="dxa" w:w="3000"/>
+            <w:shd w:fill="D5E8F0" w:color="auto" w:val="clear"/>
+            <w:tcMar>
+              <w:top w:type="dxa" w:w="60"/>
+              <w:left w:type="dxa" w:w="120"/>
+              <w:bottom w:type="dxa" w:w="60"/>
+              <w:right w:type="dxa" w:w="120"/>
+            </w:tcMar>
+            <w:vAlign w:val="top"/>
+          </w:tcPr>
+          <w:p>
+            <w:pPr>
+              <w:spacing w:after="40" w:before="0"/>
+              <w:jc w:val="left"/>
+            </w:pPr>
+            <w:r>
+              <w:rPr>
+                <w:rFonts w:ascii="Arial" w:cs="Arial" w:eastAsia="Arial" w:hAnsi="Arial"/>
+                <w:b/>
+                <w:bCs/>
+                <w:i w:val="false"/>
+                <w:iCs w:val="false"/>
+                <w:color w:val="000000"/>
+                <w:sz w:val="18"/>
+                <w:szCs w:val="18"/>
+              </w:rPr>
+              <w:t xml:space="preserve">Total Duration</w:t>
+            </w:r>
+          </w:p>
+        </w:tc>
+        <w:tc>
+          <w:tcPr>
+            <w:tcW w:type="dxa" w:w="10680"/>
+            <w:shd w:fill="FFFFFF" w:color="auto" w:val="clear"/>
+            <w:tcMar>
+              <w:top w:type="dxa" w:w="60"/>
+              <w:left w:type="dxa" w:w="120"/>
+              <w:bottom w:type="dxa" w:w="60"/>
+              <w:right w:type="dxa" w:w="120"/>
+            </w:tcMar>
+            <w:vAlign w:val="top"/>
+          </w:tcPr>
+          <w:p>
+            <w:pPr>
+              <w:spacing w:after="40" w:before="0"/>
+              <w:jc w:val="left"/>
+            </w:pPr>
+            <w:r>
+              <w:rPr>
+                <w:rFonts w:ascii="Arial" w:cs="Arial" w:eastAsia="Arial" w:hAnsi="Arial"/>
+                <w:b w:val="false"/>
+                <w:bCs w:val="false"/>
+                <w:i w:val="false"/>
+                <w:iCs w:val="false"/>
+                <w:color w:val="000000"/>
+                <w:sz w:val="18"/>
+                <w:szCs w:val="18"/>
+              </w:rPr>
+              <w:t xml:space="preserve">10 lessons × 40 minutes = 400 minutes total</w:t>
+            </w:r>
+          </w:p>
+        </w:tc>
+      </w:tr>
+      <w:tr>
+        <w:tc>
+          <w:tcPr>
+            <w:tcW w:type="dxa" w:w="3000"/>
+            <w:shd w:fill="D5E8F0" w:color="auto" w:val="clear"/>
+            <w:tcMar>
+              <w:top w:type="dxa" w:w="60"/>
+              <w:left w:type="dxa" w:w="120"/>
+              <w:bottom w:type="dxa" w:w="60"/>
+              <w:right w:type="dxa" w:w="120"/>
+            </w:tcMar>
+            <w:vAlign w:val="top"/>
+          </w:tcPr>
+          <w:p>
+            <w:pPr>
+              <w:spacing w:after="40" w:before="0"/>
+              <w:jc w:val="left"/>
+            </w:pPr>
+            <w:r>
+              <w:rPr>
+                <w:rFonts w:ascii="Arial" w:cs="Arial" w:eastAsia="Arial" w:hAnsi="Arial"/>
+                <w:b/>
+                <w:bCs/>
+                <w:i w:val="false"/>
+                <w:iCs w:val="false"/>
+                <w:color w:val="000000"/>
+                <w:sz w:val="18"/>
+                <w:szCs w:val="18"/>
+              </w:rPr>
+              <w:t xml:space="preserve">Sub-Strand Content</w:t>
+            </w:r>
+          </w:p>
+        </w:tc>
+        <w:tc>
+          <w:tcPr>
+            <w:tcW w:type="dxa" w:w="10680"/>
+            <w:shd w:fill="FFFFFF" w:color="auto" w:val="clear"/>
+            <w:tcMar>
+              <w:top w:type="dxa" w:w="60"/>
+              <w:left w:type="dxa" w:w="120"/>
+              <w:bottom w:type="dxa" w:w="60"/>
+              <w:right w:type="dxa" w:w="120"/>
+            </w:tcMar>
+            <w:vAlign w:val="top"/>
+          </w:tcPr>
+          <w:p>
+            <w:pPr>
+              <w:spacing w:after="30" w:before="0"/>
+              <w:ind w:left="360" w:hanging="180"/>
+              <w:jc w:val="left"/>
+            </w:pPr>
+            <w:r>
+              <w:rPr>
+                <w:rFonts w:ascii="Arial" w:cs="Arial" w:eastAsia="Arial" w:hAnsi="Arial"/>
+                <w:b w:val="false"/>
+                <w:bCs w:val="false"/>
+                <w:i w:val="false"/>
+                <w:iCs w:val="false"/>
+                <w:color w:val="000000"/>
+                <w:sz w:val="18"/>
+                <w:szCs w:val="18"/>
+              </w:rPr>
+              <w:t xml:space="preserve">–  Arc length of a circle</w:t>
+            </w:r>
+          </w:p>
+          <w:p>
+            <w:pPr>
+              <w:spacing w:after="30" w:before="0"/>
+              <w:ind w:left="360" w:hanging="180"/>
+              <w:jc w:val="left"/>
+            </w:pPr>
+            <w:r>
+              <w:rPr>
+                <w:rFonts w:ascii="Arial" w:cs="Arial" w:eastAsia="Arial" w:hAnsi="Arial"/>
+                <w:b w:val="false"/>
+                <w:bCs w:val="false"/>
+                <w:i w:val="false"/>
+                <w:iCs w:val="false"/>
+                <w:color w:val="000000"/>
+                <w:sz w:val="18"/>
+                <w:szCs w:val="18"/>
+              </w:rPr>
+              <w:t xml:space="preserve">–  Area of a sector of a circle</w:t>
+            </w:r>
+          </w:p>
+          <w:p>
+            <w:pPr>
+              <w:spacing w:after="30" w:before="0"/>
+              <w:ind w:left="360" w:hanging="180"/>
+              <w:jc w:val="left"/>
+            </w:pPr>
+            <w:r>
+              <w:rPr>
+                <w:rFonts w:ascii="Arial" w:cs="Arial" w:eastAsia="Arial" w:hAnsi="Arial"/>
+                <w:b w:val="false"/>
+                <w:bCs w:val="false"/>
+                <w:i w:val="false"/>
+                <w:iCs w:val="false"/>
+                <w:color w:val="000000"/>
+                <w:sz w:val="18"/>
+                <w:szCs w:val="18"/>
+              </w:rPr>
+              <w:t xml:space="preserve">–  Area of a minor segment of a circle</w:t>
+            </w:r>
+          </w:p>
+          <w:p>
+            <w:pPr>
+              <w:spacing w:after="30" w:before="0"/>
+              <w:ind w:left="360" w:hanging="180"/>
+              <w:jc w:val="left"/>
+            </w:pPr>
+            <w:r>
+              <w:rPr>
+                <w:rFonts w:ascii="Arial" w:cs="Arial" w:eastAsia="Arial" w:hAnsi="Arial"/>
+                <w:b w:val="false"/>
+                <w:bCs w:val="false"/>
+                <w:i w:val="false"/>
+                <w:iCs w:val="false"/>
+                <w:color w:val="000000"/>
+                <w:sz w:val="18"/>
+                <w:szCs w:val="18"/>
+              </w:rPr>
+              <w:t xml:space="preserve">–  Area of a major segment of a circle</w:t>
+            </w:r>
+          </w:p>
+          <w:p>
+            <w:pPr>
+              <w:spacing w:after="30" w:before="0"/>
+              <w:ind w:left="360" w:hanging="180"/>
+              <w:jc w:val="left"/>
+            </w:pPr>
+            <w:r>
+              <w:rPr>
+                <w:rFonts w:ascii="Arial" w:cs="Arial" w:eastAsia="Arial" w:hAnsi="Arial"/>
+                <w:b w:val="false"/>
+                <w:bCs w:val="false"/>
+                <w:i w:val="false"/>
+                <w:iCs w:val="false"/>
+                <w:color w:val="000000"/>
+                <w:sz w:val="18"/>
+                <w:szCs w:val="18"/>
+              </w:rPr>
+              <w:t xml:space="preserve">–  Area of a major sector of a circle</w:t>
+            </w:r>
+          </w:p>
+          <w:p>
+            <w:pPr>
+              <w:spacing w:after="30" w:before="0"/>
+              <w:ind w:left="360" w:hanging="180"/>
+              <w:jc w:val="left"/>
+            </w:pPr>
+            <w:r>
+              <w:rPr>
+                <w:rFonts w:ascii="Arial" w:cs="Arial" w:eastAsia="Arial" w:hAnsi="Arial"/>
+                <w:b w:val="false"/>
+                <w:bCs w:val="false"/>
+                <w:i w:val="false"/>
+                <w:iCs w:val="false"/>
+                <w:color w:val="000000"/>
+                <w:sz w:val="18"/>
+                <w:szCs w:val="18"/>
+              </w:rPr>
+              <w:t xml:space="preserve">–  Relationship between sector angle, radius, and area</w:t>
+            </w:r>
+          </w:p>
+          <w:p>
+            <w:pPr>
+              <w:spacing w:after="30" w:before="0"/>
+              <w:ind w:left="360" w:hanging="180"/>
+              <w:jc w:val="left"/>
+            </w:pPr>
+            <w:r>
+              <w:rPr>
+                <w:rFonts w:ascii="Arial" w:cs="Arial" w:eastAsia="Arial" w:hAnsi="Arial"/>
+                <w:b w:val="false"/>
+                <w:bCs w:val="false"/>
+                <w:i w:val="false"/>
+                <w:iCs w:val="false"/>
+                <w:color w:val="000000"/>
+                <w:sz w:val="18"/>
+                <w:szCs w:val="18"/>
+              </w:rPr>
+              <w:t xml:space="preserve">–  Application of sector and segment areas in real-life contexts</w:t>
+            </w:r>
+          </w:p>
+          <w:p>
+            <w:pPr>
+              <w:spacing w:after="30" w:before="0"/>
+              <w:ind w:left="360" w:hanging="180"/>
+              <w:jc w:val="left"/>
+            </w:pPr>
+            <w:r>
+              <w:rPr>
+                <w:rFonts w:ascii="Arial" w:cs="Arial" w:eastAsia="Arial" w:hAnsi="Arial"/>
+                <w:b w:val="false"/>
+                <w:bCs w:val="false"/>
+                <w:i w:val="false"/>
+                <w:iCs w:val="false"/>
+                <w:color w:val="000000"/>
+                <w:sz w:val="18"/>
+                <w:szCs w:val="18"/>
+              </w:rPr>
+              <w:t xml:space="preserve">–  Use of mathematical tables and calculators in computing circle part areas</w:t>
+            </w:r>
+          </w:p>
+        </w:tc>
+      </w:tr>
+      <w:tr>
+        <w:tc>
+          <w:tcPr>
+            <w:tcW w:type="dxa" w:w="3000"/>
+            <w:shd w:fill="D5E8F0" w:color="auto" w:val="clear"/>
+            <w:tcMar>
+              <w:top w:type="dxa" w:w="60"/>
+              <w:left w:type="dxa" w:w="120"/>
+              <w:bottom w:type="dxa" w:w="60"/>
+              <w:right w:type="dxa" w:w="120"/>
+            </w:tcMar>
+            <w:vAlign w:val="top"/>
+          </w:tcPr>
+          <w:p>
+            <w:pPr>
+              <w:spacing w:after="40" w:before="0"/>
+              <w:jc w:val="left"/>
+            </w:pPr>
+            <w:r>
+              <w:rPr>
+                <w:rFonts w:ascii="Arial" w:cs="Arial" w:eastAsia="Arial" w:hAnsi="Arial"/>
+                <w:b/>
+                <w:bCs/>
+                <w:i w:val="false"/>
+                <w:iCs w:val="false"/>
+                <w:color w:val="000000"/>
+                <w:sz w:val="18"/>
+                <w:szCs w:val="18"/>
+              </w:rPr>
+              <w:t xml:space="preserve">Learning Outcomes</w:t>
+            </w:r>
+          </w:p>
+        </w:tc>
+        <w:tc>
+          <w:tcPr>
+            <w:tcW w:type="dxa" w:w="10680"/>
+            <w:shd w:fill="FFFFFF" w:color="auto" w:val="clear"/>
+            <w:tcMar>
+              <w:top w:type="dxa" w:w="60"/>
+              <w:left w:type="dxa" w:w="120"/>
+              <w:bottom w:type="dxa" w:w="60"/>
+              <w:right w:type="dxa" w:w="120"/>
+            </w:tcMar>
+            <w:vAlign w:val="top"/>
+          </w:tcPr>
+          <w:p>
+            <w:pPr>
+              <w:spacing w:after="40" w:before="0"/>
+              <w:jc w:val="left"/>
+            </w:pPr>
+            <w:r>
+              <w:rPr>
+                <w:rFonts w:ascii="Arial" w:cs="Arial" w:eastAsia="Arial" w:hAnsi="Arial"/>
+                <w:b w:val="false"/>
+                <w:bCs w:val="false"/>
+                <w:i w:val="false"/>
+                <w:iCs w:val="false"/>
+                <w:color w:val="000000"/>
+                <w:sz w:val="18"/>
+                <w:szCs w:val="18"/>
+              </w:rPr>
+              <w:t xml:space="preserve">By the end of the sub-strand, the learner should be able to:</w:t>
+            </w:r>
+          </w:p>
+          <w:p>
+            <w:pPr>
+              <w:spacing w:after="40" w:before="0"/>
+              <w:jc w:val="left"/>
+            </w:pPr>
+            <w:r>
+              <w:rPr>
+                <w:rFonts w:ascii="Arial" w:cs="Arial" w:eastAsia="Arial" w:hAnsi="Arial"/>
+                <w:b w:val="false"/>
+                <w:bCs w:val="false"/>
+                <w:i w:val="false"/>
+                <w:iCs w:val="false"/>
+                <w:color w:val="000000"/>
+                <w:sz w:val="18"/>
+                <w:szCs w:val="18"/>
+              </w:rPr>
+              <w:t xml:space="preserve">a) identify and name parts of a circle including arc, sector, and segment in different situations,</w:t>
+            </w:r>
+          </w:p>
+          <w:p>
+            <w:pPr>
+              <w:spacing w:after="40" w:before="0"/>
+              <w:jc w:val="left"/>
+            </w:pPr>
+            <w:r>
+              <w:rPr>
+                <w:rFonts w:ascii="Arial" w:cs="Arial" w:eastAsia="Arial" w:hAnsi="Arial"/>
+                <w:b w:val="false"/>
+                <w:bCs w:val="false"/>
+                <w:i w:val="false"/>
+                <w:iCs w:val="false"/>
+                <w:color w:val="000000"/>
+                <w:sz w:val="18"/>
+                <w:szCs w:val="18"/>
+              </w:rPr>
+              <w:t xml:space="preserve">b) calculate the arc length of a circle given the radius and angle subtended at the centre,</w:t>
+            </w:r>
+          </w:p>
+          <w:p>
+            <w:pPr>
+              <w:spacing w:after="40" w:before="0"/>
+              <w:jc w:val="left"/>
+            </w:pPr>
+            <w:r>
+              <w:rPr>
+                <w:rFonts w:ascii="Arial" w:cs="Arial" w:eastAsia="Arial" w:hAnsi="Arial"/>
+                <w:b w:val="false"/>
+                <w:bCs w:val="false"/>
+                <w:i w:val="false"/>
+                <w:iCs w:val="false"/>
+                <w:color w:val="000000"/>
+                <w:sz w:val="18"/>
+                <w:szCs w:val="18"/>
+              </w:rPr>
+              <w:t xml:space="preserve">c) derive and apply the formula for the area of a sector of a circle using the central angle and radius,</w:t>
+            </w:r>
+          </w:p>
+          <w:p>
+            <w:pPr>
+              <w:spacing w:after="40" w:before="0"/>
+              <w:jc w:val="left"/>
+            </w:pPr>
+            <w:r>
+              <w:rPr>
+                <w:rFonts w:ascii="Arial" w:cs="Arial" w:eastAsia="Arial" w:hAnsi="Arial"/>
+                <w:b w:val="false"/>
+                <w:bCs w:val="false"/>
+                <w:i w:val="false"/>
+                <w:iCs w:val="false"/>
+                <w:color w:val="000000"/>
+                <w:sz w:val="18"/>
+                <w:szCs w:val="18"/>
+              </w:rPr>
+              <w:t xml:space="preserve">d) calculate the area of a minor sector and a major sector of a circle in different contexts,</w:t>
+            </w:r>
+          </w:p>
+          <w:p>
+            <w:pPr>
+              <w:spacing w:after="40" w:before="0"/>
+              <w:jc w:val="left"/>
+            </w:pPr>
+            <w:r>
+              <w:rPr>
+                <w:rFonts w:ascii="Arial" w:cs="Arial" w:eastAsia="Arial" w:hAnsi="Arial"/>
+                <w:b w:val="false"/>
+                <w:bCs w:val="false"/>
+                <w:i w:val="false"/>
+                <w:iCs w:val="false"/>
+                <w:color w:val="000000"/>
+                <w:sz w:val="18"/>
+                <w:szCs w:val="18"/>
+              </w:rPr>
+              <w:t xml:space="preserve">e) calculate the area of a minor segment and a major segment of a circle by subtracting the area of the relevant triangle from the sector area,</w:t>
+            </w:r>
+          </w:p>
+          <w:p>
+            <w:pPr>
+              <w:spacing w:after="40" w:before="0"/>
+              <w:jc w:val="left"/>
+            </w:pPr>
+            <w:r>
+              <w:rPr>
+                <w:rFonts w:ascii="Arial" w:cs="Arial" w:eastAsia="Arial" w:hAnsi="Arial"/>
+                <w:b w:val="false"/>
+                <w:bCs w:val="false"/>
+                <w:i w:val="false"/>
+                <w:iCs w:val="false"/>
+                <w:color w:val="000000"/>
+                <w:sz w:val="18"/>
+                <w:szCs w:val="18"/>
+              </w:rPr>
+              <w:t xml:space="preserve">f) apply knowledge of areas of parts of a circle to solve real-life problems such as land allocation, pizza slicing, and fan-shaped designs,</w:t>
+            </w:r>
+          </w:p>
+          <w:p>
+            <w:pPr>
+              <w:spacing w:after="40" w:before="0"/>
+              <w:jc w:val="left"/>
+            </w:pPr>
+            <w:r>
+              <w:rPr>
+                <w:rFonts w:ascii="Arial" w:cs="Arial" w:eastAsia="Arial" w:hAnsi="Arial"/>
+                <w:b w:val="false"/>
+                <w:bCs w:val="false"/>
+                <w:i w:val="false"/>
+                <w:iCs w:val="false"/>
+                <w:color w:val="000000"/>
+                <w:sz w:val="18"/>
+                <w:szCs w:val="18"/>
+              </w:rPr>
+              <w:t xml:space="preserve">g) appreciate the use of areas of parts of a circle in day-to-day activities and in various careers.</w:t>
+            </w:r>
+          </w:p>
+        </w:tc>
+      </w:tr>
+      <w:tr>
+        <w:tc>
+          <w:tcPr>
+            <w:tcW w:type="dxa" w:w="3000"/>
+            <w:shd w:fill="D5E8F0" w:color="auto" w:val="clear"/>
+            <w:tcMar>
+              <w:top w:type="dxa" w:w="60"/>
+              <w:left w:type="dxa" w:w="120"/>
+              <w:bottom w:type="dxa" w:w="60"/>
+              <w:right w:type="dxa" w:w="120"/>
+            </w:tcMar>
+            <w:vAlign w:val="top"/>
+          </w:tcPr>
+          <w:p>
+            <w:pPr>
+              <w:spacing w:after="40" w:before="0"/>
+              <w:jc w:val="left"/>
+            </w:pPr>
+            <w:r>
+              <w:rPr>
+                <w:rFonts w:ascii="Arial" w:cs="Arial" w:eastAsia="Arial" w:hAnsi="Arial"/>
+                <w:b/>
+                <w:bCs/>
+                <w:i w:val="false"/>
+                <w:iCs w:val="false"/>
+                <w:color w:val="000000"/>
+                <w:sz w:val="18"/>
+                <w:szCs w:val="18"/>
+              </w:rPr>
+              <w:t xml:space="preserve">Core Competencies</w:t>
+            </w:r>
+          </w:p>
+        </w:tc>
+        <w:tc>
+          <w:tcPr>
+            <w:tcW w:type="dxa" w:w="10680"/>
+            <w:shd w:fill="FFFFFF" w:color="auto" w:val="clear"/>
+            <w:tcMar>
+              <w:top w:type="dxa" w:w="60"/>
+              <w:left w:type="dxa" w:w="120"/>
+              <w:bottom w:type="dxa" w:w="60"/>
+              <w:right w:type="dxa" w:w="120"/>
+            </w:tcMar>
+            <w:vAlign w:val="top"/>
+          </w:tcPr>
+          <w:p>
+            <w:pPr>
+              <w:spacing w:after="30" w:before="0"/>
+              <w:ind w:left="360" w:hanging="180"/>
+              <w:jc w:val="left"/>
+            </w:pPr>
+            <w:r>
+              <w:rPr>
+                <w:rFonts w:ascii="Arial" w:cs="Arial" w:eastAsia="Arial" w:hAnsi="Arial"/>
+                <w:b w:val="false"/>
+                <w:bCs w:val="false"/>
+                <w:i w:val="false"/>
+                <w:iCs w:val="false"/>
+                <w:color w:val="000000"/>
+                <w:sz w:val="18"/>
+                <w:szCs w:val="18"/>
+              </w:rPr>
+              <w:t xml:space="preserve">–  Communication and Collaboration: the learner discusses with peers to derive the formula for the area of a sector and shares strategies for solving problems involving parts of a circle, such as computing the area of a pizza slice or a fan-shaped maize field.</w:t>
+            </w:r>
+          </w:p>
+          <w:p>
+            <w:pPr>
+              <w:spacing w:after="30" w:before="0"/>
+              <w:ind w:left="360" w:hanging="180"/>
+              <w:jc w:val="left"/>
+            </w:pPr>
+            <w:r>
+              <w:rPr>
+                <w:rFonts w:ascii="Arial" w:cs="Arial" w:eastAsia="Arial" w:hAnsi="Arial"/>
+                <w:b w:val="false"/>
+                <w:bCs w:val="false"/>
+                <w:i w:val="false"/>
+                <w:iCs w:val="false"/>
+                <w:color w:val="000000"/>
+                <w:sz w:val="18"/>
+                <w:szCs w:val="18"/>
+              </w:rPr>
+              <w:t xml:space="preserve">–  Critical Thinking and Problem Solving: the learner applies the sector and segment area formulas to solve multi-step real-life problems, including land allocation in the Rift Valley and designing curved rooftops in Nairobi.</w:t>
+            </w:r>
+          </w:p>
+          <w:p>
+            <w:pPr>
+              <w:spacing w:after="30" w:before="0"/>
+              <w:ind w:left="360" w:hanging="180"/>
+              <w:jc w:val="left"/>
+            </w:pPr>
+            <w:r>
+              <w:rPr>
+                <w:rFonts w:ascii="Arial" w:cs="Arial" w:eastAsia="Arial" w:hAnsi="Arial"/>
+                <w:b w:val="false"/>
+                <w:bCs w:val="false"/>
+                <w:i w:val="false"/>
+                <w:iCs w:val="false"/>
+                <w:color w:val="000000"/>
+                <w:sz w:val="18"/>
+                <w:szCs w:val="18"/>
+              </w:rPr>
+              <w:t xml:space="preserve">–  Digital Literacy: the learner uses calculators and digital devices to compute areas of sectors and segments, and watches video demonstrations on how sector area formulas are derived and applied.</w:t>
+            </w:r>
+          </w:p>
+          <w:p>
+            <w:pPr>
+              <w:spacing w:after="30" w:before="0"/>
+              <w:ind w:left="360" w:hanging="180"/>
+              <w:jc w:val="left"/>
+            </w:pPr>
+            <w:r>
+              <w:rPr>
+                <w:rFonts w:ascii="Arial" w:cs="Arial" w:eastAsia="Arial" w:hAnsi="Arial"/>
+                <w:b w:val="false"/>
+                <w:bCs w:val="false"/>
+                <w:i w:val="false"/>
+                <w:iCs w:val="false"/>
+                <w:color w:val="000000"/>
+                <w:sz w:val="18"/>
+                <w:szCs w:val="18"/>
+              </w:rPr>
+              <w:t xml:space="preserve">–  Creativity and Imagination: the learner designs fan-shaped or circular garden plots and calculates material requirements, connecting geometric reasoning to practical planning.</w:t>
+            </w:r>
+          </w:p>
+          <w:p>
+            <w:pPr>
+              <w:spacing w:after="30" w:before="0"/>
+              <w:ind w:left="360" w:hanging="180"/>
+              <w:jc w:val="left"/>
+            </w:pPr>
+            <w:r>
+              <w:rPr>
+                <w:rFonts w:ascii="Arial" w:cs="Arial" w:eastAsia="Arial" w:hAnsi="Arial"/>
+                <w:b w:val="false"/>
+                <w:bCs w:val="false"/>
+                <w:i w:val="false"/>
+                <w:iCs w:val="false"/>
+                <w:color w:val="000000"/>
+                <w:sz w:val="18"/>
+                <w:szCs w:val="18"/>
+              </w:rPr>
+              <w:t xml:space="preserve">–  Self-Efficacy: the learner builds confidence in applying circle geometry formulas independently to unfamiliar real-world contexts.</w:t>
+            </w:r>
+          </w:p>
+        </w:tc>
+      </w:tr>
+      <w:tr>
+        <w:tc>
+          <w:tcPr>
+            <w:tcW w:type="dxa" w:w="3000"/>
+            <w:shd w:fill="E2EFDA" w:color="auto" w:val="clear"/>
+            <w:tcMar>
+              <w:top w:type="dxa" w:w="60"/>
+              <w:left w:type="dxa" w:w="120"/>
+              <w:bottom w:type="dxa" w:w="60"/>
+              <w:right w:type="dxa" w:w="120"/>
+            </w:tcMar>
+            <w:vAlign w:val="top"/>
+          </w:tcPr>
+          <w:p>
+            <w:pPr>
+              <w:spacing w:after="40" w:before="0"/>
+              <w:jc w:val="left"/>
+            </w:pPr>
+            <w:r>
+              <w:rPr>
+                <w:rFonts w:ascii="Arial" w:cs="Arial" w:eastAsia="Arial" w:hAnsi="Arial"/>
+                <w:b/>
+                <w:bCs/>
+                <w:i w:val="false"/>
+                <w:iCs w:val="false"/>
+                <w:color w:val="000000"/>
+                <w:sz w:val="18"/>
+                <w:szCs w:val="18"/>
+              </w:rPr>
+              <w:t xml:space="preserve">Core Values</w:t>
+            </w:r>
+          </w:p>
+        </w:tc>
+        <w:tc>
+          <w:tcPr>
+            <w:tcW w:type="dxa" w:w="10680"/>
+            <w:shd w:fill="FFFFFF" w:color="auto" w:val="clear"/>
+            <w:tcMar>
+              <w:top w:type="dxa" w:w="60"/>
+              <w:left w:type="dxa" w:w="120"/>
+              <w:bottom w:type="dxa" w:w="60"/>
+              <w:right w:type="dxa" w:w="120"/>
+            </w:tcMar>
+            <w:vAlign w:val="top"/>
+          </w:tcPr>
+          <w:p>
+            <w:pPr>
+              <w:spacing w:after="30" w:before="0"/>
+              <w:ind w:left="360" w:hanging="180"/>
+              <w:jc w:val="left"/>
+            </w:pPr>
+            <w:r>
+              <w:rPr>
+                <w:rFonts w:ascii="Arial" w:cs="Arial" w:eastAsia="Arial" w:hAnsi="Arial"/>
+                <w:b w:val="false"/>
+                <w:bCs w:val="false"/>
+                <w:i w:val="false"/>
+                <w:iCs w:val="false"/>
+                <w:color w:val="000000"/>
+                <w:sz w:val="18"/>
+                <w:szCs w:val="18"/>
+              </w:rPr>
+              <w:t xml:space="preserve">–  Responsibility: the learner takes care of mathematical instruments (compasses, rulers, calculators) when constructing and measuring parts of a circle.</w:t>
+            </w:r>
+          </w:p>
+          <w:p>
+            <w:pPr>
+              <w:spacing w:after="30" w:before="0"/>
+              <w:ind w:left="360" w:hanging="180"/>
+              <w:jc w:val="left"/>
+            </w:pPr>
+            <w:r>
+              <w:rPr>
+                <w:rFonts w:ascii="Arial" w:cs="Arial" w:eastAsia="Arial" w:hAnsi="Arial"/>
+                <w:b w:val="false"/>
+                <w:bCs w:val="false"/>
+                <w:i w:val="false"/>
+                <w:iCs w:val="false"/>
+                <w:color w:val="000000"/>
+                <w:sz w:val="18"/>
+                <w:szCs w:val="18"/>
+              </w:rPr>
+              <w:t xml:space="preserve">–  Unity: the learner collaborates in groups to derive formulas and solve problems involving areas of sectors and segments, appreciating diverse problem-solving approaches.</w:t>
+            </w:r>
+          </w:p>
+          <w:p>
+            <w:pPr>
+              <w:spacing w:after="30" w:before="0"/>
+              <w:ind w:left="360" w:hanging="180"/>
+              <w:jc w:val="left"/>
+            </w:pPr>
+            <w:r>
+              <w:rPr>
+                <w:rFonts w:ascii="Arial" w:cs="Arial" w:eastAsia="Arial" w:hAnsi="Arial"/>
+                <w:b w:val="false"/>
+                <w:bCs w:val="false"/>
+                <w:i w:val="false"/>
+                <w:iCs w:val="false"/>
+                <w:color w:val="000000"/>
+                <w:sz w:val="18"/>
+                <w:szCs w:val="18"/>
+              </w:rPr>
+              <w:t xml:space="preserve">–  Respect: the learner listens to peers' explanations during group discussions on sector and segment area calculations and values different solution strategies.</w:t>
+            </w:r>
+          </w:p>
+          <w:p>
+            <w:pPr>
+              <w:spacing w:after="30" w:before="0"/>
+              <w:ind w:left="360" w:hanging="180"/>
+              <w:jc w:val="left"/>
+            </w:pPr>
+            <w:r>
+              <w:rPr>
+                <w:rFonts w:ascii="Arial" w:cs="Arial" w:eastAsia="Arial" w:hAnsi="Arial"/>
+                <w:b w:val="false"/>
+                <w:bCs w:val="false"/>
+                <w:i w:val="false"/>
+                <w:iCs w:val="false"/>
+                <w:color w:val="000000"/>
+                <w:sz w:val="18"/>
+                <w:szCs w:val="18"/>
+              </w:rPr>
+              <w:t xml:space="preserve">–  Integrity: the learner honestly records measurements and calculations when determining the radius and angle of a pizza slice or a circular plot, and does not falsify results.</w:t>
+            </w:r>
+          </w:p>
+        </w:tc>
+      </w:tr>
+      <w:tr>
+        <w:tc>
+          <w:tcPr>
+            <w:tcW w:type="dxa" w:w="3000"/>
+            <w:shd w:fill="D5E8F0" w:color="auto" w:val="clear"/>
+            <w:tcMar>
+              <w:top w:type="dxa" w:w="60"/>
+              <w:left w:type="dxa" w:w="120"/>
+              <w:bottom w:type="dxa" w:w="60"/>
+              <w:right w:type="dxa" w:w="120"/>
+            </w:tcMar>
+            <w:vAlign w:val="top"/>
+          </w:tcPr>
+          <w:p>
+            <w:pPr>
+              <w:spacing w:after="40" w:before="0"/>
+              <w:jc w:val="left"/>
+            </w:pPr>
+            <w:r>
+              <w:rPr>
+                <w:rFonts w:ascii="Arial" w:cs="Arial" w:eastAsia="Arial" w:hAnsi="Arial"/>
+                <w:b/>
+                <w:bCs/>
+                <w:i w:val="false"/>
+                <w:iCs w:val="false"/>
+                <w:color w:val="000000"/>
+                <w:sz w:val="18"/>
+                <w:szCs w:val="18"/>
+              </w:rPr>
+              <w:t xml:space="preserve">Science &amp; Engineering Practices</w:t>
+            </w:r>
+          </w:p>
+        </w:tc>
+        <w:tc>
+          <w:tcPr>
+            <w:tcW w:type="dxa" w:w="10680"/>
+            <w:shd w:fill="FFFFFF" w:color="auto" w:val="clear"/>
+            <w:tcMar>
+              <w:top w:type="dxa" w:w="60"/>
+              <w:left w:type="dxa" w:w="120"/>
+              <w:bottom w:type="dxa" w:w="60"/>
+              <w:right w:type="dxa" w:w="120"/>
+            </w:tcMar>
+            <w:vAlign w:val="top"/>
+          </w:tcPr>
+          <w:p>
+            <w:pPr>
+              <w:spacing w:after="30" w:before="0"/>
+              <w:ind w:left="360" w:hanging="180"/>
+              <w:jc w:val="left"/>
+            </w:pPr>
+            <w:r>
+              <w:rPr>
+                <w:rFonts w:ascii="Arial" w:cs="Arial" w:eastAsia="Arial" w:hAnsi="Arial"/>
+                <w:b w:val="false"/>
+                <w:bCs w:val="false"/>
+                <w:i w:val="false"/>
+                <w:iCs w:val="false"/>
+                <w:color w:val="000000"/>
+                <w:sz w:val="18"/>
+                <w:szCs w:val="18"/>
+              </w:rPr>
+              <w:t xml:space="preserve">–  Asking Questions and Defining Problems: the learner poses questions about why different pizza slices of the same pie have different areas, driving inquiry into the relationship between central angle, radius, and sector area.</w:t>
+            </w:r>
+          </w:p>
+          <w:p>
+            <w:pPr>
+              <w:spacing w:after="30" w:before="0"/>
+              <w:ind w:left="360" w:hanging="180"/>
+              <w:jc w:val="left"/>
+            </w:pPr>
+            <w:r>
+              <w:rPr>
+                <w:rFonts w:ascii="Arial" w:cs="Arial" w:eastAsia="Arial" w:hAnsi="Arial"/>
+                <w:b w:val="false"/>
+                <w:bCs w:val="false"/>
+                <w:i w:val="false"/>
+                <w:iCs w:val="false"/>
+                <w:color w:val="000000"/>
+                <w:sz w:val="18"/>
+                <w:szCs w:val="18"/>
+              </w:rPr>
+              <w:t xml:space="preserve">–  Using Mathematics and Computational Thinking: the learner applies the formula (θ/360°) × πr² to compute sector areas and uses subtraction of triangle area to find segment areas across multiple real-life scenarios.</w:t>
+            </w:r>
+          </w:p>
+          <w:p>
+            <w:pPr>
+              <w:spacing w:after="30" w:before="0"/>
+              <w:ind w:left="360" w:hanging="180"/>
+              <w:jc w:val="left"/>
+            </w:pPr>
+            <w:r>
+              <w:rPr>
+                <w:rFonts w:ascii="Arial" w:cs="Arial" w:eastAsia="Arial" w:hAnsi="Arial"/>
+                <w:b w:val="false"/>
+                <w:bCs w:val="false"/>
+                <w:i w:val="false"/>
+                <w:iCs w:val="false"/>
+                <w:color w:val="000000"/>
+                <w:sz w:val="18"/>
+                <w:szCs w:val="18"/>
+              </w:rPr>
+              <w:t xml:space="preserve">–  Developing and Using Models: the learner draws and labels diagrams of circles showing sectors and segments, annotating radius, arc, and central angle to build a visual model that supports formula derivation.</w:t>
+            </w:r>
+          </w:p>
+          <w:p>
+            <w:pPr>
+              <w:spacing w:after="30" w:before="0"/>
+              <w:ind w:left="360" w:hanging="180"/>
+              <w:jc w:val="left"/>
+            </w:pPr>
+            <w:r>
+              <w:rPr>
+                <w:rFonts w:ascii="Arial" w:cs="Arial" w:eastAsia="Arial" w:hAnsi="Arial"/>
+                <w:b w:val="false"/>
+                <w:bCs w:val="false"/>
+                <w:i w:val="false"/>
+                <w:iCs w:val="false"/>
+                <w:color w:val="000000"/>
+                <w:sz w:val="18"/>
+                <w:szCs w:val="18"/>
+              </w:rPr>
+              <w:t xml:space="preserve">–  Constructing Explanations: the learner uses evidence from measurements (radius of a pizza, angle of a slice) and calculations to explain why a larger central angle always produces a proportionally larger sector area.</w:t>
+            </w:r>
+          </w:p>
+          <w:p>
+            <w:pPr>
+              <w:spacing w:after="30" w:before="0"/>
+              <w:ind w:left="360" w:hanging="180"/>
+              <w:jc w:val="left"/>
+            </w:pPr>
+            <w:r>
+              <w:rPr>
+                <w:rFonts w:ascii="Arial" w:cs="Arial" w:eastAsia="Arial" w:hAnsi="Arial"/>
+                <w:b w:val="false"/>
+                <w:bCs w:val="false"/>
+                <w:i w:val="false"/>
+                <w:iCs w:val="false"/>
+                <w:color w:val="000000"/>
+                <w:sz w:val="18"/>
+                <w:szCs w:val="18"/>
+              </w:rPr>
+              <w:t xml:space="preserve">–  Engaging in Argument from Evidence: the learner defends computed sector or segment areas using measured data and the formula, and critiques peers' calculations with reference to shared evidence.</w:t>
+            </w:r>
+          </w:p>
+        </w:tc>
+      </w:tr>
+      <w:tr>
+        <w:tc>
+          <w:tcPr>
+            <w:tcW w:type="dxa" w:w="3000"/>
+            <w:shd w:fill="FCE4D6" w:color="auto" w:val="clear"/>
+            <w:tcMar>
+              <w:top w:type="dxa" w:w="60"/>
+              <w:left w:type="dxa" w:w="120"/>
+              <w:bottom w:type="dxa" w:w="60"/>
+              <w:right w:type="dxa" w:w="120"/>
+            </w:tcMar>
+            <w:vAlign w:val="top"/>
+          </w:tcPr>
+          <w:p>
+            <w:pPr>
+              <w:spacing w:after="40" w:before="0"/>
+              <w:jc w:val="left"/>
+            </w:pPr>
+            <w:r>
+              <w:rPr>
+                <w:rFonts w:ascii="Arial" w:cs="Arial" w:eastAsia="Arial" w:hAnsi="Arial"/>
+                <w:b/>
+                <w:bCs/>
+                <w:i w:val="false"/>
+                <w:iCs w:val="false"/>
+                <w:color w:val="000000"/>
+                <w:sz w:val="18"/>
+                <w:szCs w:val="18"/>
+              </w:rPr>
+              <w:t xml:space="preserve">Pertinent &amp; Contemporary Issues (PCIs)</w:t>
+            </w:r>
+          </w:p>
+        </w:tc>
+        <w:tc>
+          <w:tcPr>
+            <w:tcW w:type="dxa" w:w="10680"/>
+            <w:shd w:fill="FFFFFF" w:color="auto" w:val="clear"/>
+            <w:tcMar>
+              <w:top w:type="dxa" w:w="60"/>
+              <w:left w:type="dxa" w:w="120"/>
+              <w:bottom w:type="dxa" w:w="60"/>
+              <w:right w:type="dxa" w:w="120"/>
+            </w:tcMar>
+            <w:vAlign w:val="top"/>
+          </w:tcPr>
+          <w:p>
+            <w:pPr>
+              <w:spacing w:after="30" w:before="0"/>
+              <w:ind w:left="360" w:hanging="180"/>
+              <w:jc w:val="left"/>
+            </w:pPr>
+            <w:r>
+              <w:rPr>
+                <w:rFonts w:ascii="Arial" w:cs="Arial" w:eastAsia="Arial" w:hAnsi="Arial"/>
+                <w:b w:val="false"/>
+                <w:bCs w:val="false"/>
+                <w:i w:val="false"/>
+                <w:iCs w:val="false"/>
+                <w:color w:val="000000"/>
+                <w:sz w:val="18"/>
+                <w:szCs w:val="18"/>
+              </w:rPr>
+              <w:t xml:space="preserve">–  Life Skills (Problem Solving): the learner applies sector and segment area calculations to make informed decisions, such as determining the fair share of a circular plot of land among family members in a rural Kenyan setting.</w:t>
+            </w:r>
+          </w:p>
+          <w:p>
+            <w:pPr>
+              <w:spacing w:after="30" w:before="0"/>
+              <w:ind w:left="360" w:hanging="180"/>
+              <w:jc w:val="left"/>
+            </w:pPr>
+            <w:r>
+              <w:rPr>
+                <w:rFonts w:ascii="Arial" w:cs="Arial" w:eastAsia="Arial" w:hAnsi="Arial"/>
+                <w:b w:val="false"/>
+                <w:bCs w:val="false"/>
+                <w:i w:val="false"/>
+                <w:iCs w:val="false"/>
+                <w:color w:val="000000"/>
+                <w:sz w:val="18"/>
+                <w:szCs w:val="18"/>
+              </w:rPr>
+              <w:t xml:space="preserve">–  Life Skills (Creative Thinking): the learner designs circular or fan-shaped patterns for traditional Kenyan crafts and beadwork, computing the area of each coloured sector.</w:t>
+            </w:r>
+          </w:p>
+          <w:p>
+            <w:pPr>
+              <w:spacing w:after="30" w:before="0"/>
+              <w:ind w:left="360" w:hanging="180"/>
+              <w:jc w:val="left"/>
+            </w:pPr>
+            <w:r>
+              <w:rPr>
+                <w:rFonts w:ascii="Arial" w:cs="Arial" w:eastAsia="Arial" w:hAnsi="Arial"/>
+                <w:b w:val="false"/>
+                <w:bCs w:val="false"/>
+                <w:i w:val="false"/>
+                <w:iCs w:val="false"/>
+                <w:color w:val="000000"/>
+                <w:sz w:val="18"/>
+                <w:szCs w:val="18"/>
+              </w:rPr>
+              <w:t xml:space="preserve">–  Financial Literacy: the learner estimates the cost of materials needed to tile or turf a circular garden in Kisumu by calculating the areas of its sectors and segments.</w:t>
+            </w:r>
+          </w:p>
+          <w:p>
+            <w:pPr>
+              <w:spacing w:after="30" w:before="0"/>
+              <w:ind w:left="360" w:hanging="180"/>
+              <w:jc w:val="left"/>
+            </w:pPr>
+            <w:r>
+              <w:rPr>
+                <w:rFonts w:ascii="Arial" w:cs="Arial" w:eastAsia="Arial" w:hAnsi="Arial"/>
+                <w:b w:val="false"/>
+                <w:bCs w:val="false"/>
+                <w:i w:val="false"/>
+                <w:iCs w:val="false"/>
+                <w:color w:val="000000"/>
+                <w:sz w:val="18"/>
+                <w:szCs w:val="18"/>
+              </w:rPr>
+              <w:t xml:space="preserve">–  Environmental Education: the learner connects the efficient partitioning of circular irrigation fields (common in the Rift Valley) to water conservation and sustainable land use.</w:t>
+            </w:r>
+          </w:p>
+          <w:p>
+            <w:pPr>
+              <w:spacing w:after="30" w:before="0"/>
+              <w:ind w:left="360" w:hanging="180"/>
+              <w:jc w:val="left"/>
+            </w:pPr>
+            <w:r>
+              <w:rPr>
+                <w:rFonts w:ascii="Arial" w:cs="Arial" w:eastAsia="Arial" w:hAnsi="Arial"/>
+                <w:b w:val="false"/>
+                <w:bCs w:val="false"/>
+                <w:i w:val="false"/>
+                <w:iCs w:val="false"/>
+                <w:color w:val="000000"/>
+                <w:sz w:val="18"/>
+                <w:szCs w:val="18"/>
+              </w:rPr>
+              <w:t xml:space="preserve">–  Safety: the learner handles geometric instruments such as compasses and protractors safely during construction and measurement activities.</w:t>
+            </w:r>
+          </w:p>
+        </w:tc>
+      </w:tr>
+      <w:tr>
+        <w:tc>
+          <w:tcPr>
+            <w:tcW w:type="dxa" w:w="3000"/>
+            <w:shd w:fill="D9EEF1" w:color="auto" w:val="clear"/>
+            <w:tcMar>
+              <w:top w:type="dxa" w:w="60"/>
+              <w:left w:type="dxa" w:w="120"/>
+              <w:bottom w:type="dxa" w:w="60"/>
+              <w:right w:type="dxa" w:w="120"/>
+            </w:tcMar>
+            <w:vAlign w:val="top"/>
+          </w:tcPr>
+          <w:p>
+            <w:pPr>
+              <w:spacing w:after="40" w:before="0"/>
+              <w:jc w:val="left"/>
+            </w:pPr>
+            <w:r>
+              <w:rPr>
+                <w:rFonts w:ascii="Arial" w:cs="Arial" w:eastAsia="Arial" w:hAnsi="Arial"/>
+                <w:b/>
+                <w:bCs/>
+                <w:i w:val="false"/>
+                <w:iCs w:val="false"/>
+                <w:color w:val="000000"/>
+                <w:sz w:val="18"/>
+                <w:szCs w:val="18"/>
+              </w:rPr>
+              <w:t xml:space="preserve">Career Connections</w:t>
+            </w:r>
+          </w:p>
+        </w:tc>
+        <w:tc>
+          <w:tcPr>
+            <w:tcW w:type="dxa" w:w="10680"/>
+            <w:shd w:fill="FFFFFF" w:color="auto" w:val="clear"/>
+            <w:tcMar>
+              <w:top w:type="dxa" w:w="60"/>
+              <w:left w:type="dxa" w:w="120"/>
+              <w:bottom w:type="dxa" w:w="60"/>
+              <w:right w:type="dxa" w:w="120"/>
+            </w:tcMar>
+            <w:vAlign w:val="top"/>
+          </w:tcPr>
+          <w:p>
+            <w:pPr>
+              <w:spacing w:after="30" w:before="0"/>
+              <w:ind w:left="360" w:hanging="180"/>
+              <w:jc w:val="left"/>
+            </w:pPr>
+            <w:r>
+              <w:rPr>
+                <w:rFonts w:ascii="Arial" w:cs="Arial" w:eastAsia="Arial" w:hAnsi="Arial"/>
+                <w:b w:val="false"/>
+                <w:bCs w:val="false"/>
+                <w:i w:val="false"/>
+                <w:iCs w:val="false"/>
+                <w:color w:val="000000"/>
+                <w:sz w:val="18"/>
+                <w:szCs w:val="18"/>
+              </w:rPr>
+              <w:t xml:space="preserve">–  Architecture and Construction: architects designing curved roofs, circular windows, and domed structures in Nairobi rely on sector and segment area calculations to estimate material quantities.</w:t>
+            </w:r>
+          </w:p>
+          <w:p>
+            <w:pPr>
+              <w:spacing w:after="30" w:before="0"/>
+              <w:ind w:left="360" w:hanging="180"/>
+              <w:jc w:val="left"/>
+            </w:pPr>
+            <w:r>
+              <w:rPr>
+                <w:rFonts w:ascii="Arial" w:cs="Arial" w:eastAsia="Arial" w:hAnsi="Arial"/>
+                <w:b w:val="false"/>
+                <w:bCs w:val="false"/>
+                <w:i w:val="false"/>
+                <w:iCs w:val="false"/>
+                <w:color w:val="000000"/>
+                <w:sz w:val="18"/>
+                <w:szCs w:val="18"/>
+              </w:rPr>
+              <w:t xml:space="preserve">–  Agriculture and Land Surveying: land surveyors in the Rift Valley use circular sector principles to partition fan-shaped irrigation plots and allocate land equitably.</w:t>
+            </w:r>
+          </w:p>
+          <w:p>
+            <w:pPr>
+              <w:spacing w:after="30" w:before="0"/>
+              <w:ind w:left="360" w:hanging="180"/>
+              <w:jc w:val="left"/>
+            </w:pPr>
+            <w:r>
+              <w:rPr>
+                <w:rFonts w:ascii="Arial" w:cs="Arial" w:eastAsia="Arial" w:hAnsi="Arial"/>
+                <w:b w:val="false"/>
+                <w:bCs w:val="false"/>
+                <w:i w:val="false"/>
+                <w:iCs w:val="false"/>
+                <w:color w:val="000000"/>
+                <w:sz w:val="18"/>
+                <w:szCs w:val="18"/>
+              </w:rPr>
+              <w:t xml:space="preserve">–  Food Industry and Catering: caterers and bakers calculating the fair serving size of circular foods such as pizza, mandazi rings, or circular cakes apply sector area reasoning.</w:t>
+            </w:r>
+          </w:p>
+          <w:p>
+            <w:pPr>
+              <w:spacing w:after="30" w:before="0"/>
+              <w:ind w:left="360" w:hanging="180"/>
+              <w:jc w:val="left"/>
+            </w:pPr>
+            <w:r>
+              <w:rPr>
+                <w:rFonts w:ascii="Arial" w:cs="Arial" w:eastAsia="Arial" w:hAnsi="Arial"/>
+                <w:b w:val="false"/>
+                <w:bCs w:val="false"/>
+                <w:i w:val="false"/>
+                <w:iCs w:val="false"/>
+                <w:color w:val="000000"/>
+                <w:sz w:val="18"/>
+                <w:szCs w:val="18"/>
+              </w:rPr>
+              <w:t xml:space="preserve">–  Engineering (Mechanical): engineers designing gear teeth, fan blades, and turbine components in Kenyan manufacturing plants use sector geometry in their calculations.</w:t>
+            </w:r>
+          </w:p>
+          <w:p>
+            <w:pPr>
+              <w:spacing w:after="30" w:before="0"/>
+              <w:ind w:left="360" w:hanging="180"/>
+              <w:jc w:val="left"/>
+            </w:pPr>
+            <w:r>
+              <w:rPr>
+                <w:rFonts w:ascii="Arial" w:cs="Arial" w:eastAsia="Arial" w:hAnsi="Arial"/>
+                <w:b w:val="false"/>
+                <w:bCs w:val="false"/>
+                <w:i w:val="false"/>
+                <w:iCs w:val="false"/>
+                <w:color w:val="000000"/>
+                <w:sz w:val="18"/>
+                <w:szCs w:val="18"/>
+              </w:rPr>
+              <w:t xml:space="preserve">–  Graphic Design and Fashion: Kenyan fashion designers creating circular or fan-shaped fabric patterns and kitenge designs use sector area to minimise fabric waste.</w:t>
+            </w:r>
+          </w:p>
+          <w:p>
+            <w:pPr>
+              <w:spacing w:after="30" w:before="0"/>
+              <w:ind w:left="360" w:hanging="180"/>
+              <w:jc w:val="left"/>
+            </w:pPr>
+            <w:r>
+              <w:rPr>
+                <w:rFonts w:ascii="Arial" w:cs="Arial" w:eastAsia="Arial" w:hAnsi="Arial"/>
+                <w:b w:val="false"/>
+                <w:bCs w:val="false"/>
+                <w:i w:val="false"/>
+                <w:iCs w:val="false"/>
+                <w:color w:val="000000"/>
+                <w:sz w:val="18"/>
+                <w:szCs w:val="18"/>
+              </w:rPr>
+              <w:t xml:space="preserve">–  Medicine (Radiology): medical imaging technicians computing cross-sectional areas of circular body structures apply sector and segment geometry concepts.</w:t>
+            </w:r>
+          </w:p>
+        </w:tc>
+      </w:tr>
+      <w:tr>
+        <w:tc>
+          <w:tcPr>
+            <w:tcW w:type="dxa" w:w="3000"/>
+            <w:shd w:fill="D5E8F0" w:color="auto" w:val="clear"/>
+            <w:tcMar>
+              <w:top w:type="dxa" w:w="60"/>
+              <w:left w:type="dxa" w:w="120"/>
+              <w:bottom w:type="dxa" w:w="60"/>
+              <w:right w:type="dxa" w:w="120"/>
+            </w:tcMar>
+            <w:vAlign w:val="top"/>
+          </w:tcPr>
+          <w:p>
+            <w:pPr>
+              <w:spacing w:after="40" w:before="0"/>
+              <w:jc w:val="left"/>
+            </w:pPr>
+            <w:r>
+              <w:rPr>
+                <w:rFonts w:ascii="Arial" w:cs="Arial" w:eastAsia="Arial" w:hAnsi="Arial"/>
+                <w:b/>
+                <w:bCs/>
+                <w:i w:val="false"/>
+                <w:iCs w:val="false"/>
+                <w:color w:val="000000"/>
+                <w:sz w:val="18"/>
+                <w:szCs w:val="18"/>
+              </w:rPr>
+              <w:t xml:space="preserve">Focus for Lessons</w:t>
+            </w:r>
+          </w:p>
+        </w:tc>
+        <w:tc>
+          <w:tcPr>
+            <w:tcW w:type="dxa" w:w="10680"/>
+            <w:shd w:fill="FFFFFF" w:color="auto" w:val="clear"/>
+            <w:tcMar>
+              <w:top w:type="dxa" w:w="60"/>
+              <w:left w:type="dxa" w:w="120"/>
+              <w:bottom w:type="dxa" w:w="60"/>
+              <w:right w:type="dxa" w:w="120"/>
+            </w:tcMar>
+            <w:vAlign w:val="top"/>
+          </w:tcPr>
+          <w:p>
+            <w:pPr>
+              <w:spacing w:after="40" w:before="0"/>
+              <w:jc w:val="left"/>
+            </w:pPr>
+            <w:r>
+              <w:rPr>
+                <w:rFonts w:ascii="Arial" w:cs="Arial" w:eastAsia="Arial" w:hAnsi="Arial"/>
+                <w:b w:val="false"/>
+                <w:bCs w:val="false"/>
+                <w:i w:val="false"/>
+                <w:iCs w:val="false"/>
+                <w:color w:val="000000"/>
+                <w:sz w:val="18"/>
+                <w:szCs w:val="18"/>
+              </w:rPr>
+              <w:t xml:space="preserve">This unit develops learners' ability to calculate the areas of parts of a circle — specifically sectors and segments — by building on their prior knowledge of circle properties, triangle area, and the constant π. Using the anchoring phenomenon of slicing a circular pizza (or mandazi), learners move from concrete measurement and observation to abstract formula derivation, ultimately applying their understanding to authentic Kenyan contexts such as land allocation, fan irrigation, and circular craft design. The unit integrates collaborative inquiry, digital tools, and model-building to ensure learners can confidently interpret and solve both straightforward and multi-step problems involving circular geometry.</w:t>
+            </w:r>
+          </w:p>
+        </w:tc>
+      </w:tr>
+      <w:tr>
+        <w:tc>
+          <w:tcPr>
+            <w:tcW w:type="dxa" w:w="3000"/>
+            <w:shd w:fill="EAD1F5" w:color="auto" w:val="clear"/>
+            <w:tcMar>
+              <w:top w:type="dxa" w:w="60"/>
+              <w:left w:type="dxa" w:w="120"/>
+              <w:bottom w:type="dxa" w:w="60"/>
+              <w:right w:type="dxa" w:w="120"/>
+            </w:tcMar>
+            <w:vAlign w:val="top"/>
+          </w:tcPr>
+          <w:p>
+            <w:pPr>
+              <w:spacing w:after="40" w:before="0"/>
+              <w:jc w:val="left"/>
+            </w:pPr>
+            <w:r>
+              <w:rPr>
+                <w:rFonts w:ascii="Arial" w:cs="Arial" w:eastAsia="Arial" w:hAnsi="Arial"/>
+                <w:b/>
+                <w:bCs/>
+                <w:i w:val="false"/>
+                <w:iCs w:val="false"/>
+                <w:color w:val="000000"/>
+                <w:sz w:val="18"/>
+                <w:szCs w:val="18"/>
+              </w:rPr>
+              <w:t xml:space="preserve">Driving Question / Key Inquiry Questions</w:t>
+            </w:r>
+          </w:p>
+        </w:tc>
+        <w:tc>
+          <w:tcPr>
+            <w:tcW w:type="dxa" w:w="10680"/>
+            <w:shd w:fill="FFFFFF" w:color="auto" w:val="clear"/>
+            <w:tcMar>
+              <w:top w:type="dxa" w:w="60"/>
+              <w:left w:type="dxa" w:w="120"/>
+              <w:bottom w:type="dxa" w:w="60"/>
+              <w:right w:type="dxa" w:w="120"/>
+            </w:tcMar>
+            <w:vAlign w:val="top"/>
+          </w:tcPr>
+          <w:p>
+            <w:pPr>
+              <w:spacing w:after="40" w:before="0"/>
+              <w:jc w:val="left"/>
+            </w:pPr>
+            <w:r>
+              <w:rPr>
+                <w:rFonts w:ascii="Arial" w:cs="Arial" w:eastAsia="Arial" w:hAnsi="Arial"/>
+                <w:b w:val="false"/>
+                <w:bCs w:val="false"/>
+                <w:i w:val="false"/>
+                <w:iCs w:val="false"/>
+                <w:color w:val="000000"/>
+                <w:sz w:val="18"/>
+                <w:szCs w:val="18"/>
+              </w:rPr>
+              <w:t xml:space="preserve">DRIVING QUESTION: How can we use the radius and the central angle of a circular pizza slice to calculate its exact area — and apply the same method to solve real problems in farming, design, and everyday life in Kenya?</w:t>
+            </w:r>
+          </w:p>
+          <w:p>
+            <w:pPr>
+              <w:spacing w:after="40" w:before="0"/>
+              <w:jc w:val="left"/>
+            </w:pPr>
+            <w:r>
+              <w:rPr>
+                <w:rFonts w:ascii="Arial" w:cs="Arial" w:eastAsia="Arial" w:hAnsi="Arial"/>
+                <w:b w:val="false"/>
+                <w:bCs w:val="false"/>
+                <w:i w:val="false"/>
+                <w:iCs w:val="false"/>
+                <w:color w:val="000000"/>
+                <w:sz w:val="18"/>
+                <w:szCs w:val="18"/>
+              </w:rPr>
+              <w:t xml:space="preserve"/>
+            </w:r>
+          </w:p>
+          <w:p>
+            <w:pPr>
+              <w:spacing w:after="40" w:before="0"/>
+              <w:jc w:val="left"/>
+            </w:pPr>
+            <w:r>
+              <w:rPr>
+                <w:rFonts w:ascii="Arial" w:cs="Arial" w:eastAsia="Arial" w:hAnsi="Arial"/>
+                <w:b w:val="false"/>
+                <w:bCs w:val="false"/>
+                <w:i w:val="false"/>
+                <w:iCs w:val="false"/>
+                <w:color w:val="000000"/>
+                <w:sz w:val="18"/>
+                <w:szCs w:val="18"/>
+              </w:rPr>
+              <w:t xml:space="preserve">KICD KEY INQUIRY QUESTIONS:</w:t>
+            </w:r>
+          </w:p>
+          <w:p>
+            <w:pPr>
+              <w:spacing w:after="40" w:before="0"/>
+              <w:jc w:val="left"/>
+            </w:pPr>
+            <w:r>
+              <w:rPr>
+                <w:rFonts w:ascii="Arial" w:cs="Arial" w:eastAsia="Arial" w:hAnsi="Arial"/>
+                <w:b w:val="false"/>
+                <w:bCs w:val="false"/>
+                <w:i w:val="false"/>
+                <w:iCs w:val="false"/>
+                <w:color w:val="000000"/>
+                <w:sz w:val="18"/>
+                <w:szCs w:val="18"/>
+              </w:rPr>
+              <w:t xml:space="preserve">1. How do we calculate the area of a part of a circle?</w:t>
+            </w:r>
+          </w:p>
+          <w:p>
+            <w:pPr>
+              <w:spacing w:after="40" w:before="0"/>
+              <w:jc w:val="left"/>
+            </w:pPr>
+            <w:r>
+              <w:rPr>
+                <w:rFonts w:ascii="Arial" w:cs="Arial" w:eastAsia="Arial" w:hAnsi="Arial"/>
+                <w:b w:val="false"/>
+                <w:bCs w:val="false"/>
+                <w:i w:val="false"/>
+                <w:iCs w:val="false"/>
+                <w:color w:val="000000"/>
+                <w:sz w:val="18"/>
+                <w:szCs w:val="18"/>
+              </w:rPr>
+              <w:t xml:space="preserve">2. How do areas of sectors and segments of a circle apply in day-to-day activities?</w:t>
+            </w:r>
+          </w:p>
+        </w:tc>
+      </w:tr>
+      <w:tr>
+        <w:tc>
+          <w:tcPr>
+            <w:tcW w:type="dxa" w:w="3000"/>
+            <w:shd w:fill="EAD1F5" w:color="auto" w:val="clear"/>
+            <w:tcMar>
+              <w:top w:type="dxa" w:w="60"/>
+              <w:left w:type="dxa" w:w="120"/>
+              <w:bottom w:type="dxa" w:w="60"/>
+              <w:right w:type="dxa" w:w="120"/>
+            </w:tcMar>
+            <w:vAlign w:val="top"/>
+          </w:tcPr>
+          <w:p>
+            <w:pPr>
+              <w:spacing w:after="40" w:before="0"/>
+              <w:jc w:val="left"/>
+            </w:pPr>
+            <w:r>
+              <w:rPr>
+                <w:rFonts w:ascii="Arial" w:cs="Arial" w:eastAsia="Arial" w:hAnsi="Arial"/>
+                <w:b/>
+                <w:bCs/>
+                <w:i w:val="false"/>
+                <w:iCs w:val="false"/>
+                <w:color w:val="000000"/>
+                <w:sz w:val="18"/>
+                <w:szCs w:val="18"/>
+              </w:rPr>
+              <w:t xml:space="preserve">Anchoring Phenomenon</w:t>
+            </w:r>
+          </w:p>
+        </w:tc>
+        <w:tc>
+          <w:tcPr>
+            <w:tcW w:type="dxa" w:w="10680"/>
+            <w:shd w:fill="FFFFFF" w:color="auto" w:val="clear"/>
+            <w:tcMar>
+              <w:top w:type="dxa" w:w="60"/>
+              <w:left w:type="dxa" w:w="120"/>
+              <w:bottom w:type="dxa" w:w="60"/>
+              <w:right w:type="dxa" w:w="120"/>
+            </w:tcMar>
+            <w:vAlign w:val="top"/>
+          </w:tcPr>
+          <w:p>
+            <w:pPr>
+              <w:spacing w:after="40" w:before="0"/>
+              <w:jc w:val="left"/>
+            </w:pPr>
+            <w:r>
+              <w:rPr>
+                <w:rFonts w:ascii="Arial" w:cs="Arial" w:eastAsia="Arial" w:hAnsi="Arial"/>
+                <w:b w:val="false"/>
+                <w:bCs w:val="false"/>
+                <w:i w:val="false"/>
+                <w:iCs w:val="false"/>
+                <w:color w:val="000000"/>
+                <w:sz w:val="18"/>
+                <w:szCs w:val="18"/>
+              </w:rPr>
+              <w:t xml:space="preserve">A circular pizza (or a round chapati/mandazi) is placed on a table in front of the class and cut into unequal slices. Some slices are wide and some are narrow, yet all come from the same circular food of identical radius. Students immediately notice that the bigger-angled slices are larger in area, but are puzzled by exactly how much larger — is a slice with twice the angle always exactly twice the area? Is the relationship always perfectly proportional? Can we predict the exact area of any slice if we only know the radius of the pizza and the angle of the cut? This tangible, food-based scenario anchors all subsequent learning: learners measure the radius of the pizza base, use a protractor to measure the central angle of each slice, and then attempt to calculate its area — revealing the need for a precise formula. The phenomenon is deliberately puzzling because learners initially lack the formal tool (the sector area formula) to confirm or refute their predictions, motivating the entire unit's inquiry.</w:t>
+            </w:r>
+          </w:p>
+        </w:tc>
+      </w:tr>
+      <w:tr>
+        <w:tc>
+          <w:tcPr>
+            <w:tcW w:type="dxa" w:w="3000"/>
+            <w:shd w:fill="D9EEF1" w:color="auto" w:val="clear"/>
+            <w:tcMar>
+              <w:top w:type="dxa" w:w="60"/>
+              <w:left w:type="dxa" w:w="120"/>
+              <w:bottom w:type="dxa" w:w="60"/>
+              <w:right w:type="dxa" w:w="120"/>
+            </w:tcMar>
+            <w:vAlign w:val="top"/>
+          </w:tcPr>
+          <w:p>
+            <w:pPr>
+              <w:spacing w:after="40" w:before="0"/>
+              <w:jc w:val="left"/>
+            </w:pPr>
+            <w:r>
+              <w:rPr>
+                <w:rFonts w:ascii="Arial" w:cs="Arial" w:eastAsia="Arial" w:hAnsi="Arial"/>
+                <w:b/>
+                <w:bCs/>
+                <w:i w:val="false"/>
+                <w:iCs w:val="false"/>
+                <w:color w:val="000000"/>
+                <w:sz w:val="18"/>
+                <w:szCs w:val="18"/>
+              </w:rPr>
+              <w:t xml:space="preserve">Storyline Thread</w:t>
+            </w:r>
+          </w:p>
+        </w:tc>
+        <w:tc>
+          <w:tcPr>
+            <w:tcW w:type="dxa" w:w="10680"/>
+            <w:shd w:fill="FFFFFF" w:color="auto" w:val="clear"/>
+            <w:tcMar>
+              <w:top w:type="dxa" w:w="60"/>
+              <w:left w:type="dxa" w:w="120"/>
+              <w:bottom w:type="dxa" w:w="60"/>
+              <w:right w:type="dxa" w:w="120"/>
+            </w:tcMar>
+            <w:vAlign w:val="top"/>
+          </w:tcPr>
+          <w:p>
+            <w:pPr>
+              <w:spacing w:after="40" w:before="0"/>
+              <w:jc w:val="left"/>
+            </w:pPr>
+            <w:r>
+              <w:rPr>
+                <w:rFonts w:ascii="Arial" w:cs="Arial" w:eastAsia="Arial" w:hAnsi="Arial"/>
+                <w:b w:val="false"/>
+                <w:bCs w:val="false"/>
+                <w:i w:val="false"/>
+                <w:iCs w:val="false"/>
+                <w:color w:val="000000"/>
+                <w:sz w:val="18"/>
+                <w:szCs w:val="18"/>
+              </w:rPr>
+              <w:t xml:space="preserve">Lesson 1: ANCHORING PHENOMENON &amp; PREDICT — Students observe unequal slices of a circular pizza/chapati; they predict which slice has the greatest area and estimate how area relates to the angle of the slice. The Driving Question Board is introduced and initial questions are posted.</w:t>
+            </w:r>
+          </w:p>
+          <w:p>
+            <w:pPr>
+              <w:spacing w:after="40" w:before="0"/>
+              <w:jc w:val="left"/>
+            </w:pPr>
+            <w:r>
+              <w:rPr>
+                <w:rFonts w:ascii="Arial" w:cs="Arial" w:eastAsia="Arial" w:hAnsi="Arial"/>
+                <w:b w:val="false"/>
+                <w:bCs w:val="false"/>
+                <w:i w:val="false"/>
+                <w:iCs w:val="false"/>
+                <w:color w:val="000000"/>
+                <w:sz w:val="18"/>
+                <w:szCs w:val="18"/>
+              </w:rPr>
+              <w:t xml:space="preserve">Lesson 2: OBSERVE &amp; REVIEW — Students review parts of a circle (arc, sector, segment, chord) and measure the radius and central angle of physical circular cut-outs (representing pizza slices); they record data and look for a pattern between angle and area.</w:t>
+            </w:r>
+          </w:p>
+          <w:p>
+            <w:pPr>
+              <w:spacing w:after="40" w:before="0"/>
+              <w:jc w:val="left"/>
+            </w:pPr>
+            <w:r>
+              <w:rPr>
+                <w:rFonts w:ascii="Arial" w:cs="Arial" w:eastAsia="Arial" w:hAnsi="Arial"/>
+                <w:b w:val="false"/>
+                <w:bCs w:val="false"/>
+                <w:i w:val="false"/>
+                <w:iCs w:val="false"/>
+                <w:color w:val="000000"/>
+                <w:sz w:val="18"/>
+                <w:szCs w:val="18"/>
+              </w:rPr>
+              <w:t xml:space="preserve">Lesson 3: EXPLAIN — Arc Length — Students derive the formula for arc length (θ/360° × 2πr) through guided inquiry, linking the fraction of the full circle to the fraction of the circumference; Kenyan context: arc length of a centre-pivot irrigation sweep.</w:t>
+            </w:r>
+          </w:p>
+          <w:p>
+            <w:pPr>
+              <w:spacing w:after="40" w:before="0"/>
+              <w:jc w:val="left"/>
+            </w:pPr>
+            <w:r>
+              <w:rPr>
+                <w:rFonts w:ascii="Arial" w:cs="Arial" w:eastAsia="Arial" w:hAnsi="Arial"/>
+                <w:b w:val="false"/>
+                <w:bCs w:val="false"/>
+                <w:i w:val="false"/>
+                <w:iCs w:val="false"/>
+                <w:color w:val="000000"/>
+                <w:sz w:val="18"/>
+                <w:szCs w:val="18"/>
+              </w:rPr>
+              <w:t xml:space="preserve">Lesson 4: EXPLAIN — Area of a Sector (Minor) — Students derive the sector area formula (θ/360° × πr²) by analogy with arc length; they apply it to calculate the area of a pizza slice, a maize shamba sector, and a bead panel, then verify with calculators.</w:t>
+            </w:r>
+          </w:p>
+          <w:p>
+            <w:pPr>
+              <w:spacing w:after="40" w:before="0"/>
+              <w:jc w:val="left"/>
+            </w:pPr>
+            <w:r>
+              <w:rPr>
+                <w:rFonts w:ascii="Arial" w:cs="Arial" w:eastAsia="Arial" w:hAnsi="Arial"/>
+                <w:b w:val="false"/>
+                <w:bCs w:val="false"/>
+                <w:i w:val="false"/>
+                <w:iCs w:val="false"/>
+                <w:color w:val="000000"/>
+                <w:sz w:val="18"/>
+                <w:szCs w:val="18"/>
+              </w:rPr>
+              <w:t xml:space="preserve">Lesson 5: EXPLAIN — Area of a Major Sector — Students extend the formula to major sectors (angle &gt; 180°), distinguishing minor and major sectors; problem contexts include the larger unwatered portion of a circular irrigation field and the major fan of a matatu wiper.</w:t>
+            </w:r>
+          </w:p>
+          <w:p>
+            <w:pPr>
+              <w:spacing w:after="40" w:before="0"/>
+              <w:jc w:val="left"/>
+            </w:pPr>
+            <w:r>
+              <w:rPr>
+                <w:rFonts w:ascii="Arial" w:cs="Arial" w:eastAsia="Arial" w:hAnsi="Arial"/>
+                <w:b w:val="false"/>
+                <w:bCs w:val="false"/>
+                <w:i w:val="false"/>
+                <w:iCs w:val="false"/>
+                <w:color w:val="000000"/>
+                <w:sz w:val="18"/>
+                <w:szCs w:val="18"/>
+              </w:rPr>
+              <w:t xml:space="preserve">Lesson 6: OBSERVE &amp; EXPLAIN — Area of a Minor Segment — Students observe that a segment is a sector minus a triangle; they subtract the area of the triangle (½r²sinθ) from the sector area to find the minor segment area; context: the area of a watermelon rind slice.</w:t>
+            </w:r>
+          </w:p>
+          <w:p>
+            <w:pPr>
+              <w:spacing w:after="40" w:before="0"/>
+              <w:jc w:val="left"/>
+            </w:pPr>
+            <w:r>
+              <w:rPr>
+                <w:rFonts w:ascii="Arial" w:cs="Arial" w:eastAsia="Arial" w:hAnsi="Arial"/>
+                <w:b w:val="false"/>
+                <w:bCs w:val="false"/>
+                <w:i w:val="false"/>
+                <w:iCs w:val="false"/>
+                <w:color w:val="000000"/>
+                <w:sz w:val="18"/>
+                <w:szCs w:val="18"/>
+              </w:rPr>
+              <w:t xml:space="preserve">Lesson 7: EXPLAIN — Area of a Major Segment — Students calculate the area of a major segment as the total circle area minus the minor segment area; they solve problems involving land allocation of circular plots in the Rift Valley.</w:t>
+            </w:r>
+          </w:p>
+          <w:p>
+            <w:pPr>
+              <w:spacing w:after="40" w:before="0"/>
+              <w:jc w:val="left"/>
+            </w:pPr>
+            <w:r>
+              <w:rPr>
+                <w:rFonts w:ascii="Arial" w:cs="Arial" w:eastAsia="Arial" w:hAnsi="Arial"/>
+                <w:b w:val="false"/>
+                <w:bCs w:val="false"/>
+                <w:i w:val="false"/>
+                <w:iCs w:val="false"/>
+                <w:color w:val="000000"/>
+                <w:sz w:val="18"/>
+                <w:szCs w:val="18"/>
+              </w:rPr>
+              <w:t xml:space="preserve">Lesson 8: APPLICATION &amp; MODEL BUILDING — Students apply all formulas (arc length, sector area, segment area) to multi-step real-life problems including tiling a circular garden, pricing watermelon slices fairly, and designing a Maasai bead pattern; models are revised on the DQB.</w:t>
+            </w:r>
+          </w:p>
+          <w:p>
+            <w:pPr>
+              <w:spacing w:after="40" w:before="0"/>
+              <w:jc w:val="left"/>
+            </w:pPr>
+            <w:r>
+              <w:rPr>
+                <w:rFonts w:ascii="Arial" w:cs="Arial" w:eastAsia="Arial" w:hAnsi="Arial"/>
+                <w:b w:val="false"/>
+                <w:bCs w:val="false"/>
+                <w:i w:val="false"/>
+                <w:iCs w:val="false"/>
+                <w:color w:val="000000"/>
+                <w:sz w:val="18"/>
+                <w:szCs w:val="18"/>
+              </w:rPr>
+              <w:t xml:space="preserve">Lesson 9: DIGITAL TOOLS &amp; CONSOLIDATION — Students use calculators and digital simulations to confirm earlier hand-calculated sector and segment areas; they identify and correct common errors (e.g., using degrees vs. radians, forgetting to subtract the triangle); DQB is updated.</w:t>
+            </w:r>
+          </w:p>
+          <w:p>
+            <w:pPr>
+              <w:spacing w:after="40" w:before="0"/>
+              <w:jc w:val="left"/>
+            </w:pPr>
+            <w:r>
+              <w:rPr>
+                <w:rFonts w:ascii="Arial" w:cs="Arial" w:eastAsia="Arial" w:hAnsi="Arial"/>
+                <w:b w:val="false"/>
+                <w:bCs w:val="false"/>
+                <w:i w:val="false"/>
+                <w:iCs w:val="false"/>
+                <w:color w:val="000000"/>
+                <w:sz w:val="18"/>
+                <w:szCs w:val="18"/>
+              </w:rPr>
+              <w:t xml:space="preserve">Lesson 10: ASSESSMENT &amp; REFLECTION — Students complete a summative task: given the radius and angle of a sector of a circular shamba, they calculate the arc length, sector area, and segment area, then present their solutions and reflect on how the anchoring phenomenon (pizza slicing) connects to all learned concepts; the DQB is finalised.</w:t>
+            </w:r>
+          </w:p>
+        </w:tc>
+      </w:tr>
+      <w:tr>
+        <w:tc>
+          <w:tcPr>
+            <w:tcW w:type="dxa" w:w="3000"/>
+            <w:shd w:fill="EAD1F5" w:color="auto" w:val="clear"/>
+            <w:tcMar>
+              <w:top w:type="dxa" w:w="60"/>
+              <w:left w:type="dxa" w:w="120"/>
+              <w:bottom w:type="dxa" w:w="60"/>
+              <w:right w:type="dxa" w:w="120"/>
+            </w:tcMar>
+            <w:vAlign w:val="top"/>
+          </w:tcPr>
+          <w:p>
+            <w:pPr>
+              <w:spacing w:after="40" w:before="0"/>
+              <w:jc w:val="left"/>
+            </w:pPr>
+            <w:r>
+              <w:rPr>
+                <w:rFonts w:ascii="Arial" w:cs="Arial" w:eastAsia="Arial" w:hAnsi="Arial"/>
+                <w:b/>
+                <w:bCs/>
+                <w:i w:val="false"/>
+                <w:iCs w:val="false"/>
+                <w:color w:val="000000"/>
+                <w:sz w:val="18"/>
+                <w:szCs w:val="18"/>
+              </w:rPr>
+              <w:t xml:space="preserve">Supporting Phenomena</w:t>
+            </w:r>
+          </w:p>
+        </w:tc>
+        <w:tc>
+          <w:tcPr>
+            <w:tcW w:type="dxa" w:w="10680"/>
+            <w:shd w:fill="FFFFFF" w:color="auto" w:val="clear"/>
+            <w:tcMar>
+              <w:top w:type="dxa" w:w="60"/>
+              <w:left w:type="dxa" w:w="120"/>
+              <w:bottom w:type="dxa" w:w="60"/>
+              <w:right w:type="dxa" w:w="120"/>
+            </w:tcMar>
+            <w:vAlign w:val="top"/>
+          </w:tcPr>
+          <w:p>
+            <w:pPr>
+              <w:spacing w:after="30" w:before="0"/>
+              <w:ind w:left="360" w:hanging="180"/>
+              <w:jc w:val="left"/>
+            </w:pPr>
+            <w:r>
+              <w:rPr>
+                <w:rFonts w:ascii="Arial" w:cs="Arial" w:eastAsia="Arial" w:hAnsi="Arial"/>
+                <w:b w:val="false"/>
+                <w:bCs w:val="false"/>
+                <w:i w:val="false"/>
+                <w:iCs w:val="false"/>
+                <w:color w:val="000000"/>
+                <w:sz w:val="18"/>
+                <w:szCs w:val="18"/>
+              </w:rPr>
+              <w:t xml:space="preserve">–  A circular maize shamba (farm) in the Rift Valley irrigated by a centre-pivot sprinkler system: the sprinkler sweeps a sector-shaped area of crops — farmers need to know the exact area watered to plan fertiliser and seed quantities.</w:t>
+            </w:r>
+          </w:p>
+          <w:p>
+            <w:pPr>
+              <w:spacing w:after="30" w:before="0"/>
+              <w:ind w:left="360" w:hanging="180"/>
+              <w:jc w:val="left"/>
+            </w:pPr>
+            <w:r>
+              <w:rPr>
+                <w:rFonts w:ascii="Arial" w:cs="Arial" w:eastAsia="Arial" w:hAnsi="Arial"/>
+                <w:b w:val="false"/>
+                <w:bCs w:val="false"/>
+                <w:i w:val="false"/>
+                <w:iCs w:val="false"/>
+                <w:color w:val="000000"/>
+                <w:sz w:val="18"/>
+                <w:szCs w:val="18"/>
+              </w:rPr>
+              <w:t xml:space="preserve">–  A Maasai bead necklace featuring repeating fan-shaped (sector) colour panels: artisans must calculate the area of each coloured sector to purchase the correct quantity of beads of each colour.</w:t>
+            </w:r>
+          </w:p>
+          <w:p>
+            <w:pPr>
+              <w:spacing w:after="30" w:before="0"/>
+              <w:ind w:left="360" w:hanging="180"/>
+              <w:jc w:val="left"/>
+            </w:pPr>
+            <w:r>
+              <w:rPr>
+                <w:rFonts w:ascii="Arial" w:cs="Arial" w:eastAsia="Arial" w:hAnsi="Arial"/>
+                <w:b w:val="false"/>
+                <w:bCs w:val="false"/>
+                <w:i w:val="false"/>
+                <w:iCs w:val="false"/>
+                <w:color w:val="000000"/>
+                <w:sz w:val="18"/>
+                <w:szCs w:val="18"/>
+              </w:rPr>
+              <w:t xml:space="preserve">–  A slice of a round watermelon (tikiti maji) sold by vendors along Mombasa Road: vendors price their slices by estimated area, raising the question of whether they are charging fairly relative to the size of the central angle cut.</w:t>
+            </w:r>
+          </w:p>
+          <w:p>
+            <w:pPr>
+              <w:spacing w:after="30" w:before="0"/>
+              <w:ind w:left="360" w:hanging="180"/>
+              <w:jc w:val="left"/>
+            </w:pPr>
+            <w:r>
+              <w:rPr>
+                <w:rFonts w:ascii="Arial" w:cs="Arial" w:eastAsia="Arial" w:hAnsi="Arial"/>
+                <w:b w:val="false"/>
+                <w:bCs w:val="false"/>
+                <w:i w:val="false"/>
+                <w:iCs w:val="false"/>
+                <w:color w:val="000000"/>
+                <w:sz w:val="18"/>
+                <w:szCs w:val="18"/>
+              </w:rPr>
+              <w:t xml:space="preserve">–  The swept area of a windshield wiper on a matatu: the wiper clears a ring-sector (annular sector) shape — mechanics and engineers need sector area to determine the effective cleaning zone and select correct wiper blade sizes.</w:t>
+            </w:r>
+          </w:p>
+        </w:tc>
+      </w:tr>
+    </w:tbl>
+    <w:p>
+      <w:pPr>
+        <w:spacing w:after="120"/>
+      </w:pPr>
+      <w:r>
+        <w:t xml:space="preserve"/>
       </w:r>
     </w:p>
     <w:p>
@@ -150,7 +2328,7 @@
         </w:rPr>
         <w:t xml:space="preserve">© 2026 SeaVuria and ARES. This work is licensed under a </w:t>
       </w:r>
-      <w:hyperlink w:history="1" r:id="rIdulqn-eohjz3aek9oehp_f">
+      <w:hyperlink w:history="1" r:id="rIdokagi9qdtwjn5mtrblxww">
         <w:r>
           <w:rPr>
             <w:rFonts w:ascii="Arial" w:cs="Arial" w:eastAsia="Arial" w:hAnsi="Arial"/>
@@ -170,7 +2348,7 @@
         </w:rPr>
         <w:t xml:space="preserve"> (</w:t>
       </w:r>
-      <w:hyperlink w:history="1" r:id="rIdrf0fndp3hg8wmbq_755o7">
+      <w:hyperlink w:history="1" r:id="rIddmlitatzqbbknjjzr1a9o">
         <w:r>
           <w:rPr>
             <w:rFonts w:ascii="Arial" w:cs="Arial" w:eastAsia="Arial" w:hAnsi="Arial"/>
@@ -190,7 +2368,7 @@
         </w:rPr>
         <w:t xml:space="preserve">). To view a copy of this license, visit </w:t>
       </w:r>
-      <w:hyperlink w:history="1" r:id="rIdyg6kfbu7konaj_37i3ra0">
+      <w:hyperlink w:history="1" r:id="rIdltkkwwi9vf2qi_w95jqm2">
         <w:r>
           <w:rPr>
             <w:rFonts w:ascii="Arial" w:cs="Arial" w:eastAsia="Arial" w:hAnsi="Arial"/>
@@ -209,2184 +2387,6 @@
           <w:szCs w:val="17"/>
         </w:rPr>
         <w:t xml:space="preserve">. You are free to copy, redistribute, and adapt this material in any medium or format, provided appropriate credit is given and the material is not used for commercial purposes. KICD learning outcomes and curriculum designations reproduced here for alignment purposes remain the property of KICD and are not covered by this license. Linked external resources (e.g. CK-12, Khan Academy, PhET) are subject to their own licenses.</w:t>
-      </w:r>
-    </w:p>
-    <w:p>
-      <w:pPr>
-        <w:spacing w:after="120"/>
-      </w:pPr>
-      <w:r>
-        <w:t xml:space="preserve"/>
-      </w:r>
-    </w:p>
-    <w:tbl>
-      <w:tblPr>
-        <w:tblW w:type="dxa" w:w="13680"/>
-        <w:tblBorders>
-          <w:top w:val="single" w:color="AAAAAA" w:sz="4"/>
-          <w:left w:val="single" w:color="AAAAAA" w:sz="4"/>
-          <w:bottom w:val="single" w:color="AAAAAA" w:sz="4"/>
-          <w:right w:val="single" w:color="AAAAAA" w:sz="4"/>
-          <w:insideH w:val="single" w:color="auto" w:sz="4"/>
-          <w:insideV w:val="single" w:color="auto" w:sz="4"/>
-        </w:tblBorders>
-        <w:tblLayout w:type="fixed"/>
-      </w:tblPr>
-      <w:tblGrid>
-        <w:gridCol w:w="3000"/>
-        <w:gridCol w:w="10680"/>
-      </w:tblGrid>
-      <w:tr>
-        <w:tc>
-          <w:tcPr>
-            <w:tcW w:type="dxa" w:w="13680"/>
-            <w:gridSpan w:val="2"/>
-            <w:shd w:fill="1F3864" w:color="auto" w:val="clear"/>
-            <w:tcMar>
-              <w:top w:type="dxa" w:w="60"/>
-              <w:left w:type="dxa" w:w="120"/>
-              <w:bottom w:type="dxa" w:w="60"/>
-              <w:right w:type="dxa" w:w="120"/>
-            </w:tcMar>
-            <w:vAlign w:val="top"/>
-          </w:tcPr>
-          <w:p>
-            <w:pPr>
-              <w:spacing w:after="40" w:before="0"/>
-              <w:jc w:val="center"/>
-            </w:pPr>
-            <w:r>
-              <w:rPr>
-                <w:rFonts w:ascii="Arial" w:cs="Arial" w:eastAsia="Arial" w:hAnsi="Arial"/>
-                <w:b/>
-                <w:bCs/>
-                <w:i w:val="false"/>
-                <w:iCs w:val="false"/>
-                <w:color w:val="FFFFFF"/>
-                <w:sz w:val="22"/>
-                <w:szCs w:val="22"/>
-              </w:rPr>
-              <w:t xml:space="preserve">SUB-STRAND OVERVIEW</w:t>
-            </w:r>
-          </w:p>
-        </w:tc>
-      </w:tr>
-      <w:tr>
-        <w:tc>
-          <w:tcPr>
-            <w:tcW w:type="dxa" w:w="3000"/>
-            <w:shd w:fill="D5E8F0" w:color="auto" w:val="clear"/>
-            <w:tcMar>
-              <w:top w:type="dxa" w:w="60"/>
-              <w:left w:type="dxa" w:w="120"/>
-              <w:bottom w:type="dxa" w:w="60"/>
-              <w:right w:type="dxa" w:w="120"/>
-            </w:tcMar>
-            <w:vAlign w:val="top"/>
-          </w:tcPr>
-          <w:p>
-            <w:pPr>
-              <w:spacing w:after="40" w:before="0"/>
-              <w:jc w:val="left"/>
-            </w:pPr>
-            <w:r>
-              <w:rPr>
-                <w:rFonts w:ascii="Arial" w:cs="Arial" w:eastAsia="Arial" w:hAnsi="Arial"/>
-                <w:b/>
-                <w:bCs/>
-                <w:i w:val="false"/>
-                <w:iCs w:val="false"/>
-                <w:color w:val="000000"/>
-                <w:sz w:val="18"/>
-                <w:szCs w:val="18"/>
-              </w:rPr>
-              <w:t xml:space="preserve">Grade Level</w:t>
-            </w:r>
-          </w:p>
-        </w:tc>
-        <w:tc>
-          <w:tcPr>
-            <w:tcW w:type="dxa" w:w="10680"/>
-            <w:shd w:fill="FFFFFF" w:color="auto" w:val="clear"/>
-            <w:tcMar>
-              <w:top w:type="dxa" w:w="60"/>
-              <w:left w:type="dxa" w:w="120"/>
-              <w:bottom w:type="dxa" w:w="60"/>
-              <w:right w:type="dxa" w:w="120"/>
-            </w:tcMar>
-            <w:vAlign w:val="top"/>
-          </w:tcPr>
-          <w:p>
-            <w:pPr>
-              <w:spacing w:after="40" w:before="0"/>
-              <w:jc w:val="left"/>
-            </w:pPr>
-            <w:r>
-              <w:rPr>
-                <w:rFonts w:ascii="Arial" w:cs="Arial" w:eastAsia="Arial" w:hAnsi="Arial"/>
-                <w:b w:val="false"/>
-                <w:bCs w:val="false"/>
-                <w:i w:val="false"/>
-                <w:iCs w:val="false"/>
-                <w:color w:val="000000"/>
-                <w:sz w:val="18"/>
-                <w:szCs w:val="18"/>
-              </w:rPr>
-              <w:t xml:space="preserve">10</w:t>
-            </w:r>
-          </w:p>
-        </w:tc>
-      </w:tr>
-      <w:tr>
-        <w:tc>
-          <w:tcPr>
-            <w:tcW w:type="dxa" w:w="3000"/>
-            <w:shd w:fill="D5E8F0" w:color="auto" w:val="clear"/>
-            <w:tcMar>
-              <w:top w:type="dxa" w:w="60"/>
-              <w:left w:type="dxa" w:w="120"/>
-              <w:bottom w:type="dxa" w:w="60"/>
-              <w:right w:type="dxa" w:w="120"/>
-            </w:tcMar>
-            <w:vAlign w:val="top"/>
-          </w:tcPr>
-          <w:p>
-            <w:pPr>
-              <w:spacing w:after="40" w:before="0"/>
-              <w:jc w:val="left"/>
-            </w:pPr>
-            <w:r>
-              <w:rPr>
-                <w:rFonts w:ascii="Arial" w:cs="Arial" w:eastAsia="Arial" w:hAnsi="Arial"/>
-                <w:b/>
-                <w:bCs/>
-                <w:i w:val="false"/>
-                <w:iCs w:val="false"/>
-                <w:color w:val="000000"/>
-                <w:sz w:val="18"/>
-                <w:szCs w:val="18"/>
-              </w:rPr>
-              <w:t xml:space="preserve">Subject</w:t>
-            </w:r>
-          </w:p>
-        </w:tc>
-        <w:tc>
-          <w:tcPr>
-            <w:tcW w:type="dxa" w:w="10680"/>
-            <w:shd w:fill="FFFFFF" w:color="auto" w:val="clear"/>
-            <w:tcMar>
-              <w:top w:type="dxa" w:w="60"/>
-              <w:left w:type="dxa" w:w="120"/>
-              <w:bottom w:type="dxa" w:w="60"/>
-              <w:right w:type="dxa" w:w="120"/>
-            </w:tcMar>
-            <w:vAlign w:val="top"/>
-          </w:tcPr>
-          <w:p>
-            <w:pPr>
-              <w:spacing w:after="40" w:before="0"/>
-              <w:jc w:val="left"/>
-            </w:pPr>
-            <w:r>
-              <w:rPr>
-                <w:rFonts w:ascii="Arial" w:cs="Arial" w:eastAsia="Arial" w:hAnsi="Arial"/>
-                <w:b w:val="false"/>
-                <w:bCs w:val="false"/>
-                <w:i w:val="false"/>
-                <w:iCs w:val="false"/>
-                <w:color w:val="000000"/>
-                <w:sz w:val="18"/>
-                <w:szCs w:val="18"/>
-              </w:rPr>
-              <w:t xml:space="preserve">Mathematics</w:t>
-            </w:r>
-          </w:p>
-        </w:tc>
-      </w:tr>
-      <w:tr>
-        <w:tc>
-          <w:tcPr>
-            <w:tcW w:type="dxa" w:w="3000"/>
-            <w:shd w:fill="D5E8F0" w:color="auto" w:val="clear"/>
-            <w:tcMar>
-              <w:top w:type="dxa" w:w="60"/>
-              <w:left w:type="dxa" w:w="120"/>
-              <w:bottom w:type="dxa" w:w="60"/>
-              <w:right w:type="dxa" w:w="120"/>
-            </w:tcMar>
-            <w:vAlign w:val="top"/>
-          </w:tcPr>
-          <w:p>
-            <w:pPr>
-              <w:spacing w:after="40" w:before="0"/>
-              <w:jc w:val="left"/>
-            </w:pPr>
-            <w:r>
-              <w:rPr>
-                <w:rFonts w:ascii="Arial" w:cs="Arial" w:eastAsia="Arial" w:hAnsi="Arial"/>
-                <w:b/>
-                <w:bCs/>
-                <w:i w:val="false"/>
-                <w:iCs w:val="false"/>
-                <w:color w:val="000000"/>
-                <w:sz w:val="18"/>
-                <w:szCs w:val="18"/>
-              </w:rPr>
-              <w:t xml:space="preserve">Strand</w:t>
-            </w:r>
-          </w:p>
-        </w:tc>
-        <w:tc>
-          <w:tcPr>
-            <w:tcW w:type="dxa" w:w="10680"/>
-            <w:shd w:fill="FFFFFF" w:color="auto" w:val="clear"/>
-            <w:tcMar>
-              <w:top w:type="dxa" w:w="60"/>
-              <w:left w:type="dxa" w:w="120"/>
-              <w:bottom w:type="dxa" w:w="60"/>
-              <w:right w:type="dxa" w:w="120"/>
-            </w:tcMar>
-            <w:vAlign w:val="top"/>
-          </w:tcPr>
-          <w:p>
-            <w:pPr>
-              <w:spacing w:after="40" w:before="0"/>
-              <w:jc w:val="left"/>
-            </w:pPr>
-            <w:r>
-              <w:rPr>
-                <w:rFonts w:ascii="Arial" w:cs="Arial" w:eastAsia="Arial" w:hAnsi="Arial"/>
-                <w:b w:val="false"/>
-                <w:bCs w:val="false"/>
-                <w:i w:val="false"/>
-                <w:iCs w:val="false"/>
-                <w:color w:val="000000"/>
-                <w:sz w:val="18"/>
-                <w:szCs w:val="18"/>
-              </w:rPr>
-              <w:t xml:space="preserve">Strand 2.0: Geometry</w:t>
-            </w:r>
-          </w:p>
-        </w:tc>
-      </w:tr>
-      <w:tr>
-        <w:tc>
-          <w:tcPr>
-            <w:tcW w:type="dxa" w:w="3000"/>
-            <w:shd w:fill="D5E8F0" w:color="auto" w:val="clear"/>
-            <w:tcMar>
-              <w:top w:type="dxa" w:w="60"/>
-              <w:left w:type="dxa" w:w="120"/>
-              <w:bottom w:type="dxa" w:w="60"/>
-              <w:right w:type="dxa" w:w="120"/>
-            </w:tcMar>
-            <w:vAlign w:val="top"/>
-          </w:tcPr>
-          <w:p>
-            <w:pPr>
-              <w:spacing w:after="40" w:before="0"/>
-              <w:jc w:val="left"/>
-            </w:pPr>
-            <w:r>
-              <w:rPr>
-                <w:rFonts w:ascii="Arial" w:cs="Arial" w:eastAsia="Arial" w:hAnsi="Arial"/>
-                <w:b/>
-                <w:bCs/>
-                <w:i w:val="false"/>
-                <w:iCs w:val="false"/>
-                <w:color w:val="000000"/>
-                <w:sz w:val="18"/>
-                <w:szCs w:val="18"/>
-              </w:rPr>
-              <w:t xml:space="preserve">Sub-Strand</w:t>
-            </w:r>
-          </w:p>
-        </w:tc>
-        <w:tc>
-          <w:tcPr>
-            <w:tcW w:type="dxa" w:w="10680"/>
-            <w:shd w:fill="FFFFFF" w:color="auto" w:val="clear"/>
-            <w:tcMar>
-              <w:top w:type="dxa" w:w="60"/>
-              <w:left w:type="dxa" w:w="120"/>
-              <w:bottom w:type="dxa" w:w="60"/>
-              <w:right w:type="dxa" w:w="120"/>
-            </w:tcMar>
-            <w:vAlign w:val="top"/>
-          </w:tcPr>
-          <w:p>
-            <w:pPr>
-              <w:spacing w:after="40" w:before="0"/>
-              <w:jc w:val="left"/>
-            </w:pPr>
-            <w:r>
-              <w:rPr>
-                <w:rFonts w:ascii="Arial" w:cs="Arial" w:eastAsia="Arial" w:hAnsi="Arial"/>
-                <w:b w:val="false"/>
-                <w:bCs w:val="false"/>
-                <w:i w:val="false"/>
-                <w:iCs w:val="false"/>
-                <w:color w:val="000000"/>
-                <w:sz w:val="18"/>
-                <w:szCs w:val="18"/>
-              </w:rPr>
-              <w:t xml:space="preserve">Sub-Strand 2.6: Area of a Part of a Circle</w:t>
-            </w:r>
-          </w:p>
-        </w:tc>
-      </w:tr>
-      <w:tr>
-        <w:tc>
-          <w:tcPr>
-            <w:tcW w:type="dxa" w:w="3000"/>
-            <w:shd w:fill="D5E8F0" w:color="auto" w:val="clear"/>
-            <w:tcMar>
-              <w:top w:type="dxa" w:w="60"/>
-              <w:left w:type="dxa" w:w="120"/>
-              <w:bottom w:type="dxa" w:w="60"/>
-              <w:right w:type="dxa" w:w="120"/>
-            </w:tcMar>
-            <w:vAlign w:val="top"/>
-          </w:tcPr>
-          <w:p>
-            <w:pPr>
-              <w:spacing w:after="40" w:before="0"/>
-              <w:jc w:val="left"/>
-            </w:pPr>
-            <w:r>
-              <w:rPr>
-                <w:rFonts w:ascii="Arial" w:cs="Arial" w:eastAsia="Arial" w:hAnsi="Arial"/>
-                <w:b/>
-                <w:bCs/>
-                <w:i w:val="false"/>
-                <w:iCs w:val="false"/>
-                <w:color w:val="000000"/>
-                <w:sz w:val="18"/>
-                <w:szCs w:val="18"/>
-              </w:rPr>
-              <w:t xml:space="preserve">Total Duration</w:t>
-            </w:r>
-          </w:p>
-        </w:tc>
-        <w:tc>
-          <w:tcPr>
-            <w:tcW w:type="dxa" w:w="10680"/>
-            <w:shd w:fill="FFFFFF" w:color="auto" w:val="clear"/>
-            <w:tcMar>
-              <w:top w:type="dxa" w:w="60"/>
-              <w:left w:type="dxa" w:w="120"/>
-              <w:bottom w:type="dxa" w:w="60"/>
-              <w:right w:type="dxa" w:w="120"/>
-            </w:tcMar>
-            <w:vAlign w:val="top"/>
-          </w:tcPr>
-          <w:p>
-            <w:pPr>
-              <w:spacing w:after="40" w:before="0"/>
-              <w:jc w:val="left"/>
-            </w:pPr>
-            <w:r>
-              <w:rPr>
-                <w:rFonts w:ascii="Arial" w:cs="Arial" w:eastAsia="Arial" w:hAnsi="Arial"/>
-                <w:b w:val="false"/>
-                <w:bCs w:val="false"/>
-                <w:i w:val="false"/>
-                <w:iCs w:val="false"/>
-                <w:color w:val="000000"/>
-                <w:sz w:val="18"/>
-                <w:szCs w:val="18"/>
-              </w:rPr>
-              <w:t xml:space="preserve">10 lessons × 40 minutes = 400 minutes total</w:t>
-            </w:r>
-          </w:p>
-        </w:tc>
-      </w:tr>
-      <w:tr>
-        <w:tc>
-          <w:tcPr>
-            <w:tcW w:type="dxa" w:w="3000"/>
-            <w:shd w:fill="D5E8F0" w:color="auto" w:val="clear"/>
-            <w:tcMar>
-              <w:top w:type="dxa" w:w="60"/>
-              <w:left w:type="dxa" w:w="120"/>
-              <w:bottom w:type="dxa" w:w="60"/>
-              <w:right w:type="dxa" w:w="120"/>
-            </w:tcMar>
-            <w:vAlign w:val="top"/>
-          </w:tcPr>
-          <w:p>
-            <w:pPr>
-              <w:spacing w:after="40" w:before="0"/>
-              <w:jc w:val="left"/>
-            </w:pPr>
-            <w:r>
-              <w:rPr>
-                <w:rFonts w:ascii="Arial" w:cs="Arial" w:eastAsia="Arial" w:hAnsi="Arial"/>
-                <w:b/>
-                <w:bCs/>
-                <w:i w:val="false"/>
-                <w:iCs w:val="false"/>
-                <w:color w:val="000000"/>
-                <w:sz w:val="18"/>
-                <w:szCs w:val="18"/>
-              </w:rPr>
-              <w:t xml:space="preserve">Sub-Strand Content</w:t>
-            </w:r>
-          </w:p>
-        </w:tc>
-        <w:tc>
-          <w:tcPr>
-            <w:tcW w:type="dxa" w:w="10680"/>
-            <w:shd w:fill="FFFFFF" w:color="auto" w:val="clear"/>
-            <w:tcMar>
-              <w:top w:type="dxa" w:w="60"/>
-              <w:left w:type="dxa" w:w="120"/>
-              <w:bottom w:type="dxa" w:w="60"/>
-              <w:right w:type="dxa" w:w="120"/>
-            </w:tcMar>
-            <w:vAlign w:val="top"/>
-          </w:tcPr>
-          <w:p>
-            <w:pPr>
-              <w:spacing w:after="30" w:before="0"/>
-              <w:ind w:left="360" w:hanging="180"/>
-              <w:jc w:val="left"/>
-            </w:pPr>
-            <w:r>
-              <w:rPr>
-                <w:rFonts w:ascii="Arial" w:cs="Arial" w:eastAsia="Arial" w:hAnsi="Arial"/>
-                <w:b w:val="false"/>
-                <w:bCs w:val="false"/>
-                <w:i w:val="false"/>
-                <w:iCs w:val="false"/>
-                <w:color w:val="000000"/>
-                <w:sz w:val="18"/>
-                <w:szCs w:val="18"/>
-              </w:rPr>
-              <w:t xml:space="preserve">–  Arc length of a circle</w:t>
-            </w:r>
-          </w:p>
-          <w:p>
-            <w:pPr>
-              <w:spacing w:after="30" w:before="0"/>
-              <w:ind w:left="360" w:hanging="180"/>
-              <w:jc w:val="left"/>
-            </w:pPr>
-            <w:r>
-              <w:rPr>
-                <w:rFonts w:ascii="Arial" w:cs="Arial" w:eastAsia="Arial" w:hAnsi="Arial"/>
-                <w:b w:val="false"/>
-                <w:bCs w:val="false"/>
-                <w:i w:val="false"/>
-                <w:iCs w:val="false"/>
-                <w:color w:val="000000"/>
-                <w:sz w:val="18"/>
-                <w:szCs w:val="18"/>
-              </w:rPr>
-              <w:t xml:space="preserve">–  Area of a sector of a circle</w:t>
-            </w:r>
-          </w:p>
-          <w:p>
-            <w:pPr>
-              <w:spacing w:after="30" w:before="0"/>
-              <w:ind w:left="360" w:hanging="180"/>
-              <w:jc w:val="left"/>
-            </w:pPr>
-            <w:r>
-              <w:rPr>
-                <w:rFonts w:ascii="Arial" w:cs="Arial" w:eastAsia="Arial" w:hAnsi="Arial"/>
-                <w:b w:val="false"/>
-                <w:bCs w:val="false"/>
-                <w:i w:val="false"/>
-                <w:iCs w:val="false"/>
-                <w:color w:val="000000"/>
-                <w:sz w:val="18"/>
-                <w:szCs w:val="18"/>
-              </w:rPr>
-              <w:t xml:space="preserve">–  Area of a minor segment of a circle</w:t>
-            </w:r>
-          </w:p>
-          <w:p>
-            <w:pPr>
-              <w:spacing w:after="30" w:before="0"/>
-              <w:ind w:left="360" w:hanging="180"/>
-              <w:jc w:val="left"/>
-            </w:pPr>
-            <w:r>
-              <w:rPr>
-                <w:rFonts w:ascii="Arial" w:cs="Arial" w:eastAsia="Arial" w:hAnsi="Arial"/>
-                <w:b w:val="false"/>
-                <w:bCs w:val="false"/>
-                <w:i w:val="false"/>
-                <w:iCs w:val="false"/>
-                <w:color w:val="000000"/>
-                <w:sz w:val="18"/>
-                <w:szCs w:val="18"/>
-              </w:rPr>
-              <w:t xml:space="preserve">–  Area of a major segment of a circle</w:t>
-            </w:r>
-          </w:p>
-          <w:p>
-            <w:pPr>
-              <w:spacing w:after="30" w:before="0"/>
-              <w:ind w:left="360" w:hanging="180"/>
-              <w:jc w:val="left"/>
-            </w:pPr>
-            <w:r>
-              <w:rPr>
-                <w:rFonts w:ascii="Arial" w:cs="Arial" w:eastAsia="Arial" w:hAnsi="Arial"/>
-                <w:b w:val="false"/>
-                <w:bCs w:val="false"/>
-                <w:i w:val="false"/>
-                <w:iCs w:val="false"/>
-                <w:color w:val="000000"/>
-                <w:sz w:val="18"/>
-                <w:szCs w:val="18"/>
-              </w:rPr>
-              <w:t xml:space="preserve">–  Area of a major sector of a circle</w:t>
-            </w:r>
-          </w:p>
-          <w:p>
-            <w:pPr>
-              <w:spacing w:after="30" w:before="0"/>
-              <w:ind w:left="360" w:hanging="180"/>
-              <w:jc w:val="left"/>
-            </w:pPr>
-            <w:r>
-              <w:rPr>
-                <w:rFonts w:ascii="Arial" w:cs="Arial" w:eastAsia="Arial" w:hAnsi="Arial"/>
-                <w:b w:val="false"/>
-                <w:bCs w:val="false"/>
-                <w:i w:val="false"/>
-                <w:iCs w:val="false"/>
-                <w:color w:val="000000"/>
-                <w:sz w:val="18"/>
-                <w:szCs w:val="18"/>
-              </w:rPr>
-              <w:t xml:space="preserve">–  Relationship between sector angle, radius, and area</w:t>
-            </w:r>
-          </w:p>
-          <w:p>
-            <w:pPr>
-              <w:spacing w:after="30" w:before="0"/>
-              <w:ind w:left="360" w:hanging="180"/>
-              <w:jc w:val="left"/>
-            </w:pPr>
-            <w:r>
-              <w:rPr>
-                <w:rFonts w:ascii="Arial" w:cs="Arial" w:eastAsia="Arial" w:hAnsi="Arial"/>
-                <w:b w:val="false"/>
-                <w:bCs w:val="false"/>
-                <w:i w:val="false"/>
-                <w:iCs w:val="false"/>
-                <w:color w:val="000000"/>
-                <w:sz w:val="18"/>
-                <w:szCs w:val="18"/>
-              </w:rPr>
-              <w:t xml:space="preserve">–  Application of sector and segment areas in real-life contexts</w:t>
-            </w:r>
-          </w:p>
-          <w:p>
-            <w:pPr>
-              <w:spacing w:after="30" w:before="0"/>
-              <w:ind w:left="360" w:hanging="180"/>
-              <w:jc w:val="left"/>
-            </w:pPr>
-            <w:r>
-              <w:rPr>
-                <w:rFonts w:ascii="Arial" w:cs="Arial" w:eastAsia="Arial" w:hAnsi="Arial"/>
-                <w:b w:val="false"/>
-                <w:bCs w:val="false"/>
-                <w:i w:val="false"/>
-                <w:iCs w:val="false"/>
-                <w:color w:val="000000"/>
-                <w:sz w:val="18"/>
-                <w:szCs w:val="18"/>
-              </w:rPr>
-              <w:t xml:space="preserve">–  Use of mathematical tables and calculators in computing circle part areas</w:t>
-            </w:r>
-          </w:p>
-        </w:tc>
-      </w:tr>
-      <w:tr>
-        <w:tc>
-          <w:tcPr>
-            <w:tcW w:type="dxa" w:w="3000"/>
-            <w:shd w:fill="D5E8F0" w:color="auto" w:val="clear"/>
-            <w:tcMar>
-              <w:top w:type="dxa" w:w="60"/>
-              <w:left w:type="dxa" w:w="120"/>
-              <w:bottom w:type="dxa" w:w="60"/>
-              <w:right w:type="dxa" w:w="120"/>
-            </w:tcMar>
-            <w:vAlign w:val="top"/>
-          </w:tcPr>
-          <w:p>
-            <w:pPr>
-              <w:spacing w:after="40" w:before="0"/>
-              <w:jc w:val="left"/>
-            </w:pPr>
-            <w:r>
-              <w:rPr>
-                <w:rFonts w:ascii="Arial" w:cs="Arial" w:eastAsia="Arial" w:hAnsi="Arial"/>
-                <w:b/>
-                <w:bCs/>
-                <w:i w:val="false"/>
-                <w:iCs w:val="false"/>
-                <w:color w:val="000000"/>
-                <w:sz w:val="18"/>
-                <w:szCs w:val="18"/>
-              </w:rPr>
-              <w:t xml:space="preserve">Learning Outcomes</w:t>
-            </w:r>
-          </w:p>
-        </w:tc>
-        <w:tc>
-          <w:tcPr>
-            <w:tcW w:type="dxa" w:w="10680"/>
-            <w:shd w:fill="FFFFFF" w:color="auto" w:val="clear"/>
-            <w:tcMar>
-              <w:top w:type="dxa" w:w="60"/>
-              <w:left w:type="dxa" w:w="120"/>
-              <w:bottom w:type="dxa" w:w="60"/>
-              <w:right w:type="dxa" w:w="120"/>
-            </w:tcMar>
-            <w:vAlign w:val="top"/>
-          </w:tcPr>
-          <w:p>
-            <w:pPr>
-              <w:spacing w:after="40" w:before="0"/>
-              <w:jc w:val="left"/>
-            </w:pPr>
-            <w:r>
-              <w:rPr>
-                <w:rFonts w:ascii="Arial" w:cs="Arial" w:eastAsia="Arial" w:hAnsi="Arial"/>
-                <w:b w:val="false"/>
-                <w:bCs w:val="false"/>
-                <w:i w:val="false"/>
-                <w:iCs w:val="false"/>
-                <w:color w:val="000000"/>
-                <w:sz w:val="18"/>
-                <w:szCs w:val="18"/>
-              </w:rPr>
-              <w:t xml:space="preserve">By the end of the sub-strand, the learner should be able to:</w:t>
-            </w:r>
-          </w:p>
-          <w:p>
-            <w:pPr>
-              <w:spacing w:after="40" w:before="0"/>
-              <w:jc w:val="left"/>
-            </w:pPr>
-            <w:r>
-              <w:rPr>
-                <w:rFonts w:ascii="Arial" w:cs="Arial" w:eastAsia="Arial" w:hAnsi="Arial"/>
-                <w:b w:val="false"/>
-                <w:bCs w:val="false"/>
-                <w:i w:val="false"/>
-                <w:iCs w:val="false"/>
-                <w:color w:val="000000"/>
-                <w:sz w:val="18"/>
-                <w:szCs w:val="18"/>
-              </w:rPr>
-              <w:t xml:space="preserve">a) identify and name parts of a circle including arc, sector, and segment in different situations,</w:t>
-            </w:r>
-          </w:p>
-          <w:p>
-            <w:pPr>
-              <w:spacing w:after="40" w:before="0"/>
-              <w:jc w:val="left"/>
-            </w:pPr>
-            <w:r>
-              <w:rPr>
-                <w:rFonts w:ascii="Arial" w:cs="Arial" w:eastAsia="Arial" w:hAnsi="Arial"/>
-                <w:b w:val="false"/>
-                <w:bCs w:val="false"/>
-                <w:i w:val="false"/>
-                <w:iCs w:val="false"/>
-                <w:color w:val="000000"/>
-                <w:sz w:val="18"/>
-                <w:szCs w:val="18"/>
-              </w:rPr>
-              <w:t xml:space="preserve">b) calculate the arc length of a circle given the radius and angle subtended at the centre,</w:t>
-            </w:r>
-          </w:p>
-          <w:p>
-            <w:pPr>
-              <w:spacing w:after="40" w:before="0"/>
-              <w:jc w:val="left"/>
-            </w:pPr>
-            <w:r>
-              <w:rPr>
-                <w:rFonts w:ascii="Arial" w:cs="Arial" w:eastAsia="Arial" w:hAnsi="Arial"/>
-                <w:b w:val="false"/>
-                <w:bCs w:val="false"/>
-                <w:i w:val="false"/>
-                <w:iCs w:val="false"/>
-                <w:color w:val="000000"/>
-                <w:sz w:val="18"/>
-                <w:szCs w:val="18"/>
-              </w:rPr>
-              <w:t xml:space="preserve">c) derive and apply the formula for the area of a sector of a circle using the central angle and radius,</w:t>
-            </w:r>
-          </w:p>
-          <w:p>
-            <w:pPr>
-              <w:spacing w:after="40" w:before="0"/>
-              <w:jc w:val="left"/>
-            </w:pPr>
-            <w:r>
-              <w:rPr>
-                <w:rFonts w:ascii="Arial" w:cs="Arial" w:eastAsia="Arial" w:hAnsi="Arial"/>
-                <w:b w:val="false"/>
-                <w:bCs w:val="false"/>
-                <w:i w:val="false"/>
-                <w:iCs w:val="false"/>
-                <w:color w:val="000000"/>
-                <w:sz w:val="18"/>
-                <w:szCs w:val="18"/>
-              </w:rPr>
-              <w:t xml:space="preserve">d) calculate the area of a minor sector and a major sector of a circle in different contexts,</w:t>
-            </w:r>
-          </w:p>
-          <w:p>
-            <w:pPr>
-              <w:spacing w:after="40" w:before="0"/>
-              <w:jc w:val="left"/>
-            </w:pPr>
-            <w:r>
-              <w:rPr>
-                <w:rFonts w:ascii="Arial" w:cs="Arial" w:eastAsia="Arial" w:hAnsi="Arial"/>
-                <w:b w:val="false"/>
-                <w:bCs w:val="false"/>
-                <w:i w:val="false"/>
-                <w:iCs w:val="false"/>
-                <w:color w:val="000000"/>
-                <w:sz w:val="18"/>
-                <w:szCs w:val="18"/>
-              </w:rPr>
-              <w:t xml:space="preserve">e) calculate the area of a minor segment and a major segment of a circle by subtracting the area of the relevant triangle from the sector area,</w:t>
-            </w:r>
-          </w:p>
-          <w:p>
-            <w:pPr>
-              <w:spacing w:after="40" w:before="0"/>
-              <w:jc w:val="left"/>
-            </w:pPr>
-            <w:r>
-              <w:rPr>
-                <w:rFonts w:ascii="Arial" w:cs="Arial" w:eastAsia="Arial" w:hAnsi="Arial"/>
-                <w:b w:val="false"/>
-                <w:bCs w:val="false"/>
-                <w:i w:val="false"/>
-                <w:iCs w:val="false"/>
-                <w:color w:val="000000"/>
-                <w:sz w:val="18"/>
-                <w:szCs w:val="18"/>
-              </w:rPr>
-              <w:t xml:space="preserve">f) apply knowledge of areas of parts of a circle to solve real-life problems such as land allocation, pizza slicing, and fan-shaped designs,</w:t>
-            </w:r>
-          </w:p>
-          <w:p>
-            <w:pPr>
-              <w:spacing w:after="40" w:before="0"/>
-              <w:jc w:val="left"/>
-            </w:pPr>
-            <w:r>
-              <w:rPr>
-                <w:rFonts w:ascii="Arial" w:cs="Arial" w:eastAsia="Arial" w:hAnsi="Arial"/>
-                <w:b w:val="false"/>
-                <w:bCs w:val="false"/>
-                <w:i w:val="false"/>
-                <w:iCs w:val="false"/>
-                <w:color w:val="000000"/>
-                <w:sz w:val="18"/>
-                <w:szCs w:val="18"/>
-              </w:rPr>
-              <w:t xml:space="preserve">g) appreciate the use of areas of parts of a circle in day-to-day activities and in various careers.</w:t>
-            </w:r>
-          </w:p>
-        </w:tc>
-      </w:tr>
-      <w:tr>
-        <w:tc>
-          <w:tcPr>
-            <w:tcW w:type="dxa" w:w="3000"/>
-            <w:shd w:fill="D5E8F0" w:color="auto" w:val="clear"/>
-            <w:tcMar>
-              <w:top w:type="dxa" w:w="60"/>
-              <w:left w:type="dxa" w:w="120"/>
-              <w:bottom w:type="dxa" w:w="60"/>
-              <w:right w:type="dxa" w:w="120"/>
-            </w:tcMar>
-            <w:vAlign w:val="top"/>
-          </w:tcPr>
-          <w:p>
-            <w:pPr>
-              <w:spacing w:after="40" w:before="0"/>
-              <w:jc w:val="left"/>
-            </w:pPr>
-            <w:r>
-              <w:rPr>
-                <w:rFonts w:ascii="Arial" w:cs="Arial" w:eastAsia="Arial" w:hAnsi="Arial"/>
-                <w:b/>
-                <w:bCs/>
-                <w:i w:val="false"/>
-                <w:iCs w:val="false"/>
-                <w:color w:val="000000"/>
-                <w:sz w:val="18"/>
-                <w:szCs w:val="18"/>
-              </w:rPr>
-              <w:t xml:space="preserve">Core Competencies</w:t>
-            </w:r>
-          </w:p>
-        </w:tc>
-        <w:tc>
-          <w:tcPr>
-            <w:tcW w:type="dxa" w:w="10680"/>
-            <w:shd w:fill="FFFFFF" w:color="auto" w:val="clear"/>
-            <w:tcMar>
-              <w:top w:type="dxa" w:w="60"/>
-              <w:left w:type="dxa" w:w="120"/>
-              <w:bottom w:type="dxa" w:w="60"/>
-              <w:right w:type="dxa" w:w="120"/>
-            </w:tcMar>
-            <w:vAlign w:val="top"/>
-          </w:tcPr>
-          <w:p>
-            <w:pPr>
-              <w:spacing w:after="30" w:before="0"/>
-              <w:ind w:left="360" w:hanging="180"/>
-              <w:jc w:val="left"/>
-            </w:pPr>
-            <w:r>
-              <w:rPr>
-                <w:rFonts w:ascii="Arial" w:cs="Arial" w:eastAsia="Arial" w:hAnsi="Arial"/>
-                <w:b w:val="false"/>
-                <w:bCs w:val="false"/>
-                <w:i w:val="false"/>
-                <w:iCs w:val="false"/>
-                <w:color w:val="000000"/>
-                <w:sz w:val="18"/>
-                <w:szCs w:val="18"/>
-              </w:rPr>
-              <w:t xml:space="preserve">–  Communication and Collaboration: the learner discusses with peers to derive the formula for the area of a sector and shares strategies for solving problems involving parts of a circle, such as computing the area of a pizza slice or a fan-shaped maize field.</w:t>
-            </w:r>
-          </w:p>
-          <w:p>
-            <w:pPr>
-              <w:spacing w:after="30" w:before="0"/>
-              <w:ind w:left="360" w:hanging="180"/>
-              <w:jc w:val="left"/>
-            </w:pPr>
-            <w:r>
-              <w:rPr>
-                <w:rFonts w:ascii="Arial" w:cs="Arial" w:eastAsia="Arial" w:hAnsi="Arial"/>
-                <w:b w:val="false"/>
-                <w:bCs w:val="false"/>
-                <w:i w:val="false"/>
-                <w:iCs w:val="false"/>
-                <w:color w:val="000000"/>
-                <w:sz w:val="18"/>
-                <w:szCs w:val="18"/>
-              </w:rPr>
-              <w:t xml:space="preserve">–  Critical Thinking and Problem Solving: the learner applies the sector and segment area formulas to solve multi-step real-life problems, including land allocation in the Rift Valley and designing curved rooftops in Nairobi.</w:t>
-            </w:r>
-          </w:p>
-          <w:p>
-            <w:pPr>
-              <w:spacing w:after="30" w:before="0"/>
-              <w:ind w:left="360" w:hanging="180"/>
-              <w:jc w:val="left"/>
-            </w:pPr>
-            <w:r>
-              <w:rPr>
-                <w:rFonts w:ascii="Arial" w:cs="Arial" w:eastAsia="Arial" w:hAnsi="Arial"/>
-                <w:b w:val="false"/>
-                <w:bCs w:val="false"/>
-                <w:i w:val="false"/>
-                <w:iCs w:val="false"/>
-                <w:color w:val="000000"/>
-                <w:sz w:val="18"/>
-                <w:szCs w:val="18"/>
-              </w:rPr>
-              <w:t xml:space="preserve">–  Digital Literacy: the learner uses calculators and digital devices to compute areas of sectors and segments, and watches video demonstrations on how sector area formulas are derived and applied.</w:t>
-            </w:r>
-          </w:p>
-          <w:p>
-            <w:pPr>
-              <w:spacing w:after="30" w:before="0"/>
-              <w:ind w:left="360" w:hanging="180"/>
-              <w:jc w:val="left"/>
-            </w:pPr>
-            <w:r>
-              <w:rPr>
-                <w:rFonts w:ascii="Arial" w:cs="Arial" w:eastAsia="Arial" w:hAnsi="Arial"/>
-                <w:b w:val="false"/>
-                <w:bCs w:val="false"/>
-                <w:i w:val="false"/>
-                <w:iCs w:val="false"/>
-                <w:color w:val="000000"/>
-                <w:sz w:val="18"/>
-                <w:szCs w:val="18"/>
-              </w:rPr>
-              <w:t xml:space="preserve">–  Creativity and Imagination: the learner designs fan-shaped or circular garden plots and calculates material requirements, connecting geometric reasoning to practical planning.</w:t>
-            </w:r>
-          </w:p>
-          <w:p>
-            <w:pPr>
-              <w:spacing w:after="30" w:before="0"/>
-              <w:ind w:left="360" w:hanging="180"/>
-              <w:jc w:val="left"/>
-            </w:pPr>
-            <w:r>
-              <w:rPr>
-                <w:rFonts w:ascii="Arial" w:cs="Arial" w:eastAsia="Arial" w:hAnsi="Arial"/>
-                <w:b w:val="false"/>
-                <w:bCs w:val="false"/>
-                <w:i w:val="false"/>
-                <w:iCs w:val="false"/>
-                <w:color w:val="000000"/>
-                <w:sz w:val="18"/>
-                <w:szCs w:val="18"/>
-              </w:rPr>
-              <w:t xml:space="preserve">–  Self-Efficacy: the learner builds confidence in applying circle geometry formulas independently to unfamiliar real-world contexts.</w:t>
-            </w:r>
-          </w:p>
-        </w:tc>
-      </w:tr>
-      <w:tr>
-        <w:tc>
-          <w:tcPr>
-            <w:tcW w:type="dxa" w:w="3000"/>
-            <w:shd w:fill="E2EFDA" w:color="auto" w:val="clear"/>
-            <w:tcMar>
-              <w:top w:type="dxa" w:w="60"/>
-              <w:left w:type="dxa" w:w="120"/>
-              <w:bottom w:type="dxa" w:w="60"/>
-              <w:right w:type="dxa" w:w="120"/>
-            </w:tcMar>
-            <w:vAlign w:val="top"/>
-          </w:tcPr>
-          <w:p>
-            <w:pPr>
-              <w:spacing w:after="40" w:before="0"/>
-              <w:jc w:val="left"/>
-            </w:pPr>
-            <w:r>
-              <w:rPr>
-                <w:rFonts w:ascii="Arial" w:cs="Arial" w:eastAsia="Arial" w:hAnsi="Arial"/>
-                <w:b/>
-                <w:bCs/>
-                <w:i w:val="false"/>
-                <w:iCs w:val="false"/>
-                <w:color w:val="000000"/>
-                <w:sz w:val="18"/>
-                <w:szCs w:val="18"/>
-              </w:rPr>
-              <w:t xml:space="preserve">Core Values</w:t>
-            </w:r>
-          </w:p>
-        </w:tc>
-        <w:tc>
-          <w:tcPr>
-            <w:tcW w:type="dxa" w:w="10680"/>
-            <w:shd w:fill="FFFFFF" w:color="auto" w:val="clear"/>
-            <w:tcMar>
-              <w:top w:type="dxa" w:w="60"/>
-              <w:left w:type="dxa" w:w="120"/>
-              <w:bottom w:type="dxa" w:w="60"/>
-              <w:right w:type="dxa" w:w="120"/>
-            </w:tcMar>
-            <w:vAlign w:val="top"/>
-          </w:tcPr>
-          <w:p>
-            <w:pPr>
-              <w:spacing w:after="30" w:before="0"/>
-              <w:ind w:left="360" w:hanging="180"/>
-              <w:jc w:val="left"/>
-            </w:pPr>
-            <w:r>
-              <w:rPr>
-                <w:rFonts w:ascii="Arial" w:cs="Arial" w:eastAsia="Arial" w:hAnsi="Arial"/>
-                <w:b w:val="false"/>
-                <w:bCs w:val="false"/>
-                <w:i w:val="false"/>
-                <w:iCs w:val="false"/>
-                <w:color w:val="000000"/>
-                <w:sz w:val="18"/>
-                <w:szCs w:val="18"/>
-              </w:rPr>
-              <w:t xml:space="preserve">–  Responsibility: the learner takes care of mathematical instruments (compasses, rulers, calculators) when constructing and measuring parts of a circle.</w:t>
-            </w:r>
-          </w:p>
-          <w:p>
-            <w:pPr>
-              <w:spacing w:after="30" w:before="0"/>
-              <w:ind w:left="360" w:hanging="180"/>
-              <w:jc w:val="left"/>
-            </w:pPr>
-            <w:r>
-              <w:rPr>
-                <w:rFonts w:ascii="Arial" w:cs="Arial" w:eastAsia="Arial" w:hAnsi="Arial"/>
-                <w:b w:val="false"/>
-                <w:bCs w:val="false"/>
-                <w:i w:val="false"/>
-                <w:iCs w:val="false"/>
-                <w:color w:val="000000"/>
-                <w:sz w:val="18"/>
-                <w:szCs w:val="18"/>
-              </w:rPr>
-              <w:t xml:space="preserve">–  Unity: the learner collaborates in groups to derive formulas and solve problems involving areas of sectors and segments, appreciating diverse problem-solving approaches.</w:t>
-            </w:r>
-          </w:p>
-          <w:p>
-            <w:pPr>
-              <w:spacing w:after="30" w:before="0"/>
-              <w:ind w:left="360" w:hanging="180"/>
-              <w:jc w:val="left"/>
-            </w:pPr>
-            <w:r>
-              <w:rPr>
-                <w:rFonts w:ascii="Arial" w:cs="Arial" w:eastAsia="Arial" w:hAnsi="Arial"/>
-                <w:b w:val="false"/>
-                <w:bCs w:val="false"/>
-                <w:i w:val="false"/>
-                <w:iCs w:val="false"/>
-                <w:color w:val="000000"/>
-                <w:sz w:val="18"/>
-                <w:szCs w:val="18"/>
-              </w:rPr>
-              <w:t xml:space="preserve">–  Respect: the learner listens to peers' explanations during group discussions on sector and segment area calculations and values different solution strategies.</w:t>
-            </w:r>
-          </w:p>
-          <w:p>
-            <w:pPr>
-              <w:spacing w:after="30" w:before="0"/>
-              <w:ind w:left="360" w:hanging="180"/>
-              <w:jc w:val="left"/>
-            </w:pPr>
-            <w:r>
-              <w:rPr>
-                <w:rFonts w:ascii="Arial" w:cs="Arial" w:eastAsia="Arial" w:hAnsi="Arial"/>
-                <w:b w:val="false"/>
-                <w:bCs w:val="false"/>
-                <w:i w:val="false"/>
-                <w:iCs w:val="false"/>
-                <w:color w:val="000000"/>
-                <w:sz w:val="18"/>
-                <w:szCs w:val="18"/>
-              </w:rPr>
-              <w:t xml:space="preserve">–  Integrity: the learner honestly records measurements and calculations when determining the radius and angle of a pizza slice or a circular plot, and does not falsify results.</w:t>
-            </w:r>
-          </w:p>
-        </w:tc>
-      </w:tr>
-      <w:tr>
-        <w:tc>
-          <w:tcPr>
-            <w:tcW w:type="dxa" w:w="3000"/>
-            <w:shd w:fill="D5E8F0" w:color="auto" w:val="clear"/>
-            <w:tcMar>
-              <w:top w:type="dxa" w:w="60"/>
-              <w:left w:type="dxa" w:w="120"/>
-              <w:bottom w:type="dxa" w:w="60"/>
-              <w:right w:type="dxa" w:w="120"/>
-            </w:tcMar>
-            <w:vAlign w:val="top"/>
-          </w:tcPr>
-          <w:p>
-            <w:pPr>
-              <w:spacing w:after="40" w:before="0"/>
-              <w:jc w:val="left"/>
-            </w:pPr>
-            <w:r>
-              <w:rPr>
-                <w:rFonts w:ascii="Arial" w:cs="Arial" w:eastAsia="Arial" w:hAnsi="Arial"/>
-                <w:b/>
-                <w:bCs/>
-                <w:i w:val="false"/>
-                <w:iCs w:val="false"/>
-                <w:color w:val="000000"/>
-                <w:sz w:val="18"/>
-                <w:szCs w:val="18"/>
-              </w:rPr>
-              <w:t xml:space="preserve">Science &amp; Engineering Practices</w:t>
-            </w:r>
-          </w:p>
-        </w:tc>
-        <w:tc>
-          <w:tcPr>
-            <w:tcW w:type="dxa" w:w="10680"/>
-            <w:shd w:fill="FFFFFF" w:color="auto" w:val="clear"/>
-            <w:tcMar>
-              <w:top w:type="dxa" w:w="60"/>
-              <w:left w:type="dxa" w:w="120"/>
-              <w:bottom w:type="dxa" w:w="60"/>
-              <w:right w:type="dxa" w:w="120"/>
-            </w:tcMar>
-            <w:vAlign w:val="top"/>
-          </w:tcPr>
-          <w:p>
-            <w:pPr>
-              <w:spacing w:after="30" w:before="0"/>
-              <w:ind w:left="360" w:hanging="180"/>
-              <w:jc w:val="left"/>
-            </w:pPr>
-            <w:r>
-              <w:rPr>
-                <w:rFonts w:ascii="Arial" w:cs="Arial" w:eastAsia="Arial" w:hAnsi="Arial"/>
-                <w:b w:val="false"/>
-                <w:bCs w:val="false"/>
-                <w:i w:val="false"/>
-                <w:iCs w:val="false"/>
-                <w:color w:val="000000"/>
-                <w:sz w:val="18"/>
-                <w:szCs w:val="18"/>
-              </w:rPr>
-              <w:t xml:space="preserve">–  Asking Questions and Defining Problems: the learner poses questions about why different pizza slices of the same pie have different areas, driving inquiry into the relationship between central angle, radius, and sector area.</w:t>
-            </w:r>
-          </w:p>
-          <w:p>
-            <w:pPr>
-              <w:spacing w:after="30" w:before="0"/>
-              <w:ind w:left="360" w:hanging="180"/>
-              <w:jc w:val="left"/>
-            </w:pPr>
-            <w:r>
-              <w:rPr>
-                <w:rFonts w:ascii="Arial" w:cs="Arial" w:eastAsia="Arial" w:hAnsi="Arial"/>
-                <w:b w:val="false"/>
-                <w:bCs w:val="false"/>
-                <w:i w:val="false"/>
-                <w:iCs w:val="false"/>
-                <w:color w:val="000000"/>
-                <w:sz w:val="18"/>
-                <w:szCs w:val="18"/>
-              </w:rPr>
-              <w:t xml:space="preserve">–  Using Mathematics and Computational Thinking: the learner applies the formula (θ/360°) × πr² to compute sector areas and uses subtraction of triangle area to find segment areas across multiple real-life scenarios.</w:t>
-            </w:r>
-          </w:p>
-          <w:p>
-            <w:pPr>
-              <w:spacing w:after="30" w:before="0"/>
-              <w:ind w:left="360" w:hanging="180"/>
-              <w:jc w:val="left"/>
-            </w:pPr>
-            <w:r>
-              <w:rPr>
-                <w:rFonts w:ascii="Arial" w:cs="Arial" w:eastAsia="Arial" w:hAnsi="Arial"/>
-                <w:b w:val="false"/>
-                <w:bCs w:val="false"/>
-                <w:i w:val="false"/>
-                <w:iCs w:val="false"/>
-                <w:color w:val="000000"/>
-                <w:sz w:val="18"/>
-                <w:szCs w:val="18"/>
-              </w:rPr>
-              <w:t xml:space="preserve">–  Developing and Using Models: the learner draws and labels diagrams of circles showing sectors and segments, annotating radius, arc, and central angle to build a visual model that supports formula derivation.</w:t>
-            </w:r>
-          </w:p>
-          <w:p>
-            <w:pPr>
-              <w:spacing w:after="30" w:before="0"/>
-              <w:ind w:left="360" w:hanging="180"/>
-              <w:jc w:val="left"/>
-            </w:pPr>
-            <w:r>
-              <w:rPr>
-                <w:rFonts w:ascii="Arial" w:cs="Arial" w:eastAsia="Arial" w:hAnsi="Arial"/>
-                <w:b w:val="false"/>
-                <w:bCs w:val="false"/>
-                <w:i w:val="false"/>
-                <w:iCs w:val="false"/>
-                <w:color w:val="000000"/>
-                <w:sz w:val="18"/>
-                <w:szCs w:val="18"/>
-              </w:rPr>
-              <w:t xml:space="preserve">–  Constructing Explanations: the learner uses evidence from measurements (radius of a pizza, angle of a slice) and calculations to explain why a larger central angle always produces a proportionally larger sector area.</w:t>
-            </w:r>
-          </w:p>
-          <w:p>
-            <w:pPr>
-              <w:spacing w:after="30" w:before="0"/>
-              <w:ind w:left="360" w:hanging="180"/>
-              <w:jc w:val="left"/>
-            </w:pPr>
-            <w:r>
-              <w:rPr>
-                <w:rFonts w:ascii="Arial" w:cs="Arial" w:eastAsia="Arial" w:hAnsi="Arial"/>
-                <w:b w:val="false"/>
-                <w:bCs w:val="false"/>
-                <w:i w:val="false"/>
-                <w:iCs w:val="false"/>
-                <w:color w:val="000000"/>
-                <w:sz w:val="18"/>
-                <w:szCs w:val="18"/>
-              </w:rPr>
-              <w:t xml:space="preserve">–  Engaging in Argument from Evidence: the learner defends computed sector or segment areas using measured data and the formula, and critiques peers' calculations with reference to shared evidence.</w:t>
-            </w:r>
-          </w:p>
-        </w:tc>
-      </w:tr>
-      <w:tr>
-        <w:tc>
-          <w:tcPr>
-            <w:tcW w:type="dxa" w:w="3000"/>
-            <w:shd w:fill="FCE4D6" w:color="auto" w:val="clear"/>
-            <w:tcMar>
-              <w:top w:type="dxa" w:w="60"/>
-              <w:left w:type="dxa" w:w="120"/>
-              <w:bottom w:type="dxa" w:w="60"/>
-              <w:right w:type="dxa" w:w="120"/>
-            </w:tcMar>
-            <w:vAlign w:val="top"/>
-          </w:tcPr>
-          <w:p>
-            <w:pPr>
-              <w:spacing w:after="40" w:before="0"/>
-              <w:jc w:val="left"/>
-            </w:pPr>
-            <w:r>
-              <w:rPr>
-                <w:rFonts w:ascii="Arial" w:cs="Arial" w:eastAsia="Arial" w:hAnsi="Arial"/>
-                <w:b/>
-                <w:bCs/>
-                <w:i w:val="false"/>
-                <w:iCs w:val="false"/>
-                <w:color w:val="000000"/>
-                <w:sz w:val="18"/>
-                <w:szCs w:val="18"/>
-              </w:rPr>
-              <w:t xml:space="preserve">Pertinent &amp; Contemporary Issues (PCIs)</w:t>
-            </w:r>
-          </w:p>
-        </w:tc>
-        <w:tc>
-          <w:tcPr>
-            <w:tcW w:type="dxa" w:w="10680"/>
-            <w:shd w:fill="FFFFFF" w:color="auto" w:val="clear"/>
-            <w:tcMar>
-              <w:top w:type="dxa" w:w="60"/>
-              <w:left w:type="dxa" w:w="120"/>
-              <w:bottom w:type="dxa" w:w="60"/>
-              <w:right w:type="dxa" w:w="120"/>
-            </w:tcMar>
-            <w:vAlign w:val="top"/>
-          </w:tcPr>
-          <w:p>
-            <w:pPr>
-              <w:spacing w:after="30" w:before="0"/>
-              <w:ind w:left="360" w:hanging="180"/>
-              <w:jc w:val="left"/>
-            </w:pPr>
-            <w:r>
-              <w:rPr>
-                <w:rFonts w:ascii="Arial" w:cs="Arial" w:eastAsia="Arial" w:hAnsi="Arial"/>
-                <w:b w:val="false"/>
-                <w:bCs w:val="false"/>
-                <w:i w:val="false"/>
-                <w:iCs w:val="false"/>
-                <w:color w:val="000000"/>
-                <w:sz w:val="18"/>
-                <w:szCs w:val="18"/>
-              </w:rPr>
-              <w:t xml:space="preserve">–  Life Skills (Problem Solving): the learner applies sector and segment area calculations to make informed decisions, such as determining the fair share of a circular plot of land among family members in a rural Kenyan setting.</w:t>
-            </w:r>
-          </w:p>
-          <w:p>
-            <w:pPr>
-              <w:spacing w:after="30" w:before="0"/>
-              <w:ind w:left="360" w:hanging="180"/>
-              <w:jc w:val="left"/>
-            </w:pPr>
-            <w:r>
-              <w:rPr>
-                <w:rFonts w:ascii="Arial" w:cs="Arial" w:eastAsia="Arial" w:hAnsi="Arial"/>
-                <w:b w:val="false"/>
-                <w:bCs w:val="false"/>
-                <w:i w:val="false"/>
-                <w:iCs w:val="false"/>
-                <w:color w:val="000000"/>
-                <w:sz w:val="18"/>
-                <w:szCs w:val="18"/>
-              </w:rPr>
-              <w:t xml:space="preserve">–  Life Skills (Creative Thinking): the learner designs circular or fan-shaped patterns for traditional Kenyan crafts and beadwork, computing the area of each coloured sector.</w:t>
-            </w:r>
-          </w:p>
-          <w:p>
-            <w:pPr>
-              <w:spacing w:after="30" w:before="0"/>
-              <w:ind w:left="360" w:hanging="180"/>
-              <w:jc w:val="left"/>
-            </w:pPr>
-            <w:r>
-              <w:rPr>
-                <w:rFonts w:ascii="Arial" w:cs="Arial" w:eastAsia="Arial" w:hAnsi="Arial"/>
-                <w:b w:val="false"/>
-                <w:bCs w:val="false"/>
-                <w:i w:val="false"/>
-                <w:iCs w:val="false"/>
-                <w:color w:val="000000"/>
-                <w:sz w:val="18"/>
-                <w:szCs w:val="18"/>
-              </w:rPr>
-              <w:t xml:space="preserve">–  Financial Literacy: the learner estimates the cost of materials needed to tile or turf a circular garden in Kisumu by calculating the areas of its sectors and segments.</w:t>
-            </w:r>
-          </w:p>
-          <w:p>
-            <w:pPr>
-              <w:spacing w:after="30" w:before="0"/>
-              <w:ind w:left="360" w:hanging="180"/>
-              <w:jc w:val="left"/>
-            </w:pPr>
-            <w:r>
-              <w:rPr>
-                <w:rFonts w:ascii="Arial" w:cs="Arial" w:eastAsia="Arial" w:hAnsi="Arial"/>
-                <w:b w:val="false"/>
-                <w:bCs w:val="false"/>
-                <w:i w:val="false"/>
-                <w:iCs w:val="false"/>
-                <w:color w:val="000000"/>
-                <w:sz w:val="18"/>
-                <w:szCs w:val="18"/>
-              </w:rPr>
-              <w:t xml:space="preserve">–  Environmental Education: the learner connects the efficient partitioning of circular irrigation fields (common in the Rift Valley) to water conservation and sustainable land use.</w:t>
-            </w:r>
-          </w:p>
-          <w:p>
-            <w:pPr>
-              <w:spacing w:after="30" w:before="0"/>
-              <w:ind w:left="360" w:hanging="180"/>
-              <w:jc w:val="left"/>
-            </w:pPr>
-            <w:r>
-              <w:rPr>
-                <w:rFonts w:ascii="Arial" w:cs="Arial" w:eastAsia="Arial" w:hAnsi="Arial"/>
-                <w:b w:val="false"/>
-                <w:bCs w:val="false"/>
-                <w:i w:val="false"/>
-                <w:iCs w:val="false"/>
-                <w:color w:val="000000"/>
-                <w:sz w:val="18"/>
-                <w:szCs w:val="18"/>
-              </w:rPr>
-              <w:t xml:space="preserve">–  Safety: the learner handles geometric instruments such as compasses and protractors safely during construction and measurement activities.</w:t>
-            </w:r>
-          </w:p>
-        </w:tc>
-      </w:tr>
-      <w:tr>
-        <w:tc>
-          <w:tcPr>
-            <w:tcW w:type="dxa" w:w="3000"/>
-            <w:shd w:fill="D9EEF1" w:color="auto" w:val="clear"/>
-            <w:tcMar>
-              <w:top w:type="dxa" w:w="60"/>
-              <w:left w:type="dxa" w:w="120"/>
-              <w:bottom w:type="dxa" w:w="60"/>
-              <w:right w:type="dxa" w:w="120"/>
-            </w:tcMar>
-            <w:vAlign w:val="top"/>
-          </w:tcPr>
-          <w:p>
-            <w:pPr>
-              <w:spacing w:after="40" w:before="0"/>
-              <w:jc w:val="left"/>
-            </w:pPr>
-            <w:r>
-              <w:rPr>
-                <w:rFonts w:ascii="Arial" w:cs="Arial" w:eastAsia="Arial" w:hAnsi="Arial"/>
-                <w:b/>
-                <w:bCs/>
-                <w:i w:val="false"/>
-                <w:iCs w:val="false"/>
-                <w:color w:val="000000"/>
-                <w:sz w:val="18"/>
-                <w:szCs w:val="18"/>
-              </w:rPr>
-              <w:t xml:space="preserve">Career Connections</w:t>
-            </w:r>
-          </w:p>
-        </w:tc>
-        <w:tc>
-          <w:tcPr>
-            <w:tcW w:type="dxa" w:w="10680"/>
-            <w:shd w:fill="FFFFFF" w:color="auto" w:val="clear"/>
-            <w:tcMar>
-              <w:top w:type="dxa" w:w="60"/>
-              <w:left w:type="dxa" w:w="120"/>
-              <w:bottom w:type="dxa" w:w="60"/>
-              <w:right w:type="dxa" w:w="120"/>
-            </w:tcMar>
-            <w:vAlign w:val="top"/>
-          </w:tcPr>
-          <w:p>
-            <w:pPr>
-              <w:spacing w:after="30" w:before="0"/>
-              <w:ind w:left="360" w:hanging="180"/>
-              <w:jc w:val="left"/>
-            </w:pPr>
-            <w:r>
-              <w:rPr>
-                <w:rFonts w:ascii="Arial" w:cs="Arial" w:eastAsia="Arial" w:hAnsi="Arial"/>
-                <w:b w:val="false"/>
-                <w:bCs w:val="false"/>
-                <w:i w:val="false"/>
-                <w:iCs w:val="false"/>
-                <w:color w:val="000000"/>
-                <w:sz w:val="18"/>
-                <w:szCs w:val="18"/>
-              </w:rPr>
-              <w:t xml:space="preserve">–  Architecture and Construction: architects designing curved roofs, circular windows, and domed structures in Nairobi rely on sector and segment area calculations to estimate material quantities.</w:t>
-            </w:r>
-          </w:p>
-          <w:p>
-            <w:pPr>
-              <w:spacing w:after="30" w:before="0"/>
-              <w:ind w:left="360" w:hanging="180"/>
-              <w:jc w:val="left"/>
-            </w:pPr>
-            <w:r>
-              <w:rPr>
-                <w:rFonts w:ascii="Arial" w:cs="Arial" w:eastAsia="Arial" w:hAnsi="Arial"/>
-                <w:b w:val="false"/>
-                <w:bCs w:val="false"/>
-                <w:i w:val="false"/>
-                <w:iCs w:val="false"/>
-                <w:color w:val="000000"/>
-                <w:sz w:val="18"/>
-                <w:szCs w:val="18"/>
-              </w:rPr>
-              <w:t xml:space="preserve">–  Agriculture and Land Surveying: land surveyors in the Rift Valley use circular sector principles to partition fan-shaped irrigation plots and allocate land equitably.</w:t>
-            </w:r>
-          </w:p>
-          <w:p>
-            <w:pPr>
-              <w:spacing w:after="30" w:before="0"/>
-              <w:ind w:left="360" w:hanging="180"/>
-              <w:jc w:val="left"/>
-            </w:pPr>
-            <w:r>
-              <w:rPr>
-                <w:rFonts w:ascii="Arial" w:cs="Arial" w:eastAsia="Arial" w:hAnsi="Arial"/>
-                <w:b w:val="false"/>
-                <w:bCs w:val="false"/>
-                <w:i w:val="false"/>
-                <w:iCs w:val="false"/>
-                <w:color w:val="000000"/>
-                <w:sz w:val="18"/>
-                <w:szCs w:val="18"/>
-              </w:rPr>
-              <w:t xml:space="preserve">–  Food Industry and Catering: caterers and bakers calculating the fair serving size of circular foods such as pizza, mandazi rings, or circular cakes apply sector area reasoning.</w:t>
-            </w:r>
-          </w:p>
-          <w:p>
-            <w:pPr>
-              <w:spacing w:after="30" w:before="0"/>
-              <w:ind w:left="360" w:hanging="180"/>
-              <w:jc w:val="left"/>
-            </w:pPr>
-            <w:r>
-              <w:rPr>
-                <w:rFonts w:ascii="Arial" w:cs="Arial" w:eastAsia="Arial" w:hAnsi="Arial"/>
-                <w:b w:val="false"/>
-                <w:bCs w:val="false"/>
-                <w:i w:val="false"/>
-                <w:iCs w:val="false"/>
-                <w:color w:val="000000"/>
-                <w:sz w:val="18"/>
-                <w:szCs w:val="18"/>
-              </w:rPr>
-              <w:t xml:space="preserve">–  Engineering (Mechanical): engineers designing gear teeth, fan blades, and turbine components in Kenyan manufacturing plants use sector geometry in their calculations.</w:t>
-            </w:r>
-          </w:p>
-          <w:p>
-            <w:pPr>
-              <w:spacing w:after="30" w:before="0"/>
-              <w:ind w:left="360" w:hanging="180"/>
-              <w:jc w:val="left"/>
-            </w:pPr>
-            <w:r>
-              <w:rPr>
-                <w:rFonts w:ascii="Arial" w:cs="Arial" w:eastAsia="Arial" w:hAnsi="Arial"/>
-                <w:b w:val="false"/>
-                <w:bCs w:val="false"/>
-                <w:i w:val="false"/>
-                <w:iCs w:val="false"/>
-                <w:color w:val="000000"/>
-                <w:sz w:val="18"/>
-                <w:szCs w:val="18"/>
-              </w:rPr>
-              <w:t xml:space="preserve">–  Graphic Design and Fashion: Kenyan fashion designers creating circular or fan-shaped fabric patterns and kitenge designs use sector area to minimise fabric waste.</w:t>
-            </w:r>
-          </w:p>
-          <w:p>
-            <w:pPr>
-              <w:spacing w:after="30" w:before="0"/>
-              <w:ind w:left="360" w:hanging="180"/>
-              <w:jc w:val="left"/>
-            </w:pPr>
-            <w:r>
-              <w:rPr>
-                <w:rFonts w:ascii="Arial" w:cs="Arial" w:eastAsia="Arial" w:hAnsi="Arial"/>
-                <w:b w:val="false"/>
-                <w:bCs w:val="false"/>
-                <w:i w:val="false"/>
-                <w:iCs w:val="false"/>
-                <w:color w:val="000000"/>
-                <w:sz w:val="18"/>
-                <w:szCs w:val="18"/>
-              </w:rPr>
-              <w:t xml:space="preserve">–  Medicine (Radiology): medical imaging technicians computing cross-sectional areas of circular body structures apply sector and segment geometry concepts.</w:t>
-            </w:r>
-          </w:p>
-        </w:tc>
-      </w:tr>
-      <w:tr>
-        <w:tc>
-          <w:tcPr>
-            <w:tcW w:type="dxa" w:w="3000"/>
-            <w:shd w:fill="D5E8F0" w:color="auto" w:val="clear"/>
-            <w:tcMar>
-              <w:top w:type="dxa" w:w="60"/>
-              <w:left w:type="dxa" w:w="120"/>
-              <w:bottom w:type="dxa" w:w="60"/>
-              <w:right w:type="dxa" w:w="120"/>
-            </w:tcMar>
-            <w:vAlign w:val="top"/>
-          </w:tcPr>
-          <w:p>
-            <w:pPr>
-              <w:spacing w:after="40" w:before="0"/>
-              <w:jc w:val="left"/>
-            </w:pPr>
-            <w:r>
-              <w:rPr>
-                <w:rFonts w:ascii="Arial" w:cs="Arial" w:eastAsia="Arial" w:hAnsi="Arial"/>
-                <w:b/>
-                <w:bCs/>
-                <w:i w:val="false"/>
-                <w:iCs w:val="false"/>
-                <w:color w:val="000000"/>
-                <w:sz w:val="18"/>
-                <w:szCs w:val="18"/>
-              </w:rPr>
-              <w:t xml:space="preserve">Focus for Lessons</w:t>
-            </w:r>
-          </w:p>
-        </w:tc>
-        <w:tc>
-          <w:tcPr>
-            <w:tcW w:type="dxa" w:w="10680"/>
-            <w:shd w:fill="FFFFFF" w:color="auto" w:val="clear"/>
-            <w:tcMar>
-              <w:top w:type="dxa" w:w="60"/>
-              <w:left w:type="dxa" w:w="120"/>
-              <w:bottom w:type="dxa" w:w="60"/>
-              <w:right w:type="dxa" w:w="120"/>
-            </w:tcMar>
-            <w:vAlign w:val="top"/>
-          </w:tcPr>
-          <w:p>
-            <w:pPr>
-              <w:spacing w:after="40" w:before="0"/>
-              <w:jc w:val="left"/>
-            </w:pPr>
-            <w:r>
-              <w:rPr>
-                <w:rFonts w:ascii="Arial" w:cs="Arial" w:eastAsia="Arial" w:hAnsi="Arial"/>
-                <w:b w:val="false"/>
-                <w:bCs w:val="false"/>
-                <w:i w:val="false"/>
-                <w:iCs w:val="false"/>
-                <w:color w:val="000000"/>
-                <w:sz w:val="18"/>
-                <w:szCs w:val="18"/>
-              </w:rPr>
-              <w:t xml:space="preserve">This unit develops learners' ability to calculate the areas of parts of a circle — specifically sectors and segments — by building on their prior knowledge of circle properties, triangle area, and the constant π. Using the anchoring phenomenon of slicing a circular pizza (or mandazi), learners move from concrete measurement and observation to abstract formula derivation, ultimately applying their understanding to authentic Kenyan contexts such as land allocation, fan irrigation, and circular craft design. The unit integrates collaborative inquiry, digital tools, and model-building to ensure learners can confidently interpret and solve both straightforward and multi-step problems involving circular geometry.</w:t>
-            </w:r>
-          </w:p>
-        </w:tc>
-      </w:tr>
-      <w:tr>
-        <w:tc>
-          <w:tcPr>
-            <w:tcW w:type="dxa" w:w="3000"/>
-            <w:shd w:fill="EAD1F5" w:color="auto" w:val="clear"/>
-            <w:tcMar>
-              <w:top w:type="dxa" w:w="60"/>
-              <w:left w:type="dxa" w:w="120"/>
-              <w:bottom w:type="dxa" w:w="60"/>
-              <w:right w:type="dxa" w:w="120"/>
-            </w:tcMar>
-            <w:vAlign w:val="top"/>
-          </w:tcPr>
-          <w:p>
-            <w:pPr>
-              <w:spacing w:after="40" w:before="0"/>
-              <w:jc w:val="left"/>
-            </w:pPr>
-            <w:r>
-              <w:rPr>
-                <w:rFonts w:ascii="Arial" w:cs="Arial" w:eastAsia="Arial" w:hAnsi="Arial"/>
-                <w:b/>
-                <w:bCs/>
-                <w:i w:val="false"/>
-                <w:iCs w:val="false"/>
-                <w:color w:val="000000"/>
-                <w:sz w:val="18"/>
-                <w:szCs w:val="18"/>
-              </w:rPr>
-              <w:t xml:space="preserve">Driving Question / Key Inquiry Questions</w:t>
-            </w:r>
-          </w:p>
-        </w:tc>
-        <w:tc>
-          <w:tcPr>
-            <w:tcW w:type="dxa" w:w="10680"/>
-            <w:shd w:fill="FFFFFF" w:color="auto" w:val="clear"/>
-            <w:tcMar>
-              <w:top w:type="dxa" w:w="60"/>
-              <w:left w:type="dxa" w:w="120"/>
-              <w:bottom w:type="dxa" w:w="60"/>
-              <w:right w:type="dxa" w:w="120"/>
-            </w:tcMar>
-            <w:vAlign w:val="top"/>
-          </w:tcPr>
-          <w:p>
-            <w:pPr>
-              <w:spacing w:after="40" w:before="0"/>
-              <w:jc w:val="left"/>
-            </w:pPr>
-            <w:r>
-              <w:rPr>
-                <w:rFonts w:ascii="Arial" w:cs="Arial" w:eastAsia="Arial" w:hAnsi="Arial"/>
-                <w:b w:val="false"/>
-                <w:bCs w:val="false"/>
-                <w:i w:val="false"/>
-                <w:iCs w:val="false"/>
-                <w:color w:val="000000"/>
-                <w:sz w:val="18"/>
-                <w:szCs w:val="18"/>
-              </w:rPr>
-              <w:t xml:space="preserve">DRIVING QUESTION: How can we use the radius and the central angle of a circular pizza slice to calculate its exact area — and apply the same method to solve real problems in farming, design, and everyday life in Kenya?</w:t>
-            </w:r>
-          </w:p>
-          <w:p>
-            <w:pPr>
-              <w:spacing w:after="40" w:before="0"/>
-              <w:jc w:val="left"/>
-            </w:pPr>
-            <w:r>
-              <w:rPr>
-                <w:rFonts w:ascii="Arial" w:cs="Arial" w:eastAsia="Arial" w:hAnsi="Arial"/>
-                <w:b w:val="false"/>
-                <w:bCs w:val="false"/>
-                <w:i w:val="false"/>
-                <w:iCs w:val="false"/>
-                <w:color w:val="000000"/>
-                <w:sz w:val="18"/>
-                <w:szCs w:val="18"/>
-              </w:rPr>
-              <w:t xml:space="preserve"/>
-            </w:r>
-          </w:p>
-          <w:p>
-            <w:pPr>
-              <w:spacing w:after="40" w:before="0"/>
-              <w:jc w:val="left"/>
-            </w:pPr>
-            <w:r>
-              <w:rPr>
-                <w:rFonts w:ascii="Arial" w:cs="Arial" w:eastAsia="Arial" w:hAnsi="Arial"/>
-                <w:b w:val="false"/>
-                <w:bCs w:val="false"/>
-                <w:i w:val="false"/>
-                <w:iCs w:val="false"/>
-                <w:color w:val="000000"/>
-                <w:sz w:val="18"/>
-                <w:szCs w:val="18"/>
-              </w:rPr>
-              <w:t xml:space="preserve">KICD KEY INQUIRY QUESTIONS:</w:t>
-            </w:r>
-          </w:p>
-          <w:p>
-            <w:pPr>
-              <w:spacing w:after="40" w:before="0"/>
-              <w:jc w:val="left"/>
-            </w:pPr>
-            <w:r>
-              <w:rPr>
-                <w:rFonts w:ascii="Arial" w:cs="Arial" w:eastAsia="Arial" w:hAnsi="Arial"/>
-                <w:b w:val="false"/>
-                <w:bCs w:val="false"/>
-                <w:i w:val="false"/>
-                <w:iCs w:val="false"/>
-                <w:color w:val="000000"/>
-                <w:sz w:val="18"/>
-                <w:szCs w:val="18"/>
-              </w:rPr>
-              <w:t xml:space="preserve">1. How do we calculate the area of a part of a circle?</w:t>
-            </w:r>
-          </w:p>
-          <w:p>
-            <w:pPr>
-              <w:spacing w:after="40" w:before="0"/>
-              <w:jc w:val="left"/>
-            </w:pPr>
-            <w:r>
-              <w:rPr>
-                <w:rFonts w:ascii="Arial" w:cs="Arial" w:eastAsia="Arial" w:hAnsi="Arial"/>
-                <w:b w:val="false"/>
-                <w:bCs w:val="false"/>
-                <w:i w:val="false"/>
-                <w:iCs w:val="false"/>
-                <w:color w:val="000000"/>
-                <w:sz w:val="18"/>
-                <w:szCs w:val="18"/>
-              </w:rPr>
-              <w:t xml:space="preserve">2. How do areas of sectors and segments of a circle apply in day-to-day activities?</w:t>
-            </w:r>
-          </w:p>
-        </w:tc>
-      </w:tr>
-      <w:tr>
-        <w:tc>
-          <w:tcPr>
-            <w:tcW w:type="dxa" w:w="3000"/>
-            <w:shd w:fill="EAD1F5" w:color="auto" w:val="clear"/>
-            <w:tcMar>
-              <w:top w:type="dxa" w:w="60"/>
-              <w:left w:type="dxa" w:w="120"/>
-              <w:bottom w:type="dxa" w:w="60"/>
-              <w:right w:type="dxa" w:w="120"/>
-            </w:tcMar>
-            <w:vAlign w:val="top"/>
-          </w:tcPr>
-          <w:p>
-            <w:pPr>
-              <w:spacing w:after="40" w:before="0"/>
-              <w:jc w:val="left"/>
-            </w:pPr>
-            <w:r>
-              <w:rPr>
-                <w:rFonts w:ascii="Arial" w:cs="Arial" w:eastAsia="Arial" w:hAnsi="Arial"/>
-                <w:b/>
-                <w:bCs/>
-                <w:i w:val="false"/>
-                <w:iCs w:val="false"/>
-                <w:color w:val="000000"/>
-                <w:sz w:val="18"/>
-                <w:szCs w:val="18"/>
-              </w:rPr>
-              <w:t xml:space="preserve">Anchoring Phenomenon</w:t>
-            </w:r>
-          </w:p>
-        </w:tc>
-        <w:tc>
-          <w:tcPr>
-            <w:tcW w:type="dxa" w:w="10680"/>
-            <w:shd w:fill="FFFFFF" w:color="auto" w:val="clear"/>
-            <w:tcMar>
-              <w:top w:type="dxa" w:w="60"/>
-              <w:left w:type="dxa" w:w="120"/>
-              <w:bottom w:type="dxa" w:w="60"/>
-              <w:right w:type="dxa" w:w="120"/>
-            </w:tcMar>
-            <w:vAlign w:val="top"/>
-          </w:tcPr>
-          <w:p>
-            <w:pPr>
-              <w:spacing w:after="40" w:before="0"/>
-              <w:jc w:val="left"/>
-            </w:pPr>
-            <w:r>
-              <w:rPr>
-                <w:rFonts w:ascii="Arial" w:cs="Arial" w:eastAsia="Arial" w:hAnsi="Arial"/>
-                <w:b w:val="false"/>
-                <w:bCs w:val="false"/>
-                <w:i w:val="false"/>
-                <w:iCs w:val="false"/>
-                <w:color w:val="000000"/>
-                <w:sz w:val="18"/>
-                <w:szCs w:val="18"/>
-              </w:rPr>
-              <w:t xml:space="preserve">A circular pizza (or a round chapati/mandazi) is placed on a table in front of the class and cut into unequal slices. Some slices are wide and some are narrow, yet all come from the same circular food of identical radius. Students immediately notice that the bigger-angled slices are larger in area, but are puzzled by exactly how much larger — is a slice with twice the angle always exactly twice the area? Is the relationship always perfectly proportional? Can we predict the exact area of any slice if we only know the radius of the pizza and the angle of the cut? This tangible, food-based scenario anchors all subsequent learning: learners measure the radius of the pizza base, use a protractor to measure the central angle of each slice, and then attempt to calculate its area — revealing the need for a precise formula. The phenomenon is deliberately puzzling because learners initially lack the formal tool (the sector area formula) to confirm or refute their predictions, motivating the entire unit's inquiry.</w:t>
-            </w:r>
-          </w:p>
-        </w:tc>
-      </w:tr>
-      <w:tr>
-        <w:tc>
-          <w:tcPr>
-            <w:tcW w:type="dxa" w:w="3000"/>
-            <w:shd w:fill="D9EEF1" w:color="auto" w:val="clear"/>
-            <w:tcMar>
-              <w:top w:type="dxa" w:w="60"/>
-              <w:left w:type="dxa" w:w="120"/>
-              <w:bottom w:type="dxa" w:w="60"/>
-              <w:right w:type="dxa" w:w="120"/>
-            </w:tcMar>
-            <w:vAlign w:val="top"/>
-          </w:tcPr>
-          <w:p>
-            <w:pPr>
-              <w:spacing w:after="40" w:before="0"/>
-              <w:jc w:val="left"/>
-            </w:pPr>
-            <w:r>
-              <w:rPr>
-                <w:rFonts w:ascii="Arial" w:cs="Arial" w:eastAsia="Arial" w:hAnsi="Arial"/>
-                <w:b/>
-                <w:bCs/>
-                <w:i w:val="false"/>
-                <w:iCs w:val="false"/>
-                <w:color w:val="000000"/>
-                <w:sz w:val="18"/>
-                <w:szCs w:val="18"/>
-              </w:rPr>
-              <w:t xml:space="preserve">Storyline Thread</w:t>
-            </w:r>
-          </w:p>
-        </w:tc>
-        <w:tc>
-          <w:tcPr>
-            <w:tcW w:type="dxa" w:w="10680"/>
-            <w:shd w:fill="FFFFFF" w:color="auto" w:val="clear"/>
-            <w:tcMar>
-              <w:top w:type="dxa" w:w="60"/>
-              <w:left w:type="dxa" w:w="120"/>
-              <w:bottom w:type="dxa" w:w="60"/>
-              <w:right w:type="dxa" w:w="120"/>
-            </w:tcMar>
-            <w:vAlign w:val="top"/>
-          </w:tcPr>
-          <w:p>
-            <w:pPr>
-              <w:spacing w:after="40" w:before="0"/>
-              <w:jc w:val="left"/>
-            </w:pPr>
-            <w:r>
-              <w:rPr>
-                <w:rFonts w:ascii="Arial" w:cs="Arial" w:eastAsia="Arial" w:hAnsi="Arial"/>
-                <w:b w:val="false"/>
-                <w:bCs w:val="false"/>
-                <w:i w:val="false"/>
-                <w:iCs w:val="false"/>
-                <w:color w:val="000000"/>
-                <w:sz w:val="18"/>
-                <w:szCs w:val="18"/>
-              </w:rPr>
-              <w:t xml:space="preserve">Lesson 1: ANCHORING PHENOMENON &amp; PREDICT — Students observe unequal slices of a circular pizza/chapati; they predict which slice has the greatest area and estimate how area relates to the angle of the slice. The Driving Question Board is introduced and initial questions are posted.</w:t>
-            </w:r>
-          </w:p>
-          <w:p>
-            <w:pPr>
-              <w:spacing w:after="40" w:before="0"/>
-              <w:jc w:val="left"/>
-            </w:pPr>
-            <w:r>
-              <w:rPr>
-                <w:rFonts w:ascii="Arial" w:cs="Arial" w:eastAsia="Arial" w:hAnsi="Arial"/>
-                <w:b w:val="false"/>
-                <w:bCs w:val="false"/>
-                <w:i w:val="false"/>
-                <w:iCs w:val="false"/>
-                <w:color w:val="000000"/>
-                <w:sz w:val="18"/>
-                <w:szCs w:val="18"/>
-              </w:rPr>
-              <w:t xml:space="preserve">Lesson 2: OBSERVE &amp; REVIEW — Students review parts of a circle (arc, sector, segment, chord) and measure the radius and central angle of physical circular cut-outs (representing pizza slices); they record data and look for a pattern between angle and area.</w:t>
-            </w:r>
-          </w:p>
-          <w:p>
-            <w:pPr>
-              <w:spacing w:after="40" w:before="0"/>
-              <w:jc w:val="left"/>
-            </w:pPr>
-            <w:r>
-              <w:rPr>
-                <w:rFonts w:ascii="Arial" w:cs="Arial" w:eastAsia="Arial" w:hAnsi="Arial"/>
-                <w:b w:val="false"/>
-                <w:bCs w:val="false"/>
-                <w:i w:val="false"/>
-                <w:iCs w:val="false"/>
-                <w:color w:val="000000"/>
-                <w:sz w:val="18"/>
-                <w:szCs w:val="18"/>
-              </w:rPr>
-              <w:t xml:space="preserve">Lesson 3: EXPLAIN — Arc Length — Students derive the formula for arc length (θ/360° × 2πr) through guided inquiry, linking the fraction of the full circle to the fraction of the circumference; Kenyan context: arc length of a centre-pivot irrigation sweep.</w:t>
-            </w:r>
-          </w:p>
-          <w:p>
-            <w:pPr>
-              <w:spacing w:after="40" w:before="0"/>
-              <w:jc w:val="left"/>
-            </w:pPr>
-            <w:r>
-              <w:rPr>
-                <w:rFonts w:ascii="Arial" w:cs="Arial" w:eastAsia="Arial" w:hAnsi="Arial"/>
-                <w:b w:val="false"/>
-                <w:bCs w:val="false"/>
-                <w:i w:val="false"/>
-                <w:iCs w:val="false"/>
-                <w:color w:val="000000"/>
-                <w:sz w:val="18"/>
-                <w:szCs w:val="18"/>
-              </w:rPr>
-              <w:t xml:space="preserve">Lesson 4: EXPLAIN — Area of a Sector (Minor) — Students derive the sector area formula (θ/360° × πr²) by analogy with arc length; they apply it to calculate the area of a pizza slice, a maize shamba sector, and a bead panel, then verify with calculators.</w:t>
-            </w:r>
-          </w:p>
-          <w:p>
-            <w:pPr>
-              <w:spacing w:after="40" w:before="0"/>
-              <w:jc w:val="left"/>
-            </w:pPr>
-            <w:r>
-              <w:rPr>
-                <w:rFonts w:ascii="Arial" w:cs="Arial" w:eastAsia="Arial" w:hAnsi="Arial"/>
-                <w:b w:val="false"/>
-                <w:bCs w:val="false"/>
-                <w:i w:val="false"/>
-                <w:iCs w:val="false"/>
-                <w:color w:val="000000"/>
-                <w:sz w:val="18"/>
-                <w:szCs w:val="18"/>
-              </w:rPr>
-              <w:t xml:space="preserve">Lesson 5: EXPLAIN — Area of a Major Sector — Students extend the formula to major sectors (angle &gt; 180°), distinguishing minor and major sectors; problem contexts include the larger unwatered portion of a circular irrigation field and the major fan of a matatu wiper.</w:t>
-            </w:r>
-          </w:p>
-          <w:p>
-            <w:pPr>
-              <w:spacing w:after="40" w:before="0"/>
-              <w:jc w:val="left"/>
-            </w:pPr>
-            <w:r>
-              <w:rPr>
-                <w:rFonts w:ascii="Arial" w:cs="Arial" w:eastAsia="Arial" w:hAnsi="Arial"/>
-                <w:b w:val="false"/>
-                <w:bCs w:val="false"/>
-                <w:i w:val="false"/>
-                <w:iCs w:val="false"/>
-                <w:color w:val="000000"/>
-                <w:sz w:val="18"/>
-                <w:szCs w:val="18"/>
-              </w:rPr>
-              <w:t xml:space="preserve">Lesson 6: OBSERVE &amp; EXPLAIN — Area of a Minor Segment — Students observe that a segment is a sector minus a triangle; they subtract the area of the triangle (½r²sinθ) from the sector area to find the minor segment area; context: the area of a watermelon rind slice.</w:t>
-            </w:r>
-          </w:p>
-          <w:p>
-            <w:pPr>
-              <w:spacing w:after="40" w:before="0"/>
-              <w:jc w:val="left"/>
-            </w:pPr>
-            <w:r>
-              <w:rPr>
-                <w:rFonts w:ascii="Arial" w:cs="Arial" w:eastAsia="Arial" w:hAnsi="Arial"/>
-                <w:b w:val="false"/>
-                <w:bCs w:val="false"/>
-                <w:i w:val="false"/>
-                <w:iCs w:val="false"/>
-                <w:color w:val="000000"/>
-                <w:sz w:val="18"/>
-                <w:szCs w:val="18"/>
-              </w:rPr>
-              <w:t xml:space="preserve">Lesson 7: EXPLAIN — Area of a Major Segment — Students calculate the area of a major segment as the total circle area minus the minor segment area; they solve problems involving land allocation of circular plots in the Rift Valley.</w:t>
-            </w:r>
-          </w:p>
-          <w:p>
-            <w:pPr>
-              <w:spacing w:after="40" w:before="0"/>
-              <w:jc w:val="left"/>
-            </w:pPr>
-            <w:r>
-              <w:rPr>
-                <w:rFonts w:ascii="Arial" w:cs="Arial" w:eastAsia="Arial" w:hAnsi="Arial"/>
-                <w:b w:val="false"/>
-                <w:bCs w:val="false"/>
-                <w:i w:val="false"/>
-                <w:iCs w:val="false"/>
-                <w:color w:val="000000"/>
-                <w:sz w:val="18"/>
-                <w:szCs w:val="18"/>
-              </w:rPr>
-              <w:t xml:space="preserve">Lesson 8: APPLICATION &amp; MODEL BUILDING — Students apply all formulas (arc length, sector area, segment area) to multi-step real-life problems including tiling a circular garden, pricing watermelon slices fairly, and designing a Maasai bead pattern; models are revised on the DQB.</w:t>
-            </w:r>
-          </w:p>
-          <w:p>
-            <w:pPr>
-              <w:spacing w:after="40" w:before="0"/>
-              <w:jc w:val="left"/>
-            </w:pPr>
-            <w:r>
-              <w:rPr>
-                <w:rFonts w:ascii="Arial" w:cs="Arial" w:eastAsia="Arial" w:hAnsi="Arial"/>
-                <w:b w:val="false"/>
-                <w:bCs w:val="false"/>
-                <w:i w:val="false"/>
-                <w:iCs w:val="false"/>
-                <w:color w:val="000000"/>
-                <w:sz w:val="18"/>
-                <w:szCs w:val="18"/>
-              </w:rPr>
-              <w:t xml:space="preserve">Lesson 9: DIGITAL TOOLS &amp; CONSOLIDATION — Students use calculators and digital simulations to confirm earlier hand-calculated sector and segment areas; they identify and correct common errors (e.g., using degrees vs. radians, forgetting to subtract the triangle); DQB is updated.</w:t>
-            </w:r>
-          </w:p>
-          <w:p>
-            <w:pPr>
-              <w:spacing w:after="40" w:before="0"/>
-              <w:jc w:val="left"/>
-            </w:pPr>
-            <w:r>
-              <w:rPr>
-                <w:rFonts w:ascii="Arial" w:cs="Arial" w:eastAsia="Arial" w:hAnsi="Arial"/>
-                <w:b w:val="false"/>
-                <w:bCs w:val="false"/>
-                <w:i w:val="false"/>
-                <w:iCs w:val="false"/>
-                <w:color w:val="000000"/>
-                <w:sz w:val="18"/>
-                <w:szCs w:val="18"/>
-              </w:rPr>
-              <w:t xml:space="preserve">Lesson 10: ASSESSMENT &amp; REFLECTION — Students complete a summative task: given the radius and angle of a sector of a circular shamba, they calculate the arc length, sector area, and segment area, then present their solutions and reflect on how the anchoring phenomenon (pizza slicing) connects to all learned concepts; the DQB is finalised.</w:t>
-            </w:r>
-          </w:p>
-        </w:tc>
-      </w:tr>
-      <w:tr>
-        <w:tc>
-          <w:tcPr>
-            <w:tcW w:type="dxa" w:w="3000"/>
-            <w:shd w:fill="EAD1F5" w:color="auto" w:val="clear"/>
-            <w:tcMar>
-              <w:top w:type="dxa" w:w="60"/>
-              <w:left w:type="dxa" w:w="120"/>
-              <w:bottom w:type="dxa" w:w="60"/>
-              <w:right w:type="dxa" w:w="120"/>
-            </w:tcMar>
-            <w:vAlign w:val="top"/>
-          </w:tcPr>
-          <w:p>
-            <w:pPr>
-              <w:spacing w:after="40" w:before="0"/>
-              <w:jc w:val="left"/>
-            </w:pPr>
-            <w:r>
-              <w:rPr>
-                <w:rFonts w:ascii="Arial" w:cs="Arial" w:eastAsia="Arial" w:hAnsi="Arial"/>
-                <w:b/>
-                <w:bCs/>
-                <w:i w:val="false"/>
-                <w:iCs w:val="false"/>
-                <w:color w:val="000000"/>
-                <w:sz w:val="18"/>
-                <w:szCs w:val="18"/>
-              </w:rPr>
-              <w:t xml:space="preserve">Supporting Phenomena</w:t>
-            </w:r>
-          </w:p>
-        </w:tc>
-        <w:tc>
-          <w:tcPr>
-            <w:tcW w:type="dxa" w:w="10680"/>
-            <w:shd w:fill="FFFFFF" w:color="auto" w:val="clear"/>
-            <w:tcMar>
-              <w:top w:type="dxa" w:w="60"/>
-              <w:left w:type="dxa" w:w="120"/>
-              <w:bottom w:type="dxa" w:w="60"/>
-              <w:right w:type="dxa" w:w="120"/>
-            </w:tcMar>
-            <w:vAlign w:val="top"/>
-          </w:tcPr>
-          <w:p>
-            <w:pPr>
-              <w:spacing w:after="30" w:before="0"/>
-              <w:ind w:left="360" w:hanging="180"/>
-              <w:jc w:val="left"/>
-            </w:pPr>
-            <w:r>
-              <w:rPr>
-                <w:rFonts w:ascii="Arial" w:cs="Arial" w:eastAsia="Arial" w:hAnsi="Arial"/>
-                <w:b w:val="false"/>
-                <w:bCs w:val="false"/>
-                <w:i w:val="false"/>
-                <w:iCs w:val="false"/>
-                <w:color w:val="000000"/>
-                <w:sz w:val="18"/>
-                <w:szCs w:val="18"/>
-              </w:rPr>
-              <w:t xml:space="preserve">–  A circular maize shamba (farm) in the Rift Valley irrigated by a centre-pivot sprinkler system: the sprinkler sweeps a sector-shaped area of crops — farmers need to know the exact area watered to plan fertiliser and seed quantities.</w:t>
-            </w:r>
-          </w:p>
-          <w:p>
-            <w:pPr>
-              <w:spacing w:after="30" w:before="0"/>
-              <w:ind w:left="360" w:hanging="180"/>
-              <w:jc w:val="left"/>
-            </w:pPr>
-            <w:r>
-              <w:rPr>
-                <w:rFonts w:ascii="Arial" w:cs="Arial" w:eastAsia="Arial" w:hAnsi="Arial"/>
-                <w:b w:val="false"/>
-                <w:bCs w:val="false"/>
-                <w:i w:val="false"/>
-                <w:iCs w:val="false"/>
-                <w:color w:val="000000"/>
-                <w:sz w:val="18"/>
-                <w:szCs w:val="18"/>
-              </w:rPr>
-              <w:t xml:space="preserve">–  A Maasai bead necklace featuring repeating fan-shaped (sector) colour panels: artisans must calculate the area of each coloured sector to purchase the correct quantity of beads of each colour.</w:t>
-            </w:r>
-          </w:p>
-          <w:p>
-            <w:pPr>
-              <w:spacing w:after="30" w:before="0"/>
-              <w:ind w:left="360" w:hanging="180"/>
-              <w:jc w:val="left"/>
-            </w:pPr>
-            <w:r>
-              <w:rPr>
-                <w:rFonts w:ascii="Arial" w:cs="Arial" w:eastAsia="Arial" w:hAnsi="Arial"/>
-                <w:b w:val="false"/>
-                <w:bCs w:val="false"/>
-                <w:i w:val="false"/>
-                <w:iCs w:val="false"/>
-                <w:color w:val="000000"/>
-                <w:sz w:val="18"/>
-                <w:szCs w:val="18"/>
-              </w:rPr>
-              <w:t xml:space="preserve">–  A slice of a round watermelon (tikiti maji) sold by vendors along Mombasa Road: vendors price their slices by estimated area, raising the question of whether they are charging fairly relative to the size of the central angle cut.</w:t>
-            </w:r>
-          </w:p>
-          <w:p>
-            <w:pPr>
-              <w:spacing w:after="30" w:before="0"/>
-              <w:ind w:left="360" w:hanging="180"/>
-              <w:jc w:val="left"/>
-            </w:pPr>
-            <w:r>
-              <w:rPr>
-                <w:rFonts w:ascii="Arial" w:cs="Arial" w:eastAsia="Arial" w:hAnsi="Arial"/>
-                <w:b w:val="false"/>
-                <w:bCs w:val="false"/>
-                <w:i w:val="false"/>
-                <w:iCs w:val="false"/>
-                <w:color w:val="000000"/>
-                <w:sz w:val="18"/>
-                <w:szCs w:val="18"/>
-              </w:rPr>
-              <w:t xml:space="preserve">–  The swept area of a windshield wiper on a matatu: the wiper clears a ring-sector (annular sector) shape — mechanics and engineers need sector area to determine the effective cleaning zone and select correct wiper blade sizes.</w:t>
-            </w:r>
-          </w:p>
-        </w:tc>
-      </w:tr>
-    </w:tbl>
-    <w:p>
-      <w:pPr>
-        <w:spacing w:after="120"/>
-      </w:pPr>
-      <w:r>
-        <w:t xml:space="preserve"/>
       </w:r>
     </w:p>
     <w:p>
@@ -3380,7 +3380,7 @@
             <w:pPr>
               <w:spacing w:after="20" w:before="0"/>
             </w:pPr>
-            <w:hyperlink w:history="1" r:id="rIdfrg_lwfxqom-95gzrunnn">
+            <w:hyperlink w:history="1" r:id="rIdici5vid-_4pzbreadz0xl">
               <w:r>
                 <w:rPr>
                   <w:rFonts w:ascii="Arial" w:cs="Arial" w:eastAsia="Arial" w:hAnsi="Arial"/>
@@ -3413,7 +3413,7 @@
               <w:spacing w:after="10" w:before="0"/>
               <w:ind w:left="120"/>
             </w:pPr>
-            <w:hyperlink w:history="1" r:id="rId98u0lfx3ejm537bjgl680">
+            <w:hyperlink w:history="1" r:id="rIdap-gmzr2vjoxj2lhfmgeg">
               <w:r>
                 <w:rPr>
                   <w:rFonts w:ascii="Arial" w:cs="Arial" w:eastAsia="Arial" w:hAnsi="Arial"/>
@@ -3458,7 +3458,7 @@
             <w:pPr>
               <w:spacing w:after="20" w:before="0"/>
             </w:pPr>
-            <w:hyperlink w:history="1" r:id="rIdoch3xholy5ppxpov3nrg_">
+            <w:hyperlink w:history="1" r:id="rIdsncfifazesxnvsdba4lbf">
               <w:r>
                 <w:rPr>
                   <w:rFonts w:ascii="Arial" w:cs="Arial" w:eastAsia="Arial" w:hAnsi="Arial"/>
@@ -3491,7 +3491,7 @@
               <w:spacing w:after="10" w:before="0"/>
               <w:ind w:left="120"/>
             </w:pPr>
-            <w:hyperlink w:history="1" r:id="rIdp3iusrvi1tg4b7erz-4ml">
+            <w:hyperlink w:history="1" r:id="rIddsxejbixxyqheh9i6wtwh">
               <w:r>
                 <w:rPr>
                   <w:rFonts w:ascii="Arial" w:cs="Arial" w:eastAsia="Arial" w:hAnsi="Arial"/>
@@ -3686,7 +3686,7 @@
             <w:pPr>
               <w:spacing w:after="20" w:before="0"/>
             </w:pPr>
-            <w:hyperlink w:history="1" r:id="rId4p91nplmm_2dy5svlbv-4">
+            <w:hyperlink w:history="1" r:id="rIdcap_n719ondppn_w3mdfx">
               <w:r>
                 <w:rPr>
                   <w:rFonts w:ascii="Arial" w:cs="Arial" w:eastAsia="Arial" w:hAnsi="Arial"/>
@@ -3719,7 +3719,7 @@
               <w:spacing w:after="10" w:before="0"/>
               <w:ind w:left="120"/>
             </w:pPr>
-            <w:hyperlink w:history="1" r:id="rIdevuirvzccxp0wzl6gdgpf">
+            <w:hyperlink w:history="1" r:id="rIdxv9szqac92a8jdk41hrny">
               <w:r>
                 <w:rPr>
                   <w:rFonts w:ascii="Arial" w:cs="Arial" w:eastAsia="Arial" w:hAnsi="Arial"/>
@@ -3764,7 +3764,7 @@
             <w:pPr>
               <w:spacing w:after="20" w:before="0"/>
             </w:pPr>
-            <w:hyperlink w:history="1" r:id="rIde7a0ae2ikj62hooj7yejf">
+            <w:hyperlink w:history="1" r:id="rIdwl_xswltpninl9yoenopx">
               <w:r>
                 <w:rPr>
                   <w:rFonts w:ascii="Arial" w:cs="Arial" w:eastAsia="Arial" w:hAnsi="Arial"/>
@@ -3797,7 +3797,7 @@
               <w:spacing w:after="10" w:before="0"/>
               <w:ind w:left="120"/>
             </w:pPr>
-            <w:hyperlink w:history="1" r:id="rIdnmkonxqlbfv329pumjpdf">
+            <w:hyperlink w:history="1" r:id="rIdjjelpqjqotiuyxzekzlkq">
               <w:r>
                 <w:rPr>
                   <w:rFonts w:ascii="Arial" w:cs="Arial" w:eastAsia="Arial" w:hAnsi="Arial"/>
@@ -3992,7 +3992,7 @@
             <w:pPr>
               <w:spacing w:after="20" w:before="0"/>
             </w:pPr>
-            <w:hyperlink w:history="1" r:id="rIdutwwbvs6hdolo5_uryhvv">
+            <w:hyperlink w:history="1" r:id="rIdmuwfg-pihnbzfstqztj-o">
               <w:r>
                 <w:rPr>
                   <w:rFonts w:ascii="Arial" w:cs="Arial" w:eastAsia="Arial" w:hAnsi="Arial"/>
@@ -4025,7 +4025,7 @@
               <w:spacing w:after="10" w:before="0"/>
               <w:ind w:left="120"/>
             </w:pPr>
-            <w:hyperlink w:history="1" r:id="rIdwf_rvnnwdta9icqwodabk">
+            <w:hyperlink w:history="1" r:id="rIdiuzavxb3vz08a0mut_omq">
               <w:r>
                 <w:rPr>
                   <w:rFonts w:ascii="Arial" w:cs="Arial" w:eastAsia="Arial" w:hAnsi="Arial"/>
@@ -4070,7 +4070,7 @@
             <w:pPr>
               <w:spacing w:after="20" w:before="0"/>
             </w:pPr>
-            <w:hyperlink w:history="1" r:id="rIdkratd286bjffhhmosp4jz">
+            <w:hyperlink w:history="1" r:id="rIduleyqrvsd4swvftbmbz7e">
               <w:r>
                 <w:rPr>
                   <w:rFonts w:ascii="Arial" w:cs="Arial" w:eastAsia="Arial" w:hAnsi="Arial"/>
@@ -4103,7 +4103,7 @@
               <w:spacing w:after="10" w:before="0"/>
               <w:ind w:left="120"/>
             </w:pPr>
-            <w:hyperlink w:history="1" r:id="rIdt8krbcflq_u1-e1qakbzm">
+            <w:hyperlink w:history="1" r:id="rId13aiasf_qeqyy-h3ep6d8">
               <w:r>
                 <w:rPr>
                   <w:rFonts w:ascii="Arial" w:cs="Arial" w:eastAsia="Arial" w:hAnsi="Arial"/>
@@ -4298,7 +4298,7 @@
             <w:pPr>
               <w:spacing w:after="20" w:before="0"/>
             </w:pPr>
-            <w:hyperlink w:history="1" r:id="rIdrwgnnybrpx9pvoa2g3xct">
+            <w:hyperlink w:history="1" r:id="rIdsounplebq7iwixeqitzzg">
               <w:r>
                 <w:rPr>
                   <w:rFonts w:ascii="Arial" w:cs="Arial" w:eastAsia="Arial" w:hAnsi="Arial"/>
@@ -4331,7 +4331,7 @@
               <w:spacing w:after="10" w:before="0"/>
               <w:ind w:left="120"/>
             </w:pPr>
-            <w:hyperlink w:history="1" r:id="rIdyicv5kabkaonh6jez45uf">
+            <w:hyperlink w:history="1" r:id="rIdkx_nfzwhlzwrern0-a1ig">
               <w:r>
                 <w:rPr>
                   <w:rFonts w:ascii="Arial" w:cs="Arial" w:eastAsia="Arial" w:hAnsi="Arial"/>
@@ -4376,7 +4376,7 @@
             <w:pPr>
               <w:spacing w:after="20" w:before="0"/>
             </w:pPr>
-            <w:hyperlink w:history="1" r:id="rId3gjzw4euysoqvq-cifgqw">
+            <w:hyperlink w:history="1" r:id="rIdx-hcycrfzwjf0ynnmkcbm">
               <w:r>
                 <w:rPr>
                   <w:rFonts w:ascii="Arial" w:cs="Arial" w:eastAsia="Arial" w:hAnsi="Arial"/>
@@ -4409,7 +4409,7 @@
               <w:spacing w:after="10" w:before="0"/>
               <w:ind w:left="120"/>
             </w:pPr>
-            <w:hyperlink w:history="1" r:id="rIdjwjgzy40lag5q3atfp8jk">
+            <w:hyperlink w:history="1" r:id="rIdhbymzav7nlszkbanemvie">
               <w:r>
                 <w:rPr>
                   <w:rFonts w:ascii="Arial" w:cs="Arial" w:eastAsia="Arial" w:hAnsi="Arial"/>
@@ -4604,7 +4604,7 @@
             <w:pPr>
               <w:spacing w:after="20" w:before="0"/>
             </w:pPr>
-            <w:hyperlink w:history="1" r:id="rId22yqaxrwkjqhnqval0nk9">
+            <w:hyperlink w:history="1" r:id="rIdilbkcfcfegrfdnfw2kncm">
               <w:r>
                 <w:rPr>
                   <w:rFonts w:ascii="Arial" w:cs="Arial" w:eastAsia="Arial" w:hAnsi="Arial"/>
@@ -4637,7 +4637,7 @@
               <w:spacing w:after="10" w:before="0"/>
               <w:ind w:left="120"/>
             </w:pPr>
-            <w:hyperlink w:history="1" r:id="rIdponxbyluy5kq8uzdbauq_">
+            <w:hyperlink w:history="1" r:id="rIdeg39lybfsubsduzzwchgx">
               <w:r>
                 <w:rPr>
                   <w:rFonts w:ascii="Arial" w:cs="Arial" w:eastAsia="Arial" w:hAnsi="Arial"/>
@@ -4682,7 +4682,7 @@
             <w:pPr>
               <w:spacing w:after="20" w:before="0"/>
             </w:pPr>
-            <w:hyperlink w:history="1" r:id="rIdtdjcjdet-33fogtdufxcz">
+            <w:hyperlink w:history="1" r:id="rIdpuovt1ybmgim3nzflwxh2">
               <w:r>
                 <w:rPr>
                   <w:rFonts w:ascii="Arial" w:cs="Arial" w:eastAsia="Arial" w:hAnsi="Arial"/>
@@ -4715,7 +4715,7 @@
               <w:spacing w:after="10" w:before="0"/>
               <w:ind w:left="120"/>
             </w:pPr>
-            <w:hyperlink w:history="1" r:id="rId1hhouahjl1h6qj7r1inah">
+            <w:hyperlink w:history="1" r:id="rIdiobbbgnt3in99z-sew2rx">
               <w:r>
                 <w:rPr>
                   <w:rFonts w:ascii="Arial" w:cs="Arial" w:eastAsia="Arial" w:hAnsi="Arial"/>
@@ -5227,7 +5227,7 @@
         </w:rPr>
         <w:t xml:space="preserve">© 2026 SeaVuria and ARES. Aligned with KICD objectives. Developed by SeaVuria; technical implementation by ARES (with AI assistance from Claude). Licensed under </w:t>
       </w:r>
-      <w:hyperlink w:history="1" r:id="rIdrltoyj8sexfok0ux-r0tm">
+      <w:hyperlink w:history="1" r:id="rIdxu0nhcitog42qutfaoys4">
         <w:r>
           <w:rPr>
             <w:rFonts w:ascii="Arial" w:cs="Arial" w:eastAsia="Arial" w:hAnsi="Arial"/>
@@ -5248,7 +5248,7 @@
         </w:rPr>
         <w:t xml:space="preserve"> (</w:t>
       </w:r>
-      <w:hyperlink w:history="1" r:id="rIdhjed2b14vhvg3iksul8qt">
+      <w:hyperlink w:history="1" r:id="rIdbgflym9lg-73stc_d7rhy">
         <w:r>
           <w:rPr>
             <w:rFonts w:ascii="Arial" w:cs="Arial" w:eastAsia="Arial" w:hAnsi="Arial"/>
@@ -6261,7 +6261,7 @@
             <w:pPr>
               <w:spacing w:after="20" w:before="0"/>
             </w:pPr>
-            <w:hyperlink w:history="1" r:id="rIdekc_zxt6fbp9akh2kwe56">
+            <w:hyperlink w:history="1" r:id="rIdabhei5unid1tff--qameg">
               <w:r>
                 <w:rPr>
                   <w:rFonts w:ascii="Arial" w:cs="Arial" w:eastAsia="Arial" w:hAnsi="Arial"/>
@@ -6294,7 +6294,7 @@
               <w:spacing w:after="10" w:before="0"/>
               <w:ind w:left="120"/>
             </w:pPr>
-            <w:hyperlink w:history="1" r:id="rIde3sua0kfknewluzehnati">
+            <w:hyperlink w:history="1" r:id="rIdbvblsmbedzs3oomujfp62">
               <w:r>
                 <w:rPr>
                   <w:rFonts w:ascii="Arial" w:cs="Arial" w:eastAsia="Arial" w:hAnsi="Arial"/>
@@ -6339,7 +6339,7 @@
             <w:pPr>
               <w:spacing w:after="20" w:before="0"/>
             </w:pPr>
-            <w:hyperlink w:history="1" r:id="rIdzh4nludhajv-g8d_bxtzo">
+            <w:hyperlink w:history="1" r:id="rIdryaijtosbl4ddfam4i8t2">
               <w:r>
                 <w:rPr>
                   <w:rFonts w:ascii="Arial" w:cs="Arial" w:eastAsia="Arial" w:hAnsi="Arial"/>
@@ -6372,7 +6372,7 @@
               <w:spacing w:after="10" w:before="0"/>
               <w:ind w:left="120"/>
             </w:pPr>
-            <w:hyperlink w:history="1" r:id="rIdd85jnrifag-dae__zj-ie">
+            <w:hyperlink w:history="1" r:id="rIddttiqjqoba8sbfu0vcsfz">
               <w:r>
                 <w:rPr>
                   <w:rFonts w:ascii="Arial" w:cs="Arial" w:eastAsia="Arial" w:hAnsi="Arial"/>
@@ -6567,7 +6567,7 @@
             <w:pPr>
               <w:spacing w:after="20" w:before="0"/>
             </w:pPr>
-            <w:hyperlink w:history="1" r:id="rId3o9etpcdifodnrwf2tgko">
+            <w:hyperlink w:history="1" r:id="rIdzullxj1jjlkykkokritj7">
               <w:r>
                 <w:rPr>
                   <w:rFonts w:ascii="Arial" w:cs="Arial" w:eastAsia="Arial" w:hAnsi="Arial"/>
@@ -6600,7 +6600,7 @@
               <w:spacing w:after="10" w:before="0"/>
               <w:ind w:left="120"/>
             </w:pPr>
-            <w:hyperlink w:history="1" r:id="rIdyke5708mcoo-ytlry4gl8">
+            <w:hyperlink w:history="1" r:id="rIdlbwachn0bw2s_ewefmlao">
               <w:r>
                 <w:rPr>
                   <w:rFonts w:ascii="Arial" w:cs="Arial" w:eastAsia="Arial" w:hAnsi="Arial"/>
@@ -6645,7 +6645,7 @@
             <w:pPr>
               <w:spacing w:after="20" w:before="0"/>
             </w:pPr>
-            <w:hyperlink w:history="1" r:id="rIdydg0kyspj2zgzviz1s73m">
+            <w:hyperlink w:history="1" r:id="rIdkz-paa2ihwvjvpxw61-y-">
               <w:r>
                 <w:rPr>
                   <w:rFonts w:ascii="Arial" w:cs="Arial" w:eastAsia="Arial" w:hAnsi="Arial"/>
@@ -6678,7 +6678,7 @@
               <w:spacing w:after="10" w:before="0"/>
               <w:ind w:left="120"/>
             </w:pPr>
-            <w:hyperlink w:history="1" r:id="rIdmucxc3a32ajsvew8j7hvh">
+            <w:hyperlink w:history="1" r:id="rIdn2wlngl9x8ginyxlklrq2">
               <w:r>
                 <w:rPr>
                   <w:rFonts w:ascii="Arial" w:cs="Arial" w:eastAsia="Arial" w:hAnsi="Arial"/>
@@ -6873,7 +6873,7 @@
             <w:pPr>
               <w:spacing w:after="20" w:before="0"/>
             </w:pPr>
-            <w:hyperlink w:history="1" r:id="rId_cchr-uxilrzjrwznrp8q">
+            <w:hyperlink w:history="1" r:id="rIdtetsz3ryxhoqn4q7pvn5q">
               <w:r>
                 <w:rPr>
                   <w:rFonts w:ascii="Arial" w:cs="Arial" w:eastAsia="Arial" w:hAnsi="Arial"/>
@@ -6906,7 +6906,7 @@
               <w:spacing w:after="10" w:before="0"/>
               <w:ind w:left="120"/>
             </w:pPr>
-            <w:hyperlink w:history="1" r:id="rIded_hlrl3ejldpyl8j_woe">
+            <w:hyperlink w:history="1" r:id="rIditc3sgm3d4qafbkpvdinh">
               <w:r>
                 <w:rPr>
                   <w:rFonts w:ascii="Arial" w:cs="Arial" w:eastAsia="Arial" w:hAnsi="Arial"/>
@@ -6951,7 +6951,7 @@
             <w:pPr>
               <w:spacing w:after="20" w:before="0"/>
             </w:pPr>
-            <w:hyperlink w:history="1" r:id="rIdd_m0pdz9ffgrbza17_iru">
+            <w:hyperlink w:history="1" r:id="rIdyqkak9entqymicyw4lseq">
               <w:r>
                 <w:rPr>
                   <w:rFonts w:ascii="Arial" w:cs="Arial" w:eastAsia="Arial" w:hAnsi="Arial"/>
@@ -6984,7 +6984,7 @@
               <w:spacing w:after="10" w:before="0"/>
               <w:ind w:left="120"/>
             </w:pPr>
-            <w:hyperlink w:history="1" r:id="rId6ee1ciso4vsue9wqdf1x-">
+            <w:hyperlink w:history="1" r:id="rIdygavjtoxxj3zztspul2nk">
               <w:r>
                 <w:rPr>
                   <w:rFonts w:ascii="Arial" w:cs="Arial" w:eastAsia="Arial" w:hAnsi="Arial"/>
@@ -7179,7 +7179,7 @@
             <w:pPr>
               <w:spacing w:after="20" w:before="0"/>
             </w:pPr>
-            <w:hyperlink w:history="1" r:id="rIdktx-rnf5d6ocumi3ss8cg">
+            <w:hyperlink w:history="1" r:id="rIdwax8oaauyfeqdea6dqorm">
               <w:r>
                 <w:rPr>
                   <w:rFonts w:ascii="Arial" w:cs="Arial" w:eastAsia="Arial" w:hAnsi="Arial"/>
@@ -7212,7 +7212,7 @@
               <w:spacing w:after="10" w:before="0"/>
               <w:ind w:left="120"/>
             </w:pPr>
-            <w:hyperlink w:history="1" r:id="rIdeiw2xofvshvzyph0ismu-">
+            <w:hyperlink w:history="1" r:id="rIdbqn1agzihm2hybcvibg5i">
               <w:r>
                 <w:rPr>
                   <w:rFonts w:ascii="Arial" w:cs="Arial" w:eastAsia="Arial" w:hAnsi="Arial"/>
@@ -7257,7 +7257,7 @@
             <w:pPr>
               <w:spacing w:after="20" w:before="0"/>
             </w:pPr>
-            <w:hyperlink w:history="1" r:id="rIdi40r4fkmzipnu5luztkp0">
+            <w:hyperlink w:history="1" r:id="rIdf2ohn-i-m0q5zw35vfvee">
               <w:r>
                 <w:rPr>
                   <w:rFonts w:ascii="Arial" w:cs="Arial" w:eastAsia="Arial" w:hAnsi="Arial"/>
@@ -7290,7 +7290,7 @@
               <w:spacing w:after="10" w:before="0"/>
               <w:ind w:left="120"/>
             </w:pPr>
-            <w:hyperlink w:history="1" r:id="rIdg48lcxdjdaa4x6ry9dhnr">
+            <w:hyperlink w:history="1" r:id="rId7m1rrlvgkfszixfahbit-">
               <w:r>
                 <w:rPr>
                   <w:rFonts w:ascii="Arial" w:cs="Arial" w:eastAsia="Arial" w:hAnsi="Arial"/>
@@ -7485,7 +7485,7 @@
             <w:pPr>
               <w:spacing w:after="20" w:before="0"/>
             </w:pPr>
-            <w:hyperlink w:history="1" r:id="rIdkzyypd0ecmfaqzg3vquyv">
+            <w:hyperlink w:history="1" r:id="rIdkes5hovubnfin83cdxkty">
               <w:r>
                 <w:rPr>
                   <w:rFonts w:ascii="Arial" w:cs="Arial" w:eastAsia="Arial" w:hAnsi="Arial"/>
@@ -7518,7 +7518,7 @@
               <w:spacing w:after="10" w:before="0"/>
               <w:ind w:left="120"/>
             </w:pPr>
-            <w:hyperlink w:history="1" r:id="rIdz-qvejv0chll_df2h-nkf">
+            <w:hyperlink w:history="1" r:id="rIdtxe5n7bm9rqhqxbpzoyk-">
               <w:r>
                 <w:rPr>
                   <w:rFonts w:ascii="Arial" w:cs="Arial" w:eastAsia="Arial" w:hAnsi="Arial"/>
@@ -7563,7 +7563,7 @@
             <w:pPr>
               <w:spacing w:after="20" w:before="0"/>
             </w:pPr>
-            <w:hyperlink w:history="1" r:id="rIdfhhhljngpxasuzm9daqkd">
+            <w:hyperlink w:history="1" r:id="rIdb2jej3wd3chctdg08mjfo">
               <w:r>
                 <w:rPr>
                   <w:rFonts w:ascii="Arial" w:cs="Arial" w:eastAsia="Arial" w:hAnsi="Arial"/>
@@ -7596,7 +7596,7 @@
               <w:spacing w:after="10" w:before="0"/>
               <w:ind w:left="120"/>
             </w:pPr>
-            <w:hyperlink w:history="1" r:id="rIdldgjscbagxolpnm04_sag">
+            <w:hyperlink w:history="1" r:id="rIdukxy-1tlnl5gmkj-fzxqx">
               <w:r>
                 <w:rPr>
                   <w:rFonts w:ascii="Arial" w:cs="Arial" w:eastAsia="Arial" w:hAnsi="Arial"/>
@@ -8108,7 +8108,7 @@
         </w:rPr>
         <w:t xml:space="preserve">© 2026 SeaVuria and ARES. Aligned with KICD objectives. Developed by SeaVuria; technical implementation by ARES (with AI assistance from Claude). Licensed under </w:t>
       </w:r>
-      <w:hyperlink w:history="1" r:id="rIdabeu60gfzsbz1ddokfuce">
+      <w:hyperlink w:history="1" r:id="rIdvzb8b_xpedkaynkialmgf">
         <w:r>
           <w:rPr>
             <w:rFonts w:ascii="Arial" w:cs="Arial" w:eastAsia="Arial" w:hAnsi="Arial"/>
@@ -8129,7 +8129,7 @@
         </w:rPr>
         <w:t xml:space="preserve"> (</w:t>
       </w:r>
-      <w:hyperlink w:history="1" r:id="rId29ubfc0ji3cnw-a72etuq">
+      <w:hyperlink w:history="1" r:id="rIdjrfjfhjvj36kkz4toeibe">
         <w:r>
           <w:rPr>
             <w:rFonts w:ascii="Arial" w:cs="Arial" w:eastAsia="Arial" w:hAnsi="Arial"/>
@@ -9142,7 +9142,7 @@
             <w:pPr>
               <w:spacing w:after="20" w:before="0"/>
             </w:pPr>
-            <w:hyperlink w:history="1" r:id="rIdpjnfwyku05iojyfnswocx">
+            <w:hyperlink w:history="1" r:id="rIduqm7at21trhviyo7yom9k">
               <w:r>
                 <w:rPr>
                   <w:rFonts w:ascii="Arial" w:cs="Arial" w:eastAsia="Arial" w:hAnsi="Arial"/>
@@ -9175,7 +9175,7 @@
               <w:spacing w:after="10" w:before="0"/>
               <w:ind w:left="120"/>
             </w:pPr>
-            <w:hyperlink w:history="1" r:id="rIdrf4-m3qywrw52r381vddf">
+            <w:hyperlink w:history="1" r:id="rId3j6ff78vswduckidc-jkl">
               <w:r>
                 <w:rPr>
                   <w:rFonts w:ascii="Arial" w:cs="Arial" w:eastAsia="Arial" w:hAnsi="Arial"/>
@@ -9220,7 +9220,7 @@
             <w:pPr>
               <w:spacing w:after="20" w:before="0"/>
             </w:pPr>
-            <w:hyperlink w:history="1" r:id="rIde1y7rs6no4zo6b9-mihdv">
+            <w:hyperlink w:history="1" r:id="rIdhwhxqwysezxe510qpkybs">
               <w:r>
                 <w:rPr>
                   <w:rFonts w:ascii="Arial" w:cs="Arial" w:eastAsia="Arial" w:hAnsi="Arial"/>
@@ -9253,7 +9253,7 @@
               <w:spacing w:after="10" w:before="0"/>
               <w:ind w:left="120"/>
             </w:pPr>
-            <w:hyperlink w:history="1" r:id="rIdmi9bu-hyczg3usxkqocpi">
+            <w:hyperlink w:history="1" r:id="rIdtgpbe8yphetz25ewznd_d">
               <w:r>
                 <w:rPr>
                   <w:rFonts w:ascii="Arial" w:cs="Arial" w:eastAsia="Arial" w:hAnsi="Arial"/>
@@ -9448,7 +9448,7 @@
             <w:pPr>
               <w:spacing w:after="20" w:before="0"/>
             </w:pPr>
-            <w:hyperlink w:history="1" r:id="rIdygmsc6aqwsx81aa6wyodp">
+            <w:hyperlink w:history="1" r:id="rIdiom9nkvdyjulcpjyvanfx">
               <w:r>
                 <w:rPr>
                   <w:rFonts w:ascii="Arial" w:cs="Arial" w:eastAsia="Arial" w:hAnsi="Arial"/>
@@ -9481,7 +9481,7 @@
               <w:spacing w:after="10" w:before="0"/>
               <w:ind w:left="120"/>
             </w:pPr>
-            <w:hyperlink w:history="1" r:id="rIdbshzs4a7jqbvf1r81hiji">
+            <w:hyperlink w:history="1" r:id="rIdq8jjmnykpi2kchrw6nv11">
               <w:r>
                 <w:rPr>
                   <w:rFonts w:ascii="Arial" w:cs="Arial" w:eastAsia="Arial" w:hAnsi="Arial"/>
@@ -9526,7 +9526,7 @@
             <w:pPr>
               <w:spacing w:after="20" w:before="0"/>
             </w:pPr>
-            <w:hyperlink w:history="1" r:id="rIdcenrxzgukzkltgqqfzfcc">
+            <w:hyperlink w:history="1" r:id="rIdejejpc0oq0sveqg967l92">
               <w:r>
                 <w:rPr>
                   <w:rFonts w:ascii="Arial" w:cs="Arial" w:eastAsia="Arial" w:hAnsi="Arial"/>
@@ -9559,7 +9559,7 @@
               <w:spacing w:after="10" w:before="0"/>
               <w:ind w:left="120"/>
             </w:pPr>
-            <w:hyperlink w:history="1" r:id="rIdrvww8fumroypm5ole1hor">
+            <w:hyperlink w:history="1" r:id="rIdxht9ikpuwq1938kjcribr">
               <w:r>
                 <w:rPr>
                   <w:rFonts w:ascii="Arial" w:cs="Arial" w:eastAsia="Arial" w:hAnsi="Arial"/>
@@ -9754,7 +9754,7 @@
             <w:pPr>
               <w:spacing w:after="20" w:before="0"/>
             </w:pPr>
-            <w:hyperlink w:history="1" r:id="rIdc8ac0cwhyk9f7vjous4lq">
+            <w:hyperlink w:history="1" r:id="rIdpk_ldcqkd_i-tmkra4iht">
               <w:r>
                 <w:rPr>
                   <w:rFonts w:ascii="Arial" w:cs="Arial" w:eastAsia="Arial" w:hAnsi="Arial"/>
@@ -9787,7 +9787,7 @@
               <w:spacing w:after="10" w:before="0"/>
               <w:ind w:left="120"/>
             </w:pPr>
-            <w:hyperlink w:history="1" r:id="rId5mnhcufs-0yq_6z-h0zfk">
+            <w:hyperlink w:history="1" r:id="rIdldabhdpqwzt2wn-nsqt4a">
               <w:r>
                 <w:rPr>
                   <w:rFonts w:ascii="Arial" w:cs="Arial" w:eastAsia="Arial" w:hAnsi="Arial"/>
@@ -9832,7 +9832,7 @@
             <w:pPr>
               <w:spacing w:after="20" w:before="0"/>
             </w:pPr>
-            <w:hyperlink w:history="1" r:id="rIdfkvx9wsw_ua_kiakoc88f">
+            <w:hyperlink w:history="1" r:id="rIdt6aftomtkyiilv1watdgl">
               <w:r>
                 <w:rPr>
                   <w:rFonts w:ascii="Arial" w:cs="Arial" w:eastAsia="Arial" w:hAnsi="Arial"/>
@@ -9865,7 +9865,7 @@
               <w:spacing w:after="10" w:before="0"/>
               <w:ind w:left="120"/>
             </w:pPr>
-            <w:hyperlink w:history="1" r:id="rIdpqqtuoghqakzhstecmp3l">
+            <w:hyperlink w:history="1" r:id="rIdrh5y1nd4bi1a1joalo17o">
               <w:r>
                 <w:rPr>
                   <w:rFonts w:ascii="Arial" w:cs="Arial" w:eastAsia="Arial" w:hAnsi="Arial"/>
@@ -10060,7 +10060,7 @@
             <w:pPr>
               <w:spacing w:after="20" w:before="0"/>
             </w:pPr>
-            <w:hyperlink w:history="1" r:id="rIdx3wwwu6tbdcccy9ktunwt">
+            <w:hyperlink w:history="1" r:id="rIdczrjy-x-eoeoxwyyyldgb">
               <w:r>
                 <w:rPr>
                   <w:rFonts w:ascii="Arial" w:cs="Arial" w:eastAsia="Arial" w:hAnsi="Arial"/>
@@ -10093,7 +10093,7 @@
               <w:spacing w:after="10" w:before="0"/>
               <w:ind w:left="120"/>
             </w:pPr>
-            <w:hyperlink w:history="1" r:id="rIduiaerf0upim8takhcmzt_">
+            <w:hyperlink w:history="1" r:id="rId0khwkwttjjgyitmcade2q">
               <w:r>
                 <w:rPr>
                   <w:rFonts w:ascii="Arial" w:cs="Arial" w:eastAsia="Arial" w:hAnsi="Arial"/>
@@ -10138,7 +10138,7 @@
             <w:pPr>
               <w:spacing w:after="20" w:before="0"/>
             </w:pPr>
-            <w:hyperlink w:history="1" r:id="rIdwjpf_yx0bhqfyfx_ekzan">
+            <w:hyperlink w:history="1" r:id="rIdqcigtddwngek2qfjbruvb">
               <w:r>
                 <w:rPr>
                   <w:rFonts w:ascii="Arial" w:cs="Arial" w:eastAsia="Arial" w:hAnsi="Arial"/>
@@ -10171,7 +10171,7 @@
               <w:spacing w:after="10" w:before="0"/>
               <w:ind w:left="120"/>
             </w:pPr>
-            <w:hyperlink w:history="1" r:id="rIdmayizpmizwrp9acqlk6yh">
+            <w:hyperlink w:history="1" r:id="rIdfjz3fsc4zhbxymiffbrxc">
               <w:r>
                 <w:rPr>
                   <w:rFonts w:ascii="Arial" w:cs="Arial" w:eastAsia="Arial" w:hAnsi="Arial"/>
@@ -10366,7 +10366,7 @@
             <w:pPr>
               <w:spacing w:after="20" w:before="0"/>
             </w:pPr>
-            <w:hyperlink w:history="1" r:id="rIdqgqa1tcvet4lrbuabpnje">
+            <w:hyperlink w:history="1" r:id="rIdoukl1gwa118xfvchdwkll">
               <w:r>
                 <w:rPr>
                   <w:rFonts w:ascii="Arial" w:cs="Arial" w:eastAsia="Arial" w:hAnsi="Arial"/>
@@ -10399,7 +10399,7 @@
               <w:spacing w:after="10" w:before="0"/>
               <w:ind w:left="120"/>
             </w:pPr>
-            <w:hyperlink w:history="1" r:id="rIdacmzjt4grz7lekdc3a_up">
+            <w:hyperlink w:history="1" r:id="rId5ucc0u3jx8urctdsdvwjm">
               <w:r>
                 <w:rPr>
                   <w:rFonts w:ascii="Arial" w:cs="Arial" w:eastAsia="Arial" w:hAnsi="Arial"/>
@@ -10444,7 +10444,7 @@
             <w:pPr>
               <w:spacing w:after="20" w:before="0"/>
             </w:pPr>
-            <w:hyperlink w:history="1" r:id="rIdjjcoxhhgyykxfekqsa_dr">
+            <w:hyperlink w:history="1" r:id="rId8svy1puwig9nxvfn7zooj">
               <w:r>
                 <w:rPr>
                   <w:rFonts w:ascii="Arial" w:cs="Arial" w:eastAsia="Arial" w:hAnsi="Arial"/>
@@ -10477,7 +10477,7 @@
               <w:spacing w:after="10" w:before="0"/>
               <w:ind w:left="120"/>
             </w:pPr>
-            <w:hyperlink w:history="1" r:id="rIde77eqqwggjvicfjlswyjs">
+            <w:hyperlink w:history="1" r:id="rId5udqy3zrjohncqnclxbj_">
               <w:r>
                 <w:rPr>
                   <w:rFonts w:ascii="Arial" w:cs="Arial" w:eastAsia="Arial" w:hAnsi="Arial"/>
@@ -10989,7 +10989,7 @@
         </w:rPr>
         <w:t xml:space="preserve">© 2026 SeaVuria and ARES. Aligned with KICD objectives. Developed by SeaVuria; technical implementation by ARES (with AI assistance from Claude). Licensed under </w:t>
       </w:r>
-      <w:hyperlink w:history="1" r:id="rIdeicxlzsxx94mu3jk2vuir">
+      <w:hyperlink w:history="1" r:id="rIdiq5p50taek1dinyev-pzl">
         <w:r>
           <w:rPr>
             <w:rFonts w:ascii="Arial" w:cs="Arial" w:eastAsia="Arial" w:hAnsi="Arial"/>
@@ -11010,7 +11010,7 @@
         </w:rPr>
         <w:t xml:space="preserve"> (</w:t>
       </w:r>
-      <w:hyperlink w:history="1" r:id="rIdibiehcqghq8-sted7ita_">
+      <w:hyperlink w:history="1" r:id="rIdedrzabxpdg3xjfzjorecm">
         <w:r>
           <w:rPr>
             <w:rFonts w:ascii="Arial" w:cs="Arial" w:eastAsia="Arial" w:hAnsi="Arial"/>
@@ -12023,7 +12023,7 @@
             <w:pPr>
               <w:spacing w:after="20" w:before="0"/>
             </w:pPr>
-            <w:hyperlink w:history="1" r:id="rId-mr-pmuwsewhnwxqoisov">
+            <w:hyperlink w:history="1" r:id="rIdgl1gfto4ug9iqpcyy6q8-">
               <w:r>
                 <w:rPr>
                   <w:rFonts w:ascii="Arial" w:cs="Arial" w:eastAsia="Arial" w:hAnsi="Arial"/>
@@ -12056,7 +12056,7 @@
               <w:spacing w:after="10" w:before="0"/>
               <w:ind w:left="120"/>
             </w:pPr>
-            <w:hyperlink w:history="1" r:id="rId0fysutbc1u6qn9_gcghlx">
+            <w:hyperlink w:history="1" r:id="rIdnnhnitzbnutcghfh22lin">
               <w:r>
                 <w:rPr>
                   <w:rFonts w:ascii="Arial" w:cs="Arial" w:eastAsia="Arial" w:hAnsi="Arial"/>
@@ -12101,7 +12101,7 @@
             <w:pPr>
               <w:spacing w:after="20" w:before="0"/>
             </w:pPr>
-            <w:hyperlink w:history="1" r:id="rIdieri85oxpqhwzce7we2ms">
+            <w:hyperlink w:history="1" r:id="rIdqo5-avsci83818shfdd_e">
               <w:r>
                 <w:rPr>
                   <w:rFonts w:ascii="Arial" w:cs="Arial" w:eastAsia="Arial" w:hAnsi="Arial"/>
@@ -12134,7 +12134,7 @@
               <w:spacing w:after="10" w:before="0"/>
               <w:ind w:left="120"/>
             </w:pPr>
-            <w:hyperlink w:history="1" r:id="rIdlrah-xyulklb-ojdxsok0">
+            <w:hyperlink w:history="1" r:id="rIdqhiq7_bubfbfjarj2ohaq">
               <w:r>
                 <w:rPr>
                   <w:rFonts w:ascii="Arial" w:cs="Arial" w:eastAsia="Arial" w:hAnsi="Arial"/>
@@ -12329,7 +12329,7 @@
             <w:pPr>
               <w:spacing w:after="20" w:before="0"/>
             </w:pPr>
-            <w:hyperlink w:history="1" r:id="rIdo730bvrvur1ix8gb0_szc">
+            <w:hyperlink w:history="1" r:id="rIdab7x5snnnnf8-a0y32g7u">
               <w:r>
                 <w:rPr>
                   <w:rFonts w:ascii="Arial" w:cs="Arial" w:eastAsia="Arial" w:hAnsi="Arial"/>
@@ -12362,7 +12362,7 @@
               <w:spacing w:after="10" w:before="0"/>
               <w:ind w:left="120"/>
             </w:pPr>
-            <w:hyperlink w:history="1" r:id="rId9ie5mklvus5buj1yl3itg">
+            <w:hyperlink w:history="1" r:id="rId2qhq3s6ymv9lftwh9djdf">
               <w:r>
                 <w:rPr>
                   <w:rFonts w:ascii="Arial" w:cs="Arial" w:eastAsia="Arial" w:hAnsi="Arial"/>
@@ -12407,7 +12407,7 @@
             <w:pPr>
               <w:spacing w:after="20" w:before="0"/>
             </w:pPr>
-            <w:hyperlink w:history="1" r:id="rIdih34wei07a09eugn7xt9g">
+            <w:hyperlink w:history="1" r:id="rIdshzu8gzsm9_vhwbwzx59e">
               <w:r>
                 <w:rPr>
                   <w:rFonts w:ascii="Arial" w:cs="Arial" w:eastAsia="Arial" w:hAnsi="Arial"/>
@@ -12440,7 +12440,7 @@
               <w:spacing w:after="10" w:before="0"/>
               <w:ind w:left="120"/>
             </w:pPr>
-            <w:hyperlink w:history="1" r:id="rIdxi10zvqzni_gttyt6daqm">
+            <w:hyperlink w:history="1" r:id="rIdua5pqneb6du38v0mqu4po">
               <w:r>
                 <w:rPr>
                   <w:rFonts w:ascii="Arial" w:cs="Arial" w:eastAsia="Arial" w:hAnsi="Arial"/>
@@ -12635,7 +12635,7 @@
             <w:pPr>
               <w:spacing w:after="20" w:before="0"/>
             </w:pPr>
-            <w:hyperlink w:history="1" r:id="rId9wucy-sejgoiyabpxsegf">
+            <w:hyperlink w:history="1" r:id="rIdcnptgv7ojczd3lsfmbpa0">
               <w:r>
                 <w:rPr>
                   <w:rFonts w:ascii="Arial" w:cs="Arial" w:eastAsia="Arial" w:hAnsi="Arial"/>
@@ -12668,7 +12668,7 @@
               <w:spacing w:after="10" w:before="0"/>
               <w:ind w:left="120"/>
             </w:pPr>
-            <w:hyperlink w:history="1" r:id="rIdavy3nj3rrw62znsvow6fg">
+            <w:hyperlink w:history="1" r:id="rIdedgib0fbacikqvfucydga">
               <w:r>
                 <w:rPr>
                   <w:rFonts w:ascii="Arial" w:cs="Arial" w:eastAsia="Arial" w:hAnsi="Arial"/>
@@ -12713,7 +12713,7 @@
             <w:pPr>
               <w:spacing w:after="20" w:before="0"/>
             </w:pPr>
-            <w:hyperlink w:history="1" r:id="rId2oqaopmhqbt8d2q3lxdkt">
+            <w:hyperlink w:history="1" r:id="rIdaxtw-t-brmxdnnsxipmws">
               <w:r>
                 <w:rPr>
                   <w:rFonts w:ascii="Arial" w:cs="Arial" w:eastAsia="Arial" w:hAnsi="Arial"/>
@@ -12746,7 +12746,7 @@
               <w:spacing w:after="10" w:before="0"/>
               <w:ind w:left="120"/>
             </w:pPr>
-            <w:hyperlink w:history="1" r:id="rIdci2ubp2q1th95dlut6bin">
+            <w:hyperlink w:history="1" r:id="rIdt_qpyxkkr4e8qhgvoia-f">
               <w:r>
                 <w:rPr>
                   <w:rFonts w:ascii="Arial" w:cs="Arial" w:eastAsia="Arial" w:hAnsi="Arial"/>
@@ -12941,7 +12941,7 @@
             <w:pPr>
               <w:spacing w:after="20" w:before="0"/>
             </w:pPr>
-            <w:hyperlink w:history="1" r:id="rIdbjetemksqg0ib5bzfedjc">
+            <w:hyperlink w:history="1" r:id="rIdnfkbxyamn8rucd3pwa6wn">
               <w:r>
                 <w:rPr>
                   <w:rFonts w:ascii="Arial" w:cs="Arial" w:eastAsia="Arial" w:hAnsi="Arial"/>
@@ -12974,7 +12974,7 @@
               <w:spacing w:after="10" w:before="0"/>
               <w:ind w:left="120"/>
             </w:pPr>
-            <w:hyperlink w:history="1" r:id="rId5e6mqmkx6tsad5trzgcl5">
+            <w:hyperlink w:history="1" r:id="rIdpnge3gdztvy9rkzpog1l8">
               <w:r>
                 <w:rPr>
                   <w:rFonts w:ascii="Arial" w:cs="Arial" w:eastAsia="Arial" w:hAnsi="Arial"/>
@@ -13019,7 +13019,7 @@
             <w:pPr>
               <w:spacing w:after="20" w:before="0"/>
             </w:pPr>
-            <w:hyperlink w:history="1" r:id="rIdgduevojuexy3hz_igjndl">
+            <w:hyperlink w:history="1" r:id="rIdlw-wlzadudq1y0fny74bi">
               <w:r>
                 <w:rPr>
                   <w:rFonts w:ascii="Arial" w:cs="Arial" w:eastAsia="Arial" w:hAnsi="Arial"/>
@@ -13052,7 +13052,7 @@
               <w:spacing w:after="10" w:before="0"/>
               <w:ind w:left="120"/>
             </w:pPr>
-            <w:hyperlink w:history="1" r:id="rId-jgmejxpkyp3tzriy9fwp">
+            <w:hyperlink w:history="1" r:id="rId8ohknpof050pjnbjotf4y">
               <w:r>
                 <w:rPr>
                   <w:rFonts w:ascii="Arial" w:cs="Arial" w:eastAsia="Arial" w:hAnsi="Arial"/>
@@ -13247,7 +13247,7 @@
             <w:pPr>
               <w:spacing w:after="20" w:before="0"/>
             </w:pPr>
-            <w:hyperlink w:history="1" r:id="rId4xrqhwcnl9etdx7_v68sv">
+            <w:hyperlink w:history="1" r:id="rIdq2dmm1oflw7mpogmzl8dp">
               <w:r>
                 <w:rPr>
                   <w:rFonts w:ascii="Arial" w:cs="Arial" w:eastAsia="Arial" w:hAnsi="Arial"/>
@@ -13280,7 +13280,7 @@
               <w:spacing w:after="10" w:before="0"/>
               <w:ind w:left="120"/>
             </w:pPr>
-            <w:hyperlink w:history="1" r:id="rIdjsf4zp6d_ob8zzh-xxnfl">
+            <w:hyperlink w:history="1" r:id="rId1l6eh4lq_h0kzsr3p4dd_">
               <w:r>
                 <w:rPr>
                   <w:rFonts w:ascii="Arial" w:cs="Arial" w:eastAsia="Arial" w:hAnsi="Arial"/>
@@ -13325,7 +13325,7 @@
             <w:pPr>
               <w:spacing w:after="20" w:before="0"/>
             </w:pPr>
-            <w:hyperlink w:history="1" r:id="rIddirofo2nnq563e9paef9v">
+            <w:hyperlink w:history="1" r:id="rIdcdbfwfkqy4g-mbrxvwe3i">
               <w:r>
                 <w:rPr>
                   <w:rFonts w:ascii="Arial" w:cs="Arial" w:eastAsia="Arial" w:hAnsi="Arial"/>
@@ -13358,7 +13358,7 @@
               <w:spacing w:after="10" w:before="0"/>
               <w:ind w:left="120"/>
             </w:pPr>
-            <w:hyperlink w:history="1" r:id="rIdskoclh_qngmxhcasuiwij">
+            <w:hyperlink w:history="1" r:id="rIdox6-o7zj0rdhprdlox-_r">
               <w:r>
                 <w:rPr>
                   <w:rFonts w:ascii="Arial" w:cs="Arial" w:eastAsia="Arial" w:hAnsi="Arial"/>
@@ -13965,7 +13965,7 @@
         </w:rPr>
         <w:t xml:space="preserve">© 2026 SeaVuria and ARES. Aligned with KICD objectives. Developed by SeaVuria; technical implementation by ARES (with AI assistance from Claude). Licensed under </w:t>
       </w:r>
-      <w:hyperlink w:history="1" r:id="rIdkulgdtx7xqpo50dr2bs3n">
+      <w:hyperlink w:history="1" r:id="rId4vr-btsxlmo-dlyh0lycx">
         <w:r>
           <w:rPr>
             <w:rFonts w:ascii="Arial" w:cs="Arial" w:eastAsia="Arial" w:hAnsi="Arial"/>
@@ -13986,7 +13986,7 @@
         </w:rPr>
         <w:t xml:space="preserve"> (</w:t>
       </w:r>
-      <w:hyperlink w:history="1" r:id="rIdwhgeqfj9hi1i5hpgwdbbl">
+      <w:hyperlink w:history="1" r:id="rIdttrg3zxj62r8pupg6kxdp">
         <w:r>
           <w:rPr>
             <w:rFonts w:ascii="Arial" w:cs="Arial" w:eastAsia="Arial" w:hAnsi="Arial"/>
@@ -14999,7 +14999,7 @@
             <w:pPr>
               <w:spacing w:after="20" w:before="0"/>
             </w:pPr>
-            <w:hyperlink w:history="1" r:id="rIdazhjsto43kmmas6sdsjye">
+            <w:hyperlink w:history="1" r:id="rIdiget4vnnlhd_lp97u-tmf">
               <w:r>
                 <w:rPr>
                   <w:rFonts w:ascii="Arial" w:cs="Arial" w:eastAsia="Arial" w:hAnsi="Arial"/>
@@ -15032,7 +15032,7 @@
               <w:spacing w:after="10" w:before="0"/>
               <w:ind w:left="120"/>
             </w:pPr>
-            <w:hyperlink w:history="1" r:id="rIddwluvcop5xmjqqluafpsc">
+            <w:hyperlink w:history="1" r:id="rIdcd4hzekutm8zdwt-gyq_y">
               <w:r>
                 <w:rPr>
                   <w:rFonts w:ascii="Arial" w:cs="Arial" w:eastAsia="Arial" w:hAnsi="Arial"/>
@@ -15077,7 +15077,7 @@
             <w:pPr>
               <w:spacing w:after="20" w:before="0"/>
             </w:pPr>
-            <w:hyperlink w:history="1" r:id="rIdf0mlywymjuksrgidvzesb">
+            <w:hyperlink w:history="1" r:id="rId_67y0g-ev_jmkexqe_t1t">
               <w:r>
                 <w:rPr>
                   <w:rFonts w:ascii="Arial" w:cs="Arial" w:eastAsia="Arial" w:hAnsi="Arial"/>
@@ -15110,7 +15110,7 @@
               <w:spacing w:after="10" w:before="0"/>
               <w:ind w:left="120"/>
             </w:pPr>
-            <w:hyperlink w:history="1" r:id="rId5zr5db7p2tadv8pkezrak">
+            <w:hyperlink w:history="1" r:id="rIdznfhx9slqrasg7l4p4tq7">
               <w:r>
                 <w:rPr>
                   <w:rFonts w:ascii="Arial" w:cs="Arial" w:eastAsia="Arial" w:hAnsi="Arial"/>
@@ -15305,7 +15305,7 @@
             <w:pPr>
               <w:spacing w:after="20" w:before="0"/>
             </w:pPr>
-            <w:hyperlink w:history="1" r:id="rIdznymtvng4b6oynkjuntfa">
+            <w:hyperlink w:history="1" r:id="rId3hufdxpwgznhi66xozrty">
               <w:r>
                 <w:rPr>
                   <w:rFonts w:ascii="Arial" w:cs="Arial" w:eastAsia="Arial" w:hAnsi="Arial"/>
@@ -15338,7 +15338,7 @@
               <w:spacing w:after="10" w:before="0"/>
               <w:ind w:left="120"/>
             </w:pPr>
-            <w:hyperlink w:history="1" r:id="rIdgiiddqf8iq6zhssah1hxh">
+            <w:hyperlink w:history="1" r:id="rIdwe7-bmmi-_dz1jl6hpcrk">
               <w:r>
                 <w:rPr>
                   <w:rFonts w:ascii="Arial" w:cs="Arial" w:eastAsia="Arial" w:hAnsi="Arial"/>
@@ -15383,7 +15383,7 @@
             <w:pPr>
               <w:spacing w:after="20" w:before="0"/>
             </w:pPr>
-            <w:hyperlink w:history="1" r:id="rIdm4sjwydbpg2vu2xyqnu2o">
+            <w:hyperlink w:history="1" r:id="rIdyg1arfzeusjgrz9do1gyn">
               <w:r>
                 <w:rPr>
                   <w:rFonts w:ascii="Arial" w:cs="Arial" w:eastAsia="Arial" w:hAnsi="Arial"/>
@@ -15416,7 +15416,7 @@
               <w:spacing w:after="10" w:before="0"/>
               <w:ind w:left="120"/>
             </w:pPr>
-            <w:hyperlink w:history="1" r:id="rIde9qxmhmj_gmuscjagmfyz">
+            <w:hyperlink w:history="1" r:id="rIdvucwn9wq3le16fkxexblw">
               <w:r>
                 <w:rPr>
                   <w:rFonts w:ascii="Arial" w:cs="Arial" w:eastAsia="Arial" w:hAnsi="Arial"/>
@@ -15611,7 +15611,7 @@
             <w:pPr>
               <w:spacing w:after="20" w:before="0"/>
             </w:pPr>
-            <w:hyperlink w:history="1" r:id="rIdnc48a_cvqsrztcswj9gnm">
+            <w:hyperlink w:history="1" r:id="rIdjx606e66i1rqqfqbjzrgm">
               <w:r>
                 <w:rPr>
                   <w:rFonts w:ascii="Arial" w:cs="Arial" w:eastAsia="Arial" w:hAnsi="Arial"/>
@@ -15644,7 +15644,7 @@
               <w:spacing w:after="10" w:before="0"/>
               <w:ind w:left="120"/>
             </w:pPr>
-            <w:hyperlink w:history="1" r:id="rIdu5pkxs1e5ravok-hmw6u9">
+            <w:hyperlink w:history="1" r:id="rId10nqyijmuuoni3ydzwkoc">
               <w:r>
                 <w:rPr>
                   <w:rFonts w:ascii="Arial" w:cs="Arial" w:eastAsia="Arial" w:hAnsi="Arial"/>
@@ -15689,7 +15689,7 @@
             <w:pPr>
               <w:spacing w:after="20" w:before="0"/>
             </w:pPr>
-            <w:hyperlink w:history="1" r:id="rIdgn8mfm7nmivrbbi9qj3wf">
+            <w:hyperlink w:history="1" r:id="rIdr9ktrezom82isa47dbrlo">
               <w:r>
                 <w:rPr>
                   <w:rFonts w:ascii="Arial" w:cs="Arial" w:eastAsia="Arial" w:hAnsi="Arial"/>
@@ -15722,7 +15722,7 @@
               <w:spacing w:after="10" w:before="0"/>
               <w:ind w:left="120"/>
             </w:pPr>
-            <w:hyperlink w:history="1" r:id="rIdybcpgyzhbsjsquw4hwq9y">
+            <w:hyperlink w:history="1" r:id="rIdru8ienz2rjiegftacmrdv">
               <w:r>
                 <w:rPr>
                   <w:rFonts w:ascii="Arial" w:cs="Arial" w:eastAsia="Arial" w:hAnsi="Arial"/>
@@ -15917,7 +15917,7 @@
             <w:pPr>
               <w:spacing w:after="20" w:before="0"/>
             </w:pPr>
-            <w:hyperlink w:history="1" r:id="rIdvvyigudqusltd8qufdvdw">
+            <w:hyperlink w:history="1" r:id="rIdk4xxwdxfyoj257hlwmxj_">
               <w:r>
                 <w:rPr>
                   <w:rFonts w:ascii="Arial" w:cs="Arial" w:eastAsia="Arial" w:hAnsi="Arial"/>
@@ -15950,7 +15950,7 @@
               <w:spacing w:after="10" w:before="0"/>
               <w:ind w:left="120"/>
             </w:pPr>
-            <w:hyperlink w:history="1" r:id="rIdvhq78pa1l8xo5v8qpy7xn">
+            <w:hyperlink w:history="1" r:id="rId3zhq75zt4khggvsl_zbkq">
               <w:r>
                 <w:rPr>
                   <w:rFonts w:ascii="Arial" w:cs="Arial" w:eastAsia="Arial" w:hAnsi="Arial"/>
@@ -15995,7 +15995,7 @@
             <w:pPr>
               <w:spacing w:after="20" w:before="0"/>
             </w:pPr>
-            <w:hyperlink w:history="1" r:id="rIdnknh6dxw3htxjedwbpb55">
+            <w:hyperlink w:history="1" r:id="rIdvlqxsr1j8xfduoxinry-r">
               <w:r>
                 <w:rPr>
                   <w:rFonts w:ascii="Arial" w:cs="Arial" w:eastAsia="Arial" w:hAnsi="Arial"/>
@@ -16028,7 +16028,7 @@
               <w:spacing w:after="10" w:before="0"/>
               <w:ind w:left="120"/>
             </w:pPr>
-            <w:hyperlink w:history="1" r:id="rId06rgfrhjeeov6iwrth3df">
+            <w:hyperlink w:history="1" r:id="rIdnbc-p25zu4-zrqdcmvqu8">
               <w:r>
                 <w:rPr>
                   <w:rFonts w:ascii="Arial" w:cs="Arial" w:eastAsia="Arial" w:hAnsi="Arial"/>
@@ -16223,7 +16223,7 @@
             <w:pPr>
               <w:spacing w:after="20" w:before="0"/>
             </w:pPr>
-            <w:hyperlink w:history="1" r:id="rIdlz1yztt0y4e3vbtac9dix">
+            <w:hyperlink w:history="1" r:id="rIdcl5gj9adfo0itftrgazbf">
               <w:r>
                 <w:rPr>
                   <w:rFonts w:ascii="Arial" w:cs="Arial" w:eastAsia="Arial" w:hAnsi="Arial"/>
@@ -16256,7 +16256,7 @@
               <w:spacing w:after="10" w:before="0"/>
               <w:ind w:left="120"/>
             </w:pPr>
-            <w:hyperlink w:history="1" r:id="rIdxpvdh8bvvndh6rw4t13ke">
+            <w:hyperlink w:history="1" r:id="rId1zmwtptjx9y1kv5cls4gn">
               <w:r>
                 <w:rPr>
                   <w:rFonts w:ascii="Arial" w:cs="Arial" w:eastAsia="Arial" w:hAnsi="Arial"/>
@@ -16301,7 +16301,7 @@
             <w:pPr>
               <w:spacing w:after="20" w:before="0"/>
             </w:pPr>
-            <w:hyperlink w:history="1" r:id="rIda1pznggc-6bimezkc_nkz">
+            <w:hyperlink w:history="1" r:id="rId6pot68_5rpgzwfly7v1cu">
               <w:r>
                 <w:rPr>
                   <w:rFonts w:ascii="Arial" w:cs="Arial" w:eastAsia="Arial" w:hAnsi="Arial"/>
@@ -16334,7 +16334,7 @@
               <w:spacing w:after="10" w:before="0"/>
               <w:ind w:left="120"/>
             </w:pPr>
-            <w:hyperlink w:history="1" r:id="rIddgsda3c3crballyisvmv-">
+            <w:hyperlink w:history="1" r:id="rIdbykubpsseli6j0so_rdvn">
               <w:r>
                 <w:rPr>
                   <w:rFonts w:ascii="Arial" w:cs="Arial" w:eastAsia="Arial" w:hAnsi="Arial"/>
@@ -16846,7 +16846,7 @@
         </w:rPr>
         <w:t xml:space="preserve">© 2026 SeaVuria and ARES. Aligned with KICD objectives. Developed by SeaVuria; technical implementation by ARES (with AI assistance from Claude). Licensed under </w:t>
       </w:r>
-      <w:hyperlink w:history="1" r:id="rIdqscbt8z7s25_71f_kcj7r">
+      <w:hyperlink w:history="1" r:id="rIdp0ykesvzrxzp5b74hknn5">
         <w:r>
           <w:rPr>
             <w:rFonts w:ascii="Arial" w:cs="Arial" w:eastAsia="Arial" w:hAnsi="Arial"/>
@@ -16867,7 +16867,7 @@
         </w:rPr>
         <w:t xml:space="preserve"> (</w:t>
       </w:r>
-      <w:hyperlink w:history="1" r:id="rIdjoevv_nnsjbuwpzpvopxj">
+      <w:hyperlink w:history="1" r:id="rIdvi-7feruhq9amxm8ojnjj">
         <w:r>
           <w:rPr>
             <w:rFonts w:ascii="Arial" w:cs="Arial" w:eastAsia="Arial" w:hAnsi="Arial"/>
@@ -17880,7 +17880,7 @@
             <w:pPr>
               <w:spacing w:after="20" w:before="0"/>
             </w:pPr>
-            <w:hyperlink w:history="1" r:id="rIdt0ibi6knlwqfze9ghmw1w">
+            <w:hyperlink w:history="1" r:id="rId8sx2uokz-eytbqkpwymvb">
               <w:r>
                 <w:rPr>
                   <w:rFonts w:ascii="Arial" w:cs="Arial" w:eastAsia="Arial" w:hAnsi="Arial"/>
@@ -17913,7 +17913,7 @@
               <w:spacing w:after="10" w:before="0"/>
               <w:ind w:left="120"/>
             </w:pPr>
-            <w:hyperlink w:history="1" r:id="rId72wsf_nxqjcjkvjdlaivl">
+            <w:hyperlink w:history="1" r:id="rIdbbfmqguzm04ynypdjjmjj">
               <w:r>
                 <w:rPr>
                   <w:rFonts w:ascii="Arial" w:cs="Arial" w:eastAsia="Arial" w:hAnsi="Arial"/>
@@ -17958,7 +17958,7 @@
             <w:pPr>
               <w:spacing w:after="20" w:before="0"/>
             </w:pPr>
-            <w:hyperlink w:history="1" r:id="rId3oesgadaz1ushnrtrbr7m">
+            <w:hyperlink w:history="1" r:id="rId1rp_gabswjractqk9twdp">
               <w:r>
                 <w:rPr>
                   <w:rFonts w:ascii="Arial" w:cs="Arial" w:eastAsia="Arial" w:hAnsi="Arial"/>
@@ -17991,7 +17991,7 @@
               <w:spacing w:after="10" w:before="0"/>
               <w:ind w:left="120"/>
             </w:pPr>
-            <w:hyperlink w:history="1" r:id="rId07rhrx2pjp_5ytlmmj3x3">
+            <w:hyperlink w:history="1" r:id="rIduvo0ipyvylrfs4wyzkkig">
               <w:r>
                 <w:rPr>
                   <w:rFonts w:ascii="Arial" w:cs="Arial" w:eastAsia="Arial" w:hAnsi="Arial"/>
@@ -18186,7 +18186,7 @@
             <w:pPr>
               <w:spacing w:after="20" w:before="0"/>
             </w:pPr>
-            <w:hyperlink w:history="1" r:id="rIddpdx8k_rdfmxxfe7imrd_">
+            <w:hyperlink w:history="1" r:id="rIdrlesd-b7psx4zt8eujhok">
               <w:r>
                 <w:rPr>
                   <w:rFonts w:ascii="Arial" w:cs="Arial" w:eastAsia="Arial" w:hAnsi="Arial"/>
@@ -18219,7 +18219,7 @@
               <w:spacing w:after="10" w:before="0"/>
               <w:ind w:left="120"/>
             </w:pPr>
-            <w:hyperlink w:history="1" r:id="rIduyd_y5zwl8dlfz8nhvqu9">
+            <w:hyperlink w:history="1" r:id="rId42urnrvgkfylqacpkysgl">
               <w:r>
                 <w:rPr>
                   <w:rFonts w:ascii="Arial" w:cs="Arial" w:eastAsia="Arial" w:hAnsi="Arial"/>
@@ -18264,7 +18264,7 @@
             <w:pPr>
               <w:spacing w:after="20" w:before="0"/>
             </w:pPr>
-            <w:hyperlink w:history="1" r:id="rIdaudjk82ehigvzqvg1yom1">
+            <w:hyperlink w:history="1" r:id="rIdkoexsxm2rz0gxzbnksko9">
               <w:r>
                 <w:rPr>
                   <w:rFonts w:ascii="Arial" w:cs="Arial" w:eastAsia="Arial" w:hAnsi="Arial"/>
@@ -18297,7 +18297,7 @@
               <w:spacing w:after="10" w:before="0"/>
               <w:ind w:left="120"/>
             </w:pPr>
-            <w:hyperlink w:history="1" r:id="rIdcuvn6uipr3l0vw6pzezyu">
+            <w:hyperlink w:history="1" r:id="rId6_kavikbgsxwfsmfvkkcy">
               <w:r>
                 <w:rPr>
                   <w:rFonts w:ascii="Arial" w:cs="Arial" w:eastAsia="Arial" w:hAnsi="Arial"/>
@@ -18492,7 +18492,7 @@
             <w:pPr>
               <w:spacing w:after="20" w:before="0"/>
             </w:pPr>
-            <w:hyperlink w:history="1" r:id="rIdy_kft4ugb2j4oo3-iadyh">
+            <w:hyperlink w:history="1" r:id="rIdy4pyyam0ua-8jc1-5q81a">
               <w:r>
                 <w:rPr>
                   <w:rFonts w:ascii="Arial" w:cs="Arial" w:eastAsia="Arial" w:hAnsi="Arial"/>
@@ -18525,7 +18525,7 @@
               <w:spacing w:after="10" w:before="0"/>
               <w:ind w:left="120"/>
             </w:pPr>
-            <w:hyperlink w:history="1" r:id="rIdrn24ojbltekrmrnto7zcm">
+            <w:hyperlink w:history="1" r:id="rIdgyfpdw3vgysdpszf3c-w0">
               <w:r>
                 <w:rPr>
                   <w:rFonts w:ascii="Arial" w:cs="Arial" w:eastAsia="Arial" w:hAnsi="Arial"/>
@@ -18570,7 +18570,7 @@
             <w:pPr>
               <w:spacing w:after="20" w:before="0"/>
             </w:pPr>
-            <w:hyperlink w:history="1" r:id="rIdqgneoyaecn1bp2tsgyiph">
+            <w:hyperlink w:history="1" r:id="rId5lm1w3s8ebl_mn8v7qxc5">
               <w:r>
                 <w:rPr>
                   <w:rFonts w:ascii="Arial" w:cs="Arial" w:eastAsia="Arial" w:hAnsi="Arial"/>
@@ -18603,7 +18603,7 @@
               <w:spacing w:after="10" w:before="0"/>
               <w:ind w:left="120"/>
             </w:pPr>
-            <w:hyperlink w:history="1" r:id="rIdmak7vq8wmnoriidxdtfqx">
+            <w:hyperlink w:history="1" r:id="rIdpz8ypm7mfxae6kmgm4fmc">
               <w:r>
                 <w:rPr>
                   <w:rFonts w:ascii="Arial" w:cs="Arial" w:eastAsia="Arial" w:hAnsi="Arial"/>
@@ -18798,7 +18798,7 @@
             <w:pPr>
               <w:spacing w:after="20" w:before="0"/>
             </w:pPr>
-            <w:hyperlink w:history="1" r:id="rIdj2bdbfqyzfrzycp4jh-ej">
+            <w:hyperlink w:history="1" r:id="rIdg5jlproxvhhsxw9rgirbh">
               <w:r>
                 <w:rPr>
                   <w:rFonts w:ascii="Arial" w:cs="Arial" w:eastAsia="Arial" w:hAnsi="Arial"/>
@@ -18831,7 +18831,7 @@
               <w:spacing w:after="10" w:before="0"/>
               <w:ind w:left="120"/>
             </w:pPr>
-            <w:hyperlink w:history="1" r:id="rIdtalncjuhgijzukjpe7tuy">
+            <w:hyperlink w:history="1" r:id="rIdj9es4dnkf8mxutxnxxqww">
               <w:r>
                 <w:rPr>
                   <w:rFonts w:ascii="Arial" w:cs="Arial" w:eastAsia="Arial" w:hAnsi="Arial"/>
@@ -18876,7 +18876,7 @@
             <w:pPr>
               <w:spacing w:after="20" w:before="0"/>
             </w:pPr>
-            <w:hyperlink w:history="1" r:id="rId9wevtp6btrqg1vexmzflj">
+            <w:hyperlink w:history="1" r:id="rIduj2cxv_dgltsktg8lrvv4">
               <w:r>
                 <w:rPr>
                   <w:rFonts w:ascii="Arial" w:cs="Arial" w:eastAsia="Arial" w:hAnsi="Arial"/>
@@ -18909,7 +18909,7 @@
               <w:spacing w:after="10" w:before="0"/>
               <w:ind w:left="120"/>
             </w:pPr>
-            <w:hyperlink w:history="1" r:id="rIdezi0or_lcjnrrifv21bvk">
+            <w:hyperlink w:history="1" r:id="rIdioypjqgbjqrpvzyupf6hi">
               <w:r>
                 <w:rPr>
                   <w:rFonts w:ascii="Arial" w:cs="Arial" w:eastAsia="Arial" w:hAnsi="Arial"/>
@@ -19104,7 +19104,7 @@
             <w:pPr>
               <w:spacing w:after="20" w:before="0"/>
             </w:pPr>
-            <w:hyperlink w:history="1" r:id="rIdz1yl6wv7dfmezuwmfh84u">
+            <w:hyperlink w:history="1" r:id="rIdkz3b5giztkqnv7omgg5ml">
               <w:r>
                 <w:rPr>
                   <w:rFonts w:ascii="Arial" w:cs="Arial" w:eastAsia="Arial" w:hAnsi="Arial"/>
@@ -19137,7 +19137,7 @@
               <w:spacing w:after="10" w:before="0"/>
               <w:ind w:left="120"/>
             </w:pPr>
-            <w:hyperlink w:history="1" r:id="rId3n4fn4eoe7qjj6aq5gi-m">
+            <w:hyperlink w:history="1" r:id="rIdvxbnrsz5xvkpvv8c1okcu">
               <w:r>
                 <w:rPr>
                   <w:rFonts w:ascii="Arial" w:cs="Arial" w:eastAsia="Arial" w:hAnsi="Arial"/>
@@ -19182,7 +19182,7 @@
             <w:pPr>
               <w:spacing w:after="20" w:before="0"/>
             </w:pPr>
-            <w:hyperlink w:history="1" r:id="rIdczcs1qr5yzqsstp_rjvcp">
+            <w:hyperlink w:history="1" r:id="rIddenbamvamshhlmz_xpvie">
               <w:r>
                 <w:rPr>
                   <w:rFonts w:ascii="Arial" w:cs="Arial" w:eastAsia="Arial" w:hAnsi="Arial"/>
@@ -19215,7 +19215,7 @@
               <w:spacing w:after="10" w:before="0"/>
               <w:ind w:left="120"/>
             </w:pPr>
-            <w:hyperlink w:history="1" r:id="rIdbfdpjewvhef_6nioflmp-">
+            <w:hyperlink w:history="1" r:id="rIdtbcvf5c7p50wvusm4z07z">
               <w:r>
                 <w:rPr>
                   <w:rFonts w:ascii="Arial" w:cs="Arial" w:eastAsia="Arial" w:hAnsi="Arial"/>
@@ -19727,7 +19727,7 @@
         </w:rPr>
         <w:t xml:space="preserve">© 2026 SeaVuria and ARES. Aligned with KICD objectives. Developed by SeaVuria; technical implementation by ARES (with AI assistance from Claude). Licensed under </w:t>
       </w:r>
-      <w:hyperlink w:history="1" r:id="rIdfve5tnr9w1oeosroucpl6">
+      <w:hyperlink w:history="1" r:id="rIdoq9rxfilcemfrgbjftbev">
         <w:r>
           <w:rPr>
             <w:rFonts w:ascii="Arial" w:cs="Arial" w:eastAsia="Arial" w:hAnsi="Arial"/>
@@ -19748,7 +19748,7 @@
         </w:rPr>
         <w:t xml:space="preserve"> (</w:t>
       </w:r>
-      <w:hyperlink w:history="1" r:id="rIdq--wtoag93zo9u33ptrat">
+      <w:hyperlink w:history="1" r:id="rIds2r86vjcq3trjzsrfzf5n">
         <w:r>
           <w:rPr>
             <w:rFonts w:ascii="Arial" w:cs="Arial" w:eastAsia="Arial" w:hAnsi="Arial"/>
@@ -20761,7 +20761,7 @@
             <w:pPr>
               <w:spacing w:after="20" w:before="0"/>
             </w:pPr>
-            <w:hyperlink w:history="1" r:id="rIdodkaav_2cmrxeleavmut3">
+            <w:hyperlink w:history="1" r:id="rIdfdynk77ztcy_nknkfxym9">
               <w:r>
                 <w:rPr>
                   <w:rFonts w:ascii="Arial" w:cs="Arial" w:eastAsia="Arial" w:hAnsi="Arial"/>
@@ -20794,7 +20794,7 @@
               <w:spacing w:after="10" w:before="0"/>
               <w:ind w:left="120"/>
             </w:pPr>
-            <w:hyperlink w:history="1" r:id="rIdokro_vzya0ms7kxp9wgmx">
+            <w:hyperlink w:history="1" r:id="rIdm5vyc2e1nyhoaxkhdazy6">
               <w:r>
                 <w:rPr>
                   <w:rFonts w:ascii="Arial" w:cs="Arial" w:eastAsia="Arial" w:hAnsi="Arial"/>
@@ -20839,7 +20839,7 @@
             <w:pPr>
               <w:spacing w:after="20" w:before="0"/>
             </w:pPr>
-            <w:hyperlink w:history="1" r:id="rId3g-vaafwc79movtx-nwxz">
+            <w:hyperlink w:history="1" r:id="rId-pfkp7mwftf1eacyswecd">
               <w:r>
                 <w:rPr>
                   <w:rFonts w:ascii="Arial" w:cs="Arial" w:eastAsia="Arial" w:hAnsi="Arial"/>
@@ -20872,7 +20872,7 @@
               <w:spacing w:after="10" w:before="0"/>
               <w:ind w:left="120"/>
             </w:pPr>
-            <w:hyperlink w:history="1" r:id="rId-rp2avcoil7ybr9h-w1ae">
+            <w:hyperlink w:history="1" r:id="rIdo7mundbqr_fm7w9fyog-j">
               <w:r>
                 <w:rPr>
                   <w:rFonts w:ascii="Arial" w:cs="Arial" w:eastAsia="Arial" w:hAnsi="Arial"/>
@@ -21067,7 +21067,7 @@
             <w:pPr>
               <w:spacing w:after="20" w:before="0"/>
             </w:pPr>
-            <w:hyperlink w:history="1" r:id="rIdbb-_m59eksetm5jpnxvob">
+            <w:hyperlink w:history="1" r:id="rIdxb5mj49ehdcmukbgte-x_">
               <w:r>
                 <w:rPr>
                   <w:rFonts w:ascii="Arial" w:cs="Arial" w:eastAsia="Arial" w:hAnsi="Arial"/>
@@ -21100,7 +21100,7 @@
               <w:spacing w:after="10" w:before="0"/>
               <w:ind w:left="120"/>
             </w:pPr>
-            <w:hyperlink w:history="1" r:id="rIdnnnkdbz4xo3sbldteupvy">
+            <w:hyperlink w:history="1" r:id="rIdzwqsfgdqpiq0vlimpuuuy">
               <w:r>
                 <w:rPr>
                   <w:rFonts w:ascii="Arial" w:cs="Arial" w:eastAsia="Arial" w:hAnsi="Arial"/>
@@ -21145,7 +21145,7 @@
             <w:pPr>
               <w:spacing w:after="20" w:before="0"/>
             </w:pPr>
-            <w:hyperlink w:history="1" r:id="rIdcap5nmgahvnit_ikx4nxv">
+            <w:hyperlink w:history="1" r:id="rId5_qflj7tx1fizu4alxemd">
               <w:r>
                 <w:rPr>
                   <w:rFonts w:ascii="Arial" w:cs="Arial" w:eastAsia="Arial" w:hAnsi="Arial"/>
@@ -21178,7 +21178,7 @@
               <w:spacing w:after="10" w:before="0"/>
               <w:ind w:left="120"/>
             </w:pPr>
-            <w:hyperlink w:history="1" r:id="rIdqwjf532r8tw2sz-osiv0k">
+            <w:hyperlink w:history="1" r:id="rIdmdvczmmiudzbjk_los5eb">
               <w:r>
                 <w:rPr>
                   <w:rFonts w:ascii="Arial" w:cs="Arial" w:eastAsia="Arial" w:hAnsi="Arial"/>
@@ -21373,7 +21373,7 @@
             <w:pPr>
               <w:spacing w:after="20" w:before="0"/>
             </w:pPr>
-            <w:hyperlink w:history="1" r:id="rId-xhdksrfpol1gqu-wfax2">
+            <w:hyperlink w:history="1" r:id="rIdq9r1yc7tlowsebo22dv4t">
               <w:r>
                 <w:rPr>
                   <w:rFonts w:ascii="Arial" w:cs="Arial" w:eastAsia="Arial" w:hAnsi="Arial"/>
@@ -21406,7 +21406,7 @@
               <w:spacing w:after="10" w:before="0"/>
               <w:ind w:left="120"/>
             </w:pPr>
-            <w:hyperlink w:history="1" r:id="rIdzltxxfcvzvzcscelz6mij">
+            <w:hyperlink w:history="1" r:id="rIdgowq8_tyhpmqbej9lgn_r">
               <w:r>
                 <w:rPr>
                   <w:rFonts w:ascii="Arial" w:cs="Arial" w:eastAsia="Arial" w:hAnsi="Arial"/>
@@ -21451,7 +21451,7 @@
             <w:pPr>
               <w:spacing w:after="20" w:before="0"/>
             </w:pPr>
-            <w:hyperlink w:history="1" r:id="rIdf2m7y6xcskma2sducvbmd">
+            <w:hyperlink w:history="1" r:id="rIdoohjzii0ia85d1e5cram-">
               <w:r>
                 <w:rPr>
                   <w:rFonts w:ascii="Arial" w:cs="Arial" w:eastAsia="Arial" w:hAnsi="Arial"/>
@@ -21484,7 +21484,7 @@
               <w:spacing w:after="10" w:before="0"/>
               <w:ind w:left="120"/>
             </w:pPr>
-            <w:hyperlink w:history="1" r:id="rIdya3-zkthrdnjsonvd2xz5">
+            <w:hyperlink w:history="1" r:id="rIdjxkdgxf1frw2w6chotxmb">
               <w:r>
                 <w:rPr>
                   <w:rFonts w:ascii="Arial" w:cs="Arial" w:eastAsia="Arial" w:hAnsi="Arial"/>
@@ -21679,7 +21679,7 @@
             <w:pPr>
               <w:spacing w:after="20" w:before="0"/>
             </w:pPr>
-            <w:hyperlink w:history="1" r:id="rIdoesnw8vgt4hpswwe9r9af">
+            <w:hyperlink w:history="1" r:id="rId16tdqibtuvnpufae-plq9">
               <w:r>
                 <w:rPr>
                   <w:rFonts w:ascii="Arial" w:cs="Arial" w:eastAsia="Arial" w:hAnsi="Arial"/>
@@ -21712,7 +21712,7 @@
               <w:spacing w:after="10" w:before="0"/>
               <w:ind w:left="120"/>
             </w:pPr>
-            <w:hyperlink w:history="1" r:id="rIdvyqr2psqqslfbd_yslgvh">
+            <w:hyperlink w:history="1" r:id="rIdaixohdqhrdksmmewc24sq">
               <w:r>
                 <w:rPr>
                   <w:rFonts w:ascii="Arial" w:cs="Arial" w:eastAsia="Arial" w:hAnsi="Arial"/>
@@ -21757,7 +21757,7 @@
             <w:pPr>
               <w:spacing w:after="20" w:before="0"/>
             </w:pPr>
-            <w:hyperlink w:history="1" r:id="rIdufwzp1waaeqkfo3emrlxd">
+            <w:hyperlink w:history="1" r:id="rId0ru-dk49smmvnunmzm6hl">
               <w:r>
                 <w:rPr>
                   <w:rFonts w:ascii="Arial" w:cs="Arial" w:eastAsia="Arial" w:hAnsi="Arial"/>
@@ -21790,7 +21790,7 @@
               <w:spacing w:after="10" w:before="0"/>
               <w:ind w:left="120"/>
             </w:pPr>
-            <w:hyperlink w:history="1" r:id="rId8jvicwwz8hplehd1b7hfv">
+            <w:hyperlink w:history="1" r:id="rIdqoxfgmhoucfxnj-v_dkoi">
               <w:r>
                 <w:rPr>
                   <w:rFonts w:ascii="Arial" w:cs="Arial" w:eastAsia="Arial" w:hAnsi="Arial"/>
@@ -21985,7 +21985,7 @@
             <w:pPr>
               <w:spacing w:after="20" w:before="0"/>
             </w:pPr>
-            <w:hyperlink w:history="1" r:id="rIdkhqcoxmohnpuzlrfitf0l">
+            <w:hyperlink w:history="1" r:id="rIdb-n0u9urcqd3s7zzsmylv">
               <w:r>
                 <w:rPr>
                   <w:rFonts w:ascii="Arial" w:cs="Arial" w:eastAsia="Arial" w:hAnsi="Arial"/>
@@ -22018,7 +22018,7 @@
               <w:spacing w:after="10" w:before="0"/>
               <w:ind w:left="120"/>
             </w:pPr>
-            <w:hyperlink w:history="1" r:id="rIdpbdld7keha6h0t1warexv">
+            <w:hyperlink w:history="1" r:id="rId5mtdt77sczpjomujx04zx">
               <w:r>
                 <w:rPr>
                   <w:rFonts w:ascii="Arial" w:cs="Arial" w:eastAsia="Arial" w:hAnsi="Arial"/>
@@ -22063,7 +22063,7 @@
             <w:pPr>
               <w:spacing w:after="20" w:before="0"/>
             </w:pPr>
-            <w:hyperlink w:history="1" r:id="rIddaz-_og-x4pgxjstdxabj">
+            <w:hyperlink w:history="1" r:id="rIdvovokvytpefzmromkxdcw">
               <w:r>
                 <w:rPr>
                   <w:rFonts w:ascii="Arial" w:cs="Arial" w:eastAsia="Arial" w:hAnsi="Arial"/>
@@ -22096,7 +22096,7 @@
               <w:spacing w:after="10" w:before="0"/>
               <w:ind w:left="120"/>
             </w:pPr>
-            <w:hyperlink w:history="1" r:id="rIdvp-xwoek-jwvajg-fljqm">
+            <w:hyperlink w:history="1" r:id="rIdbdi2fl3yt7i7cfuo3__fm">
               <w:r>
                 <w:rPr>
                   <w:rFonts w:ascii="Arial" w:cs="Arial" w:eastAsia="Arial" w:hAnsi="Arial"/>
@@ -22608,7 +22608,7 @@
         </w:rPr>
         <w:t xml:space="preserve">© 2026 SeaVuria and ARES. Aligned with KICD objectives. Developed by SeaVuria; technical implementation by ARES (with AI assistance from Claude). Licensed under </w:t>
       </w:r>
-      <w:hyperlink w:history="1" r:id="rIdq3jqfdel9mkdlofdihvzc">
+      <w:hyperlink w:history="1" r:id="rIdycuyyhnfj1mbogptmrhrw">
         <w:r>
           <w:rPr>
             <w:rFonts w:ascii="Arial" w:cs="Arial" w:eastAsia="Arial" w:hAnsi="Arial"/>
@@ -22629,7 +22629,7 @@
         </w:rPr>
         <w:t xml:space="preserve"> (</w:t>
       </w:r>
-      <w:hyperlink w:history="1" r:id="rId99obwlbmilzoh0xsvbafd">
+      <w:hyperlink w:history="1" r:id="rIdwsb4eqc5dcf-3yv69e5f2">
         <w:r>
           <w:rPr>
             <w:rFonts w:ascii="Arial" w:cs="Arial" w:eastAsia="Arial" w:hAnsi="Arial"/>
@@ -23642,7 +23642,7 @@
             <w:pPr>
               <w:spacing w:after="20" w:before="0"/>
             </w:pPr>
-            <w:hyperlink w:history="1" r:id="rIdyfbtjgxnlwxijlue-rvzh">
+            <w:hyperlink w:history="1" r:id="rIdgb3uskya1uowjhbhgqdnl">
               <w:r>
                 <w:rPr>
                   <w:rFonts w:ascii="Arial" w:cs="Arial" w:eastAsia="Arial" w:hAnsi="Arial"/>
@@ -23675,7 +23675,7 @@
               <w:spacing w:after="10" w:before="0"/>
               <w:ind w:left="120"/>
             </w:pPr>
-            <w:hyperlink w:history="1" r:id="rIdlxv7bj4mwfgwymosjvrci">
+            <w:hyperlink w:history="1" r:id="rIdnaxljqnw5choxrbnbozag">
               <w:r>
                 <w:rPr>
                   <w:rFonts w:ascii="Arial" w:cs="Arial" w:eastAsia="Arial" w:hAnsi="Arial"/>
@@ -23720,7 +23720,7 @@
             <w:pPr>
               <w:spacing w:after="20" w:before="0"/>
             </w:pPr>
-            <w:hyperlink w:history="1" r:id="rIdk5jdm30p1exp6ifzd1ex0">
+            <w:hyperlink w:history="1" r:id="rIddjlkh3dxnophi8y_bwvqm">
               <w:r>
                 <w:rPr>
                   <w:rFonts w:ascii="Arial" w:cs="Arial" w:eastAsia="Arial" w:hAnsi="Arial"/>
@@ -23753,7 +23753,7 @@
               <w:spacing w:after="10" w:before="0"/>
               <w:ind w:left="120"/>
             </w:pPr>
-            <w:hyperlink w:history="1" r:id="rId69n6jaivjkybtsnaagqwc">
+            <w:hyperlink w:history="1" r:id="rIdjk-60kmyek16bu3cuutgb">
               <w:r>
                 <w:rPr>
                   <w:rFonts w:ascii="Arial" w:cs="Arial" w:eastAsia="Arial" w:hAnsi="Arial"/>
@@ -24290,7 +24290,7 @@
             <w:pPr>
               <w:spacing w:after="20" w:before="0"/>
             </w:pPr>
-            <w:hyperlink w:history="1" r:id="rIduamnd-0eezftwzxmpul1k">
+            <w:hyperlink w:history="1" r:id="rIdpnvtzvmx4jl3kjrn15b3y">
               <w:r>
                 <w:rPr>
                   <w:rFonts w:ascii="Arial" w:cs="Arial" w:eastAsia="Arial" w:hAnsi="Arial"/>
@@ -24323,7 +24323,7 @@
               <w:spacing w:after="10" w:before="0"/>
               <w:ind w:left="120"/>
             </w:pPr>
-            <w:hyperlink w:history="1" r:id="rIdnx-wzeag70sf8vypbapmo">
+            <w:hyperlink w:history="1" r:id="rIdwbxvg_kovoikq4lrtjtsf">
               <w:r>
                 <w:rPr>
                   <w:rFonts w:ascii="Arial" w:cs="Arial" w:eastAsia="Arial" w:hAnsi="Arial"/>
@@ -24368,7 +24368,7 @@
             <w:pPr>
               <w:spacing w:after="20" w:before="0"/>
             </w:pPr>
-            <w:hyperlink w:history="1" r:id="rId68fvtvjymp8onrbn1bpor">
+            <w:hyperlink w:history="1" r:id="rIdohn8jcdncbxpfxrhiwvb8">
               <w:r>
                 <w:rPr>
                   <w:rFonts w:ascii="Arial" w:cs="Arial" w:eastAsia="Arial" w:hAnsi="Arial"/>
@@ -24401,7 +24401,7 @@
               <w:spacing w:after="10" w:before="0"/>
               <w:ind w:left="120"/>
             </w:pPr>
-            <w:hyperlink w:history="1" r:id="rIdzrvsqunq7ojb0mtzdjume">
+            <w:hyperlink w:history="1" r:id="rIdq4l57su-6ndttic3n_ubo">
               <w:r>
                 <w:rPr>
                   <w:rFonts w:ascii="Arial" w:cs="Arial" w:eastAsia="Arial" w:hAnsi="Arial"/>
@@ -25280,7 +25280,7 @@
             <w:pPr>
               <w:spacing w:after="20" w:before="0"/>
             </w:pPr>
-            <w:hyperlink w:history="1" r:id="rIdb8l4kdnjlkgsvd0llecit">
+            <w:hyperlink w:history="1" r:id="rIdhaqw0ukqvhum0z83bynio">
               <w:r>
                 <w:rPr>
                   <w:rFonts w:ascii="Arial" w:cs="Arial" w:eastAsia="Arial" w:hAnsi="Arial"/>
@@ -25313,7 +25313,7 @@
               <w:spacing w:after="10" w:before="0"/>
               <w:ind w:left="120"/>
             </w:pPr>
-            <w:hyperlink w:history="1" r:id="rIdmseqnqxnrpeyxzarm5-cl">
+            <w:hyperlink w:history="1" r:id="rIdjjkqits05kghyjnrr3erv">
               <w:r>
                 <w:rPr>
                   <w:rFonts w:ascii="Arial" w:cs="Arial" w:eastAsia="Arial" w:hAnsi="Arial"/>
@@ -25358,7 +25358,7 @@
             <w:pPr>
               <w:spacing w:after="20" w:before="0"/>
             </w:pPr>
-            <w:hyperlink w:history="1" r:id="rIdvy7wh_dhnekzvqt7hwosp">
+            <w:hyperlink w:history="1" r:id="rIdzus0ml26eudhyzbhsparu">
               <w:r>
                 <w:rPr>
                   <w:rFonts w:ascii="Arial" w:cs="Arial" w:eastAsia="Arial" w:hAnsi="Arial"/>
@@ -25391,7 +25391,7 @@
               <w:spacing w:after="10" w:before="0"/>
               <w:ind w:left="120"/>
             </w:pPr>
-            <w:hyperlink w:history="1" r:id="rIdqgv5mrqsothv4xynt5czo">
+            <w:hyperlink w:history="1" r:id="rIdkpjufkwbgfd9tg1ljiqe7">
               <w:r>
                 <w:rPr>
                   <w:rFonts w:ascii="Arial" w:cs="Arial" w:eastAsia="Arial" w:hAnsi="Arial"/>
@@ -25700,7 +25700,7 @@
             <w:pPr>
               <w:spacing w:after="20" w:before="0"/>
             </w:pPr>
-            <w:hyperlink w:history="1" r:id="rIdjddn8n0wpeoukeotubhb0">
+            <w:hyperlink w:history="1" r:id="rIdbttsznhgdo-adszwkfvqr">
               <w:r>
                 <w:rPr>
                   <w:rFonts w:ascii="Arial" w:cs="Arial" w:eastAsia="Arial" w:hAnsi="Arial"/>
@@ -25733,7 +25733,7 @@
               <w:spacing w:after="10" w:before="0"/>
               <w:ind w:left="120"/>
             </w:pPr>
-            <w:hyperlink w:history="1" r:id="rIdixk0pj-nqyunceolxyf-k">
+            <w:hyperlink w:history="1" r:id="rIdujrsvfh_4fbgwvilwhjs0">
               <w:r>
                 <w:rPr>
                   <w:rFonts w:ascii="Arial" w:cs="Arial" w:eastAsia="Arial" w:hAnsi="Arial"/>
@@ -25778,7 +25778,7 @@
             <w:pPr>
               <w:spacing w:after="20" w:before="0"/>
             </w:pPr>
-            <w:hyperlink w:history="1" r:id="rId79xa5xujmnnpi9gdkfquw">
+            <w:hyperlink w:history="1" r:id="rIdiwztecjk2rhxcg1ft4blv">
               <w:r>
                 <w:rPr>
                   <w:rFonts w:ascii="Arial" w:cs="Arial" w:eastAsia="Arial" w:hAnsi="Arial"/>
@@ -25811,7 +25811,7 @@
               <w:spacing w:after="10" w:before="0"/>
               <w:ind w:left="120"/>
             </w:pPr>
-            <w:hyperlink w:history="1" r:id="rIdfpgs2wfujvxjxoryeeqdv">
+            <w:hyperlink w:history="1" r:id="rIdkvkofzvxmbehpbmzyladt">
               <w:r>
                 <w:rPr>
                   <w:rFonts w:ascii="Arial" w:cs="Arial" w:eastAsia="Arial" w:hAnsi="Arial"/>
@@ -26120,7 +26120,7 @@
             <w:pPr>
               <w:spacing w:after="20" w:before="0"/>
             </w:pPr>
-            <w:hyperlink w:history="1" r:id="rIdqatwkk_iguomo0gpxqxhv">
+            <w:hyperlink w:history="1" r:id="rIdeaic5vrmn2tuv0xjbtpxw">
               <w:r>
                 <w:rPr>
                   <w:rFonts w:ascii="Arial" w:cs="Arial" w:eastAsia="Arial" w:hAnsi="Arial"/>
@@ -26153,7 +26153,7 @@
               <w:spacing w:after="10" w:before="0"/>
               <w:ind w:left="120"/>
             </w:pPr>
-            <w:hyperlink w:history="1" r:id="rIdvziiwxd0cwihtt3zqqtrq">
+            <w:hyperlink w:history="1" r:id="rId0xnhovn1tz5igopsqkzlh">
               <w:r>
                 <w:rPr>
                   <w:rFonts w:ascii="Arial" w:cs="Arial" w:eastAsia="Arial" w:hAnsi="Arial"/>
@@ -26198,7 +26198,7 @@
             <w:pPr>
               <w:spacing w:after="20" w:before="0"/>
             </w:pPr>
-            <w:hyperlink w:history="1" r:id="rIdqj_yaqkqzz5n3lics_pbk">
+            <w:hyperlink w:history="1" r:id="rIdtlsmtjfw6y8fpmba0ufb1">
               <w:r>
                 <w:rPr>
                   <w:rFonts w:ascii="Arial" w:cs="Arial" w:eastAsia="Arial" w:hAnsi="Arial"/>
@@ -26231,7 +26231,7 @@
               <w:spacing w:after="10" w:before="0"/>
               <w:ind w:left="120"/>
             </w:pPr>
-            <w:hyperlink w:history="1" r:id="rIdycpdtdkgdj2-ufr6oip-w">
+            <w:hyperlink w:history="1" r:id="rIdfrrvx_47snuv-awxuj0dx">
               <w:r>
                 <w:rPr>
                   <w:rFonts w:ascii="Arial" w:cs="Arial" w:eastAsia="Arial" w:hAnsi="Arial"/>
@@ -27427,7 +27427,7 @@
         </w:rPr>
         <w:t xml:space="preserve">© 2026 SeaVuria and ARES. Aligned with KICD objectives. Developed by SeaVuria; technical implementation by ARES (with AI assistance from Claude). Licensed under </w:t>
       </w:r>
-      <w:hyperlink w:history="1" r:id="rIdjws3cfjfw0luci5v0s_hc">
+      <w:hyperlink w:history="1" r:id="rIdakzbyy6nmlkntzn9ygc8d">
         <w:r>
           <w:rPr>
             <w:rFonts w:ascii="Arial" w:cs="Arial" w:eastAsia="Arial" w:hAnsi="Arial"/>
@@ -27448,7 +27448,7 @@
         </w:rPr>
         <w:t xml:space="preserve"> (</w:t>
       </w:r>
-      <w:hyperlink w:history="1" r:id="rIdybzzwlyeo2lkjcfmgyt-b">
+      <w:hyperlink w:history="1" r:id="rIdlasyqz6k5zbktx_abapim">
         <w:r>
           <w:rPr>
             <w:rFonts w:ascii="Arial" w:cs="Arial" w:eastAsia="Arial" w:hAnsi="Arial"/>
@@ -28461,7 +28461,7 @@
             <w:pPr>
               <w:spacing w:after="20" w:before="0"/>
             </w:pPr>
-            <w:hyperlink w:history="1" r:id="rIdfd_p4rl_qcgpgk94m5eyl">
+            <w:hyperlink w:history="1" r:id="rIdyqmriljbdorxxxzspezxr">
               <w:r>
                 <w:rPr>
                   <w:rFonts w:ascii="Arial" w:cs="Arial" w:eastAsia="Arial" w:hAnsi="Arial"/>
@@ -28494,7 +28494,7 @@
               <w:spacing w:after="10" w:before="0"/>
               <w:ind w:left="120"/>
             </w:pPr>
-            <w:hyperlink w:history="1" r:id="rIdyhm9yqo_e0isinpde1e7c">
+            <w:hyperlink w:history="1" r:id="rIdjlhpecxiqpkk_qctrry6v">
               <w:r>
                 <w:rPr>
                   <w:rFonts w:ascii="Arial" w:cs="Arial" w:eastAsia="Arial" w:hAnsi="Arial"/>
@@ -28539,7 +28539,7 @@
             <w:pPr>
               <w:spacing w:after="20" w:before="0"/>
             </w:pPr>
-            <w:hyperlink w:history="1" r:id="rIdmscf77lolwi_iwwbbufjt">
+            <w:hyperlink w:history="1" r:id="rIdfjn4xsmtnokycazx0csty">
               <w:r>
                 <w:rPr>
                   <w:rFonts w:ascii="Arial" w:cs="Arial" w:eastAsia="Arial" w:hAnsi="Arial"/>
@@ -28572,7 +28572,7 @@
               <w:spacing w:after="10" w:before="0"/>
               <w:ind w:left="120"/>
             </w:pPr>
-            <w:hyperlink w:history="1" r:id="rIdsajf4e_9nyp-uskoqu1iu">
+            <w:hyperlink w:history="1" r:id="rIdng1abhwnz31zela3h4mss">
               <w:r>
                 <w:rPr>
                   <w:rFonts w:ascii="Arial" w:cs="Arial" w:eastAsia="Arial" w:hAnsi="Arial"/>
@@ -28767,7 +28767,7 @@
             <w:pPr>
               <w:spacing w:after="20" w:before="0"/>
             </w:pPr>
-            <w:hyperlink w:history="1" r:id="rIdgdjmippyfnsiuhxezksut">
+            <w:hyperlink w:history="1" r:id="rIdb-58gzsmhjexgvn_xnuc9">
               <w:r>
                 <w:rPr>
                   <w:rFonts w:ascii="Arial" w:cs="Arial" w:eastAsia="Arial" w:hAnsi="Arial"/>
@@ -28800,7 +28800,7 @@
               <w:spacing w:after="10" w:before="0"/>
               <w:ind w:left="120"/>
             </w:pPr>
-            <w:hyperlink w:history="1" r:id="rIdzbpuujypqnddnp3lexcf_">
+            <w:hyperlink w:history="1" r:id="rIdesaebgrxychqapsej-ivk">
               <w:r>
                 <w:rPr>
                   <w:rFonts w:ascii="Arial" w:cs="Arial" w:eastAsia="Arial" w:hAnsi="Arial"/>
@@ -28845,7 +28845,7 @@
             <w:pPr>
               <w:spacing w:after="20" w:before="0"/>
             </w:pPr>
-            <w:hyperlink w:history="1" r:id="rIds2hiz1fkvgcgnutmfligs">
+            <w:hyperlink w:history="1" r:id="rIdgkr5howayvndqjutshdeu">
               <w:r>
                 <w:rPr>
                   <w:rFonts w:ascii="Arial" w:cs="Arial" w:eastAsia="Arial" w:hAnsi="Arial"/>
@@ -28878,7 +28878,7 @@
               <w:spacing w:after="10" w:before="0"/>
               <w:ind w:left="120"/>
             </w:pPr>
-            <w:hyperlink w:history="1" r:id="rIdx4j-qcjc8rzuze77dqvn4">
+            <w:hyperlink w:history="1" r:id="rIdzrye4s3ba_vqtm6ads1x5">
               <w:r>
                 <w:rPr>
                   <w:rFonts w:ascii="Arial" w:cs="Arial" w:eastAsia="Arial" w:hAnsi="Arial"/>
@@ -29073,7 +29073,7 @@
             <w:pPr>
               <w:spacing w:after="20" w:before="0"/>
             </w:pPr>
-            <w:hyperlink w:history="1" r:id="rIdc-7sjm7bmdsoaegspcm8-">
+            <w:hyperlink w:history="1" r:id="rIdi_2zlp7sfktayvz75qvpi">
               <w:r>
                 <w:rPr>
                   <w:rFonts w:ascii="Arial" w:cs="Arial" w:eastAsia="Arial" w:hAnsi="Arial"/>
@@ -29106,7 +29106,7 @@
               <w:spacing w:after="10" w:before="0"/>
               <w:ind w:left="120"/>
             </w:pPr>
-            <w:hyperlink w:history="1" r:id="rIdzqw_n8cjsdvj5wbpis0o7">
+            <w:hyperlink w:history="1" r:id="rId68a2jzutduurrtlglcg7l">
               <w:r>
                 <w:rPr>
                   <w:rFonts w:ascii="Arial" w:cs="Arial" w:eastAsia="Arial" w:hAnsi="Arial"/>
@@ -29151,7 +29151,7 @@
             <w:pPr>
               <w:spacing w:after="20" w:before="0"/>
             </w:pPr>
-            <w:hyperlink w:history="1" r:id="rIdwkmhjj0w5x0izbcghbweo">
+            <w:hyperlink w:history="1" r:id="rId9s4iaiuh1_bczafseon-p">
               <w:r>
                 <w:rPr>
                   <w:rFonts w:ascii="Arial" w:cs="Arial" w:eastAsia="Arial" w:hAnsi="Arial"/>
@@ -29184,7 +29184,7 @@
               <w:spacing w:after="10" w:before="0"/>
               <w:ind w:left="120"/>
             </w:pPr>
-            <w:hyperlink w:history="1" r:id="rId4jdfbwalqj2rl6b3qfk4t">
+            <w:hyperlink w:history="1" r:id="rIdndmn5sewzdzq8vaqres9w">
               <w:r>
                 <w:rPr>
                   <w:rFonts w:ascii="Arial" w:cs="Arial" w:eastAsia="Arial" w:hAnsi="Arial"/>
@@ -29379,7 +29379,7 @@
             <w:pPr>
               <w:spacing w:after="20" w:before="0"/>
             </w:pPr>
-            <w:hyperlink w:history="1" r:id="rId25dgfgysp4dslcl7vebqc">
+            <w:hyperlink w:history="1" r:id="rIdowtv4cfygugrpv573rdzz">
               <w:r>
                 <w:rPr>
                   <w:rFonts w:ascii="Arial" w:cs="Arial" w:eastAsia="Arial" w:hAnsi="Arial"/>
@@ -29412,7 +29412,7 @@
               <w:spacing w:after="10" w:before="0"/>
               <w:ind w:left="120"/>
             </w:pPr>
-            <w:hyperlink w:history="1" r:id="rId_vbux07ipfswghmpezcwo">
+            <w:hyperlink w:history="1" r:id="rIduxiwz9khf2lx-xrquus-k">
               <w:r>
                 <w:rPr>
                   <w:rFonts w:ascii="Arial" w:cs="Arial" w:eastAsia="Arial" w:hAnsi="Arial"/>
@@ -29457,7 +29457,7 @@
             <w:pPr>
               <w:spacing w:after="20" w:before="0"/>
             </w:pPr>
-            <w:hyperlink w:history="1" r:id="rId1tfxm7v8xjtzvwwduezqb">
+            <w:hyperlink w:history="1" r:id="rId9rdy3rzkg4fw7d5glgpys">
               <w:r>
                 <w:rPr>
                   <w:rFonts w:ascii="Arial" w:cs="Arial" w:eastAsia="Arial" w:hAnsi="Arial"/>
@@ -29490,7 +29490,7 @@
               <w:spacing w:after="10" w:before="0"/>
               <w:ind w:left="120"/>
             </w:pPr>
-            <w:hyperlink w:history="1" r:id="rIdeydb3q20ovibndmohh0n3">
+            <w:hyperlink w:history="1" r:id="rIdhhtuzuwznkgyn735fkjdf">
               <w:r>
                 <w:rPr>
                   <w:rFonts w:ascii="Arial" w:cs="Arial" w:eastAsia="Arial" w:hAnsi="Arial"/>
@@ -29685,7 +29685,7 @@
             <w:pPr>
               <w:spacing w:after="20" w:before="0"/>
             </w:pPr>
-            <w:hyperlink w:history="1" r:id="rIdfhupdzngxpjszdoqtohj-">
+            <w:hyperlink w:history="1" r:id="rId2_odmhsqh5bwheesuxt4a">
               <w:r>
                 <w:rPr>
                   <w:rFonts w:ascii="Arial" w:cs="Arial" w:eastAsia="Arial" w:hAnsi="Arial"/>
@@ -29718,7 +29718,7 @@
               <w:spacing w:after="10" w:before="0"/>
               <w:ind w:left="120"/>
             </w:pPr>
-            <w:hyperlink w:history="1" r:id="rIdpw01yuden3kwrmhgd4urt">
+            <w:hyperlink w:history="1" r:id="rId_xf8lv7pzf45olkp_dvgy">
               <w:r>
                 <w:rPr>
                   <w:rFonts w:ascii="Arial" w:cs="Arial" w:eastAsia="Arial" w:hAnsi="Arial"/>
@@ -29763,7 +29763,7 @@
             <w:pPr>
               <w:spacing w:after="20" w:before="0"/>
             </w:pPr>
-            <w:hyperlink w:history="1" r:id="rIdk01mbauo8xll3nflvf2nu">
+            <w:hyperlink w:history="1" r:id="rIdylunsultpnkd6k_jw54tl">
               <w:r>
                 <w:rPr>
                   <w:rFonts w:ascii="Arial" w:cs="Arial" w:eastAsia="Arial" w:hAnsi="Arial"/>
@@ -29796,7 +29796,7 @@
               <w:spacing w:after="10" w:before="0"/>
               <w:ind w:left="120"/>
             </w:pPr>
-            <w:hyperlink w:history="1" r:id="rIdqozti7-t2kvzwdicglxix">
+            <w:hyperlink w:history="1" r:id="rIdnz_3z9nynjojo1yi6we7w">
               <w:r>
                 <w:rPr>
                   <w:rFonts w:ascii="Arial" w:cs="Arial" w:eastAsia="Arial" w:hAnsi="Arial"/>
@@ -30308,7 +30308,7 @@
         </w:rPr>
         <w:t xml:space="preserve">© 2026 SeaVuria and ARES. Aligned with KICD objectives. Developed by SeaVuria; technical implementation by ARES (with AI assistance from Claude). Licensed under </w:t>
       </w:r>
-      <w:hyperlink w:history="1" r:id="rIdxbypd_sxlilypnolgpyft">
+      <w:hyperlink w:history="1" r:id="rId7tfqdt5csicgm-ozgepvz">
         <w:r>
           <w:rPr>
             <w:rFonts w:ascii="Arial" w:cs="Arial" w:eastAsia="Arial" w:hAnsi="Arial"/>
@@ -30329,7 +30329,7 @@
         </w:rPr>
         <w:t xml:space="preserve"> (</w:t>
       </w:r>
-      <w:hyperlink w:history="1" r:id="rId14xlzauottliqkga3n-64">
+      <w:hyperlink w:history="1" r:id="rIdwea4uif04fzg9cjciefyw">
         <w:r>
           <w:rPr>
             <w:rFonts w:ascii="Arial" w:cs="Arial" w:eastAsia="Arial" w:hAnsi="Arial"/>
@@ -31342,7 +31342,7 @@
             <w:pPr>
               <w:spacing w:after="20" w:before="0"/>
             </w:pPr>
-            <w:hyperlink w:history="1" r:id="rIdvryqcug35gw0xo6nyowzz">
+            <w:hyperlink w:history="1" r:id="rId3gt9pfpl_mwqdnsqcpfcz">
               <w:r>
                 <w:rPr>
                   <w:rFonts w:ascii="Arial" w:cs="Arial" w:eastAsia="Arial" w:hAnsi="Arial"/>
@@ -31375,7 +31375,7 @@
               <w:spacing w:after="10" w:before="0"/>
               <w:ind w:left="120"/>
             </w:pPr>
-            <w:hyperlink w:history="1" r:id="rIdwpvuctej4dlafma3ar7ar">
+            <w:hyperlink w:history="1" r:id="rIdob_poo-onu29hpx-ut74h">
               <w:r>
                 <w:rPr>
                   <w:rFonts w:ascii="Arial" w:cs="Arial" w:eastAsia="Arial" w:hAnsi="Arial"/>
@@ -31420,7 +31420,7 @@
             <w:pPr>
               <w:spacing w:after="20" w:before="0"/>
             </w:pPr>
-            <w:hyperlink w:history="1" r:id="rIddbbwdqpomc3hq0oetnw51">
+            <w:hyperlink w:history="1" r:id="rIddus0zvid609dzc4bf0yp9">
               <w:r>
                 <w:rPr>
                   <w:rFonts w:ascii="Arial" w:cs="Arial" w:eastAsia="Arial" w:hAnsi="Arial"/>
@@ -31453,7 +31453,7 @@
               <w:spacing w:after="10" w:before="0"/>
               <w:ind w:left="120"/>
             </w:pPr>
-            <w:hyperlink w:history="1" r:id="rIdgp_gq53gcwj9z639suaj6">
+            <w:hyperlink w:history="1" r:id="rIdcjbqzzrartrg9r40dwudv">
               <w:r>
                 <w:rPr>
                   <w:rFonts w:ascii="Arial" w:cs="Arial" w:eastAsia="Arial" w:hAnsi="Arial"/>
@@ -31648,7 +31648,7 @@
             <w:pPr>
               <w:spacing w:after="20" w:before="0"/>
             </w:pPr>
-            <w:hyperlink w:history="1" r:id="rIde3j7jqtc0kdp0tw7zxs7g">
+            <w:hyperlink w:history="1" r:id="rIdjpo2vvh3izvsdwswjqsk7">
               <w:r>
                 <w:rPr>
                   <w:rFonts w:ascii="Arial" w:cs="Arial" w:eastAsia="Arial" w:hAnsi="Arial"/>
@@ -31681,7 +31681,7 @@
               <w:spacing w:after="10" w:before="0"/>
               <w:ind w:left="120"/>
             </w:pPr>
-            <w:hyperlink w:history="1" r:id="rIda8vrdrni8zyodi1hkl3am">
+            <w:hyperlink w:history="1" r:id="rIdbzb38smczzvoulptg4d8_">
               <w:r>
                 <w:rPr>
                   <w:rFonts w:ascii="Arial" w:cs="Arial" w:eastAsia="Arial" w:hAnsi="Arial"/>
@@ -31726,7 +31726,7 @@
             <w:pPr>
               <w:spacing w:after="20" w:before="0"/>
             </w:pPr>
-            <w:hyperlink w:history="1" r:id="rId_qqynkdc3tweqszpgr0vw">
+            <w:hyperlink w:history="1" r:id="rIdx4hj_pfao7ajscr3bcw8a">
               <w:r>
                 <w:rPr>
                   <w:rFonts w:ascii="Arial" w:cs="Arial" w:eastAsia="Arial" w:hAnsi="Arial"/>
@@ -31759,7 +31759,7 @@
               <w:spacing w:after="10" w:before="0"/>
               <w:ind w:left="120"/>
             </w:pPr>
-            <w:hyperlink w:history="1" r:id="rIdrimwtelsz1zc65bh6mvlh">
+            <w:hyperlink w:history="1" r:id="rIdumbowvqgw4ha8ykjt9zmc">
               <w:r>
                 <w:rPr>
                   <w:rFonts w:ascii="Arial" w:cs="Arial" w:eastAsia="Arial" w:hAnsi="Arial"/>
@@ -31954,7 +31954,7 @@
             <w:pPr>
               <w:spacing w:after="20" w:before="0"/>
             </w:pPr>
-            <w:hyperlink w:history="1" r:id="rIdghecgga92puhx504jvk4x">
+            <w:hyperlink w:history="1" r:id="rIdt42awh8cmwqkutk6c6qjp">
               <w:r>
                 <w:rPr>
                   <w:rFonts w:ascii="Arial" w:cs="Arial" w:eastAsia="Arial" w:hAnsi="Arial"/>
@@ -31987,7 +31987,7 @@
               <w:spacing w:after="10" w:before="0"/>
               <w:ind w:left="120"/>
             </w:pPr>
-            <w:hyperlink w:history="1" r:id="rId9u5roigw7lfbdmrfqmbke">
+            <w:hyperlink w:history="1" r:id="rIdxfee9e0ty5iih4eazhmjr">
               <w:r>
                 <w:rPr>
                   <w:rFonts w:ascii="Arial" w:cs="Arial" w:eastAsia="Arial" w:hAnsi="Arial"/>
@@ -32032,7 +32032,7 @@
             <w:pPr>
               <w:spacing w:after="20" w:before="0"/>
             </w:pPr>
-            <w:hyperlink w:history="1" r:id="rId4zds7cousevvhbah0ifdz">
+            <w:hyperlink w:history="1" r:id="rIddwxfcopilkjetnuhhxmys">
               <w:r>
                 <w:rPr>
                   <w:rFonts w:ascii="Arial" w:cs="Arial" w:eastAsia="Arial" w:hAnsi="Arial"/>
@@ -32065,7 +32065,7 @@
               <w:spacing w:after="10" w:before="0"/>
               <w:ind w:left="120"/>
             </w:pPr>
-            <w:hyperlink w:history="1" r:id="rIds0qcpxoammy19u72qaijz">
+            <w:hyperlink w:history="1" r:id="rIdjxjtrn1h-lscz1vd4iiho">
               <w:r>
                 <w:rPr>
                   <w:rFonts w:ascii="Arial" w:cs="Arial" w:eastAsia="Arial" w:hAnsi="Arial"/>
@@ -32260,7 +32260,7 @@
             <w:pPr>
               <w:spacing w:after="20" w:before="0"/>
             </w:pPr>
-            <w:hyperlink w:history="1" r:id="rIdu3x0i6xhi1vyv9g0qrr3y">
+            <w:hyperlink w:history="1" r:id="rIdzh_uhbahs7kc51m1ai5pi">
               <w:r>
                 <w:rPr>
                   <w:rFonts w:ascii="Arial" w:cs="Arial" w:eastAsia="Arial" w:hAnsi="Arial"/>
@@ -32293,7 +32293,7 @@
               <w:spacing w:after="10" w:before="0"/>
               <w:ind w:left="120"/>
             </w:pPr>
-            <w:hyperlink w:history="1" r:id="rIdty-rgyc_5xny8b9_3p6ce">
+            <w:hyperlink w:history="1" r:id="rIdp694jbfijodt_gg2qcqbu">
               <w:r>
                 <w:rPr>
                   <w:rFonts w:ascii="Arial" w:cs="Arial" w:eastAsia="Arial" w:hAnsi="Arial"/>
@@ -32338,7 +32338,7 @@
             <w:pPr>
               <w:spacing w:after="20" w:before="0"/>
             </w:pPr>
-            <w:hyperlink w:history="1" r:id="rIddxgesezfmx3vipq2uarx8">
+            <w:hyperlink w:history="1" r:id="rIdua1bvizojxpxhoatkveod">
               <w:r>
                 <w:rPr>
                   <w:rFonts w:ascii="Arial" w:cs="Arial" w:eastAsia="Arial" w:hAnsi="Arial"/>
@@ -32371,7 +32371,7 @@
               <w:spacing w:after="10" w:before="0"/>
               <w:ind w:left="120"/>
             </w:pPr>
-            <w:hyperlink w:history="1" r:id="rId6fe_fhy4hmw3sotyujnex">
+            <w:hyperlink w:history="1" r:id="rId9nk-7e4uxe1l7fn9wxjyv">
               <w:r>
                 <w:rPr>
                   <w:rFonts w:ascii="Arial" w:cs="Arial" w:eastAsia="Arial" w:hAnsi="Arial"/>
@@ -32566,7 +32566,7 @@
             <w:pPr>
               <w:spacing w:after="20" w:before="0"/>
             </w:pPr>
-            <w:hyperlink w:history="1" r:id="rIdxkti_f-6oj6tophcirp3h">
+            <w:hyperlink w:history="1" r:id="rId3zdsmpmke_mt1mc8uenvc">
               <w:r>
                 <w:rPr>
                   <w:rFonts w:ascii="Arial" w:cs="Arial" w:eastAsia="Arial" w:hAnsi="Arial"/>
@@ -32599,7 +32599,7 @@
               <w:spacing w:after="10" w:before="0"/>
               <w:ind w:left="120"/>
             </w:pPr>
-            <w:hyperlink w:history="1" r:id="rIdmqrnutp7qn1amtgxtw8ho">
+            <w:hyperlink w:history="1" r:id="rId7nyjynb1k6snyewa64bgj">
               <w:r>
                 <w:rPr>
                   <w:rFonts w:ascii="Arial" w:cs="Arial" w:eastAsia="Arial" w:hAnsi="Arial"/>
@@ -32644,7 +32644,7 @@
             <w:pPr>
               <w:spacing w:after="20" w:before="0"/>
             </w:pPr>
-            <w:hyperlink w:history="1" r:id="rId9goc0dey93ko1iq0yrsvh">
+            <w:hyperlink w:history="1" r:id="rId99nca4hspm9dsz1wdypde">
               <w:r>
                 <w:rPr>
                   <w:rFonts w:ascii="Arial" w:cs="Arial" w:eastAsia="Arial" w:hAnsi="Arial"/>
@@ -32677,7 +32677,7 @@
               <w:spacing w:after="10" w:before="0"/>
               <w:ind w:left="120"/>
             </w:pPr>
-            <w:hyperlink w:history="1" r:id="rIdqdjwnl3xbagjht33hx6xf">
+            <w:hyperlink w:history="1" r:id="rId9xjsenr868mrkvuvumqoy">
               <w:r>
                 <w:rPr>
                   <w:rFonts w:ascii="Arial" w:cs="Arial" w:eastAsia="Arial" w:hAnsi="Arial"/>
@@ -33189,7 +33189,7 @@
         </w:rPr>
         <w:t xml:space="preserve">© 2026 SeaVuria and ARES. Aligned with KICD objectives. Developed by SeaVuria; technical implementation by ARES (with AI assistance from Claude). Licensed under </w:t>
       </w:r>
-      <w:hyperlink w:history="1" r:id="rId8-cai6q10cqiiwovad2ae">
+      <w:hyperlink w:history="1" r:id="rIdpq1b2ldnlyxr8cxjathuq">
         <w:r>
           <w:rPr>
             <w:rFonts w:ascii="Arial" w:cs="Arial" w:eastAsia="Arial" w:hAnsi="Arial"/>
@@ -33210,7 +33210,7 @@
         </w:rPr>
         <w:t xml:space="preserve"> (</w:t>
       </w:r>
-      <w:hyperlink w:history="1" r:id="rIdiknhbs0_avfhzsu4rslh5">
+      <w:hyperlink w:history="1" r:id="rIdvuzdvtvq1s_fp65c1mxic">
         <w:r>
           <w:rPr>
             <w:rFonts w:ascii="Arial" w:cs="Arial" w:eastAsia="Arial" w:hAnsi="Arial"/>

--- a/data/outputs/v2/Maths/SS2.3_Area_of_Part_of_a_Circle/Mathematics_Area_of_Part_of_a_Circle_CBE_LessonSequence.docx
+++ b/data/outputs/v2/Maths/SS2.3_Area_of_Part_of_a_Circle/Mathematics_Area_of_Part_of_a_Circle_CBE_LessonSequence.docx
@@ -2328,7 +2328,7 @@
         </w:rPr>
         <w:t xml:space="preserve">© 2026 SeaVuria and ARES. This work is licensed under a </w:t>
       </w:r>
-      <w:hyperlink w:history="1" r:id="rIdhe1lhhlwuaqadpy52ztlq">
+      <w:hyperlink w:history="1" r:id="rIda7nu-hkwzmplssgm7dg8q">
         <w:r>
           <w:rPr>
             <w:rFonts w:ascii="Arial" w:cs="Arial" w:eastAsia="Arial" w:hAnsi="Arial"/>
@@ -2348,7 +2348,7 @@
         </w:rPr>
         <w:t xml:space="preserve"> (</w:t>
       </w:r>
-      <w:hyperlink w:history="1" r:id="rIdarxajm9konjppbjgqecbb">
+      <w:hyperlink w:history="1" r:id="rId4hlqazgksirvnfrjzmdwf">
         <w:r>
           <w:rPr>
             <w:rFonts w:ascii="Arial" w:cs="Arial" w:eastAsia="Arial" w:hAnsi="Arial"/>
@@ -2368,7 +2368,7 @@
         </w:rPr>
         <w:t xml:space="preserve">). To view a copy of this license, visit </w:t>
       </w:r>
-      <w:hyperlink w:history="1" r:id="rIdmik0h9yeq3ryqwa9sz_pk">
+      <w:hyperlink w:history="1" r:id="rIdr7g6mb2hqxopr7baswe1r">
         <w:r>
           <w:rPr>
             <w:rFonts w:ascii="Arial" w:cs="Arial" w:eastAsia="Arial" w:hAnsi="Arial"/>
@@ -3380,7 +3380,7 @@
             <w:pPr>
               <w:spacing w:after="20" w:before="0"/>
             </w:pPr>
-            <w:hyperlink w:history="1" r:id="rIdyddjwxhzad05aopjholxm">
+            <w:hyperlink w:history="1" r:id="rId6khfo5qhmupemt9cscdik">
               <w:r>
                 <w:rPr>
                   <w:rFonts w:ascii="Arial" w:cs="Arial" w:eastAsia="Arial" w:hAnsi="Arial"/>
@@ -3413,7 +3413,7 @@
               <w:spacing w:after="10" w:before="0"/>
               <w:ind w:left="120"/>
             </w:pPr>
-            <w:hyperlink w:history="1" r:id="rIdrj0rvrj5lbffaysax-tqh">
+            <w:hyperlink w:history="1" r:id="rIds3ysqtlt5rlvtku3anrxd">
               <w:r>
                 <w:rPr>
                   <w:rFonts w:ascii="Arial" w:cs="Arial" w:eastAsia="Arial" w:hAnsi="Arial"/>
@@ -3458,7 +3458,7 @@
             <w:pPr>
               <w:spacing w:after="20" w:before="0"/>
             </w:pPr>
-            <w:hyperlink w:history="1" r:id="rIdc1rs0rgttzdkdy3jeruoc">
+            <w:hyperlink w:history="1" r:id="rIdynxyw_vvlgf1uwhbxpc_p">
               <w:r>
                 <w:rPr>
                   <w:rFonts w:ascii="Arial" w:cs="Arial" w:eastAsia="Arial" w:hAnsi="Arial"/>
@@ -3491,7 +3491,7 @@
               <w:spacing w:after="10" w:before="0"/>
               <w:ind w:left="120"/>
             </w:pPr>
-            <w:hyperlink w:history="1" r:id="rIdt1q-1kvhhr22jwnws0i2i">
+            <w:hyperlink w:history="1" r:id="rIdbsojd2ttccqjnjsiknrfq">
               <w:r>
                 <w:rPr>
                   <w:rFonts w:ascii="Arial" w:cs="Arial" w:eastAsia="Arial" w:hAnsi="Arial"/>
@@ -3686,7 +3686,7 @@
             <w:pPr>
               <w:spacing w:after="20" w:before="0"/>
             </w:pPr>
-            <w:hyperlink w:history="1" r:id="rIdbwajc3ko610orpr1sjume">
+            <w:hyperlink w:history="1" r:id="rIdb2eeblzrmsxhamvf3ze88">
               <w:r>
                 <w:rPr>
                   <w:rFonts w:ascii="Arial" w:cs="Arial" w:eastAsia="Arial" w:hAnsi="Arial"/>
@@ -3719,7 +3719,7 @@
               <w:spacing w:after="10" w:before="0"/>
               <w:ind w:left="120"/>
             </w:pPr>
-            <w:hyperlink w:history="1" r:id="rIdnvsafmevhr2iyielpcujd">
+            <w:hyperlink w:history="1" r:id="rIdsd5sjzkcjauxpdb-y3wu4">
               <w:r>
                 <w:rPr>
                   <w:rFonts w:ascii="Arial" w:cs="Arial" w:eastAsia="Arial" w:hAnsi="Arial"/>
@@ -3764,7 +3764,7 @@
             <w:pPr>
               <w:spacing w:after="20" w:before="0"/>
             </w:pPr>
-            <w:hyperlink w:history="1" r:id="rIdhsztan1czcbmkdflom18b">
+            <w:hyperlink w:history="1" r:id="rId5v6w5jlbtpeyk-if-exif">
               <w:r>
                 <w:rPr>
                   <w:rFonts w:ascii="Arial" w:cs="Arial" w:eastAsia="Arial" w:hAnsi="Arial"/>
@@ -3797,7 +3797,7 @@
               <w:spacing w:after="10" w:before="0"/>
               <w:ind w:left="120"/>
             </w:pPr>
-            <w:hyperlink w:history="1" r:id="rIdcrqrkzd1wyr2livmusve0">
+            <w:hyperlink w:history="1" r:id="rIdrbt2veb4p05h5cwhhgbpo">
               <w:r>
                 <w:rPr>
                   <w:rFonts w:ascii="Arial" w:cs="Arial" w:eastAsia="Arial" w:hAnsi="Arial"/>
@@ -3992,7 +3992,7 @@
             <w:pPr>
               <w:spacing w:after="20" w:before="0"/>
             </w:pPr>
-            <w:hyperlink w:history="1" r:id="rIdd7wv_hgczue5-enh1whvu">
+            <w:hyperlink w:history="1" r:id="rIdb2lctq4e7-e3wjgwinccm">
               <w:r>
                 <w:rPr>
                   <w:rFonts w:ascii="Arial" w:cs="Arial" w:eastAsia="Arial" w:hAnsi="Arial"/>
@@ -4025,7 +4025,7 @@
               <w:spacing w:after="10" w:before="0"/>
               <w:ind w:left="120"/>
             </w:pPr>
-            <w:hyperlink w:history="1" r:id="rIdt1q5xn_fbg_2ctkz7glu0">
+            <w:hyperlink w:history="1" r:id="rIdn04qyw9godxbkgl5uf27p">
               <w:r>
                 <w:rPr>
                   <w:rFonts w:ascii="Arial" w:cs="Arial" w:eastAsia="Arial" w:hAnsi="Arial"/>
@@ -4070,7 +4070,7 @@
             <w:pPr>
               <w:spacing w:after="20" w:before="0"/>
             </w:pPr>
-            <w:hyperlink w:history="1" r:id="rIdvkpuodiacbepkgiyb6lij">
+            <w:hyperlink w:history="1" r:id="rIdwc6ets14jtj9mivnkmgbs">
               <w:r>
                 <w:rPr>
                   <w:rFonts w:ascii="Arial" w:cs="Arial" w:eastAsia="Arial" w:hAnsi="Arial"/>
@@ -4103,7 +4103,7 @@
               <w:spacing w:after="10" w:before="0"/>
               <w:ind w:left="120"/>
             </w:pPr>
-            <w:hyperlink w:history="1" r:id="rIduxqquja3hzqaruitheiqi">
+            <w:hyperlink w:history="1" r:id="rIdo98vqk65ypy_nosljblp6">
               <w:r>
                 <w:rPr>
                   <w:rFonts w:ascii="Arial" w:cs="Arial" w:eastAsia="Arial" w:hAnsi="Arial"/>
@@ -4298,7 +4298,7 @@
             <w:pPr>
               <w:spacing w:after="20" w:before="0"/>
             </w:pPr>
-            <w:hyperlink w:history="1" r:id="rIdolttesw7bydc7buz8j5qc">
+            <w:hyperlink w:history="1" r:id="rIdcn2kfpdycg5ftn8bagxdb">
               <w:r>
                 <w:rPr>
                   <w:rFonts w:ascii="Arial" w:cs="Arial" w:eastAsia="Arial" w:hAnsi="Arial"/>
@@ -4331,7 +4331,7 @@
               <w:spacing w:after="10" w:before="0"/>
               <w:ind w:left="120"/>
             </w:pPr>
-            <w:hyperlink w:history="1" r:id="rId2xjwtahk0pwbkfi7olmho">
+            <w:hyperlink w:history="1" r:id="rIdavjgdzksnch8tqyxunxpv">
               <w:r>
                 <w:rPr>
                   <w:rFonts w:ascii="Arial" w:cs="Arial" w:eastAsia="Arial" w:hAnsi="Arial"/>
@@ -4376,7 +4376,7 @@
             <w:pPr>
               <w:spacing w:after="20" w:before="0"/>
             </w:pPr>
-            <w:hyperlink w:history="1" r:id="rIdr5iedckupptx3tkdg5vlv">
+            <w:hyperlink w:history="1" r:id="rIdoz-ea2guys8a0-tfvefmo">
               <w:r>
                 <w:rPr>
                   <w:rFonts w:ascii="Arial" w:cs="Arial" w:eastAsia="Arial" w:hAnsi="Arial"/>
@@ -4409,7 +4409,7 @@
               <w:spacing w:after="10" w:before="0"/>
               <w:ind w:left="120"/>
             </w:pPr>
-            <w:hyperlink w:history="1" r:id="rIdjvrbwg3foqltvfa6etqif">
+            <w:hyperlink w:history="1" r:id="rIdqtmy5aaquz5luwxjdweny">
               <w:r>
                 <w:rPr>
                   <w:rFonts w:ascii="Arial" w:cs="Arial" w:eastAsia="Arial" w:hAnsi="Arial"/>
@@ -4604,7 +4604,7 @@
             <w:pPr>
               <w:spacing w:after="20" w:before="0"/>
             </w:pPr>
-            <w:hyperlink w:history="1" r:id="rId1aynenp_kj7d6hbycvogr">
+            <w:hyperlink w:history="1" r:id="rIdn2w5dcmyeaz93-77twoc9">
               <w:r>
                 <w:rPr>
                   <w:rFonts w:ascii="Arial" w:cs="Arial" w:eastAsia="Arial" w:hAnsi="Arial"/>
@@ -4653,7 +4653,7 @@
               <w:spacing w:after="10" w:before="0"/>
               <w:ind w:left="120"/>
             </w:pPr>
-            <w:hyperlink w:history="1" r:id="rIdxouwrikuetnyikh3rsovt">
+            <w:hyperlink w:history="1" r:id="rIdrnb9na69xxbaderyauqmm">
               <w:r>
                 <w:rPr>
                   <w:rFonts w:ascii="Arial" w:cs="Arial" w:eastAsia="Arial" w:hAnsi="Arial"/>
@@ -4698,7 +4698,7 @@
             <w:pPr>
               <w:spacing w:after="20" w:before="0"/>
             </w:pPr>
-            <w:hyperlink w:history="1" r:id="rIdv4-5ea1n6pmbomp-epsv5">
+            <w:hyperlink w:history="1" r:id="rIdungw6okyocagxzm_qvef3">
               <w:r>
                 <w:rPr>
                   <w:rFonts w:ascii="Arial" w:cs="Arial" w:eastAsia="Arial" w:hAnsi="Arial"/>
@@ -4747,7 +4747,7 @@
               <w:spacing w:after="10" w:before="0"/>
               <w:ind w:left="120"/>
             </w:pPr>
-            <w:hyperlink w:history="1" r:id="rIdse9k-ycyuk1b1esjd5zl8">
+            <w:hyperlink w:history="1" r:id="rIdfl6mmtdz7qglarvf3um7q">
               <w:r>
                 <w:rPr>
                   <w:rFonts w:ascii="Arial" w:cs="Arial" w:eastAsia="Arial" w:hAnsi="Arial"/>
@@ -5259,7 +5259,7 @@
         </w:rPr>
         <w:t xml:space="preserve">© 2026 SeaVuria and ARES. Aligned with KICD objectives. Developed by SeaVuria; technical implementation by ARES (with AI assistance from Claude). Licensed under </w:t>
       </w:r>
-      <w:hyperlink w:history="1" r:id="rIdktdbetxrtixqxtultnxgh">
+      <w:hyperlink w:history="1" r:id="rIdis6obyuma4aqejc_crrwt">
         <w:r>
           <w:rPr>
             <w:rFonts w:ascii="Arial" w:cs="Arial" w:eastAsia="Arial" w:hAnsi="Arial"/>
@@ -5280,7 +5280,7 @@
         </w:rPr>
         <w:t xml:space="preserve"> (</w:t>
       </w:r>
-      <w:hyperlink w:history="1" r:id="rIduvsvewfamuacsas3zr1ip">
+      <w:hyperlink w:history="1" r:id="rIdoavzeku-i35nuos332js4">
         <w:r>
           <w:rPr>
             <w:rFonts w:ascii="Arial" w:cs="Arial" w:eastAsia="Arial" w:hAnsi="Arial"/>
@@ -6293,7 +6293,7 @@
             <w:pPr>
               <w:spacing w:after="20" w:before="0"/>
             </w:pPr>
-            <w:hyperlink w:history="1" r:id="rIdao24fdpxemilecxikehuh">
+            <w:hyperlink w:history="1" r:id="rIddwunwsk6vvpmlmqc5-sxb">
               <w:r>
                 <w:rPr>
                   <w:rFonts w:ascii="Arial" w:cs="Arial" w:eastAsia="Arial" w:hAnsi="Arial"/>
@@ -6326,7 +6326,7 @@
               <w:spacing w:after="10" w:before="0"/>
               <w:ind w:left="120"/>
             </w:pPr>
-            <w:hyperlink w:history="1" r:id="rIdl_4igc2llrunrrjbjrqcr">
+            <w:hyperlink w:history="1" r:id="rIdioabdsrmlzee162z0ip_6">
               <w:r>
                 <w:rPr>
                   <w:rFonts w:ascii="Arial" w:cs="Arial" w:eastAsia="Arial" w:hAnsi="Arial"/>
@@ -6371,7 +6371,7 @@
             <w:pPr>
               <w:spacing w:after="20" w:before="0"/>
             </w:pPr>
-            <w:hyperlink w:history="1" r:id="rIdhspjujymtsr19nqvcns49">
+            <w:hyperlink w:history="1" r:id="rIdxgl4kfm25wombqko9iykf">
               <w:r>
                 <w:rPr>
                   <w:rFonts w:ascii="Arial" w:cs="Arial" w:eastAsia="Arial" w:hAnsi="Arial"/>
@@ -6404,7 +6404,7 @@
               <w:spacing w:after="10" w:before="0"/>
               <w:ind w:left="120"/>
             </w:pPr>
-            <w:hyperlink w:history="1" r:id="rIdcpm7ut62wwbegclhqq6i8">
+            <w:hyperlink w:history="1" r:id="rIdv_yateeuggqdsdng3shpl">
               <w:r>
                 <w:rPr>
                   <w:rFonts w:ascii="Arial" w:cs="Arial" w:eastAsia="Arial" w:hAnsi="Arial"/>
@@ -6599,7 +6599,7 @@
             <w:pPr>
               <w:spacing w:after="20" w:before="0"/>
             </w:pPr>
-            <w:hyperlink w:history="1" r:id="rIdhgutb9nxbts8a8c_75mf4">
+            <w:hyperlink w:history="1" r:id="rIdhqgk4y6isbg8mrnp21lho">
               <w:r>
                 <w:rPr>
                   <w:rFonts w:ascii="Arial" w:cs="Arial" w:eastAsia="Arial" w:hAnsi="Arial"/>
@@ -6632,7 +6632,7 @@
               <w:spacing w:after="10" w:before="0"/>
               <w:ind w:left="120"/>
             </w:pPr>
-            <w:hyperlink w:history="1" r:id="rIdneubvseo1fwq-s-ni0kbc">
+            <w:hyperlink w:history="1" r:id="rIdudwtaefkck0gezrn1asul">
               <w:r>
                 <w:rPr>
                   <w:rFonts w:ascii="Arial" w:cs="Arial" w:eastAsia="Arial" w:hAnsi="Arial"/>
@@ -6677,7 +6677,7 @@
             <w:pPr>
               <w:spacing w:after="20" w:before="0"/>
             </w:pPr>
-            <w:hyperlink w:history="1" r:id="rId4mqox7du50lmndfpz-y24">
+            <w:hyperlink w:history="1" r:id="rIdirll479m0e2kieukkk_c3">
               <w:r>
                 <w:rPr>
                   <w:rFonts w:ascii="Arial" w:cs="Arial" w:eastAsia="Arial" w:hAnsi="Arial"/>
@@ -6710,7 +6710,7 @@
               <w:spacing w:after="10" w:before="0"/>
               <w:ind w:left="120"/>
             </w:pPr>
-            <w:hyperlink w:history="1" r:id="rId63wppn1y_zq2negnth3q5">
+            <w:hyperlink w:history="1" r:id="rIdrf402drfvcvuboi_pb0a6">
               <w:r>
                 <w:rPr>
                   <w:rFonts w:ascii="Arial" w:cs="Arial" w:eastAsia="Arial" w:hAnsi="Arial"/>
@@ -6905,7 +6905,7 @@
             <w:pPr>
               <w:spacing w:after="20" w:before="0"/>
             </w:pPr>
-            <w:hyperlink w:history="1" r:id="rIdnlmxxiutvlmm-kvkodufp">
+            <w:hyperlink w:history="1" r:id="rIdaduskg1mzh1ga2vgt6iu3">
               <w:r>
                 <w:rPr>
                   <w:rFonts w:ascii="Arial" w:cs="Arial" w:eastAsia="Arial" w:hAnsi="Arial"/>
@@ -6954,7 +6954,7 @@
               <w:spacing w:after="10" w:before="0"/>
               <w:ind w:left="120"/>
             </w:pPr>
-            <w:hyperlink w:history="1" r:id="rId64gt1egkcvyhwiv3ax020">
+            <w:hyperlink w:history="1" r:id="rIdrhu22td8lxyt93j1fcj_z">
               <w:r>
                 <w:rPr>
                   <w:rFonts w:ascii="Arial" w:cs="Arial" w:eastAsia="Arial" w:hAnsi="Arial"/>
@@ -6999,7 +6999,7 @@
             <w:pPr>
               <w:spacing w:after="20" w:before="0"/>
             </w:pPr>
-            <w:hyperlink w:history="1" r:id="rIdcna3lrzcmph57novyej3e">
+            <w:hyperlink w:history="1" r:id="rIddqkcl1m2afnk_w62ccpxg">
               <w:r>
                 <w:rPr>
                   <w:rFonts w:ascii="Arial" w:cs="Arial" w:eastAsia="Arial" w:hAnsi="Arial"/>
@@ -7048,7 +7048,7 @@
               <w:spacing w:after="10" w:before="0"/>
               <w:ind w:left="120"/>
             </w:pPr>
-            <w:hyperlink w:history="1" r:id="rIdji7v1ohqpupxdwbomu2jd">
+            <w:hyperlink w:history="1" r:id="rIdppmi30hhctwhtmgmixj7h">
               <w:r>
                 <w:rPr>
                   <w:rFonts w:ascii="Arial" w:cs="Arial" w:eastAsia="Arial" w:hAnsi="Arial"/>
@@ -7243,7 +7243,7 @@
             <w:pPr>
               <w:spacing w:after="20" w:before="0"/>
             </w:pPr>
-            <w:hyperlink w:history="1" r:id="rIdjlrjyu2vd1hfavshhapvf">
+            <w:hyperlink w:history="1" r:id="rIdkq_n-5ue1ok6skagl5z0j">
               <w:r>
                 <w:rPr>
                   <w:rFonts w:ascii="Arial" w:cs="Arial" w:eastAsia="Arial" w:hAnsi="Arial"/>
@@ -7292,7 +7292,7 @@
               <w:spacing w:after="10" w:before="0"/>
               <w:ind w:left="120"/>
             </w:pPr>
-            <w:hyperlink w:history="1" r:id="rIdf0mcgvqu53flk5riatchd">
+            <w:hyperlink w:history="1" r:id="rIdpovugxooxwjjwuxzgfcre">
               <w:r>
                 <w:rPr>
                   <w:rFonts w:ascii="Arial" w:cs="Arial" w:eastAsia="Arial" w:hAnsi="Arial"/>
@@ -7337,7 +7337,7 @@
             <w:pPr>
               <w:spacing w:after="20" w:before="0"/>
             </w:pPr>
-            <w:hyperlink w:history="1" r:id="rIdpidohmkgxk7zn0duxqnhg">
+            <w:hyperlink w:history="1" r:id="rIdukhtmj2yhphlwhhvpzqwt">
               <w:r>
                 <w:rPr>
                   <w:rFonts w:ascii="Arial" w:cs="Arial" w:eastAsia="Arial" w:hAnsi="Arial"/>
@@ -7386,7 +7386,7 @@
               <w:spacing w:after="10" w:before="0"/>
               <w:ind w:left="120"/>
             </w:pPr>
-            <w:hyperlink w:history="1" r:id="rIdhxvozbwcssane1xh2e_my">
+            <w:hyperlink w:history="1" r:id="rIdh2sndyyfopndna48c3aql">
               <w:r>
                 <w:rPr>
                   <w:rFonts w:ascii="Arial" w:cs="Arial" w:eastAsia="Arial" w:hAnsi="Arial"/>
@@ -7581,7 +7581,7 @@
             <w:pPr>
               <w:spacing w:after="20" w:before="0"/>
             </w:pPr>
-            <w:hyperlink w:history="1" r:id="rIdmespehbxgytzljzwcbvv8">
+            <w:hyperlink w:history="1" r:id="rIdrevo0cdjsexfyzqct0v1i">
               <w:r>
                 <w:rPr>
                   <w:rFonts w:ascii="Arial" w:cs="Arial" w:eastAsia="Arial" w:hAnsi="Arial"/>
@@ -7630,7 +7630,7 @@
               <w:spacing w:after="10" w:before="0"/>
               <w:ind w:left="120"/>
             </w:pPr>
-            <w:hyperlink w:history="1" r:id="rId3hujzmhcdgq-zl9clfi8q">
+            <w:hyperlink w:history="1" r:id="rIdc9frnentd8vyeamwfyx63">
               <w:r>
                 <w:rPr>
                   <w:rFonts w:ascii="Arial" w:cs="Arial" w:eastAsia="Arial" w:hAnsi="Arial"/>
@@ -7675,7 +7675,7 @@
             <w:pPr>
               <w:spacing w:after="20" w:before="0"/>
             </w:pPr>
-            <w:hyperlink w:history="1" r:id="rIdcdekog90uihkffbtcizob">
+            <w:hyperlink w:history="1" r:id="rIdg7_2ozy0wrpo3jlf4lwgi">
               <w:r>
                 <w:rPr>
                   <w:rFonts w:ascii="Arial" w:cs="Arial" w:eastAsia="Arial" w:hAnsi="Arial"/>
@@ -7724,7 +7724,7 @@
               <w:spacing w:after="10" w:before="0"/>
               <w:ind w:left="120"/>
             </w:pPr>
-            <w:hyperlink w:history="1" r:id="rId4nnzhnz9qksmrnokaa5me">
+            <w:hyperlink w:history="1" r:id="rIdhjcstcchchxgsrd2eengo">
               <w:r>
                 <w:rPr>
                   <w:rFonts w:ascii="Arial" w:cs="Arial" w:eastAsia="Arial" w:hAnsi="Arial"/>
@@ -8214,7 +8214,7 @@
                 <w:sz w:val="18"/>
                 <w:szCs w:val="18"/>
               </w:rPr>
-              <w:t xml:space="preserve">The measured data confirms that the area of a pizza slice (sector) grows in exact proportion to its central angle when the radius is fixed — directly addressing the driving question. This proportional relationship, expressed as A = (θ/360°) × πr², is the conceptual engine that will be formally derived and extended to arc length in Lesson 3 and applied to real Kenyan contexts in Lessons 4 and 5.</w:t>
+              <w:t xml:space="preserve">The measured data confirms that the area of a pizza slice (sector) grows in exact proportion to its central angle when the radius is fixed — directly addressing the driving question. This proportional relationship, expressed as A = (θ/360°) × πr², is the conceptual engine that will be extended to arc length in Lesson 3, formally derived in Lesson 4, and applied to real Kenyan contexts in later lessons.</w:t>
             </w:r>
           </w:p>
         </w:tc>
@@ -8236,7 +8236,7 @@
         </w:rPr>
         <w:t xml:space="preserve">© 2026 SeaVuria and ARES. Aligned with KICD objectives. Developed by SeaVuria; technical implementation by ARES (with AI assistance from Claude). Licensed under </w:t>
       </w:r>
-      <w:hyperlink w:history="1" r:id="rIdcg8krwvsjdh-9ywmzfml2">
+      <w:hyperlink w:history="1" r:id="rId9vs5enaoqhtbdckqv8xpm">
         <w:r>
           <w:rPr>
             <w:rFonts w:ascii="Arial" w:cs="Arial" w:eastAsia="Arial" w:hAnsi="Arial"/>
@@ -8257,7 +8257,7 @@
         </w:rPr>
         <w:t xml:space="preserve"> (</w:t>
       </w:r>
-      <w:hyperlink w:history="1" r:id="rIdiaqsvsp-o9mbpmhk9ok-q">
+      <w:hyperlink w:history="1" r:id="rIdtsd3fw3sf2qcjauganf_v">
         <w:r>
           <w:rPr>
             <w:rFonts w:ascii="Arial" w:cs="Arial" w:eastAsia="Arial" w:hAnsi="Arial"/>
@@ -9270,7 +9270,7 @@
             <w:pPr>
               <w:spacing w:after="20" w:before="0"/>
             </w:pPr>
-            <w:hyperlink w:history="1" r:id="rIdhcagbzzgdwa0smawfbtib">
+            <w:hyperlink w:history="1" r:id="rId3owtojvonrbrkeyqpmerl">
               <w:r>
                 <w:rPr>
                   <w:rFonts w:ascii="Arial" w:cs="Arial" w:eastAsia="Arial" w:hAnsi="Arial"/>
@@ -9303,7 +9303,7 @@
               <w:spacing w:after="10" w:before="0"/>
               <w:ind w:left="120"/>
             </w:pPr>
-            <w:hyperlink w:history="1" r:id="rIdn2a9lmdgpzsrw3p2k4wbv">
+            <w:hyperlink w:history="1" r:id="rIdzm9qcfpdzoohgxqb-wutd">
               <w:r>
                 <w:rPr>
                   <w:rFonts w:ascii="Arial" w:cs="Arial" w:eastAsia="Arial" w:hAnsi="Arial"/>
@@ -9348,7 +9348,7 @@
             <w:pPr>
               <w:spacing w:after="20" w:before="0"/>
             </w:pPr>
-            <w:hyperlink w:history="1" r:id="rIdul1ep2nyyvbkq1wqpr0m6">
+            <w:hyperlink w:history="1" r:id="rIdgbtfuwz2lsujsyp3yuljb">
               <w:r>
                 <w:rPr>
                   <w:rFonts w:ascii="Arial" w:cs="Arial" w:eastAsia="Arial" w:hAnsi="Arial"/>
@@ -9381,7 +9381,7 @@
               <w:spacing w:after="10" w:before="0"/>
               <w:ind w:left="120"/>
             </w:pPr>
-            <w:hyperlink w:history="1" r:id="rId1y2ynslbzjxxhfahua8rq">
+            <w:hyperlink w:history="1" r:id="rIdg8g0op-9mb0mymj827ros">
               <w:r>
                 <w:rPr>
                   <w:rFonts w:ascii="Arial" w:cs="Arial" w:eastAsia="Arial" w:hAnsi="Arial"/>
@@ -9576,7 +9576,7 @@
             <w:pPr>
               <w:spacing w:after="20" w:before="0"/>
             </w:pPr>
-            <w:hyperlink w:history="1" r:id="rIdc9wbtohjjzi3ydnkums_x">
+            <w:hyperlink w:history="1" r:id="rId0fcnuargxhbbbow4epvh6">
               <w:r>
                 <w:rPr>
                   <w:rFonts w:ascii="Arial" w:cs="Arial" w:eastAsia="Arial" w:hAnsi="Arial"/>
@@ -9609,7 +9609,7 @@
               <w:spacing w:after="10" w:before="0"/>
               <w:ind w:left="120"/>
             </w:pPr>
-            <w:hyperlink w:history="1" r:id="rIdaqbj0j01y26_clwml2dmu">
+            <w:hyperlink w:history="1" r:id="rIdmbzfwpqpaawepndg8oe2o">
               <w:r>
                 <w:rPr>
                   <w:rFonts w:ascii="Arial" w:cs="Arial" w:eastAsia="Arial" w:hAnsi="Arial"/>
@@ -9654,7 +9654,7 @@
             <w:pPr>
               <w:spacing w:after="20" w:before="0"/>
             </w:pPr>
-            <w:hyperlink w:history="1" r:id="rId2ub2wz7bvkdqobkpqwg5j">
+            <w:hyperlink w:history="1" r:id="rIdeclrfrykpobhbloeqh39a">
               <w:r>
                 <w:rPr>
                   <w:rFonts w:ascii="Arial" w:cs="Arial" w:eastAsia="Arial" w:hAnsi="Arial"/>
@@ -9687,7 +9687,7 @@
               <w:spacing w:after="10" w:before="0"/>
               <w:ind w:left="120"/>
             </w:pPr>
-            <w:hyperlink w:history="1" r:id="rIdcn4dz48ok3z8a8eyi89k_">
+            <w:hyperlink w:history="1" r:id="rId-6sgrspvfufhubpzepkuq">
               <w:r>
                 <w:rPr>
                   <w:rFonts w:ascii="Arial" w:cs="Arial" w:eastAsia="Arial" w:hAnsi="Arial"/>
@@ -9882,7 +9882,7 @@
             <w:pPr>
               <w:spacing w:after="20" w:before="0"/>
             </w:pPr>
-            <w:hyperlink w:history="1" r:id="rId_jsjfrfbqbo1ee6hgwrg9">
+            <w:hyperlink w:history="1" r:id="rIdmahyrmxa4fz3fjf9m5pti">
               <w:r>
                 <w:rPr>
                   <w:rFonts w:ascii="Arial" w:cs="Arial" w:eastAsia="Arial" w:hAnsi="Arial"/>
@@ -9931,7 +9931,7 @@
               <w:spacing w:after="10" w:before="0"/>
               <w:ind w:left="120"/>
             </w:pPr>
-            <w:hyperlink w:history="1" r:id="rIdtosltvd3kwz3t1ftf-koc">
+            <w:hyperlink w:history="1" r:id="rIdathfwhvnofy-8lo-iouhz">
               <w:r>
                 <w:rPr>
                   <w:rFonts w:ascii="Arial" w:cs="Arial" w:eastAsia="Arial" w:hAnsi="Arial"/>
@@ -9976,7 +9976,7 @@
             <w:pPr>
               <w:spacing w:after="20" w:before="0"/>
             </w:pPr>
-            <w:hyperlink w:history="1" r:id="rIdcxgbmfe4n9cldhkwq4fgk">
+            <w:hyperlink w:history="1" r:id="rIdaotyhi-difs-o32jh9djq">
               <w:r>
                 <w:rPr>
                   <w:rFonts w:ascii="Arial" w:cs="Arial" w:eastAsia="Arial" w:hAnsi="Arial"/>
@@ -10025,7 +10025,7 @@
               <w:spacing w:after="10" w:before="0"/>
               <w:ind w:left="120"/>
             </w:pPr>
-            <w:hyperlink w:history="1" r:id="rIdoxujdl053tr3yymnl45wx">
+            <w:hyperlink w:history="1" r:id="rIdtem3pidefvjdzxgqv5qyj">
               <w:r>
                 <w:rPr>
                   <w:rFonts w:ascii="Arial" w:cs="Arial" w:eastAsia="Arial" w:hAnsi="Arial"/>
@@ -10220,7 +10220,7 @@
             <w:pPr>
               <w:spacing w:after="20" w:before="0"/>
             </w:pPr>
-            <w:hyperlink w:history="1" r:id="rIdxmaiy622wtqhuugu2zjaz">
+            <w:hyperlink w:history="1" r:id="rId6-pbtr_olllu-pypurak_">
               <w:r>
                 <w:rPr>
                   <w:rFonts w:ascii="Arial" w:cs="Arial" w:eastAsia="Arial" w:hAnsi="Arial"/>
@@ -10269,7 +10269,7 @@
               <w:spacing w:after="10" w:before="0"/>
               <w:ind w:left="120"/>
             </w:pPr>
-            <w:hyperlink w:history="1" r:id="rIdwyv7vdpsuuxinb0hfk14o">
+            <w:hyperlink w:history="1" r:id="rIdep6hhckggjsey2gxrdsod">
               <w:r>
                 <w:rPr>
                   <w:rFonts w:ascii="Arial" w:cs="Arial" w:eastAsia="Arial" w:hAnsi="Arial"/>
@@ -10314,7 +10314,7 @@
             <w:pPr>
               <w:spacing w:after="20" w:before="0"/>
             </w:pPr>
-            <w:hyperlink w:history="1" r:id="rIdpfjq3gyebv43wbnoqacqf">
+            <w:hyperlink w:history="1" r:id="rId0mepi96m_hdx0nhxhxgcz">
               <w:r>
                 <w:rPr>
                   <w:rFonts w:ascii="Arial" w:cs="Arial" w:eastAsia="Arial" w:hAnsi="Arial"/>
@@ -10363,7 +10363,7 @@
               <w:spacing w:after="10" w:before="0"/>
               <w:ind w:left="120"/>
             </w:pPr>
-            <w:hyperlink w:history="1" r:id="rIdtyqnmxr6s8qrrbfmalkn2">
+            <w:hyperlink w:history="1" r:id="rIdz_onsfbj2fusmlxjitalm">
               <w:r>
                 <w:rPr>
                   <w:rFonts w:ascii="Arial" w:cs="Arial" w:eastAsia="Arial" w:hAnsi="Arial"/>
@@ -10558,7 +10558,7 @@
             <w:pPr>
               <w:spacing w:after="20" w:before="0"/>
             </w:pPr>
-            <w:hyperlink w:history="1" r:id="rIddek9g4-qkj0_n3hjdspsf">
+            <w:hyperlink w:history="1" r:id="rIdpr_abjalnok74hho5gfgu">
               <w:r>
                 <w:rPr>
                   <w:rFonts w:ascii="Arial" w:cs="Arial" w:eastAsia="Arial" w:hAnsi="Arial"/>
@@ -10607,7 +10607,7 @@
               <w:spacing w:after="10" w:before="0"/>
               <w:ind w:left="120"/>
             </w:pPr>
-            <w:hyperlink w:history="1" r:id="rIdmf1hlmsxw9fvy19pq650x">
+            <w:hyperlink w:history="1" r:id="rIddamdhrbmnkurrs97d9-nj">
               <w:r>
                 <w:rPr>
                   <w:rFonts w:ascii="Arial" w:cs="Arial" w:eastAsia="Arial" w:hAnsi="Arial"/>
@@ -10652,7 +10652,7 @@
             <w:pPr>
               <w:spacing w:after="20" w:before="0"/>
             </w:pPr>
-            <w:hyperlink w:history="1" r:id="rIdymnjlfcujs4mqrwectcaj">
+            <w:hyperlink w:history="1" r:id="rIdfgtw4ujtq_deel4rbf7er">
               <w:r>
                 <w:rPr>
                   <w:rFonts w:ascii="Arial" w:cs="Arial" w:eastAsia="Arial" w:hAnsi="Arial"/>
@@ -10701,7 +10701,7 @@
               <w:spacing w:after="10" w:before="0"/>
               <w:ind w:left="120"/>
             </w:pPr>
-            <w:hyperlink w:history="1" r:id="rIdrv64b9vlrfefmnerpohth">
+            <w:hyperlink w:history="1" r:id="rIdoap7tj1wwlhevzutd2bxj">
               <w:r>
                 <w:rPr>
                   <w:rFonts w:ascii="Arial" w:cs="Arial" w:eastAsia="Arial" w:hAnsi="Arial"/>
@@ -11213,7 +11213,7 @@
         </w:rPr>
         <w:t xml:space="preserve">© 2026 SeaVuria and ARES. Aligned with KICD objectives. Developed by SeaVuria; technical implementation by ARES (with AI assistance from Claude). Licensed under </w:t>
       </w:r>
-      <w:hyperlink w:history="1" r:id="rIdtgr6ewamderwjb5qkdlpm">
+      <w:hyperlink w:history="1" r:id="rIdw5f0exvfuiflraronqzsy">
         <w:r>
           <w:rPr>
             <w:rFonts w:ascii="Arial" w:cs="Arial" w:eastAsia="Arial" w:hAnsi="Arial"/>
@@ -11234,7 +11234,7 @@
         </w:rPr>
         <w:t xml:space="preserve"> (</w:t>
       </w:r>
-      <w:hyperlink w:history="1" r:id="rIdskbsbpxbeuje680pgu3lx">
+      <w:hyperlink w:history="1" r:id="rIdumbh8l4eft80tv3tqt8ls">
         <w:r>
           <w:rPr>
             <w:rFonts w:ascii="Arial" w:cs="Arial" w:eastAsia="Arial" w:hAnsi="Arial"/>
@@ -12247,7 +12247,7 @@
             <w:pPr>
               <w:spacing w:after="20" w:before="0"/>
             </w:pPr>
-            <w:hyperlink w:history="1" r:id="rIddyjahbzvy685cbdt59llq">
+            <w:hyperlink w:history="1" r:id="rIdyih_tnol2ihqqbw2cebox">
               <w:r>
                 <w:rPr>
                   <w:rFonts w:ascii="Arial" w:cs="Arial" w:eastAsia="Arial" w:hAnsi="Arial"/>
@@ -12280,7 +12280,7 @@
               <w:spacing w:after="10" w:before="0"/>
               <w:ind w:left="120"/>
             </w:pPr>
-            <w:hyperlink w:history="1" r:id="rIdvpfflrvsmdnfxr3x0ewmb">
+            <w:hyperlink w:history="1" r:id="rIduhk165m7zfhfepgefa84r">
               <w:r>
                 <w:rPr>
                   <w:rFonts w:ascii="Arial" w:cs="Arial" w:eastAsia="Arial" w:hAnsi="Arial"/>
@@ -12325,7 +12325,7 @@
             <w:pPr>
               <w:spacing w:after="20" w:before="0"/>
             </w:pPr>
-            <w:hyperlink w:history="1" r:id="rIdvp4i9qn2ddnrwpw-w2tu-">
+            <w:hyperlink w:history="1" r:id="rIdpuiiin7empgwjqticctvq">
               <w:r>
                 <w:rPr>
                   <w:rFonts w:ascii="Arial" w:cs="Arial" w:eastAsia="Arial" w:hAnsi="Arial"/>
@@ -12358,7 +12358,7 @@
               <w:spacing w:after="10" w:before="0"/>
               <w:ind w:left="120"/>
             </w:pPr>
-            <w:hyperlink w:history="1" r:id="rIdnyhemzodnkqhuzataungr">
+            <w:hyperlink w:history="1" r:id="rIdnr5izddha1qvsm5zvwk_1">
               <w:r>
                 <w:rPr>
                   <w:rFonts w:ascii="Arial" w:cs="Arial" w:eastAsia="Arial" w:hAnsi="Arial"/>
@@ -12553,7 +12553,7 @@
             <w:pPr>
               <w:spacing w:after="20" w:before="0"/>
             </w:pPr>
-            <w:hyperlink w:history="1" r:id="rId_jz3pw1t8v1-bowjj-lq6">
+            <w:hyperlink w:history="1" r:id="rIdq5udkfa7tfvy7p4mjycyp">
               <w:r>
                 <w:rPr>
                   <w:rFonts w:ascii="Arial" w:cs="Arial" w:eastAsia="Arial" w:hAnsi="Arial"/>
@@ -12586,7 +12586,7 @@
               <w:spacing w:after="10" w:before="0"/>
               <w:ind w:left="120"/>
             </w:pPr>
-            <w:hyperlink w:history="1" r:id="rIdelkko6prps5cky0xwevlc">
+            <w:hyperlink w:history="1" r:id="rIdlkpnu--yo_k5f2ybm0hyd">
               <w:r>
                 <w:rPr>
                   <w:rFonts w:ascii="Arial" w:cs="Arial" w:eastAsia="Arial" w:hAnsi="Arial"/>
@@ -12631,7 +12631,7 @@
             <w:pPr>
               <w:spacing w:after="20" w:before="0"/>
             </w:pPr>
-            <w:hyperlink w:history="1" r:id="rIdymimkyc9sq4k2w2ncqgp1">
+            <w:hyperlink w:history="1" r:id="rIdybe65f2uj3yztjwjddi0p">
               <w:r>
                 <w:rPr>
                   <w:rFonts w:ascii="Arial" w:cs="Arial" w:eastAsia="Arial" w:hAnsi="Arial"/>
@@ -12664,7 +12664,7 @@
               <w:spacing w:after="10" w:before="0"/>
               <w:ind w:left="120"/>
             </w:pPr>
-            <w:hyperlink w:history="1" r:id="rIdtqv6rbbgftporotiaac33">
+            <w:hyperlink w:history="1" r:id="rIdaczziqvmiqaayxymlgerj">
               <w:r>
                 <w:rPr>
                   <w:rFonts w:ascii="Arial" w:cs="Arial" w:eastAsia="Arial" w:hAnsi="Arial"/>
@@ -12859,7 +12859,7 @@
             <w:pPr>
               <w:spacing w:after="20" w:before="0"/>
             </w:pPr>
-            <w:hyperlink w:history="1" r:id="rIdybeo7u3o_t8h12cynxqdi">
+            <w:hyperlink w:history="1" r:id="rIdem2ee2awdwrjn8ya5oxct">
               <w:r>
                 <w:rPr>
                   <w:rFonts w:ascii="Arial" w:cs="Arial" w:eastAsia="Arial" w:hAnsi="Arial"/>
@@ -12908,7 +12908,7 @@
               <w:spacing w:after="10" w:before="0"/>
               <w:ind w:left="120"/>
             </w:pPr>
-            <w:hyperlink w:history="1" r:id="rIdemz9tgp2otyfst7kzp_qv">
+            <w:hyperlink w:history="1" r:id="rIdcvlkqdl6_bpkodkjndcgb">
               <w:r>
                 <w:rPr>
                   <w:rFonts w:ascii="Arial" w:cs="Arial" w:eastAsia="Arial" w:hAnsi="Arial"/>
@@ -12953,7 +12953,7 @@
             <w:pPr>
               <w:spacing w:after="20" w:before="0"/>
             </w:pPr>
-            <w:hyperlink w:history="1" r:id="rIdusr-3tnoy3yjearrhoptv">
+            <w:hyperlink w:history="1" r:id="rIdt94l3dnuxgpnpeummed1i">
               <w:r>
                 <w:rPr>
                   <w:rFonts w:ascii="Arial" w:cs="Arial" w:eastAsia="Arial" w:hAnsi="Arial"/>
@@ -13002,7 +13002,7 @@
               <w:spacing w:after="10" w:before="0"/>
               <w:ind w:left="120"/>
             </w:pPr>
-            <w:hyperlink w:history="1" r:id="rId_sdj22pthwz4jgrjbr8rs">
+            <w:hyperlink w:history="1" r:id="rId9ep7wt93ucx7wp6uuw34o">
               <w:r>
                 <w:rPr>
                   <w:rFonts w:ascii="Arial" w:cs="Arial" w:eastAsia="Arial" w:hAnsi="Arial"/>
@@ -13197,7 +13197,7 @@
             <w:pPr>
               <w:spacing w:after="20" w:before="0"/>
             </w:pPr>
-            <w:hyperlink w:history="1" r:id="rId4f_4jvx_xgkansb2zb1wy">
+            <w:hyperlink w:history="1" r:id="rId2ygbffg_iewvhellbipho">
               <w:r>
                 <w:rPr>
                   <w:rFonts w:ascii="Arial" w:cs="Arial" w:eastAsia="Arial" w:hAnsi="Arial"/>
@@ -13246,7 +13246,7 @@
               <w:spacing w:after="10" w:before="0"/>
               <w:ind w:left="120"/>
             </w:pPr>
-            <w:hyperlink w:history="1" r:id="rId5g9q3efwowde0x0wnmcaa">
+            <w:hyperlink w:history="1" r:id="rId6vvv_nh3mf8zaf-uxhon8">
               <w:r>
                 <w:rPr>
                   <w:rFonts w:ascii="Arial" w:cs="Arial" w:eastAsia="Arial" w:hAnsi="Arial"/>
@@ -13291,7 +13291,7 @@
             <w:pPr>
               <w:spacing w:after="20" w:before="0"/>
             </w:pPr>
-            <w:hyperlink w:history="1" r:id="rId0udrdhjcaadfzsogfksle">
+            <w:hyperlink w:history="1" r:id="rId6msvqotjociyzrkxv-cxv">
               <w:r>
                 <w:rPr>
                   <w:rFonts w:ascii="Arial" w:cs="Arial" w:eastAsia="Arial" w:hAnsi="Arial"/>
@@ -13340,7 +13340,7 @@
               <w:spacing w:after="10" w:before="0"/>
               <w:ind w:left="120"/>
             </w:pPr>
-            <w:hyperlink w:history="1" r:id="rIdkcjryhautzfpp6n-rvnym">
+            <w:hyperlink w:history="1" r:id="rId9maqx5xecu8ss9xxbauuu">
               <w:r>
                 <w:rPr>
                   <w:rFonts w:ascii="Arial" w:cs="Arial" w:eastAsia="Arial" w:hAnsi="Arial"/>
@@ -13535,7 +13535,7 @@
             <w:pPr>
               <w:spacing w:after="20" w:before="0"/>
             </w:pPr>
-            <w:hyperlink w:history="1" r:id="rIdqias9zd4a7fiiqaz4j2fs">
+            <w:hyperlink w:history="1" r:id="rId7cji7mxp6yl1heiyqr8ue">
               <w:r>
                 <w:rPr>
                   <w:rFonts w:ascii="Arial" w:cs="Arial" w:eastAsia="Arial" w:hAnsi="Arial"/>
@@ -13584,7 +13584,7 @@
               <w:spacing w:after="10" w:before="0"/>
               <w:ind w:left="120"/>
             </w:pPr>
-            <w:hyperlink w:history="1" r:id="rIdv4ocqix6flutzx-rvwcle">
+            <w:hyperlink w:history="1" r:id="rIdxmt40lwdxgtfewdie02mo">
               <w:r>
                 <w:rPr>
                   <w:rFonts w:ascii="Arial" w:cs="Arial" w:eastAsia="Arial" w:hAnsi="Arial"/>
@@ -13629,7 +13629,7 @@
             <w:pPr>
               <w:spacing w:after="20" w:before="0"/>
             </w:pPr>
-            <w:hyperlink w:history="1" r:id="rId4esdvlx_kbifxppcdkfvs">
+            <w:hyperlink w:history="1" r:id="rIdigfxpczi-3hjl0hb_y2-t">
               <w:r>
                 <w:rPr>
                   <w:rFonts w:ascii="Arial" w:cs="Arial" w:eastAsia="Arial" w:hAnsi="Arial"/>
@@ -13678,7 +13678,7 @@
               <w:spacing w:after="10" w:before="0"/>
               <w:ind w:left="120"/>
             </w:pPr>
-            <w:hyperlink w:history="1" r:id="rIdjt_3p5mig8cu5heujjhbv">
+            <w:hyperlink w:history="1" r:id="rIdutgcqcoml1pnxpz3lpeoo">
               <w:r>
                 <w:rPr>
                   <w:rFonts w:ascii="Arial" w:cs="Arial" w:eastAsia="Arial" w:hAnsi="Arial"/>
@@ -14285,7 +14285,7 @@
         </w:rPr>
         <w:t xml:space="preserve">© 2026 SeaVuria and ARES. Aligned with KICD objectives. Developed by SeaVuria; technical implementation by ARES (with AI assistance from Claude). Licensed under </w:t>
       </w:r>
-      <w:hyperlink w:history="1" r:id="rIdq6rpgpwphssqwldhli5vh">
+      <w:hyperlink w:history="1" r:id="rIdxfsgrtm4nzvc95kgt1lsg">
         <w:r>
           <w:rPr>
             <w:rFonts w:ascii="Arial" w:cs="Arial" w:eastAsia="Arial" w:hAnsi="Arial"/>
@@ -14306,7 +14306,7 @@
         </w:rPr>
         <w:t xml:space="preserve"> (</w:t>
       </w:r>
-      <w:hyperlink w:history="1" r:id="rIds_vkmol2rnjzm6gzxyrmw">
+      <w:hyperlink w:history="1" r:id="rIdmvtnnmsiuhkrjg2mv7qde">
         <w:r>
           <w:rPr>
             <w:rFonts w:ascii="Arial" w:cs="Arial" w:eastAsia="Arial" w:hAnsi="Arial"/>
@@ -15319,7 +15319,7 @@
             <w:pPr>
               <w:spacing w:after="20" w:before="0"/>
             </w:pPr>
-            <w:hyperlink w:history="1" r:id="rIdotjfegqies1kcrgevp6ef">
+            <w:hyperlink w:history="1" r:id="rIduc9asvb_mtb_sbfo813d0">
               <w:r>
                 <w:rPr>
                   <w:rFonts w:ascii="Arial" w:cs="Arial" w:eastAsia="Arial" w:hAnsi="Arial"/>
@@ -15368,7 +15368,7 @@
               <w:spacing w:after="10" w:before="0"/>
               <w:ind w:left="120"/>
             </w:pPr>
-            <w:hyperlink w:history="1" r:id="rIdwotpm2m4gwn8xfzbxtcvi">
+            <w:hyperlink w:history="1" r:id="rIdd83i0546z0uxvzedahkiu">
               <w:r>
                 <w:rPr>
                   <w:rFonts w:ascii="Arial" w:cs="Arial" w:eastAsia="Arial" w:hAnsi="Arial"/>
@@ -15413,7 +15413,7 @@
             <w:pPr>
               <w:spacing w:after="20" w:before="0"/>
             </w:pPr>
-            <w:hyperlink w:history="1" r:id="rIdx8mreud2uuewap9l1zwij">
+            <w:hyperlink w:history="1" r:id="rIdgqtkjnwwsxekhsr00zsc1">
               <w:r>
                 <w:rPr>
                   <w:rFonts w:ascii="Arial" w:cs="Arial" w:eastAsia="Arial" w:hAnsi="Arial"/>
@@ -15462,7 +15462,7 @@
               <w:spacing w:after="10" w:before="0"/>
               <w:ind w:left="120"/>
             </w:pPr>
-            <w:hyperlink w:history="1" r:id="rIdwwwhohelncese7k_gn16k">
+            <w:hyperlink w:history="1" r:id="rIdugoomezkbttlwi8wwz6yc">
               <w:r>
                 <w:rPr>
                   <w:rFonts w:ascii="Arial" w:cs="Arial" w:eastAsia="Arial" w:hAnsi="Arial"/>
@@ -15657,7 +15657,7 @@
             <w:pPr>
               <w:spacing w:after="20" w:before="0"/>
             </w:pPr>
-            <w:hyperlink w:history="1" r:id="rIdzip-lhdbznsjvnyhtb_y1">
+            <w:hyperlink w:history="1" r:id="rIdkdvtx-qg1rhc9a35gzfsq">
               <w:r>
                 <w:rPr>
                   <w:rFonts w:ascii="Arial" w:cs="Arial" w:eastAsia="Arial" w:hAnsi="Arial"/>
@@ -15706,7 +15706,7 @@
               <w:spacing w:after="10" w:before="0"/>
               <w:ind w:left="120"/>
             </w:pPr>
-            <w:hyperlink w:history="1" r:id="rIdvzyftxggoalbif3lga_rz">
+            <w:hyperlink w:history="1" r:id="rIdld8jgiksv8ksqa9pf6sfc">
               <w:r>
                 <w:rPr>
                   <w:rFonts w:ascii="Arial" w:cs="Arial" w:eastAsia="Arial" w:hAnsi="Arial"/>
@@ -15751,7 +15751,7 @@
             <w:pPr>
               <w:spacing w:after="20" w:before="0"/>
             </w:pPr>
-            <w:hyperlink w:history="1" r:id="rIdizocc_djnmf6qrkap1zoc">
+            <w:hyperlink w:history="1" r:id="rIdkwwmuv55c4qajuttz2gvr">
               <w:r>
                 <w:rPr>
                   <w:rFonts w:ascii="Arial" w:cs="Arial" w:eastAsia="Arial" w:hAnsi="Arial"/>
@@ -15800,7 +15800,7 @@
               <w:spacing w:after="10" w:before="0"/>
               <w:ind w:left="120"/>
             </w:pPr>
-            <w:hyperlink w:history="1" r:id="rIdtlbyabt9a23nkk58sgdg9">
+            <w:hyperlink w:history="1" r:id="rIdw_ydpab1py2neea7hq2ko">
               <w:r>
                 <w:rPr>
                   <w:rFonts w:ascii="Arial" w:cs="Arial" w:eastAsia="Arial" w:hAnsi="Arial"/>
@@ -15995,7 +15995,7 @@
             <w:pPr>
               <w:spacing w:after="20" w:before="0"/>
             </w:pPr>
-            <w:hyperlink w:history="1" r:id="rIda0maihm1ocwfba30mnsww">
+            <w:hyperlink w:history="1" r:id="rId7g3nzwr0e7eevixvk5syg">
               <w:r>
                 <w:rPr>
                   <w:rFonts w:ascii="Arial" w:cs="Arial" w:eastAsia="Arial" w:hAnsi="Arial"/>
@@ -16044,7 +16044,7 @@
               <w:spacing w:after="10" w:before="0"/>
               <w:ind w:left="120"/>
             </w:pPr>
-            <w:hyperlink w:history="1" r:id="rIdzjdabji16ooj40qvsrkkh">
+            <w:hyperlink w:history="1" r:id="rId4xauyqwgjczgutxmqqosf">
               <w:r>
                 <w:rPr>
                   <w:rFonts w:ascii="Arial" w:cs="Arial" w:eastAsia="Arial" w:hAnsi="Arial"/>
@@ -16089,7 +16089,7 @@
             <w:pPr>
               <w:spacing w:after="20" w:before="0"/>
             </w:pPr>
-            <w:hyperlink w:history="1" r:id="rId_sligg18wtrsp7_5g6i-a">
+            <w:hyperlink w:history="1" r:id="rIdxssvs2l2meercgmhedke0">
               <w:r>
                 <w:rPr>
                   <w:rFonts w:ascii="Arial" w:cs="Arial" w:eastAsia="Arial" w:hAnsi="Arial"/>
@@ -16138,7 +16138,7 @@
               <w:spacing w:after="10" w:before="0"/>
               <w:ind w:left="120"/>
             </w:pPr>
-            <w:hyperlink w:history="1" r:id="rIdp4syugcb9qdlbc-gjohbt">
+            <w:hyperlink w:history="1" r:id="rIdsdqdocfkwnja6yymk4umc">
               <w:r>
                 <w:rPr>
                   <w:rFonts w:ascii="Arial" w:cs="Arial" w:eastAsia="Arial" w:hAnsi="Arial"/>
@@ -16333,7 +16333,7 @@
             <w:pPr>
               <w:spacing w:after="20" w:before="0"/>
             </w:pPr>
-            <w:hyperlink w:history="1" r:id="rId3i9_vag5m0ptyusgfgtv-">
+            <w:hyperlink w:history="1" r:id="rId7fvuqknynfq_ngickmdhf">
               <w:r>
                 <w:rPr>
                   <w:rFonts w:ascii="Arial" w:cs="Arial" w:eastAsia="Arial" w:hAnsi="Arial"/>
@@ -16382,7 +16382,7 @@
               <w:spacing w:after="10" w:before="0"/>
               <w:ind w:left="120"/>
             </w:pPr>
-            <w:hyperlink w:history="1" r:id="rIdftrrlmfca8zb1crufho3y">
+            <w:hyperlink w:history="1" r:id="rIdckhqsul4smst8wuobmrw0">
               <w:r>
                 <w:rPr>
                   <w:rFonts w:ascii="Arial" w:cs="Arial" w:eastAsia="Arial" w:hAnsi="Arial"/>
@@ -16427,7 +16427,7 @@
             <w:pPr>
               <w:spacing w:after="20" w:before="0"/>
             </w:pPr>
-            <w:hyperlink w:history="1" r:id="rIdxeuwf_bccuoqqoiy2gapw">
+            <w:hyperlink w:history="1" r:id="rIdwoty9eku8hp_fuawqvs36">
               <w:r>
                 <w:rPr>
                   <w:rFonts w:ascii="Arial" w:cs="Arial" w:eastAsia="Arial" w:hAnsi="Arial"/>
@@ -16476,7 +16476,7 @@
               <w:spacing w:after="10" w:before="0"/>
               <w:ind w:left="120"/>
             </w:pPr>
-            <w:hyperlink w:history="1" r:id="rId7i2fbdmxunlld_sbrn82l">
+            <w:hyperlink w:history="1" r:id="rId5vb9icz3t3zdfopsorgng">
               <w:r>
                 <w:rPr>
                   <w:rFonts w:ascii="Arial" w:cs="Arial" w:eastAsia="Arial" w:hAnsi="Arial"/>
@@ -16671,7 +16671,7 @@
             <w:pPr>
               <w:spacing w:after="20" w:before="0"/>
             </w:pPr>
-            <w:hyperlink w:history="1" r:id="rIdc8dcjha9tu2p3m54qoolf">
+            <w:hyperlink w:history="1" r:id="rIdr1fyuvk-_7l2qe2uv8hs-">
               <w:r>
                 <w:rPr>
                   <w:rFonts w:ascii="Arial" w:cs="Arial" w:eastAsia="Arial" w:hAnsi="Arial"/>
@@ -16720,7 +16720,7 @@
               <w:spacing w:after="10" w:before="0"/>
               <w:ind w:left="120"/>
             </w:pPr>
-            <w:hyperlink w:history="1" r:id="rIdvufzz6nsho6vq17zc2a9c">
+            <w:hyperlink w:history="1" r:id="rIdncialnk7z5-fre5osxmng">
               <w:r>
                 <w:rPr>
                   <w:rFonts w:ascii="Arial" w:cs="Arial" w:eastAsia="Arial" w:hAnsi="Arial"/>
@@ -16765,7 +16765,7 @@
             <w:pPr>
               <w:spacing w:after="20" w:before="0"/>
             </w:pPr>
-            <w:hyperlink w:history="1" r:id="rIddp1jg6bmqkdaq7i0i2z3d">
+            <w:hyperlink w:history="1" r:id="rId52vbyotz2uts4yvw61cdk">
               <w:r>
                 <w:rPr>
                   <w:rFonts w:ascii="Arial" w:cs="Arial" w:eastAsia="Arial" w:hAnsi="Arial"/>
@@ -16814,7 +16814,7 @@
               <w:spacing w:after="10" w:before="0"/>
               <w:ind w:left="120"/>
             </w:pPr>
-            <w:hyperlink w:history="1" r:id="rIdadicl0nszl_3illsjknik">
+            <w:hyperlink w:history="1" r:id="rIdt7q5tpnllqxwlgn1eloo6">
               <w:r>
                 <w:rPr>
                   <w:rFonts w:ascii="Arial" w:cs="Arial" w:eastAsia="Arial" w:hAnsi="Arial"/>
@@ -16856,7 +16856,7 @@
                 <w:sz w:val="18"/>
                 <w:szCs w:val="18"/>
               </w:rPr>
-              <w:t xml:space="preserve">Learners update their circle-parts model (begun in Lesson 2 and extended each lesson). They add a new diagram showing a circle divided into a minor sector (theta degrees) and a major sector (360 minus theta degrees), label both with their area formulas, and draw a double-headed arrow labelled 'together they equal pi r squared.' They then complete a three-row summary table in their books: Row 1 — Arc length formula; Row 2 — Minor sector area; Row 3 — Major sector area. Finally, learners answer a two-sentence exit prompt: 'The area of the unwatered portion of the Laikipia irrigation field is ___ square metres. I know the formula works for major sectors because ___.</w:t>
+              <w:t xml:space="preserve">Learners update their circle-parts model (begun in Lesson 1 and extended each lesson). They add a new diagram showing a circle divided into a minor sector (theta degrees) and a major sector (360 minus theta degrees), label both with their area formulas, and draw a double-headed arrow labelled 'together they equal pi r squared.' They then complete a three-row summary table in their books: Row 1 — Arc length formula; Row 2 — Minor sector area; Row 3 — Major sector area. Finally, learners answer a two-sentence exit prompt: 'The area of the unwatered portion of the Laikipia irrigation field is ___ square metres. I know the formula works for major sectors because ___.</w:t>
             </w:r>
           </w:p>
         </w:tc>
@@ -17326,7 +17326,7 @@
         </w:rPr>
         <w:t xml:space="preserve">© 2026 SeaVuria and ARES. Aligned with KICD objectives. Developed by SeaVuria; technical implementation by ARES (with AI assistance from Claude). Licensed under </w:t>
       </w:r>
-      <w:hyperlink w:history="1" r:id="rIdckvctsmmgixuwdioviahp">
+      <w:hyperlink w:history="1" r:id="rId1diqai8gu-dkglwii3gtg">
         <w:r>
           <w:rPr>
             <w:rFonts w:ascii="Arial" w:cs="Arial" w:eastAsia="Arial" w:hAnsi="Arial"/>
@@ -17347,7 +17347,7 @@
         </w:rPr>
         <w:t xml:space="preserve"> (</w:t>
       </w:r>
-      <w:hyperlink w:history="1" r:id="rIdozkhrrlexvpswgk22uwxm">
+      <w:hyperlink w:history="1" r:id="rId6zkuippw91g53sov6abrq">
         <w:r>
           <w:rPr>
             <w:rFonts w:ascii="Arial" w:cs="Arial" w:eastAsia="Arial" w:hAnsi="Arial"/>
@@ -18360,7 +18360,7 @@
             <w:pPr>
               <w:spacing w:after="20" w:before="0"/>
             </w:pPr>
-            <w:hyperlink w:history="1" r:id="rIdwnzajpkfmwgbri3qlzps7">
+            <w:hyperlink w:history="1" r:id="rIdlplimahywjbzpkgb2wq5x">
               <w:r>
                 <w:rPr>
                   <w:rFonts w:ascii="Arial" w:cs="Arial" w:eastAsia="Arial" w:hAnsi="Arial"/>
@@ -18393,7 +18393,7 @@
               <w:spacing w:after="10" w:before="0"/>
               <w:ind w:left="120"/>
             </w:pPr>
-            <w:hyperlink w:history="1" r:id="rIdxuarbvjmknylbdtablbpt">
+            <w:hyperlink w:history="1" r:id="rIdirvlexpyuciz56clg9891">
               <w:r>
                 <w:rPr>
                   <w:rFonts w:ascii="Arial" w:cs="Arial" w:eastAsia="Arial" w:hAnsi="Arial"/>
@@ -18438,7 +18438,7 @@
             <w:pPr>
               <w:spacing w:after="20" w:before="0"/>
             </w:pPr>
-            <w:hyperlink w:history="1" r:id="rIdmhu03lpoujljzsrbvfeuj">
+            <w:hyperlink w:history="1" r:id="rIdn4yu8sv-acvbrmyrn5vyj">
               <w:r>
                 <w:rPr>
                   <w:rFonts w:ascii="Arial" w:cs="Arial" w:eastAsia="Arial" w:hAnsi="Arial"/>
@@ -18471,7 +18471,7 @@
               <w:spacing w:after="10" w:before="0"/>
               <w:ind w:left="120"/>
             </w:pPr>
-            <w:hyperlink w:history="1" r:id="rIdcfbxpdwg2xkdo6-m3junu">
+            <w:hyperlink w:history="1" r:id="rIdcolofr-_qg9azxke-z0kd">
               <w:r>
                 <w:rPr>
                   <w:rFonts w:ascii="Arial" w:cs="Arial" w:eastAsia="Arial" w:hAnsi="Arial"/>
@@ -18666,7 +18666,7 @@
             <w:pPr>
               <w:spacing w:after="20" w:before="0"/>
             </w:pPr>
-            <w:hyperlink w:history="1" r:id="rIdsectycosc6wi7zpst4t6t">
+            <w:hyperlink w:history="1" r:id="rIdmfa47gp-bgugrjhmewgcq">
               <w:r>
                 <w:rPr>
                   <w:rFonts w:ascii="Arial" w:cs="Arial" w:eastAsia="Arial" w:hAnsi="Arial"/>
@@ -18699,7 +18699,7 @@
               <w:spacing w:after="10" w:before="0"/>
               <w:ind w:left="120"/>
             </w:pPr>
-            <w:hyperlink w:history="1" r:id="rIde3xo4n-ynygfayt64xbx6">
+            <w:hyperlink w:history="1" r:id="rIdgsgore1ztnizsq6vkit6m">
               <w:r>
                 <w:rPr>
                   <w:rFonts w:ascii="Arial" w:cs="Arial" w:eastAsia="Arial" w:hAnsi="Arial"/>
@@ -18744,7 +18744,7 @@
             <w:pPr>
               <w:spacing w:after="20" w:before="0"/>
             </w:pPr>
-            <w:hyperlink w:history="1" r:id="rIdzwhprmi2zvcaylh4msdr_">
+            <w:hyperlink w:history="1" r:id="rIdjc2cfnid7f2wplakijwzv">
               <w:r>
                 <w:rPr>
                   <w:rFonts w:ascii="Arial" w:cs="Arial" w:eastAsia="Arial" w:hAnsi="Arial"/>
@@ -18777,7 +18777,7 @@
               <w:spacing w:after="10" w:before="0"/>
               <w:ind w:left="120"/>
             </w:pPr>
-            <w:hyperlink w:history="1" r:id="rId8wge6t4c8jo049q5hefd8">
+            <w:hyperlink w:history="1" r:id="rIdkzv25rtin-szpqpjfsqeq">
               <w:r>
                 <w:rPr>
                   <w:rFonts w:ascii="Arial" w:cs="Arial" w:eastAsia="Arial" w:hAnsi="Arial"/>
@@ -18972,7 +18972,7 @@
             <w:pPr>
               <w:spacing w:after="20" w:before="0"/>
             </w:pPr>
-            <w:hyperlink w:history="1" r:id="rIdde3fqkxmu7zzal2a6zxtk">
+            <w:hyperlink w:history="1" r:id="rIdxjkjjukyrpnnzzwv5nbor">
               <w:r>
                 <w:rPr>
                   <w:rFonts w:ascii="Arial" w:cs="Arial" w:eastAsia="Arial" w:hAnsi="Arial"/>
@@ -19021,7 +19021,7 @@
               <w:spacing w:after="10" w:before="0"/>
               <w:ind w:left="120"/>
             </w:pPr>
-            <w:hyperlink w:history="1" r:id="rIduklhinist6iynalmyupm3">
+            <w:hyperlink w:history="1" r:id="rId_ob68i2con2hqr7l1tg66">
               <w:r>
                 <w:rPr>
                   <w:rFonts w:ascii="Arial" w:cs="Arial" w:eastAsia="Arial" w:hAnsi="Arial"/>
@@ -19066,7 +19066,7 @@
             <w:pPr>
               <w:spacing w:after="20" w:before="0"/>
             </w:pPr>
-            <w:hyperlink w:history="1" r:id="rIdtw7t8s8ajxzipsc8qxb6q">
+            <w:hyperlink w:history="1" r:id="rIdw0w7dvfeokll4ziljqzss">
               <w:r>
                 <w:rPr>
                   <w:rFonts w:ascii="Arial" w:cs="Arial" w:eastAsia="Arial" w:hAnsi="Arial"/>
@@ -19115,7 +19115,7 @@
               <w:spacing w:after="10" w:before="0"/>
               <w:ind w:left="120"/>
             </w:pPr>
-            <w:hyperlink w:history="1" r:id="rIdoyperzrvaiik9heqtbles">
+            <w:hyperlink w:history="1" r:id="rIdz_dlwg-hyzc76beogfttq">
               <w:r>
                 <w:rPr>
                   <w:rFonts w:ascii="Arial" w:cs="Arial" w:eastAsia="Arial" w:hAnsi="Arial"/>
@@ -19310,7 +19310,7 @@
             <w:pPr>
               <w:spacing w:after="20" w:before="0"/>
             </w:pPr>
-            <w:hyperlink w:history="1" r:id="rIdjppcvqigs5mztrwvfgkxm">
+            <w:hyperlink w:history="1" r:id="rIdf2njetqihgkj_wuqho-bo">
               <w:r>
                 <w:rPr>
                   <w:rFonts w:ascii="Arial" w:cs="Arial" w:eastAsia="Arial" w:hAnsi="Arial"/>
@@ -19359,7 +19359,7 @@
               <w:spacing w:after="10" w:before="0"/>
               <w:ind w:left="120"/>
             </w:pPr>
-            <w:hyperlink w:history="1" r:id="rIdatxpdd211kinwthcpczic">
+            <w:hyperlink w:history="1" r:id="rIdep1dlm8wmjwcviovv3ho5">
               <w:r>
                 <w:rPr>
                   <w:rFonts w:ascii="Arial" w:cs="Arial" w:eastAsia="Arial" w:hAnsi="Arial"/>
@@ -19404,7 +19404,7 @@
             <w:pPr>
               <w:spacing w:after="20" w:before="0"/>
             </w:pPr>
-            <w:hyperlink w:history="1" r:id="rIdn0fysfmuurkfcne2zbvjt">
+            <w:hyperlink w:history="1" r:id="rIdggfelcxu4yfv3fkhbadfd">
               <w:r>
                 <w:rPr>
                   <w:rFonts w:ascii="Arial" w:cs="Arial" w:eastAsia="Arial" w:hAnsi="Arial"/>
@@ -19453,7 +19453,7 @@
               <w:spacing w:after="10" w:before="0"/>
               <w:ind w:left="120"/>
             </w:pPr>
-            <w:hyperlink w:history="1" r:id="rId-uzpth6ygs3pjpoqo43g7">
+            <w:hyperlink w:history="1" r:id="rIdz4w53jhannjjcoon8yo0k">
               <w:r>
                 <w:rPr>
                   <w:rFonts w:ascii="Arial" w:cs="Arial" w:eastAsia="Arial" w:hAnsi="Arial"/>
@@ -19648,7 +19648,7 @@
             <w:pPr>
               <w:spacing w:after="20" w:before="0"/>
             </w:pPr>
-            <w:hyperlink w:history="1" r:id="rIdytwrxhvn8kr8bownedjyi">
+            <w:hyperlink w:history="1" r:id="rIdpownzgnsila3hvzj_lxoc">
               <w:r>
                 <w:rPr>
                   <w:rFonts w:ascii="Arial" w:cs="Arial" w:eastAsia="Arial" w:hAnsi="Arial"/>
@@ -19697,7 +19697,7 @@
               <w:spacing w:after="10" w:before="0"/>
               <w:ind w:left="120"/>
             </w:pPr>
-            <w:hyperlink w:history="1" r:id="rIdvitticzdaoqb8_v9fzko1">
+            <w:hyperlink w:history="1" r:id="rIdosrskjcrdhjstns6t-p3k">
               <w:r>
                 <w:rPr>
                   <w:rFonts w:ascii="Arial" w:cs="Arial" w:eastAsia="Arial" w:hAnsi="Arial"/>
@@ -19742,7 +19742,7 @@
             <w:pPr>
               <w:spacing w:after="20" w:before="0"/>
             </w:pPr>
-            <w:hyperlink w:history="1" r:id="rId2fxz7jlpsjmt_87b_acft">
+            <w:hyperlink w:history="1" r:id="rIdnhjgqkn2bljrvs2e7ubwh">
               <w:r>
                 <w:rPr>
                   <w:rFonts w:ascii="Arial" w:cs="Arial" w:eastAsia="Arial" w:hAnsi="Arial"/>
@@ -19791,7 +19791,7 @@
               <w:spacing w:after="10" w:before="0"/>
               <w:ind w:left="120"/>
             </w:pPr>
-            <w:hyperlink w:history="1" r:id="rIdmewrfjob7tipnjijqmpmp">
+            <w:hyperlink w:history="1" r:id="rIdvzt0cb-quvsvonjepo3vy">
               <w:r>
                 <w:rPr>
                   <w:rFonts w:ascii="Arial" w:cs="Arial" w:eastAsia="Arial" w:hAnsi="Arial"/>
@@ -20303,7 +20303,7 @@
         </w:rPr>
         <w:t xml:space="preserve">© 2026 SeaVuria and ARES. Aligned with KICD objectives. Developed by SeaVuria; technical implementation by ARES (with AI assistance from Claude). Licensed under </w:t>
       </w:r>
-      <w:hyperlink w:history="1" r:id="rIdtecvesx-od7g5xvnbvmbk">
+      <w:hyperlink w:history="1" r:id="rIdv-vfldmusxrwud7zucysa">
         <w:r>
           <w:rPr>
             <w:rFonts w:ascii="Arial" w:cs="Arial" w:eastAsia="Arial" w:hAnsi="Arial"/>
@@ -20324,7 +20324,7 @@
         </w:rPr>
         <w:t xml:space="preserve"> (</w:t>
       </w:r>
-      <w:hyperlink w:history="1" r:id="rIdd994ba_u9bw89nmlv0noz">
+      <w:hyperlink w:history="1" r:id="rIdtspcodlrwhu3tdkqcg4cu">
         <w:r>
           <w:rPr>
             <w:rFonts w:ascii="Arial" w:cs="Arial" w:eastAsia="Arial" w:hAnsi="Arial"/>
@@ -21337,7 +21337,7 @@
             <w:pPr>
               <w:spacing w:after="20" w:before="0"/>
             </w:pPr>
-            <w:hyperlink w:history="1" r:id="rId1iwbv-sagiowodsnwkinq">
+            <w:hyperlink w:history="1" r:id="rIdxqnd4c-vz9lepatalra82">
               <w:r>
                 <w:rPr>
                   <w:rFonts w:ascii="Arial" w:cs="Arial" w:eastAsia="Arial" w:hAnsi="Arial"/>
@@ -21370,7 +21370,7 @@
               <w:spacing w:after="10" w:before="0"/>
               <w:ind w:left="120"/>
             </w:pPr>
-            <w:hyperlink w:history="1" r:id="rIdd3v9yqwiwav7t7tpnkmok">
+            <w:hyperlink w:history="1" r:id="rIdmq1_zxzdgjdhun8di_noq">
               <w:r>
                 <w:rPr>
                   <w:rFonts w:ascii="Arial" w:cs="Arial" w:eastAsia="Arial" w:hAnsi="Arial"/>
@@ -21415,7 +21415,7 @@
             <w:pPr>
               <w:spacing w:after="20" w:before="0"/>
             </w:pPr>
-            <w:hyperlink w:history="1" r:id="rIdaur7k2onamah2bpiodoqc">
+            <w:hyperlink w:history="1" r:id="rIdh8dl-kznrakcqpjsfz-u5">
               <w:r>
                 <w:rPr>
                   <w:rFonts w:ascii="Arial" w:cs="Arial" w:eastAsia="Arial" w:hAnsi="Arial"/>
@@ -21448,7 +21448,7 @@
               <w:spacing w:after="10" w:before="0"/>
               <w:ind w:left="120"/>
             </w:pPr>
-            <w:hyperlink w:history="1" r:id="rIde4r9ef4wngnrfqfpzhbf6">
+            <w:hyperlink w:history="1" r:id="rId36gb-bnx2jux5af6wire2">
               <w:r>
                 <w:rPr>
                   <w:rFonts w:ascii="Arial" w:cs="Arial" w:eastAsia="Arial" w:hAnsi="Arial"/>
@@ -21643,7 +21643,7 @@
             <w:pPr>
               <w:spacing w:after="20" w:before="0"/>
             </w:pPr>
-            <w:hyperlink w:history="1" r:id="rIdmik6vyzyaywrut4mv8hjg">
+            <w:hyperlink w:history="1" r:id="rIdaxo--oaj5u2aj46jtl5oq">
               <w:r>
                 <w:rPr>
                   <w:rFonts w:ascii="Arial" w:cs="Arial" w:eastAsia="Arial" w:hAnsi="Arial"/>
@@ -21676,7 +21676,7 @@
               <w:spacing w:after="10" w:before="0"/>
               <w:ind w:left="120"/>
             </w:pPr>
-            <w:hyperlink w:history="1" r:id="rIdhggmevapf8toellh1fhdu">
+            <w:hyperlink w:history="1" r:id="rIdagz49vr-nkgx1ku67jubv">
               <w:r>
                 <w:rPr>
                   <w:rFonts w:ascii="Arial" w:cs="Arial" w:eastAsia="Arial" w:hAnsi="Arial"/>
@@ -21721,7 +21721,7 @@
             <w:pPr>
               <w:spacing w:after="20" w:before="0"/>
             </w:pPr>
-            <w:hyperlink w:history="1" r:id="rIdr05m_npf_iitbwa4iqyqh">
+            <w:hyperlink w:history="1" r:id="rIdekp4-o-fl1wysp4ntijho">
               <w:r>
                 <w:rPr>
                   <w:rFonts w:ascii="Arial" w:cs="Arial" w:eastAsia="Arial" w:hAnsi="Arial"/>
@@ -21754,7 +21754,7 @@
               <w:spacing w:after="10" w:before="0"/>
               <w:ind w:left="120"/>
             </w:pPr>
-            <w:hyperlink w:history="1" r:id="rIdxwqemp1kovsv20cj4xgzt">
+            <w:hyperlink w:history="1" r:id="rIdqjscu7f_3k2qjpjr1hets">
               <w:r>
                 <w:rPr>
                   <w:rFonts w:ascii="Arial" w:cs="Arial" w:eastAsia="Arial" w:hAnsi="Arial"/>
@@ -21949,7 +21949,7 @@
             <w:pPr>
               <w:spacing w:after="20" w:before="0"/>
             </w:pPr>
-            <w:hyperlink w:history="1" r:id="rIdev_aivmsjgklr1nkzun2b">
+            <w:hyperlink w:history="1" r:id="rIdfwqctrjfxz87yc7e5zsv7">
               <w:r>
                 <w:rPr>
                   <w:rFonts w:ascii="Arial" w:cs="Arial" w:eastAsia="Arial" w:hAnsi="Arial"/>
@@ -21998,7 +21998,7 @@
               <w:spacing w:after="10" w:before="0"/>
               <w:ind w:left="120"/>
             </w:pPr>
-            <w:hyperlink w:history="1" r:id="rIdsbt1rvvk1qtroryofez3j">
+            <w:hyperlink w:history="1" r:id="rIdydg-kplxrj-lca6uyfuiu">
               <w:r>
                 <w:rPr>
                   <w:rFonts w:ascii="Arial" w:cs="Arial" w:eastAsia="Arial" w:hAnsi="Arial"/>
@@ -22043,7 +22043,7 @@
             <w:pPr>
               <w:spacing w:after="20" w:before="0"/>
             </w:pPr>
-            <w:hyperlink w:history="1" r:id="rIdtdeqotowggztqitkuflz7">
+            <w:hyperlink w:history="1" r:id="rId4cvuy2-mf3gboqajrhwsq">
               <w:r>
                 <w:rPr>
                   <w:rFonts w:ascii="Arial" w:cs="Arial" w:eastAsia="Arial" w:hAnsi="Arial"/>
@@ -22092,7 +22092,7 @@
               <w:spacing w:after="10" w:before="0"/>
               <w:ind w:left="120"/>
             </w:pPr>
-            <w:hyperlink w:history="1" r:id="rIdpygcq5wohjmcgyqf9n6dj">
+            <w:hyperlink w:history="1" r:id="rId1kvz2s86auhvdsnvzhie4">
               <w:r>
                 <w:rPr>
                   <w:rFonts w:ascii="Arial" w:cs="Arial" w:eastAsia="Arial" w:hAnsi="Arial"/>
@@ -22287,7 +22287,7 @@
             <w:pPr>
               <w:spacing w:after="20" w:before="0"/>
             </w:pPr>
-            <w:hyperlink w:history="1" r:id="rIdo799ms1znz65y0t2otfo-">
+            <w:hyperlink w:history="1" r:id="rId0hmuthwxslx3djtms4g-b">
               <w:r>
                 <w:rPr>
                   <w:rFonts w:ascii="Arial" w:cs="Arial" w:eastAsia="Arial" w:hAnsi="Arial"/>
@@ -22336,7 +22336,7 @@
               <w:spacing w:after="10" w:before="0"/>
               <w:ind w:left="120"/>
             </w:pPr>
-            <w:hyperlink w:history="1" r:id="rIdmlqxb8lac27igx0py-5xr">
+            <w:hyperlink w:history="1" r:id="rIdq9qgczwc7dnlaadezztur">
               <w:r>
                 <w:rPr>
                   <w:rFonts w:ascii="Arial" w:cs="Arial" w:eastAsia="Arial" w:hAnsi="Arial"/>
@@ -22381,7 +22381,7 @@
             <w:pPr>
               <w:spacing w:after="20" w:before="0"/>
             </w:pPr>
-            <w:hyperlink w:history="1" r:id="rIdzueiilw1irqalifspwcub">
+            <w:hyperlink w:history="1" r:id="rIdbyuvex__p8axd5b6nrdt7">
               <w:r>
                 <w:rPr>
                   <w:rFonts w:ascii="Arial" w:cs="Arial" w:eastAsia="Arial" w:hAnsi="Arial"/>
@@ -22430,7 +22430,7 @@
               <w:spacing w:after="10" w:before="0"/>
               <w:ind w:left="120"/>
             </w:pPr>
-            <w:hyperlink w:history="1" r:id="rIdtps_6ihokbp3xrnjwwdgo">
+            <w:hyperlink w:history="1" r:id="rId2r2jwdzin4krvvljolpdm">
               <w:r>
                 <w:rPr>
                   <w:rFonts w:ascii="Arial" w:cs="Arial" w:eastAsia="Arial" w:hAnsi="Arial"/>
@@ -22625,7 +22625,7 @@
             <w:pPr>
               <w:spacing w:after="20" w:before="0"/>
             </w:pPr>
-            <w:hyperlink w:history="1" r:id="rId8wucqjznzzjfinb4iid5m">
+            <w:hyperlink w:history="1" r:id="rIdkl3drjguwbwumfcxj57u2">
               <w:r>
                 <w:rPr>
                   <w:rFonts w:ascii="Arial" w:cs="Arial" w:eastAsia="Arial" w:hAnsi="Arial"/>
@@ -22674,7 +22674,7 @@
               <w:spacing w:after="10" w:before="0"/>
               <w:ind w:left="120"/>
             </w:pPr>
-            <w:hyperlink w:history="1" r:id="rId6mpgeivf_4swv2c9xpdki">
+            <w:hyperlink w:history="1" r:id="rIdjs1n2tbaphca4peulxmud">
               <w:r>
                 <w:rPr>
                   <w:rFonts w:ascii="Arial" w:cs="Arial" w:eastAsia="Arial" w:hAnsi="Arial"/>
@@ -22719,7 +22719,7 @@
             <w:pPr>
               <w:spacing w:after="20" w:before="0"/>
             </w:pPr>
-            <w:hyperlink w:history="1" r:id="rIdjvqmwbja4ml2-t-ixm27c">
+            <w:hyperlink w:history="1" r:id="rIdw6-ewwsx6yj4v52dlvpbh">
               <w:r>
                 <w:rPr>
                   <w:rFonts w:ascii="Arial" w:cs="Arial" w:eastAsia="Arial" w:hAnsi="Arial"/>
@@ -22768,7 +22768,7 @@
               <w:spacing w:after="10" w:before="0"/>
               <w:ind w:left="120"/>
             </w:pPr>
-            <w:hyperlink w:history="1" r:id="rIdn4nuiyvxxbiobgcgpaohm">
+            <w:hyperlink w:history="1" r:id="rIdanltjrsitshogm1dyciex">
               <w:r>
                 <w:rPr>
                   <w:rFonts w:ascii="Arial" w:cs="Arial" w:eastAsia="Arial" w:hAnsi="Arial"/>
@@ -23280,7 +23280,7 @@
         </w:rPr>
         <w:t xml:space="preserve">© 2026 SeaVuria and ARES. Aligned with KICD objectives. Developed by SeaVuria; technical implementation by ARES (with AI assistance from Claude). Licensed under </w:t>
       </w:r>
-      <w:hyperlink w:history="1" r:id="rIdn8wra-hikdukl5aosuoyh">
+      <w:hyperlink w:history="1" r:id="rId9jnl4txuxh8lds1fu6bea">
         <w:r>
           <w:rPr>
             <w:rFonts w:ascii="Arial" w:cs="Arial" w:eastAsia="Arial" w:hAnsi="Arial"/>
@@ -23301,7 +23301,7 @@
         </w:rPr>
         <w:t xml:space="preserve"> (</w:t>
       </w:r>
-      <w:hyperlink w:history="1" r:id="rIdtocqnjuisbxff8yea1nic">
+      <w:hyperlink w:history="1" r:id="rIdovc3mlfmdhjuiwk4rrlp9">
         <w:r>
           <w:rPr>
             <w:rFonts w:ascii="Arial" w:cs="Arial" w:eastAsia="Arial" w:hAnsi="Arial"/>
@@ -24314,7 +24314,7 @@
             <w:pPr>
               <w:spacing w:after="20" w:before="0"/>
             </w:pPr>
-            <w:hyperlink w:history="1" r:id="rIdrpxz_ielmqe5jufyq1xmm">
+            <w:hyperlink w:history="1" r:id="rIdcedabspe5dp1korlgq-fq">
               <w:r>
                 <w:rPr>
                   <w:rFonts w:ascii="Arial" w:cs="Arial" w:eastAsia="Arial" w:hAnsi="Arial"/>
@@ -24347,7 +24347,7 @@
               <w:spacing w:after="10" w:before="0"/>
               <w:ind w:left="120"/>
             </w:pPr>
-            <w:hyperlink w:history="1" r:id="rIdvl7_g4ugsvfvwnz1z5ns6">
+            <w:hyperlink w:history="1" r:id="rIdobwdee962ntmsb32muukw">
               <w:r>
                 <w:rPr>
                   <w:rFonts w:ascii="Arial" w:cs="Arial" w:eastAsia="Arial" w:hAnsi="Arial"/>
@@ -24392,7 +24392,7 @@
             <w:pPr>
               <w:spacing w:after="20" w:before="0"/>
             </w:pPr>
-            <w:hyperlink w:history="1" r:id="rId1mo2juqtjxrstclvkt0d-">
+            <w:hyperlink w:history="1" r:id="rIdclq9mzmjgifrhnzauegtb">
               <w:r>
                 <w:rPr>
                   <w:rFonts w:ascii="Arial" w:cs="Arial" w:eastAsia="Arial" w:hAnsi="Arial"/>
@@ -24425,7 +24425,7 @@
               <w:spacing w:after="10" w:before="0"/>
               <w:ind w:left="120"/>
             </w:pPr>
-            <w:hyperlink w:history="1" r:id="rIdqbe-ykuub9wvbadmc3nls">
+            <w:hyperlink w:history="1" r:id="rIdehhz3wegbor1rqmc9elqf">
               <w:r>
                 <w:rPr>
                   <w:rFonts w:ascii="Arial" w:cs="Arial" w:eastAsia="Arial" w:hAnsi="Arial"/>
@@ -24467,7 +24467,7 @@
                 <w:sz w:val="18"/>
                 <w:szCs w:val="18"/>
               </w:rPr>
-              <w:t xml:space="preserve">Students enter to find the original circular chapati (or a drawn representation on the board) displayed at the front, now divided into five unequal slices with central angles labelled: 40°, 55°, 70°, 80°, and 115°. The radius is marked as 15 cm. On their individual mini-whiteboards (or a half-sheet of paper), learners respond to THREE quick prediction prompts written on the board:</w:t>
+              <w:t xml:space="preserve">Students enter to find the original circular chapati (or a drawn representation on the board) displayed at the front, now divided into five unequal slices with central angles labelled: 30°, 45°, 60°, 90°, and 135°. The radius is marked as 15 cm. On their individual mini-whiteboards (or a half-sheet of paper), learners respond to THREE quick prediction prompts written on the board:</w:t>
             </w:r>
           </w:p>
           <w:p>
@@ -24962,7 +24962,7 @@
             <w:pPr>
               <w:spacing w:after="20" w:before="0"/>
             </w:pPr>
-            <w:hyperlink w:history="1" r:id="rIdkgzxbn_mtbui_bxb-1y4p">
+            <w:hyperlink w:history="1" r:id="rIdhygvbkkujluslsc3_z4zp">
               <w:r>
                 <w:rPr>
                   <w:rFonts w:ascii="Arial" w:cs="Arial" w:eastAsia="Arial" w:hAnsi="Arial"/>
@@ -24995,7 +24995,7 @@
               <w:spacing w:after="10" w:before="0"/>
               <w:ind w:left="120"/>
             </w:pPr>
-            <w:hyperlink w:history="1" r:id="rIdog9uzprswhdcenfxcskzy">
+            <w:hyperlink w:history="1" r:id="rId0b7b45umasilk77ma1btz">
               <w:r>
                 <w:rPr>
                   <w:rFonts w:ascii="Arial" w:cs="Arial" w:eastAsia="Arial" w:hAnsi="Arial"/>
@@ -25040,7 +25040,7 @@
             <w:pPr>
               <w:spacing w:after="20" w:before="0"/>
             </w:pPr>
-            <w:hyperlink w:history="1" r:id="rIdajrarwjaoigietu5nvpcr">
+            <w:hyperlink w:history="1" r:id="rIdj0ycvxtgxsz4ctltyamir">
               <w:r>
                 <w:rPr>
                   <w:rFonts w:ascii="Arial" w:cs="Arial" w:eastAsia="Arial" w:hAnsi="Arial"/>
@@ -25073,7 +25073,7 @@
               <w:spacing w:after="10" w:before="0"/>
               <w:ind w:left="120"/>
             </w:pPr>
-            <w:hyperlink w:history="1" r:id="rIdyzsanoyimfmfhdvp_s8nt">
+            <w:hyperlink w:history="1" r:id="rId2piffnspwey3er8zulapn">
               <w:r>
                 <w:rPr>
                   <w:rFonts w:ascii="Arial" w:cs="Arial" w:eastAsia="Arial" w:hAnsi="Arial"/>
@@ -25952,7 +25952,7 @@
             <w:pPr>
               <w:spacing w:after="20" w:before="0"/>
             </w:pPr>
-            <w:hyperlink w:history="1" r:id="rIdu7zbvc2jhuk9lzpkozwgv">
+            <w:hyperlink w:history="1" r:id="rIdhkhcufndsb9gofvec_ebp">
               <w:r>
                 <w:rPr>
                   <w:rFonts w:ascii="Arial" w:cs="Arial" w:eastAsia="Arial" w:hAnsi="Arial"/>
@@ -25985,7 +25985,7 @@
               <w:spacing w:after="10" w:before="0"/>
               <w:ind w:left="120"/>
             </w:pPr>
-            <w:hyperlink w:history="1" r:id="rIdzo49xpu-a53ccqzr1tyk-">
+            <w:hyperlink w:history="1" r:id="rIdkariuzyzzlrfjekvwbg2h">
               <w:r>
                 <w:rPr>
                   <w:rFonts w:ascii="Arial" w:cs="Arial" w:eastAsia="Arial" w:hAnsi="Arial"/>
@@ -26030,7 +26030,7 @@
             <w:pPr>
               <w:spacing w:after="20" w:before="0"/>
             </w:pPr>
-            <w:hyperlink w:history="1" r:id="rIdeya9e1cmp7xbci8lklsge">
+            <w:hyperlink w:history="1" r:id="rIdjhxgdf4eqbvkb5xvb4ahn">
               <w:r>
                 <w:rPr>
                   <w:rFonts w:ascii="Arial" w:cs="Arial" w:eastAsia="Arial" w:hAnsi="Arial"/>
@@ -26079,7 +26079,7 @@
               <w:spacing w:after="10" w:before="0"/>
               <w:ind w:left="120"/>
             </w:pPr>
-            <w:hyperlink w:history="1" r:id="rIdynpyxhyw13c3evilbyv5h">
+            <w:hyperlink w:history="1" r:id="rIdcsmontwk8r7t6shuwwgxl">
               <w:r>
                 <w:rPr>
                   <w:rFonts w:ascii="Arial" w:cs="Arial" w:eastAsia="Arial" w:hAnsi="Arial"/>
@@ -26388,7 +26388,7 @@
             <w:pPr>
               <w:spacing w:after="20" w:before="0"/>
             </w:pPr>
-            <w:hyperlink w:history="1" r:id="rIdka8hboddaw04habqcmdtw">
+            <w:hyperlink w:history="1" r:id="rIdi1yylcexzibyhtbqmgnr3">
               <w:r>
                 <w:rPr>
                   <w:rFonts w:ascii="Arial" w:cs="Arial" w:eastAsia="Arial" w:hAnsi="Arial"/>
@@ -26421,7 +26421,7 @@
               <w:spacing w:after="10" w:before="0"/>
               <w:ind w:left="120"/>
             </w:pPr>
-            <w:hyperlink w:history="1" r:id="rIdespvwcgpjlwqkig5egcen">
+            <w:hyperlink w:history="1" r:id="rIdry2zol-m7drvjs63daoum">
               <w:r>
                 <w:rPr>
                   <w:rFonts w:ascii="Arial" w:cs="Arial" w:eastAsia="Arial" w:hAnsi="Arial"/>
@@ -26466,7 +26466,7 @@
             <w:pPr>
               <w:spacing w:after="20" w:before="0"/>
             </w:pPr>
-            <w:hyperlink w:history="1" r:id="rIderpydytm69havw02jxo_t">
+            <w:hyperlink w:history="1" r:id="rId2vuwqza-whjhmps3yvnrq">
               <w:r>
                 <w:rPr>
                   <w:rFonts w:ascii="Arial" w:cs="Arial" w:eastAsia="Arial" w:hAnsi="Arial"/>
@@ -26515,7 +26515,7 @@
               <w:spacing w:after="10" w:before="0"/>
               <w:ind w:left="120"/>
             </w:pPr>
-            <w:hyperlink w:history="1" r:id="rId5jrqhjbzxxfqt5fbrxjuo">
+            <w:hyperlink w:history="1" r:id="rIdaiiszpi5y3p7ytftayblq">
               <w:r>
                 <w:rPr>
                   <w:rFonts w:ascii="Arial" w:cs="Arial" w:eastAsia="Arial" w:hAnsi="Arial"/>
@@ -26824,7 +26824,7 @@
             <w:pPr>
               <w:spacing w:after="20" w:before="0"/>
             </w:pPr>
-            <w:hyperlink w:history="1" r:id="rIds-sxahmafiawcco9cc3n4">
+            <w:hyperlink w:history="1" r:id="rIdczd15ni7ehnwvvsixprk6">
               <w:r>
                 <w:rPr>
                   <w:rFonts w:ascii="Arial" w:cs="Arial" w:eastAsia="Arial" w:hAnsi="Arial"/>
@@ -26857,7 +26857,7 @@
               <w:spacing w:after="10" w:before="0"/>
               <w:ind w:left="120"/>
             </w:pPr>
-            <w:hyperlink w:history="1" r:id="rIdbey4otk-xk2wpr3vlytar">
+            <w:hyperlink w:history="1" r:id="rIdinhhddmzcpmuflkmrvesv">
               <w:r>
                 <w:rPr>
                   <w:rFonts w:ascii="Arial" w:cs="Arial" w:eastAsia="Arial" w:hAnsi="Arial"/>
@@ -26902,7 +26902,7 @@
             <w:pPr>
               <w:spacing w:after="20" w:before="0"/>
             </w:pPr>
-            <w:hyperlink w:history="1" r:id="rIdvqjnnwflajw-whkfpbww-">
+            <w:hyperlink w:history="1" r:id="rId8hyvd9v3ub81owbtn6nvm">
               <w:r>
                 <w:rPr>
                   <w:rFonts w:ascii="Arial" w:cs="Arial" w:eastAsia="Arial" w:hAnsi="Arial"/>
@@ -26951,7 +26951,7 @@
               <w:spacing w:after="10" w:before="0"/>
               <w:ind w:left="120"/>
             </w:pPr>
-            <w:hyperlink w:history="1" r:id="rIdmy7wfekyuygl0c5r0tqrb">
+            <w:hyperlink w:history="1" r:id="rIdthuka60fx09kdg3r5zmta">
               <w:r>
                 <w:rPr>
                   <w:rFonts w:ascii="Arial" w:cs="Arial" w:eastAsia="Arial" w:hAnsi="Arial"/>
@@ -26993,7 +26993,7 @@
                 <w:sz w:val="18"/>
                 <w:szCs w:val="18"/>
               </w:rPr>
-              <w:t xml:space="preserve">Each learner opens their personal 'Cumulative Circle Geometry Model' — a diagram they have been building since Lesson 1 in their exercise books. The model currently shows: a labelled circle with radius r, a sector with angle θ, the sector area formula, the arc length formula, and (from Lesson 7) the segment construction. Today learners add THREE new elements to their personal model:</w:t>
+              <w:t xml:space="preserve">Each learner opens their personal 'Cumulative Circle Geometry Model' — a diagram they have been building since Lesson 1 in their exercise books. The model currently shows: a labelled circle with radius r, a sector with angle θ, the sector area formula, the arc length formula, and (from Lessons 6 and 7) the segment construction. Today learners add THREE new elements to their personal model:</w:t>
             </w:r>
           </w:p>
           <w:p>
@@ -28147,7 +28147,7 @@
         </w:rPr>
         <w:t xml:space="preserve">© 2026 SeaVuria and ARES. Aligned with KICD objectives. Developed by SeaVuria; technical implementation by ARES (with AI assistance from Claude). Licensed under </w:t>
       </w:r>
-      <w:hyperlink w:history="1" r:id="rIdfivyl3bkosw_cgpry_pct">
+      <w:hyperlink w:history="1" r:id="rIdyrf8oe2sltuckoemca5cp">
         <w:r>
           <w:rPr>
             <w:rFonts w:ascii="Arial" w:cs="Arial" w:eastAsia="Arial" w:hAnsi="Arial"/>
@@ -28168,7 +28168,7 @@
         </w:rPr>
         <w:t xml:space="preserve"> (</w:t>
       </w:r>
-      <w:hyperlink w:history="1" r:id="rIdmgzmp6wctxor0kk1zx51i">
+      <w:hyperlink w:history="1" r:id="rIdmksygwrhve2c7h9vcqtqb">
         <w:r>
           <w:rPr>
             <w:rFonts w:ascii="Arial" w:cs="Arial" w:eastAsia="Arial" w:hAnsi="Arial"/>
@@ -29181,7 +29181,7 @@
             <w:pPr>
               <w:spacing w:after="20" w:before="0"/>
             </w:pPr>
-            <w:hyperlink w:history="1" r:id="rIdmzsor9ruau3l_ijiup2jm">
+            <w:hyperlink w:history="1" r:id="rIdybtjm_010bovyk74putnm">
               <w:r>
                 <w:rPr>
                   <w:rFonts w:ascii="Arial" w:cs="Arial" w:eastAsia="Arial" w:hAnsi="Arial"/>
@@ -29214,7 +29214,7 @@
               <w:spacing w:after="10" w:before="0"/>
               <w:ind w:left="120"/>
             </w:pPr>
-            <w:hyperlink w:history="1" r:id="rIddu7i82ruccwlu4nbfv1lj">
+            <w:hyperlink w:history="1" r:id="rId-alrznlzxzi7tp6muiah4">
               <w:r>
                 <w:rPr>
                   <w:rFonts w:ascii="Arial" w:cs="Arial" w:eastAsia="Arial" w:hAnsi="Arial"/>
@@ -29259,7 +29259,7 @@
             <w:pPr>
               <w:spacing w:after="20" w:before="0"/>
             </w:pPr>
-            <w:hyperlink w:history="1" r:id="rIdnzv-hskxy3veyf1ablt3-">
+            <w:hyperlink w:history="1" r:id="rIdr0b9yk2ggc7sc5dnhsnqi">
               <w:r>
                 <w:rPr>
                   <w:rFonts w:ascii="Arial" w:cs="Arial" w:eastAsia="Arial" w:hAnsi="Arial"/>
@@ -29292,7 +29292,7 @@
               <w:spacing w:after="10" w:before="0"/>
               <w:ind w:left="120"/>
             </w:pPr>
-            <w:hyperlink w:history="1" r:id="rIdkpylzzkfkc8wr717a81ko">
+            <w:hyperlink w:history="1" r:id="rId3tg2yc4m7i36pc0gr419b">
               <w:r>
                 <w:rPr>
                   <w:rFonts w:ascii="Arial" w:cs="Arial" w:eastAsia="Arial" w:hAnsi="Arial"/>
@@ -29487,7 +29487,7 @@
             <w:pPr>
               <w:spacing w:after="20" w:before="0"/>
             </w:pPr>
-            <w:hyperlink w:history="1" r:id="rId94yzjcxez-jc_gce9i3zx">
+            <w:hyperlink w:history="1" r:id="rIdncjnoz4xfaaez-ll7axju">
               <w:r>
                 <w:rPr>
                   <w:rFonts w:ascii="Arial" w:cs="Arial" w:eastAsia="Arial" w:hAnsi="Arial"/>
@@ -29520,7 +29520,7 @@
               <w:spacing w:after="10" w:before="0"/>
               <w:ind w:left="120"/>
             </w:pPr>
-            <w:hyperlink w:history="1" r:id="rId8r-nq7hafguixezuymhzg">
+            <w:hyperlink w:history="1" r:id="rId6fnoj7-q3-p48yheku8tf">
               <w:r>
                 <w:rPr>
                   <w:rFonts w:ascii="Arial" w:cs="Arial" w:eastAsia="Arial" w:hAnsi="Arial"/>
@@ -29565,7 +29565,7 @@
             <w:pPr>
               <w:spacing w:after="20" w:before="0"/>
             </w:pPr>
-            <w:hyperlink w:history="1" r:id="rIdgf1a2qfgqm158qacklfsl">
+            <w:hyperlink w:history="1" r:id="rIdk-4apd48onwrkmtx3rm1j">
               <w:r>
                 <w:rPr>
                   <w:rFonts w:ascii="Arial" w:cs="Arial" w:eastAsia="Arial" w:hAnsi="Arial"/>
@@ -29598,7 +29598,7 @@
               <w:spacing w:after="10" w:before="0"/>
               <w:ind w:left="120"/>
             </w:pPr>
-            <w:hyperlink w:history="1" r:id="rIdy31s0bgncs0-ubb7mcqog">
+            <w:hyperlink w:history="1" r:id="rIdlnrvtvglxmzi7xniu46__">
               <w:r>
                 <w:rPr>
                   <w:rFonts w:ascii="Arial" w:cs="Arial" w:eastAsia="Arial" w:hAnsi="Arial"/>
@@ -29793,7 +29793,7 @@
             <w:pPr>
               <w:spacing w:after="20" w:before="0"/>
             </w:pPr>
-            <w:hyperlink w:history="1" r:id="rIda185f9ldnb5x15s9w2ez6">
+            <w:hyperlink w:history="1" r:id="rIda4pbbwzvmrafd1d-lvuru">
               <w:r>
                 <w:rPr>
                   <w:rFonts w:ascii="Arial" w:cs="Arial" w:eastAsia="Arial" w:hAnsi="Arial"/>
@@ -29826,7 +29826,7 @@
               <w:spacing w:after="10" w:before="0"/>
               <w:ind w:left="120"/>
             </w:pPr>
-            <w:hyperlink w:history="1" r:id="rIdryho5fuhlfsa562sm22wh">
+            <w:hyperlink w:history="1" r:id="rIdjatsdjpdlybveqwk_qorf">
               <w:r>
                 <w:rPr>
                   <w:rFonts w:ascii="Arial" w:cs="Arial" w:eastAsia="Arial" w:hAnsi="Arial"/>
@@ -29871,7 +29871,7 @@
             <w:pPr>
               <w:spacing w:after="20" w:before="0"/>
             </w:pPr>
-            <w:hyperlink w:history="1" r:id="rIdo9cwrhzzv852qw8chc-dk">
+            <w:hyperlink w:history="1" r:id="rIdkzl7tnf1zoen7djchrswm">
               <w:r>
                 <w:rPr>
                   <w:rFonts w:ascii="Arial" w:cs="Arial" w:eastAsia="Arial" w:hAnsi="Arial"/>
@@ -29904,7 +29904,7 @@
               <w:spacing w:after="10" w:before="0"/>
               <w:ind w:left="120"/>
             </w:pPr>
-            <w:hyperlink w:history="1" r:id="rIdwhi6duxsh66h_wkcjz1pr">
+            <w:hyperlink w:history="1" r:id="rId5mcs-p_vvnp6kbnfrhuhi">
               <w:r>
                 <w:rPr>
                   <w:rFonts w:ascii="Arial" w:cs="Arial" w:eastAsia="Arial" w:hAnsi="Arial"/>
@@ -30099,7 +30099,7 @@
             <w:pPr>
               <w:spacing w:after="20" w:before="0"/>
             </w:pPr>
-            <w:hyperlink w:history="1" r:id="rIdcllrlduku3ku-eb8-ni1u">
+            <w:hyperlink w:history="1" r:id="rIdnmpelhav3ow0nbyws56wf">
               <w:r>
                 <w:rPr>
                   <w:rFonts w:ascii="Arial" w:cs="Arial" w:eastAsia="Arial" w:hAnsi="Arial"/>
@@ -30132,7 +30132,7 @@
               <w:spacing w:after="10" w:before="0"/>
               <w:ind w:left="120"/>
             </w:pPr>
-            <w:hyperlink w:history="1" r:id="rIdzabm2p1o4fsgxhxe7vax0">
+            <w:hyperlink w:history="1" r:id="rIdmeoe0sa4r_qt1ukyer6jw">
               <w:r>
                 <w:rPr>
                   <w:rFonts w:ascii="Arial" w:cs="Arial" w:eastAsia="Arial" w:hAnsi="Arial"/>
@@ -30177,7 +30177,7 @@
             <w:pPr>
               <w:spacing w:after="20" w:before="0"/>
             </w:pPr>
-            <w:hyperlink w:history="1" r:id="rIdqfisvskx1npuex19zv-wj">
+            <w:hyperlink w:history="1" r:id="rIdpv9rovxej3o8yf9ke2uhm">
               <w:r>
                 <w:rPr>
                   <w:rFonts w:ascii="Arial" w:cs="Arial" w:eastAsia="Arial" w:hAnsi="Arial"/>
@@ -30210,7 +30210,7 @@
               <w:spacing w:after="10" w:before="0"/>
               <w:ind w:left="120"/>
             </w:pPr>
-            <w:hyperlink w:history="1" r:id="rIdzsqqvkzq2hovoqwxhsycj">
+            <w:hyperlink w:history="1" r:id="rIdfyloccfgri0oxlwpv1epf">
               <w:r>
                 <w:rPr>
                   <w:rFonts w:ascii="Arial" w:cs="Arial" w:eastAsia="Arial" w:hAnsi="Arial"/>
@@ -30405,7 +30405,7 @@
             <w:pPr>
               <w:spacing w:after="20" w:before="0"/>
             </w:pPr>
-            <w:hyperlink w:history="1" r:id="rIdcox0lktss3wcnkiqpuoke">
+            <w:hyperlink w:history="1" r:id="rIdjdk19oyvzcdk3oup8mwrz">
               <w:r>
                 <w:rPr>
                   <w:rFonts w:ascii="Arial" w:cs="Arial" w:eastAsia="Arial" w:hAnsi="Arial"/>
@@ -30454,7 +30454,7 @@
               <w:spacing w:after="10" w:before="0"/>
               <w:ind w:left="120"/>
             </w:pPr>
-            <w:hyperlink w:history="1" r:id="rIdtt0lowrtzvvx3-qvntqza">
+            <w:hyperlink w:history="1" r:id="rIduhx5mwhdfdu_zqxc0g_wq">
               <w:r>
                 <w:rPr>
                   <w:rFonts w:ascii="Arial" w:cs="Arial" w:eastAsia="Arial" w:hAnsi="Arial"/>
@@ -30499,7 +30499,7 @@
             <w:pPr>
               <w:spacing w:after="20" w:before="0"/>
             </w:pPr>
-            <w:hyperlink w:history="1" r:id="rId_dx--tomwwxirouawy4_5">
+            <w:hyperlink w:history="1" r:id="rId7rxielwu62powtljvegns">
               <w:r>
                 <w:rPr>
                   <w:rFonts w:ascii="Arial" w:cs="Arial" w:eastAsia="Arial" w:hAnsi="Arial"/>
@@ -30532,7 +30532,7 @@
               <w:spacing w:after="10" w:before="0"/>
               <w:ind w:left="120"/>
             </w:pPr>
-            <w:hyperlink w:history="1" r:id="rId2tyu3rcfbzt-bg8xuwe5d">
+            <w:hyperlink w:history="1" r:id="rIdnqbqbkrg3h-tgwgolnmzi">
               <w:r>
                 <w:rPr>
                   <w:rFonts w:ascii="Arial" w:cs="Arial" w:eastAsia="Arial" w:hAnsi="Arial"/>
@@ -30574,7 +30574,7 @@
                 <w:sz w:val="18"/>
                 <w:szCs w:val="18"/>
               </w:rPr>
-              <w:t xml:space="preserve">Learners individually produce a final Annotated Formula Map — a single A4 diagram that shows: (1) a labelled circle with a sector and a segment clearly marked; (2) the sector area formula A = (θ/360°) × πr² with each symbol annotated (θ = central angle in DEGREES, r = radius, π ≈ 3.14159); (3) the segment area formula: A_segment = A_sector − A_triangle, with the triangle area formula ½r²sinθ also written; (4) a 'Common Errors' warning box listing the four errors from the Error Autopsy; (5) one Kenyan real-world example of each (sector: chapati slice, r = 21 cm, θ = 90°; segment: irrigation arc, r = 35 m, θ = 60°) with the final numerical answer confirmed by calculator. Learners submit this map as an exit ticket. Final 2 minutes: teacher asks the class to look at the pizza phenomenon image (displayed on screen) and cold-calls 3 learners: 'Using everything on your Formula Map — can you now predict the exact area of ANY slice from that pizza if I give you the angle? Yes or no, and justify.'</w:t>
+              <w:t xml:space="preserve">Learners individually produce a final Annotated Formula Map — a single A4 diagram that shows: (1) a labelled circle with a sector and a segment clearly marked; (2) the sector area formula A = (θ/360°) × πr² with each symbol annotated (θ = central angle in DEGREES, r = radius, π ≈ 3.14159); (3) the segment area formula: A_segment = A_sector − A_triangle, with the triangle area formula ½r²sinθ also written; (4) a 'Common Errors' warning box listing the four errors from the Error Autopsy; (5) one Kenyan real-world example of each (sector: chapati slice, r = 21 cm, θ = 90°; segment: irrigation arc, r = 35 m, θ = 150°) with the final numerical answer confirmed by calculator. Learners submit this map as an exit ticket. Final 2 minutes: teacher asks the class to look at the pizza phenomenon image (displayed on screen) and cold-calls 3 learners: 'Using everything on your Formula Map — can you now predict the exact area of ANY slice from that pizza if I give you the angle? Yes or no, and justify.'</w:t>
             </w:r>
           </w:p>
         </w:tc>
@@ -31044,7 +31044,7 @@
         </w:rPr>
         <w:t xml:space="preserve">© 2026 SeaVuria and ARES. Aligned with KICD objectives. Developed by SeaVuria; technical implementation by ARES (with AI assistance from Claude). Licensed under </w:t>
       </w:r>
-      <w:hyperlink w:history="1" r:id="rIdyp5asttr0dtdqntsxiltn">
+      <w:hyperlink w:history="1" r:id="rIdt09qwg_-tjpjdxdncnoxy">
         <w:r>
           <w:rPr>
             <w:rFonts w:ascii="Arial" w:cs="Arial" w:eastAsia="Arial" w:hAnsi="Arial"/>
@@ -31065,7 +31065,7 @@
         </w:rPr>
         <w:t xml:space="preserve"> (</w:t>
       </w:r>
-      <w:hyperlink w:history="1" r:id="rIdvfplpvtemysjhwdlwvk_x">
+      <w:hyperlink w:history="1" r:id="rIdr_itef-9jsv8imxrx8syx">
         <w:r>
           <w:rPr>
             <w:rFonts w:ascii="Arial" w:cs="Arial" w:eastAsia="Arial" w:hAnsi="Arial"/>
@@ -32078,7 +32078,7 @@
             <w:pPr>
               <w:spacing w:after="20" w:before="0"/>
             </w:pPr>
-            <w:hyperlink w:history="1" r:id="rIday1kxoydeulviurt5yv13">
+            <w:hyperlink w:history="1" r:id="rIdcn9-eghtvc2fzx8uqe8ti">
               <w:r>
                 <w:rPr>
                   <w:rFonts w:ascii="Arial" w:cs="Arial" w:eastAsia="Arial" w:hAnsi="Arial"/>
@@ -32111,7 +32111,7 @@
               <w:spacing w:after="10" w:before="0"/>
               <w:ind w:left="120"/>
             </w:pPr>
-            <w:hyperlink w:history="1" r:id="rIdcx8kn2pyyawcvhjdx3vk-">
+            <w:hyperlink w:history="1" r:id="rId4m3lo0vzcn0vm5n5twxvk">
               <w:r>
                 <w:rPr>
                   <w:rFonts w:ascii="Arial" w:cs="Arial" w:eastAsia="Arial" w:hAnsi="Arial"/>
@@ -32156,7 +32156,7 @@
             <w:pPr>
               <w:spacing w:after="20" w:before="0"/>
             </w:pPr>
-            <w:hyperlink w:history="1" r:id="rIdudf0euwc97qsf3usvaxqt">
+            <w:hyperlink w:history="1" r:id="rId_2w5zuadipyedju4f0-07">
               <w:r>
                 <w:rPr>
                   <w:rFonts w:ascii="Arial" w:cs="Arial" w:eastAsia="Arial" w:hAnsi="Arial"/>
@@ -32189,7 +32189,7 @@
               <w:spacing w:after="10" w:before="0"/>
               <w:ind w:left="120"/>
             </w:pPr>
-            <w:hyperlink w:history="1" r:id="rId6z0etnxtp0haxkejwu4lf">
+            <w:hyperlink w:history="1" r:id="rIdx6wxaopzjshags4lwwm7c">
               <w:r>
                 <w:rPr>
                   <w:rFonts w:ascii="Arial" w:cs="Arial" w:eastAsia="Arial" w:hAnsi="Arial"/>
@@ -32384,7 +32384,7 @@
             <w:pPr>
               <w:spacing w:after="20" w:before="0"/>
             </w:pPr>
-            <w:hyperlink w:history="1" r:id="rIdvuiszhn_taskezy9r81th">
+            <w:hyperlink w:history="1" r:id="rIdgqrmxsh-2ckkq1pg7p3fi">
               <w:r>
                 <w:rPr>
                   <w:rFonts w:ascii="Arial" w:cs="Arial" w:eastAsia="Arial" w:hAnsi="Arial"/>
@@ -32417,7 +32417,7 @@
               <w:spacing w:after="10" w:before="0"/>
               <w:ind w:left="120"/>
             </w:pPr>
-            <w:hyperlink w:history="1" r:id="rIdhb_wgzckbqj0fjb90nbac">
+            <w:hyperlink w:history="1" r:id="rIdripdnnbsnr030x88ugqoe">
               <w:r>
                 <w:rPr>
                   <w:rFonts w:ascii="Arial" w:cs="Arial" w:eastAsia="Arial" w:hAnsi="Arial"/>
@@ -32462,7 +32462,7 @@
             <w:pPr>
               <w:spacing w:after="20" w:before="0"/>
             </w:pPr>
-            <w:hyperlink w:history="1" r:id="rIdkyxyog3w5c0rynpe8aoc4">
+            <w:hyperlink w:history="1" r:id="rId30ger5vuez1jop28jnci5">
               <w:r>
                 <w:rPr>
                   <w:rFonts w:ascii="Arial" w:cs="Arial" w:eastAsia="Arial" w:hAnsi="Arial"/>
@@ -32495,7 +32495,7 @@
               <w:spacing w:after="10" w:before="0"/>
               <w:ind w:left="120"/>
             </w:pPr>
-            <w:hyperlink w:history="1" r:id="rIdlq-rbirqawnimmrzi71pj">
+            <w:hyperlink w:history="1" r:id="rIdbsab457er_70j-lyzto_s">
               <w:r>
                 <w:rPr>
                   <w:rFonts w:ascii="Arial" w:cs="Arial" w:eastAsia="Arial" w:hAnsi="Arial"/>
@@ -32690,7 +32690,7 @@
             <w:pPr>
               <w:spacing w:after="20" w:before="0"/>
             </w:pPr>
-            <w:hyperlink w:history="1" r:id="rIdqeshhmhml_gt8s_k_i-yx">
+            <w:hyperlink w:history="1" r:id="rId900yo390tf3mil3azmay_">
               <w:r>
                 <w:rPr>
                   <w:rFonts w:ascii="Arial" w:cs="Arial" w:eastAsia="Arial" w:hAnsi="Arial"/>
@@ -32723,7 +32723,7 @@
               <w:spacing w:after="10" w:before="0"/>
               <w:ind w:left="120"/>
             </w:pPr>
-            <w:hyperlink w:history="1" r:id="rIdctzqbu9ul5yhl3l_kf3jr">
+            <w:hyperlink w:history="1" r:id="rIdmonbdkkbwqsnqimemvkdc">
               <w:r>
                 <w:rPr>
                   <w:rFonts w:ascii="Arial" w:cs="Arial" w:eastAsia="Arial" w:hAnsi="Arial"/>
@@ -32768,7 +32768,7 @@
             <w:pPr>
               <w:spacing w:after="20" w:before="0"/>
             </w:pPr>
-            <w:hyperlink w:history="1" r:id="rId4m9qdnmsiuvuj58l59z8e">
+            <w:hyperlink w:history="1" r:id="rIdlxmu-m9o0bcwf1utbbixb">
               <w:r>
                 <w:rPr>
                   <w:rFonts w:ascii="Arial" w:cs="Arial" w:eastAsia="Arial" w:hAnsi="Arial"/>
@@ -32801,7 +32801,7 @@
               <w:spacing w:after="10" w:before="0"/>
               <w:ind w:left="120"/>
             </w:pPr>
-            <w:hyperlink w:history="1" r:id="rIdque_nrxumppf0vk3kl3k4">
+            <w:hyperlink w:history="1" r:id="rIdquo5uc1j9yldpfg-mrf3e">
               <w:r>
                 <w:rPr>
                   <w:rFonts w:ascii="Arial" w:cs="Arial" w:eastAsia="Arial" w:hAnsi="Arial"/>
@@ -32843,7 +32843,7 @@
                 <w:sz w:val="18"/>
                 <w:szCs w:val="18"/>
               </w:rPr>
-              <w:t xml:space="preserve">Learners independently complete the five-part summative task over approximately 18 minutes. The five parts are: Part A — calculate the arc length of the minor sector (answer: 29.33 m using pi = 22/7); Part B — calculate the area of the minor sector (answer: 307.9 square metres); Part C — calculate the area of the major sector (answer: 1077.6 square metres, cross-checked as total circle area minus minor sector area); Part D — calculate the area of the minor segment (answer: minor sector area minus half times 21 squared times sin 80 degrees, giving approximately 307.9 minus 216.5 = 91.4 square metres); Part E — reflect: a farmer wants to plant maize on the minor segment only. Is this area enough to plant 200 maize plants if each plant needs 0.4 square metres? (Answer: 91.4 divided by 0.4 = 228.5, so yes, there is enough space.) After individual work, four learners are selected to present one part each on the board, showing full working. The class listens, asks questions, and identifies any errors using the four-error checklist.</w:t>
+              <w:t xml:space="preserve">Learners independently complete the five-part summative task over approximately 18 minutes. The five parts are: Part A — calculate the arc length of the minor sector (answer: 29.33 m using pi = 22/7); Part B — calculate the area of the minor sector (answer: 307.9 square metres); Part C — calculate the area of the major sector (answer: 1077.6 square metres, cross-checked as total circle area minus minor sector area); Part D — calculate the area of the minor segment (answer: minor sector area minus half times 21 squared times sin 80 degrees, giving approximately 307.88 minus 217.15 = 90.73 square metres); Part E — reflect: a farmer wants to plant maize on the minor segment only. Is this area enough to plant 200 maize plants if each plant needs 0.4 square metres? (Answer: 90.73 divided by 0.4 = 226.8, so yes, there is enough space.) After individual work, four learners are selected to present one part each on the board, showing full working. The class listens, asks questions, and identifies any errors using the four-error checklist.</w:t>
             </w:r>
           </w:p>
         </w:tc>
@@ -32996,7 +32996,7 @@
             <w:pPr>
               <w:spacing w:after="20" w:before="0"/>
             </w:pPr>
-            <w:hyperlink w:history="1" r:id="rIdlqo9xizjeinyuzyvvs7hb">
+            <w:hyperlink w:history="1" r:id="rIdwmbs-smsl67joflzladkd">
               <w:r>
                 <w:rPr>
                   <w:rFonts w:ascii="Arial" w:cs="Arial" w:eastAsia="Arial" w:hAnsi="Arial"/>
@@ -33029,7 +33029,7 @@
               <w:spacing w:after="10" w:before="0"/>
               <w:ind w:left="120"/>
             </w:pPr>
-            <w:hyperlink w:history="1" r:id="rIdkqvt_wgottiuotjnibwau">
+            <w:hyperlink w:history="1" r:id="rIdo0d-b2xcbux0b-gzfvqlp">
               <w:r>
                 <w:rPr>
                   <w:rFonts w:ascii="Arial" w:cs="Arial" w:eastAsia="Arial" w:hAnsi="Arial"/>
@@ -33074,7 +33074,7 @@
             <w:pPr>
               <w:spacing w:after="20" w:before="0"/>
             </w:pPr>
-            <w:hyperlink w:history="1" r:id="rIdvrq-xhkxgl2-zyykyvqwr">
+            <w:hyperlink w:history="1" r:id="rIdpw8pattpam5xhopgqu5gp">
               <w:r>
                 <w:rPr>
                   <w:rFonts w:ascii="Arial" w:cs="Arial" w:eastAsia="Arial" w:hAnsi="Arial"/>
@@ -33107,7 +33107,7 @@
               <w:spacing w:after="10" w:before="0"/>
               <w:ind w:left="120"/>
             </w:pPr>
-            <w:hyperlink w:history="1" r:id="rIdlgmri9mbwj4u5bkg0vj9x">
+            <w:hyperlink w:history="1" r:id="rId0ls7imgenoie4aax7_7mr">
               <w:r>
                 <w:rPr>
                   <w:rFonts w:ascii="Arial" w:cs="Arial" w:eastAsia="Arial" w:hAnsi="Arial"/>
@@ -33302,7 +33302,7 @@
             <w:pPr>
               <w:spacing w:after="20" w:before="0"/>
             </w:pPr>
-            <w:hyperlink w:history="1" r:id="rId6y0amesw6q6x-69yypxd7">
+            <w:hyperlink w:history="1" r:id="rIdks9ukjpyei8tsqifwdpo3">
               <w:r>
                 <w:rPr>
                   <w:rFonts w:ascii="Arial" w:cs="Arial" w:eastAsia="Arial" w:hAnsi="Arial"/>
@@ -33335,7 +33335,7 @@
               <w:spacing w:after="10" w:before="0"/>
               <w:ind w:left="120"/>
             </w:pPr>
-            <w:hyperlink w:history="1" r:id="rIdghgiux9j4m5ect1qcchuy">
+            <w:hyperlink w:history="1" r:id="rIdghibll1kay-dsh_qewzc_">
               <w:r>
                 <w:rPr>
                   <w:rFonts w:ascii="Arial" w:cs="Arial" w:eastAsia="Arial" w:hAnsi="Arial"/>
@@ -33380,7 +33380,7 @@
             <w:pPr>
               <w:spacing w:after="20" w:before="0"/>
             </w:pPr>
-            <w:hyperlink w:history="1" r:id="rIdyboghqys8grrcjwgd7ejy">
+            <w:hyperlink w:history="1" r:id="rIdl0ah29wilc6fsqwskrryk">
               <w:r>
                 <w:rPr>
                   <w:rFonts w:ascii="Arial" w:cs="Arial" w:eastAsia="Arial" w:hAnsi="Arial"/>
@@ -33429,7 +33429,7 @@
               <w:spacing w:after="10" w:before="0"/>
               <w:ind w:left="120"/>
             </w:pPr>
-            <w:hyperlink w:history="1" r:id="rIdpj9vzogj_ti4mtkf18gj6">
+            <w:hyperlink w:history="1" r:id="rIddridr1l4dujb1njd-ag4i">
               <w:r>
                 <w:rPr>
                   <w:rFonts w:ascii="Arial" w:cs="Arial" w:eastAsia="Arial" w:hAnsi="Arial"/>
@@ -33471,7 +33471,7 @@
                 <w:sz w:val="18"/>
                 <w:szCs w:val="18"/>
               </w:rPr>
-              <w:t xml:space="preserve">In the final 5 minutes, learners update their individual concept maps (started in Lesson 4) to include all formulas, their relationships, and at least two Kenyan real-life applications per formula. They draw arrows connecting: pizza slice to sector area formula to circular shamba to maize planting. They add a final reflection sentence at the bottom of the map: The driving question is answered because we can use radius and central angle to calculate the exact area of any circular slice using A = (theta/360) times pi r squared, and we can extend this to segments by subtracting half r squared sin theta. Learners share their updated concept maps with a neighbour for a 60-second gallery-walk-style peer review, then the teacher closes the lesson with a whole-class verbal celebration of the learning journey from Lesson 1 to Lesson 10.</w:t>
+              <w:t xml:space="preserve">In the final 5 minutes, learners update their individual concept maps (built from the cumulative model started in Lesson 1) to include all formulas, their relationships, and at least two Kenyan real-life applications per formula. They draw arrows connecting: pizza slice to sector area formula to circular shamba to maize planting. They add a final reflection sentence at the bottom of the map: The driving question is answered because we can use radius and central angle to calculate the exact area of any circular slice using A = (theta/360) times pi r squared, and we can extend this to segments by subtracting half r squared sin theta. Learners share their updated concept maps with a neighbour for a 60-second gallery-walk-style peer review, then the teacher closes the lesson with a whole-class verbal celebration of the learning journey from Lesson 1 to Lesson 10.</w:t>
             </w:r>
           </w:p>
         </w:tc>
@@ -33941,7 +33941,7 @@
         </w:rPr>
         <w:t xml:space="preserve">© 2026 SeaVuria and ARES. Aligned with KICD objectives. Developed by SeaVuria; technical implementation by ARES (with AI assistance from Claude). Licensed under </w:t>
       </w:r>
-      <w:hyperlink w:history="1" r:id="rIdmqc3db2nhq0smyiqycthx">
+      <w:hyperlink w:history="1" r:id="rIduxxogej8xy57o3jvqpgvu">
         <w:r>
           <w:rPr>
             <w:rFonts w:ascii="Arial" w:cs="Arial" w:eastAsia="Arial" w:hAnsi="Arial"/>
@@ -33962,7 +33962,7 @@
         </w:rPr>
         <w:t xml:space="preserve"> (</w:t>
       </w:r>
-      <w:hyperlink w:history="1" r:id="rId4a8stzfad17msuevuevyb">
+      <w:hyperlink w:history="1" r:id="rIdqnwxnwcyt5opbydqt8u6y">
         <w:r>
           <w:rPr>
             <w:rFonts w:ascii="Arial" w:cs="Arial" w:eastAsia="Arial" w:hAnsi="Arial"/>

--- a/data/outputs/v2/Maths/SS2.3_Area_of_Part_of_a_Circle/Mathematics_Area_of_Part_of_a_Circle_CBE_LessonSequence.docx
+++ b/data/outputs/v2/Maths/SS2.3_Area_of_Part_of_a_Circle/Mathematics_Area_of_Part_of_a_Circle_CBE_LessonSequence.docx
@@ -2328,7 +2328,7 @@
         </w:rPr>
         <w:t xml:space="preserve">© 2026 SeaVuria and ARES. This work is licensed under a </w:t>
       </w:r>
-      <w:hyperlink w:history="1" r:id="rIda7nu-hkwzmplssgm7dg8q">
+      <w:hyperlink w:history="1" r:id="rIdfjycazc6-3-0hhvicpryh">
         <w:r>
           <w:rPr>
             <w:rFonts w:ascii="Arial" w:cs="Arial" w:eastAsia="Arial" w:hAnsi="Arial"/>
@@ -2348,7 +2348,7 @@
         </w:rPr>
         <w:t xml:space="preserve"> (</w:t>
       </w:r>
-      <w:hyperlink w:history="1" r:id="rId4hlqazgksirvnfrjzmdwf">
+      <w:hyperlink w:history="1" r:id="rId99-pa6kubhsmrqq7obc9x">
         <w:r>
           <w:rPr>
             <w:rFonts w:ascii="Arial" w:cs="Arial" w:eastAsia="Arial" w:hAnsi="Arial"/>
@@ -2368,7 +2368,7 @@
         </w:rPr>
         <w:t xml:space="preserve">). To view a copy of this license, visit </w:t>
       </w:r>
-      <w:hyperlink w:history="1" r:id="rIdr7g6mb2hqxopr7baswe1r">
+      <w:hyperlink w:history="1" r:id="rIdd6-fqkbbjfywzbms-jrgf">
         <w:r>
           <w:rPr>
             <w:rFonts w:ascii="Arial" w:cs="Arial" w:eastAsia="Arial" w:hAnsi="Arial"/>
@@ -3380,7 +3380,7 @@
             <w:pPr>
               <w:spacing w:after="20" w:before="0"/>
             </w:pPr>
-            <w:hyperlink w:history="1" r:id="rId6khfo5qhmupemt9cscdik">
+            <w:hyperlink w:history="1" r:id="rIdj2xfam6i8thnvwyltkdmt">
               <w:r>
                 <w:rPr>
                   <w:rFonts w:ascii="Arial" w:cs="Arial" w:eastAsia="Arial" w:hAnsi="Arial"/>
@@ -3413,7 +3413,7 @@
               <w:spacing w:after="10" w:before="0"/>
               <w:ind w:left="120"/>
             </w:pPr>
-            <w:hyperlink w:history="1" r:id="rIds3ysqtlt5rlvtku3anrxd">
+            <w:hyperlink w:history="1" r:id="rId-ad2vkmy3l_hmsbsoq6ob">
               <w:r>
                 <w:rPr>
                   <w:rFonts w:ascii="Arial" w:cs="Arial" w:eastAsia="Arial" w:hAnsi="Arial"/>
@@ -3458,7 +3458,7 @@
             <w:pPr>
               <w:spacing w:after="20" w:before="0"/>
             </w:pPr>
-            <w:hyperlink w:history="1" r:id="rIdynxyw_vvlgf1uwhbxpc_p">
+            <w:hyperlink w:history="1" r:id="rIdwfetceykzshzlowrwwpab">
               <w:r>
                 <w:rPr>
                   <w:rFonts w:ascii="Arial" w:cs="Arial" w:eastAsia="Arial" w:hAnsi="Arial"/>
@@ -3491,7 +3491,7 @@
               <w:spacing w:after="10" w:before="0"/>
               <w:ind w:left="120"/>
             </w:pPr>
-            <w:hyperlink w:history="1" r:id="rIdbsojd2ttccqjnjsiknrfq">
+            <w:hyperlink w:history="1" r:id="rIdpyfwuqvqguwrmajcadfcj">
               <w:r>
                 <w:rPr>
                   <w:rFonts w:ascii="Arial" w:cs="Arial" w:eastAsia="Arial" w:hAnsi="Arial"/>
@@ -3686,7 +3686,7 @@
             <w:pPr>
               <w:spacing w:after="20" w:before="0"/>
             </w:pPr>
-            <w:hyperlink w:history="1" r:id="rIdb2eeblzrmsxhamvf3ze88">
+            <w:hyperlink w:history="1" r:id="rId1tkmfehk7zeplaxnwzg79">
               <w:r>
                 <w:rPr>
                   <w:rFonts w:ascii="Arial" w:cs="Arial" w:eastAsia="Arial" w:hAnsi="Arial"/>
@@ -3719,7 +3719,7 @@
               <w:spacing w:after="10" w:before="0"/>
               <w:ind w:left="120"/>
             </w:pPr>
-            <w:hyperlink w:history="1" r:id="rIdsd5sjzkcjauxpdb-y3wu4">
+            <w:hyperlink w:history="1" r:id="rIdvdbmtkixogiig77jrevln">
               <w:r>
                 <w:rPr>
                   <w:rFonts w:ascii="Arial" w:cs="Arial" w:eastAsia="Arial" w:hAnsi="Arial"/>
@@ -3764,7 +3764,7 @@
             <w:pPr>
               <w:spacing w:after="20" w:before="0"/>
             </w:pPr>
-            <w:hyperlink w:history="1" r:id="rId5v6w5jlbtpeyk-if-exif">
+            <w:hyperlink w:history="1" r:id="rIdw3dqcn98p7aohwjkjz3qs">
               <w:r>
                 <w:rPr>
                   <w:rFonts w:ascii="Arial" w:cs="Arial" w:eastAsia="Arial" w:hAnsi="Arial"/>
@@ -3797,7 +3797,7 @@
               <w:spacing w:after="10" w:before="0"/>
               <w:ind w:left="120"/>
             </w:pPr>
-            <w:hyperlink w:history="1" r:id="rIdrbt2veb4p05h5cwhhgbpo">
+            <w:hyperlink w:history="1" r:id="rIdcrz2nvyryakf-57id7k-3">
               <w:r>
                 <w:rPr>
                   <w:rFonts w:ascii="Arial" w:cs="Arial" w:eastAsia="Arial" w:hAnsi="Arial"/>
@@ -3992,7 +3992,7 @@
             <w:pPr>
               <w:spacing w:after="20" w:before="0"/>
             </w:pPr>
-            <w:hyperlink w:history="1" r:id="rIdb2lctq4e7-e3wjgwinccm">
+            <w:hyperlink w:history="1" r:id="rIduolbpsm6eduti4eaxtdv_">
               <w:r>
                 <w:rPr>
                   <w:rFonts w:ascii="Arial" w:cs="Arial" w:eastAsia="Arial" w:hAnsi="Arial"/>
@@ -4025,7 +4025,7 @@
               <w:spacing w:after="10" w:before="0"/>
               <w:ind w:left="120"/>
             </w:pPr>
-            <w:hyperlink w:history="1" r:id="rIdn04qyw9godxbkgl5uf27p">
+            <w:hyperlink w:history="1" r:id="rIdrda61udhcfpysdx7cfskn">
               <w:r>
                 <w:rPr>
                   <w:rFonts w:ascii="Arial" w:cs="Arial" w:eastAsia="Arial" w:hAnsi="Arial"/>
@@ -4070,7 +4070,7 @@
             <w:pPr>
               <w:spacing w:after="20" w:before="0"/>
             </w:pPr>
-            <w:hyperlink w:history="1" r:id="rIdwc6ets14jtj9mivnkmgbs">
+            <w:hyperlink w:history="1" r:id="rIds5rvomikqhaeaqy2h94yj">
               <w:r>
                 <w:rPr>
                   <w:rFonts w:ascii="Arial" w:cs="Arial" w:eastAsia="Arial" w:hAnsi="Arial"/>
@@ -4103,7 +4103,7 @@
               <w:spacing w:after="10" w:before="0"/>
               <w:ind w:left="120"/>
             </w:pPr>
-            <w:hyperlink w:history="1" r:id="rIdo98vqk65ypy_nosljblp6">
+            <w:hyperlink w:history="1" r:id="rIdko4phzsit-wa1dljohkwe">
               <w:r>
                 <w:rPr>
                   <w:rFonts w:ascii="Arial" w:cs="Arial" w:eastAsia="Arial" w:hAnsi="Arial"/>
@@ -4298,7 +4298,7 @@
             <w:pPr>
               <w:spacing w:after="20" w:before="0"/>
             </w:pPr>
-            <w:hyperlink w:history="1" r:id="rIdcn2kfpdycg5ftn8bagxdb">
+            <w:hyperlink w:history="1" r:id="rIdsbokqh47qu_ok9uazqmz3">
               <w:r>
                 <w:rPr>
                   <w:rFonts w:ascii="Arial" w:cs="Arial" w:eastAsia="Arial" w:hAnsi="Arial"/>
@@ -4331,7 +4331,7 @@
               <w:spacing w:after="10" w:before="0"/>
               <w:ind w:left="120"/>
             </w:pPr>
-            <w:hyperlink w:history="1" r:id="rIdavjgdzksnch8tqyxunxpv">
+            <w:hyperlink w:history="1" r:id="rIdnvu9vohsdha_7q17u9jdh">
               <w:r>
                 <w:rPr>
                   <w:rFonts w:ascii="Arial" w:cs="Arial" w:eastAsia="Arial" w:hAnsi="Arial"/>
@@ -4376,7 +4376,7 @@
             <w:pPr>
               <w:spacing w:after="20" w:before="0"/>
             </w:pPr>
-            <w:hyperlink w:history="1" r:id="rIdoz-ea2guys8a0-tfvefmo">
+            <w:hyperlink w:history="1" r:id="rId1jtjbdxrcv87rxvoftyeu">
               <w:r>
                 <w:rPr>
                   <w:rFonts w:ascii="Arial" w:cs="Arial" w:eastAsia="Arial" w:hAnsi="Arial"/>
@@ -4409,7 +4409,7 @@
               <w:spacing w:after="10" w:before="0"/>
               <w:ind w:left="120"/>
             </w:pPr>
-            <w:hyperlink w:history="1" r:id="rIdqtmy5aaquz5luwxjdweny">
+            <w:hyperlink w:history="1" r:id="rId5yp29ox3rrwhwl6qdh2q1">
               <w:r>
                 <w:rPr>
                   <w:rFonts w:ascii="Arial" w:cs="Arial" w:eastAsia="Arial" w:hAnsi="Arial"/>
@@ -4604,7 +4604,7 @@
             <w:pPr>
               <w:spacing w:after="20" w:before="0"/>
             </w:pPr>
-            <w:hyperlink w:history="1" r:id="rIdn2w5dcmyeaz93-77twoc9">
+            <w:hyperlink w:history="1" r:id="rIduzxhr_qw1nmgvc2kcecyf">
               <w:r>
                 <w:rPr>
                   <w:rFonts w:ascii="Arial" w:cs="Arial" w:eastAsia="Arial" w:hAnsi="Arial"/>
@@ -4653,7 +4653,7 @@
               <w:spacing w:after="10" w:before="0"/>
               <w:ind w:left="120"/>
             </w:pPr>
-            <w:hyperlink w:history="1" r:id="rIdrnb9na69xxbaderyauqmm">
+            <w:hyperlink w:history="1" r:id="rId3jjdgiyw7e1dpfsnqxaf9">
               <w:r>
                 <w:rPr>
                   <w:rFonts w:ascii="Arial" w:cs="Arial" w:eastAsia="Arial" w:hAnsi="Arial"/>
@@ -4698,7 +4698,7 @@
             <w:pPr>
               <w:spacing w:after="20" w:before="0"/>
             </w:pPr>
-            <w:hyperlink w:history="1" r:id="rIdungw6okyocagxzm_qvef3">
+            <w:hyperlink w:history="1" r:id="rIdcpr1qcrsotwvuitdinzmj">
               <w:r>
                 <w:rPr>
                   <w:rFonts w:ascii="Arial" w:cs="Arial" w:eastAsia="Arial" w:hAnsi="Arial"/>
@@ -4747,7 +4747,7 @@
               <w:spacing w:after="10" w:before="0"/>
               <w:ind w:left="120"/>
             </w:pPr>
-            <w:hyperlink w:history="1" r:id="rIdfl6mmtdz7qglarvf3um7q">
+            <w:hyperlink w:history="1" r:id="rId-cgmgcmelrpwdy8ojskft">
               <w:r>
                 <w:rPr>
                   <w:rFonts w:ascii="Arial" w:cs="Arial" w:eastAsia="Arial" w:hAnsi="Arial"/>
@@ -5259,7 +5259,7 @@
         </w:rPr>
         <w:t xml:space="preserve">© 2026 SeaVuria and ARES. Aligned with KICD objectives. Developed by SeaVuria; technical implementation by ARES (with AI assistance from Claude). Licensed under </w:t>
       </w:r>
-      <w:hyperlink w:history="1" r:id="rIdis6obyuma4aqejc_crrwt">
+      <w:hyperlink w:history="1" r:id="rIdgtkbeno3vizwrrky6eo1i">
         <w:r>
           <w:rPr>
             <w:rFonts w:ascii="Arial" w:cs="Arial" w:eastAsia="Arial" w:hAnsi="Arial"/>
@@ -5280,7 +5280,7 @@
         </w:rPr>
         <w:t xml:space="preserve"> (</w:t>
       </w:r>
-      <w:hyperlink w:history="1" r:id="rIdoavzeku-i35nuos332js4">
+      <w:hyperlink w:history="1" r:id="rIdficivcowpwwmo2grawvdm">
         <w:r>
           <w:rPr>
             <w:rFonts w:ascii="Arial" w:cs="Arial" w:eastAsia="Arial" w:hAnsi="Arial"/>
@@ -6293,7 +6293,7 @@
             <w:pPr>
               <w:spacing w:after="20" w:before="0"/>
             </w:pPr>
-            <w:hyperlink w:history="1" r:id="rIddwunwsk6vvpmlmqc5-sxb">
+            <w:hyperlink w:history="1" r:id="rId8tlpji3vmqvgcdzcchwxr">
               <w:r>
                 <w:rPr>
                   <w:rFonts w:ascii="Arial" w:cs="Arial" w:eastAsia="Arial" w:hAnsi="Arial"/>
@@ -6326,7 +6326,7 @@
               <w:spacing w:after="10" w:before="0"/>
               <w:ind w:left="120"/>
             </w:pPr>
-            <w:hyperlink w:history="1" r:id="rIdioabdsrmlzee162z0ip_6">
+            <w:hyperlink w:history="1" r:id="rIduxoszi8uhkvecpqd55fjb">
               <w:r>
                 <w:rPr>
                   <w:rFonts w:ascii="Arial" w:cs="Arial" w:eastAsia="Arial" w:hAnsi="Arial"/>
@@ -6371,7 +6371,7 @@
             <w:pPr>
               <w:spacing w:after="20" w:before="0"/>
             </w:pPr>
-            <w:hyperlink w:history="1" r:id="rIdxgl4kfm25wombqko9iykf">
+            <w:hyperlink w:history="1" r:id="rIdlxxslfehss5drlwn7gscj">
               <w:r>
                 <w:rPr>
                   <w:rFonts w:ascii="Arial" w:cs="Arial" w:eastAsia="Arial" w:hAnsi="Arial"/>
@@ -6404,7 +6404,7 @@
               <w:spacing w:after="10" w:before="0"/>
               <w:ind w:left="120"/>
             </w:pPr>
-            <w:hyperlink w:history="1" r:id="rIdv_yateeuggqdsdng3shpl">
+            <w:hyperlink w:history="1" r:id="rIdwxpkhkdombzzqwgmv6qq9">
               <w:r>
                 <w:rPr>
                   <w:rFonts w:ascii="Arial" w:cs="Arial" w:eastAsia="Arial" w:hAnsi="Arial"/>
@@ -6599,7 +6599,7 @@
             <w:pPr>
               <w:spacing w:after="20" w:before="0"/>
             </w:pPr>
-            <w:hyperlink w:history="1" r:id="rIdhqgk4y6isbg8mrnp21lho">
+            <w:hyperlink w:history="1" r:id="rId9vruzj05_hgkayz9i6sus">
               <w:r>
                 <w:rPr>
                   <w:rFonts w:ascii="Arial" w:cs="Arial" w:eastAsia="Arial" w:hAnsi="Arial"/>
@@ -6632,7 +6632,7 @@
               <w:spacing w:after="10" w:before="0"/>
               <w:ind w:left="120"/>
             </w:pPr>
-            <w:hyperlink w:history="1" r:id="rIdudwtaefkck0gezrn1asul">
+            <w:hyperlink w:history="1" r:id="rIdx3wnljeyzhgnedk_4uonf">
               <w:r>
                 <w:rPr>
                   <w:rFonts w:ascii="Arial" w:cs="Arial" w:eastAsia="Arial" w:hAnsi="Arial"/>
@@ -6677,7 +6677,7 @@
             <w:pPr>
               <w:spacing w:after="20" w:before="0"/>
             </w:pPr>
-            <w:hyperlink w:history="1" r:id="rIdirll479m0e2kieukkk_c3">
+            <w:hyperlink w:history="1" r:id="rIdph0jo25wjn5gde2ukpdhm">
               <w:r>
                 <w:rPr>
                   <w:rFonts w:ascii="Arial" w:cs="Arial" w:eastAsia="Arial" w:hAnsi="Arial"/>
@@ -6710,7 +6710,7 @@
               <w:spacing w:after="10" w:before="0"/>
               <w:ind w:left="120"/>
             </w:pPr>
-            <w:hyperlink w:history="1" r:id="rIdrf402drfvcvuboi_pb0a6">
+            <w:hyperlink w:history="1" r:id="rIdgebifexxivqy_c1thkste">
               <w:r>
                 <w:rPr>
                   <w:rFonts w:ascii="Arial" w:cs="Arial" w:eastAsia="Arial" w:hAnsi="Arial"/>
@@ -6905,7 +6905,7 @@
             <w:pPr>
               <w:spacing w:after="20" w:before="0"/>
             </w:pPr>
-            <w:hyperlink w:history="1" r:id="rIdaduskg1mzh1ga2vgt6iu3">
+            <w:hyperlink w:history="1" r:id="rIdkcwjufrraicy8rn3nz4b1">
               <w:r>
                 <w:rPr>
                   <w:rFonts w:ascii="Arial" w:cs="Arial" w:eastAsia="Arial" w:hAnsi="Arial"/>
@@ -6954,7 +6954,7 @@
               <w:spacing w:after="10" w:before="0"/>
               <w:ind w:left="120"/>
             </w:pPr>
-            <w:hyperlink w:history="1" r:id="rIdrhu22td8lxyt93j1fcj_z">
+            <w:hyperlink w:history="1" r:id="rIdsxe-ge4r2j8qsqlddllvb">
               <w:r>
                 <w:rPr>
                   <w:rFonts w:ascii="Arial" w:cs="Arial" w:eastAsia="Arial" w:hAnsi="Arial"/>
@@ -6999,7 +6999,7 @@
             <w:pPr>
               <w:spacing w:after="20" w:before="0"/>
             </w:pPr>
-            <w:hyperlink w:history="1" r:id="rIddqkcl1m2afnk_w62ccpxg">
+            <w:hyperlink w:history="1" r:id="rIdf3nwvjpr9rlja2_zvqc-v">
               <w:r>
                 <w:rPr>
                   <w:rFonts w:ascii="Arial" w:cs="Arial" w:eastAsia="Arial" w:hAnsi="Arial"/>
@@ -7048,7 +7048,7 @@
               <w:spacing w:after="10" w:before="0"/>
               <w:ind w:left="120"/>
             </w:pPr>
-            <w:hyperlink w:history="1" r:id="rIdppmi30hhctwhtmgmixj7h">
+            <w:hyperlink w:history="1" r:id="rIdxqbn-lgacxmln_qlfoi3p">
               <w:r>
                 <w:rPr>
                   <w:rFonts w:ascii="Arial" w:cs="Arial" w:eastAsia="Arial" w:hAnsi="Arial"/>
@@ -7243,7 +7243,7 @@
             <w:pPr>
               <w:spacing w:after="20" w:before="0"/>
             </w:pPr>
-            <w:hyperlink w:history="1" r:id="rIdkq_n-5ue1ok6skagl5z0j">
+            <w:hyperlink w:history="1" r:id="rIds6snjt_u9w_5mdazotwx-">
               <w:r>
                 <w:rPr>
                   <w:rFonts w:ascii="Arial" w:cs="Arial" w:eastAsia="Arial" w:hAnsi="Arial"/>
@@ -7292,7 +7292,7 @@
               <w:spacing w:after="10" w:before="0"/>
               <w:ind w:left="120"/>
             </w:pPr>
-            <w:hyperlink w:history="1" r:id="rIdpovugxooxwjjwuxzgfcre">
+            <w:hyperlink w:history="1" r:id="rIdwvtfqdzyrqfuaf5xtzy1m">
               <w:r>
                 <w:rPr>
                   <w:rFonts w:ascii="Arial" w:cs="Arial" w:eastAsia="Arial" w:hAnsi="Arial"/>
@@ -7337,7 +7337,7 @@
             <w:pPr>
               <w:spacing w:after="20" w:before="0"/>
             </w:pPr>
-            <w:hyperlink w:history="1" r:id="rIdukhtmj2yhphlwhhvpzqwt">
+            <w:hyperlink w:history="1" r:id="rIdirz1ip0uxsofgrgwd_5dq">
               <w:r>
                 <w:rPr>
                   <w:rFonts w:ascii="Arial" w:cs="Arial" w:eastAsia="Arial" w:hAnsi="Arial"/>
@@ -7386,7 +7386,7 @@
               <w:spacing w:after="10" w:before="0"/>
               <w:ind w:left="120"/>
             </w:pPr>
-            <w:hyperlink w:history="1" r:id="rIdh2sndyyfopndna48c3aql">
+            <w:hyperlink w:history="1" r:id="rIdofy2brmfcxlzdme0pmc8b">
               <w:r>
                 <w:rPr>
                   <w:rFonts w:ascii="Arial" w:cs="Arial" w:eastAsia="Arial" w:hAnsi="Arial"/>
@@ -7581,7 +7581,7 @@
             <w:pPr>
               <w:spacing w:after="20" w:before="0"/>
             </w:pPr>
-            <w:hyperlink w:history="1" r:id="rIdrevo0cdjsexfyzqct0v1i">
+            <w:hyperlink w:history="1" r:id="rIdeugdqc7fqouyhi5wktl_5">
               <w:r>
                 <w:rPr>
                   <w:rFonts w:ascii="Arial" w:cs="Arial" w:eastAsia="Arial" w:hAnsi="Arial"/>
@@ -7630,7 +7630,7 @@
               <w:spacing w:after="10" w:before="0"/>
               <w:ind w:left="120"/>
             </w:pPr>
-            <w:hyperlink w:history="1" r:id="rIdc9frnentd8vyeamwfyx63">
+            <w:hyperlink w:history="1" r:id="rIdujymqhp8huiyjvgdax_iu">
               <w:r>
                 <w:rPr>
                   <w:rFonts w:ascii="Arial" w:cs="Arial" w:eastAsia="Arial" w:hAnsi="Arial"/>
@@ -7675,7 +7675,7 @@
             <w:pPr>
               <w:spacing w:after="20" w:before="0"/>
             </w:pPr>
-            <w:hyperlink w:history="1" r:id="rIdg7_2ozy0wrpo3jlf4lwgi">
+            <w:hyperlink w:history="1" r:id="rIdfh1bonfccjwmod6ngh0zm">
               <w:r>
                 <w:rPr>
                   <w:rFonts w:ascii="Arial" w:cs="Arial" w:eastAsia="Arial" w:hAnsi="Arial"/>
@@ -7724,7 +7724,7 @@
               <w:spacing w:after="10" w:before="0"/>
               <w:ind w:left="120"/>
             </w:pPr>
-            <w:hyperlink w:history="1" r:id="rIdhjcstcchchxgsrd2eengo">
+            <w:hyperlink w:history="1" r:id="rIdwysxcnqhtisevswjqrib0">
               <w:r>
                 <w:rPr>
                   <w:rFonts w:ascii="Arial" w:cs="Arial" w:eastAsia="Arial" w:hAnsi="Arial"/>
@@ -8236,7 +8236,7 @@
         </w:rPr>
         <w:t xml:space="preserve">© 2026 SeaVuria and ARES. Aligned with KICD objectives. Developed by SeaVuria; technical implementation by ARES (with AI assistance from Claude). Licensed under </w:t>
       </w:r>
-      <w:hyperlink w:history="1" r:id="rId9vs5enaoqhtbdckqv8xpm">
+      <w:hyperlink w:history="1" r:id="rIdiosicxbwcmrs3ifirbas7">
         <w:r>
           <w:rPr>
             <w:rFonts w:ascii="Arial" w:cs="Arial" w:eastAsia="Arial" w:hAnsi="Arial"/>
@@ -8257,7 +8257,7 @@
         </w:rPr>
         <w:t xml:space="preserve"> (</w:t>
       </w:r>
-      <w:hyperlink w:history="1" r:id="rIdtsd3fw3sf2qcjauganf_v">
+      <w:hyperlink w:history="1" r:id="rIdmudwovqir98hwvggrk3ta">
         <w:r>
           <w:rPr>
             <w:rFonts w:ascii="Arial" w:cs="Arial" w:eastAsia="Arial" w:hAnsi="Arial"/>
@@ -9270,7 +9270,7 @@
             <w:pPr>
               <w:spacing w:after="20" w:before="0"/>
             </w:pPr>
-            <w:hyperlink w:history="1" r:id="rId3owtojvonrbrkeyqpmerl">
+            <w:hyperlink w:history="1" r:id="rIdwwvgkza7tymg29_eer2cn">
               <w:r>
                 <w:rPr>
                   <w:rFonts w:ascii="Arial" w:cs="Arial" w:eastAsia="Arial" w:hAnsi="Arial"/>
@@ -9303,7 +9303,7 @@
               <w:spacing w:after="10" w:before="0"/>
               <w:ind w:left="120"/>
             </w:pPr>
-            <w:hyperlink w:history="1" r:id="rIdzm9qcfpdzoohgxqb-wutd">
+            <w:hyperlink w:history="1" r:id="rIds1iuliw8cmyw1kyqpwicj">
               <w:r>
                 <w:rPr>
                   <w:rFonts w:ascii="Arial" w:cs="Arial" w:eastAsia="Arial" w:hAnsi="Arial"/>
@@ -9348,7 +9348,7 @@
             <w:pPr>
               <w:spacing w:after="20" w:before="0"/>
             </w:pPr>
-            <w:hyperlink w:history="1" r:id="rIdgbtfuwz2lsujsyp3yuljb">
+            <w:hyperlink w:history="1" r:id="rIdpvmtrmhz7kwzx2nta47_w">
               <w:r>
                 <w:rPr>
                   <w:rFonts w:ascii="Arial" w:cs="Arial" w:eastAsia="Arial" w:hAnsi="Arial"/>
@@ -9381,7 +9381,7 @@
               <w:spacing w:after="10" w:before="0"/>
               <w:ind w:left="120"/>
             </w:pPr>
-            <w:hyperlink w:history="1" r:id="rIdg8g0op-9mb0mymj827ros">
+            <w:hyperlink w:history="1" r:id="rIdz34wakw4abjb7lid-nuzh">
               <w:r>
                 <w:rPr>
                   <w:rFonts w:ascii="Arial" w:cs="Arial" w:eastAsia="Arial" w:hAnsi="Arial"/>
@@ -9576,7 +9576,7 @@
             <w:pPr>
               <w:spacing w:after="20" w:before="0"/>
             </w:pPr>
-            <w:hyperlink w:history="1" r:id="rId0fcnuargxhbbbow4epvh6">
+            <w:hyperlink w:history="1" r:id="rIdh1gmtn0bybgqzzv08lkkd">
               <w:r>
                 <w:rPr>
                   <w:rFonts w:ascii="Arial" w:cs="Arial" w:eastAsia="Arial" w:hAnsi="Arial"/>
@@ -9609,7 +9609,7 @@
               <w:spacing w:after="10" w:before="0"/>
               <w:ind w:left="120"/>
             </w:pPr>
-            <w:hyperlink w:history="1" r:id="rIdmbzfwpqpaawepndg8oe2o">
+            <w:hyperlink w:history="1" r:id="rId2kzw7n6rgj9ltolr1hluq">
               <w:r>
                 <w:rPr>
                   <w:rFonts w:ascii="Arial" w:cs="Arial" w:eastAsia="Arial" w:hAnsi="Arial"/>
@@ -9654,7 +9654,7 @@
             <w:pPr>
               <w:spacing w:after="20" w:before="0"/>
             </w:pPr>
-            <w:hyperlink w:history="1" r:id="rIdeclrfrykpobhbloeqh39a">
+            <w:hyperlink w:history="1" r:id="rIdnj_td8zluv4wmpaixqcdu">
               <w:r>
                 <w:rPr>
                   <w:rFonts w:ascii="Arial" w:cs="Arial" w:eastAsia="Arial" w:hAnsi="Arial"/>
@@ -9687,7 +9687,7 @@
               <w:spacing w:after="10" w:before="0"/>
               <w:ind w:left="120"/>
             </w:pPr>
-            <w:hyperlink w:history="1" r:id="rId-6sgrspvfufhubpzepkuq">
+            <w:hyperlink w:history="1" r:id="rIdwyu0kqd9skynevin8ph8q">
               <w:r>
                 <w:rPr>
                   <w:rFonts w:ascii="Arial" w:cs="Arial" w:eastAsia="Arial" w:hAnsi="Arial"/>
@@ -9882,7 +9882,7 @@
             <w:pPr>
               <w:spacing w:after="20" w:before="0"/>
             </w:pPr>
-            <w:hyperlink w:history="1" r:id="rIdmahyrmxa4fz3fjf9m5pti">
+            <w:hyperlink w:history="1" r:id="rIdu0tf2pyix2vjjkxw0oyrx">
               <w:r>
                 <w:rPr>
                   <w:rFonts w:ascii="Arial" w:cs="Arial" w:eastAsia="Arial" w:hAnsi="Arial"/>
@@ -9931,7 +9931,7 @@
               <w:spacing w:after="10" w:before="0"/>
               <w:ind w:left="120"/>
             </w:pPr>
-            <w:hyperlink w:history="1" r:id="rIdathfwhvnofy-8lo-iouhz">
+            <w:hyperlink w:history="1" r:id="rIdji_ksgl__g1l6fjrmqmat">
               <w:r>
                 <w:rPr>
                   <w:rFonts w:ascii="Arial" w:cs="Arial" w:eastAsia="Arial" w:hAnsi="Arial"/>
@@ -9976,7 +9976,7 @@
             <w:pPr>
               <w:spacing w:after="20" w:before="0"/>
             </w:pPr>
-            <w:hyperlink w:history="1" r:id="rIdaotyhi-difs-o32jh9djq">
+            <w:hyperlink w:history="1" r:id="rIdxegxc2_dbpt5wqerumntd">
               <w:r>
                 <w:rPr>
                   <w:rFonts w:ascii="Arial" w:cs="Arial" w:eastAsia="Arial" w:hAnsi="Arial"/>
@@ -10025,7 +10025,7 @@
               <w:spacing w:after="10" w:before="0"/>
               <w:ind w:left="120"/>
             </w:pPr>
-            <w:hyperlink w:history="1" r:id="rIdtem3pidefvjdzxgqv5qyj">
+            <w:hyperlink w:history="1" r:id="rIdjjz6nqh-y2ete3-km6nsn">
               <w:r>
                 <w:rPr>
                   <w:rFonts w:ascii="Arial" w:cs="Arial" w:eastAsia="Arial" w:hAnsi="Arial"/>
@@ -10220,7 +10220,7 @@
             <w:pPr>
               <w:spacing w:after="20" w:before="0"/>
             </w:pPr>
-            <w:hyperlink w:history="1" r:id="rId6-pbtr_olllu-pypurak_">
+            <w:hyperlink w:history="1" r:id="rId1lhge05xl5lum7ziuvvdw">
               <w:r>
                 <w:rPr>
                   <w:rFonts w:ascii="Arial" w:cs="Arial" w:eastAsia="Arial" w:hAnsi="Arial"/>
@@ -10269,7 +10269,7 @@
               <w:spacing w:after="10" w:before="0"/>
               <w:ind w:left="120"/>
             </w:pPr>
-            <w:hyperlink w:history="1" r:id="rIdep6hhckggjsey2gxrdsod">
+            <w:hyperlink w:history="1" r:id="rIddfosgdx5d4unsxf0wxley">
               <w:r>
                 <w:rPr>
                   <w:rFonts w:ascii="Arial" w:cs="Arial" w:eastAsia="Arial" w:hAnsi="Arial"/>
@@ -10314,7 +10314,7 @@
             <w:pPr>
               <w:spacing w:after="20" w:before="0"/>
             </w:pPr>
-            <w:hyperlink w:history="1" r:id="rId0mepi96m_hdx0nhxhxgcz">
+            <w:hyperlink w:history="1" r:id="rIdi9-mq_o9lz8hji7rwcx93">
               <w:r>
                 <w:rPr>
                   <w:rFonts w:ascii="Arial" w:cs="Arial" w:eastAsia="Arial" w:hAnsi="Arial"/>
@@ -10363,7 +10363,7 @@
               <w:spacing w:after="10" w:before="0"/>
               <w:ind w:left="120"/>
             </w:pPr>
-            <w:hyperlink w:history="1" r:id="rIdz_onsfbj2fusmlxjitalm">
+            <w:hyperlink w:history="1" r:id="rIdcnhjlutbmwd7jwklzlwbe">
               <w:r>
                 <w:rPr>
                   <w:rFonts w:ascii="Arial" w:cs="Arial" w:eastAsia="Arial" w:hAnsi="Arial"/>
@@ -10558,7 +10558,7 @@
             <w:pPr>
               <w:spacing w:after="20" w:before="0"/>
             </w:pPr>
-            <w:hyperlink w:history="1" r:id="rIdpr_abjalnok74hho5gfgu">
+            <w:hyperlink w:history="1" r:id="rId6t7p--t0pox8ptdxyc12s">
               <w:r>
                 <w:rPr>
                   <w:rFonts w:ascii="Arial" w:cs="Arial" w:eastAsia="Arial" w:hAnsi="Arial"/>
@@ -10607,7 +10607,7 @@
               <w:spacing w:after="10" w:before="0"/>
               <w:ind w:left="120"/>
             </w:pPr>
-            <w:hyperlink w:history="1" r:id="rIddamdhrbmnkurrs97d9-nj">
+            <w:hyperlink w:history="1" r:id="rIdfn8q9l2mnywbnupdmrwry">
               <w:r>
                 <w:rPr>
                   <w:rFonts w:ascii="Arial" w:cs="Arial" w:eastAsia="Arial" w:hAnsi="Arial"/>
@@ -10652,7 +10652,7 @@
             <w:pPr>
               <w:spacing w:after="20" w:before="0"/>
             </w:pPr>
-            <w:hyperlink w:history="1" r:id="rIdfgtw4ujtq_deel4rbf7er">
+            <w:hyperlink w:history="1" r:id="rIdtsq3hudaguq56dukyxtjn">
               <w:r>
                 <w:rPr>
                   <w:rFonts w:ascii="Arial" w:cs="Arial" w:eastAsia="Arial" w:hAnsi="Arial"/>
@@ -10701,7 +10701,7 @@
               <w:spacing w:after="10" w:before="0"/>
               <w:ind w:left="120"/>
             </w:pPr>
-            <w:hyperlink w:history="1" r:id="rIdoap7tj1wwlhevzutd2bxj">
+            <w:hyperlink w:history="1" r:id="rIdkqpeyfisv2gri_k_c3mhm">
               <w:r>
                 <w:rPr>
                   <w:rFonts w:ascii="Arial" w:cs="Arial" w:eastAsia="Arial" w:hAnsi="Arial"/>
@@ -11213,7 +11213,7 @@
         </w:rPr>
         <w:t xml:space="preserve">© 2026 SeaVuria and ARES. Aligned with KICD objectives. Developed by SeaVuria; technical implementation by ARES (with AI assistance from Claude). Licensed under </w:t>
       </w:r>
-      <w:hyperlink w:history="1" r:id="rIdw5f0exvfuiflraronqzsy">
+      <w:hyperlink w:history="1" r:id="rIdkcgeir_mgobrglvnwh2ha">
         <w:r>
           <w:rPr>
             <w:rFonts w:ascii="Arial" w:cs="Arial" w:eastAsia="Arial" w:hAnsi="Arial"/>
@@ -11234,7 +11234,7 @@
         </w:rPr>
         <w:t xml:space="preserve"> (</w:t>
       </w:r>
-      <w:hyperlink w:history="1" r:id="rIdumbh8l4eft80tv3tqt8ls">
+      <w:hyperlink w:history="1" r:id="rIdqtgyeybvoefu8qrm8hq9o">
         <w:r>
           <w:rPr>
             <w:rFonts w:ascii="Arial" w:cs="Arial" w:eastAsia="Arial" w:hAnsi="Arial"/>
@@ -12247,7 +12247,7 @@
             <w:pPr>
               <w:spacing w:after="20" w:before="0"/>
             </w:pPr>
-            <w:hyperlink w:history="1" r:id="rIdyih_tnol2ihqqbw2cebox">
+            <w:hyperlink w:history="1" r:id="rIdi9fffk59n618huzjiqtx1">
               <w:r>
                 <w:rPr>
                   <w:rFonts w:ascii="Arial" w:cs="Arial" w:eastAsia="Arial" w:hAnsi="Arial"/>
@@ -12280,7 +12280,7 @@
               <w:spacing w:after="10" w:before="0"/>
               <w:ind w:left="120"/>
             </w:pPr>
-            <w:hyperlink w:history="1" r:id="rIduhk165m7zfhfepgefa84r">
+            <w:hyperlink w:history="1" r:id="rId7w02lwil_3p_n4unwitux">
               <w:r>
                 <w:rPr>
                   <w:rFonts w:ascii="Arial" w:cs="Arial" w:eastAsia="Arial" w:hAnsi="Arial"/>
@@ -12325,7 +12325,7 @@
             <w:pPr>
               <w:spacing w:after="20" w:before="0"/>
             </w:pPr>
-            <w:hyperlink w:history="1" r:id="rIdpuiiin7empgwjqticctvq">
+            <w:hyperlink w:history="1" r:id="rId4ywh8zpozszcwn85nc2yq">
               <w:r>
                 <w:rPr>
                   <w:rFonts w:ascii="Arial" w:cs="Arial" w:eastAsia="Arial" w:hAnsi="Arial"/>
@@ -12358,7 +12358,7 @@
               <w:spacing w:after="10" w:before="0"/>
               <w:ind w:left="120"/>
             </w:pPr>
-            <w:hyperlink w:history="1" r:id="rIdnr5izddha1qvsm5zvwk_1">
+            <w:hyperlink w:history="1" r:id="rIdaoty0inyqa18r3kl5smia">
               <w:r>
                 <w:rPr>
                   <w:rFonts w:ascii="Arial" w:cs="Arial" w:eastAsia="Arial" w:hAnsi="Arial"/>
@@ -12400,7 +12400,7 @@
                 <w:sz w:val="18"/>
                 <w:szCs w:val="18"/>
               </w:rPr>
-              <w:t xml:space="preserve">Learners are shown the same circular pizza/chapati diagram from Lesson 1, now annotated with two slices: Slice A (central angle 60°, radius 14 cm) and Slice B (central angle 120°, radius 14 cm). Working individually in their exercise books for 3 minutes, they write a prediction in response to the prompt: 'Slice B has exactly twice the central angle of Slice A. Predict whether Slice B has exactly twice the area. Give a reason for your prediction using what you already know about circles.' Learners then share predictions with their shoulder partner for 2 minutes before the teacher cold-calls 4 learners to share with the class. Predictions are recorded on a sticky-note strip on the Driving Question Board under the column 'Our Predictions — Lesson 4'.</w:t>
+              <w:t xml:space="preserve">Learners are shown a circular pizza/chapati diagram like the one from Lesson 1, annotated with two slices: Slice A (central angle 60°, radius 14 cm) and Slice B (central angle 120°, radius 14 cm). Working individually in their exercise books for 3 minutes, they write a prediction in response to the prompt: 'Slice B has exactly twice the central angle of Slice A. Predict whether Slice B has exactly twice the area. Give a reason for your prediction using what you already know about circles.' Learners then share predictions with their shoulder partner for 2 minutes before the teacher cold-calls 4 learners to share with the class. Predictions are recorded on a sticky-note strip on the Driving Question Board under the column 'Our Predictions — Lesson 4'.</w:t>
             </w:r>
           </w:p>
         </w:tc>
@@ -12553,7 +12553,7 @@
             <w:pPr>
               <w:spacing w:after="20" w:before="0"/>
             </w:pPr>
-            <w:hyperlink w:history="1" r:id="rIdq5udkfa7tfvy7p4mjycyp">
+            <w:hyperlink w:history="1" r:id="rIdyksdxk9qdclgmwvjgmwwa">
               <w:r>
                 <w:rPr>
                   <w:rFonts w:ascii="Arial" w:cs="Arial" w:eastAsia="Arial" w:hAnsi="Arial"/>
@@ -12586,7 +12586,7 @@
               <w:spacing w:after="10" w:before="0"/>
               <w:ind w:left="120"/>
             </w:pPr>
-            <w:hyperlink w:history="1" r:id="rIdlkpnu--yo_k5f2ybm0hyd">
+            <w:hyperlink w:history="1" r:id="rId7bgnjmj108fgg9e5-9sdh">
               <w:r>
                 <w:rPr>
                   <w:rFonts w:ascii="Arial" w:cs="Arial" w:eastAsia="Arial" w:hAnsi="Arial"/>
@@ -12631,7 +12631,7 @@
             <w:pPr>
               <w:spacing w:after="20" w:before="0"/>
             </w:pPr>
-            <w:hyperlink w:history="1" r:id="rIdybe65f2uj3yztjwjddi0p">
+            <w:hyperlink w:history="1" r:id="rIdwlj0rejqwf87mdfrmdlzz">
               <w:r>
                 <w:rPr>
                   <w:rFonts w:ascii="Arial" w:cs="Arial" w:eastAsia="Arial" w:hAnsi="Arial"/>
@@ -12664,7 +12664,7 @@
               <w:spacing w:after="10" w:before="0"/>
               <w:ind w:left="120"/>
             </w:pPr>
-            <w:hyperlink w:history="1" r:id="rIdaczziqvmiqaayxymlgerj">
+            <w:hyperlink w:history="1" r:id="rIdhtm4bbhkdnrvmc4rxu4wv">
               <w:r>
                 <w:rPr>
                   <w:rFonts w:ascii="Arial" w:cs="Arial" w:eastAsia="Arial" w:hAnsi="Arial"/>
@@ -12859,7 +12859,7 @@
             <w:pPr>
               <w:spacing w:after="20" w:before="0"/>
             </w:pPr>
-            <w:hyperlink w:history="1" r:id="rIdem2ee2awdwrjn8ya5oxct">
+            <w:hyperlink w:history="1" r:id="rIdx8pm0fpzcsaj-jdpors_c">
               <w:r>
                 <w:rPr>
                   <w:rFonts w:ascii="Arial" w:cs="Arial" w:eastAsia="Arial" w:hAnsi="Arial"/>
@@ -12908,7 +12908,7 @@
               <w:spacing w:after="10" w:before="0"/>
               <w:ind w:left="120"/>
             </w:pPr>
-            <w:hyperlink w:history="1" r:id="rIdcvlkqdl6_bpkodkjndcgb">
+            <w:hyperlink w:history="1" r:id="rId2ywv9mf2uo1l2ykrwgzqm">
               <w:r>
                 <w:rPr>
                   <w:rFonts w:ascii="Arial" w:cs="Arial" w:eastAsia="Arial" w:hAnsi="Arial"/>
@@ -12953,7 +12953,7 @@
             <w:pPr>
               <w:spacing w:after="20" w:before="0"/>
             </w:pPr>
-            <w:hyperlink w:history="1" r:id="rIdt94l3dnuxgpnpeummed1i">
+            <w:hyperlink w:history="1" r:id="rId7xebfrvtodsd-cama9pv9">
               <w:r>
                 <w:rPr>
                   <w:rFonts w:ascii="Arial" w:cs="Arial" w:eastAsia="Arial" w:hAnsi="Arial"/>
@@ -13002,7 +13002,7 @@
               <w:spacing w:after="10" w:before="0"/>
               <w:ind w:left="120"/>
             </w:pPr>
-            <w:hyperlink w:history="1" r:id="rId9ep7wt93ucx7wp6uuw34o">
+            <w:hyperlink w:history="1" r:id="rIdqu_3xlltqrlzv7uu5ga5l">
               <w:r>
                 <w:rPr>
                   <w:rFonts w:ascii="Arial" w:cs="Arial" w:eastAsia="Arial" w:hAnsi="Arial"/>
@@ -13197,7 +13197,7 @@
             <w:pPr>
               <w:spacing w:after="20" w:before="0"/>
             </w:pPr>
-            <w:hyperlink w:history="1" r:id="rId2ygbffg_iewvhellbipho">
+            <w:hyperlink w:history="1" r:id="rId-eypsebkghv7ds6waim4c">
               <w:r>
                 <w:rPr>
                   <w:rFonts w:ascii="Arial" w:cs="Arial" w:eastAsia="Arial" w:hAnsi="Arial"/>
@@ -13246,7 +13246,7 @@
               <w:spacing w:after="10" w:before="0"/>
               <w:ind w:left="120"/>
             </w:pPr>
-            <w:hyperlink w:history="1" r:id="rId6vvv_nh3mf8zaf-uxhon8">
+            <w:hyperlink w:history="1" r:id="rIdwnybsd4i2l4d4ysuyg4rg">
               <w:r>
                 <w:rPr>
                   <w:rFonts w:ascii="Arial" w:cs="Arial" w:eastAsia="Arial" w:hAnsi="Arial"/>
@@ -13291,7 +13291,7 @@
             <w:pPr>
               <w:spacing w:after="20" w:before="0"/>
             </w:pPr>
-            <w:hyperlink w:history="1" r:id="rId6msvqotjociyzrkxv-cxv">
+            <w:hyperlink w:history="1" r:id="rIdhagoaayy7qiitey78rugc">
               <w:r>
                 <w:rPr>
                   <w:rFonts w:ascii="Arial" w:cs="Arial" w:eastAsia="Arial" w:hAnsi="Arial"/>
@@ -13340,7 +13340,7 @@
               <w:spacing w:after="10" w:before="0"/>
               <w:ind w:left="120"/>
             </w:pPr>
-            <w:hyperlink w:history="1" r:id="rId9maqx5xecu8ss9xxbauuu">
+            <w:hyperlink w:history="1" r:id="rIdrwwj6e1a4gyh2m8izui3r">
               <w:r>
                 <w:rPr>
                   <w:rFonts w:ascii="Arial" w:cs="Arial" w:eastAsia="Arial" w:hAnsi="Arial"/>
@@ -13535,7 +13535,7 @@
             <w:pPr>
               <w:spacing w:after="20" w:before="0"/>
             </w:pPr>
-            <w:hyperlink w:history="1" r:id="rId7cji7mxp6yl1heiyqr8ue">
+            <w:hyperlink w:history="1" r:id="rIdyiixcorp3nrnibvq1wsrx">
               <w:r>
                 <w:rPr>
                   <w:rFonts w:ascii="Arial" w:cs="Arial" w:eastAsia="Arial" w:hAnsi="Arial"/>
@@ -13584,7 +13584,7 @@
               <w:spacing w:after="10" w:before="0"/>
               <w:ind w:left="120"/>
             </w:pPr>
-            <w:hyperlink w:history="1" r:id="rIdxmt40lwdxgtfewdie02mo">
+            <w:hyperlink w:history="1" r:id="rIdeeym5xklb6aljlqg9hxsm">
               <w:r>
                 <w:rPr>
                   <w:rFonts w:ascii="Arial" w:cs="Arial" w:eastAsia="Arial" w:hAnsi="Arial"/>
@@ -13629,7 +13629,7 @@
             <w:pPr>
               <w:spacing w:after="20" w:before="0"/>
             </w:pPr>
-            <w:hyperlink w:history="1" r:id="rIdigfxpczi-3hjl0hb_y2-t">
+            <w:hyperlink w:history="1" r:id="rIdzvib0xtox7b_xpp6fde32">
               <w:r>
                 <w:rPr>
                   <w:rFonts w:ascii="Arial" w:cs="Arial" w:eastAsia="Arial" w:hAnsi="Arial"/>
@@ -13678,7 +13678,7 @@
               <w:spacing w:after="10" w:before="0"/>
               <w:ind w:left="120"/>
             </w:pPr>
-            <w:hyperlink w:history="1" r:id="rIdutgcqcoml1pnxpz3lpeoo">
+            <w:hyperlink w:history="1" r:id="rIduucammoyssqk4llcuuwhc">
               <w:r>
                 <w:rPr>
                   <w:rFonts w:ascii="Arial" w:cs="Arial" w:eastAsia="Arial" w:hAnsi="Arial"/>
@@ -14285,7 +14285,7 @@
         </w:rPr>
         <w:t xml:space="preserve">© 2026 SeaVuria and ARES. Aligned with KICD objectives. Developed by SeaVuria; technical implementation by ARES (with AI assistance from Claude). Licensed under </w:t>
       </w:r>
-      <w:hyperlink w:history="1" r:id="rIdxfsgrtm4nzvc95kgt1lsg">
+      <w:hyperlink w:history="1" r:id="rId2pozlsuvhz89dohbmrirx">
         <w:r>
           <w:rPr>
             <w:rFonts w:ascii="Arial" w:cs="Arial" w:eastAsia="Arial" w:hAnsi="Arial"/>
@@ -14306,7 +14306,7 @@
         </w:rPr>
         <w:t xml:space="preserve"> (</w:t>
       </w:r>
-      <w:hyperlink w:history="1" r:id="rIdmvtnnmsiuhkrjg2mv7qde">
+      <w:hyperlink w:history="1" r:id="rIdnhos8jdb1qst0kq9gimwn">
         <w:r>
           <w:rPr>
             <w:rFonts w:ascii="Arial" w:cs="Arial" w:eastAsia="Arial" w:hAnsi="Arial"/>
@@ -15319,7 +15319,7 @@
             <w:pPr>
               <w:spacing w:after="20" w:before="0"/>
             </w:pPr>
-            <w:hyperlink w:history="1" r:id="rIduc9asvb_mtb_sbfo813d0">
+            <w:hyperlink w:history="1" r:id="rIdpa2leew3xy8lbx7alnijz">
               <w:r>
                 <w:rPr>
                   <w:rFonts w:ascii="Arial" w:cs="Arial" w:eastAsia="Arial" w:hAnsi="Arial"/>
@@ -15368,7 +15368,7 @@
               <w:spacing w:after="10" w:before="0"/>
               <w:ind w:left="120"/>
             </w:pPr>
-            <w:hyperlink w:history="1" r:id="rIdd83i0546z0uxvzedahkiu">
+            <w:hyperlink w:history="1" r:id="rIdasgzbs3g7-cl9h-t8gzpj">
               <w:r>
                 <w:rPr>
                   <w:rFonts w:ascii="Arial" w:cs="Arial" w:eastAsia="Arial" w:hAnsi="Arial"/>
@@ -15413,7 +15413,7 @@
             <w:pPr>
               <w:spacing w:after="20" w:before="0"/>
             </w:pPr>
-            <w:hyperlink w:history="1" r:id="rIdgqtkjnwwsxekhsr00zsc1">
+            <w:hyperlink w:history="1" r:id="rId-wvyy6nk-js6i8vdyn_42">
               <w:r>
                 <w:rPr>
                   <w:rFonts w:ascii="Arial" w:cs="Arial" w:eastAsia="Arial" w:hAnsi="Arial"/>
@@ -15462,7 +15462,7 @@
               <w:spacing w:after="10" w:before="0"/>
               <w:ind w:left="120"/>
             </w:pPr>
-            <w:hyperlink w:history="1" r:id="rIdugoomezkbttlwi8wwz6yc">
+            <w:hyperlink w:history="1" r:id="rIdy8dbk9jgrd1zdrjjfstq6">
               <w:r>
                 <w:rPr>
                   <w:rFonts w:ascii="Arial" w:cs="Arial" w:eastAsia="Arial" w:hAnsi="Arial"/>
@@ -15657,7 +15657,7 @@
             <w:pPr>
               <w:spacing w:after="20" w:before="0"/>
             </w:pPr>
-            <w:hyperlink w:history="1" r:id="rIdkdvtx-qg1rhc9a35gzfsq">
+            <w:hyperlink w:history="1" r:id="rIdrutzpymjhxy5gdgsajuil">
               <w:r>
                 <w:rPr>
                   <w:rFonts w:ascii="Arial" w:cs="Arial" w:eastAsia="Arial" w:hAnsi="Arial"/>
@@ -15706,7 +15706,7 @@
               <w:spacing w:after="10" w:before="0"/>
               <w:ind w:left="120"/>
             </w:pPr>
-            <w:hyperlink w:history="1" r:id="rIdld8jgiksv8ksqa9pf6sfc">
+            <w:hyperlink w:history="1" r:id="rIdhnkaj1so8tgkonsyq2-tz">
               <w:r>
                 <w:rPr>
                   <w:rFonts w:ascii="Arial" w:cs="Arial" w:eastAsia="Arial" w:hAnsi="Arial"/>
@@ -15751,7 +15751,7 @@
             <w:pPr>
               <w:spacing w:after="20" w:before="0"/>
             </w:pPr>
-            <w:hyperlink w:history="1" r:id="rIdkwwmuv55c4qajuttz2gvr">
+            <w:hyperlink w:history="1" r:id="rIdyhey5yuphvry35yg4uenm">
               <w:r>
                 <w:rPr>
                   <w:rFonts w:ascii="Arial" w:cs="Arial" w:eastAsia="Arial" w:hAnsi="Arial"/>
@@ -15800,7 +15800,7 @@
               <w:spacing w:after="10" w:before="0"/>
               <w:ind w:left="120"/>
             </w:pPr>
-            <w:hyperlink w:history="1" r:id="rIdw_ydpab1py2neea7hq2ko">
+            <w:hyperlink w:history="1" r:id="rIdbrc1admhi87uyupjnjm8e">
               <w:r>
                 <w:rPr>
                   <w:rFonts w:ascii="Arial" w:cs="Arial" w:eastAsia="Arial" w:hAnsi="Arial"/>
@@ -15995,7 +15995,7 @@
             <w:pPr>
               <w:spacing w:after="20" w:before="0"/>
             </w:pPr>
-            <w:hyperlink w:history="1" r:id="rId7g3nzwr0e7eevixvk5syg">
+            <w:hyperlink w:history="1" r:id="rId7wqortirfo9mgkpxkxbx2">
               <w:r>
                 <w:rPr>
                   <w:rFonts w:ascii="Arial" w:cs="Arial" w:eastAsia="Arial" w:hAnsi="Arial"/>
@@ -16044,7 +16044,7 @@
               <w:spacing w:after="10" w:before="0"/>
               <w:ind w:left="120"/>
             </w:pPr>
-            <w:hyperlink w:history="1" r:id="rId4xauyqwgjczgutxmqqosf">
+            <w:hyperlink w:history="1" r:id="rIdhwlhij1tyrxboqsx6z0d9">
               <w:r>
                 <w:rPr>
                   <w:rFonts w:ascii="Arial" w:cs="Arial" w:eastAsia="Arial" w:hAnsi="Arial"/>
@@ -16089,7 +16089,7 @@
             <w:pPr>
               <w:spacing w:after="20" w:before="0"/>
             </w:pPr>
-            <w:hyperlink w:history="1" r:id="rIdxssvs2l2meercgmhedke0">
+            <w:hyperlink w:history="1" r:id="rIdzzcbc7hjp3wvh7isuxhq2">
               <w:r>
                 <w:rPr>
                   <w:rFonts w:ascii="Arial" w:cs="Arial" w:eastAsia="Arial" w:hAnsi="Arial"/>
@@ -16138,7 +16138,7 @@
               <w:spacing w:after="10" w:before="0"/>
               <w:ind w:left="120"/>
             </w:pPr>
-            <w:hyperlink w:history="1" r:id="rIdsdqdocfkwnja6yymk4umc">
+            <w:hyperlink w:history="1" r:id="rIdhpfpf3zljv0dihiiu9fpl">
               <w:r>
                 <w:rPr>
                   <w:rFonts w:ascii="Arial" w:cs="Arial" w:eastAsia="Arial" w:hAnsi="Arial"/>
@@ -16333,7 +16333,7 @@
             <w:pPr>
               <w:spacing w:after="20" w:before="0"/>
             </w:pPr>
-            <w:hyperlink w:history="1" r:id="rId7fvuqknynfq_ngickmdhf">
+            <w:hyperlink w:history="1" r:id="rIdlj82kuaukacfdce8vs8xc">
               <w:r>
                 <w:rPr>
                   <w:rFonts w:ascii="Arial" w:cs="Arial" w:eastAsia="Arial" w:hAnsi="Arial"/>
@@ -16382,7 +16382,7 @@
               <w:spacing w:after="10" w:before="0"/>
               <w:ind w:left="120"/>
             </w:pPr>
-            <w:hyperlink w:history="1" r:id="rIdckhqsul4smst8wuobmrw0">
+            <w:hyperlink w:history="1" r:id="rId_u-nib_kkdwlfgxhgdqhu">
               <w:r>
                 <w:rPr>
                   <w:rFonts w:ascii="Arial" w:cs="Arial" w:eastAsia="Arial" w:hAnsi="Arial"/>
@@ -16427,7 +16427,7 @@
             <w:pPr>
               <w:spacing w:after="20" w:before="0"/>
             </w:pPr>
-            <w:hyperlink w:history="1" r:id="rIdwoty9eku8hp_fuawqvs36">
+            <w:hyperlink w:history="1" r:id="rIdnb6ddfoitwg4lra_l-7uf">
               <w:r>
                 <w:rPr>
                   <w:rFonts w:ascii="Arial" w:cs="Arial" w:eastAsia="Arial" w:hAnsi="Arial"/>
@@ -16476,7 +16476,7 @@
               <w:spacing w:after="10" w:before="0"/>
               <w:ind w:left="120"/>
             </w:pPr>
-            <w:hyperlink w:history="1" r:id="rId5vb9icz3t3zdfopsorgng">
+            <w:hyperlink w:history="1" r:id="rIdealop4guib-9widoqaqbv">
               <w:r>
                 <w:rPr>
                   <w:rFonts w:ascii="Arial" w:cs="Arial" w:eastAsia="Arial" w:hAnsi="Arial"/>
@@ -16671,7 +16671,7 @@
             <w:pPr>
               <w:spacing w:after="20" w:before="0"/>
             </w:pPr>
-            <w:hyperlink w:history="1" r:id="rIdr1fyuvk-_7l2qe2uv8hs-">
+            <w:hyperlink w:history="1" r:id="rIdgghzpttouvawk9eigvgy8">
               <w:r>
                 <w:rPr>
                   <w:rFonts w:ascii="Arial" w:cs="Arial" w:eastAsia="Arial" w:hAnsi="Arial"/>
@@ -16720,7 +16720,7 @@
               <w:spacing w:after="10" w:before="0"/>
               <w:ind w:left="120"/>
             </w:pPr>
-            <w:hyperlink w:history="1" r:id="rIdncialnk7z5-fre5osxmng">
+            <w:hyperlink w:history="1" r:id="rIdb7iz5k7pm-jbz1ok_vnd6">
               <w:r>
                 <w:rPr>
                   <w:rFonts w:ascii="Arial" w:cs="Arial" w:eastAsia="Arial" w:hAnsi="Arial"/>
@@ -16765,7 +16765,7 @@
             <w:pPr>
               <w:spacing w:after="20" w:before="0"/>
             </w:pPr>
-            <w:hyperlink w:history="1" r:id="rId52vbyotz2uts4yvw61cdk">
+            <w:hyperlink w:history="1" r:id="rIdu2kgmsfhuikumovobjhrl">
               <w:r>
                 <w:rPr>
                   <w:rFonts w:ascii="Arial" w:cs="Arial" w:eastAsia="Arial" w:hAnsi="Arial"/>
@@ -16814,7 +16814,7 @@
               <w:spacing w:after="10" w:before="0"/>
               <w:ind w:left="120"/>
             </w:pPr>
-            <w:hyperlink w:history="1" r:id="rIdt7q5tpnllqxwlgn1eloo6">
+            <w:hyperlink w:history="1" r:id="rIdoawgltem5wyuynx1czluq">
               <w:r>
                 <w:rPr>
                   <w:rFonts w:ascii="Arial" w:cs="Arial" w:eastAsia="Arial" w:hAnsi="Arial"/>
@@ -17326,7 +17326,7 @@
         </w:rPr>
         <w:t xml:space="preserve">© 2026 SeaVuria and ARES. Aligned with KICD objectives. Developed by SeaVuria; technical implementation by ARES (with AI assistance from Claude). Licensed under </w:t>
       </w:r>
-      <w:hyperlink w:history="1" r:id="rId1diqai8gu-dkglwii3gtg">
+      <w:hyperlink w:history="1" r:id="rId6rnsjzvnpvgfdpocuhfxn">
         <w:r>
           <w:rPr>
             <w:rFonts w:ascii="Arial" w:cs="Arial" w:eastAsia="Arial" w:hAnsi="Arial"/>
@@ -17347,7 +17347,7 @@
         </w:rPr>
         <w:t xml:space="preserve"> (</w:t>
       </w:r>
-      <w:hyperlink w:history="1" r:id="rId6zkuippw91g53sov6abrq">
+      <w:hyperlink w:history="1" r:id="rIdbxf0kmtluoxvdpurywxfs">
         <w:r>
           <w:rPr>
             <w:rFonts w:ascii="Arial" w:cs="Arial" w:eastAsia="Arial" w:hAnsi="Arial"/>
@@ -18360,7 +18360,7 @@
             <w:pPr>
               <w:spacing w:after="20" w:before="0"/>
             </w:pPr>
-            <w:hyperlink w:history="1" r:id="rIdlplimahywjbzpkgb2wq5x">
+            <w:hyperlink w:history="1" r:id="rIdc5cqd5bew029l1c0comyg">
               <w:r>
                 <w:rPr>
                   <w:rFonts w:ascii="Arial" w:cs="Arial" w:eastAsia="Arial" w:hAnsi="Arial"/>
@@ -18393,7 +18393,7 @@
               <w:spacing w:after="10" w:before="0"/>
               <w:ind w:left="120"/>
             </w:pPr>
-            <w:hyperlink w:history="1" r:id="rIdirvlexpyuciz56clg9891">
+            <w:hyperlink w:history="1" r:id="rIdywxbkwjgr6eifk_mdo7gr">
               <w:r>
                 <w:rPr>
                   <w:rFonts w:ascii="Arial" w:cs="Arial" w:eastAsia="Arial" w:hAnsi="Arial"/>
@@ -18438,7 +18438,7 @@
             <w:pPr>
               <w:spacing w:after="20" w:before="0"/>
             </w:pPr>
-            <w:hyperlink w:history="1" r:id="rIdn4yu8sv-acvbrmyrn5vyj">
+            <w:hyperlink w:history="1" r:id="rIdqzhphzld9b9pxqkboejsh">
               <w:r>
                 <w:rPr>
                   <w:rFonts w:ascii="Arial" w:cs="Arial" w:eastAsia="Arial" w:hAnsi="Arial"/>
@@ -18471,7 +18471,7 @@
               <w:spacing w:after="10" w:before="0"/>
               <w:ind w:left="120"/>
             </w:pPr>
-            <w:hyperlink w:history="1" r:id="rIdcolofr-_qg9azxke-z0kd">
+            <w:hyperlink w:history="1" r:id="rIdfgkzazmca5l2kwjdpoguo">
               <w:r>
                 <w:rPr>
                   <w:rFonts w:ascii="Arial" w:cs="Arial" w:eastAsia="Arial" w:hAnsi="Arial"/>
@@ -18666,7 +18666,7 @@
             <w:pPr>
               <w:spacing w:after="20" w:before="0"/>
             </w:pPr>
-            <w:hyperlink w:history="1" r:id="rIdmfa47gp-bgugrjhmewgcq">
+            <w:hyperlink w:history="1" r:id="rIdqklsojuaoupw6vyh0o6bw">
               <w:r>
                 <w:rPr>
                   <w:rFonts w:ascii="Arial" w:cs="Arial" w:eastAsia="Arial" w:hAnsi="Arial"/>
@@ -18699,7 +18699,7 @@
               <w:spacing w:after="10" w:before="0"/>
               <w:ind w:left="120"/>
             </w:pPr>
-            <w:hyperlink w:history="1" r:id="rIdgsgore1ztnizsq6vkit6m">
+            <w:hyperlink w:history="1" r:id="rIdvtfavtxrigshai0au4szb">
               <w:r>
                 <w:rPr>
                   <w:rFonts w:ascii="Arial" w:cs="Arial" w:eastAsia="Arial" w:hAnsi="Arial"/>
@@ -18744,7 +18744,7 @@
             <w:pPr>
               <w:spacing w:after="20" w:before="0"/>
             </w:pPr>
-            <w:hyperlink w:history="1" r:id="rIdjc2cfnid7f2wplakijwzv">
+            <w:hyperlink w:history="1" r:id="rId4ukewieejiztvhsqkhws1">
               <w:r>
                 <w:rPr>
                   <w:rFonts w:ascii="Arial" w:cs="Arial" w:eastAsia="Arial" w:hAnsi="Arial"/>
@@ -18777,7 +18777,7 @@
               <w:spacing w:after="10" w:before="0"/>
               <w:ind w:left="120"/>
             </w:pPr>
-            <w:hyperlink w:history="1" r:id="rIdkzv25rtin-szpqpjfsqeq">
+            <w:hyperlink w:history="1" r:id="rIdzusr5_73lawdtcdjtqxx-">
               <w:r>
                 <w:rPr>
                   <w:rFonts w:ascii="Arial" w:cs="Arial" w:eastAsia="Arial" w:hAnsi="Arial"/>
@@ -18972,7 +18972,7 @@
             <w:pPr>
               <w:spacing w:after="20" w:before="0"/>
             </w:pPr>
-            <w:hyperlink w:history="1" r:id="rIdxjkjjukyrpnnzzwv5nbor">
+            <w:hyperlink w:history="1" r:id="rIdwxozdxqlgvrp6acnyevwl">
               <w:r>
                 <w:rPr>
                   <w:rFonts w:ascii="Arial" w:cs="Arial" w:eastAsia="Arial" w:hAnsi="Arial"/>
@@ -19021,7 +19021,7 @@
               <w:spacing w:after="10" w:before="0"/>
               <w:ind w:left="120"/>
             </w:pPr>
-            <w:hyperlink w:history="1" r:id="rId_ob68i2con2hqr7l1tg66">
+            <w:hyperlink w:history="1" r:id="rId1q0mk8acjgo0vtoe6pwm0">
               <w:r>
                 <w:rPr>
                   <w:rFonts w:ascii="Arial" w:cs="Arial" w:eastAsia="Arial" w:hAnsi="Arial"/>
@@ -19066,7 +19066,7 @@
             <w:pPr>
               <w:spacing w:after="20" w:before="0"/>
             </w:pPr>
-            <w:hyperlink w:history="1" r:id="rIdw0w7dvfeokll4ziljqzss">
+            <w:hyperlink w:history="1" r:id="rIdo3khswmojxv754em-p_qc">
               <w:r>
                 <w:rPr>
                   <w:rFonts w:ascii="Arial" w:cs="Arial" w:eastAsia="Arial" w:hAnsi="Arial"/>
@@ -19115,7 +19115,7 @@
               <w:spacing w:after="10" w:before="0"/>
               <w:ind w:left="120"/>
             </w:pPr>
-            <w:hyperlink w:history="1" r:id="rIdz_dlwg-hyzc76beogfttq">
+            <w:hyperlink w:history="1" r:id="rIdvatztgpwx5kc3hvlxofwf">
               <w:r>
                 <w:rPr>
                   <w:rFonts w:ascii="Arial" w:cs="Arial" w:eastAsia="Arial" w:hAnsi="Arial"/>
@@ -19310,7 +19310,7 @@
             <w:pPr>
               <w:spacing w:after="20" w:before="0"/>
             </w:pPr>
-            <w:hyperlink w:history="1" r:id="rIdf2njetqihgkj_wuqho-bo">
+            <w:hyperlink w:history="1" r:id="rIdwbd42xrjldg7bg1--imxq">
               <w:r>
                 <w:rPr>
                   <w:rFonts w:ascii="Arial" w:cs="Arial" w:eastAsia="Arial" w:hAnsi="Arial"/>
@@ -19359,7 +19359,7 @@
               <w:spacing w:after="10" w:before="0"/>
               <w:ind w:left="120"/>
             </w:pPr>
-            <w:hyperlink w:history="1" r:id="rIdep1dlm8wmjwcviovv3ho5">
+            <w:hyperlink w:history="1" r:id="rIdtea_qui-ojhizci5r-mw9">
               <w:r>
                 <w:rPr>
                   <w:rFonts w:ascii="Arial" w:cs="Arial" w:eastAsia="Arial" w:hAnsi="Arial"/>
@@ -19404,7 +19404,7 @@
             <w:pPr>
               <w:spacing w:after="20" w:before="0"/>
             </w:pPr>
-            <w:hyperlink w:history="1" r:id="rIdggfelcxu4yfv3fkhbadfd">
+            <w:hyperlink w:history="1" r:id="rId9fka54tunogtbxooijsbl">
               <w:r>
                 <w:rPr>
                   <w:rFonts w:ascii="Arial" w:cs="Arial" w:eastAsia="Arial" w:hAnsi="Arial"/>
@@ -19453,7 +19453,7 @@
               <w:spacing w:after="10" w:before="0"/>
               <w:ind w:left="120"/>
             </w:pPr>
-            <w:hyperlink w:history="1" r:id="rIdz4w53jhannjjcoon8yo0k">
+            <w:hyperlink w:history="1" r:id="rIdslx8b7xj2wfgfauhxz_c9">
               <w:r>
                 <w:rPr>
                   <w:rFonts w:ascii="Arial" w:cs="Arial" w:eastAsia="Arial" w:hAnsi="Arial"/>
@@ -19648,7 +19648,7 @@
             <w:pPr>
               <w:spacing w:after="20" w:before="0"/>
             </w:pPr>
-            <w:hyperlink w:history="1" r:id="rIdpownzgnsila3hvzj_lxoc">
+            <w:hyperlink w:history="1" r:id="rIdjsdgwxdt9kx74qllqozed">
               <w:r>
                 <w:rPr>
                   <w:rFonts w:ascii="Arial" w:cs="Arial" w:eastAsia="Arial" w:hAnsi="Arial"/>
@@ -19697,7 +19697,7 @@
               <w:spacing w:after="10" w:before="0"/>
               <w:ind w:left="120"/>
             </w:pPr>
-            <w:hyperlink w:history="1" r:id="rIdosrskjcrdhjstns6t-p3k">
+            <w:hyperlink w:history="1" r:id="rId3wcjcoas6zxuuosbxxyym">
               <w:r>
                 <w:rPr>
                   <w:rFonts w:ascii="Arial" w:cs="Arial" w:eastAsia="Arial" w:hAnsi="Arial"/>
@@ -19742,7 +19742,7 @@
             <w:pPr>
               <w:spacing w:after="20" w:before="0"/>
             </w:pPr>
-            <w:hyperlink w:history="1" r:id="rIdnhjgqkn2bljrvs2e7ubwh">
+            <w:hyperlink w:history="1" r:id="rIdi2qfhumbap1kqgrnmwt05">
               <w:r>
                 <w:rPr>
                   <w:rFonts w:ascii="Arial" w:cs="Arial" w:eastAsia="Arial" w:hAnsi="Arial"/>
@@ -19791,7 +19791,7 @@
               <w:spacing w:after="10" w:before="0"/>
               <w:ind w:left="120"/>
             </w:pPr>
-            <w:hyperlink w:history="1" r:id="rIdvzt0cb-quvsvonjepo3vy">
+            <w:hyperlink w:history="1" r:id="rIdyuri9nuoitjahsrltez7q">
               <w:r>
                 <w:rPr>
                   <w:rFonts w:ascii="Arial" w:cs="Arial" w:eastAsia="Arial" w:hAnsi="Arial"/>
@@ -20303,7 +20303,7 @@
         </w:rPr>
         <w:t xml:space="preserve">© 2026 SeaVuria and ARES. Aligned with KICD objectives. Developed by SeaVuria; technical implementation by ARES (with AI assistance from Claude). Licensed under </w:t>
       </w:r>
-      <w:hyperlink w:history="1" r:id="rIdv-vfldmusxrwud7zucysa">
+      <w:hyperlink w:history="1" r:id="rIdzjtyguyav74skkhg1wlb9">
         <w:r>
           <w:rPr>
             <w:rFonts w:ascii="Arial" w:cs="Arial" w:eastAsia="Arial" w:hAnsi="Arial"/>
@@ -20324,7 +20324,7 @@
         </w:rPr>
         <w:t xml:space="preserve"> (</w:t>
       </w:r>
-      <w:hyperlink w:history="1" r:id="rIdtspcodlrwhu3tdkqcg4cu">
+      <w:hyperlink w:history="1" r:id="rIddhspitz9w6ud1tq2eaw-o">
         <w:r>
           <w:rPr>
             <w:rFonts w:ascii="Arial" w:cs="Arial" w:eastAsia="Arial" w:hAnsi="Arial"/>
@@ -21337,7 +21337,7 @@
             <w:pPr>
               <w:spacing w:after="20" w:before="0"/>
             </w:pPr>
-            <w:hyperlink w:history="1" r:id="rIdxqnd4c-vz9lepatalra82">
+            <w:hyperlink w:history="1" r:id="rIdozgvvtn63ccqf8swkim4x">
               <w:r>
                 <w:rPr>
                   <w:rFonts w:ascii="Arial" w:cs="Arial" w:eastAsia="Arial" w:hAnsi="Arial"/>
@@ -21370,7 +21370,7 @@
               <w:spacing w:after="10" w:before="0"/>
               <w:ind w:left="120"/>
             </w:pPr>
-            <w:hyperlink w:history="1" r:id="rIdmq1_zxzdgjdhun8di_noq">
+            <w:hyperlink w:history="1" r:id="rIddmueqe86p5tijdxxq5g8m">
               <w:r>
                 <w:rPr>
                   <w:rFonts w:ascii="Arial" w:cs="Arial" w:eastAsia="Arial" w:hAnsi="Arial"/>
@@ -21415,7 +21415,7 @@
             <w:pPr>
               <w:spacing w:after="20" w:before="0"/>
             </w:pPr>
-            <w:hyperlink w:history="1" r:id="rIdh8dl-kznrakcqpjsfz-u5">
+            <w:hyperlink w:history="1" r:id="rId7i-z3rantf29wzykwwiyd">
               <w:r>
                 <w:rPr>
                   <w:rFonts w:ascii="Arial" w:cs="Arial" w:eastAsia="Arial" w:hAnsi="Arial"/>
@@ -21448,7 +21448,7 @@
               <w:spacing w:after="10" w:before="0"/>
               <w:ind w:left="120"/>
             </w:pPr>
-            <w:hyperlink w:history="1" r:id="rId36gb-bnx2jux5af6wire2">
+            <w:hyperlink w:history="1" r:id="rId_qugfpxu2a1qdvsugxvng">
               <w:r>
                 <w:rPr>
                   <w:rFonts w:ascii="Arial" w:cs="Arial" w:eastAsia="Arial" w:hAnsi="Arial"/>
@@ -21643,7 +21643,7 @@
             <w:pPr>
               <w:spacing w:after="20" w:before="0"/>
             </w:pPr>
-            <w:hyperlink w:history="1" r:id="rIdaxo--oaj5u2aj46jtl5oq">
+            <w:hyperlink w:history="1" r:id="rIdb5rqfyoarclezsdl23gf5">
               <w:r>
                 <w:rPr>
                   <w:rFonts w:ascii="Arial" w:cs="Arial" w:eastAsia="Arial" w:hAnsi="Arial"/>
@@ -21676,7 +21676,7 @@
               <w:spacing w:after="10" w:before="0"/>
               <w:ind w:left="120"/>
             </w:pPr>
-            <w:hyperlink w:history="1" r:id="rIdagz49vr-nkgx1ku67jubv">
+            <w:hyperlink w:history="1" r:id="rId8do9a4-jsrulxfkjnjbwz">
               <w:r>
                 <w:rPr>
                   <w:rFonts w:ascii="Arial" w:cs="Arial" w:eastAsia="Arial" w:hAnsi="Arial"/>
@@ -21721,7 +21721,7 @@
             <w:pPr>
               <w:spacing w:after="20" w:before="0"/>
             </w:pPr>
-            <w:hyperlink w:history="1" r:id="rIdekp4-o-fl1wysp4ntijho">
+            <w:hyperlink w:history="1" r:id="rIdxcpyohwkw1z-gmzqhxqrx">
               <w:r>
                 <w:rPr>
                   <w:rFonts w:ascii="Arial" w:cs="Arial" w:eastAsia="Arial" w:hAnsi="Arial"/>
@@ -21754,7 +21754,7 @@
               <w:spacing w:after="10" w:before="0"/>
               <w:ind w:left="120"/>
             </w:pPr>
-            <w:hyperlink w:history="1" r:id="rIdqjscu7f_3k2qjpjr1hets">
+            <w:hyperlink w:history="1" r:id="rIdxqlpp1f3gg_lf-o0eujko">
               <w:r>
                 <w:rPr>
                   <w:rFonts w:ascii="Arial" w:cs="Arial" w:eastAsia="Arial" w:hAnsi="Arial"/>
@@ -21949,7 +21949,7 @@
             <w:pPr>
               <w:spacing w:after="20" w:before="0"/>
             </w:pPr>
-            <w:hyperlink w:history="1" r:id="rIdfwqctrjfxz87yc7e5zsv7">
+            <w:hyperlink w:history="1" r:id="rIdzkwmerbrh7b_bfy6ds73h">
               <w:r>
                 <w:rPr>
                   <w:rFonts w:ascii="Arial" w:cs="Arial" w:eastAsia="Arial" w:hAnsi="Arial"/>
@@ -21998,7 +21998,7 @@
               <w:spacing w:after="10" w:before="0"/>
               <w:ind w:left="120"/>
             </w:pPr>
-            <w:hyperlink w:history="1" r:id="rIdydg-kplxrj-lca6uyfuiu">
+            <w:hyperlink w:history="1" r:id="rIdfchlplhbhzeityrzooq1d">
               <w:r>
                 <w:rPr>
                   <w:rFonts w:ascii="Arial" w:cs="Arial" w:eastAsia="Arial" w:hAnsi="Arial"/>
@@ -22043,7 +22043,7 @@
             <w:pPr>
               <w:spacing w:after="20" w:before="0"/>
             </w:pPr>
-            <w:hyperlink w:history="1" r:id="rId4cvuy2-mf3gboqajrhwsq">
+            <w:hyperlink w:history="1" r:id="rIdpxgl5spuq4xzsqlk6uobn">
               <w:r>
                 <w:rPr>
                   <w:rFonts w:ascii="Arial" w:cs="Arial" w:eastAsia="Arial" w:hAnsi="Arial"/>
@@ -22092,7 +22092,7 @@
               <w:spacing w:after="10" w:before="0"/>
               <w:ind w:left="120"/>
             </w:pPr>
-            <w:hyperlink w:history="1" r:id="rId1kvz2s86auhvdsnvzhie4">
+            <w:hyperlink w:history="1" r:id="rIdr2ijj64y3qw9ap2ge_qu1">
               <w:r>
                 <w:rPr>
                   <w:rFonts w:ascii="Arial" w:cs="Arial" w:eastAsia="Arial" w:hAnsi="Arial"/>
@@ -22287,7 +22287,7 @@
             <w:pPr>
               <w:spacing w:after="20" w:before="0"/>
             </w:pPr>
-            <w:hyperlink w:history="1" r:id="rId0hmuthwxslx3djtms4g-b">
+            <w:hyperlink w:history="1" r:id="rIdkysfi0z02aqlchemfkw_l">
               <w:r>
                 <w:rPr>
                   <w:rFonts w:ascii="Arial" w:cs="Arial" w:eastAsia="Arial" w:hAnsi="Arial"/>
@@ -22336,7 +22336,7 @@
               <w:spacing w:after="10" w:before="0"/>
               <w:ind w:left="120"/>
             </w:pPr>
-            <w:hyperlink w:history="1" r:id="rIdq9qgczwc7dnlaadezztur">
+            <w:hyperlink w:history="1" r:id="rIdlwbihb7xdfazqvdtmpbyt">
               <w:r>
                 <w:rPr>
                   <w:rFonts w:ascii="Arial" w:cs="Arial" w:eastAsia="Arial" w:hAnsi="Arial"/>
@@ -22381,7 +22381,7 @@
             <w:pPr>
               <w:spacing w:after="20" w:before="0"/>
             </w:pPr>
-            <w:hyperlink w:history="1" r:id="rIdbyuvex__p8axd5b6nrdt7">
+            <w:hyperlink w:history="1" r:id="rId2bphwvmyhgp0iq8qilove">
               <w:r>
                 <w:rPr>
                   <w:rFonts w:ascii="Arial" w:cs="Arial" w:eastAsia="Arial" w:hAnsi="Arial"/>
@@ -22430,7 +22430,7 @@
               <w:spacing w:after="10" w:before="0"/>
               <w:ind w:left="120"/>
             </w:pPr>
-            <w:hyperlink w:history="1" r:id="rId2r2jwdzin4krvvljolpdm">
+            <w:hyperlink w:history="1" r:id="rIdai-4mwm-9o5pd3qttquuu">
               <w:r>
                 <w:rPr>
                   <w:rFonts w:ascii="Arial" w:cs="Arial" w:eastAsia="Arial" w:hAnsi="Arial"/>
@@ -22625,7 +22625,7 @@
             <w:pPr>
               <w:spacing w:after="20" w:before="0"/>
             </w:pPr>
-            <w:hyperlink w:history="1" r:id="rIdkl3drjguwbwumfcxj57u2">
+            <w:hyperlink w:history="1" r:id="rIddm32ddmgsmhhmgyuylazr">
               <w:r>
                 <w:rPr>
                   <w:rFonts w:ascii="Arial" w:cs="Arial" w:eastAsia="Arial" w:hAnsi="Arial"/>
@@ -22674,7 +22674,7 @@
               <w:spacing w:after="10" w:before="0"/>
               <w:ind w:left="120"/>
             </w:pPr>
-            <w:hyperlink w:history="1" r:id="rIdjs1n2tbaphca4peulxmud">
+            <w:hyperlink w:history="1" r:id="rIdmmxe0nfpzx5pw-ngimecl">
               <w:r>
                 <w:rPr>
                   <w:rFonts w:ascii="Arial" w:cs="Arial" w:eastAsia="Arial" w:hAnsi="Arial"/>
@@ -22719,7 +22719,7 @@
             <w:pPr>
               <w:spacing w:after="20" w:before="0"/>
             </w:pPr>
-            <w:hyperlink w:history="1" r:id="rIdw6-ewwsx6yj4v52dlvpbh">
+            <w:hyperlink w:history="1" r:id="rId0h3g_hx1rtmbe1dhg6kq-">
               <w:r>
                 <w:rPr>
                   <w:rFonts w:ascii="Arial" w:cs="Arial" w:eastAsia="Arial" w:hAnsi="Arial"/>
@@ -22768,7 +22768,7 @@
               <w:spacing w:after="10" w:before="0"/>
               <w:ind w:left="120"/>
             </w:pPr>
-            <w:hyperlink w:history="1" r:id="rIdanltjrsitshogm1dyciex">
+            <w:hyperlink w:history="1" r:id="rIdtxkmaiaa9jclvvsqkfkuj">
               <w:r>
                 <w:rPr>
                   <w:rFonts w:ascii="Arial" w:cs="Arial" w:eastAsia="Arial" w:hAnsi="Arial"/>
@@ -23280,7 +23280,7 @@
         </w:rPr>
         <w:t xml:space="preserve">© 2026 SeaVuria and ARES. Aligned with KICD objectives. Developed by SeaVuria; technical implementation by ARES (with AI assistance from Claude). Licensed under </w:t>
       </w:r>
-      <w:hyperlink w:history="1" r:id="rId9jnl4txuxh8lds1fu6bea">
+      <w:hyperlink w:history="1" r:id="rId72fnijycb9lwgjdrab9ea">
         <w:r>
           <w:rPr>
             <w:rFonts w:ascii="Arial" w:cs="Arial" w:eastAsia="Arial" w:hAnsi="Arial"/>
@@ -23301,7 +23301,7 @@
         </w:rPr>
         <w:t xml:space="preserve"> (</w:t>
       </w:r>
-      <w:hyperlink w:history="1" r:id="rIdovc3mlfmdhjuiwk4rrlp9">
+      <w:hyperlink w:history="1" r:id="rIdph1vbck37tanyimjme2o_">
         <w:r>
           <w:rPr>
             <w:rFonts w:ascii="Arial" w:cs="Arial" w:eastAsia="Arial" w:hAnsi="Arial"/>
@@ -24314,7 +24314,7 @@
             <w:pPr>
               <w:spacing w:after="20" w:before="0"/>
             </w:pPr>
-            <w:hyperlink w:history="1" r:id="rIdcedabspe5dp1korlgq-fq">
+            <w:hyperlink w:history="1" r:id="rIdrda7tbgt85mi9uz-as-yi">
               <w:r>
                 <w:rPr>
                   <w:rFonts w:ascii="Arial" w:cs="Arial" w:eastAsia="Arial" w:hAnsi="Arial"/>
@@ -24347,7 +24347,7 @@
               <w:spacing w:after="10" w:before="0"/>
               <w:ind w:left="120"/>
             </w:pPr>
-            <w:hyperlink w:history="1" r:id="rIdobwdee962ntmsb32muukw">
+            <w:hyperlink w:history="1" r:id="rIdsxl5mfq0v3ka1uyyeohzf">
               <w:r>
                 <w:rPr>
                   <w:rFonts w:ascii="Arial" w:cs="Arial" w:eastAsia="Arial" w:hAnsi="Arial"/>
@@ -24392,7 +24392,7 @@
             <w:pPr>
               <w:spacing w:after="20" w:before="0"/>
             </w:pPr>
-            <w:hyperlink w:history="1" r:id="rIdclq9mzmjgifrhnzauegtb">
+            <w:hyperlink w:history="1" r:id="rIdt8ockdmt3vwpcijlpelfv">
               <w:r>
                 <w:rPr>
                   <w:rFonts w:ascii="Arial" w:cs="Arial" w:eastAsia="Arial" w:hAnsi="Arial"/>
@@ -24425,7 +24425,7 @@
               <w:spacing w:after="10" w:before="0"/>
               <w:ind w:left="120"/>
             </w:pPr>
-            <w:hyperlink w:history="1" r:id="rIdehhz3wegbor1rqmc9elqf">
+            <w:hyperlink w:history="1" r:id="rIdklabclsligm2l-3phxqn3">
               <w:r>
                 <w:rPr>
                   <w:rFonts w:ascii="Arial" w:cs="Arial" w:eastAsia="Arial" w:hAnsi="Arial"/>
@@ -24962,7 +24962,7 @@
             <w:pPr>
               <w:spacing w:after="20" w:before="0"/>
             </w:pPr>
-            <w:hyperlink w:history="1" r:id="rIdhygvbkkujluslsc3_z4zp">
+            <w:hyperlink w:history="1" r:id="rIdnypsbapkg2y7m94ymlzir">
               <w:r>
                 <w:rPr>
                   <w:rFonts w:ascii="Arial" w:cs="Arial" w:eastAsia="Arial" w:hAnsi="Arial"/>
@@ -24995,7 +24995,7 @@
               <w:spacing w:after="10" w:before="0"/>
               <w:ind w:left="120"/>
             </w:pPr>
-            <w:hyperlink w:history="1" r:id="rId0b7b45umasilk77ma1btz">
+            <w:hyperlink w:history="1" r:id="rId-65jgoazncnkywjjj75gh">
               <w:r>
                 <w:rPr>
                   <w:rFonts w:ascii="Arial" w:cs="Arial" w:eastAsia="Arial" w:hAnsi="Arial"/>
@@ -25040,7 +25040,7 @@
             <w:pPr>
               <w:spacing w:after="20" w:before="0"/>
             </w:pPr>
-            <w:hyperlink w:history="1" r:id="rIdj0ycvxtgxsz4ctltyamir">
+            <w:hyperlink w:history="1" r:id="rIdyvydyay4-nlyneiyirlqs">
               <w:r>
                 <w:rPr>
                   <w:rFonts w:ascii="Arial" w:cs="Arial" w:eastAsia="Arial" w:hAnsi="Arial"/>
@@ -25073,7 +25073,7 @@
               <w:spacing w:after="10" w:before="0"/>
               <w:ind w:left="120"/>
             </w:pPr>
-            <w:hyperlink w:history="1" r:id="rId2piffnspwey3er8zulapn">
+            <w:hyperlink w:history="1" r:id="rIdy8pozfgd97dda4x2kl0n7">
               <w:r>
                 <w:rPr>
                   <w:rFonts w:ascii="Arial" w:cs="Arial" w:eastAsia="Arial" w:hAnsi="Arial"/>
@@ -25952,7 +25952,7 @@
             <w:pPr>
               <w:spacing w:after="20" w:before="0"/>
             </w:pPr>
-            <w:hyperlink w:history="1" r:id="rIdhkhcufndsb9gofvec_ebp">
+            <w:hyperlink w:history="1" r:id="rIdiqgmef-npjk_ohjicurwj">
               <w:r>
                 <w:rPr>
                   <w:rFonts w:ascii="Arial" w:cs="Arial" w:eastAsia="Arial" w:hAnsi="Arial"/>
@@ -25985,7 +25985,7 @@
               <w:spacing w:after="10" w:before="0"/>
               <w:ind w:left="120"/>
             </w:pPr>
-            <w:hyperlink w:history="1" r:id="rIdkariuzyzzlrfjekvwbg2h">
+            <w:hyperlink w:history="1" r:id="rIddassjqu_zrke8sfg3o6hp">
               <w:r>
                 <w:rPr>
                   <w:rFonts w:ascii="Arial" w:cs="Arial" w:eastAsia="Arial" w:hAnsi="Arial"/>
@@ -26030,7 +26030,7 @@
             <w:pPr>
               <w:spacing w:after="20" w:before="0"/>
             </w:pPr>
-            <w:hyperlink w:history="1" r:id="rIdjhxgdf4eqbvkb5xvb4ahn">
+            <w:hyperlink w:history="1" r:id="rIdi25p_9rys2zcfjweugqxi">
               <w:r>
                 <w:rPr>
                   <w:rFonts w:ascii="Arial" w:cs="Arial" w:eastAsia="Arial" w:hAnsi="Arial"/>
@@ -26079,7 +26079,7 @@
               <w:spacing w:after="10" w:before="0"/>
               <w:ind w:left="120"/>
             </w:pPr>
-            <w:hyperlink w:history="1" r:id="rIdcsmontwk8r7t6shuwwgxl">
+            <w:hyperlink w:history="1" r:id="rId1zarvhhfed_r_2ysjxbro">
               <w:r>
                 <w:rPr>
                   <w:rFonts w:ascii="Arial" w:cs="Arial" w:eastAsia="Arial" w:hAnsi="Arial"/>
@@ -26388,7 +26388,7 @@
             <w:pPr>
               <w:spacing w:after="20" w:before="0"/>
             </w:pPr>
-            <w:hyperlink w:history="1" r:id="rIdi1yylcexzibyhtbqmgnr3">
+            <w:hyperlink w:history="1" r:id="rIdtl4z8mib7seg7du9t0bk6">
               <w:r>
                 <w:rPr>
                   <w:rFonts w:ascii="Arial" w:cs="Arial" w:eastAsia="Arial" w:hAnsi="Arial"/>
@@ -26421,7 +26421,7 @@
               <w:spacing w:after="10" w:before="0"/>
               <w:ind w:left="120"/>
             </w:pPr>
-            <w:hyperlink w:history="1" r:id="rIdry2zol-m7drvjs63daoum">
+            <w:hyperlink w:history="1" r:id="rIdqymhzccombgvx6l2ulmlv">
               <w:r>
                 <w:rPr>
                   <w:rFonts w:ascii="Arial" w:cs="Arial" w:eastAsia="Arial" w:hAnsi="Arial"/>
@@ -26466,7 +26466,7 @@
             <w:pPr>
               <w:spacing w:after="20" w:before="0"/>
             </w:pPr>
-            <w:hyperlink w:history="1" r:id="rId2vuwqza-whjhmps3yvnrq">
+            <w:hyperlink w:history="1" r:id="rIdyxd4wlklk6jrtae8yalgl">
               <w:r>
                 <w:rPr>
                   <w:rFonts w:ascii="Arial" w:cs="Arial" w:eastAsia="Arial" w:hAnsi="Arial"/>
@@ -26515,7 +26515,7 @@
               <w:spacing w:after="10" w:before="0"/>
               <w:ind w:left="120"/>
             </w:pPr>
-            <w:hyperlink w:history="1" r:id="rIdaiiszpi5y3p7ytftayblq">
+            <w:hyperlink w:history="1" r:id="rIdqrtqvvscdgksmrohbslwl">
               <w:r>
                 <w:rPr>
                   <w:rFonts w:ascii="Arial" w:cs="Arial" w:eastAsia="Arial" w:hAnsi="Arial"/>
@@ -26824,7 +26824,7 @@
             <w:pPr>
               <w:spacing w:after="20" w:before="0"/>
             </w:pPr>
-            <w:hyperlink w:history="1" r:id="rIdczd15ni7ehnwvvsixprk6">
+            <w:hyperlink w:history="1" r:id="rIdx2jiiie11si0ifmnkvrsz">
               <w:r>
                 <w:rPr>
                   <w:rFonts w:ascii="Arial" w:cs="Arial" w:eastAsia="Arial" w:hAnsi="Arial"/>
@@ -26857,7 +26857,7 @@
               <w:spacing w:after="10" w:before="0"/>
               <w:ind w:left="120"/>
             </w:pPr>
-            <w:hyperlink w:history="1" r:id="rIdinhhddmzcpmuflkmrvesv">
+            <w:hyperlink w:history="1" r:id="rId0ddgpa5w4ragfjb4gumzi">
               <w:r>
                 <w:rPr>
                   <w:rFonts w:ascii="Arial" w:cs="Arial" w:eastAsia="Arial" w:hAnsi="Arial"/>
@@ -26902,7 +26902,7 @@
             <w:pPr>
               <w:spacing w:after="20" w:before="0"/>
             </w:pPr>
-            <w:hyperlink w:history="1" r:id="rId8hyvd9v3ub81owbtn6nvm">
+            <w:hyperlink w:history="1" r:id="rIdyy5qeufpt-ecil83hnad3">
               <w:r>
                 <w:rPr>
                   <w:rFonts w:ascii="Arial" w:cs="Arial" w:eastAsia="Arial" w:hAnsi="Arial"/>
@@ -26951,7 +26951,7 @@
               <w:spacing w:after="10" w:before="0"/>
               <w:ind w:left="120"/>
             </w:pPr>
-            <w:hyperlink w:history="1" r:id="rIdthuka60fx09kdg3r5zmta">
+            <w:hyperlink w:history="1" r:id="rIdmdpj8-b4nu0ydc9ajut0e">
               <w:r>
                 <w:rPr>
                   <w:rFonts w:ascii="Arial" w:cs="Arial" w:eastAsia="Arial" w:hAnsi="Arial"/>
@@ -28147,7 +28147,7 @@
         </w:rPr>
         <w:t xml:space="preserve">© 2026 SeaVuria and ARES. Aligned with KICD objectives. Developed by SeaVuria; technical implementation by ARES (with AI assistance from Claude). Licensed under </w:t>
       </w:r>
-      <w:hyperlink w:history="1" r:id="rIdyrf8oe2sltuckoemca5cp">
+      <w:hyperlink w:history="1" r:id="rIdxq9lipyihecaikazdyv4k">
         <w:r>
           <w:rPr>
             <w:rFonts w:ascii="Arial" w:cs="Arial" w:eastAsia="Arial" w:hAnsi="Arial"/>
@@ -28168,7 +28168,7 @@
         </w:rPr>
         <w:t xml:space="preserve"> (</w:t>
       </w:r>
-      <w:hyperlink w:history="1" r:id="rIdmksygwrhve2c7h9vcqtqb">
+      <w:hyperlink w:history="1" r:id="rIdl-3gza3ddwcbojnnmq1jc">
         <w:r>
           <w:rPr>
             <w:rFonts w:ascii="Arial" w:cs="Arial" w:eastAsia="Arial" w:hAnsi="Arial"/>
@@ -29181,7 +29181,7 @@
             <w:pPr>
               <w:spacing w:after="20" w:before="0"/>
             </w:pPr>
-            <w:hyperlink w:history="1" r:id="rIdybtjm_010bovyk74putnm">
+            <w:hyperlink w:history="1" r:id="rIdm3_rzgwy7mgsfi1byyejq">
               <w:r>
                 <w:rPr>
                   <w:rFonts w:ascii="Arial" w:cs="Arial" w:eastAsia="Arial" w:hAnsi="Arial"/>
@@ -29214,7 +29214,7 @@
               <w:spacing w:after="10" w:before="0"/>
               <w:ind w:left="120"/>
             </w:pPr>
-            <w:hyperlink w:history="1" r:id="rId-alrznlzxzi7tp6muiah4">
+            <w:hyperlink w:history="1" r:id="rId8cqtvczjqab0rogpykuyw">
               <w:r>
                 <w:rPr>
                   <w:rFonts w:ascii="Arial" w:cs="Arial" w:eastAsia="Arial" w:hAnsi="Arial"/>
@@ -29259,7 +29259,7 @@
             <w:pPr>
               <w:spacing w:after="20" w:before="0"/>
             </w:pPr>
-            <w:hyperlink w:history="1" r:id="rIdr0b9yk2ggc7sc5dnhsnqi">
+            <w:hyperlink w:history="1" r:id="rId8bwgravdpjppyxciwpmq3">
               <w:r>
                 <w:rPr>
                   <w:rFonts w:ascii="Arial" w:cs="Arial" w:eastAsia="Arial" w:hAnsi="Arial"/>
@@ -29292,7 +29292,7 @@
               <w:spacing w:after="10" w:before="0"/>
               <w:ind w:left="120"/>
             </w:pPr>
-            <w:hyperlink w:history="1" r:id="rId3tg2yc4m7i36pc0gr419b">
+            <w:hyperlink w:history="1" r:id="rIdcfhnrrsackklb_ibyizru">
               <w:r>
                 <w:rPr>
                   <w:rFonts w:ascii="Arial" w:cs="Arial" w:eastAsia="Arial" w:hAnsi="Arial"/>
@@ -29487,7 +29487,7 @@
             <w:pPr>
               <w:spacing w:after="20" w:before="0"/>
             </w:pPr>
-            <w:hyperlink w:history="1" r:id="rIdncjnoz4xfaaez-ll7axju">
+            <w:hyperlink w:history="1" r:id="rId5wrubhilvnumqmov_rw1e">
               <w:r>
                 <w:rPr>
                   <w:rFonts w:ascii="Arial" w:cs="Arial" w:eastAsia="Arial" w:hAnsi="Arial"/>
@@ -29520,7 +29520,7 @@
               <w:spacing w:after="10" w:before="0"/>
               <w:ind w:left="120"/>
             </w:pPr>
-            <w:hyperlink w:history="1" r:id="rId6fnoj7-q3-p48yheku8tf">
+            <w:hyperlink w:history="1" r:id="rIddfgeo9dpi4ir8uuoqjcmi">
               <w:r>
                 <w:rPr>
                   <w:rFonts w:ascii="Arial" w:cs="Arial" w:eastAsia="Arial" w:hAnsi="Arial"/>
@@ -29565,7 +29565,7 @@
             <w:pPr>
               <w:spacing w:after="20" w:before="0"/>
             </w:pPr>
-            <w:hyperlink w:history="1" r:id="rIdk-4apd48onwrkmtx3rm1j">
+            <w:hyperlink w:history="1" r:id="rIdpcqzxmnnf3j23qrhkutaz">
               <w:r>
                 <w:rPr>
                   <w:rFonts w:ascii="Arial" w:cs="Arial" w:eastAsia="Arial" w:hAnsi="Arial"/>
@@ -29598,7 +29598,7 @@
               <w:spacing w:after="10" w:before="0"/>
               <w:ind w:left="120"/>
             </w:pPr>
-            <w:hyperlink w:history="1" r:id="rIdlnrvtvglxmzi7xniu46__">
+            <w:hyperlink w:history="1" r:id="rIdwbrvkgzrja8tsfyzrshla">
               <w:r>
                 <w:rPr>
                   <w:rFonts w:ascii="Arial" w:cs="Arial" w:eastAsia="Arial" w:hAnsi="Arial"/>
@@ -29793,7 +29793,7 @@
             <w:pPr>
               <w:spacing w:after="20" w:before="0"/>
             </w:pPr>
-            <w:hyperlink w:history="1" r:id="rIda4pbbwzvmrafd1d-lvuru">
+            <w:hyperlink w:history="1" r:id="rId3eh5ag1ot6iywge8d9bo1">
               <w:r>
                 <w:rPr>
                   <w:rFonts w:ascii="Arial" w:cs="Arial" w:eastAsia="Arial" w:hAnsi="Arial"/>
@@ -29826,7 +29826,7 @@
               <w:spacing w:after="10" w:before="0"/>
               <w:ind w:left="120"/>
             </w:pPr>
-            <w:hyperlink w:history="1" r:id="rIdjatsdjpdlybveqwk_qorf">
+            <w:hyperlink w:history="1" r:id="rIdfiwsoe-2cn9i6_hhawbgc">
               <w:r>
                 <w:rPr>
                   <w:rFonts w:ascii="Arial" w:cs="Arial" w:eastAsia="Arial" w:hAnsi="Arial"/>
@@ -29871,7 +29871,7 @@
             <w:pPr>
               <w:spacing w:after="20" w:before="0"/>
             </w:pPr>
-            <w:hyperlink w:history="1" r:id="rIdkzl7tnf1zoen7djchrswm">
+            <w:hyperlink w:history="1" r:id="rIdkxyexjisga_pdz5lxeein">
               <w:r>
                 <w:rPr>
                   <w:rFonts w:ascii="Arial" w:cs="Arial" w:eastAsia="Arial" w:hAnsi="Arial"/>
@@ -29904,7 +29904,7 @@
               <w:spacing w:after="10" w:before="0"/>
               <w:ind w:left="120"/>
             </w:pPr>
-            <w:hyperlink w:history="1" r:id="rId5mcs-p_vvnp6kbnfrhuhi">
+            <w:hyperlink w:history="1" r:id="rId-lsnhckreuehlymeoyo_y">
               <w:r>
                 <w:rPr>
                   <w:rFonts w:ascii="Arial" w:cs="Arial" w:eastAsia="Arial" w:hAnsi="Arial"/>
@@ -30099,7 +30099,7 @@
             <w:pPr>
               <w:spacing w:after="20" w:before="0"/>
             </w:pPr>
-            <w:hyperlink w:history="1" r:id="rIdnmpelhav3ow0nbyws56wf">
+            <w:hyperlink w:history="1" r:id="rIddypepq4od-cla2x2nring">
               <w:r>
                 <w:rPr>
                   <w:rFonts w:ascii="Arial" w:cs="Arial" w:eastAsia="Arial" w:hAnsi="Arial"/>
@@ -30132,7 +30132,7 @@
               <w:spacing w:after="10" w:before="0"/>
               <w:ind w:left="120"/>
             </w:pPr>
-            <w:hyperlink w:history="1" r:id="rIdmeoe0sa4r_qt1ukyer6jw">
+            <w:hyperlink w:history="1" r:id="rIdk6dfmemitx8ajss2k8tjs">
               <w:r>
                 <w:rPr>
                   <w:rFonts w:ascii="Arial" w:cs="Arial" w:eastAsia="Arial" w:hAnsi="Arial"/>
@@ -30177,7 +30177,7 @@
             <w:pPr>
               <w:spacing w:after="20" w:before="0"/>
             </w:pPr>
-            <w:hyperlink w:history="1" r:id="rIdpv9rovxej3o8yf9ke2uhm">
+            <w:hyperlink w:history="1" r:id="rIdlcqgpotwxyji1aur8sedl">
               <w:r>
                 <w:rPr>
                   <w:rFonts w:ascii="Arial" w:cs="Arial" w:eastAsia="Arial" w:hAnsi="Arial"/>
@@ -30210,7 +30210,7 @@
               <w:spacing w:after="10" w:before="0"/>
               <w:ind w:left="120"/>
             </w:pPr>
-            <w:hyperlink w:history="1" r:id="rIdfyloccfgri0oxlwpv1epf">
+            <w:hyperlink w:history="1" r:id="rIdtjkf5lgcl6tdbinoknjqh">
               <w:r>
                 <w:rPr>
                   <w:rFonts w:ascii="Arial" w:cs="Arial" w:eastAsia="Arial" w:hAnsi="Arial"/>
@@ -30405,7 +30405,7 @@
             <w:pPr>
               <w:spacing w:after="20" w:before="0"/>
             </w:pPr>
-            <w:hyperlink w:history="1" r:id="rIdjdk19oyvzcdk3oup8mwrz">
+            <w:hyperlink w:history="1" r:id="rIdsqgfx15yeri2wcibl-yhr">
               <w:r>
                 <w:rPr>
                   <w:rFonts w:ascii="Arial" w:cs="Arial" w:eastAsia="Arial" w:hAnsi="Arial"/>
@@ -30454,7 +30454,7 @@
               <w:spacing w:after="10" w:before="0"/>
               <w:ind w:left="120"/>
             </w:pPr>
-            <w:hyperlink w:history="1" r:id="rIduhx5mwhdfdu_zqxc0g_wq">
+            <w:hyperlink w:history="1" r:id="rIdyyss1sflohv6g9lf5-tyc">
               <w:r>
                 <w:rPr>
                   <w:rFonts w:ascii="Arial" w:cs="Arial" w:eastAsia="Arial" w:hAnsi="Arial"/>
@@ -30499,7 +30499,7 @@
             <w:pPr>
               <w:spacing w:after="20" w:before="0"/>
             </w:pPr>
-            <w:hyperlink w:history="1" r:id="rId7rxielwu62powtljvegns">
+            <w:hyperlink w:history="1" r:id="rId7r8rk-zdgwgn9iviuvqbh">
               <w:r>
                 <w:rPr>
                   <w:rFonts w:ascii="Arial" w:cs="Arial" w:eastAsia="Arial" w:hAnsi="Arial"/>
@@ -30532,7 +30532,7 @@
               <w:spacing w:after="10" w:before="0"/>
               <w:ind w:left="120"/>
             </w:pPr>
-            <w:hyperlink w:history="1" r:id="rIdnqbqbkrg3h-tgwgolnmzi">
+            <w:hyperlink w:history="1" r:id="rIdx1ugl2kwkeemve2zi6nun">
               <w:r>
                 <w:rPr>
                   <w:rFonts w:ascii="Arial" w:cs="Arial" w:eastAsia="Arial" w:hAnsi="Arial"/>
@@ -31044,7 +31044,7 @@
         </w:rPr>
         <w:t xml:space="preserve">© 2026 SeaVuria and ARES. Aligned with KICD objectives. Developed by SeaVuria; technical implementation by ARES (with AI assistance from Claude). Licensed under </w:t>
       </w:r>
-      <w:hyperlink w:history="1" r:id="rIdt09qwg_-tjpjdxdncnoxy">
+      <w:hyperlink w:history="1" r:id="rId47yrrvt1q9mx7ewxc7cn7">
         <w:r>
           <w:rPr>
             <w:rFonts w:ascii="Arial" w:cs="Arial" w:eastAsia="Arial" w:hAnsi="Arial"/>
@@ -31065,7 +31065,7 @@
         </w:rPr>
         <w:t xml:space="preserve"> (</w:t>
       </w:r>
-      <w:hyperlink w:history="1" r:id="rIdr_itef-9jsv8imxrx8syx">
+      <w:hyperlink w:history="1" r:id="rIdln-s7vrlwk6v7sio4epbu">
         <w:r>
           <w:rPr>
             <w:rFonts w:ascii="Arial" w:cs="Arial" w:eastAsia="Arial" w:hAnsi="Arial"/>
@@ -32078,7 +32078,7 @@
             <w:pPr>
               <w:spacing w:after="20" w:before="0"/>
             </w:pPr>
-            <w:hyperlink w:history="1" r:id="rIdcn9-eghtvc2fzx8uqe8ti">
+            <w:hyperlink w:history="1" r:id="rIdcbepjvgjcdyjkar38rujy">
               <w:r>
                 <w:rPr>
                   <w:rFonts w:ascii="Arial" w:cs="Arial" w:eastAsia="Arial" w:hAnsi="Arial"/>
@@ -32111,7 +32111,7 @@
               <w:spacing w:after="10" w:before="0"/>
               <w:ind w:left="120"/>
             </w:pPr>
-            <w:hyperlink w:history="1" r:id="rId4m3lo0vzcn0vm5n5twxvk">
+            <w:hyperlink w:history="1" r:id="rId6hysicht_1bkncdkeoiwq">
               <w:r>
                 <w:rPr>
                   <w:rFonts w:ascii="Arial" w:cs="Arial" w:eastAsia="Arial" w:hAnsi="Arial"/>
@@ -32156,7 +32156,7 @@
             <w:pPr>
               <w:spacing w:after="20" w:before="0"/>
             </w:pPr>
-            <w:hyperlink w:history="1" r:id="rId_2w5zuadipyedju4f0-07">
+            <w:hyperlink w:history="1" r:id="rIdbahzo9f5p-voymow3yhkc">
               <w:r>
                 <w:rPr>
                   <w:rFonts w:ascii="Arial" w:cs="Arial" w:eastAsia="Arial" w:hAnsi="Arial"/>
@@ -32189,7 +32189,7 @@
               <w:spacing w:after="10" w:before="0"/>
               <w:ind w:left="120"/>
             </w:pPr>
-            <w:hyperlink w:history="1" r:id="rIdx6wxaopzjshags4lwwm7c">
+            <w:hyperlink w:history="1" r:id="rIdx7etaqu9exfy4tvu_4kis">
               <w:r>
                 <w:rPr>
                   <w:rFonts w:ascii="Arial" w:cs="Arial" w:eastAsia="Arial" w:hAnsi="Arial"/>
@@ -32384,7 +32384,7 @@
             <w:pPr>
               <w:spacing w:after="20" w:before="0"/>
             </w:pPr>
-            <w:hyperlink w:history="1" r:id="rIdgqrmxsh-2ckkq1pg7p3fi">
+            <w:hyperlink w:history="1" r:id="rIdap0oelv1slicm2fyojdga">
               <w:r>
                 <w:rPr>
                   <w:rFonts w:ascii="Arial" w:cs="Arial" w:eastAsia="Arial" w:hAnsi="Arial"/>
@@ -32417,7 +32417,7 @@
               <w:spacing w:after="10" w:before="0"/>
               <w:ind w:left="120"/>
             </w:pPr>
-            <w:hyperlink w:history="1" r:id="rIdripdnnbsnr030x88ugqoe">
+            <w:hyperlink w:history="1" r:id="rIdsjangtpmsibr53ya9j7hx">
               <w:r>
                 <w:rPr>
                   <w:rFonts w:ascii="Arial" w:cs="Arial" w:eastAsia="Arial" w:hAnsi="Arial"/>
@@ -32462,7 +32462,7 @@
             <w:pPr>
               <w:spacing w:after="20" w:before="0"/>
             </w:pPr>
-            <w:hyperlink w:history="1" r:id="rId30ger5vuez1jop28jnci5">
+            <w:hyperlink w:history="1" r:id="rIde-pof0a6i1-6mk1wflogv">
               <w:r>
                 <w:rPr>
                   <w:rFonts w:ascii="Arial" w:cs="Arial" w:eastAsia="Arial" w:hAnsi="Arial"/>
@@ -32495,7 +32495,7 @@
               <w:spacing w:after="10" w:before="0"/>
               <w:ind w:left="120"/>
             </w:pPr>
-            <w:hyperlink w:history="1" r:id="rIdbsab457er_70j-lyzto_s">
+            <w:hyperlink w:history="1" r:id="rId3kgectwdlnvi6u6-dcwvw">
               <w:r>
                 <w:rPr>
                   <w:rFonts w:ascii="Arial" w:cs="Arial" w:eastAsia="Arial" w:hAnsi="Arial"/>
@@ -32690,7 +32690,7 @@
             <w:pPr>
               <w:spacing w:after="20" w:before="0"/>
             </w:pPr>
-            <w:hyperlink w:history="1" r:id="rId900yo390tf3mil3azmay_">
+            <w:hyperlink w:history="1" r:id="rIdndevpu313ec2mkjkckla1">
               <w:r>
                 <w:rPr>
                   <w:rFonts w:ascii="Arial" w:cs="Arial" w:eastAsia="Arial" w:hAnsi="Arial"/>
@@ -32723,7 +32723,7 @@
               <w:spacing w:after="10" w:before="0"/>
               <w:ind w:left="120"/>
             </w:pPr>
-            <w:hyperlink w:history="1" r:id="rIdmonbdkkbwqsnqimemvkdc">
+            <w:hyperlink w:history="1" r:id="rIdeqlznj3caxw9kcz4ydjho">
               <w:r>
                 <w:rPr>
                   <w:rFonts w:ascii="Arial" w:cs="Arial" w:eastAsia="Arial" w:hAnsi="Arial"/>
@@ -32768,7 +32768,7 @@
             <w:pPr>
               <w:spacing w:after="20" w:before="0"/>
             </w:pPr>
-            <w:hyperlink w:history="1" r:id="rIdlxmu-m9o0bcwf1utbbixb">
+            <w:hyperlink w:history="1" r:id="rIdgwvzzk6kv-cjkiw8pywrw">
               <w:r>
                 <w:rPr>
                   <w:rFonts w:ascii="Arial" w:cs="Arial" w:eastAsia="Arial" w:hAnsi="Arial"/>
@@ -32801,7 +32801,7 @@
               <w:spacing w:after="10" w:before="0"/>
               <w:ind w:left="120"/>
             </w:pPr>
-            <w:hyperlink w:history="1" r:id="rIdquo5uc1j9yldpfg-mrf3e">
+            <w:hyperlink w:history="1" r:id="rIdew6qap9lkeqfwihsawrqf">
               <w:r>
                 <w:rPr>
                   <w:rFonts w:ascii="Arial" w:cs="Arial" w:eastAsia="Arial" w:hAnsi="Arial"/>
@@ -32996,7 +32996,7 @@
             <w:pPr>
               <w:spacing w:after="20" w:before="0"/>
             </w:pPr>
-            <w:hyperlink w:history="1" r:id="rIdwmbs-smsl67joflzladkd">
+            <w:hyperlink w:history="1" r:id="rIddpp-_eornbqq0ukojmsi6">
               <w:r>
                 <w:rPr>
                   <w:rFonts w:ascii="Arial" w:cs="Arial" w:eastAsia="Arial" w:hAnsi="Arial"/>
@@ -33029,7 +33029,7 @@
               <w:spacing w:after="10" w:before="0"/>
               <w:ind w:left="120"/>
             </w:pPr>
-            <w:hyperlink w:history="1" r:id="rIdo0d-b2xcbux0b-gzfvqlp">
+            <w:hyperlink w:history="1" r:id="rIdztjapwldxucq5w8wnyfn8">
               <w:r>
                 <w:rPr>
                   <w:rFonts w:ascii="Arial" w:cs="Arial" w:eastAsia="Arial" w:hAnsi="Arial"/>
@@ -33074,7 +33074,7 @@
             <w:pPr>
               <w:spacing w:after="20" w:before="0"/>
             </w:pPr>
-            <w:hyperlink w:history="1" r:id="rIdpw8pattpam5xhopgqu5gp">
+            <w:hyperlink w:history="1" r:id="rId2ch14759kv7_j19fca7y9">
               <w:r>
                 <w:rPr>
                   <w:rFonts w:ascii="Arial" w:cs="Arial" w:eastAsia="Arial" w:hAnsi="Arial"/>
@@ -33107,7 +33107,7 @@
               <w:spacing w:after="10" w:before="0"/>
               <w:ind w:left="120"/>
             </w:pPr>
-            <w:hyperlink w:history="1" r:id="rId0ls7imgenoie4aax7_7mr">
+            <w:hyperlink w:history="1" r:id="rIdpidzkpch-sjxgs6gp09gb">
               <w:r>
                 <w:rPr>
                   <w:rFonts w:ascii="Arial" w:cs="Arial" w:eastAsia="Arial" w:hAnsi="Arial"/>
@@ -33302,7 +33302,7 @@
             <w:pPr>
               <w:spacing w:after="20" w:before="0"/>
             </w:pPr>
-            <w:hyperlink w:history="1" r:id="rIdks9ukjpyei8tsqifwdpo3">
+            <w:hyperlink w:history="1" r:id="rIdurfsckpang01tlp6lpfa2">
               <w:r>
                 <w:rPr>
                   <w:rFonts w:ascii="Arial" w:cs="Arial" w:eastAsia="Arial" w:hAnsi="Arial"/>
@@ -33335,7 +33335,7 @@
               <w:spacing w:after="10" w:before="0"/>
               <w:ind w:left="120"/>
             </w:pPr>
-            <w:hyperlink w:history="1" r:id="rIdghibll1kay-dsh_qewzc_">
+            <w:hyperlink w:history="1" r:id="rIdwjueda6vvd08ffdahes9f">
               <w:r>
                 <w:rPr>
                   <w:rFonts w:ascii="Arial" w:cs="Arial" w:eastAsia="Arial" w:hAnsi="Arial"/>
@@ -33380,7 +33380,7 @@
             <w:pPr>
               <w:spacing w:after="20" w:before="0"/>
             </w:pPr>
-            <w:hyperlink w:history="1" r:id="rIdl0ah29wilc6fsqwskrryk">
+            <w:hyperlink w:history="1" r:id="rIdp0symh-vpiq9xff01pp4t">
               <w:r>
                 <w:rPr>
                   <w:rFonts w:ascii="Arial" w:cs="Arial" w:eastAsia="Arial" w:hAnsi="Arial"/>
@@ -33429,7 +33429,7 @@
               <w:spacing w:after="10" w:before="0"/>
               <w:ind w:left="120"/>
             </w:pPr>
-            <w:hyperlink w:history="1" r:id="rIddridr1l4dujb1njd-ag4i">
+            <w:hyperlink w:history="1" r:id="rIdl4ey6fzmvb-zkrssx5x17">
               <w:r>
                 <w:rPr>
                   <w:rFonts w:ascii="Arial" w:cs="Arial" w:eastAsia="Arial" w:hAnsi="Arial"/>
@@ -33941,7 +33941,7 @@
         </w:rPr>
         <w:t xml:space="preserve">© 2026 SeaVuria and ARES. Aligned with KICD objectives. Developed by SeaVuria; technical implementation by ARES (with AI assistance from Claude). Licensed under </w:t>
       </w:r>
-      <w:hyperlink w:history="1" r:id="rIduxxogej8xy57o3jvqpgvu">
+      <w:hyperlink w:history="1" r:id="rIdhnthqhum5vi3-lmo2achq">
         <w:r>
           <w:rPr>
             <w:rFonts w:ascii="Arial" w:cs="Arial" w:eastAsia="Arial" w:hAnsi="Arial"/>
@@ -33962,7 +33962,7 @@
         </w:rPr>
         <w:t xml:space="preserve"> (</w:t>
       </w:r>
-      <w:hyperlink w:history="1" r:id="rIdqnwxnwcyt5opbydqt8u6y">
+      <w:hyperlink w:history="1" r:id="rIdcojchdyfonvyvvw9enyjt">
         <w:r>
           <w:rPr>
             <w:rFonts w:ascii="Arial" w:cs="Arial" w:eastAsia="Arial" w:hAnsi="Arial"/>

--- a/data/outputs/v2/Maths/SS2.3_Area_of_Part_of_a_Circle/Mathematics_Area_of_Part_of_a_Circle_CBE_LessonSequence.docx
+++ b/data/outputs/v2/Maths/SS2.3_Area_of_Part_of_a_Circle/Mathematics_Area_of_Part_of_a_Circle_CBE_LessonSequence.docx
@@ -2328,7 +2328,7 @@
         </w:rPr>
         <w:t xml:space="preserve">© 2026 SeaVuria and ARES. This work is licensed under a </w:t>
       </w:r>
-      <w:hyperlink w:history="1" r:id="rIdfjycazc6-3-0hhvicpryh">
+      <w:hyperlink w:history="1" r:id="rIdazvjrdwhpnxhkdcvnsz1a">
         <w:r>
           <w:rPr>
             <w:rFonts w:ascii="Arial" w:cs="Arial" w:eastAsia="Arial" w:hAnsi="Arial"/>
@@ -2348,7 +2348,7 @@
         </w:rPr>
         <w:t xml:space="preserve"> (</w:t>
       </w:r>
-      <w:hyperlink w:history="1" r:id="rId99-pa6kubhsmrqq7obc9x">
+      <w:hyperlink w:history="1" r:id="rIdpv9fawmivriwm0lo-a_2m">
         <w:r>
           <w:rPr>
             <w:rFonts w:ascii="Arial" w:cs="Arial" w:eastAsia="Arial" w:hAnsi="Arial"/>
@@ -2368,7 +2368,7 @@
         </w:rPr>
         <w:t xml:space="preserve">). To view a copy of this license, visit </w:t>
       </w:r>
-      <w:hyperlink w:history="1" r:id="rIdd6-fqkbbjfywzbms-jrgf">
+      <w:hyperlink w:history="1" r:id="rIddhh4khuzeslb8uu5royss">
         <w:r>
           <w:rPr>
             <w:rFonts w:ascii="Arial" w:cs="Arial" w:eastAsia="Arial" w:hAnsi="Arial"/>
@@ -3380,7 +3380,7 @@
             <w:pPr>
               <w:spacing w:after="20" w:before="0"/>
             </w:pPr>
-            <w:hyperlink w:history="1" r:id="rIdj2xfam6i8thnvwyltkdmt">
+            <w:hyperlink w:history="1" r:id="rId8vbzaa-w7qndn0szopohy">
               <w:r>
                 <w:rPr>
                   <w:rFonts w:ascii="Arial" w:cs="Arial" w:eastAsia="Arial" w:hAnsi="Arial"/>
@@ -3413,7 +3413,7 @@
               <w:spacing w:after="10" w:before="0"/>
               <w:ind w:left="120"/>
             </w:pPr>
-            <w:hyperlink w:history="1" r:id="rId-ad2vkmy3l_hmsbsoq6ob">
+            <w:hyperlink w:history="1" r:id="rIdplj6avcidtzigpmkicsoz">
               <w:r>
                 <w:rPr>
                   <w:rFonts w:ascii="Arial" w:cs="Arial" w:eastAsia="Arial" w:hAnsi="Arial"/>
@@ -3458,7 +3458,7 @@
             <w:pPr>
               <w:spacing w:after="20" w:before="0"/>
             </w:pPr>
-            <w:hyperlink w:history="1" r:id="rIdwfetceykzshzlowrwwpab">
+            <w:hyperlink w:history="1" r:id="rIdlmg_nwt3b0c1rejjtu9wa">
               <w:r>
                 <w:rPr>
                   <w:rFonts w:ascii="Arial" w:cs="Arial" w:eastAsia="Arial" w:hAnsi="Arial"/>
@@ -3491,7 +3491,7 @@
               <w:spacing w:after="10" w:before="0"/>
               <w:ind w:left="120"/>
             </w:pPr>
-            <w:hyperlink w:history="1" r:id="rIdpyfwuqvqguwrmajcadfcj">
+            <w:hyperlink w:history="1" r:id="rIdo0dtdnllc6w1du1jq-sqf">
               <w:r>
                 <w:rPr>
                   <w:rFonts w:ascii="Arial" w:cs="Arial" w:eastAsia="Arial" w:hAnsi="Arial"/>
@@ -3686,7 +3686,7 @@
             <w:pPr>
               <w:spacing w:after="20" w:before="0"/>
             </w:pPr>
-            <w:hyperlink w:history="1" r:id="rId1tkmfehk7zeplaxnwzg79">
+            <w:hyperlink w:history="1" r:id="rIdhhofznulrcoivsg_f-_vk">
               <w:r>
                 <w:rPr>
                   <w:rFonts w:ascii="Arial" w:cs="Arial" w:eastAsia="Arial" w:hAnsi="Arial"/>
@@ -3719,7 +3719,7 @@
               <w:spacing w:after="10" w:before="0"/>
               <w:ind w:left="120"/>
             </w:pPr>
-            <w:hyperlink w:history="1" r:id="rIdvdbmtkixogiig77jrevln">
+            <w:hyperlink w:history="1" r:id="rIdsqnbtfxdi2ekvv1sp86yp">
               <w:r>
                 <w:rPr>
                   <w:rFonts w:ascii="Arial" w:cs="Arial" w:eastAsia="Arial" w:hAnsi="Arial"/>
@@ -3764,7 +3764,7 @@
             <w:pPr>
               <w:spacing w:after="20" w:before="0"/>
             </w:pPr>
-            <w:hyperlink w:history="1" r:id="rIdw3dqcn98p7aohwjkjz3qs">
+            <w:hyperlink w:history="1" r:id="rIdwtf2ig25pgteruw1upahs">
               <w:r>
                 <w:rPr>
                   <w:rFonts w:ascii="Arial" w:cs="Arial" w:eastAsia="Arial" w:hAnsi="Arial"/>
@@ -3797,7 +3797,7 @@
               <w:spacing w:after="10" w:before="0"/>
               <w:ind w:left="120"/>
             </w:pPr>
-            <w:hyperlink w:history="1" r:id="rIdcrz2nvyryakf-57id7k-3">
+            <w:hyperlink w:history="1" r:id="rIdvnwevmdb_tyenz3mwi_a9">
               <w:r>
                 <w:rPr>
                   <w:rFonts w:ascii="Arial" w:cs="Arial" w:eastAsia="Arial" w:hAnsi="Arial"/>
@@ -3992,7 +3992,7 @@
             <w:pPr>
               <w:spacing w:after="20" w:before="0"/>
             </w:pPr>
-            <w:hyperlink w:history="1" r:id="rIduolbpsm6eduti4eaxtdv_">
+            <w:hyperlink w:history="1" r:id="rIdqmyb_rjwssmjoipz5-5kk">
               <w:r>
                 <w:rPr>
                   <w:rFonts w:ascii="Arial" w:cs="Arial" w:eastAsia="Arial" w:hAnsi="Arial"/>
@@ -4025,7 +4025,7 @@
               <w:spacing w:after="10" w:before="0"/>
               <w:ind w:left="120"/>
             </w:pPr>
-            <w:hyperlink w:history="1" r:id="rIdrda61udhcfpysdx7cfskn">
+            <w:hyperlink w:history="1" r:id="rIddgsegyzcqx-_xcsvedbz3">
               <w:r>
                 <w:rPr>
                   <w:rFonts w:ascii="Arial" w:cs="Arial" w:eastAsia="Arial" w:hAnsi="Arial"/>
@@ -4070,7 +4070,7 @@
             <w:pPr>
               <w:spacing w:after="20" w:before="0"/>
             </w:pPr>
-            <w:hyperlink w:history="1" r:id="rIds5rvomikqhaeaqy2h94yj">
+            <w:hyperlink w:history="1" r:id="rIdlvlg8t-qvdsdk0lki04q7">
               <w:r>
                 <w:rPr>
                   <w:rFonts w:ascii="Arial" w:cs="Arial" w:eastAsia="Arial" w:hAnsi="Arial"/>
@@ -4103,7 +4103,7 @@
               <w:spacing w:after="10" w:before="0"/>
               <w:ind w:left="120"/>
             </w:pPr>
-            <w:hyperlink w:history="1" r:id="rIdko4phzsit-wa1dljohkwe">
+            <w:hyperlink w:history="1" r:id="rId48hdnioq7ykyjlrgkxx-f">
               <w:r>
                 <w:rPr>
                   <w:rFonts w:ascii="Arial" w:cs="Arial" w:eastAsia="Arial" w:hAnsi="Arial"/>
@@ -4298,7 +4298,7 @@
             <w:pPr>
               <w:spacing w:after="20" w:before="0"/>
             </w:pPr>
-            <w:hyperlink w:history="1" r:id="rIdsbokqh47qu_ok9uazqmz3">
+            <w:hyperlink w:history="1" r:id="rIdzqoawbqgti1eizvfmgaco">
               <w:r>
                 <w:rPr>
                   <w:rFonts w:ascii="Arial" w:cs="Arial" w:eastAsia="Arial" w:hAnsi="Arial"/>
@@ -4331,7 +4331,7 @@
               <w:spacing w:after="10" w:before="0"/>
               <w:ind w:left="120"/>
             </w:pPr>
-            <w:hyperlink w:history="1" r:id="rIdnvu9vohsdha_7q17u9jdh">
+            <w:hyperlink w:history="1" r:id="rIdvhyyxfggur3et6yphfauk">
               <w:r>
                 <w:rPr>
                   <w:rFonts w:ascii="Arial" w:cs="Arial" w:eastAsia="Arial" w:hAnsi="Arial"/>
@@ -4376,7 +4376,7 @@
             <w:pPr>
               <w:spacing w:after="20" w:before="0"/>
             </w:pPr>
-            <w:hyperlink w:history="1" r:id="rId1jtjbdxrcv87rxvoftyeu">
+            <w:hyperlink w:history="1" r:id="rIdh2juq7jm8jyha9r159lvf">
               <w:r>
                 <w:rPr>
                   <w:rFonts w:ascii="Arial" w:cs="Arial" w:eastAsia="Arial" w:hAnsi="Arial"/>
@@ -4409,7 +4409,7 @@
               <w:spacing w:after="10" w:before="0"/>
               <w:ind w:left="120"/>
             </w:pPr>
-            <w:hyperlink w:history="1" r:id="rId5yp29ox3rrwhwl6qdh2q1">
+            <w:hyperlink w:history="1" r:id="rId6vfmbtxgon13ndleubm9_">
               <w:r>
                 <w:rPr>
                   <w:rFonts w:ascii="Arial" w:cs="Arial" w:eastAsia="Arial" w:hAnsi="Arial"/>
@@ -4604,7 +4604,7 @@
             <w:pPr>
               <w:spacing w:after="20" w:before="0"/>
             </w:pPr>
-            <w:hyperlink w:history="1" r:id="rIduzxhr_qw1nmgvc2kcecyf">
+            <w:hyperlink w:history="1" r:id="rIdh1v-9zsr2uyj6vxi60wxo">
               <w:r>
                 <w:rPr>
                   <w:rFonts w:ascii="Arial" w:cs="Arial" w:eastAsia="Arial" w:hAnsi="Arial"/>
@@ -4653,7 +4653,7 @@
               <w:spacing w:after="10" w:before="0"/>
               <w:ind w:left="120"/>
             </w:pPr>
-            <w:hyperlink w:history="1" r:id="rId3jjdgiyw7e1dpfsnqxaf9">
+            <w:hyperlink w:history="1" r:id="rIdxaonmztd82jgos16h1cfh">
               <w:r>
                 <w:rPr>
                   <w:rFonts w:ascii="Arial" w:cs="Arial" w:eastAsia="Arial" w:hAnsi="Arial"/>
@@ -4698,7 +4698,7 @@
             <w:pPr>
               <w:spacing w:after="20" w:before="0"/>
             </w:pPr>
-            <w:hyperlink w:history="1" r:id="rIdcpr1qcrsotwvuitdinzmj">
+            <w:hyperlink w:history="1" r:id="rIdhisdko1tyub3anvfzm16s">
               <w:r>
                 <w:rPr>
                   <w:rFonts w:ascii="Arial" w:cs="Arial" w:eastAsia="Arial" w:hAnsi="Arial"/>
@@ -4747,7 +4747,7 @@
               <w:spacing w:after="10" w:before="0"/>
               <w:ind w:left="120"/>
             </w:pPr>
-            <w:hyperlink w:history="1" r:id="rId-cgmgcmelrpwdy8ojskft">
+            <w:hyperlink w:history="1" r:id="rIdtv9hnygxv6cphqgeix5dj">
               <w:r>
                 <w:rPr>
                   <w:rFonts w:ascii="Arial" w:cs="Arial" w:eastAsia="Arial" w:hAnsi="Arial"/>
@@ -5259,7 +5259,7 @@
         </w:rPr>
         <w:t xml:space="preserve">© 2026 SeaVuria and ARES. Aligned with KICD objectives. Developed by SeaVuria; technical implementation by ARES (with AI assistance from Claude). Licensed under </w:t>
       </w:r>
-      <w:hyperlink w:history="1" r:id="rIdgtkbeno3vizwrrky6eo1i">
+      <w:hyperlink w:history="1" r:id="rIdrpagf4sgl4wav4v5czfgj">
         <w:r>
           <w:rPr>
             <w:rFonts w:ascii="Arial" w:cs="Arial" w:eastAsia="Arial" w:hAnsi="Arial"/>
@@ -5280,7 +5280,7 @@
         </w:rPr>
         <w:t xml:space="preserve"> (</w:t>
       </w:r>
-      <w:hyperlink w:history="1" r:id="rIdficivcowpwwmo2grawvdm">
+      <w:hyperlink w:history="1" r:id="rIdxtegaiqmrwaw6l5zg9d_7">
         <w:r>
           <w:rPr>
             <w:rFonts w:ascii="Arial" w:cs="Arial" w:eastAsia="Arial" w:hAnsi="Arial"/>
@@ -6293,7 +6293,7 @@
             <w:pPr>
               <w:spacing w:after="20" w:before="0"/>
             </w:pPr>
-            <w:hyperlink w:history="1" r:id="rId8tlpji3vmqvgcdzcchwxr">
+            <w:hyperlink w:history="1" r:id="rIdv7ljxrdjcd2o2q_k9boz2">
               <w:r>
                 <w:rPr>
                   <w:rFonts w:ascii="Arial" w:cs="Arial" w:eastAsia="Arial" w:hAnsi="Arial"/>
@@ -6326,7 +6326,7 @@
               <w:spacing w:after="10" w:before="0"/>
               <w:ind w:left="120"/>
             </w:pPr>
-            <w:hyperlink w:history="1" r:id="rIduxoszi8uhkvecpqd55fjb">
+            <w:hyperlink w:history="1" r:id="rIds3qi-hnyxdghozxsedqja">
               <w:r>
                 <w:rPr>
                   <w:rFonts w:ascii="Arial" w:cs="Arial" w:eastAsia="Arial" w:hAnsi="Arial"/>
@@ -6371,7 +6371,7 @@
             <w:pPr>
               <w:spacing w:after="20" w:before="0"/>
             </w:pPr>
-            <w:hyperlink w:history="1" r:id="rIdlxxslfehss5drlwn7gscj">
+            <w:hyperlink w:history="1" r:id="rIdms0oafa-z94rja-_3ceuf">
               <w:r>
                 <w:rPr>
                   <w:rFonts w:ascii="Arial" w:cs="Arial" w:eastAsia="Arial" w:hAnsi="Arial"/>
@@ -6404,7 +6404,7 @@
               <w:spacing w:after="10" w:before="0"/>
               <w:ind w:left="120"/>
             </w:pPr>
-            <w:hyperlink w:history="1" r:id="rIdwxpkhkdombzzqwgmv6qq9">
+            <w:hyperlink w:history="1" r:id="rIdux092mpdpgomf3-ndam3y">
               <w:r>
                 <w:rPr>
                   <w:rFonts w:ascii="Arial" w:cs="Arial" w:eastAsia="Arial" w:hAnsi="Arial"/>
@@ -6599,7 +6599,7 @@
             <w:pPr>
               <w:spacing w:after="20" w:before="0"/>
             </w:pPr>
-            <w:hyperlink w:history="1" r:id="rId9vruzj05_hgkayz9i6sus">
+            <w:hyperlink w:history="1" r:id="rIdajous6-pib5w6xfc2jkmj">
               <w:r>
                 <w:rPr>
                   <w:rFonts w:ascii="Arial" w:cs="Arial" w:eastAsia="Arial" w:hAnsi="Arial"/>
@@ -6632,7 +6632,7 @@
               <w:spacing w:after="10" w:before="0"/>
               <w:ind w:left="120"/>
             </w:pPr>
-            <w:hyperlink w:history="1" r:id="rIdx3wnljeyzhgnedk_4uonf">
+            <w:hyperlink w:history="1" r:id="rIdxggha5pwtxhefokhzv2i1">
               <w:r>
                 <w:rPr>
                   <w:rFonts w:ascii="Arial" w:cs="Arial" w:eastAsia="Arial" w:hAnsi="Arial"/>
@@ -6677,7 +6677,7 @@
             <w:pPr>
               <w:spacing w:after="20" w:before="0"/>
             </w:pPr>
-            <w:hyperlink w:history="1" r:id="rIdph0jo25wjn5gde2ukpdhm">
+            <w:hyperlink w:history="1" r:id="rId4vnra9mp6dcpvfi5r258q">
               <w:r>
                 <w:rPr>
                   <w:rFonts w:ascii="Arial" w:cs="Arial" w:eastAsia="Arial" w:hAnsi="Arial"/>
@@ -6710,7 +6710,7 @@
               <w:spacing w:after="10" w:before="0"/>
               <w:ind w:left="120"/>
             </w:pPr>
-            <w:hyperlink w:history="1" r:id="rIdgebifexxivqy_c1thkste">
+            <w:hyperlink w:history="1" r:id="rIdfkjrrtn9_jozmw2xzv5t_">
               <w:r>
                 <w:rPr>
                   <w:rFonts w:ascii="Arial" w:cs="Arial" w:eastAsia="Arial" w:hAnsi="Arial"/>
@@ -6905,7 +6905,7 @@
             <w:pPr>
               <w:spacing w:after="20" w:before="0"/>
             </w:pPr>
-            <w:hyperlink w:history="1" r:id="rIdkcwjufrraicy8rn3nz4b1">
+            <w:hyperlink w:history="1" r:id="rIduio18bq4uzd72re5h1hw6">
               <w:r>
                 <w:rPr>
                   <w:rFonts w:ascii="Arial" w:cs="Arial" w:eastAsia="Arial" w:hAnsi="Arial"/>
@@ -6954,7 +6954,7 @@
               <w:spacing w:after="10" w:before="0"/>
               <w:ind w:left="120"/>
             </w:pPr>
-            <w:hyperlink w:history="1" r:id="rIdsxe-ge4r2j8qsqlddllvb">
+            <w:hyperlink w:history="1" r:id="rIdga69fylcz2bpee7_yzfrf">
               <w:r>
                 <w:rPr>
                   <w:rFonts w:ascii="Arial" w:cs="Arial" w:eastAsia="Arial" w:hAnsi="Arial"/>
@@ -6999,7 +6999,7 @@
             <w:pPr>
               <w:spacing w:after="20" w:before="0"/>
             </w:pPr>
-            <w:hyperlink w:history="1" r:id="rIdf3nwvjpr9rlja2_zvqc-v">
+            <w:hyperlink w:history="1" r:id="rIduroqqwiu0nxfswmreqqpb">
               <w:r>
                 <w:rPr>
                   <w:rFonts w:ascii="Arial" w:cs="Arial" w:eastAsia="Arial" w:hAnsi="Arial"/>
@@ -7048,7 +7048,7 @@
               <w:spacing w:after="10" w:before="0"/>
               <w:ind w:left="120"/>
             </w:pPr>
-            <w:hyperlink w:history="1" r:id="rIdxqbn-lgacxmln_qlfoi3p">
+            <w:hyperlink w:history="1" r:id="rIdaaz7dk4nfa-vuobrmc7rb">
               <w:r>
                 <w:rPr>
                   <w:rFonts w:ascii="Arial" w:cs="Arial" w:eastAsia="Arial" w:hAnsi="Arial"/>
@@ -7243,7 +7243,7 @@
             <w:pPr>
               <w:spacing w:after="20" w:before="0"/>
             </w:pPr>
-            <w:hyperlink w:history="1" r:id="rIds6snjt_u9w_5mdazotwx-">
+            <w:hyperlink w:history="1" r:id="rIdttbqm-bc7qqmkiy9fxu7s">
               <w:r>
                 <w:rPr>
                   <w:rFonts w:ascii="Arial" w:cs="Arial" w:eastAsia="Arial" w:hAnsi="Arial"/>
@@ -7292,7 +7292,7 @@
               <w:spacing w:after="10" w:before="0"/>
               <w:ind w:left="120"/>
             </w:pPr>
-            <w:hyperlink w:history="1" r:id="rIdwvtfqdzyrqfuaf5xtzy1m">
+            <w:hyperlink w:history="1" r:id="rId_7yz9uqfp7fp5hswnsly4">
               <w:r>
                 <w:rPr>
                   <w:rFonts w:ascii="Arial" w:cs="Arial" w:eastAsia="Arial" w:hAnsi="Arial"/>
@@ -7337,7 +7337,7 @@
             <w:pPr>
               <w:spacing w:after="20" w:before="0"/>
             </w:pPr>
-            <w:hyperlink w:history="1" r:id="rIdirz1ip0uxsofgrgwd_5dq">
+            <w:hyperlink w:history="1" r:id="rIdtnb6-vp4s_chbznaux684">
               <w:r>
                 <w:rPr>
                   <w:rFonts w:ascii="Arial" w:cs="Arial" w:eastAsia="Arial" w:hAnsi="Arial"/>
@@ -7386,7 +7386,7 @@
               <w:spacing w:after="10" w:before="0"/>
               <w:ind w:left="120"/>
             </w:pPr>
-            <w:hyperlink w:history="1" r:id="rIdofy2brmfcxlzdme0pmc8b">
+            <w:hyperlink w:history="1" r:id="rIdvs1jmi8o4lirurveyzsn5">
               <w:r>
                 <w:rPr>
                   <w:rFonts w:ascii="Arial" w:cs="Arial" w:eastAsia="Arial" w:hAnsi="Arial"/>
@@ -7581,7 +7581,7 @@
             <w:pPr>
               <w:spacing w:after="20" w:before="0"/>
             </w:pPr>
-            <w:hyperlink w:history="1" r:id="rIdeugdqc7fqouyhi5wktl_5">
+            <w:hyperlink w:history="1" r:id="rIdlqkm8krwgyw2-hxhx8xdw">
               <w:r>
                 <w:rPr>
                   <w:rFonts w:ascii="Arial" w:cs="Arial" w:eastAsia="Arial" w:hAnsi="Arial"/>
@@ -7630,7 +7630,7 @@
               <w:spacing w:after="10" w:before="0"/>
               <w:ind w:left="120"/>
             </w:pPr>
-            <w:hyperlink w:history="1" r:id="rIdujymqhp8huiyjvgdax_iu">
+            <w:hyperlink w:history="1" r:id="rIdav3jf6ix451nypszw32o8">
               <w:r>
                 <w:rPr>
                   <w:rFonts w:ascii="Arial" w:cs="Arial" w:eastAsia="Arial" w:hAnsi="Arial"/>
@@ -7675,7 +7675,7 @@
             <w:pPr>
               <w:spacing w:after="20" w:before="0"/>
             </w:pPr>
-            <w:hyperlink w:history="1" r:id="rIdfh1bonfccjwmod6ngh0zm">
+            <w:hyperlink w:history="1" r:id="rIdyydgvlcd0adn8xcftlcc5">
               <w:r>
                 <w:rPr>
                   <w:rFonts w:ascii="Arial" w:cs="Arial" w:eastAsia="Arial" w:hAnsi="Arial"/>
@@ -7724,7 +7724,7 @@
               <w:spacing w:after="10" w:before="0"/>
               <w:ind w:left="120"/>
             </w:pPr>
-            <w:hyperlink w:history="1" r:id="rIdwysxcnqhtisevswjqrib0">
+            <w:hyperlink w:history="1" r:id="rIdmxdbi-c5ng_hxvreiyy5z">
               <w:r>
                 <w:rPr>
                   <w:rFonts w:ascii="Arial" w:cs="Arial" w:eastAsia="Arial" w:hAnsi="Arial"/>
@@ -8236,7 +8236,7 @@
         </w:rPr>
         <w:t xml:space="preserve">© 2026 SeaVuria and ARES. Aligned with KICD objectives. Developed by SeaVuria; technical implementation by ARES (with AI assistance from Claude). Licensed under </w:t>
       </w:r>
-      <w:hyperlink w:history="1" r:id="rIdiosicxbwcmrs3ifirbas7">
+      <w:hyperlink w:history="1" r:id="rIdzkltetc6gis-tnay_idgb">
         <w:r>
           <w:rPr>
             <w:rFonts w:ascii="Arial" w:cs="Arial" w:eastAsia="Arial" w:hAnsi="Arial"/>
@@ -8257,7 +8257,7 @@
         </w:rPr>
         <w:t xml:space="preserve"> (</w:t>
       </w:r>
-      <w:hyperlink w:history="1" r:id="rIdmudwovqir98hwvggrk3ta">
+      <w:hyperlink w:history="1" r:id="rIdnlh3xcq_fhguc-kzyanve">
         <w:r>
           <w:rPr>
             <w:rFonts w:ascii="Arial" w:cs="Arial" w:eastAsia="Arial" w:hAnsi="Arial"/>
@@ -9270,7 +9270,7 @@
             <w:pPr>
               <w:spacing w:after="20" w:before="0"/>
             </w:pPr>
-            <w:hyperlink w:history="1" r:id="rIdwwvgkza7tymg29_eer2cn">
+            <w:hyperlink w:history="1" r:id="rIdffmqllffhxud-ssz4uvav">
               <w:r>
                 <w:rPr>
                   <w:rFonts w:ascii="Arial" w:cs="Arial" w:eastAsia="Arial" w:hAnsi="Arial"/>
@@ -9303,7 +9303,7 @@
               <w:spacing w:after="10" w:before="0"/>
               <w:ind w:left="120"/>
             </w:pPr>
-            <w:hyperlink w:history="1" r:id="rIds1iuliw8cmyw1kyqpwicj">
+            <w:hyperlink w:history="1" r:id="rIdky9pzdqjvycbfvoftgcye">
               <w:r>
                 <w:rPr>
                   <w:rFonts w:ascii="Arial" w:cs="Arial" w:eastAsia="Arial" w:hAnsi="Arial"/>
@@ -9348,7 +9348,7 @@
             <w:pPr>
               <w:spacing w:after="20" w:before="0"/>
             </w:pPr>
-            <w:hyperlink w:history="1" r:id="rIdpvmtrmhz7kwzx2nta47_w">
+            <w:hyperlink w:history="1" r:id="rIdvcwlfrtkfvmnljsgqonxw">
               <w:r>
                 <w:rPr>
                   <w:rFonts w:ascii="Arial" w:cs="Arial" w:eastAsia="Arial" w:hAnsi="Arial"/>
@@ -9381,7 +9381,7 @@
               <w:spacing w:after="10" w:before="0"/>
               <w:ind w:left="120"/>
             </w:pPr>
-            <w:hyperlink w:history="1" r:id="rIdz34wakw4abjb7lid-nuzh">
+            <w:hyperlink w:history="1" r:id="rIdap1g6p_yg0zm609ckwit5">
               <w:r>
                 <w:rPr>
                   <w:rFonts w:ascii="Arial" w:cs="Arial" w:eastAsia="Arial" w:hAnsi="Arial"/>
@@ -9576,7 +9576,7 @@
             <w:pPr>
               <w:spacing w:after="20" w:before="0"/>
             </w:pPr>
-            <w:hyperlink w:history="1" r:id="rIdh1gmtn0bybgqzzv08lkkd">
+            <w:hyperlink w:history="1" r:id="rIdhsjcqlay2pp7fjcldtk6g">
               <w:r>
                 <w:rPr>
                   <w:rFonts w:ascii="Arial" w:cs="Arial" w:eastAsia="Arial" w:hAnsi="Arial"/>
@@ -9609,7 +9609,7 @@
               <w:spacing w:after="10" w:before="0"/>
               <w:ind w:left="120"/>
             </w:pPr>
-            <w:hyperlink w:history="1" r:id="rId2kzw7n6rgj9ltolr1hluq">
+            <w:hyperlink w:history="1" r:id="rIdy1exvkc8sabngusw-play">
               <w:r>
                 <w:rPr>
                   <w:rFonts w:ascii="Arial" w:cs="Arial" w:eastAsia="Arial" w:hAnsi="Arial"/>
@@ -9654,7 +9654,7 @@
             <w:pPr>
               <w:spacing w:after="20" w:before="0"/>
             </w:pPr>
-            <w:hyperlink w:history="1" r:id="rIdnj_td8zluv4wmpaixqcdu">
+            <w:hyperlink w:history="1" r:id="rIdhomwdmp0gw6qxo_w183pk">
               <w:r>
                 <w:rPr>
                   <w:rFonts w:ascii="Arial" w:cs="Arial" w:eastAsia="Arial" w:hAnsi="Arial"/>
@@ -9687,7 +9687,7 @@
               <w:spacing w:after="10" w:before="0"/>
               <w:ind w:left="120"/>
             </w:pPr>
-            <w:hyperlink w:history="1" r:id="rIdwyu0kqd9skynevin8ph8q">
+            <w:hyperlink w:history="1" r:id="rIdgx7a_ja39pwis6hos45m6">
               <w:r>
                 <w:rPr>
                   <w:rFonts w:ascii="Arial" w:cs="Arial" w:eastAsia="Arial" w:hAnsi="Arial"/>
@@ -9882,7 +9882,7 @@
             <w:pPr>
               <w:spacing w:after="20" w:before="0"/>
             </w:pPr>
-            <w:hyperlink w:history="1" r:id="rIdu0tf2pyix2vjjkxw0oyrx">
+            <w:hyperlink w:history="1" r:id="rIdu_wbfmahqrzgvaw0hv0ht">
               <w:r>
                 <w:rPr>
                   <w:rFonts w:ascii="Arial" w:cs="Arial" w:eastAsia="Arial" w:hAnsi="Arial"/>
@@ -9931,7 +9931,7 @@
               <w:spacing w:after="10" w:before="0"/>
               <w:ind w:left="120"/>
             </w:pPr>
-            <w:hyperlink w:history="1" r:id="rIdji_ksgl__g1l6fjrmqmat">
+            <w:hyperlink w:history="1" r:id="rId9r-4bld3fgxxcpgpibvoj">
               <w:r>
                 <w:rPr>
                   <w:rFonts w:ascii="Arial" w:cs="Arial" w:eastAsia="Arial" w:hAnsi="Arial"/>
@@ -9976,7 +9976,7 @@
             <w:pPr>
               <w:spacing w:after="20" w:before="0"/>
             </w:pPr>
-            <w:hyperlink w:history="1" r:id="rIdxegxc2_dbpt5wqerumntd">
+            <w:hyperlink w:history="1" r:id="rIdvsq3dvhdzsoyudvltotbv">
               <w:r>
                 <w:rPr>
                   <w:rFonts w:ascii="Arial" w:cs="Arial" w:eastAsia="Arial" w:hAnsi="Arial"/>
@@ -10025,7 +10025,7 @@
               <w:spacing w:after="10" w:before="0"/>
               <w:ind w:left="120"/>
             </w:pPr>
-            <w:hyperlink w:history="1" r:id="rIdjjz6nqh-y2ete3-km6nsn">
+            <w:hyperlink w:history="1" r:id="rIdsg82iuh1vbki7_syvsuot">
               <w:r>
                 <w:rPr>
                   <w:rFonts w:ascii="Arial" w:cs="Arial" w:eastAsia="Arial" w:hAnsi="Arial"/>
@@ -10220,7 +10220,7 @@
             <w:pPr>
               <w:spacing w:after="20" w:before="0"/>
             </w:pPr>
-            <w:hyperlink w:history="1" r:id="rId1lhge05xl5lum7ziuvvdw">
+            <w:hyperlink w:history="1" r:id="rIdgj9v5lleqf-79ckznqulw">
               <w:r>
                 <w:rPr>
                   <w:rFonts w:ascii="Arial" w:cs="Arial" w:eastAsia="Arial" w:hAnsi="Arial"/>
@@ -10269,7 +10269,7 @@
               <w:spacing w:after="10" w:before="0"/>
               <w:ind w:left="120"/>
             </w:pPr>
-            <w:hyperlink w:history="1" r:id="rIddfosgdx5d4unsxf0wxley">
+            <w:hyperlink w:history="1" r:id="rIdszshybn2xhuauxk-zgwnr">
               <w:r>
                 <w:rPr>
                   <w:rFonts w:ascii="Arial" w:cs="Arial" w:eastAsia="Arial" w:hAnsi="Arial"/>
@@ -10314,7 +10314,7 @@
             <w:pPr>
               <w:spacing w:after="20" w:before="0"/>
             </w:pPr>
-            <w:hyperlink w:history="1" r:id="rIdi9-mq_o9lz8hji7rwcx93">
+            <w:hyperlink w:history="1" r:id="rIdzr1b6c6dhjyxshil0lvd4">
               <w:r>
                 <w:rPr>
                   <w:rFonts w:ascii="Arial" w:cs="Arial" w:eastAsia="Arial" w:hAnsi="Arial"/>
@@ -10363,7 +10363,7 @@
               <w:spacing w:after="10" w:before="0"/>
               <w:ind w:left="120"/>
             </w:pPr>
-            <w:hyperlink w:history="1" r:id="rIdcnhjlutbmwd7jwklzlwbe">
+            <w:hyperlink w:history="1" r:id="rIdri_gtjkbcd1tsfs2kpxdb">
               <w:r>
                 <w:rPr>
                   <w:rFonts w:ascii="Arial" w:cs="Arial" w:eastAsia="Arial" w:hAnsi="Arial"/>
@@ -10558,7 +10558,7 @@
             <w:pPr>
               <w:spacing w:after="20" w:before="0"/>
             </w:pPr>
-            <w:hyperlink w:history="1" r:id="rId6t7p--t0pox8ptdxyc12s">
+            <w:hyperlink w:history="1" r:id="rIdrzrqobbrkumyrivdrplt3">
               <w:r>
                 <w:rPr>
                   <w:rFonts w:ascii="Arial" w:cs="Arial" w:eastAsia="Arial" w:hAnsi="Arial"/>
@@ -10607,7 +10607,7 @@
               <w:spacing w:after="10" w:before="0"/>
               <w:ind w:left="120"/>
             </w:pPr>
-            <w:hyperlink w:history="1" r:id="rIdfn8q9l2mnywbnupdmrwry">
+            <w:hyperlink w:history="1" r:id="rIdvep7ulkv41m3bty5ie5fn">
               <w:r>
                 <w:rPr>
                   <w:rFonts w:ascii="Arial" w:cs="Arial" w:eastAsia="Arial" w:hAnsi="Arial"/>
@@ -10652,7 +10652,7 @@
             <w:pPr>
               <w:spacing w:after="20" w:before="0"/>
             </w:pPr>
-            <w:hyperlink w:history="1" r:id="rIdtsq3hudaguq56dukyxtjn">
+            <w:hyperlink w:history="1" r:id="rId5tnto8rehdyyxc0higmji">
               <w:r>
                 <w:rPr>
                   <w:rFonts w:ascii="Arial" w:cs="Arial" w:eastAsia="Arial" w:hAnsi="Arial"/>
@@ -10701,7 +10701,7 @@
               <w:spacing w:after="10" w:before="0"/>
               <w:ind w:left="120"/>
             </w:pPr>
-            <w:hyperlink w:history="1" r:id="rIdkqpeyfisv2gri_k_c3mhm">
+            <w:hyperlink w:history="1" r:id="rIddrjqmqchuv2qzaml9k_il">
               <w:r>
                 <w:rPr>
                   <w:rFonts w:ascii="Arial" w:cs="Arial" w:eastAsia="Arial" w:hAnsi="Arial"/>
@@ -11213,7 +11213,7 @@
         </w:rPr>
         <w:t xml:space="preserve">© 2026 SeaVuria and ARES. Aligned with KICD objectives. Developed by SeaVuria; technical implementation by ARES (with AI assistance from Claude). Licensed under </w:t>
       </w:r>
-      <w:hyperlink w:history="1" r:id="rIdkcgeir_mgobrglvnwh2ha">
+      <w:hyperlink w:history="1" r:id="rIdq-ipiqlv-dcofbfcllbu6">
         <w:r>
           <w:rPr>
             <w:rFonts w:ascii="Arial" w:cs="Arial" w:eastAsia="Arial" w:hAnsi="Arial"/>
@@ -11234,7 +11234,7 @@
         </w:rPr>
         <w:t xml:space="preserve"> (</w:t>
       </w:r>
-      <w:hyperlink w:history="1" r:id="rIdqtgyeybvoefu8qrm8hq9o">
+      <w:hyperlink w:history="1" r:id="rIdobo6uxxqw5cpwuuhfh7mq">
         <w:r>
           <w:rPr>
             <w:rFonts w:ascii="Arial" w:cs="Arial" w:eastAsia="Arial" w:hAnsi="Arial"/>
@@ -12247,7 +12247,7 @@
             <w:pPr>
               <w:spacing w:after="20" w:before="0"/>
             </w:pPr>
-            <w:hyperlink w:history="1" r:id="rIdi9fffk59n618huzjiqtx1">
+            <w:hyperlink w:history="1" r:id="rIdtsz4s3cwem9eoblfydyxn">
               <w:r>
                 <w:rPr>
                   <w:rFonts w:ascii="Arial" w:cs="Arial" w:eastAsia="Arial" w:hAnsi="Arial"/>
@@ -12280,7 +12280,7 @@
               <w:spacing w:after="10" w:before="0"/>
               <w:ind w:left="120"/>
             </w:pPr>
-            <w:hyperlink w:history="1" r:id="rId7w02lwil_3p_n4unwitux">
+            <w:hyperlink w:history="1" r:id="rId5yclojjtzeioczav2tqe-">
               <w:r>
                 <w:rPr>
                   <w:rFonts w:ascii="Arial" w:cs="Arial" w:eastAsia="Arial" w:hAnsi="Arial"/>
@@ -12325,7 +12325,7 @@
             <w:pPr>
               <w:spacing w:after="20" w:before="0"/>
             </w:pPr>
-            <w:hyperlink w:history="1" r:id="rId4ywh8zpozszcwn85nc2yq">
+            <w:hyperlink w:history="1" r:id="rIdy4c0e9gf6dvspf-yogz7g">
               <w:r>
                 <w:rPr>
                   <w:rFonts w:ascii="Arial" w:cs="Arial" w:eastAsia="Arial" w:hAnsi="Arial"/>
@@ -12358,7 +12358,7 @@
               <w:spacing w:after="10" w:before="0"/>
               <w:ind w:left="120"/>
             </w:pPr>
-            <w:hyperlink w:history="1" r:id="rIdaoty0inyqa18r3kl5smia">
+            <w:hyperlink w:history="1" r:id="rIdn0rvbjjkcper08y9mypes">
               <w:r>
                 <w:rPr>
                   <w:rFonts w:ascii="Arial" w:cs="Arial" w:eastAsia="Arial" w:hAnsi="Arial"/>
@@ -12553,7 +12553,7 @@
             <w:pPr>
               <w:spacing w:after="20" w:before="0"/>
             </w:pPr>
-            <w:hyperlink w:history="1" r:id="rIdyksdxk9qdclgmwvjgmwwa">
+            <w:hyperlink w:history="1" r:id="rId1fuz2eqolcxqtynmnzfww">
               <w:r>
                 <w:rPr>
                   <w:rFonts w:ascii="Arial" w:cs="Arial" w:eastAsia="Arial" w:hAnsi="Arial"/>
@@ -12586,7 +12586,7 @@
               <w:spacing w:after="10" w:before="0"/>
               <w:ind w:left="120"/>
             </w:pPr>
-            <w:hyperlink w:history="1" r:id="rId7bgnjmj108fgg9e5-9sdh">
+            <w:hyperlink w:history="1" r:id="rIdxneqbym1bvvtqt9mfwawg">
               <w:r>
                 <w:rPr>
                   <w:rFonts w:ascii="Arial" w:cs="Arial" w:eastAsia="Arial" w:hAnsi="Arial"/>
@@ -12631,7 +12631,7 @@
             <w:pPr>
               <w:spacing w:after="20" w:before="0"/>
             </w:pPr>
-            <w:hyperlink w:history="1" r:id="rIdwlj0rejqwf87mdfrmdlzz">
+            <w:hyperlink w:history="1" r:id="rIdwguqbqhmnpvud8ohxhro0">
               <w:r>
                 <w:rPr>
                   <w:rFonts w:ascii="Arial" w:cs="Arial" w:eastAsia="Arial" w:hAnsi="Arial"/>
@@ -12664,7 +12664,7 @@
               <w:spacing w:after="10" w:before="0"/>
               <w:ind w:left="120"/>
             </w:pPr>
-            <w:hyperlink w:history="1" r:id="rIdhtm4bbhkdnrvmc4rxu4wv">
+            <w:hyperlink w:history="1" r:id="rIdhtworhtklcwbzaoy-h_i-">
               <w:r>
                 <w:rPr>
                   <w:rFonts w:ascii="Arial" w:cs="Arial" w:eastAsia="Arial" w:hAnsi="Arial"/>
@@ -12859,7 +12859,7 @@
             <w:pPr>
               <w:spacing w:after="20" w:before="0"/>
             </w:pPr>
-            <w:hyperlink w:history="1" r:id="rIdx8pm0fpzcsaj-jdpors_c">
+            <w:hyperlink w:history="1" r:id="rIdwjg_r9hubvjihmk5upvcw">
               <w:r>
                 <w:rPr>
                   <w:rFonts w:ascii="Arial" w:cs="Arial" w:eastAsia="Arial" w:hAnsi="Arial"/>
@@ -12908,7 +12908,7 @@
               <w:spacing w:after="10" w:before="0"/>
               <w:ind w:left="120"/>
             </w:pPr>
-            <w:hyperlink w:history="1" r:id="rId2ywv9mf2uo1l2ykrwgzqm">
+            <w:hyperlink w:history="1" r:id="rIdp-dqwi474bmxarmyl0huv">
               <w:r>
                 <w:rPr>
                   <w:rFonts w:ascii="Arial" w:cs="Arial" w:eastAsia="Arial" w:hAnsi="Arial"/>
@@ -12953,7 +12953,7 @@
             <w:pPr>
               <w:spacing w:after="20" w:before="0"/>
             </w:pPr>
-            <w:hyperlink w:history="1" r:id="rId7xebfrvtodsd-cama9pv9">
+            <w:hyperlink w:history="1" r:id="rIdm4bmmkfjfxzc9u8c05reo">
               <w:r>
                 <w:rPr>
                   <w:rFonts w:ascii="Arial" w:cs="Arial" w:eastAsia="Arial" w:hAnsi="Arial"/>
@@ -13002,7 +13002,7 @@
               <w:spacing w:after="10" w:before="0"/>
               <w:ind w:left="120"/>
             </w:pPr>
-            <w:hyperlink w:history="1" r:id="rIdqu_3xlltqrlzv7uu5ga5l">
+            <w:hyperlink w:history="1" r:id="rIdve94jj9rxwp7wjpc-vrvq">
               <w:r>
                 <w:rPr>
                   <w:rFonts w:ascii="Arial" w:cs="Arial" w:eastAsia="Arial" w:hAnsi="Arial"/>
@@ -13197,7 +13197,7 @@
             <w:pPr>
               <w:spacing w:after="20" w:before="0"/>
             </w:pPr>
-            <w:hyperlink w:history="1" r:id="rId-eypsebkghv7ds6waim4c">
+            <w:hyperlink w:history="1" r:id="rIdityev8jdopidwlqnzcayn">
               <w:r>
                 <w:rPr>
                   <w:rFonts w:ascii="Arial" w:cs="Arial" w:eastAsia="Arial" w:hAnsi="Arial"/>
@@ -13246,7 +13246,7 @@
               <w:spacing w:after="10" w:before="0"/>
               <w:ind w:left="120"/>
             </w:pPr>
-            <w:hyperlink w:history="1" r:id="rIdwnybsd4i2l4d4ysuyg4rg">
+            <w:hyperlink w:history="1" r:id="rIdvufsqd0hvjh4bqtp-fkjw">
               <w:r>
                 <w:rPr>
                   <w:rFonts w:ascii="Arial" w:cs="Arial" w:eastAsia="Arial" w:hAnsi="Arial"/>
@@ -13291,7 +13291,7 @@
             <w:pPr>
               <w:spacing w:after="20" w:before="0"/>
             </w:pPr>
-            <w:hyperlink w:history="1" r:id="rIdhagoaayy7qiitey78rugc">
+            <w:hyperlink w:history="1" r:id="rIdwwverldv0uzysmsoet4yf">
               <w:r>
                 <w:rPr>
                   <w:rFonts w:ascii="Arial" w:cs="Arial" w:eastAsia="Arial" w:hAnsi="Arial"/>
@@ -13340,7 +13340,7 @@
               <w:spacing w:after="10" w:before="0"/>
               <w:ind w:left="120"/>
             </w:pPr>
-            <w:hyperlink w:history="1" r:id="rIdrwwj6e1a4gyh2m8izui3r">
+            <w:hyperlink w:history="1" r:id="rIddcqwquoih2ls1a5bp9fs8">
               <w:r>
                 <w:rPr>
                   <w:rFonts w:ascii="Arial" w:cs="Arial" w:eastAsia="Arial" w:hAnsi="Arial"/>
@@ -13535,7 +13535,7 @@
             <w:pPr>
               <w:spacing w:after="20" w:before="0"/>
             </w:pPr>
-            <w:hyperlink w:history="1" r:id="rIdyiixcorp3nrnibvq1wsrx">
+            <w:hyperlink w:history="1" r:id="rIdhpj4wv_d1sqlk67hxu8zu">
               <w:r>
                 <w:rPr>
                   <w:rFonts w:ascii="Arial" w:cs="Arial" w:eastAsia="Arial" w:hAnsi="Arial"/>
@@ -13584,7 +13584,7 @@
               <w:spacing w:after="10" w:before="0"/>
               <w:ind w:left="120"/>
             </w:pPr>
-            <w:hyperlink w:history="1" r:id="rIdeeym5xklb6aljlqg9hxsm">
+            <w:hyperlink w:history="1" r:id="rIdpne5ndqrdwfgqkckyp0ci">
               <w:r>
                 <w:rPr>
                   <w:rFonts w:ascii="Arial" w:cs="Arial" w:eastAsia="Arial" w:hAnsi="Arial"/>
@@ -13629,7 +13629,7 @@
             <w:pPr>
               <w:spacing w:after="20" w:before="0"/>
             </w:pPr>
-            <w:hyperlink w:history="1" r:id="rIdzvib0xtox7b_xpp6fde32">
+            <w:hyperlink w:history="1" r:id="rIdobi1xwayod-yg6koh-iah">
               <w:r>
                 <w:rPr>
                   <w:rFonts w:ascii="Arial" w:cs="Arial" w:eastAsia="Arial" w:hAnsi="Arial"/>
@@ -13678,7 +13678,7 @@
               <w:spacing w:after="10" w:before="0"/>
               <w:ind w:left="120"/>
             </w:pPr>
-            <w:hyperlink w:history="1" r:id="rIduucammoyssqk4llcuuwhc">
+            <w:hyperlink w:history="1" r:id="rIdqazm8cgezom_te8lxd0cv">
               <w:r>
                 <w:rPr>
                   <w:rFonts w:ascii="Arial" w:cs="Arial" w:eastAsia="Arial" w:hAnsi="Arial"/>
@@ -14285,7 +14285,7 @@
         </w:rPr>
         <w:t xml:space="preserve">© 2026 SeaVuria and ARES. Aligned with KICD objectives. Developed by SeaVuria; technical implementation by ARES (with AI assistance from Claude). Licensed under </w:t>
       </w:r>
-      <w:hyperlink w:history="1" r:id="rId2pozlsuvhz89dohbmrirx">
+      <w:hyperlink w:history="1" r:id="rIdhhvue3b25aaupmbsfcm5t">
         <w:r>
           <w:rPr>
             <w:rFonts w:ascii="Arial" w:cs="Arial" w:eastAsia="Arial" w:hAnsi="Arial"/>
@@ -14306,7 +14306,7 @@
         </w:rPr>
         <w:t xml:space="preserve"> (</w:t>
       </w:r>
-      <w:hyperlink w:history="1" r:id="rIdnhos8jdb1qst0kq9gimwn">
+      <w:hyperlink w:history="1" r:id="rIdwekq5p2ckbxjzqqsuyu9p">
         <w:r>
           <w:rPr>
             <w:rFonts w:ascii="Arial" w:cs="Arial" w:eastAsia="Arial" w:hAnsi="Arial"/>
@@ -15319,7 +15319,7 @@
             <w:pPr>
               <w:spacing w:after="20" w:before="0"/>
             </w:pPr>
-            <w:hyperlink w:history="1" r:id="rIdpa2leew3xy8lbx7alnijz">
+            <w:hyperlink w:history="1" r:id="rId5mochjxhba7hawolf99lh">
               <w:r>
                 <w:rPr>
                   <w:rFonts w:ascii="Arial" w:cs="Arial" w:eastAsia="Arial" w:hAnsi="Arial"/>
@@ -15368,7 +15368,7 @@
               <w:spacing w:after="10" w:before="0"/>
               <w:ind w:left="120"/>
             </w:pPr>
-            <w:hyperlink w:history="1" r:id="rIdasgzbs3g7-cl9h-t8gzpj">
+            <w:hyperlink w:history="1" r:id="rIdykr0s1-whoms842yrnrxv">
               <w:r>
                 <w:rPr>
                   <w:rFonts w:ascii="Arial" w:cs="Arial" w:eastAsia="Arial" w:hAnsi="Arial"/>
@@ -15413,7 +15413,7 @@
             <w:pPr>
               <w:spacing w:after="20" w:before="0"/>
             </w:pPr>
-            <w:hyperlink w:history="1" r:id="rId-wvyy6nk-js6i8vdyn_42">
+            <w:hyperlink w:history="1" r:id="rId3oorta7nqgjvqu8kdzfuz">
               <w:r>
                 <w:rPr>
                   <w:rFonts w:ascii="Arial" w:cs="Arial" w:eastAsia="Arial" w:hAnsi="Arial"/>
@@ -15462,7 +15462,7 @@
               <w:spacing w:after="10" w:before="0"/>
               <w:ind w:left="120"/>
             </w:pPr>
-            <w:hyperlink w:history="1" r:id="rIdy8dbk9jgrd1zdrjjfstq6">
+            <w:hyperlink w:history="1" r:id="rIdo3o-lds2ows9fsyysi1hs">
               <w:r>
                 <w:rPr>
                   <w:rFonts w:ascii="Arial" w:cs="Arial" w:eastAsia="Arial" w:hAnsi="Arial"/>
@@ -15657,7 +15657,7 @@
             <w:pPr>
               <w:spacing w:after="20" w:before="0"/>
             </w:pPr>
-            <w:hyperlink w:history="1" r:id="rIdrutzpymjhxy5gdgsajuil">
+            <w:hyperlink w:history="1" r:id="rIdyv5inqc5lr5bi-vgo80y9">
               <w:r>
                 <w:rPr>
                   <w:rFonts w:ascii="Arial" w:cs="Arial" w:eastAsia="Arial" w:hAnsi="Arial"/>
@@ -15706,7 +15706,7 @@
               <w:spacing w:after="10" w:before="0"/>
               <w:ind w:left="120"/>
             </w:pPr>
-            <w:hyperlink w:history="1" r:id="rIdhnkaj1so8tgkonsyq2-tz">
+            <w:hyperlink w:history="1" r:id="rId91znt5gvdz7me05fk01gl">
               <w:r>
                 <w:rPr>
                   <w:rFonts w:ascii="Arial" w:cs="Arial" w:eastAsia="Arial" w:hAnsi="Arial"/>
@@ -15751,7 +15751,7 @@
             <w:pPr>
               <w:spacing w:after="20" w:before="0"/>
             </w:pPr>
-            <w:hyperlink w:history="1" r:id="rIdyhey5yuphvry35yg4uenm">
+            <w:hyperlink w:history="1" r:id="rIdjnb2eg73phh-hctje3jvj">
               <w:r>
                 <w:rPr>
                   <w:rFonts w:ascii="Arial" w:cs="Arial" w:eastAsia="Arial" w:hAnsi="Arial"/>
@@ -15800,7 +15800,7 @@
               <w:spacing w:after="10" w:before="0"/>
               <w:ind w:left="120"/>
             </w:pPr>
-            <w:hyperlink w:history="1" r:id="rIdbrc1admhi87uyupjnjm8e">
+            <w:hyperlink w:history="1" r:id="rIdzezvw9sdhsudyv5vrew6w">
               <w:r>
                 <w:rPr>
                   <w:rFonts w:ascii="Arial" w:cs="Arial" w:eastAsia="Arial" w:hAnsi="Arial"/>
@@ -15995,7 +15995,7 @@
             <w:pPr>
               <w:spacing w:after="20" w:before="0"/>
             </w:pPr>
-            <w:hyperlink w:history="1" r:id="rId7wqortirfo9mgkpxkxbx2">
+            <w:hyperlink w:history="1" r:id="rId8os9tixx6eijqm7hg6aq5">
               <w:r>
                 <w:rPr>
                   <w:rFonts w:ascii="Arial" w:cs="Arial" w:eastAsia="Arial" w:hAnsi="Arial"/>
@@ -16044,7 +16044,7 @@
               <w:spacing w:after="10" w:before="0"/>
               <w:ind w:left="120"/>
             </w:pPr>
-            <w:hyperlink w:history="1" r:id="rIdhwlhij1tyrxboqsx6z0d9">
+            <w:hyperlink w:history="1" r:id="rIdbws-uup6yfyvvfrzcdtmp">
               <w:r>
                 <w:rPr>
                   <w:rFonts w:ascii="Arial" w:cs="Arial" w:eastAsia="Arial" w:hAnsi="Arial"/>
@@ -16089,7 +16089,7 @@
             <w:pPr>
               <w:spacing w:after="20" w:before="0"/>
             </w:pPr>
-            <w:hyperlink w:history="1" r:id="rIdzzcbc7hjp3wvh7isuxhq2">
+            <w:hyperlink w:history="1" r:id="rId_6x-srq8dy6dlts4z1kim">
               <w:r>
                 <w:rPr>
                   <w:rFonts w:ascii="Arial" w:cs="Arial" w:eastAsia="Arial" w:hAnsi="Arial"/>
@@ -16138,7 +16138,7 @@
               <w:spacing w:after="10" w:before="0"/>
               <w:ind w:left="120"/>
             </w:pPr>
-            <w:hyperlink w:history="1" r:id="rIdhpfpf3zljv0dihiiu9fpl">
+            <w:hyperlink w:history="1" r:id="rId78zbxoju6kfqtkzumkix9">
               <w:r>
                 <w:rPr>
                   <w:rFonts w:ascii="Arial" w:cs="Arial" w:eastAsia="Arial" w:hAnsi="Arial"/>
@@ -16333,7 +16333,7 @@
             <w:pPr>
               <w:spacing w:after="20" w:before="0"/>
             </w:pPr>
-            <w:hyperlink w:history="1" r:id="rIdlj82kuaukacfdce8vs8xc">
+            <w:hyperlink w:history="1" r:id="rIdjlcxhjmafke9tlfrsvmnf">
               <w:r>
                 <w:rPr>
                   <w:rFonts w:ascii="Arial" w:cs="Arial" w:eastAsia="Arial" w:hAnsi="Arial"/>
@@ -16382,7 +16382,7 @@
               <w:spacing w:after="10" w:before="0"/>
               <w:ind w:left="120"/>
             </w:pPr>
-            <w:hyperlink w:history="1" r:id="rId_u-nib_kkdwlfgxhgdqhu">
+            <w:hyperlink w:history="1" r:id="rIdd7uuehfnqpkg6gn-t-iw3">
               <w:r>
                 <w:rPr>
                   <w:rFonts w:ascii="Arial" w:cs="Arial" w:eastAsia="Arial" w:hAnsi="Arial"/>
@@ -16427,7 +16427,7 @@
             <w:pPr>
               <w:spacing w:after="20" w:before="0"/>
             </w:pPr>
-            <w:hyperlink w:history="1" r:id="rIdnb6ddfoitwg4lra_l-7uf">
+            <w:hyperlink w:history="1" r:id="rIdw3fns3hdulde7tvsdvhec">
               <w:r>
                 <w:rPr>
                   <w:rFonts w:ascii="Arial" w:cs="Arial" w:eastAsia="Arial" w:hAnsi="Arial"/>
@@ -16476,7 +16476,7 @@
               <w:spacing w:after="10" w:before="0"/>
               <w:ind w:left="120"/>
             </w:pPr>
-            <w:hyperlink w:history="1" r:id="rIdealop4guib-9widoqaqbv">
+            <w:hyperlink w:history="1" r:id="rIdvsjgw34mbo1daj-yoiyx3">
               <w:r>
                 <w:rPr>
                   <w:rFonts w:ascii="Arial" w:cs="Arial" w:eastAsia="Arial" w:hAnsi="Arial"/>
@@ -16671,7 +16671,7 @@
             <w:pPr>
               <w:spacing w:after="20" w:before="0"/>
             </w:pPr>
-            <w:hyperlink w:history="1" r:id="rIdgghzpttouvawk9eigvgy8">
+            <w:hyperlink w:history="1" r:id="rIdh9c9vehjbwxuww4xq5-us">
               <w:r>
                 <w:rPr>
                   <w:rFonts w:ascii="Arial" w:cs="Arial" w:eastAsia="Arial" w:hAnsi="Arial"/>
@@ -16720,7 +16720,7 @@
               <w:spacing w:after="10" w:before="0"/>
               <w:ind w:left="120"/>
             </w:pPr>
-            <w:hyperlink w:history="1" r:id="rIdb7iz5k7pm-jbz1ok_vnd6">
+            <w:hyperlink w:history="1" r:id="rIdu4bzdjmqnpuqg5om2-txi">
               <w:r>
                 <w:rPr>
                   <w:rFonts w:ascii="Arial" w:cs="Arial" w:eastAsia="Arial" w:hAnsi="Arial"/>
@@ -16765,7 +16765,7 @@
             <w:pPr>
               <w:spacing w:after="20" w:before="0"/>
             </w:pPr>
-            <w:hyperlink w:history="1" r:id="rIdu2kgmsfhuikumovobjhrl">
+            <w:hyperlink w:history="1" r:id="rIdi6lxswyyhtdjsmm0kpx5s">
               <w:r>
                 <w:rPr>
                   <w:rFonts w:ascii="Arial" w:cs="Arial" w:eastAsia="Arial" w:hAnsi="Arial"/>
@@ -16814,7 +16814,7 @@
               <w:spacing w:after="10" w:before="0"/>
               <w:ind w:left="120"/>
             </w:pPr>
-            <w:hyperlink w:history="1" r:id="rIdoawgltem5wyuynx1czluq">
+            <w:hyperlink w:history="1" r:id="rIdhx-whp-cr2e_smdgfllim">
               <w:r>
                 <w:rPr>
                   <w:rFonts w:ascii="Arial" w:cs="Arial" w:eastAsia="Arial" w:hAnsi="Arial"/>
@@ -17326,7 +17326,7 @@
         </w:rPr>
         <w:t xml:space="preserve">© 2026 SeaVuria and ARES. Aligned with KICD objectives. Developed by SeaVuria; technical implementation by ARES (with AI assistance from Claude). Licensed under </w:t>
       </w:r>
-      <w:hyperlink w:history="1" r:id="rId6rnsjzvnpvgfdpocuhfxn">
+      <w:hyperlink w:history="1" r:id="rIdj8drvac4rhvimvidodlq3">
         <w:r>
           <w:rPr>
             <w:rFonts w:ascii="Arial" w:cs="Arial" w:eastAsia="Arial" w:hAnsi="Arial"/>
@@ -17347,7 +17347,7 @@
         </w:rPr>
         <w:t xml:space="preserve"> (</w:t>
       </w:r>
-      <w:hyperlink w:history="1" r:id="rIdbxf0kmtluoxvdpurywxfs">
+      <w:hyperlink w:history="1" r:id="rIdjgfcz0ocjocnwzvirlod2">
         <w:r>
           <w:rPr>
             <w:rFonts w:ascii="Arial" w:cs="Arial" w:eastAsia="Arial" w:hAnsi="Arial"/>
@@ -18360,7 +18360,7 @@
             <w:pPr>
               <w:spacing w:after="20" w:before="0"/>
             </w:pPr>
-            <w:hyperlink w:history="1" r:id="rIdc5cqd5bew029l1c0comyg">
+            <w:hyperlink w:history="1" r:id="rIdkxtj19wsco2wygvlrwlyi">
               <w:r>
                 <w:rPr>
                   <w:rFonts w:ascii="Arial" w:cs="Arial" w:eastAsia="Arial" w:hAnsi="Arial"/>
@@ -18393,7 +18393,7 @@
               <w:spacing w:after="10" w:before="0"/>
               <w:ind w:left="120"/>
             </w:pPr>
-            <w:hyperlink w:history="1" r:id="rIdywxbkwjgr6eifk_mdo7gr">
+            <w:hyperlink w:history="1" r:id="rIdwsvnnrqahcwur9vrixywg">
               <w:r>
                 <w:rPr>
                   <w:rFonts w:ascii="Arial" w:cs="Arial" w:eastAsia="Arial" w:hAnsi="Arial"/>
@@ -18438,7 +18438,7 @@
             <w:pPr>
               <w:spacing w:after="20" w:before="0"/>
             </w:pPr>
-            <w:hyperlink w:history="1" r:id="rIdqzhphzld9b9pxqkboejsh">
+            <w:hyperlink w:history="1" r:id="rIdwvkynz3ei0pjtlkrwt_hx">
               <w:r>
                 <w:rPr>
                   <w:rFonts w:ascii="Arial" w:cs="Arial" w:eastAsia="Arial" w:hAnsi="Arial"/>
@@ -18471,7 +18471,7 @@
               <w:spacing w:after="10" w:before="0"/>
               <w:ind w:left="120"/>
             </w:pPr>
-            <w:hyperlink w:history="1" r:id="rIdfgkzazmca5l2kwjdpoguo">
+            <w:hyperlink w:history="1" r:id="rIdxhnhfvjpruoy7kbuqupjg">
               <w:r>
                 <w:rPr>
                   <w:rFonts w:ascii="Arial" w:cs="Arial" w:eastAsia="Arial" w:hAnsi="Arial"/>
@@ -18666,7 +18666,7 @@
             <w:pPr>
               <w:spacing w:after="20" w:before="0"/>
             </w:pPr>
-            <w:hyperlink w:history="1" r:id="rIdqklsojuaoupw6vyh0o6bw">
+            <w:hyperlink w:history="1" r:id="rIdvapijeuyyeflbuueqhqky">
               <w:r>
                 <w:rPr>
                   <w:rFonts w:ascii="Arial" w:cs="Arial" w:eastAsia="Arial" w:hAnsi="Arial"/>
@@ -18699,7 +18699,7 @@
               <w:spacing w:after="10" w:before="0"/>
               <w:ind w:left="120"/>
             </w:pPr>
-            <w:hyperlink w:history="1" r:id="rIdvtfavtxrigshai0au4szb">
+            <w:hyperlink w:history="1" r:id="rId5q0q6wak5eelhcu5o14jw">
               <w:r>
                 <w:rPr>
                   <w:rFonts w:ascii="Arial" w:cs="Arial" w:eastAsia="Arial" w:hAnsi="Arial"/>
@@ -18744,7 +18744,7 @@
             <w:pPr>
               <w:spacing w:after="20" w:before="0"/>
             </w:pPr>
-            <w:hyperlink w:history="1" r:id="rId4ukewieejiztvhsqkhws1">
+            <w:hyperlink w:history="1" r:id="rIdudiectn9eng5fntmsvwcb">
               <w:r>
                 <w:rPr>
                   <w:rFonts w:ascii="Arial" w:cs="Arial" w:eastAsia="Arial" w:hAnsi="Arial"/>
@@ -18777,7 +18777,7 @@
               <w:spacing w:after="10" w:before="0"/>
               <w:ind w:left="120"/>
             </w:pPr>
-            <w:hyperlink w:history="1" r:id="rIdzusr5_73lawdtcdjtqxx-">
+            <w:hyperlink w:history="1" r:id="rIde63b7z4mmlhqt9zr188me">
               <w:r>
                 <w:rPr>
                   <w:rFonts w:ascii="Arial" w:cs="Arial" w:eastAsia="Arial" w:hAnsi="Arial"/>
@@ -18972,7 +18972,7 @@
             <w:pPr>
               <w:spacing w:after="20" w:before="0"/>
             </w:pPr>
-            <w:hyperlink w:history="1" r:id="rIdwxozdxqlgvrp6acnyevwl">
+            <w:hyperlink w:history="1" r:id="rId1k1mya94gtiopu4mkgoeu">
               <w:r>
                 <w:rPr>
                   <w:rFonts w:ascii="Arial" w:cs="Arial" w:eastAsia="Arial" w:hAnsi="Arial"/>
@@ -19021,7 +19021,7 @@
               <w:spacing w:after="10" w:before="0"/>
               <w:ind w:left="120"/>
             </w:pPr>
-            <w:hyperlink w:history="1" r:id="rId1q0mk8acjgo0vtoe6pwm0">
+            <w:hyperlink w:history="1" r:id="rIdmjxalpwmllgpn15mvafal">
               <w:r>
                 <w:rPr>
                   <w:rFonts w:ascii="Arial" w:cs="Arial" w:eastAsia="Arial" w:hAnsi="Arial"/>
@@ -19066,7 +19066,7 @@
             <w:pPr>
               <w:spacing w:after="20" w:before="0"/>
             </w:pPr>
-            <w:hyperlink w:history="1" r:id="rIdo3khswmojxv754em-p_qc">
+            <w:hyperlink w:history="1" r:id="rId7aerhjgsequkehkkkjxji">
               <w:r>
                 <w:rPr>
                   <w:rFonts w:ascii="Arial" w:cs="Arial" w:eastAsia="Arial" w:hAnsi="Arial"/>
@@ -19115,7 +19115,7 @@
               <w:spacing w:after="10" w:before="0"/>
               <w:ind w:left="120"/>
             </w:pPr>
-            <w:hyperlink w:history="1" r:id="rIdvatztgpwx5kc3hvlxofwf">
+            <w:hyperlink w:history="1" r:id="rIdzmdeus5nb1nn9q7q_zjw5">
               <w:r>
                 <w:rPr>
                   <w:rFonts w:ascii="Arial" w:cs="Arial" w:eastAsia="Arial" w:hAnsi="Arial"/>
@@ -19310,7 +19310,7 @@
             <w:pPr>
               <w:spacing w:after="20" w:before="0"/>
             </w:pPr>
-            <w:hyperlink w:history="1" r:id="rIdwbd42xrjldg7bg1--imxq">
+            <w:hyperlink w:history="1" r:id="rId9aoyjjkmw6naajrn5kelv">
               <w:r>
                 <w:rPr>
                   <w:rFonts w:ascii="Arial" w:cs="Arial" w:eastAsia="Arial" w:hAnsi="Arial"/>
@@ -19359,7 +19359,7 @@
               <w:spacing w:after="10" w:before="0"/>
               <w:ind w:left="120"/>
             </w:pPr>
-            <w:hyperlink w:history="1" r:id="rIdtea_qui-ojhizci5r-mw9">
+            <w:hyperlink w:history="1" r:id="rIdqjgkpoigi0judkzsixlj0">
               <w:r>
                 <w:rPr>
                   <w:rFonts w:ascii="Arial" w:cs="Arial" w:eastAsia="Arial" w:hAnsi="Arial"/>
@@ -19404,7 +19404,7 @@
             <w:pPr>
               <w:spacing w:after="20" w:before="0"/>
             </w:pPr>
-            <w:hyperlink w:history="1" r:id="rId9fka54tunogtbxooijsbl">
+            <w:hyperlink w:history="1" r:id="rIdp9fhevk5bvdzu3jdvrcmi">
               <w:r>
                 <w:rPr>
                   <w:rFonts w:ascii="Arial" w:cs="Arial" w:eastAsia="Arial" w:hAnsi="Arial"/>
@@ -19453,7 +19453,7 @@
               <w:spacing w:after="10" w:before="0"/>
               <w:ind w:left="120"/>
             </w:pPr>
-            <w:hyperlink w:history="1" r:id="rIdslx8b7xj2wfgfauhxz_c9">
+            <w:hyperlink w:history="1" r:id="rIdn4ehpgerb-ejnozcv4ps1">
               <w:r>
                 <w:rPr>
                   <w:rFonts w:ascii="Arial" w:cs="Arial" w:eastAsia="Arial" w:hAnsi="Arial"/>
@@ -19648,7 +19648,7 @@
             <w:pPr>
               <w:spacing w:after="20" w:before="0"/>
             </w:pPr>
-            <w:hyperlink w:history="1" r:id="rIdjsdgwxdt9kx74qllqozed">
+            <w:hyperlink w:history="1" r:id="rIdcdabd_g8tufgz13nhmp0f">
               <w:r>
                 <w:rPr>
                   <w:rFonts w:ascii="Arial" w:cs="Arial" w:eastAsia="Arial" w:hAnsi="Arial"/>
@@ -19697,7 +19697,7 @@
               <w:spacing w:after="10" w:before="0"/>
               <w:ind w:left="120"/>
             </w:pPr>
-            <w:hyperlink w:history="1" r:id="rId3wcjcoas6zxuuosbxxyym">
+            <w:hyperlink w:history="1" r:id="rId7ys7re2aoifrks3qhmua9">
               <w:r>
                 <w:rPr>
                   <w:rFonts w:ascii="Arial" w:cs="Arial" w:eastAsia="Arial" w:hAnsi="Arial"/>
@@ -19742,7 +19742,7 @@
             <w:pPr>
               <w:spacing w:after="20" w:before="0"/>
             </w:pPr>
-            <w:hyperlink w:history="1" r:id="rIdi2qfhumbap1kqgrnmwt05">
+            <w:hyperlink w:history="1" r:id="rIde4fdcg2gy0exb458hb-pm">
               <w:r>
                 <w:rPr>
                   <w:rFonts w:ascii="Arial" w:cs="Arial" w:eastAsia="Arial" w:hAnsi="Arial"/>
@@ -19791,7 +19791,7 @@
               <w:spacing w:after="10" w:before="0"/>
               <w:ind w:left="120"/>
             </w:pPr>
-            <w:hyperlink w:history="1" r:id="rIdyuri9nuoitjahsrltez7q">
+            <w:hyperlink w:history="1" r:id="rIdfwsf9qwiijasrcpgr6y7u">
               <w:r>
                 <w:rPr>
                   <w:rFonts w:ascii="Arial" w:cs="Arial" w:eastAsia="Arial" w:hAnsi="Arial"/>
@@ -20303,7 +20303,7 @@
         </w:rPr>
         <w:t xml:space="preserve">© 2026 SeaVuria and ARES. Aligned with KICD objectives. Developed by SeaVuria; technical implementation by ARES (with AI assistance from Claude). Licensed under </w:t>
       </w:r>
-      <w:hyperlink w:history="1" r:id="rIdzjtyguyav74skkhg1wlb9">
+      <w:hyperlink w:history="1" r:id="rIdnz0r_6mhm3x4hjveb1dgv">
         <w:r>
           <w:rPr>
             <w:rFonts w:ascii="Arial" w:cs="Arial" w:eastAsia="Arial" w:hAnsi="Arial"/>
@@ -20324,7 +20324,7 @@
         </w:rPr>
         <w:t xml:space="preserve"> (</w:t>
       </w:r>
-      <w:hyperlink w:history="1" r:id="rIddhspitz9w6ud1tq2eaw-o">
+      <w:hyperlink w:history="1" r:id="rIdew_1lhl_bgtqai-ybvx18">
         <w:r>
           <w:rPr>
             <w:rFonts w:ascii="Arial" w:cs="Arial" w:eastAsia="Arial" w:hAnsi="Arial"/>
@@ -21337,7 +21337,7 @@
             <w:pPr>
               <w:spacing w:after="20" w:before="0"/>
             </w:pPr>
-            <w:hyperlink w:history="1" r:id="rIdozgvvtn63ccqf8swkim4x">
+            <w:hyperlink w:history="1" r:id="rIdkisathbn_h6yrmlk8uijs">
               <w:r>
                 <w:rPr>
                   <w:rFonts w:ascii="Arial" w:cs="Arial" w:eastAsia="Arial" w:hAnsi="Arial"/>
@@ -21370,7 +21370,7 @@
               <w:spacing w:after="10" w:before="0"/>
               <w:ind w:left="120"/>
             </w:pPr>
-            <w:hyperlink w:history="1" r:id="rIddmueqe86p5tijdxxq5g8m">
+            <w:hyperlink w:history="1" r:id="rIdty77cqugrycjls9pzegce">
               <w:r>
                 <w:rPr>
                   <w:rFonts w:ascii="Arial" w:cs="Arial" w:eastAsia="Arial" w:hAnsi="Arial"/>
@@ -21415,7 +21415,7 @@
             <w:pPr>
               <w:spacing w:after="20" w:before="0"/>
             </w:pPr>
-            <w:hyperlink w:history="1" r:id="rId7i-z3rantf29wzykwwiyd">
+            <w:hyperlink w:history="1" r:id="rIdkicach34yna85mkn-mtfs">
               <w:r>
                 <w:rPr>
                   <w:rFonts w:ascii="Arial" w:cs="Arial" w:eastAsia="Arial" w:hAnsi="Arial"/>
@@ -21448,7 +21448,7 @@
               <w:spacing w:after="10" w:before="0"/>
               <w:ind w:left="120"/>
             </w:pPr>
-            <w:hyperlink w:history="1" r:id="rId_qugfpxu2a1qdvsugxvng">
+            <w:hyperlink w:history="1" r:id="rIdq4f5xbdltjhos6gib6uws">
               <w:r>
                 <w:rPr>
                   <w:rFonts w:ascii="Arial" w:cs="Arial" w:eastAsia="Arial" w:hAnsi="Arial"/>
@@ -21643,7 +21643,7 @@
             <w:pPr>
               <w:spacing w:after="20" w:before="0"/>
             </w:pPr>
-            <w:hyperlink w:history="1" r:id="rIdb5rqfyoarclezsdl23gf5">
+            <w:hyperlink w:history="1" r:id="rIdwgkentd_mwaxs1wgjpzyo">
               <w:r>
                 <w:rPr>
                   <w:rFonts w:ascii="Arial" w:cs="Arial" w:eastAsia="Arial" w:hAnsi="Arial"/>
@@ -21676,7 +21676,7 @@
               <w:spacing w:after="10" w:before="0"/>
               <w:ind w:left="120"/>
             </w:pPr>
-            <w:hyperlink w:history="1" r:id="rId8do9a4-jsrulxfkjnjbwz">
+            <w:hyperlink w:history="1" r:id="rIdibqf5uvd1adozf62scfvr">
               <w:r>
                 <w:rPr>
                   <w:rFonts w:ascii="Arial" w:cs="Arial" w:eastAsia="Arial" w:hAnsi="Arial"/>
@@ -21721,7 +21721,7 @@
             <w:pPr>
               <w:spacing w:after="20" w:before="0"/>
             </w:pPr>
-            <w:hyperlink w:history="1" r:id="rIdxcpyohwkw1z-gmzqhxqrx">
+            <w:hyperlink w:history="1" r:id="rIdanpcbtjoxx-srsvhastur">
               <w:r>
                 <w:rPr>
                   <w:rFonts w:ascii="Arial" w:cs="Arial" w:eastAsia="Arial" w:hAnsi="Arial"/>
@@ -21754,7 +21754,7 @@
               <w:spacing w:after="10" w:before="0"/>
               <w:ind w:left="120"/>
             </w:pPr>
-            <w:hyperlink w:history="1" r:id="rIdxqlpp1f3gg_lf-o0eujko">
+            <w:hyperlink w:history="1" r:id="rId7wcklwxd7ag_kbm-hd1kn">
               <w:r>
                 <w:rPr>
                   <w:rFonts w:ascii="Arial" w:cs="Arial" w:eastAsia="Arial" w:hAnsi="Arial"/>
@@ -21949,7 +21949,7 @@
             <w:pPr>
               <w:spacing w:after="20" w:before="0"/>
             </w:pPr>
-            <w:hyperlink w:history="1" r:id="rIdzkwmerbrh7b_bfy6ds73h">
+            <w:hyperlink w:history="1" r:id="rIdbb4youewufzrazads50lt">
               <w:r>
                 <w:rPr>
                   <w:rFonts w:ascii="Arial" w:cs="Arial" w:eastAsia="Arial" w:hAnsi="Arial"/>
@@ -21998,7 +21998,7 @@
               <w:spacing w:after="10" w:before="0"/>
               <w:ind w:left="120"/>
             </w:pPr>
-            <w:hyperlink w:history="1" r:id="rIdfchlplhbhzeityrzooq1d">
+            <w:hyperlink w:history="1" r:id="rIdyqczwgzlrwz1tckmgc81n">
               <w:r>
                 <w:rPr>
                   <w:rFonts w:ascii="Arial" w:cs="Arial" w:eastAsia="Arial" w:hAnsi="Arial"/>
@@ -22043,7 +22043,7 @@
             <w:pPr>
               <w:spacing w:after="20" w:before="0"/>
             </w:pPr>
-            <w:hyperlink w:history="1" r:id="rIdpxgl5spuq4xzsqlk6uobn">
+            <w:hyperlink w:history="1" r:id="rIdyhodzwtg-n9zq47fnof2y">
               <w:r>
                 <w:rPr>
                   <w:rFonts w:ascii="Arial" w:cs="Arial" w:eastAsia="Arial" w:hAnsi="Arial"/>
@@ -22092,7 +22092,7 @@
               <w:spacing w:after="10" w:before="0"/>
               <w:ind w:left="120"/>
             </w:pPr>
-            <w:hyperlink w:history="1" r:id="rIdr2ijj64y3qw9ap2ge_qu1">
+            <w:hyperlink w:history="1" r:id="rId4qtk2o9zscslvn5tfww0h">
               <w:r>
                 <w:rPr>
                   <w:rFonts w:ascii="Arial" w:cs="Arial" w:eastAsia="Arial" w:hAnsi="Arial"/>
@@ -22287,7 +22287,7 @@
             <w:pPr>
               <w:spacing w:after="20" w:before="0"/>
             </w:pPr>
-            <w:hyperlink w:history="1" r:id="rIdkysfi0z02aqlchemfkw_l">
+            <w:hyperlink w:history="1" r:id="rIdm_pzfanqg2r_x0oah4dtc">
               <w:r>
                 <w:rPr>
                   <w:rFonts w:ascii="Arial" w:cs="Arial" w:eastAsia="Arial" w:hAnsi="Arial"/>
@@ -22336,7 +22336,7 @@
               <w:spacing w:after="10" w:before="0"/>
               <w:ind w:left="120"/>
             </w:pPr>
-            <w:hyperlink w:history="1" r:id="rIdlwbihb7xdfazqvdtmpbyt">
+            <w:hyperlink w:history="1" r:id="rIdl8lmxlg8elvgnprncjmrm">
               <w:r>
                 <w:rPr>
                   <w:rFonts w:ascii="Arial" w:cs="Arial" w:eastAsia="Arial" w:hAnsi="Arial"/>
@@ -22381,7 +22381,7 @@
             <w:pPr>
               <w:spacing w:after="20" w:before="0"/>
             </w:pPr>
-            <w:hyperlink w:history="1" r:id="rId2bphwvmyhgp0iq8qilove">
+            <w:hyperlink w:history="1" r:id="rIdhrogiffvarvpse332w71q">
               <w:r>
                 <w:rPr>
                   <w:rFonts w:ascii="Arial" w:cs="Arial" w:eastAsia="Arial" w:hAnsi="Arial"/>
@@ -22430,7 +22430,7 @@
               <w:spacing w:after="10" w:before="0"/>
               <w:ind w:left="120"/>
             </w:pPr>
-            <w:hyperlink w:history="1" r:id="rIdai-4mwm-9o5pd3qttquuu">
+            <w:hyperlink w:history="1" r:id="rIdnhu6ezgsjnrdcn1doenfx">
               <w:r>
                 <w:rPr>
                   <w:rFonts w:ascii="Arial" w:cs="Arial" w:eastAsia="Arial" w:hAnsi="Arial"/>
@@ -22625,7 +22625,7 @@
             <w:pPr>
               <w:spacing w:after="20" w:before="0"/>
             </w:pPr>
-            <w:hyperlink w:history="1" r:id="rIddm32ddmgsmhhmgyuylazr">
+            <w:hyperlink w:history="1" r:id="rIdtfvi1hs5enpncl0hwtqdp">
               <w:r>
                 <w:rPr>
                   <w:rFonts w:ascii="Arial" w:cs="Arial" w:eastAsia="Arial" w:hAnsi="Arial"/>
@@ -22674,7 +22674,7 @@
               <w:spacing w:after="10" w:before="0"/>
               <w:ind w:left="120"/>
             </w:pPr>
-            <w:hyperlink w:history="1" r:id="rIdmmxe0nfpzx5pw-ngimecl">
+            <w:hyperlink w:history="1" r:id="rIddt0jyc0akpuw9qzd7bnz6">
               <w:r>
                 <w:rPr>
                   <w:rFonts w:ascii="Arial" w:cs="Arial" w:eastAsia="Arial" w:hAnsi="Arial"/>
@@ -22719,7 +22719,7 @@
             <w:pPr>
               <w:spacing w:after="20" w:before="0"/>
             </w:pPr>
-            <w:hyperlink w:history="1" r:id="rId0h3g_hx1rtmbe1dhg6kq-">
+            <w:hyperlink w:history="1" r:id="rIdmlbfc_ueorglf-r8w1oyi">
               <w:r>
                 <w:rPr>
                   <w:rFonts w:ascii="Arial" w:cs="Arial" w:eastAsia="Arial" w:hAnsi="Arial"/>
@@ -22768,7 +22768,7 @@
               <w:spacing w:after="10" w:before="0"/>
               <w:ind w:left="120"/>
             </w:pPr>
-            <w:hyperlink w:history="1" r:id="rIdtxkmaiaa9jclvvsqkfkuj">
+            <w:hyperlink w:history="1" r:id="rIdbaa6zjkjxcw0_t4gcz0hr">
               <w:r>
                 <w:rPr>
                   <w:rFonts w:ascii="Arial" w:cs="Arial" w:eastAsia="Arial" w:hAnsi="Arial"/>
@@ -23280,7 +23280,7 @@
         </w:rPr>
         <w:t xml:space="preserve">© 2026 SeaVuria and ARES. Aligned with KICD objectives. Developed by SeaVuria; technical implementation by ARES (with AI assistance from Claude). Licensed under </w:t>
       </w:r>
-      <w:hyperlink w:history="1" r:id="rId72fnijycb9lwgjdrab9ea">
+      <w:hyperlink w:history="1" r:id="rIdijriqrzqpaowv9reira-i">
         <w:r>
           <w:rPr>
             <w:rFonts w:ascii="Arial" w:cs="Arial" w:eastAsia="Arial" w:hAnsi="Arial"/>
@@ -23301,7 +23301,7 @@
         </w:rPr>
         <w:t xml:space="preserve"> (</w:t>
       </w:r>
-      <w:hyperlink w:history="1" r:id="rIdph1vbck37tanyimjme2o_">
+      <w:hyperlink w:history="1" r:id="rIdb_wko10-vfgujswwgdq4_">
         <w:r>
           <w:rPr>
             <w:rFonts w:ascii="Arial" w:cs="Arial" w:eastAsia="Arial" w:hAnsi="Arial"/>
@@ -24314,7 +24314,7 @@
             <w:pPr>
               <w:spacing w:after="20" w:before="0"/>
             </w:pPr>
-            <w:hyperlink w:history="1" r:id="rIdrda7tbgt85mi9uz-as-yi">
+            <w:hyperlink w:history="1" r:id="rIdutdjg9re6aymv4zhtkjxh">
               <w:r>
                 <w:rPr>
                   <w:rFonts w:ascii="Arial" w:cs="Arial" w:eastAsia="Arial" w:hAnsi="Arial"/>
@@ -24347,7 +24347,7 @@
               <w:spacing w:after="10" w:before="0"/>
               <w:ind w:left="120"/>
             </w:pPr>
-            <w:hyperlink w:history="1" r:id="rIdsxl5mfq0v3ka1uyyeohzf">
+            <w:hyperlink w:history="1" r:id="rIductvgk_krbvs0vn5xu3f_">
               <w:r>
                 <w:rPr>
                   <w:rFonts w:ascii="Arial" w:cs="Arial" w:eastAsia="Arial" w:hAnsi="Arial"/>
@@ -24392,7 +24392,7 @@
             <w:pPr>
               <w:spacing w:after="20" w:before="0"/>
             </w:pPr>
-            <w:hyperlink w:history="1" r:id="rIdt8ockdmt3vwpcijlpelfv">
+            <w:hyperlink w:history="1" r:id="rIdvmnyf3t2yaibd-uyvnapg">
               <w:r>
                 <w:rPr>
                   <w:rFonts w:ascii="Arial" w:cs="Arial" w:eastAsia="Arial" w:hAnsi="Arial"/>
@@ -24425,7 +24425,7 @@
               <w:spacing w:after="10" w:before="0"/>
               <w:ind w:left="120"/>
             </w:pPr>
-            <w:hyperlink w:history="1" r:id="rIdklabclsligm2l-3phxqn3">
+            <w:hyperlink w:history="1" r:id="rIdcdzuo7uipnuasuoffsg0g">
               <w:r>
                 <w:rPr>
                   <w:rFonts w:ascii="Arial" w:cs="Arial" w:eastAsia="Arial" w:hAnsi="Arial"/>
@@ -24962,7 +24962,7 @@
             <w:pPr>
               <w:spacing w:after="20" w:before="0"/>
             </w:pPr>
-            <w:hyperlink w:history="1" r:id="rIdnypsbapkg2y7m94ymlzir">
+            <w:hyperlink w:history="1" r:id="rIdypgvpk_abi4fcbjzbmppf">
               <w:r>
                 <w:rPr>
                   <w:rFonts w:ascii="Arial" w:cs="Arial" w:eastAsia="Arial" w:hAnsi="Arial"/>
@@ -24995,7 +24995,7 @@
               <w:spacing w:after="10" w:before="0"/>
               <w:ind w:left="120"/>
             </w:pPr>
-            <w:hyperlink w:history="1" r:id="rId-65jgoazncnkywjjj75gh">
+            <w:hyperlink w:history="1" r:id="rId8tptoknag0ri2opzpx3ti">
               <w:r>
                 <w:rPr>
                   <w:rFonts w:ascii="Arial" w:cs="Arial" w:eastAsia="Arial" w:hAnsi="Arial"/>
@@ -25040,7 +25040,7 @@
             <w:pPr>
               <w:spacing w:after="20" w:before="0"/>
             </w:pPr>
-            <w:hyperlink w:history="1" r:id="rIdyvydyay4-nlyneiyirlqs">
+            <w:hyperlink w:history="1" r:id="rIdou3tdajyicpjodivgvzpx">
               <w:r>
                 <w:rPr>
                   <w:rFonts w:ascii="Arial" w:cs="Arial" w:eastAsia="Arial" w:hAnsi="Arial"/>
@@ -25073,7 +25073,7 @@
               <w:spacing w:after="10" w:before="0"/>
               <w:ind w:left="120"/>
             </w:pPr>
-            <w:hyperlink w:history="1" r:id="rIdy8pozfgd97dda4x2kl0n7">
+            <w:hyperlink w:history="1" r:id="rId9ga6aj6yzadjpslgec82u">
               <w:r>
                 <w:rPr>
                   <w:rFonts w:ascii="Arial" w:cs="Arial" w:eastAsia="Arial" w:hAnsi="Arial"/>
@@ -25952,7 +25952,7 @@
             <w:pPr>
               <w:spacing w:after="20" w:before="0"/>
             </w:pPr>
-            <w:hyperlink w:history="1" r:id="rIdiqgmef-npjk_ohjicurwj">
+            <w:hyperlink w:history="1" r:id="rIdn30ptgohllzcn8u5gvfy5">
               <w:r>
                 <w:rPr>
                   <w:rFonts w:ascii="Arial" w:cs="Arial" w:eastAsia="Arial" w:hAnsi="Arial"/>
@@ -25985,7 +25985,7 @@
               <w:spacing w:after="10" w:before="0"/>
               <w:ind w:left="120"/>
             </w:pPr>
-            <w:hyperlink w:history="1" r:id="rIddassjqu_zrke8sfg3o6hp">
+            <w:hyperlink w:history="1" r:id="rIdvksmu0htp0ekj7qzyu9uk">
               <w:r>
                 <w:rPr>
                   <w:rFonts w:ascii="Arial" w:cs="Arial" w:eastAsia="Arial" w:hAnsi="Arial"/>
@@ -26030,7 +26030,7 @@
             <w:pPr>
               <w:spacing w:after="20" w:before="0"/>
             </w:pPr>
-            <w:hyperlink w:history="1" r:id="rIdi25p_9rys2zcfjweugqxi">
+            <w:hyperlink w:history="1" r:id="rIdmokbbqgc0gsjkley8q4kv">
               <w:r>
                 <w:rPr>
                   <w:rFonts w:ascii="Arial" w:cs="Arial" w:eastAsia="Arial" w:hAnsi="Arial"/>
@@ -26079,7 +26079,7 @@
               <w:spacing w:after="10" w:before="0"/>
               <w:ind w:left="120"/>
             </w:pPr>
-            <w:hyperlink w:history="1" r:id="rId1zarvhhfed_r_2ysjxbro">
+            <w:hyperlink w:history="1" r:id="rId8khn-1irs3ejvoy3ied8j">
               <w:r>
                 <w:rPr>
                   <w:rFonts w:ascii="Arial" w:cs="Arial" w:eastAsia="Arial" w:hAnsi="Arial"/>
@@ -26388,7 +26388,7 @@
             <w:pPr>
               <w:spacing w:after="20" w:before="0"/>
             </w:pPr>
-            <w:hyperlink w:history="1" r:id="rIdtl4z8mib7seg7du9t0bk6">
+            <w:hyperlink w:history="1" r:id="rIdzu0uxqppxdj_e6w2s87s4">
               <w:r>
                 <w:rPr>
                   <w:rFonts w:ascii="Arial" w:cs="Arial" w:eastAsia="Arial" w:hAnsi="Arial"/>
@@ -26421,7 +26421,7 @@
               <w:spacing w:after="10" w:before="0"/>
               <w:ind w:left="120"/>
             </w:pPr>
-            <w:hyperlink w:history="1" r:id="rIdqymhzccombgvx6l2ulmlv">
+            <w:hyperlink w:history="1" r:id="rIdop-gzrb3a7pytdjt6d0gq">
               <w:r>
                 <w:rPr>
                   <w:rFonts w:ascii="Arial" w:cs="Arial" w:eastAsia="Arial" w:hAnsi="Arial"/>
@@ -26466,7 +26466,7 @@
             <w:pPr>
               <w:spacing w:after="20" w:before="0"/>
             </w:pPr>
-            <w:hyperlink w:history="1" r:id="rIdyxd4wlklk6jrtae8yalgl">
+            <w:hyperlink w:history="1" r:id="rIdcxk7zwv_de9d3hspo94uq">
               <w:r>
                 <w:rPr>
                   <w:rFonts w:ascii="Arial" w:cs="Arial" w:eastAsia="Arial" w:hAnsi="Arial"/>
@@ -26515,7 +26515,7 @@
               <w:spacing w:after="10" w:before="0"/>
               <w:ind w:left="120"/>
             </w:pPr>
-            <w:hyperlink w:history="1" r:id="rIdqrtqvvscdgksmrohbslwl">
+            <w:hyperlink w:history="1" r:id="rIdix7ekca7bantrzhx8lb5m">
               <w:r>
                 <w:rPr>
                   <w:rFonts w:ascii="Arial" w:cs="Arial" w:eastAsia="Arial" w:hAnsi="Arial"/>
@@ -26824,7 +26824,7 @@
             <w:pPr>
               <w:spacing w:after="20" w:before="0"/>
             </w:pPr>
-            <w:hyperlink w:history="1" r:id="rIdx2jiiie11si0ifmnkvrsz">
+            <w:hyperlink w:history="1" r:id="rIdntvstyvitk2cvhcjxqpf4">
               <w:r>
                 <w:rPr>
                   <w:rFonts w:ascii="Arial" w:cs="Arial" w:eastAsia="Arial" w:hAnsi="Arial"/>
@@ -26857,7 +26857,7 @@
               <w:spacing w:after="10" w:before="0"/>
               <w:ind w:left="120"/>
             </w:pPr>
-            <w:hyperlink w:history="1" r:id="rId0ddgpa5w4ragfjb4gumzi">
+            <w:hyperlink w:history="1" r:id="rId3zbq0lp0-bsuaarugoh2u">
               <w:r>
                 <w:rPr>
                   <w:rFonts w:ascii="Arial" w:cs="Arial" w:eastAsia="Arial" w:hAnsi="Arial"/>
@@ -26902,7 +26902,7 @@
             <w:pPr>
               <w:spacing w:after="20" w:before="0"/>
             </w:pPr>
-            <w:hyperlink w:history="1" r:id="rIdyy5qeufpt-ecil83hnad3">
+            <w:hyperlink w:history="1" r:id="rIdc0-l1nklmpqjz8ywx5sm_">
               <w:r>
                 <w:rPr>
                   <w:rFonts w:ascii="Arial" w:cs="Arial" w:eastAsia="Arial" w:hAnsi="Arial"/>
@@ -26951,7 +26951,7 @@
               <w:spacing w:after="10" w:before="0"/>
               <w:ind w:left="120"/>
             </w:pPr>
-            <w:hyperlink w:history="1" r:id="rIdmdpj8-b4nu0ydc9ajut0e">
+            <w:hyperlink w:history="1" r:id="rIdh-dfeve3by2zl3akxdnko">
               <w:r>
                 <w:rPr>
                   <w:rFonts w:ascii="Arial" w:cs="Arial" w:eastAsia="Arial" w:hAnsi="Arial"/>
@@ -28147,7 +28147,7 @@
         </w:rPr>
         <w:t xml:space="preserve">© 2026 SeaVuria and ARES. Aligned with KICD objectives. Developed by SeaVuria; technical implementation by ARES (with AI assistance from Claude). Licensed under </w:t>
       </w:r>
-      <w:hyperlink w:history="1" r:id="rIdxq9lipyihecaikazdyv4k">
+      <w:hyperlink w:history="1" r:id="rIdnjdxvevhvcyeefcqoqqgf">
         <w:r>
           <w:rPr>
             <w:rFonts w:ascii="Arial" w:cs="Arial" w:eastAsia="Arial" w:hAnsi="Arial"/>
@@ -28168,7 +28168,7 @@
         </w:rPr>
         <w:t xml:space="preserve"> (</w:t>
       </w:r>
-      <w:hyperlink w:history="1" r:id="rIdl-3gza3ddwcbojnnmq1jc">
+      <w:hyperlink w:history="1" r:id="rId--j_hs5akey2qwufphsq8">
         <w:r>
           <w:rPr>
             <w:rFonts w:ascii="Arial" w:cs="Arial" w:eastAsia="Arial" w:hAnsi="Arial"/>
@@ -29181,7 +29181,7 @@
             <w:pPr>
               <w:spacing w:after="20" w:before="0"/>
             </w:pPr>
-            <w:hyperlink w:history="1" r:id="rIdm3_rzgwy7mgsfi1byyejq">
+            <w:hyperlink w:history="1" r:id="rIdhnzmynv-h8meofgd2zjrp">
               <w:r>
                 <w:rPr>
                   <w:rFonts w:ascii="Arial" w:cs="Arial" w:eastAsia="Arial" w:hAnsi="Arial"/>
@@ -29214,7 +29214,7 @@
               <w:spacing w:after="10" w:before="0"/>
               <w:ind w:left="120"/>
             </w:pPr>
-            <w:hyperlink w:history="1" r:id="rId8cqtvczjqab0rogpykuyw">
+            <w:hyperlink w:history="1" r:id="rIdha7u1ptpzd4ftsewkmm8m">
               <w:r>
                 <w:rPr>
                   <w:rFonts w:ascii="Arial" w:cs="Arial" w:eastAsia="Arial" w:hAnsi="Arial"/>
@@ -29259,7 +29259,7 @@
             <w:pPr>
               <w:spacing w:after="20" w:before="0"/>
             </w:pPr>
-            <w:hyperlink w:history="1" r:id="rId8bwgravdpjppyxciwpmq3">
+            <w:hyperlink w:history="1" r:id="rIdroihqm2il6p0ygkdccgiy">
               <w:r>
                 <w:rPr>
                   <w:rFonts w:ascii="Arial" w:cs="Arial" w:eastAsia="Arial" w:hAnsi="Arial"/>
@@ -29292,7 +29292,7 @@
               <w:spacing w:after="10" w:before="0"/>
               <w:ind w:left="120"/>
             </w:pPr>
-            <w:hyperlink w:history="1" r:id="rIdcfhnrrsackklb_ibyizru">
+            <w:hyperlink w:history="1" r:id="rId7jtkxwfcydhlgmdxdfenk">
               <w:r>
                 <w:rPr>
                   <w:rFonts w:ascii="Arial" w:cs="Arial" w:eastAsia="Arial" w:hAnsi="Arial"/>
@@ -29487,7 +29487,7 @@
             <w:pPr>
               <w:spacing w:after="20" w:before="0"/>
             </w:pPr>
-            <w:hyperlink w:history="1" r:id="rId5wrubhilvnumqmov_rw1e">
+            <w:hyperlink w:history="1" r:id="rIdd63feklsie2esbtfydccc">
               <w:r>
                 <w:rPr>
                   <w:rFonts w:ascii="Arial" w:cs="Arial" w:eastAsia="Arial" w:hAnsi="Arial"/>
@@ -29520,7 +29520,7 @@
               <w:spacing w:after="10" w:before="0"/>
               <w:ind w:left="120"/>
             </w:pPr>
-            <w:hyperlink w:history="1" r:id="rIddfgeo9dpi4ir8uuoqjcmi">
+            <w:hyperlink w:history="1" r:id="rIdy3dzmccdxypurhzazgjtu">
               <w:r>
                 <w:rPr>
                   <w:rFonts w:ascii="Arial" w:cs="Arial" w:eastAsia="Arial" w:hAnsi="Arial"/>
@@ -29565,7 +29565,7 @@
             <w:pPr>
               <w:spacing w:after="20" w:before="0"/>
             </w:pPr>
-            <w:hyperlink w:history="1" r:id="rIdpcqzxmnnf3j23qrhkutaz">
+            <w:hyperlink w:history="1" r:id="rIdcyfl_gpdwogs-stxwl6hu">
               <w:r>
                 <w:rPr>
                   <w:rFonts w:ascii="Arial" w:cs="Arial" w:eastAsia="Arial" w:hAnsi="Arial"/>
@@ -29598,7 +29598,7 @@
               <w:spacing w:after="10" w:before="0"/>
               <w:ind w:left="120"/>
             </w:pPr>
-            <w:hyperlink w:history="1" r:id="rIdwbrvkgzrja8tsfyzrshla">
+            <w:hyperlink w:history="1" r:id="rIdycka6p4vkrhfwm-yk6ugh">
               <w:r>
                 <w:rPr>
                   <w:rFonts w:ascii="Arial" w:cs="Arial" w:eastAsia="Arial" w:hAnsi="Arial"/>
@@ -29793,7 +29793,7 @@
             <w:pPr>
               <w:spacing w:after="20" w:before="0"/>
             </w:pPr>
-            <w:hyperlink w:history="1" r:id="rId3eh5ag1ot6iywge8d9bo1">
+            <w:hyperlink w:history="1" r:id="rIdhg_wfqxgsbudelmpytnw6">
               <w:r>
                 <w:rPr>
                   <w:rFonts w:ascii="Arial" w:cs="Arial" w:eastAsia="Arial" w:hAnsi="Arial"/>
@@ -29826,7 +29826,7 @@
               <w:spacing w:after="10" w:before="0"/>
               <w:ind w:left="120"/>
             </w:pPr>
-            <w:hyperlink w:history="1" r:id="rIdfiwsoe-2cn9i6_hhawbgc">
+            <w:hyperlink w:history="1" r:id="rId2to2bl9aecw4c_5zptbqh">
               <w:r>
                 <w:rPr>
                   <w:rFonts w:ascii="Arial" w:cs="Arial" w:eastAsia="Arial" w:hAnsi="Arial"/>
@@ -29871,7 +29871,7 @@
             <w:pPr>
               <w:spacing w:after="20" w:before="0"/>
             </w:pPr>
-            <w:hyperlink w:history="1" r:id="rIdkxyexjisga_pdz5lxeein">
+            <w:hyperlink w:history="1" r:id="rIdtu4na7myhaub5mngwmywu">
               <w:r>
                 <w:rPr>
                   <w:rFonts w:ascii="Arial" w:cs="Arial" w:eastAsia="Arial" w:hAnsi="Arial"/>
@@ -29904,7 +29904,7 @@
               <w:spacing w:after="10" w:before="0"/>
               <w:ind w:left="120"/>
             </w:pPr>
-            <w:hyperlink w:history="1" r:id="rId-lsnhckreuehlymeoyo_y">
+            <w:hyperlink w:history="1" r:id="rId5ate3vmx-oaphtmqbk5ut">
               <w:r>
                 <w:rPr>
                   <w:rFonts w:ascii="Arial" w:cs="Arial" w:eastAsia="Arial" w:hAnsi="Arial"/>
@@ -30099,7 +30099,7 @@
             <w:pPr>
               <w:spacing w:after="20" w:before="0"/>
             </w:pPr>
-            <w:hyperlink w:history="1" r:id="rIddypepq4od-cla2x2nring">
+            <w:hyperlink w:history="1" r:id="rIdmkho1ktfjeb3vqk5t2mcq">
               <w:r>
                 <w:rPr>
                   <w:rFonts w:ascii="Arial" w:cs="Arial" w:eastAsia="Arial" w:hAnsi="Arial"/>
@@ -30132,7 +30132,7 @@
               <w:spacing w:after="10" w:before="0"/>
               <w:ind w:left="120"/>
             </w:pPr>
-            <w:hyperlink w:history="1" r:id="rIdk6dfmemitx8ajss2k8tjs">
+            <w:hyperlink w:history="1" r:id="rIdsphcux0ryvefyy14sy3o5">
               <w:r>
                 <w:rPr>
                   <w:rFonts w:ascii="Arial" w:cs="Arial" w:eastAsia="Arial" w:hAnsi="Arial"/>
@@ -30177,7 +30177,7 @@
             <w:pPr>
               <w:spacing w:after="20" w:before="0"/>
             </w:pPr>
-            <w:hyperlink w:history="1" r:id="rIdlcqgpotwxyji1aur8sedl">
+            <w:hyperlink w:history="1" r:id="rIdq2zzvagvnllbn7regsc_z">
               <w:r>
                 <w:rPr>
                   <w:rFonts w:ascii="Arial" w:cs="Arial" w:eastAsia="Arial" w:hAnsi="Arial"/>
@@ -30210,7 +30210,7 @@
               <w:spacing w:after="10" w:before="0"/>
               <w:ind w:left="120"/>
             </w:pPr>
-            <w:hyperlink w:history="1" r:id="rIdtjkf5lgcl6tdbinoknjqh">
+            <w:hyperlink w:history="1" r:id="rIdjnytv52andz_eqdqbu_k6">
               <w:r>
                 <w:rPr>
                   <w:rFonts w:ascii="Arial" w:cs="Arial" w:eastAsia="Arial" w:hAnsi="Arial"/>
@@ -30405,7 +30405,7 @@
             <w:pPr>
               <w:spacing w:after="20" w:before="0"/>
             </w:pPr>
-            <w:hyperlink w:history="1" r:id="rIdsqgfx15yeri2wcibl-yhr">
+            <w:hyperlink w:history="1" r:id="rId-aqlsnpvcxi4tfedy-jir">
               <w:r>
                 <w:rPr>
                   <w:rFonts w:ascii="Arial" w:cs="Arial" w:eastAsia="Arial" w:hAnsi="Arial"/>
@@ -30454,7 +30454,7 @@
               <w:spacing w:after="10" w:before="0"/>
               <w:ind w:left="120"/>
             </w:pPr>
-            <w:hyperlink w:history="1" r:id="rIdyyss1sflohv6g9lf5-tyc">
+            <w:hyperlink w:history="1" r:id="rIdgvqos_-xdgltpbxkrnfhd">
               <w:r>
                 <w:rPr>
                   <w:rFonts w:ascii="Arial" w:cs="Arial" w:eastAsia="Arial" w:hAnsi="Arial"/>
@@ -30499,7 +30499,7 @@
             <w:pPr>
               <w:spacing w:after="20" w:before="0"/>
             </w:pPr>
-            <w:hyperlink w:history="1" r:id="rId7r8rk-zdgwgn9iviuvqbh">
+            <w:hyperlink w:history="1" r:id="rIdbdigxovyz26yts4i25lkg">
               <w:r>
                 <w:rPr>
                   <w:rFonts w:ascii="Arial" w:cs="Arial" w:eastAsia="Arial" w:hAnsi="Arial"/>
@@ -30532,7 +30532,7 @@
               <w:spacing w:after="10" w:before="0"/>
               <w:ind w:left="120"/>
             </w:pPr>
-            <w:hyperlink w:history="1" r:id="rIdx1ugl2kwkeemve2zi6nun">
+            <w:hyperlink w:history="1" r:id="rIdkni26lqluotsfxykp1jz0">
               <w:r>
                 <w:rPr>
                   <w:rFonts w:ascii="Arial" w:cs="Arial" w:eastAsia="Arial" w:hAnsi="Arial"/>
@@ -31044,7 +31044,7 @@
         </w:rPr>
         <w:t xml:space="preserve">© 2026 SeaVuria and ARES. Aligned with KICD objectives. Developed by SeaVuria; technical implementation by ARES (with AI assistance from Claude). Licensed under </w:t>
       </w:r>
-      <w:hyperlink w:history="1" r:id="rId47yrrvt1q9mx7ewxc7cn7">
+      <w:hyperlink w:history="1" r:id="rIdj6wmehd5andjqaopnqiaq">
         <w:r>
           <w:rPr>
             <w:rFonts w:ascii="Arial" w:cs="Arial" w:eastAsia="Arial" w:hAnsi="Arial"/>
@@ -31065,7 +31065,7 @@
         </w:rPr>
         <w:t xml:space="preserve"> (</w:t>
       </w:r>
-      <w:hyperlink w:history="1" r:id="rIdln-s7vrlwk6v7sio4epbu">
+      <w:hyperlink w:history="1" r:id="rIdds2crm8yygf0t7ipupa4g">
         <w:r>
           <w:rPr>
             <w:rFonts w:ascii="Arial" w:cs="Arial" w:eastAsia="Arial" w:hAnsi="Arial"/>
@@ -32078,7 +32078,7 @@
             <w:pPr>
               <w:spacing w:after="20" w:before="0"/>
             </w:pPr>
-            <w:hyperlink w:history="1" r:id="rIdcbepjvgjcdyjkar38rujy">
+            <w:hyperlink w:history="1" r:id="rId6ynwd0wpmdq5yfr471hft">
               <w:r>
                 <w:rPr>
                   <w:rFonts w:ascii="Arial" w:cs="Arial" w:eastAsia="Arial" w:hAnsi="Arial"/>
@@ -32111,7 +32111,7 @@
               <w:spacing w:after="10" w:before="0"/>
               <w:ind w:left="120"/>
             </w:pPr>
-            <w:hyperlink w:history="1" r:id="rId6hysicht_1bkncdkeoiwq">
+            <w:hyperlink w:history="1" r:id="rIdvo1h_tj1oxqz6mw1spt_g">
               <w:r>
                 <w:rPr>
                   <w:rFonts w:ascii="Arial" w:cs="Arial" w:eastAsia="Arial" w:hAnsi="Arial"/>
@@ -32156,7 +32156,7 @@
             <w:pPr>
               <w:spacing w:after="20" w:before="0"/>
             </w:pPr>
-            <w:hyperlink w:history="1" r:id="rIdbahzo9f5p-voymow3yhkc">
+            <w:hyperlink w:history="1" r:id="rIdips09uwsvoovhr_k7uonv">
               <w:r>
                 <w:rPr>
                   <w:rFonts w:ascii="Arial" w:cs="Arial" w:eastAsia="Arial" w:hAnsi="Arial"/>
@@ -32189,7 +32189,7 @@
               <w:spacing w:after="10" w:before="0"/>
               <w:ind w:left="120"/>
             </w:pPr>
-            <w:hyperlink w:history="1" r:id="rIdx7etaqu9exfy4tvu_4kis">
+            <w:hyperlink w:history="1" r:id="rIdaxflx8vevu-udvuyisz7f">
               <w:r>
                 <w:rPr>
                   <w:rFonts w:ascii="Arial" w:cs="Arial" w:eastAsia="Arial" w:hAnsi="Arial"/>
@@ -32384,7 +32384,7 @@
             <w:pPr>
               <w:spacing w:after="20" w:before="0"/>
             </w:pPr>
-            <w:hyperlink w:history="1" r:id="rIdap0oelv1slicm2fyojdga">
+            <w:hyperlink w:history="1" r:id="rIdcjd5w0utvgs9gt0mmcyjk">
               <w:r>
                 <w:rPr>
                   <w:rFonts w:ascii="Arial" w:cs="Arial" w:eastAsia="Arial" w:hAnsi="Arial"/>
@@ -32417,7 +32417,7 @@
               <w:spacing w:after="10" w:before="0"/>
               <w:ind w:left="120"/>
             </w:pPr>
-            <w:hyperlink w:history="1" r:id="rIdsjangtpmsibr53ya9j7hx">
+            <w:hyperlink w:history="1" r:id="rIdfzionb3vhroex27-0v7u7">
               <w:r>
                 <w:rPr>
                   <w:rFonts w:ascii="Arial" w:cs="Arial" w:eastAsia="Arial" w:hAnsi="Arial"/>
@@ -32462,7 +32462,7 @@
             <w:pPr>
               <w:spacing w:after="20" w:before="0"/>
             </w:pPr>
-            <w:hyperlink w:history="1" r:id="rIde-pof0a6i1-6mk1wflogv">
+            <w:hyperlink w:history="1" r:id="rIdbgkicyvftlkewieuee9if">
               <w:r>
                 <w:rPr>
                   <w:rFonts w:ascii="Arial" w:cs="Arial" w:eastAsia="Arial" w:hAnsi="Arial"/>
@@ -32495,7 +32495,7 @@
               <w:spacing w:after="10" w:before="0"/>
               <w:ind w:left="120"/>
             </w:pPr>
-            <w:hyperlink w:history="1" r:id="rId3kgectwdlnvi6u6-dcwvw">
+            <w:hyperlink w:history="1" r:id="rIdcnxjtnyucddjqwkt60q1l">
               <w:r>
                 <w:rPr>
                   <w:rFonts w:ascii="Arial" w:cs="Arial" w:eastAsia="Arial" w:hAnsi="Arial"/>
@@ -32690,7 +32690,7 @@
             <w:pPr>
               <w:spacing w:after="20" w:before="0"/>
             </w:pPr>
-            <w:hyperlink w:history="1" r:id="rIdndevpu313ec2mkjkckla1">
+            <w:hyperlink w:history="1" r:id="rIdbdmjjx3gjvxyieq7erqym">
               <w:r>
                 <w:rPr>
                   <w:rFonts w:ascii="Arial" w:cs="Arial" w:eastAsia="Arial" w:hAnsi="Arial"/>
@@ -32723,7 +32723,7 @@
               <w:spacing w:after="10" w:before="0"/>
               <w:ind w:left="120"/>
             </w:pPr>
-            <w:hyperlink w:history="1" r:id="rIdeqlznj3caxw9kcz4ydjho">
+            <w:hyperlink w:history="1" r:id="rId4inenfs4vevl-utbqmafp">
               <w:r>
                 <w:rPr>
                   <w:rFonts w:ascii="Arial" w:cs="Arial" w:eastAsia="Arial" w:hAnsi="Arial"/>
@@ -32768,7 +32768,7 @@
             <w:pPr>
               <w:spacing w:after="20" w:before="0"/>
             </w:pPr>
-            <w:hyperlink w:history="1" r:id="rIdgwvzzk6kv-cjkiw8pywrw">
+            <w:hyperlink w:history="1" r:id="rIdj6b8w5pg8dz3rultx_apm">
               <w:r>
                 <w:rPr>
                   <w:rFonts w:ascii="Arial" w:cs="Arial" w:eastAsia="Arial" w:hAnsi="Arial"/>
@@ -32801,7 +32801,7 @@
               <w:spacing w:after="10" w:before="0"/>
               <w:ind w:left="120"/>
             </w:pPr>
-            <w:hyperlink w:history="1" r:id="rIdew6qap9lkeqfwihsawrqf">
+            <w:hyperlink w:history="1" r:id="rIdoac3oayi-kw5ewns-ispf">
               <w:r>
                 <w:rPr>
                   <w:rFonts w:ascii="Arial" w:cs="Arial" w:eastAsia="Arial" w:hAnsi="Arial"/>
@@ -32996,7 +32996,7 @@
             <w:pPr>
               <w:spacing w:after="20" w:before="0"/>
             </w:pPr>
-            <w:hyperlink w:history="1" r:id="rIddpp-_eornbqq0ukojmsi6">
+            <w:hyperlink w:history="1" r:id="rIdd4hysbn3sr5rrkojhgwx_">
               <w:r>
                 <w:rPr>
                   <w:rFonts w:ascii="Arial" w:cs="Arial" w:eastAsia="Arial" w:hAnsi="Arial"/>
@@ -33029,7 +33029,7 @@
               <w:spacing w:after="10" w:before="0"/>
               <w:ind w:left="120"/>
             </w:pPr>
-            <w:hyperlink w:history="1" r:id="rIdztjapwldxucq5w8wnyfn8">
+            <w:hyperlink w:history="1" r:id="rIdq3ou8uzrtadujb4rsoinq">
               <w:r>
                 <w:rPr>
                   <w:rFonts w:ascii="Arial" w:cs="Arial" w:eastAsia="Arial" w:hAnsi="Arial"/>
@@ -33074,7 +33074,7 @@
             <w:pPr>
               <w:spacing w:after="20" w:before="0"/>
             </w:pPr>
-            <w:hyperlink w:history="1" r:id="rId2ch14759kv7_j19fca7y9">
+            <w:hyperlink w:history="1" r:id="rIdqwliubynyht9uhm8itpsw">
               <w:r>
                 <w:rPr>
                   <w:rFonts w:ascii="Arial" w:cs="Arial" w:eastAsia="Arial" w:hAnsi="Arial"/>
@@ -33107,7 +33107,7 @@
               <w:spacing w:after="10" w:before="0"/>
               <w:ind w:left="120"/>
             </w:pPr>
-            <w:hyperlink w:history="1" r:id="rIdpidzkpch-sjxgs6gp09gb">
+            <w:hyperlink w:history="1" r:id="rIdyxowtptx-hnxo-oxnfps7">
               <w:r>
                 <w:rPr>
                   <w:rFonts w:ascii="Arial" w:cs="Arial" w:eastAsia="Arial" w:hAnsi="Arial"/>
@@ -33302,7 +33302,7 @@
             <w:pPr>
               <w:spacing w:after="20" w:before="0"/>
             </w:pPr>
-            <w:hyperlink w:history="1" r:id="rIdurfsckpang01tlp6lpfa2">
+            <w:hyperlink w:history="1" r:id="rIdvve9grsvzv2luqfahzuwa">
               <w:r>
                 <w:rPr>
                   <w:rFonts w:ascii="Arial" w:cs="Arial" w:eastAsia="Arial" w:hAnsi="Arial"/>
@@ -33335,7 +33335,7 @@
               <w:spacing w:after="10" w:before="0"/>
               <w:ind w:left="120"/>
             </w:pPr>
-            <w:hyperlink w:history="1" r:id="rIdwjueda6vvd08ffdahes9f">
+            <w:hyperlink w:history="1" r:id="rIdhd5wbc4l9w16dnxrhhyrv">
               <w:r>
                 <w:rPr>
                   <w:rFonts w:ascii="Arial" w:cs="Arial" w:eastAsia="Arial" w:hAnsi="Arial"/>
@@ -33380,7 +33380,7 @@
             <w:pPr>
               <w:spacing w:after="20" w:before="0"/>
             </w:pPr>
-            <w:hyperlink w:history="1" r:id="rIdp0symh-vpiq9xff01pp4t">
+            <w:hyperlink w:history="1" r:id="rIdiu8gavv3tezxdd_yqishk">
               <w:r>
                 <w:rPr>
                   <w:rFonts w:ascii="Arial" w:cs="Arial" w:eastAsia="Arial" w:hAnsi="Arial"/>
@@ -33429,7 +33429,7 @@
               <w:spacing w:after="10" w:before="0"/>
               <w:ind w:left="120"/>
             </w:pPr>
-            <w:hyperlink w:history="1" r:id="rIdl4ey6fzmvb-zkrssx5x17">
+            <w:hyperlink w:history="1" r:id="rId3rzb97xjmq18bikdam28h">
               <w:r>
                 <w:rPr>
                   <w:rFonts w:ascii="Arial" w:cs="Arial" w:eastAsia="Arial" w:hAnsi="Arial"/>
@@ -33941,7 +33941,7 @@
         </w:rPr>
         <w:t xml:space="preserve">© 2026 SeaVuria and ARES. Aligned with KICD objectives. Developed by SeaVuria; technical implementation by ARES (with AI assistance from Claude). Licensed under </w:t>
       </w:r>
-      <w:hyperlink w:history="1" r:id="rIdhnthqhum5vi3-lmo2achq">
+      <w:hyperlink w:history="1" r:id="rId_apmrw20kudr1yjx6umgy">
         <w:r>
           <w:rPr>
             <w:rFonts w:ascii="Arial" w:cs="Arial" w:eastAsia="Arial" w:hAnsi="Arial"/>
@@ -33962,7 +33962,7 @@
         </w:rPr>
         <w:t xml:space="preserve"> (</w:t>
       </w:r>
-      <w:hyperlink w:history="1" r:id="rIdcojchdyfonvyvvw9enyjt">
+      <w:hyperlink w:history="1" r:id="rId9olvhdkjfscqcac3ee3op">
         <w:r>
           <w:rPr>
             <w:rFonts w:ascii="Arial" w:cs="Arial" w:eastAsia="Arial" w:hAnsi="Arial"/>

--- a/data/outputs/v2/Maths/SS2.3_Area_of_Part_of_a_Circle/Mathematics_Area_of_Part_of_a_Circle_CBE_LessonSequence.docx
+++ b/data/outputs/v2/Maths/SS2.3_Area_of_Part_of_a_Circle/Mathematics_Area_of_Part_of_a_Circle_CBE_LessonSequence.docx
@@ -2328,7 +2328,7 @@
         </w:rPr>
         <w:t xml:space="preserve">© 2026 SeaVuria and ARES. This work is licensed under a </w:t>
       </w:r>
-      <w:hyperlink w:history="1" r:id="rIdazvjrdwhpnxhkdcvnsz1a">
+      <w:hyperlink w:history="1" r:id="rIdvox3geamit-uasa8annfr">
         <w:r>
           <w:rPr>
             <w:rFonts w:ascii="Arial" w:cs="Arial" w:eastAsia="Arial" w:hAnsi="Arial"/>
@@ -2348,7 +2348,7 @@
         </w:rPr>
         <w:t xml:space="preserve"> (</w:t>
       </w:r>
-      <w:hyperlink w:history="1" r:id="rIdpv9fawmivriwm0lo-a_2m">
+      <w:hyperlink w:history="1" r:id="rIdfukubqa-ybxsu9_uzmi54">
         <w:r>
           <w:rPr>
             <w:rFonts w:ascii="Arial" w:cs="Arial" w:eastAsia="Arial" w:hAnsi="Arial"/>
@@ -2368,7 +2368,7 @@
         </w:rPr>
         <w:t xml:space="preserve">). To view a copy of this license, visit </w:t>
       </w:r>
-      <w:hyperlink w:history="1" r:id="rIddhh4khuzeslb8uu5royss">
+      <w:hyperlink w:history="1" r:id="rIdd838rlacbadvtztw1ziyk">
         <w:r>
           <w:rPr>
             <w:rFonts w:ascii="Arial" w:cs="Arial" w:eastAsia="Arial" w:hAnsi="Arial"/>
@@ -3380,7 +3380,7 @@
             <w:pPr>
               <w:spacing w:after="20" w:before="0"/>
             </w:pPr>
-            <w:hyperlink w:history="1" r:id="rId8vbzaa-w7qndn0szopohy">
+            <w:hyperlink w:history="1" r:id="rIdptdtlantinhsc9jik1dkt">
               <w:r>
                 <w:rPr>
                   <w:rFonts w:ascii="Arial" w:cs="Arial" w:eastAsia="Arial" w:hAnsi="Arial"/>
@@ -3413,7 +3413,7 @@
               <w:spacing w:after="10" w:before="0"/>
               <w:ind w:left="120"/>
             </w:pPr>
-            <w:hyperlink w:history="1" r:id="rIdplj6avcidtzigpmkicsoz">
+            <w:hyperlink w:history="1" r:id="rIdgzu5kco5t24exbhjgmukd">
               <w:r>
                 <w:rPr>
                   <w:rFonts w:ascii="Arial" w:cs="Arial" w:eastAsia="Arial" w:hAnsi="Arial"/>
@@ -3458,7 +3458,7 @@
             <w:pPr>
               <w:spacing w:after="20" w:before="0"/>
             </w:pPr>
-            <w:hyperlink w:history="1" r:id="rIdlmg_nwt3b0c1rejjtu9wa">
+            <w:hyperlink w:history="1" r:id="rIdp36pqd-oecvvacjiq1axc">
               <w:r>
                 <w:rPr>
                   <w:rFonts w:ascii="Arial" w:cs="Arial" w:eastAsia="Arial" w:hAnsi="Arial"/>
@@ -3491,7 +3491,7 @@
               <w:spacing w:after="10" w:before="0"/>
               <w:ind w:left="120"/>
             </w:pPr>
-            <w:hyperlink w:history="1" r:id="rIdo0dtdnllc6w1du1jq-sqf">
+            <w:hyperlink w:history="1" r:id="rIdczongk1spnga5h1kahmba">
               <w:r>
                 <w:rPr>
                   <w:rFonts w:ascii="Arial" w:cs="Arial" w:eastAsia="Arial" w:hAnsi="Arial"/>
@@ -3686,7 +3686,7 @@
             <w:pPr>
               <w:spacing w:after="20" w:before="0"/>
             </w:pPr>
-            <w:hyperlink w:history="1" r:id="rIdhhofznulrcoivsg_f-_vk">
+            <w:hyperlink w:history="1" r:id="rIdxdainkiz1ho9fbzxc2whf">
               <w:r>
                 <w:rPr>
                   <w:rFonts w:ascii="Arial" w:cs="Arial" w:eastAsia="Arial" w:hAnsi="Arial"/>
@@ -3719,7 +3719,7 @@
               <w:spacing w:after="10" w:before="0"/>
               <w:ind w:left="120"/>
             </w:pPr>
-            <w:hyperlink w:history="1" r:id="rIdsqnbtfxdi2ekvv1sp86yp">
+            <w:hyperlink w:history="1" r:id="rIdojtu8nr2yt1d4fwl7nuja">
               <w:r>
                 <w:rPr>
                   <w:rFonts w:ascii="Arial" w:cs="Arial" w:eastAsia="Arial" w:hAnsi="Arial"/>
@@ -3764,7 +3764,7 @@
             <w:pPr>
               <w:spacing w:after="20" w:before="0"/>
             </w:pPr>
-            <w:hyperlink w:history="1" r:id="rIdwtf2ig25pgteruw1upahs">
+            <w:hyperlink w:history="1" r:id="rIds6bvgriqlrdcm9phj5kx0">
               <w:r>
                 <w:rPr>
                   <w:rFonts w:ascii="Arial" w:cs="Arial" w:eastAsia="Arial" w:hAnsi="Arial"/>
@@ -3797,7 +3797,7 @@
               <w:spacing w:after="10" w:before="0"/>
               <w:ind w:left="120"/>
             </w:pPr>
-            <w:hyperlink w:history="1" r:id="rIdvnwevmdb_tyenz3mwi_a9">
+            <w:hyperlink w:history="1" r:id="rIdqc4n5vpzkt7k_wpygrclk">
               <w:r>
                 <w:rPr>
                   <w:rFonts w:ascii="Arial" w:cs="Arial" w:eastAsia="Arial" w:hAnsi="Arial"/>
@@ -3992,7 +3992,7 @@
             <w:pPr>
               <w:spacing w:after="20" w:before="0"/>
             </w:pPr>
-            <w:hyperlink w:history="1" r:id="rIdqmyb_rjwssmjoipz5-5kk">
+            <w:hyperlink w:history="1" r:id="rIda7gplxfjaqhminjuyfb7h">
               <w:r>
                 <w:rPr>
                   <w:rFonts w:ascii="Arial" w:cs="Arial" w:eastAsia="Arial" w:hAnsi="Arial"/>
@@ -4025,7 +4025,7 @@
               <w:spacing w:after="10" w:before="0"/>
               <w:ind w:left="120"/>
             </w:pPr>
-            <w:hyperlink w:history="1" r:id="rIddgsegyzcqx-_xcsvedbz3">
+            <w:hyperlink w:history="1" r:id="rIdtegztvwxi7uqdqpiijvip">
               <w:r>
                 <w:rPr>
                   <w:rFonts w:ascii="Arial" w:cs="Arial" w:eastAsia="Arial" w:hAnsi="Arial"/>
@@ -4070,7 +4070,7 @@
             <w:pPr>
               <w:spacing w:after="20" w:before="0"/>
             </w:pPr>
-            <w:hyperlink w:history="1" r:id="rIdlvlg8t-qvdsdk0lki04q7">
+            <w:hyperlink w:history="1" r:id="rIdeojc6p2nuebbetouqjtvf">
               <w:r>
                 <w:rPr>
                   <w:rFonts w:ascii="Arial" w:cs="Arial" w:eastAsia="Arial" w:hAnsi="Arial"/>
@@ -4103,7 +4103,7 @@
               <w:spacing w:after="10" w:before="0"/>
               <w:ind w:left="120"/>
             </w:pPr>
-            <w:hyperlink w:history="1" r:id="rId48hdnioq7ykyjlrgkxx-f">
+            <w:hyperlink w:history="1" r:id="rId_xzwaycu7vgkcufhe7_55">
               <w:r>
                 <w:rPr>
                   <w:rFonts w:ascii="Arial" w:cs="Arial" w:eastAsia="Arial" w:hAnsi="Arial"/>
@@ -4298,7 +4298,7 @@
             <w:pPr>
               <w:spacing w:after="20" w:before="0"/>
             </w:pPr>
-            <w:hyperlink w:history="1" r:id="rIdzqoawbqgti1eizvfmgaco">
+            <w:hyperlink w:history="1" r:id="rIdke_-ft4ieoyeqdzp97d2n">
               <w:r>
                 <w:rPr>
                   <w:rFonts w:ascii="Arial" w:cs="Arial" w:eastAsia="Arial" w:hAnsi="Arial"/>
@@ -4331,7 +4331,7 @@
               <w:spacing w:after="10" w:before="0"/>
               <w:ind w:left="120"/>
             </w:pPr>
-            <w:hyperlink w:history="1" r:id="rIdvhyyxfggur3et6yphfauk">
+            <w:hyperlink w:history="1" r:id="rIdfgkzyo9htg_3tnbupacnz">
               <w:r>
                 <w:rPr>
                   <w:rFonts w:ascii="Arial" w:cs="Arial" w:eastAsia="Arial" w:hAnsi="Arial"/>
@@ -4376,7 +4376,7 @@
             <w:pPr>
               <w:spacing w:after="20" w:before="0"/>
             </w:pPr>
-            <w:hyperlink w:history="1" r:id="rIdh2juq7jm8jyha9r159lvf">
+            <w:hyperlink w:history="1" r:id="rId66xv-cswe-gg5txax2aa6">
               <w:r>
                 <w:rPr>
                   <w:rFonts w:ascii="Arial" w:cs="Arial" w:eastAsia="Arial" w:hAnsi="Arial"/>
@@ -4409,7 +4409,7 @@
               <w:spacing w:after="10" w:before="0"/>
               <w:ind w:left="120"/>
             </w:pPr>
-            <w:hyperlink w:history="1" r:id="rId6vfmbtxgon13ndleubm9_">
+            <w:hyperlink w:history="1" r:id="rIdq_zskd8kftmxxykfv_pvs">
               <w:r>
                 <w:rPr>
                   <w:rFonts w:ascii="Arial" w:cs="Arial" w:eastAsia="Arial" w:hAnsi="Arial"/>
@@ -4604,7 +4604,7 @@
             <w:pPr>
               <w:spacing w:after="20" w:before="0"/>
             </w:pPr>
-            <w:hyperlink w:history="1" r:id="rIdh1v-9zsr2uyj6vxi60wxo">
+            <w:hyperlink w:history="1" r:id="rId1y58uohbzzat5j2hm3k3w">
               <w:r>
                 <w:rPr>
                   <w:rFonts w:ascii="Arial" w:cs="Arial" w:eastAsia="Arial" w:hAnsi="Arial"/>
@@ -4653,7 +4653,7 @@
               <w:spacing w:after="10" w:before="0"/>
               <w:ind w:left="120"/>
             </w:pPr>
-            <w:hyperlink w:history="1" r:id="rIdxaonmztd82jgos16h1cfh">
+            <w:hyperlink w:history="1" r:id="rIdia6qglznhay9gvsh2dplv">
               <w:r>
                 <w:rPr>
                   <w:rFonts w:ascii="Arial" w:cs="Arial" w:eastAsia="Arial" w:hAnsi="Arial"/>
@@ -4698,7 +4698,7 @@
             <w:pPr>
               <w:spacing w:after="20" w:before="0"/>
             </w:pPr>
-            <w:hyperlink w:history="1" r:id="rIdhisdko1tyub3anvfzm16s">
+            <w:hyperlink w:history="1" r:id="rId1qnq3iu6xokh8wo3my_-h">
               <w:r>
                 <w:rPr>
                   <w:rFonts w:ascii="Arial" w:cs="Arial" w:eastAsia="Arial" w:hAnsi="Arial"/>
@@ -4747,7 +4747,7 @@
               <w:spacing w:after="10" w:before="0"/>
               <w:ind w:left="120"/>
             </w:pPr>
-            <w:hyperlink w:history="1" r:id="rIdtv9hnygxv6cphqgeix5dj">
+            <w:hyperlink w:history="1" r:id="rIdpjvyfzfd1oll3xk4s-er0">
               <w:r>
                 <w:rPr>
                   <w:rFonts w:ascii="Arial" w:cs="Arial" w:eastAsia="Arial" w:hAnsi="Arial"/>
@@ -5259,7 +5259,7 @@
         </w:rPr>
         <w:t xml:space="preserve">© 2026 SeaVuria and ARES. Aligned with KICD objectives. Developed by SeaVuria; technical implementation by ARES (with AI assistance from Claude). Licensed under </w:t>
       </w:r>
-      <w:hyperlink w:history="1" r:id="rIdrpagf4sgl4wav4v5czfgj">
+      <w:hyperlink w:history="1" r:id="rId_cakolmor9d4zuowoumyd">
         <w:r>
           <w:rPr>
             <w:rFonts w:ascii="Arial" w:cs="Arial" w:eastAsia="Arial" w:hAnsi="Arial"/>
@@ -5280,7 +5280,7 @@
         </w:rPr>
         <w:t xml:space="preserve"> (</w:t>
       </w:r>
-      <w:hyperlink w:history="1" r:id="rIdxtegaiqmrwaw6l5zg9d_7">
+      <w:hyperlink w:history="1" r:id="rIdakeslejmejjgprnw8pbtq">
         <w:r>
           <w:rPr>
             <w:rFonts w:ascii="Arial" w:cs="Arial" w:eastAsia="Arial" w:hAnsi="Arial"/>
@@ -6293,7 +6293,7 @@
             <w:pPr>
               <w:spacing w:after="20" w:before="0"/>
             </w:pPr>
-            <w:hyperlink w:history="1" r:id="rIdv7ljxrdjcd2o2q_k9boz2">
+            <w:hyperlink w:history="1" r:id="rIdsirx1uwoh23wmhidspq9b">
               <w:r>
                 <w:rPr>
                   <w:rFonts w:ascii="Arial" w:cs="Arial" w:eastAsia="Arial" w:hAnsi="Arial"/>
@@ -6326,7 +6326,7 @@
               <w:spacing w:after="10" w:before="0"/>
               <w:ind w:left="120"/>
             </w:pPr>
-            <w:hyperlink w:history="1" r:id="rIds3qi-hnyxdghozxsedqja">
+            <w:hyperlink w:history="1" r:id="rId6wimk02dd3pp1eyxl4lr7">
               <w:r>
                 <w:rPr>
                   <w:rFonts w:ascii="Arial" w:cs="Arial" w:eastAsia="Arial" w:hAnsi="Arial"/>
@@ -6371,7 +6371,7 @@
             <w:pPr>
               <w:spacing w:after="20" w:before="0"/>
             </w:pPr>
-            <w:hyperlink w:history="1" r:id="rIdms0oafa-z94rja-_3ceuf">
+            <w:hyperlink w:history="1" r:id="rIdxtazhyryw9gpzrj59hnwj">
               <w:r>
                 <w:rPr>
                   <w:rFonts w:ascii="Arial" w:cs="Arial" w:eastAsia="Arial" w:hAnsi="Arial"/>
@@ -6404,7 +6404,7 @@
               <w:spacing w:after="10" w:before="0"/>
               <w:ind w:left="120"/>
             </w:pPr>
-            <w:hyperlink w:history="1" r:id="rIdux092mpdpgomf3-ndam3y">
+            <w:hyperlink w:history="1" r:id="rId51-i6cn4gjra748qgoqbo">
               <w:r>
                 <w:rPr>
                   <w:rFonts w:ascii="Arial" w:cs="Arial" w:eastAsia="Arial" w:hAnsi="Arial"/>
@@ -6599,7 +6599,7 @@
             <w:pPr>
               <w:spacing w:after="20" w:before="0"/>
             </w:pPr>
-            <w:hyperlink w:history="1" r:id="rIdajous6-pib5w6xfc2jkmj">
+            <w:hyperlink w:history="1" r:id="rId2sewmqrpjwjgks1148aqs">
               <w:r>
                 <w:rPr>
                   <w:rFonts w:ascii="Arial" w:cs="Arial" w:eastAsia="Arial" w:hAnsi="Arial"/>
@@ -6632,7 +6632,7 @@
               <w:spacing w:after="10" w:before="0"/>
               <w:ind w:left="120"/>
             </w:pPr>
-            <w:hyperlink w:history="1" r:id="rIdxggha5pwtxhefokhzv2i1">
+            <w:hyperlink w:history="1" r:id="rIdji-cmwrywwum38dhqwgdz">
               <w:r>
                 <w:rPr>
                   <w:rFonts w:ascii="Arial" w:cs="Arial" w:eastAsia="Arial" w:hAnsi="Arial"/>
@@ -6677,7 +6677,7 @@
             <w:pPr>
               <w:spacing w:after="20" w:before="0"/>
             </w:pPr>
-            <w:hyperlink w:history="1" r:id="rId4vnra9mp6dcpvfi5r258q">
+            <w:hyperlink w:history="1" r:id="rIdeqydz0kjaxbfdy3vbgnxm">
               <w:r>
                 <w:rPr>
                   <w:rFonts w:ascii="Arial" w:cs="Arial" w:eastAsia="Arial" w:hAnsi="Arial"/>
@@ -6710,7 +6710,7 @@
               <w:spacing w:after="10" w:before="0"/>
               <w:ind w:left="120"/>
             </w:pPr>
-            <w:hyperlink w:history="1" r:id="rIdfkjrrtn9_jozmw2xzv5t_">
+            <w:hyperlink w:history="1" r:id="rIdfovfjq1jumgca6hdo7ttm">
               <w:r>
                 <w:rPr>
                   <w:rFonts w:ascii="Arial" w:cs="Arial" w:eastAsia="Arial" w:hAnsi="Arial"/>
@@ -6905,7 +6905,7 @@
             <w:pPr>
               <w:spacing w:after="20" w:before="0"/>
             </w:pPr>
-            <w:hyperlink w:history="1" r:id="rIduio18bq4uzd72re5h1hw6">
+            <w:hyperlink w:history="1" r:id="rIdz8fscobxf1gmrounx_nez">
               <w:r>
                 <w:rPr>
                   <w:rFonts w:ascii="Arial" w:cs="Arial" w:eastAsia="Arial" w:hAnsi="Arial"/>
@@ -6954,7 +6954,7 @@
               <w:spacing w:after="10" w:before="0"/>
               <w:ind w:left="120"/>
             </w:pPr>
-            <w:hyperlink w:history="1" r:id="rIdga69fylcz2bpee7_yzfrf">
+            <w:hyperlink w:history="1" r:id="rIdq8jso9p_ueictch_ea8qy">
               <w:r>
                 <w:rPr>
                   <w:rFonts w:ascii="Arial" w:cs="Arial" w:eastAsia="Arial" w:hAnsi="Arial"/>
@@ -6999,7 +6999,7 @@
             <w:pPr>
               <w:spacing w:after="20" w:before="0"/>
             </w:pPr>
-            <w:hyperlink w:history="1" r:id="rIduroqqwiu0nxfswmreqqpb">
+            <w:hyperlink w:history="1" r:id="rIdlpl8bqt_mewd4ceekw6ms">
               <w:r>
                 <w:rPr>
                   <w:rFonts w:ascii="Arial" w:cs="Arial" w:eastAsia="Arial" w:hAnsi="Arial"/>
@@ -7048,7 +7048,7 @@
               <w:spacing w:after="10" w:before="0"/>
               <w:ind w:left="120"/>
             </w:pPr>
-            <w:hyperlink w:history="1" r:id="rIdaaz7dk4nfa-vuobrmc7rb">
+            <w:hyperlink w:history="1" r:id="rIdkjfvoymggj8v-byvqfwmd">
               <w:r>
                 <w:rPr>
                   <w:rFonts w:ascii="Arial" w:cs="Arial" w:eastAsia="Arial" w:hAnsi="Arial"/>
@@ -7243,7 +7243,7 @@
             <w:pPr>
               <w:spacing w:after="20" w:before="0"/>
             </w:pPr>
-            <w:hyperlink w:history="1" r:id="rIdttbqm-bc7qqmkiy9fxu7s">
+            <w:hyperlink w:history="1" r:id="rIdhb_v56_gm5zbj8dauvb5b">
               <w:r>
                 <w:rPr>
                   <w:rFonts w:ascii="Arial" w:cs="Arial" w:eastAsia="Arial" w:hAnsi="Arial"/>
@@ -7292,7 +7292,7 @@
               <w:spacing w:after="10" w:before="0"/>
               <w:ind w:left="120"/>
             </w:pPr>
-            <w:hyperlink w:history="1" r:id="rId_7yz9uqfp7fp5hswnsly4">
+            <w:hyperlink w:history="1" r:id="rIdcuamvjurnkchcerih3o7o">
               <w:r>
                 <w:rPr>
                   <w:rFonts w:ascii="Arial" w:cs="Arial" w:eastAsia="Arial" w:hAnsi="Arial"/>
@@ -7337,7 +7337,7 @@
             <w:pPr>
               <w:spacing w:after="20" w:before="0"/>
             </w:pPr>
-            <w:hyperlink w:history="1" r:id="rIdtnb6-vp4s_chbznaux684">
+            <w:hyperlink w:history="1" r:id="rId3d0thg49hhtpgptjddftz">
               <w:r>
                 <w:rPr>
                   <w:rFonts w:ascii="Arial" w:cs="Arial" w:eastAsia="Arial" w:hAnsi="Arial"/>
@@ -7386,7 +7386,7 @@
               <w:spacing w:after="10" w:before="0"/>
               <w:ind w:left="120"/>
             </w:pPr>
-            <w:hyperlink w:history="1" r:id="rIdvs1jmi8o4lirurveyzsn5">
+            <w:hyperlink w:history="1" r:id="rIdp-vv6qsmbhpk4xrssd3h1">
               <w:r>
                 <w:rPr>
                   <w:rFonts w:ascii="Arial" w:cs="Arial" w:eastAsia="Arial" w:hAnsi="Arial"/>
@@ -7581,7 +7581,7 @@
             <w:pPr>
               <w:spacing w:after="20" w:before="0"/>
             </w:pPr>
-            <w:hyperlink w:history="1" r:id="rIdlqkm8krwgyw2-hxhx8xdw">
+            <w:hyperlink w:history="1" r:id="rIdjy0hs-yhzc2j4gowqc92x">
               <w:r>
                 <w:rPr>
                   <w:rFonts w:ascii="Arial" w:cs="Arial" w:eastAsia="Arial" w:hAnsi="Arial"/>
@@ -7630,7 +7630,7 @@
               <w:spacing w:after="10" w:before="0"/>
               <w:ind w:left="120"/>
             </w:pPr>
-            <w:hyperlink w:history="1" r:id="rIdav3jf6ix451nypszw32o8">
+            <w:hyperlink w:history="1" r:id="rId_psqqud5jxxbv7rne--kf">
               <w:r>
                 <w:rPr>
                   <w:rFonts w:ascii="Arial" w:cs="Arial" w:eastAsia="Arial" w:hAnsi="Arial"/>
@@ -7675,7 +7675,7 @@
             <w:pPr>
               <w:spacing w:after="20" w:before="0"/>
             </w:pPr>
-            <w:hyperlink w:history="1" r:id="rIdyydgvlcd0adn8xcftlcc5">
+            <w:hyperlink w:history="1" r:id="rId79k-_l0wrzfkpikjtifjs">
               <w:r>
                 <w:rPr>
                   <w:rFonts w:ascii="Arial" w:cs="Arial" w:eastAsia="Arial" w:hAnsi="Arial"/>
@@ -7724,7 +7724,7 @@
               <w:spacing w:after="10" w:before="0"/>
               <w:ind w:left="120"/>
             </w:pPr>
-            <w:hyperlink w:history="1" r:id="rIdmxdbi-c5ng_hxvreiyy5z">
+            <w:hyperlink w:history="1" r:id="rId6svlqnyaj1azewgeqa_on">
               <w:r>
                 <w:rPr>
                   <w:rFonts w:ascii="Arial" w:cs="Arial" w:eastAsia="Arial" w:hAnsi="Arial"/>
@@ -8236,7 +8236,7 @@
         </w:rPr>
         <w:t xml:space="preserve">© 2026 SeaVuria and ARES. Aligned with KICD objectives. Developed by SeaVuria; technical implementation by ARES (with AI assistance from Claude). Licensed under </w:t>
       </w:r>
-      <w:hyperlink w:history="1" r:id="rIdzkltetc6gis-tnay_idgb">
+      <w:hyperlink w:history="1" r:id="rId-wpbelr6gezvq4fske3gf">
         <w:r>
           <w:rPr>
             <w:rFonts w:ascii="Arial" w:cs="Arial" w:eastAsia="Arial" w:hAnsi="Arial"/>
@@ -8257,7 +8257,7 @@
         </w:rPr>
         <w:t xml:space="preserve"> (</w:t>
       </w:r>
-      <w:hyperlink w:history="1" r:id="rIdnlh3xcq_fhguc-kzyanve">
+      <w:hyperlink w:history="1" r:id="rIdotsdriw-hnw_icf1htjf3">
         <w:r>
           <w:rPr>
             <w:rFonts w:ascii="Arial" w:cs="Arial" w:eastAsia="Arial" w:hAnsi="Arial"/>
@@ -9270,7 +9270,7 @@
             <w:pPr>
               <w:spacing w:after="20" w:before="0"/>
             </w:pPr>
-            <w:hyperlink w:history="1" r:id="rIdffmqllffhxud-ssz4uvav">
+            <w:hyperlink w:history="1" r:id="rIdsxiirbu5bmj8lhlljk-4q">
               <w:r>
                 <w:rPr>
                   <w:rFonts w:ascii="Arial" w:cs="Arial" w:eastAsia="Arial" w:hAnsi="Arial"/>
@@ -9303,7 +9303,7 @@
               <w:spacing w:after="10" w:before="0"/>
               <w:ind w:left="120"/>
             </w:pPr>
-            <w:hyperlink w:history="1" r:id="rIdky9pzdqjvycbfvoftgcye">
+            <w:hyperlink w:history="1" r:id="rIdw4hmnuly9aperkel6yi7a">
               <w:r>
                 <w:rPr>
                   <w:rFonts w:ascii="Arial" w:cs="Arial" w:eastAsia="Arial" w:hAnsi="Arial"/>
@@ -9348,7 +9348,7 @@
             <w:pPr>
               <w:spacing w:after="20" w:before="0"/>
             </w:pPr>
-            <w:hyperlink w:history="1" r:id="rIdvcwlfrtkfvmnljsgqonxw">
+            <w:hyperlink w:history="1" r:id="rIdcuhzhaizysraidxsxqegd">
               <w:r>
                 <w:rPr>
                   <w:rFonts w:ascii="Arial" w:cs="Arial" w:eastAsia="Arial" w:hAnsi="Arial"/>
@@ -9381,7 +9381,7 @@
               <w:spacing w:after="10" w:before="0"/>
               <w:ind w:left="120"/>
             </w:pPr>
-            <w:hyperlink w:history="1" r:id="rIdap1g6p_yg0zm609ckwit5">
+            <w:hyperlink w:history="1" r:id="rIduyl3fq1axrdhkrwvosgdu">
               <w:r>
                 <w:rPr>
                   <w:rFonts w:ascii="Arial" w:cs="Arial" w:eastAsia="Arial" w:hAnsi="Arial"/>
@@ -9576,7 +9576,7 @@
             <w:pPr>
               <w:spacing w:after="20" w:before="0"/>
             </w:pPr>
-            <w:hyperlink w:history="1" r:id="rIdhsjcqlay2pp7fjcldtk6g">
+            <w:hyperlink w:history="1" r:id="rIdqpk6sh0tsgce_sj1xgx6y">
               <w:r>
                 <w:rPr>
                   <w:rFonts w:ascii="Arial" w:cs="Arial" w:eastAsia="Arial" w:hAnsi="Arial"/>
@@ -9609,7 +9609,7 @@
               <w:spacing w:after="10" w:before="0"/>
               <w:ind w:left="120"/>
             </w:pPr>
-            <w:hyperlink w:history="1" r:id="rIdy1exvkc8sabngusw-play">
+            <w:hyperlink w:history="1" r:id="rIdmsvf737iolmwnqrmspmop">
               <w:r>
                 <w:rPr>
                   <w:rFonts w:ascii="Arial" w:cs="Arial" w:eastAsia="Arial" w:hAnsi="Arial"/>
@@ -9654,7 +9654,7 @@
             <w:pPr>
               <w:spacing w:after="20" w:before="0"/>
             </w:pPr>
-            <w:hyperlink w:history="1" r:id="rIdhomwdmp0gw6qxo_w183pk">
+            <w:hyperlink w:history="1" r:id="rIdqsd8e50o0ygimrk1fumsd">
               <w:r>
                 <w:rPr>
                   <w:rFonts w:ascii="Arial" w:cs="Arial" w:eastAsia="Arial" w:hAnsi="Arial"/>
@@ -9687,7 +9687,7 @@
               <w:spacing w:after="10" w:before="0"/>
               <w:ind w:left="120"/>
             </w:pPr>
-            <w:hyperlink w:history="1" r:id="rIdgx7a_ja39pwis6hos45m6">
+            <w:hyperlink w:history="1" r:id="rIdu6ccheum6gkkhbrpl3say">
               <w:r>
                 <w:rPr>
                   <w:rFonts w:ascii="Arial" w:cs="Arial" w:eastAsia="Arial" w:hAnsi="Arial"/>
@@ -9882,7 +9882,7 @@
             <w:pPr>
               <w:spacing w:after="20" w:before="0"/>
             </w:pPr>
-            <w:hyperlink w:history="1" r:id="rIdu_wbfmahqrzgvaw0hv0ht">
+            <w:hyperlink w:history="1" r:id="rIdgatjjduh13g3km6nigfqx">
               <w:r>
                 <w:rPr>
                   <w:rFonts w:ascii="Arial" w:cs="Arial" w:eastAsia="Arial" w:hAnsi="Arial"/>
@@ -9931,7 +9931,7 @@
               <w:spacing w:after="10" w:before="0"/>
               <w:ind w:left="120"/>
             </w:pPr>
-            <w:hyperlink w:history="1" r:id="rId9r-4bld3fgxxcpgpibvoj">
+            <w:hyperlink w:history="1" r:id="rIdw8w33-xhi5qgyoyo_ruxx">
               <w:r>
                 <w:rPr>
                   <w:rFonts w:ascii="Arial" w:cs="Arial" w:eastAsia="Arial" w:hAnsi="Arial"/>
@@ -9976,7 +9976,7 @@
             <w:pPr>
               <w:spacing w:after="20" w:before="0"/>
             </w:pPr>
-            <w:hyperlink w:history="1" r:id="rIdvsq3dvhdzsoyudvltotbv">
+            <w:hyperlink w:history="1" r:id="rIdhjekbjab5fcaidcdsxdg4">
               <w:r>
                 <w:rPr>
                   <w:rFonts w:ascii="Arial" w:cs="Arial" w:eastAsia="Arial" w:hAnsi="Arial"/>
@@ -10025,7 +10025,7 @@
               <w:spacing w:after="10" w:before="0"/>
               <w:ind w:left="120"/>
             </w:pPr>
-            <w:hyperlink w:history="1" r:id="rIdsg82iuh1vbki7_syvsuot">
+            <w:hyperlink w:history="1" r:id="rIdlamtkmkbponjb_v3iitr2">
               <w:r>
                 <w:rPr>
                   <w:rFonts w:ascii="Arial" w:cs="Arial" w:eastAsia="Arial" w:hAnsi="Arial"/>
@@ -10220,7 +10220,7 @@
             <w:pPr>
               <w:spacing w:after="20" w:before="0"/>
             </w:pPr>
-            <w:hyperlink w:history="1" r:id="rIdgj9v5lleqf-79ckznqulw">
+            <w:hyperlink w:history="1" r:id="rId4qyyioihrmbu9tfqms2e_">
               <w:r>
                 <w:rPr>
                   <w:rFonts w:ascii="Arial" w:cs="Arial" w:eastAsia="Arial" w:hAnsi="Arial"/>
@@ -10269,7 +10269,7 @@
               <w:spacing w:after="10" w:before="0"/>
               <w:ind w:left="120"/>
             </w:pPr>
-            <w:hyperlink w:history="1" r:id="rIdszshybn2xhuauxk-zgwnr">
+            <w:hyperlink w:history="1" r:id="rIda8q2md-ysvaojsnupu1z3">
               <w:r>
                 <w:rPr>
                   <w:rFonts w:ascii="Arial" w:cs="Arial" w:eastAsia="Arial" w:hAnsi="Arial"/>
@@ -10314,7 +10314,7 @@
             <w:pPr>
               <w:spacing w:after="20" w:before="0"/>
             </w:pPr>
-            <w:hyperlink w:history="1" r:id="rIdzr1b6c6dhjyxshil0lvd4">
+            <w:hyperlink w:history="1" r:id="rId-ffs9uwamx4pno_fyduof">
               <w:r>
                 <w:rPr>
                   <w:rFonts w:ascii="Arial" w:cs="Arial" w:eastAsia="Arial" w:hAnsi="Arial"/>
@@ -10363,7 +10363,7 @@
               <w:spacing w:after="10" w:before="0"/>
               <w:ind w:left="120"/>
             </w:pPr>
-            <w:hyperlink w:history="1" r:id="rIdri_gtjkbcd1tsfs2kpxdb">
+            <w:hyperlink w:history="1" r:id="rIdlnt6px45aqtrmrnk8ucx1">
               <w:r>
                 <w:rPr>
                   <w:rFonts w:ascii="Arial" w:cs="Arial" w:eastAsia="Arial" w:hAnsi="Arial"/>
@@ -10558,7 +10558,7 @@
             <w:pPr>
               <w:spacing w:after="20" w:before="0"/>
             </w:pPr>
-            <w:hyperlink w:history="1" r:id="rIdrzrqobbrkumyrivdrplt3">
+            <w:hyperlink w:history="1" r:id="rIdpdequpotjocohs9p-vhtc">
               <w:r>
                 <w:rPr>
                   <w:rFonts w:ascii="Arial" w:cs="Arial" w:eastAsia="Arial" w:hAnsi="Arial"/>
@@ -10607,7 +10607,7 @@
               <w:spacing w:after="10" w:before="0"/>
               <w:ind w:left="120"/>
             </w:pPr>
-            <w:hyperlink w:history="1" r:id="rIdvep7ulkv41m3bty5ie5fn">
+            <w:hyperlink w:history="1" r:id="rIdte94_ogivvttvupx6jtsk">
               <w:r>
                 <w:rPr>
                   <w:rFonts w:ascii="Arial" w:cs="Arial" w:eastAsia="Arial" w:hAnsi="Arial"/>
@@ -10652,7 +10652,7 @@
             <w:pPr>
               <w:spacing w:after="20" w:before="0"/>
             </w:pPr>
-            <w:hyperlink w:history="1" r:id="rId5tnto8rehdyyxc0higmji">
+            <w:hyperlink w:history="1" r:id="rIdfcwp4o6qdt24n7pb9-be_">
               <w:r>
                 <w:rPr>
                   <w:rFonts w:ascii="Arial" w:cs="Arial" w:eastAsia="Arial" w:hAnsi="Arial"/>
@@ -10701,7 +10701,7 @@
               <w:spacing w:after="10" w:before="0"/>
               <w:ind w:left="120"/>
             </w:pPr>
-            <w:hyperlink w:history="1" r:id="rIddrjqmqchuv2qzaml9k_il">
+            <w:hyperlink w:history="1" r:id="rIdapajgl7tx3tu3vlwu8ics">
               <w:r>
                 <w:rPr>
                   <w:rFonts w:ascii="Arial" w:cs="Arial" w:eastAsia="Arial" w:hAnsi="Arial"/>
@@ -11213,7 +11213,7 @@
         </w:rPr>
         <w:t xml:space="preserve">© 2026 SeaVuria and ARES. Aligned with KICD objectives. Developed by SeaVuria; technical implementation by ARES (with AI assistance from Claude). Licensed under </w:t>
       </w:r>
-      <w:hyperlink w:history="1" r:id="rIdq-ipiqlv-dcofbfcllbu6">
+      <w:hyperlink w:history="1" r:id="rIdy2y9ixlwpvaeahmdowed0">
         <w:r>
           <w:rPr>
             <w:rFonts w:ascii="Arial" w:cs="Arial" w:eastAsia="Arial" w:hAnsi="Arial"/>
@@ -11234,7 +11234,7 @@
         </w:rPr>
         <w:t xml:space="preserve"> (</w:t>
       </w:r>
-      <w:hyperlink w:history="1" r:id="rIdobo6uxxqw5cpwuuhfh7mq">
+      <w:hyperlink w:history="1" r:id="rId5lx8b9xpzl5zpvhosjwmo">
         <w:r>
           <w:rPr>
             <w:rFonts w:ascii="Arial" w:cs="Arial" w:eastAsia="Arial" w:hAnsi="Arial"/>
@@ -12247,7 +12247,7 @@
             <w:pPr>
               <w:spacing w:after="20" w:before="0"/>
             </w:pPr>
-            <w:hyperlink w:history="1" r:id="rIdtsz4s3cwem9eoblfydyxn">
+            <w:hyperlink w:history="1" r:id="rIdm-ywpmicstwlyshsc5w2h">
               <w:r>
                 <w:rPr>
                   <w:rFonts w:ascii="Arial" w:cs="Arial" w:eastAsia="Arial" w:hAnsi="Arial"/>
@@ -12280,7 +12280,7 @@
               <w:spacing w:after="10" w:before="0"/>
               <w:ind w:left="120"/>
             </w:pPr>
-            <w:hyperlink w:history="1" r:id="rId5yclojjtzeioczav2tqe-">
+            <w:hyperlink w:history="1" r:id="rIdyit4ukmcjjhi5iuodylbk">
               <w:r>
                 <w:rPr>
                   <w:rFonts w:ascii="Arial" w:cs="Arial" w:eastAsia="Arial" w:hAnsi="Arial"/>
@@ -12325,7 +12325,7 @@
             <w:pPr>
               <w:spacing w:after="20" w:before="0"/>
             </w:pPr>
-            <w:hyperlink w:history="1" r:id="rIdy4c0e9gf6dvspf-yogz7g">
+            <w:hyperlink w:history="1" r:id="rIdnuen0wfpga6i1ejvlucpx">
               <w:r>
                 <w:rPr>
                   <w:rFonts w:ascii="Arial" w:cs="Arial" w:eastAsia="Arial" w:hAnsi="Arial"/>
@@ -12358,7 +12358,7 @@
               <w:spacing w:after="10" w:before="0"/>
               <w:ind w:left="120"/>
             </w:pPr>
-            <w:hyperlink w:history="1" r:id="rIdn0rvbjjkcper08y9mypes">
+            <w:hyperlink w:history="1" r:id="rId40ihkp_hxf_gzqwio3anf">
               <w:r>
                 <w:rPr>
                   <w:rFonts w:ascii="Arial" w:cs="Arial" w:eastAsia="Arial" w:hAnsi="Arial"/>
@@ -12553,7 +12553,7 @@
             <w:pPr>
               <w:spacing w:after="20" w:before="0"/>
             </w:pPr>
-            <w:hyperlink w:history="1" r:id="rId1fuz2eqolcxqtynmnzfww">
+            <w:hyperlink w:history="1" r:id="rId5v-w20bdnhgmksdl7jx5i">
               <w:r>
                 <w:rPr>
                   <w:rFonts w:ascii="Arial" w:cs="Arial" w:eastAsia="Arial" w:hAnsi="Arial"/>
@@ -12586,7 +12586,7 @@
               <w:spacing w:after="10" w:before="0"/>
               <w:ind w:left="120"/>
             </w:pPr>
-            <w:hyperlink w:history="1" r:id="rIdxneqbym1bvvtqt9mfwawg">
+            <w:hyperlink w:history="1" r:id="rIdmzko3lpfjqwbsdako_zcf">
               <w:r>
                 <w:rPr>
                   <w:rFonts w:ascii="Arial" w:cs="Arial" w:eastAsia="Arial" w:hAnsi="Arial"/>
@@ -12631,7 +12631,7 @@
             <w:pPr>
               <w:spacing w:after="20" w:before="0"/>
             </w:pPr>
-            <w:hyperlink w:history="1" r:id="rIdwguqbqhmnpvud8ohxhro0">
+            <w:hyperlink w:history="1" r:id="rId5ztyeybs2rm1uctrodmcg">
               <w:r>
                 <w:rPr>
                   <w:rFonts w:ascii="Arial" w:cs="Arial" w:eastAsia="Arial" w:hAnsi="Arial"/>
@@ -12664,7 +12664,7 @@
               <w:spacing w:after="10" w:before="0"/>
               <w:ind w:left="120"/>
             </w:pPr>
-            <w:hyperlink w:history="1" r:id="rIdhtworhtklcwbzaoy-h_i-">
+            <w:hyperlink w:history="1" r:id="rIdoyztswdua0xjmlsanox19">
               <w:r>
                 <w:rPr>
                   <w:rFonts w:ascii="Arial" w:cs="Arial" w:eastAsia="Arial" w:hAnsi="Arial"/>
@@ -12859,7 +12859,7 @@
             <w:pPr>
               <w:spacing w:after="20" w:before="0"/>
             </w:pPr>
-            <w:hyperlink w:history="1" r:id="rIdwjg_r9hubvjihmk5upvcw">
+            <w:hyperlink w:history="1" r:id="rIdmv3bw3tyfxx5mi9_imrud">
               <w:r>
                 <w:rPr>
                   <w:rFonts w:ascii="Arial" w:cs="Arial" w:eastAsia="Arial" w:hAnsi="Arial"/>
@@ -12908,7 +12908,7 @@
               <w:spacing w:after="10" w:before="0"/>
               <w:ind w:left="120"/>
             </w:pPr>
-            <w:hyperlink w:history="1" r:id="rIdp-dqwi474bmxarmyl0huv">
+            <w:hyperlink w:history="1" r:id="rIdeae8y1mxxm-3wz8r516dd">
               <w:r>
                 <w:rPr>
                   <w:rFonts w:ascii="Arial" w:cs="Arial" w:eastAsia="Arial" w:hAnsi="Arial"/>
@@ -12953,7 +12953,7 @@
             <w:pPr>
               <w:spacing w:after="20" w:before="0"/>
             </w:pPr>
-            <w:hyperlink w:history="1" r:id="rIdm4bmmkfjfxzc9u8c05reo">
+            <w:hyperlink w:history="1" r:id="rId8wya77xclzh1a5dzkndlh">
               <w:r>
                 <w:rPr>
                   <w:rFonts w:ascii="Arial" w:cs="Arial" w:eastAsia="Arial" w:hAnsi="Arial"/>
@@ -13002,7 +13002,7 @@
               <w:spacing w:after="10" w:before="0"/>
               <w:ind w:left="120"/>
             </w:pPr>
-            <w:hyperlink w:history="1" r:id="rIdve94jj9rxwp7wjpc-vrvq">
+            <w:hyperlink w:history="1" r:id="rIdaw1ujc7wbaproducolbcb">
               <w:r>
                 <w:rPr>
                   <w:rFonts w:ascii="Arial" w:cs="Arial" w:eastAsia="Arial" w:hAnsi="Arial"/>
@@ -13197,7 +13197,7 @@
             <w:pPr>
               <w:spacing w:after="20" w:before="0"/>
             </w:pPr>
-            <w:hyperlink w:history="1" r:id="rIdityev8jdopidwlqnzcayn">
+            <w:hyperlink w:history="1" r:id="rIdd14grnim7nkotbk_mmgsy">
               <w:r>
                 <w:rPr>
                   <w:rFonts w:ascii="Arial" w:cs="Arial" w:eastAsia="Arial" w:hAnsi="Arial"/>
@@ -13246,7 +13246,7 @@
               <w:spacing w:after="10" w:before="0"/>
               <w:ind w:left="120"/>
             </w:pPr>
-            <w:hyperlink w:history="1" r:id="rIdvufsqd0hvjh4bqtp-fkjw">
+            <w:hyperlink w:history="1" r:id="rIditxqhnuwzia1oz-r5rbld">
               <w:r>
                 <w:rPr>
                   <w:rFonts w:ascii="Arial" w:cs="Arial" w:eastAsia="Arial" w:hAnsi="Arial"/>
@@ -13291,7 +13291,7 @@
             <w:pPr>
               <w:spacing w:after="20" w:before="0"/>
             </w:pPr>
-            <w:hyperlink w:history="1" r:id="rIdwwverldv0uzysmsoet4yf">
+            <w:hyperlink w:history="1" r:id="rId7rftik9cwukaxwcvbe9w3">
               <w:r>
                 <w:rPr>
                   <w:rFonts w:ascii="Arial" w:cs="Arial" w:eastAsia="Arial" w:hAnsi="Arial"/>
@@ -13340,7 +13340,7 @@
               <w:spacing w:after="10" w:before="0"/>
               <w:ind w:left="120"/>
             </w:pPr>
-            <w:hyperlink w:history="1" r:id="rIddcqwquoih2ls1a5bp9fs8">
+            <w:hyperlink w:history="1" r:id="rIdrfnj7xi9khort_jnlz32g">
               <w:r>
                 <w:rPr>
                   <w:rFonts w:ascii="Arial" w:cs="Arial" w:eastAsia="Arial" w:hAnsi="Arial"/>
@@ -13535,7 +13535,7 @@
             <w:pPr>
               <w:spacing w:after="20" w:before="0"/>
             </w:pPr>
-            <w:hyperlink w:history="1" r:id="rIdhpj4wv_d1sqlk67hxu8zu">
+            <w:hyperlink w:history="1" r:id="rIdkoxdjpz0tji0fazjlxupr">
               <w:r>
                 <w:rPr>
                   <w:rFonts w:ascii="Arial" w:cs="Arial" w:eastAsia="Arial" w:hAnsi="Arial"/>
@@ -13584,7 +13584,7 @@
               <w:spacing w:after="10" w:before="0"/>
               <w:ind w:left="120"/>
             </w:pPr>
-            <w:hyperlink w:history="1" r:id="rIdpne5ndqrdwfgqkckyp0ci">
+            <w:hyperlink w:history="1" r:id="rIdazsptqt8d5jp5segsnpjy">
               <w:r>
                 <w:rPr>
                   <w:rFonts w:ascii="Arial" w:cs="Arial" w:eastAsia="Arial" w:hAnsi="Arial"/>
@@ -13629,7 +13629,7 @@
             <w:pPr>
               <w:spacing w:after="20" w:before="0"/>
             </w:pPr>
-            <w:hyperlink w:history="1" r:id="rIdobi1xwayod-yg6koh-iah">
+            <w:hyperlink w:history="1" r:id="rId67bm9jebd8lbggkkk3u5j">
               <w:r>
                 <w:rPr>
                   <w:rFonts w:ascii="Arial" w:cs="Arial" w:eastAsia="Arial" w:hAnsi="Arial"/>
@@ -13678,7 +13678,7 @@
               <w:spacing w:after="10" w:before="0"/>
               <w:ind w:left="120"/>
             </w:pPr>
-            <w:hyperlink w:history="1" r:id="rIdqazm8cgezom_te8lxd0cv">
+            <w:hyperlink w:history="1" r:id="rIdhrx2jbx9pdph3o9in2znv">
               <w:r>
                 <w:rPr>
                   <w:rFonts w:ascii="Arial" w:cs="Arial" w:eastAsia="Arial" w:hAnsi="Arial"/>
@@ -14285,7 +14285,7 @@
         </w:rPr>
         <w:t xml:space="preserve">© 2026 SeaVuria and ARES. Aligned with KICD objectives. Developed by SeaVuria; technical implementation by ARES (with AI assistance from Claude). Licensed under </w:t>
       </w:r>
-      <w:hyperlink w:history="1" r:id="rIdhhvue3b25aaupmbsfcm5t">
+      <w:hyperlink w:history="1" r:id="rIdwkkrv6lz7wmjr8aekmvcr">
         <w:r>
           <w:rPr>
             <w:rFonts w:ascii="Arial" w:cs="Arial" w:eastAsia="Arial" w:hAnsi="Arial"/>
@@ -14306,7 +14306,7 @@
         </w:rPr>
         <w:t xml:space="preserve"> (</w:t>
       </w:r>
-      <w:hyperlink w:history="1" r:id="rIdwekq5p2ckbxjzqqsuyu9p">
+      <w:hyperlink w:history="1" r:id="rId2q2kszeavwbzbry72lzcm">
         <w:r>
           <w:rPr>
             <w:rFonts w:ascii="Arial" w:cs="Arial" w:eastAsia="Arial" w:hAnsi="Arial"/>
@@ -15319,7 +15319,7 @@
             <w:pPr>
               <w:spacing w:after="20" w:before="0"/>
             </w:pPr>
-            <w:hyperlink w:history="1" r:id="rId5mochjxhba7hawolf99lh">
+            <w:hyperlink w:history="1" r:id="rIdowrsqqkc8sxvbfve1btbi">
               <w:r>
                 <w:rPr>
                   <w:rFonts w:ascii="Arial" w:cs="Arial" w:eastAsia="Arial" w:hAnsi="Arial"/>
@@ -15368,7 +15368,7 @@
               <w:spacing w:after="10" w:before="0"/>
               <w:ind w:left="120"/>
             </w:pPr>
-            <w:hyperlink w:history="1" r:id="rIdykr0s1-whoms842yrnrxv">
+            <w:hyperlink w:history="1" r:id="rIdsd7tyd3osmrjegn9vo0au">
               <w:r>
                 <w:rPr>
                   <w:rFonts w:ascii="Arial" w:cs="Arial" w:eastAsia="Arial" w:hAnsi="Arial"/>
@@ -15413,7 +15413,7 @@
             <w:pPr>
               <w:spacing w:after="20" w:before="0"/>
             </w:pPr>
-            <w:hyperlink w:history="1" r:id="rId3oorta7nqgjvqu8kdzfuz">
+            <w:hyperlink w:history="1" r:id="rIdbv0vuwyedwtue7gyjtnhb">
               <w:r>
                 <w:rPr>
                   <w:rFonts w:ascii="Arial" w:cs="Arial" w:eastAsia="Arial" w:hAnsi="Arial"/>
@@ -15462,7 +15462,7 @@
               <w:spacing w:after="10" w:before="0"/>
               <w:ind w:left="120"/>
             </w:pPr>
-            <w:hyperlink w:history="1" r:id="rIdo3o-lds2ows9fsyysi1hs">
+            <w:hyperlink w:history="1" r:id="rIdntn3uqkc-epyvwfhu-usv">
               <w:r>
                 <w:rPr>
                   <w:rFonts w:ascii="Arial" w:cs="Arial" w:eastAsia="Arial" w:hAnsi="Arial"/>
@@ -15657,7 +15657,7 @@
             <w:pPr>
               <w:spacing w:after="20" w:before="0"/>
             </w:pPr>
-            <w:hyperlink w:history="1" r:id="rIdyv5inqc5lr5bi-vgo80y9">
+            <w:hyperlink w:history="1" r:id="rIdxcfeyhamy56kiuviotn0s">
               <w:r>
                 <w:rPr>
                   <w:rFonts w:ascii="Arial" w:cs="Arial" w:eastAsia="Arial" w:hAnsi="Arial"/>
@@ -15706,7 +15706,7 @@
               <w:spacing w:after="10" w:before="0"/>
               <w:ind w:left="120"/>
             </w:pPr>
-            <w:hyperlink w:history="1" r:id="rId91znt5gvdz7me05fk01gl">
+            <w:hyperlink w:history="1" r:id="rIdqkxmjz-mccif7kiovsogj">
               <w:r>
                 <w:rPr>
                   <w:rFonts w:ascii="Arial" w:cs="Arial" w:eastAsia="Arial" w:hAnsi="Arial"/>
@@ -15751,7 +15751,7 @@
             <w:pPr>
               <w:spacing w:after="20" w:before="0"/>
             </w:pPr>
-            <w:hyperlink w:history="1" r:id="rIdjnb2eg73phh-hctje3jvj">
+            <w:hyperlink w:history="1" r:id="rIdgjcryn3muwifsqscgcx8g">
               <w:r>
                 <w:rPr>
                   <w:rFonts w:ascii="Arial" w:cs="Arial" w:eastAsia="Arial" w:hAnsi="Arial"/>
@@ -15800,7 +15800,7 @@
               <w:spacing w:after="10" w:before="0"/>
               <w:ind w:left="120"/>
             </w:pPr>
-            <w:hyperlink w:history="1" r:id="rIdzezvw9sdhsudyv5vrew6w">
+            <w:hyperlink w:history="1" r:id="rIdpfcsl4ht7dciblt7ybl-y">
               <w:r>
                 <w:rPr>
                   <w:rFonts w:ascii="Arial" w:cs="Arial" w:eastAsia="Arial" w:hAnsi="Arial"/>
@@ -15995,7 +15995,7 @@
             <w:pPr>
               <w:spacing w:after="20" w:before="0"/>
             </w:pPr>
-            <w:hyperlink w:history="1" r:id="rId8os9tixx6eijqm7hg6aq5">
+            <w:hyperlink w:history="1" r:id="rId0er_iwsyoywpdgzklzksw">
               <w:r>
                 <w:rPr>
                   <w:rFonts w:ascii="Arial" w:cs="Arial" w:eastAsia="Arial" w:hAnsi="Arial"/>
@@ -16044,7 +16044,7 @@
               <w:spacing w:after="10" w:before="0"/>
               <w:ind w:left="120"/>
             </w:pPr>
-            <w:hyperlink w:history="1" r:id="rIdbws-uup6yfyvvfrzcdtmp">
+            <w:hyperlink w:history="1" r:id="rId1q7-nijmzwqjka6y6svfc">
               <w:r>
                 <w:rPr>
                   <w:rFonts w:ascii="Arial" w:cs="Arial" w:eastAsia="Arial" w:hAnsi="Arial"/>
@@ -16089,7 +16089,7 @@
             <w:pPr>
               <w:spacing w:after="20" w:before="0"/>
             </w:pPr>
-            <w:hyperlink w:history="1" r:id="rId_6x-srq8dy6dlts4z1kim">
+            <w:hyperlink w:history="1" r:id="rId_suv3kr4rwllu41rkmbzn">
               <w:r>
                 <w:rPr>
                   <w:rFonts w:ascii="Arial" w:cs="Arial" w:eastAsia="Arial" w:hAnsi="Arial"/>
@@ -16138,7 +16138,7 @@
               <w:spacing w:after="10" w:before="0"/>
               <w:ind w:left="120"/>
             </w:pPr>
-            <w:hyperlink w:history="1" r:id="rId78zbxoju6kfqtkzumkix9">
+            <w:hyperlink w:history="1" r:id="rIdzszve_ksbzmomcjpbssta">
               <w:r>
                 <w:rPr>
                   <w:rFonts w:ascii="Arial" w:cs="Arial" w:eastAsia="Arial" w:hAnsi="Arial"/>
@@ -16333,7 +16333,7 @@
             <w:pPr>
               <w:spacing w:after="20" w:before="0"/>
             </w:pPr>
-            <w:hyperlink w:history="1" r:id="rIdjlcxhjmafke9tlfrsvmnf">
+            <w:hyperlink w:history="1" r:id="rIdo77h2pwihiqyytz8wdyhq">
               <w:r>
                 <w:rPr>
                   <w:rFonts w:ascii="Arial" w:cs="Arial" w:eastAsia="Arial" w:hAnsi="Arial"/>
@@ -16382,7 +16382,7 @@
               <w:spacing w:after="10" w:before="0"/>
               <w:ind w:left="120"/>
             </w:pPr>
-            <w:hyperlink w:history="1" r:id="rIdd7uuehfnqpkg6gn-t-iw3">
+            <w:hyperlink w:history="1" r:id="rIdd16pjvahvqyzpmzqm-f1-">
               <w:r>
                 <w:rPr>
                   <w:rFonts w:ascii="Arial" w:cs="Arial" w:eastAsia="Arial" w:hAnsi="Arial"/>
@@ -16427,7 +16427,7 @@
             <w:pPr>
               <w:spacing w:after="20" w:before="0"/>
             </w:pPr>
-            <w:hyperlink w:history="1" r:id="rIdw3fns3hdulde7tvsdvhec">
+            <w:hyperlink w:history="1" r:id="rIdvt6vq5bqo_ppvqxfgg_yi">
               <w:r>
                 <w:rPr>
                   <w:rFonts w:ascii="Arial" w:cs="Arial" w:eastAsia="Arial" w:hAnsi="Arial"/>
@@ -16476,7 +16476,7 @@
               <w:spacing w:after="10" w:before="0"/>
               <w:ind w:left="120"/>
             </w:pPr>
-            <w:hyperlink w:history="1" r:id="rIdvsjgw34mbo1daj-yoiyx3">
+            <w:hyperlink w:history="1" r:id="rIdzlay-liltv3gpgb5lzzbz">
               <w:r>
                 <w:rPr>
                   <w:rFonts w:ascii="Arial" w:cs="Arial" w:eastAsia="Arial" w:hAnsi="Arial"/>
@@ -16671,7 +16671,7 @@
             <w:pPr>
               <w:spacing w:after="20" w:before="0"/>
             </w:pPr>
-            <w:hyperlink w:history="1" r:id="rIdh9c9vehjbwxuww4xq5-us">
+            <w:hyperlink w:history="1" r:id="rIdkxfxddbqizlgcsu0xjg17">
               <w:r>
                 <w:rPr>
                   <w:rFonts w:ascii="Arial" w:cs="Arial" w:eastAsia="Arial" w:hAnsi="Arial"/>
@@ -16720,7 +16720,7 @@
               <w:spacing w:after="10" w:before="0"/>
               <w:ind w:left="120"/>
             </w:pPr>
-            <w:hyperlink w:history="1" r:id="rIdu4bzdjmqnpuqg5om2-txi">
+            <w:hyperlink w:history="1" r:id="rIdfjd-6xgfxnmptpmeskpip">
               <w:r>
                 <w:rPr>
                   <w:rFonts w:ascii="Arial" w:cs="Arial" w:eastAsia="Arial" w:hAnsi="Arial"/>
@@ -16765,7 +16765,7 @@
             <w:pPr>
               <w:spacing w:after="20" w:before="0"/>
             </w:pPr>
-            <w:hyperlink w:history="1" r:id="rIdi6lxswyyhtdjsmm0kpx5s">
+            <w:hyperlink w:history="1" r:id="rId0clkhyrza16nd76bjdiou">
               <w:r>
                 <w:rPr>
                   <w:rFonts w:ascii="Arial" w:cs="Arial" w:eastAsia="Arial" w:hAnsi="Arial"/>
@@ -16814,7 +16814,7 @@
               <w:spacing w:after="10" w:before="0"/>
               <w:ind w:left="120"/>
             </w:pPr>
-            <w:hyperlink w:history="1" r:id="rIdhx-whp-cr2e_smdgfllim">
+            <w:hyperlink w:history="1" r:id="rIdu1yd8sb19onu-zisumzkb">
               <w:r>
                 <w:rPr>
                   <w:rFonts w:ascii="Arial" w:cs="Arial" w:eastAsia="Arial" w:hAnsi="Arial"/>
@@ -17326,7 +17326,7 @@
         </w:rPr>
         <w:t xml:space="preserve">© 2026 SeaVuria and ARES. Aligned with KICD objectives. Developed by SeaVuria; technical implementation by ARES (with AI assistance from Claude). Licensed under </w:t>
       </w:r>
-      <w:hyperlink w:history="1" r:id="rIdj8drvac4rhvimvidodlq3">
+      <w:hyperlink w:history="1" r:id="rIdnzbhbpclm2puzutf1ejx7">
         <w:r>
           <w:rPr>
             <w:rFonts w:ascii="Arial" w:cs="Arial" w:eastAsia="Arial" w:hAnsi="Arial"/>
@@ -17347,7 +17347,7 @@
         </w:rPr>
         <w:t xml:space="preserve"> (</w:t>
       </w:r>
-      <w:hyperlink w:history="1" r:id="rIdjgfcz0ocjocnwzvirlod2">
+      <w:hyperlink w:history="1" r:id="rIdpyahujjij3kopjbxw5l8u">
         <w:r>
           <w:rPr>
             <w:rFonts w:ascii="Arial" w:cs="Arial" w:eastAsia="Arial" w:hAnsi="Arial"/>
@@ -18360,7 +18360,7 @@
             <w:pPr>
               <w:spacing w:after="20" w:before="0"/>
             </w:pPr>
-            <w:hyperlink w:history="1" r:id="rIdkxtj19wsco2wygvlrwlyi">
+            <w:hyperlink w:history="1" r:id="rIdkymukqmaxt8yis6gf54xy">
               <w:r>
                 <w:rPr>
                   <w:rFonts w:ascii="Arial" w:cs="Arial" w:eastAsia="Arial" w:hAnsi="Arial"/>
@@ -18393,7 +18393,7 @@
               <w:spacing w:after="10" w:before="0"/>
               <w:ind w:left="120"/>
             </w:pPr>
-            <w:hyperlink w:history="1" r:id="rIdwsvnnrqahcwur9vrixywg">
+            <w:hyperlink w:history="1" r:id="rIdoydzgfln-0a68mo5brnow">
               <w:r>
                 <w:rPr>
                   <w:rFonts w:ascii="Arial" w:cs="Arial" w:eastAsia="Arial" w:hAnsi="Arial"/>
@@ -18438,7 +18438,7 @@
             <w:pPr>
               <w:spacing w:after="20" w:before="0"/>
             </w:pPr>
-            <w:hyperlink w:history="1" r:id="rIdwvkynz3ei0pjtlkrwt_hx">
+            <w:hyperlink w:history="1" r:id="rIdgargeassqgfgz_efkfehw">
               <w:r>
                 <w:rPr>
                   <w:rFonts w:ascii="Arial" w:cs="Arial" w:eastAsia="Arial" w:hAnsi="Arial"/>
@@ -18471,7 +18471,7 @@
               <w:spacing w:after="10" w:before="0"/>
               <w:ind w:left="120"/>
             </w:pPr>
-            <w:hyperlink w:history="1" r:id="rIdxhnhfvjpruoy7kbuqupjg">
+            <w:hyperlink w:history="1" r:id="rIdfdwlk5vdaguwc2nupckse">
               <w:r>
                 <w:rPr>
                   <w:rFonts w:ascii="Arial" w:cs="Arial" w:eastAsia="Arial" w:hAnsi="Arial"/>
@@ -18666,7 +18666,7 @@
             <w:pPr>
               <w:spacing w:after="20" w:before="0"/>
             </w:pPr>
-            <w:hyperlink w:history="1" r:id="rIdvapijeuyyeflbuueqhqky">
+            <w:hyperlink w:history="1" r:id="rIdnn7ok9mhn6skq-0pmq0e-">
               <w:r>
                 <w:rPr>
                   <w:rFonts w:ascii="Arial" w:cs="Arial" w:eastAsia="Arial" w:hAnsi="Arial"/>
@@ -18699,7 +18699,7 @@
               <w:spacing w:after="10" w:before="0"/>
               <w:ind w:left="120"/>
             </w:pPr>
-            <w:hyperlink w:history="1" r:id="rId5q0q6wak5eelhcu5o14jw">
+            <w:hyperlink w:history="1" r:id="rIdkzhyj1qesu7gi8tjlnojc">
               <w:r>
                 <w:rPr>
                   <w:rFonts w:ascii="Arial" w:cs="Arial" w:eastAsia="Arial" w:hAnsi="Arial"/>
@@ -18744,7 +18744,7 @@
             <w:pPr>
               <w:spacing w:after="20" w:before="0"/>
             </w:pPr>
-            <w:hyperlink w:history="1" r:id="rIdudiectn9eng5fntmsvwcb">
+            <w:hyperlink w:history="1" r:id="rIdudu5jszu2uwnpioq-hikk">
               <w:r>
                 <w:rPr>
                   <w:rFonts w:ascii="Arial" w:cs="Arial" w:eastAsia="Arial" w:hAnsi="Arial"/>
@@ -18777,7 +18777,7 @@
               <w:spacing w:after="10" w:before="0"/>
               <w:ind w:left="120"/>
             </w:pPr>
-            <w:hyperlink w:history="1" r:id="rIde63b7z4mmlhqt9zr188me">
+            <w:hyperlink w:history="1" r:id="rId-zv57tfg6228-9hilkmie">
               <w:r>
                 <w:rPr>
                   <w:rFonts w:ascii="Arial" w:cs="Arial" w:eastAsia="Arial" w:hAnsi="Arial"/>
@@ -18972,7 +18972,7 @@
             <w:pPr>
               <w:spacing w:after="20" w:before="0"/>
             </w:pPr>
-            <w:hyperlink w:history="1" r:id="rId1k1mya94gtiopu4mkgoeu">
+            <w:hyperlink w:history="1" r:id="rIdwqlrzhuvfd19j00zkhbtt">
               <w:r>
                 <w:rPr>
                   <w:rFonts w:ascii="Arial" w:cs="Arial" w:eastAsia="Arial" w:hAnsi="Arial"/>
@@ -19021,7 +19021,7 @@
               <w:spacing w:after="10" w:before="0"/>
               <w:ind w:left="120"/>
             </w:pPr>
-            <w:hyperlink w:history="1" r:id="rIdmjxalpwmllgpn15mvafal">
+            <w:hyperlink w:history="1" r:id="rIdvqw8kxniebivptunjq3bt">
               <w:r>
                 <w:rPr>
                   <w:rFonts w:ascii="Arial" w:cs="Arial" w:eastAsia="Arial" w:hAnsi="Arial"/>
@@ -19066,7 +19066,7 @@
             <w:pPr>
               <w:spacing w:after="20" w:before="0"/>
             </w:pPr>
-            <w:hyperlink w:history="1" r:id="rId7aerhjgsequkehkkkjxji">
+            <w:hyperlink w:history="1" r:id="rIdxd_mrsndpy_tkrvgt6yjm">
               <w:r>
                 <w:rPr>
                   <w:rFonts w:ascii="Arial" w:cs="Arial" w:eastAsia="Arial" w:hAnsi="Arial"/>
@@ -19115,7 +19115,7 @@
               <w:spacing w:after="10" w:before="0"/>
               <w:ind w:left="120"/>
             </w:pPr>
-            <w:hyperlink w:history="1" r:id="rIdzmdeus5nb1nn9q7q_zjw5">
+            <w:hyperlink w:history="1" r:id="rIdirxaf2m8opazrohtcib70">
               <w:r>
                 <w:rPr>
                   <w:rFonts w:ascii="Arial" w:cs="Arial" w:eastAsia="Arial" w:hAnsi="Arial"/>
@@ -19310,7 +19310,7 @@
             <w:pPr>
               <w:spacing w:after="20" w:before="0"/>
             </w:pPr>
-            <w:hyperlink w:history="1" r:id="rId9aoyjjkmw6naajrn5kelv">
+            <w:hyperlink w:history="1" r:id="rId8os80yyn3eyvfzji7_cu_">
               <w:r>
                 <w:rPr>
                   <w:rFonts w:ascii="Arial" w:cs="Arial" w:eastAsia="Arial" w:hAnsi="Arial"/>
@@ -19359,7 +19359,7 @@
               <w:spacing w:after="10" w:before="0"/>
               <w:ind w:left="120"/>
             </w:pPr>
-            <w:hyperlink w:history="1" r:id="rIdqjgkpoigi0judkzsixlj0">
+            <w:hyperlink w:history="1" r:id="rIdjauwr6tvdpckvgxhfitif">
               <w:r>
                 <w:rPr>
                   <w:rFonts w:ascii="Arial" w:cs="Arial" w:eastAsia="Arial" w:hAnsi="Arial"/>
@@ -19404,7 +19404,7 @@
             <w:pPr>
               <w:spacing w:after="20" w:before="0"/>
             </w:pPr>
-            <w:hyperlink w:history="1" r:id="rIdp9fhevk5bvdzu3jdvrcmi">
+            <w:hyperlink w:history="1" r:id="rIdcu0qinot5bsdn-0hikyzh">
               <w:r>
                 <w:rPr>
                   <w:rFonts w:ascii="Arial" w:cs="Arial" w:eastAsia="Arial" w:hAnsi="Arial"/>
@@ -19453,7 +19453,7 @@
               <w:spacing w:after="10" w:before="0"/>
               <w:ind w:left="120"/>
             </w:pPr>
-            <w:hyperlink w:history="1" r:id="rIdn4ehpgerb-ejnozcv4ps1">
+            <w:hyperlink w:history="1" r:id="rId3bqrqvm7diu8ih2g90z9f">
               <w:r>
                 <w:rPr>
                   <w:rFonts w:ascii="Arial" w:cs="Arial" w:eastAsia="Arial" w:hAnsi="Arial"/>
@@ -19648,7 +19648,7 @@
             <w:pPr>
               <w:spacing w:after="20" w:before="0"/>
             </w:pPr>
-            <w:hyperlink w:history="1" r:id="rIdcdabd_g8tufgz13nhmp0f">
+            <w:hyperlink w:history="1" r:id="rIdox668ihqeq2of7wtjpkrv">
               <w:r>
                 <w:rPr>
                   <w:rFonts w:ascii="Arial" w:cs="Arial" w:eastAsia="Arial" w:hAnsi="Arial"/>
@@ -19697,7 +19697,7 @@
               <w:spacing w:after="10" w:before="0"/>
               <w:ind w:left="120"/>
             </w:pPr>
-            <w:hyperlink w:history="1" r:id="rId7ys7re2aoifrks3qhmua9">
+            <w:hyperlink w:history="1" r:id="rIdfnclasbfqrs5c5zwaakyu">
               <w:r>
                 <w:rPr>
                   <w:rFonts w:ascii="Arial" w:cs="Arial" w:eastAsia="Arial" w:hAnsi="Arial"/>
@@ -19742,7 +19742,7 @@
             <w:pPr>
               <w:spacing w:after="20" w:before="0"/>
             </w:pPr>
-            <w:hyperlink w:history="1" r:id="rIde4fdcg2gy0exb458hb-pm">
+            <w:hyperlink w:history="1" r:id="rIdyhqsn9ngcanacxlwtosxw">
               <w:r>
                 <w:rPr>
                   <w:rFonts w:ascii="Arial" w:cs="Arial" w:eastAsia="Arial" w:hAnsi="Arial"/>
@@ -19791,7 +19791,7 @@
               <w:spacing w:after="10" w:before="0"/>
               <w:ind w:left="120"/>
             </w:pPr>
-            <w:hyperlink w:history="1" r:id="rIdfwsf9qwiijasrcpgr6y7u">
+            <w:hyperlink w:history="1" r:id="rIdr-hsgywur78bc_zo2heyf">
               <w:r>
                 <w:rPr>
                   <w:rFonts w:ascii="Arial" w:cs="Arial" w:eastAsia="Arial" w:hAnsi="Arial"/>
@@ -20303,7 +20303,7 @@
         </w:rPr>
         <w:t xml:space="preserve">© 2026 SeaVuria and ARES. Aligned with KICD objectives. Developed by SeaVuria; technical implementation by ARES (with AI assistance from Claude). Licensed under </w:t>
       </w:r>
-      <w:hyperlink w:history="1" r:id="rIdnz0r_6mhm3x4hjveb1dgv">
+      <w:hyperlink w:history="1" r:id="rIdshhlsivu_xmcvypuiu6ji">
         <w:r>
           <w:rPr>
             <w:rFonts w:ascii="Arial" w:cs="Arial" w:eastAsia="Arial" w:hAnsi="Arial"/>
@@ -20324,7 +20324,7 @@
         </w:rPr>
         <w:t xml:space="preserve"> (</w:t>
       </w:r>
-      <w:hyperlink w:history="1" r:id="rIdew_1lhl_bgtqai-ybvx18">
+      <w:hyperlink w:history="1" r:id="rId027i6g-docsbkcxfglngb">
         <w:r>
           <w:rPr>
             <w:rFonts w:ascii="Arial" w:cs="Arial" w:eastAsia="Arial" w:hAnsi="Arial"/>
@@ -21337,7 +21337,7 @@
             <w:pPr>
               <w:spacing w:after="20" w:before="0"/>
             </w:pPr>
-            <w:hyperlink w:history="1" r:id="rIdkisathbn_h6yrmlk8uijs">
+            <w:hyperlink w:history="1" r:id="rIdgojlinjn7ujqxzvtvqgao">
               <w:r>
                 <w:rPr>
                   <w:rFonts w:ascii="Arial" w:cs="Arial" w:eastAsia="Arial" w:hAnsi="Arial"/>
@@ -21370,7 +21370,7 @@
               <w:spacing w:after="10" w:before="0"/>
               <w:ind w:left="120"/>
             </w:pPr>
-            <w:hyperlink w:history="1" r:id="rIdty77cqugrycjls9pzegce">
+            <w:hyperlink w:history="1" r:id="rIdxjp3rxfnnivdyd8wcxiyd">
               <w:r>
                 <w:rPr>
                   <w:rFonts w:ascii="Arial" w:cs="Arial" w:eastAsia="Arial" w:hAnsi="Arial"/>
@@ -21415,7 +21415,7 @@
             <w:pPr>
               <w:spacing w:after="20" w:before="0"/>
             </w:pPr>
-            <w:hyperlink w:history="1" r:id="rIdkicach34yna85mkn-mtfs">
+            <w:hyperlink w:history="1" r:id="rId6tawu_5mf4jr_gh9usu6-">
               <w:r>
                 <w:rPr>
                   <w:rFonts w:ascii="Arial" w:cs="Arial" w:eastAsia="Arial" w:hAnsi="Arial"/>
@@ -21448,7 +21448,7 @@
               <w:spacing w:after="10" w:before="0"/>
               <w:ind w:left="120"/>
             </w:pPr>
-            <w:hyperlink w:history="1" r:id="rIdq4f5xbdltjhos6gib6uws">
+            <w:hyperlink w:history="1" r:id="rIdx4ildbwkc5-y9oksrvcsb">
               <w:r>
                 <w:rPr>
                   <w:rFonts w:ascii="Arial" w:cs="Arial" w:eastAsia="Arial" w:hAnsi="Arial"/>
@@ -21643,7 +21643,7 @@
             <w:pPr>
               <w:spacing w:after="20" w:before="0"/>
             </w:pPr>
-            <w:hyperlink w:history="1" r:id="rIdwgkentd_mwaxs1wgjpzyo">
+            <w:hyperlink w:history="1" r:id="rId1vmud0j2ged7ru5bdlhkz">
               <w:r>
                 <w:rPr>
                   <w:rFonts w:ascii="Arial" w:cs="Arial" w:eastAsia="Arial" w:hAnsi="Arial"/>
@@ -21676,7 +21676,7 @@
               <w:spacing w:after="10" w:before="0"/>
               <w:ind w:left="120"/>
             </w:pPr>
-            <w:hyperlink w:history="1" r:id="rIdibqf5uvd1adozf62scfvr">
+            <w:hyperlink w:history="1" r:id="rIdgk8ztik9scq6r8q_gtaqs">
               <w:r>
                 <w:rPr>
                   <w:rFonts w:ascii="Arial" w:cs="Arial" w:eastAsia="Arial" w:hAnsi="Arial"/>
@@ -21721,7 +21721,7 @@
             <w:pPr>
               <w:spacing w:after="20" w:before="0"/>
             </w:pPr>
-            <w:hyperlink w:history="1" r:id="rIdanpcbtjoxx-srsvhastur">
+            <w:hyperlink w:history="1" r:id="rId0ha308pxjkzmyp8xaagwn">
               <w:r>
                 <w:rPr>
                   <w:rFonts w:ascii="Arial" w:cs="Arial" w:eastAsia="Arial" w:hAnsi="Arial"/>
@@ -21754,7 +21754,7 @@
               <w:spacing w:after="10" w:before="0"/>
               <w:ind w:left="120"/>
             </w:pPr>
-            <w:hyperlink w:history="1" r:id="rId7wcklwxd7ag_kbm-hd1kn">
+            <w:hyperlink w:history="1" r:id="rIdzrfdlx2ayz2_8ttpnpr8l">
               <w:r>
                 <w:rPr>
                   <w:rFonts w:ascii="Arial" w:cs="Arial" w:eastAsia="Arial" w:hAnsi="Arial"/>
@@ -21949,7 +21949,7 @@
             <w:pPr>
               <w:spacing w:after="20" w:before="0"/>
             </w:pPr>
-            <w:hyperlink w:history="1" r:id="rIdbb4youewufzrazads50lt">
+            <w:hyperlink w:history="1" r:id="rIdfjquvk3v69z51usn0um2k">
               <w:r>
                 <w:rPr>
                   <w:rFonts w:ascii="Arial" w:cs="Arial" w:eastAsia="Arial" w:hAnsi="Arial"/>
@@ -21998,7 +21998,7 @@
               <w:spacing w:after="10" w:before="0"/>
               <w:ind w:left="120"/>
             </w:pPr>
-            <w:hyperlink w:history="1" r:id="rIdyqczwgzlrwz1tckmgc81n">
+            <w:hyperlink w:history="1" r:id="rIdxi0nhmb5lbkpl5z_mvxnd">
               <w:r>
                 <w:rPr>
                   <w:rFonts w:ascii="Arial" w:cs="Arial" w:eastAsia="Arial" w:hAnsi="Arial"/>
@@ -22043,7 +22043,7 @@
             <w:pPr>
               <w:spacing w:after="20" w:before="0"/>
             </w:pPr>
-            <w:hyperlink w:history="1" r:id="rIdyhodzwtg-n9zq47fnof2y">
+            <w:hyperlink w:history="1" r:id="rId2xc40uxppb1ffgaqnz4ab">
               <w:r>
                 <w:rPr>
                   <w:rFonts w:ascii="Arial" w:cs="Arial" w:eastAsia="Arial" w:hAnsi="Arial"/>
@@ -22092,7 +22092,7 @@
               <w:spacing w:after="10" w:before="0"/>
               <w:ind w:left="120"/>
             </w:pPr>
-            <w:hyperlink w:history="1" r:id="rId4qtk2o9zscslvn5tfww0h">
+            <w:hyperlink w:history="1" r:id="rId-m5mmf3e_w7m5yzu6wjiw">
               <w:r>
                 <w:rPr>
                   <w:rFonts w:ascii="Arial" w:cs="Arial" w:eastAsia="Arial" w:hAnsi="Arial"/>
@@ -22287,7 +22287,7 @@
             <w:pPr>
               <w:spacing w:after="20" w:before="0"/>
             </w:pPr>
-            <w:hyperlink w:history="1" r:id="rIdm_pzfanqg2r_x0oah4dtc">
+            <w:hyperlink w:history="1" r:id="rIdmhlgtb45os-pkakvbhkwn">
               <w:r>
                 <w:rPr>
                   <w:rFonts w:ascii="Arial" w:cs="Arial" w:eastAsia="Arial" w:hAnsi="Arial"/>
@@ -22336,7 +22336,7 @@
               <w:spacing w:after="10" w:before="0"/>
               <w:ind w:left="120"/>
             </w:pPr>
-            <w:hyperlink w:history="1" r:id="rIdl8lmxlg8elvgnprncjmrm">
+            <w:hyperlink w:history="1" r:id="rIdhez7tjius_1lcuy-2rxaf">
               <w:r>
                 <w:rPr>
                   <w:rFonts w:ascii="Arial" w:cs="Arial" w:eastAsia="Arial" w:hAnsi="Arial"/>
@@ -22381,7 +22381,7 @@
             <w:pPr>
               <w:spacing w:after="20" w:before="0"/>
             </w:pPr>
-            <w:hyperlink w:history="1" r:id="rIdhrogiffvarvpse332w71q">
+            <w:hyperlink w:history="1" r:id="rIdywgs57j-ezyw5p4r4zyct">
               <w:r>
                 <w:rPr>
                   <w:rFonts w:ascii="Arial" w:cs="Arial" w:eastAsia="Arial" w:hAnsi="Arial"/>
@@ -22430,7 +22430,7 @@
               <w:spacing w:after="10" w:before="0"/>
               <w:ind w:left="120"/>
             </w:pPr>
-            <w:hyperlink w:history="1" r:id="rIdnhu6ezgsjnrdcn1doenfx">
+            <w:hyperlink w:history="1" r:id="rIdyoa4weucbtdxnmkjb3pxi">
               <w:r>
                 <w:rPr>
                   <w:rFonts w:ascii="Arial" w:cs="Arial" w:eastAsia="Arial" w:hAnsi="Arial"/>
@@ -22625,7 +22625,7 @@
             <w:pPr>
               <w:spacing w:after="20" w:before="0"/>
             </w:pPr>
-            <w:hyperlink w:history="1" r:id="rIdtfvi1hs5enpncl0hwtqdp">
+            <w:hyperlink w:history="1" r:id="rIdnbuunvjuslh4faevgxwmn">
               <w:r>
                 <w:rPr>
                   <w:rFonts w:ascii="Arial" w:cs="Arial" w:eastAsia="Arial" w:hAnsi="Arial"/>
@@ -22674,7 +22674,7 @@
               <w:spacing w:after="10" w:before="0"/>
               <w:ind w:left="120"/>
             </w:pPr>
-            <w:hyperlink w:history="1" r:id="rIddt0jyc0akpuw9qzd7bnz6">
+            <w:hyperlink w:history="1" r:id="rIdsdsgzw3s7-acjaktxjrfy">
               <w:r>
                 <w:rPr>
                   <w:rFonts w:ascii="Arial" w:cs="Arial" w:eastAsia="Arial" w:hAnsi="Arial"/>
@@ -22719,7 +22719,7 @@
             <w:pPr>
               <w:spacing w:after="20" w:before="0"/>
             </w:pPr>
-            <w:hyperlink w:history="1" r:id="rIdmlbfc_ueorglf-r8w1oyi">
+            <w:hyperlink w:history="1" r:id="rIdrt9ruym7wzueveiho0mte">
               <w:r>
                 <w:rPr>
                   <w:rFonts w:ascii="Arial" w:cs="Arial" w:eastAsia="Arial" w:hAnsi="Arial"/>
@@ -22768,7 +22768,7 @@
               <w:spacing w:after="10" w:before="0"/>
               <w:ind w:left="120"/>
             </w:pPr>
-            <w:hyperlink w:history="1" r:id="rIdbaa6zjkjxcw0_t4gcz0hr">
+            <w:hyperlink w:history="1" r:id="rIdx5v97-mrlt3yrv8dxr6as">
               <w:r>
                 <w:rPr>
                   <w:rFonts w:ascii="Arial" w:cs="Arial" w:eastAsia="Arial" w:hAnsi="Arial"/>
@@ -23280,7 +23280,7 @@
         </w:rPr>
         <w:t xml:space="preserve">© 2026 SeaVuria and ARES. Aligned with KICD objectives. Developed by SeaVuria; technical implementation by ARES (with AI assistance from Claude). Licensed under </w:t>
       </w:r>
-      <w:hyperlink w:history="1" r:id="rIdijriqrzqpaowv9reira-i">
+      <w:hyperlink w:history="1" r:id="rIdrhnq7x2qm15dbug7ldqs_">
         <w:r>
           <w:rPr>
             <w:rFonts w:ascii="Arial" w:cs="Arial" w:eastAsia="Arial" w:hAnsi="Arial"/>
@@ -23301,7 +23301,7 @@
         </w:rPr>
         <w:t xml:space="preserve"> (</w:t>
       </w:r>
-      <w:hyperlink w:history="1" r:id="rIdb_wko10-vfgujswwgdq4_">
+      <w:hyperlink w:history="1" r:id="rIdnj7iu4xy6if_khm-zvzwp">
         <w:r>
           <w:rPr>
             <w:rFonts w:ascii="Arial" w:cs="Arial" w:eastAsia="Arial" w:hAnsi="Arial"/>
@@ -24314,7 +24314,7 @@
             <w:pPr>
               <w:spacing w:after="20" w:before="0"/>
             </w:pPr>
-            <w:hyperlink w:history="1" r:id="rIdutdjg9re6aymv4zhtkjxh">
+            <w:hyperlink w:history="1" r:id="rIdyulpay9sl8ezhhywzafq7">
               <w:r>
                 <w:rPr>
                   <w:rFonts w:ascii="Arial" w:cs="Arial" w:eastAsia="Arial" w:hAnsi="Arial"/>
@@ -24347,7 +24347,7 @@
               <w:spacing w:after="10" w:before="0"/>
               <w:ind w:left="120"/>
             </w:pPr>
-            <w:hyperlink w:history="1" r:id="rIductvgk_krbvs0vn5xu3f_">
+            <w:hyperlink w:history="1" r:id="rIdqllbxtzycyiksdzjuyl8g">
               <w:r>
                 <w:rPr>
                   <w:rFonts w:ascii="Arial" w:cs="Arial" w:eastAsia="Arial" w:hAnsi="Arial"/>
@@ -24392,7 +24392,7 @@
             <w:pPr>
               <w:spacing w:after="20" w:before="0"/>
             </w:pPr>
-            <w:hyperlink w:history="1" r:id="rIdvmnyf3t2yaibd-uyvnapg">
+            <w:hyperlink w:history="1" r:id="rIdow3ohokn1p3kqpalbsmye">
               <w:r>
                 <w:rPr>
                   <w:rFonts w:ascii="Arial" w:cs="Arial" w:eastAsia="Arial" w:hAnsi="Arial"/>
@@ -24425,7 +24425,7 @@
               <w:spacing w:after="10" w:before="0"/>
               <w:ind w:left="120"/>
             </w:pPr>
-            <w:hyperlink w:history="1" r:id="rIdcdzuo7uipnuasuoffsg0g">
+            <w:hyperlink w:history="1" r:id="rIdyqnri05o0rsed0cxxuqg3">
               <w:r>
                 <w:rPr>
                   <w:rFonts w:ascii="Arial" w:cs="Arial" w:eastAsia="Arial" w:hAnsi="Arial"/>
@@ -24962,7 +24962,7 @@
             <w:pPr>
               <w:spacing w:after="20" w:before="0"/>
             </w:pPr>
-            <w:hyperlink w:history="1" r:id="rIdypgvpk_abi4fcbjzbmppf">
+            <w:hyperlink w:history="1" r:id="rIdelrfe3mvu7zujguyf26cv">
               <w:r>
                 <w:rPr>
                   <w:rFonts w:ascii="Arial" w:cs="Arial" w:eastAsia="Arial" w:hAnsi="Arial"/>
@@ -24995,7 +24995,7 @@
               <w:spacing w:after="10" w:before="0"/>
               <w:ind w:left="120"/>
             </w:pPr>
-            <w:hyperlink w:history="1" r:id="rId8tptoknag0ri2opzpx3ti">
+            <w:hyperlink w:history="1" r:id="rIdtobpb4pq1pygkmviksnur">
               <w:r>
                 <w:rPr>
                   <w:rFonts w:ascii="Arial" w:cs="Arial" w:eastAsia="Arial" w:hAnsi="Arial"/>
@@ -25040,7 +25040,7 @@
             <w:pPr>
               <w:spacing w:after="20" w:before="0"/>
             </w:pPr>
-            <w:hyperlink w:history="1" r:id="rIdou3tdajyicpjodivgvzpx">
+            <w:hyperlink w:history="1" r:id="rId3bssfj8cbzxwgo9uurnxh">
               <w:r>
                 <w:rPr>
                   <w:rFonts w:ascii="Arial" w:cs="Arial" w:eastAsia="Arial" w:hAnsi="Arial"/>
@@ -25073,7 +25073,7 @@
               <w:spacing w:after="10" w:before="0"/>
               <w:ind w:left="120"/>
             </w:pPr>
-            <w:hyperlink w:history="1" r:id="rId9ga6aj6yzadjpslgec82u">
+            <w:hyperlink w:history="1" r:id="rIdv5md7e8frehpibybrne3k">
               <w:r>
                 <w:rPr>
                   <w:rFonts w:ascii="Arial" w:cs="Arial" w:eastAsia="Arial" w:hAnsi="Arial"/>
@@ -25952,7 +25952,7 @@
             <w:pPr>
               <w:spacing w:after="20" w:before="0"/>
             </w:pPr>
-            <w:hyperlink w:history="1" r:id="rIdn30ptgohllzcn8u5gvfy5">
+            <w:hyperlink w:history="1" r:id="rIdwjdwkmguhjcs9oiwycoa_">
               <w:r>
                 <w:rPr>
                   <w:rFonts w:ascii="Arial" w:cs="Arial" w:eastAsia="Arial" w:hAnsi="Arial"/>
@@ -25985,7 +25985,7 @@
               <w:spacing w:after="10" w:before="0"/>
               <w:ind w:left="120"/>
             </w:pPr>
-            <w:hyperlink w:history="1" r:id="rIdvksmu0htp0ekj7qzyu9uk">
+            <w:hyperlink w:history="1" r:id="rIdacdnjnfyxl6gnzucqhbu0">
               <w:r>
                 <w:rPr>
                   <w:rFonts w:ascii="Arial" w:cs="Arial" w:eastAsia="Arial" w:hAnsi="Arial"/>
@@ -26030,7 +26030,7 @@
             <w:pPr>
               <w:spacing w:after="20" w:before="0"/>
             </w:pPr>
-            <w:hyperlink w:history="1" r:id="rIdmokbbqgc0gsjkley8q4kv">
+            <w:hyperlink w:history="1" r:id="rIdndxiaywxrtlno4rktdl0x">
               <w:r>
                 <w:rPr>
                   <w:rFonts w:ascii="Arial" w:cs="Arial" w:eastAsia="Arial" w:hAnsi="Arial"/>
@@ -26079,7 +26079,7 @@
               <w:spacing w:after="10" w:before="0"/>
               <w:ind w:left="120"/>
             </w:pPr>
-            <w:hyperlink w:history="1" r:id="rId8khn-1irs3ejvoy3ied8j">
+            <w:hyperlink w:history="1" r:id="rId8joamdzbcxx-3-hxjjyn4">
               <w:r>
                 <w:rPr>
                   <w:rFonts w:ascii="Arial" w:cs="Arial" w:eastAsia="Arial" w:hAnsi="Arial"/>
@@ -26388,7 +26388,7 @@
             <w:pPr>
               <w:spacing w:after="20" w:before="0"/>
             </w:pPr>
-            <w:hyperlink w:history="1" r:id="rIdzu0uxqppxdj_e6w2s87s4">
+            <w:hyperlink w:history="1" r:id="rIdjc0dyjsldhnvwfdoh7e0h">
               <w:r>
                 <w:rPr>
                   <w:rFonts w:ascii="Arial" w:cs="Arial" w:eastAsia="Arial" w:hAnsi="Arial"/>
@@ -26421,7 +26421,7 @@
               <w:spacing w:after="10" w:before="0"/>
               <w:ind w:left="120"/>
             </w:pPr>
-            <w:hyperlink w:history="1" r:id="rIdop-gzrb3a7pytdjt6d0gq">
+            <w:hyperlink w:history="1" r:id="rIdr4mrbzuevq-ssbldm_xf5">
               <w:r>
                 <w:rPr>
                   <w:rFonts w:ascii="Arial" w:cs="Arial" w:eastAsia="Arial" w:hAnsi="Arial"/>
@@ -26466,7 +26466,7 @@
             <w:pPr>
               <w:spacing w:after="20" w:before="0"/>
             </w:pPr>
-            <w:hyperlink w:history="1" r:id="rIdcxk7zwv_de9d3hspo94uq">
+            <w:hyperlink w:history="1" r:id="rId_hig23plvo5co40to6-tq">
               <w:r>
                 <w:rPr>
                   <w:rFonts w:ascii="Arial" w:cs="Arial" w:eastAsia="Arial" w:hAnsi="Arial"/>
@@ -26515,7 +26515,7 @@
               <w:spacing w:after="10" w:before="0"/>
               <w:ind w:left="120"/>
             </w:pPr>
-            <w:hyperlink w:history="1" r:id="rIdix7ekca7bantrzhx8lb5m">
+            <w:hyperlink w:history="1" r:id="rIdyqvk_rblcosm7t_t_quvo">
               <w:r>
                 <w:rPr>
                   <w:rFonts w:ascii="Arial" w:cs="Arial" w:eastAsia="Arial" w:hAnsi="Arial"/>
@@ -26824,7 +26824,7 @@
             <w:pPr>
               <w:spacing w:after="20" w:before="0"/>
             </w:pPr>
-            <w:hyperlink w:history="1" r:id="rIdntvstyvitk2cvhcjxqpf4">
+            <w:hyperlink w:history="1" r:id="rId0cu09zlyumzhpz8jud4kt">
               <w:r>
                 <w:rPr>
                   <w:rFonts w:ascii="Arial" w:cs="Arial" w:eastAsia="Arial" w:hAnsi="Arial"/>
@@ -26857,7 +26857,7 @@
               <w:spacing w:after="10" w:before="0"/>
               <w:ind w:left="120"/>
             </w:pPr>
-            <w:hyperlink w:history="1" r:id="rId3zbq0lp0-bsuaarugoh2u">
+            <w:hyperlink w:history="1" r:id="rId0cjyb9gjut0snxm3flqik">
               <w:r>
                 <w:rPr>
                   <w:rFonts w:ascii="Arial" w:cs="Arial" w:eastAsia="Arial" w:hAnsi="Arial"/>
@@ -26902,7 +26902,7 @@
             <w:pPr>
               <w:spacing w:after="20" w:before="0"/>
             </w:pPr>
-            <w:hyperlink w:history="1" r:id="rIdc0-l1nklmpqjz8ywx5sm_">
+            <w:hyperlink w:history="1" r:id="rIdpdkjunvnyhya-lp_xvhkp">
               <w:r>
                 <w:rPr>
                   <w:rFonts w:ascii="Arial" w:cs="Arial" w:eastAsia="Arial" w:hAnsi="Arial"/>
@@ -26951,7 +26951,7 @@
               <w:spacing w:after="10" w:before="0"/>
               <w:ind w:left="120"/>
             </w:pPr>
-            <w:hyperlink w:history="1" r:id="rIdh-dfeve3by2zl3akxdnko">
+            <w:hyperlink w:history="1" r:id="rIdviohsy1yzrrsus1lkrwv2">
               <w:r>
                 <w:rPr>
                   <w:rFonts w:ascii="Arial" w:cs="Arial" w:eastAsia="Arial" w:hAnsi="Arial"/>
@@ -28147,7 +28147,7 @@
         </w:rPr>
         <w:t xml:space="preserve">© 2026 SeaVuria and ARES. Aligned with KICD objectives. Developed by SeaVuria; technical implementation by ARES (with AI assistance from Claude). Licensed under </w:t>
       </w:r>
-      <w:hyperlink w:history="1" r:id="rIdnjdxvevhvcyeefcqoqqgf">
+      <w:hyperlink w:history="1" r:id="rIdwzkfndmp2fd2oidxamfcm">
         <w:r>
           <w:rPr>
             <w:rFonts w:ascii="Arial" w:cs="Arial" w:eastAsia="Arial" w:hAnsi="Arial"/>
@@ -28168,7 +28168,7 @@
         </w:rPr>
         <w:t xml:space="preserve"> (</w:t>
       </w:r>
-      <w:hyperlink w:history="1" r:id="rId--j_hs5akey2qwufphsq8">
+      <w:hyperlink w:history="1" r:id="rId3w5v5r1zqun8nrfsn_ypm">
         <w:r>
           <w:rPr>
             <w:rFonts w:ascii="Arial" w:cs="Arial" w:eastAsia="Arial" w:hAnsi="Arial"/>
@@ -29181,7 +29181,7 @@
             <w:pPr>
               <w:spacing w:after="20" w:before="0"/>
             </w:pPr>
-            <w:hyperlink w:history="1" r:id="rIdhnzmynv-h8meofgd2zjrp">
+            <w:hyperlink w:history="1" r:id="rId1kwmjttbtwxrdx7iaqkai">
               <w:r>
                 <w:rPr>
                   <w:rFonts w:ascii="Arial" w:cs="Arial" w:eastAsia="Arial" w:hAnsi="Arial"/>
@@ -29214,7 +29214,7 @@
               <w:spacing w:after="10" w:before="0"/>
               <w:ind w:left="120"/>
             </w:pPr>
-            <w:hyperlink w:history="1" r:id="rIdha7u1ptpzd4ftsewkmm8m">
+            <w:hyperlink w:history="1" r:id="rIdhs8xoxdx6r_nxoo_h9zn2">
               <w:r>
                 <w:rPr>
                   <w:rFonts w:ascii="Arial" w:cs="Arial" w:eastAsia="Arial" w:hAnsi="Arial"/>
@@ -29259,7 +29259,7 @@
             <w:pPr>
               <w:spacing w:after="20" w:before="0"/>
             </w:pPr>
-            <w:hyperlink w:history="1" r:id="rIdroihqm2il6p0ygkdccgiy">
+            <w:hyperlink w:history="1" r:id="rIdlkceejlysksxczhqb7sau">
               <w:r>
                 <w:rPr>
                   <w:rFonts w:ascii="Arial" w:cs="Arial" w:eastAsia="Arial" w:hAnsi="Arial"/>
@@ -29292,7 +29292,7 @@
               <w:spacing w:after="10" w:before="0"/>
               <w:ind w:left="120"/>
             </w:pPr>
-            <w:hyperlink w:history="1" r:id="rId7jtkxwfcydhlgmdxdfenk">
+            <w:hyperlink w:history="1" r:id="rIdeho0lxilkgyiprcrv0heu">
               <w:r>
                 <w:rPr>
                   <w:rFonts w:ascii="Arial" w:cs="Arial" w:eastAsia="Arial" w:hAnsi="Arial"/>
@@ -29487,7 +29487,7 @@
             <w:pPr>
               <w:spacing w:after="20" w:before="0"/>
             </w:pPr>
-            <w:hyperlink w:history="1" r:id="rIdd63feklsie2esbtfydccc">
+            <w:hyperlink w:history="1" r:id="rIdo7rpagqtxds_d9kjn9kpf">
               <w:r>
                 <w:rPr>
                   <w:rFonts w:ascii="Arial" w:cs="Arial" w:eastAsia="Arial" w:hAnsi="Arial"/>
@@ -29520,7 +29520,7 @@
               <w:spacing w:after="10" w:before="0"/>
               <w:ind w:left="120"/>
             </w:pPr>
-            <w:hyperlink w:history="1" r:id="rIdy3dzmccdxypurhzazgjtu">
+            <w:hyperlink w:history="1" r:id="rIdtavkrb3txfwy8_uvd3uir">
               <w:r>
                 <w:rPr>
                   <w:rFonts w:ascii="Arial" w:cs="Arial" w:eastAsia="Arial" w:hAnsi="Arial"/>
@@ -29565,7 +29565,7 @@
             <w:pPr>
               <w:spacing w:after="20" w:before="0"/>
             </w:pPr>
-            <w:hyperlink w:history="1" r:id="rIdcyfl_gpdwogs-stxwl6hu">
+            <w:hyperlink w:history="1" r:id="rIdjkqzgmt1waryurxh5pzmp">
               <w:r>
                 <w:rPr>
                   <w:rFonts w:ascii="Arial" w:cs="Arial" w:eastAsia="Arial" w:hAnsi="Arial"/>
@@ -29598,7 +29598,7 @@
               <w:spacing w:after="10" w:before="0"/>
               <w:ind w:left="120"/>
             </w:pPr>
-            <w:hyperlink w:history="1" r:id="rIdycka6p4vkrhfwm-yk6ugh">
+            <w:hyperlink w:history="1" r:id="rIdchq1vyjcasibwdbmzecm2">
               <w:r>
                 <w:rPr>
                   <w:rFonts w:ascii="Arial" w:cs="Arial" w:eastAsia="Arial" w:hAnsi="Arial"/>
@@ -29793,7 +29793,7 @@
             <w:pPr>
               <w:spacing w:after="20" w:before="0"/>
             </w:pPr>
-            <w:hyperlink w:history="1" r:id="rIdhg_wfqxgsbudelmpytnw6">
+            <w:hyperlink w:history="1" r:id="rIdgnzugti_ixklnyne-5_sm">
               <w:r>
                 <w:rPr>
                   <w:rFonts w:ascii="Arial" w:cs="Arial" w:eastAsia="Arial" w:hAnsi="Arial"/>
@@ -29826,7 +29826,7 @@
               <w:spacing w:after="10" w:before="0"/>
               <w:ind w:left="120"/>
             </w:pPr>
-            <w:hyperlink w:history="1" r:id="rId2to2bl9aecw4c_5zptbqh">
+            <w:hyperlink w:history="1" r:id="rId4euu8ahad5__qjoe_jzkc">
               <w:r>
                 <w:rPr>
                   <w:rFonts w:ascii="Arial" w:cs="Arial" w:eastAsia="Arial" w:hAnsi="Arial"/>
@@ -29871,7 +29871,7 @@
             <w:pPr>
               <w:spacing w:after="20" w:before="0"/>
             </w:pPr>
-            <w:hyperlink w:history="1" r:id="rIdtu4na7myhaub5mngwmywu">
+            <w:hyperlink w:history="1" r:id="rIdvpjtfr6_b_mk1ikh2q4tz">
               <w:r>
                 <w:rPr>
                   <w:rFonts w:ascii="Arial" w:cs="Arial" w:eastAsia="Arial" w:hAnsi="Arial"/>
@@ -29904,7 +29904,7 @@
               <w:spacing w:after="10" w:before="0"/>
               <w:ind w:left="120"/>
             </w:pPr>
-            <w:hyperlink w:history="1" r:id="rId5ate3vmx-oaphtmqbk5ut">
+            <w:hyperlink w:history="1" r:id="rId9mmkftm5trqvjnr7mwj6j">
               <w:r>
                 <w:rPr>
                   <w:rFonts w:ascii="Arial" w:cs="Arial" w:eastAsia="Arial" w:hAnsi="Arial"/>
@@ -30099,7 +30099,7 @@
             <w:pPr>
               <w:spacing w:after="20" w:before="0"/>
             </w:pPr>
-            <w:hyperlink w:history="1" r:id="rIdmkho1ktfjeb3vqk5t2mcq">
+            <w:hyperlink w:history="1" r:id="rIdi7lcix7xhxxf2o77q_pf0">
               <w:r>
                 <w:rPr>
                   <w:rFonts w:ascii="Arial" w:cs="Arial" w:eastAsia="Arial" w:hAnsi="Arial"/>
@@ -30132,7 +30132,7 @@
               <w:spacing w:after="10" w:before="0"/>
               <w:ind w:left="120"/>
             </w:pPr>
-            <w:hyperlink w:history="1" r:id="rIdsphcux0ryvefyy14sy3o5">
+            <w:hyperlink w:history="1" r:id="rIdekkjmkqiwwn-dkkpi_kyc">
               <w:r>
                 <w:rPr>
                   <w:rFonts w:ascii="Arial" w:cs="Arial" w:eastAsia="Arial" w:hAnsi="Arial"/>
@@ -30177,7 +30177,7 @@
             <w:pPr>
               <w:spacing w:after="20" w:before="0"/>
             </w:pPr>
-            <w:hyperlink w:history="1" r:id="rIdq2zzvagvnllbn7regsc_z">
+            <w:hyperlink w:history="1" r:id="rIdfsdbs15u6fkckyl-knnjo">
               <w:r>
                 <w:rPr>
                   <w:rFonts w:ascii="Arial" w:cs="Arial" w:eastAsia="Arial" w:hAnsi="Arial"/>
@@ -30210,7 +30210,7 @@
               <w:spacing w:after="10" w:before="0"/>
               <w:ind w:left="120"/>
             </w:pPr>
-            <w:hyperlink w:history="1" r:id="rIdjnytv52andz_eqdqbu_k6">
+            <w:hyperlink w:history="1" r:id="rId1pblj73aqu942jkjiiliy">
               <w:r>
                 <w:rPr>
                   <w:rFonts w:ascii="Arial" w:cs="Arial" w:eastAsia="Arial" w:hAnsi="Arial"/>
@@ -30405,7 +30405,7 @@
             <w:pPr>
               <w:spacing w:after="20" w:before="0"/>
             </w:pPr>
-            <w:hyperlink w:history="1" r:id="rId-aqlsnpvcxi4tfedy-jir">
+            <w:hyperlink w:history="1" r:id="rIdawc0u_n0q9igqgyypkm1o">
               <w:r>
                 <w:rPr>
                   <w:rFonts w:ascii="Arial" w:cs="Arial" w:eastAsia="Arial" w:hAnsi="Arial"/>
@@ -30454,7 +30454,7 @@
               <w:spacing w:after="10" w:before="0"/>
               <w:ind w:left="120"/>
             </w:pPr>
-            <w:hyperlink w:history="1" r:id="rIdgvqos_-xdgltpbxkrnfhd">
+            <w:hyperlink w:history="1" r:id="rId-ic2qvg7gunzlyqha_wsl">
               <w:r>
                 <w:rPr>
                   <w:rFonts w:ascii="Arial" w:cs="Arial" w:eastAsia="Arial" w:hAnsi="Arial"/>
@@ -30499,7 +30499,7 @@
             <w:pPr>
               <w:spacing w:after="20" w:before="0"/>
             </w:pPr>
-            <w:hyperlink w:history="1" r:id="rIdbdigxovyz26yts4i25lkg">
+            <w:hyperlink w:history="1" r:id="rId-at5rsdw8nwra5jgdftja">
               <w:r>
                 <w:rPr>
                   <w:rFonts w:ascii="Arial" w:cs="Arial" w:eastAsia="Arial" w:hAnsi="Arial"/>
@@ -30532,7 +30532,7 @@
               <w:spacing w:after="10" w:before="0"/>
               <w:ind w:left="120"/>
             </w:pPr>
-            <w:hyperlink w:history="1" r:id="rIdkni26lqluotsfxykp1jz0">
+            <w:hyperlink w:history="1" r:id="rIdsri1l0o9qbz1ffcvkxt2d">
               <w:r>
                 <w:rPr>
                   <w:rFonts w:ascii="Arial" w:cs="Arial" w:eastAsia="Arial" w:hAnsi="Arial"/>
@@ -31044,7 +31044,7 @@
         </w:rPr>
         <w:t xml:space="preserve">© 2026 SeaVuria and ARES. Aligned with KICD objectives. Developed by SeaVuria; technical implementation by ARES (with AI assistance from Claude). Licensed under </w:t>
       </w:r>
-      <w:hyperlink w:history="1" r:id="rIdj6wmehd5andjqaopnqiaq">
+      <w:hyperlink w:history="1" r:id="rIdkwrxu4rqozwrpthldzv5a">
         <w:r>
           <w:rPr>
             <w:rFonts w:ascii="Arial" w:cs="Arial" w:eastAsia="Arial" w:hAnsi="Arial"/>
@@ -31065,7 +31065,7 @@
         </w:rPr>
         <w:t xml:space="preserve"> (</w:t>
       </w:r>
-      <w:hyperlink w:history="1" r:id="rIdds2crm8yygf0t7ipupa4g">
+      <w:hyperlink w:history="1" r:id="rId0zrne75e1hyiq1loq4bli">
         <w:r>
           <w:rPr>
             <w:rFonts w:ascii="Arial" w:cs="Arial" w:eastAsia="Arial" w:hAnsi="Arial"/>
@@ -32078,7 +32078,7 @@
             <w:pPr>
               <w:spacing w:after="20" w:before="0"/>
             </w:pPr>
-            <w:hyperlink w:history="1" r:id="rId6ynwd0wpmdq5yfr471hft">
+            <w:hyperlink w:history="1" r:id="rIdxzz-5ytaulahvtkybjthm">
               <w:r>
                 <w:rPr>
                   <w:rFonts w:ascii="Arial" w:cs="Arial" w:eastAsia="Arial" w:hAnsi="Arial"/>
@@ -32111,7 +32111,7 @@
               <w:spacing w:after="10" w:before="0"/>
               <w:ind w:left="120"/>
             </w:pPr>
-            <w:hyperlink w:history="1" r:id="rIdvo1h_tj1oxqz6mw1spt_g">
+            <w:hyperlink w:history="1" r:id="rIdzvmosewn7tn1rf6d-v_oi">
               <w:r>
                 <w:rPr>
                   <w:rFonts w:ascii="Arial" w:cs="Arial" w:eastAsia="Arial" w:hAnsi="Arial"/>
@@ -32156,7 +32156,7 @@
             <w:pPr>
               <w:spacing w:after="20" w:before="0"/>
             </w:pPr>
-            <w:hyperlink w:history="1" r:id="rIdips09uwsvoovhr_k7uonv">
+            <w:hyperlink w:history="1" r:id="rIdc7kkqubchhuygjkyfq5_9">
               <w:r>
                 <w:rPr>
                   <w:rFonts w:ascii="Arial" w:cs="Arial" w:eastAsia="Arial" w:hAnsi="Arial"/>
@@ -32189,7 +32189,7 @@
               <w:spacing w:after="10" w:before="0"/>
               <w:ind w:left="120"/>
             </w:pPr>
-            <w:hyperlink w:history="1" r:id="rIdaxflx8vevu-udvuyisz7f">
+            <w:hyperlink w:history="1" r:id="rIdfv4swu_f_jgcbd4zuu1i0">
               <w:r>
                 <w:rPr>
                   <w:rFonts w:ascii="Arial" w:cs="Arial" w:eastAsia="Arial" w:hAnsi="Arial"/>
@@ -32384,7 +32384,7 @@
             <w:pPr>
               <w:spacing w:after="20" w:before="0"/>
             </w:pPr>
-            <w:hyperlink w:history="1" r:id="rIdcjd5w0utvgs9gt0mmcyjk">
+            <w:hyperlink w:history="1" r:id="rIdkcxe_wn8pwp_pwev3hb-1">
               <w:r>
                 <w:rPr>
                   <w:rFonts w:ascii="Arial" w:cs="Arial" w:eastAsia="Arial" w:hAnsi="Arial"/>
@@ -32417,7 +32417,7 @@
               <w:spacing w:after="10" w:before="0"/>
               <w:ind w:left="120"/>
             </w:pPr>
-            <w:hyperlink w:history="1" r:id="rIdfzionb3vhroex27-0v7u7">
+            <w:hyperlink w:history="1" r:id="rIdmxrsvy1uc3y4kbrx7ts77">
               <w:r>
                 <w:rPr>
                   <w:rFonts w:ascii="Arial" w:cs="Arial" w:eastAsia="Arial" w:hAnsi="Arial"/>
@@ -32462,7 +32462,7 @@
             <w:pPr>
               <w:spacing w:after="20" w:before="0"/>
             </w:pPr>
-            <w:hyperlink w:history="1" r:id="rIdbgkicyvftlkewieuee9if">
+            <w:hyperlink w:history="1" r:id="rIdvudawcspgxe8oqfvguihz">
               <w:r>
                 <w:rPr>
                   <w:rFonts w:ascii="Arial" w:cs="Arial" w:eastAsia="Arial" w:hAnsi="Arial"/>
@@ -32495,7 +32495,7 @@
               <w:spacing w:after="10" w:before="0"/>
               <w:ind w:left="120"/>
             </w:pPr>
-            <w:hyperlink w:history="1" r:id="rIdcnxjtnyucddjqwkt60q1l">
+            <w:hyperlink w:history="1" r:id="rIdauebu15cgbzxkti7klmfn">
               <w:r>
                 <w:rPr>
                   <w:rFonts w:ascii="Arial" w:cs="Arial" w:eastAsia="Arial" w:hAnsi="Arial"/>
@@ -32690,7 +32690,7 @@
             <w:pPr>
               <w:spacing w:after="20" w:before="0"/>
             </w:pPr>
-            <w:hyperlink w:history="1" r:id="rIdbdmjjx3gjvxyieq7erqym">
+            <w:hyperlink w:history="1" r:id="rIdze0azhnide8u4ujbzuyjl">
               <w:r>
                 <w:rPr>
                   <w:rFonts w:ascii="Arial" w:cs="Arial" w:eastAsia="Arial" w:hAnsi="Arial"/>
@@ -32723,7 +32723,7 @@
               <w:spacing w:after="10" w:before="0"/>
               <w:ind w:left="120"/>
             </w:pPr>
-            <w:hyperlink w:history="1" r:id="rId4inenfs4vevl-utbqmafp">
+            <w:hyperlink w:history="1" r:id="rIdc00cjqrru7v8uylu4lpad">
               <w:r>
                 <w:rPr>
                   <w:rFonts w:ascii="Arial" w:cs="Arial" w:eastAsia="Arial" w:hAnsi="Arial"/>
@@ -32768,7 +32768,7 @@
             <w:pPr>
               <w:spacing w:after="20" w:before="0"/>
             </w:pPr>
-            <w:hyperlink w:history="1" r:id="rIdj6b8w5pg8dz3rultx_apm">
+            <w:hyperlink w:history="1" r:id="rIddwxu06egqaxtgijhuwxk4">
               <w:r>
                 <w:rPr>
                   <w:rFonts w:ascii="Arial" w:cs="Arial" w:eastAsia="Arial" w:hAnsi="Arial"/>
@@ -32801,7 +32801,7 @@
               <w:spacing w:after="10" w:before="0"/>
               <w:ind w:left="120"/>
             </w:pPr>
-            <w:hyperlink w:history="1" r:id="rIdoac3oayi-kw5ewns-ispf">
+            <w:hyperlink w:history="1" r:id="rIdgfcf22s1lssrp-jf5ko-t">
               <w:r>
                 <w:rPr>
                   <w:rFonts w:ascii="Arial" w:cs="Arial" w:eastAsia="Arial" w:hAnsi="Arial"/>
@@ -32996,7 +32996,7 @@
             <w:pPr>
               <w:spacing w:after="20" w:before="0"/>
             </w:pPr>
-            <w:hyperlink w:history="1" r:id="rIdd4hysbn3sr5rrkojhgwx_">
+            <w:hyperlink w:history="1" r:id="rIdi161ay3rnx1lug4_5pqmm">
               <w:r>
                 <w:rPr>
                   <w:rFonts w:ascii="Arial" w:cs="Arial" w:eastAsia="Arial" w:hAnsi="Arial"/>
@@ -33029,7 +33029,7 @@
               <w:spacing w:after="10" w:before="0"/>
               <w:ind w:left="120"/>
             </w:pPr>
-            <w:hyperlink w:history="1" r:id="rIdq3ou8uzrtadujb4rsoinq">
+            <w:hyperlink w:history="1" r:id="rIdbh5qc_dczyacsifxdwke9">
               <w:r>
                 <w:rPr>
                   <w:rFonts w:ascii="Arial" w:cs="Arial" w:eastAsia="Arial" w:hAnsi="Arial"/>
@@ -33074,7 +33074,7 @@
             <w:pPr>
               <w:spacing w:after="20" w:before="0"/>
             </w:pPr>
-            <w:hyperlink w:history="1" r:id="rIdqwliubynyht9uhm8itpsw">
+            <w:hyperlink w:history="1" r:id="rIdxk_ia_e_rzvtm1luphbvz">
               <w:r>
                 <w:rPr>
                   <w:rFonts w:ascii="Arial" w:cs="Arial" w:eastAsia="Arial" w:hAnsi="Arial"/>
@@ -33107,7 +33107,7 @@
               <w:spacing w:after="10" w:before="0"/>
               <w:ind w:left="120"/>
             </w:pPr>
-            <w:hyperlink w:history="1" r:id="rIdyxowtptx-hnxo-oxnfps7">
+            <w:hyperlink w:history="1" r:id="rId2oglrziiunqzbdpekq9wm">
               <w:r>
                 <w:rPr>
                   <w:rFonts w:ascii="Arial" w:cs="Arial" w:eastAsia="Arial" w:hAnsi="Arial"/>
@@ -33302,7 +33302,7 @@
             <w:pPr>
               <w:spacing w:after="20" w:before="0"/>
             </w:pPr>
-            <w:hyperlink w:history="1" r:id="rIdvve9grsvzv2luqfahzuwa">
+            <w:hyperlink w:history="1" r:id="rIdb8v_gs76287qfvfgyfrjt">
               <w:r>
                 <w:rPr>
                   <w:rFonts w:ascii="Arial" w:cs="Arial" w:eastAsia="Arial" w:hAnsi="Arial"/>
@@ -33335,7 +33335,7 @@
               <w:spacing w:after="10" w:before="0"/>
               <w:ind w:left="120"/>
             </w:pPr>
-            <w:hyperlink w:history="1" r:id="rIdhd5wbc4l9w16dnxrhhyrv">
+            <w:hyperlink w:history="1" r:id="rIdvg6hqkueohvt31wbqpfs5">
               <w:r>
                 <w:rPr>
                   <w:rFonts w:ascii="Arial" w:cs="Arial" w:eastAsia="Arial" w:hAnsi="Arial"/>
@@ -33380,7 +33380,7 @@
             <w:pPr>
               <w:spacing w:after="20" w:before="0"/>
             </w:pPr>
-            <w:hyperlink w:history="1" r:id="rIdiu8gavv3tezxdd_yqishk">
+            <w:hyperlink w:history="1" r:id="rIdrnxrkl1mlucwpaqnxezit">
               <w:r>
                 <w:rPr>
                   <w:rFonts w:ascii="Arial" w:cs="Arial" w:eastAsia="Arial" w:hAnsi="Arial"/>
@@ -33429,7 +33429,7 @@
               <w:spacing w:after="10" w:before="0"/>
               <w:ind w:left="120"/>
             </w:pPr>
-            <w:hyperlink w:history="1" r:id="rId3rzb97xjmq18bikdam28h">
+            <w:hyperlink w:history="1" r:id="rIdszoeiwzung0fom3b8ngui">
               <w:r>
                 <w:rPr>
                   <w:rFonts w:ascii="Arial" w:cs="Arial" w:eastAsia="Arial" w:hAnsi="Arial"/>
@@ -33941,7 +33941,7 @@
         </w:rPr>
         <w:t xml:space="preserve">© 2026 SeaVuria and ARES. Aligned with KICD objectives. Developed by SeaVuria; technical implementation by ARES (with AI assistance from Claude). Licensed under </w:t>
       </w:r>
-      <w:hyperlink w:history="1" r:id="rId_apmrw20kudr1yjx6umgy">
+      <w:hyperlink w:history="1" r:id="rIdizfb-jlhudty2io6ipcq5">
         <w:r>
           <w:rPr>
             <w:rFonts w:ascii="Arial" w:cs="Arial" w:eastAsia="Arial" w:hAnsi="Arial"/>
@@ -33962,7 +33962,7 @@
         </w:rPr>
         <w:t xml:space="preserve"> (</w:t>
       </w:r>
-      <w:hyperlink w:history="1" r:id="rId9olvhdkjfscqcac3ee3op">
+      <w:hyperlink w:history="1" r:id="rIdjorfa2fdyhyyb6lsrqatb">
         <w:r>
           <w:rPr>
             <w:rFonts w:ascii="Arial" w:cs="Arial" w:eastAsia="Arial" w:hAnsi="Arial"/>

--- a/data/outputs/v2/Maths/SS2.3_Area_of_Part_of_a_Circle/Mathematics_Area_of_Part_of_a_Circle_CBE_LessonSequence.docx
+++ b/data/outputs/v2/Maths/SS2.3_Area_of_Part_of_a_Circle/Mathematics_Area_of_Part_of_a_Circle_CBE_LessonSequence.docx
@@ -4,6 +4,7 @@
   <w:body>
     <w:p>
       <w:pPr>
+        <w:keepNext w:val="false"/>
         <w:spacing w:after="30" w:before="0"/>
         <w:jc w:val="center"/>
       </w:pPr>
@@ -23,6 +24,7 @@
     </w:p>
     <w:p>
       <w:pPr>
+        <w:keepNext w:val="false"/>
         <w:spacing w:after="60" w:before="0"/>
         <w:jc w:val="center"/>
       </w:pPr>
@@ -81,6 +83,7 @@
           </w:tcPr>
           <w:p>
             <w:pPr>
+              <w:keepNext w:val="false"/>
               <w:spacing w:after="40" w:before="0"/>
               <w:jc w:val="center"/>
             </w:pPr>
@@ -115,6 +118,7 @@
           </w:tcPr>
           <w:p>
             <w:pPr>
+              <w:keepNext w:val="false"/>
               <w:spacing w:after="40" w:before="0"/>
               <w:jc w:val="left"/>
             </w:pPr>
@@ -147,6 +151,7 @@
           </w:tcPr>
           <w:p>
             <w:pPr>
+              <w:keepNext w:val="false"/>
               <w:spacing w:after="40" w:before="0"/>
               <w:jc w:val="left"/>
             </w:pPr>
@@ -181,6 +186,7 @@
           </w:tcPr>
           <w:p>
             <w:pPr>
+              <w:keepNext w:val="false"/>
               <w:spacing w:after="40" w:before="0"/>
               <w:jc w:val="left"/>
             </w:pPr>
@@ -213,6 +219,7 @@
           </w:tcPr>
           <w:p>
             <w:pPr>
+              <w:keepNext w:val="false"/>
               <w:spacing w:after="40" w:before="0"/>
               <w:jc w:val="left"/>
             </w:pPr>
@@ -247,6 +254,7 @@
           </w:tcPr>
           <w:p>
             <w:pPr>
+              <w:keepNext w:val="false"/>
               <w:spacing w:after="40" w:before="0"/>
               <w:jc w:val="left"/>
             </w:pPr>
@@ -279,6 +287,7 @@
           </w:tcPr>
           <w:p>
             <w:pPr>
+              <w:keepNext w:val="false"/>
               <w:spacing w:after="40" w:before="0"/>
               <w:jc w:val="left"/>
             </w:pPr>
@@ -313,6 +322,7 @@
           </w:tcPr>
           <w:p>
             <w:pPr>
+              <w:keepNext w:val="false"/>
               <w:spacing w:after="40" w:before="0"/>
               <w:jc w:val="left"/>
             </w:pPr>
@@ -345,6 +355,7 @@
           </w:tcPr>
           <w:p>
             <w:pPr>
+              <w:keepNext w:val="false"/>
               <w:spacing w:after="40" w:before="0"/>
               <w:jc w:val="left"/>
             </w:pPr>
@@ -379,6 +390,7 @@
           </w:tcPr>
           <w:p>
             <w:pPr>
+              <w:keepNext w:val="false"/>
               <w:spacing w:after="40" w:before="0"/>
               <w:jc w:val="left"/>
             </w:pPr>
@@ -411,6 +423,7 @@
           </w:tcPr>
           <w:p>
             <w:pPr>
+              <w:keepNext w:val="false"/>
               <w:spacing w:after="40" w:before="0"/>
               <w:jc w:val="left"/>
             </w:pPr>
@@ -445,6 +458,7 @@
           </w:tcPr>
           <w:p>
             <w:pPr>
+              <w:keepNext w:val="false"/>
               <w:spacing w:after="40" w:before="0"/>
               <w:jc w:val="left"/>
             </w:pPr>
@@ -652,6 +666,7 @@
           </w:tcPr>
           <w:p>
             <w:pPr>
+              <w:keepNext w:val="false"/>
               <w:spacing w:after="40" w:before="0"/>
               <w:jc w:val="left"/>
             </w:pPr>
@@ -684,6 +699,7 @@
           </w:tcPr>
           <w:p>
             <w:pPr>
+              <w:keepNext w:val="false"/>
               <w:spacing w:after="40" w:before="0"/>
               <w:jc w:val="left"/>
             </w:pPr>
@@ -703,6 +719,7 @@
           </w:p>
           <w:p>
             <w:pPr>
+              <w:keepNext w:val="false"/>
               <w:spacing w:after="40" w:before="0"/>
               <w:jc w:val="left"/>
             </w:pPr>
@@ -722,6 +739,7 @@
           </w:p>
           <w:p>
             <w:pPr>
+              <w:keepNext w:val="false"/>
               <w:spacing w:after="40" w:before="0"/>
               <w:jc w:val="left"/>
             </w:pPr>
@@ -741,6 +759,7 @@
           </w:p>
           <w:p>
             <w:pPr>
+              <w:keepNext w:val="false"/>
               <w:spacing w:after="40" w:before="0"/>
               <w:jc w:val="left"/>
             </w:pPr>
@@ -760,6 +779,7 @@
           </w:p>
           <w:p>
             <w:pPr>
+              <w:keepNext w:val="false"/>
               <w:spacing w:after="40" w:before="0"/>
               <w:jc w:val="left"/>
             </w:pPr>
@@ -779,6 +799,7 @@
           </w:p>
           <w:p>
             <w:pPr>
+              <w:keepNext w:val="false"/>
               <w:spacing w:after="40" w:before="0"/>
               <w:jc w:val="left"/>
             </w:pPr>
@@ -798,6 +819,7 @@
           </w:p>
           <w:p>
             <w:pPr>
+              <w:keepNext w:val="false"/>
               <w:spacing w:after="40" w:before="0"/>
               <w:jc w:val="left"/>
             </w:pPr>
@@ -817,6 +839,7 @@
           </w:p>
           <w:p>
             <w:pPr>
+              <w:keepNext w:val="false"/>
               <w:spacing w:after="40" w:before="0"/>
               <w:jc w:val="left"/>
             </w:pPr>
@@ -851,6 +874,7 @@
           </w:tcPr>
           <w:p>
             <w:pPr>
+              <w:keepNext w:val="false"/>
               <w:spacing w:after="40" w:before="0"/>
               <w:jc w:val="left"/>
             </w:pPr>
@@ -998,6 +1022,7 @@
           </w:tcPr>
           <w:p>
             <w:pPr>
+              <w:keepNext w:val="false"/>
               <w:spacing w:after="40" w:before="0"/>
               <w:jc w:val="left"/>
             </w:pPr>
@@ -1125,6 +1150,7 @@
           </w:tcPr>
           <w:p>
             <w:pPr>
+              <w:keepNext w:val="false"/>
               <w:spacing w:after="40" w:before="0"/>
               <w:jc w:val="left"/>
             </w:pPr>
@@ -1272,6 +1298,7 @@
           </w:tcPr>
           <w:p>
             <w:pPr>
+              <w:keepNext w:val="false"/>
               <w:spacing w:after="40" w:before="0"/>
               <w:jc w:val="left"/>
             </w:pPr>
@@ -1419,6 +1446,7 @@
           </w:tcPr>
           <w:p>
             <w:pPr>
+              <w:keepNext w:val="false"/>
               <w:spacing w:after="40" w:before="0"/>
               <w:jc w:val="left"/>
             </w:pPr>
@@ -1586,6 +1614,7 @@
           </w:tcPr>
           <w:p>
             <w:pPr>
+              <w:keepNext w:val="false"/>
               <w:spacing w:after="40" w:before="0"/>
               <w:jc w:val="left"/>
             </w:pPr>
@@ -1618,6 +1647,7 @@
           </w:tcPr>
           <w:p>
             <w:pPr>
+              <w:keepNext w:val="false"/>
               <w:spacing w:after="40" w:before="0"/>
               <w:jc w:val="left"/>
             </w:pPr>
@@ -1652,6 +1682,7 @@
           </w:tcPr>
           <w:p>
             <w:pPr>
+              <w:keepNext w:val="false"/>
               <w:spacing w:after="40" w:before="0"/>
               <w:jc w:val="left"/>
             </w:pPr>
@@ -1684,6 +1715,7 @@
           </w:tcPr>
           <w:p>
             <w:pPr>
+              <w:keepNext w:val="false"/>
               <w:spacing w:after="40" w:before="0"/>
               <w:jc w:val="left"/>
             </w:pPr>
@@ -1703,6 +1735,7 @@
           </w:p>
           <w:p>
             <w:pPr>
+              <w:keepNext w:val="false"/>
               <w:spacing w:after="40" w:before="0"/>
               <w:jc w:val="left"/>
             </w:pPr>
@@ -1722,6 +1755,7 @@
           </w:p>
           <w:p>
             <w:pPr>
+              <w:keepNext w:val="false"/>
               <w:spacing w:after="40" w:before="0"/>
               <w:jc w:val="left"/>
             </w:pPr>
@@ -1741,6 +1775,7 @@
           </w:p>
           <w:p>
             <w:pPr>
+              <w:keepNext w:val="false"/>
               <w:spacing w:after="40" w:before="0"/>
               <w:jc w:val="left"/>
             </w:pPr>
@@ -1760,6 +1795,7 @@
           </w:p>
           <w:p>
             <w:pPr>
+              <w:keepNext w:val="false"/>
               <w:spacing w:after="40" w:before="0"/>
               <w:jc w:val="left"/>
             </w:pPr>
@@ -1794,6 +1830,7 @@
           </w:tcPr>
           <w:p>
             <w:pPr>
+              <w:keepNext w:val="false"/>
               <w:spacing w:after="40" w:before="0"/>
               <w:jc w:val="left"/>
             </w:pPr>
@@ -1826,6 +1863,7 @@
           </w:tcPr>
           <w:p>
             <w:pPr>
+              <w:keepNext w:val="false"/>
               <w:spacing w:after="40" w:before="0"/>
               <w:jc w:val="left"/>
             </w:pPr>
@@ -1860,6 +1898,7 @@
           </w:tcPr>
           <w:p>
             <w:pPr>
+              <w:keepNext w:val="false"/>
               <w:spacing w:after="40" w:before="0"/>
               <w:jc w:val="left"/>
             </w:pPr>
@@ -1892,6 +1931,7 @@
           </w:tcPr>
           <w:p>
             <w:pPr>
+              <w:keepNext w:val="false"/>
               <w:spacing w:after="40" w:before="0"/>
               <w:jc w:val="left"/>
             </w:pPr>
@@ -1911,6 +1951,7 @@
           </w:p>
           <w:p>
             <w:pPr>
+              <w:keepNext w:val="false"/>
               <w:spacing w:after="40" w:before="0"/>
               <w:jc w:val="left"/>
             </w:pPr>
@@ -1930,6 +1971,7 @@
           </w:p>
           <w:p>
             <w:pPr>
+              <w:keepNext w:val="false"/>
               <w:spacing w:after="40" w:before="0"/>
               <w:jc w:val="left"/>
             </w:pPr>
@@ -1949,6 +1991,7 @@
           </w:p>
           <w:p>
             <w:pPr>
+              <w:keepNext w:val="false"/>
               <w:spacing w:after="40" w:before="0"/>
               <w:jc w:val="left"/>
             </w:pPr>
@@ -1968,6 +2011,7 @@
           </w:p>
           <w:p>
             <w:pPr>
+              <w:keepNext w:val="false"/>
               <w:spacing w:after="40" w:before="0"/>
               <w:jc w:val="left"/>
             </w:pPr>
@@ -1987,6 +2031,7 @@
           </w:p>
           <w:p>
             <w:pPr>
+              <w:keepNext w:val="false"/>
               <w:spacing w:after="40" w:before="0"/>
               <w:jc w:val="left"/>
             </w:pPr>
@@ -2006,6 +2051,7 @@
           </w:p>
           <w:p>
             <w:pPr>
+              <w:keepNext w:val="false"/>
               <w:spacing w:after="40" w:before="0"/>
               <w:jc w:val="left"/>
             </w:pPr>
@@ -2025,6 +2071,7 @@
           </w:p>
           <w:p>
             <w:pPr>
+              <w:keepNext w:val="false"/>
               <w:spacing w:after="40" w:before="0"/>
               <w:jc w:val="left"/>
             </w:pPr>
@@ -2044,6 +2091,7 @@
           </w:p>
           <w:p>
             <w:pPr>
+              <w:keepNext w:val="false"/>
               <w:spacing w:after="40" w:before="0"/>
               <w:jc w:val="left"/>
             </w:pPr>
@@ -2063,6 +2111,7 @@
           </w:p>
           <w:p>
             <w:pPr>
+              <w:keepNext w:val="false"/>
               <w:spacing w:after="40" w:before="0"/>
               <w:jc w:val="left"/>
             </w:pPr>
@@ -2097,6 +2146,7 @@
           </w:tcPr>
           <w:p>
             <w:pPr>
+              <w:keepNext w:val="false"/>
               <w:spacing w:after="40" w:before="0"/>
               <w:jc w:val="left"/>
             </w:pPr>
@@ -2328,7 +2378,7 @@
         </w:rPr>
         <w:t xml:space="preserve">© 2026 SeaVuria and ARES. This work is licensed under a </w:t>
       </w:r>
-      <w:hyperlink w:history="1" r:id="rIdvox3geamit-uasa8annfr">
+      <w:hyperlink w:history="1" r:id="rIdxkxts7xjxlkjuoockldpy">
         <w:r>
           <w:rPr>
             <w:rFonts w:ascii="Arial" w:cs="Arial" w:eastAsia="Arial" w:hAnsi="Arial"/>
@@ -2348,7 +2398,7 @@
         </w:rPr>
         <w:t xml:space="preserve"> (</w:t>
       </w:r>
-      <w:hyperlink w:history="1" r:id="rIdfukubqa-ybxsu9_uzmi54">
+      <w:hyperlink w:history="1" r:id="rIdwlfi0k0ro749ptcbgiiv7">
         <w:r>
           <w:rPr>
             <w:rFonts w:ascii="Arial" w:cs="Arial" w:eastAsia="Arial" w:hAnsi="Arial"/>
@@ -2368,7 +2418,7 @@
         </w:rPr>
         <w:t xml:space="preserve">). To view a copy of this license, visit </w:t>
       </w:r>
-      <w:hyperlink w:history="1" r:id="rIdd838rlacbadvtztw1ziyk">
+      <w:hyperlink w:history="1" r:id="rIdzhelxucdy7niwm9likswj">
         <w:r>
           <w:rPr>
             <w:rFonts w:ascii="Arial" w:cs="Arial" w:eastAsia="Arial" w:hAnsi="Arial"/>
@@ -2427,6 +2477,7 @@
           </w:tcPr>
           <w:p>
             <w:pPr>
+              <w:keepNext w:val="false"/>
               <w:spacing w:after="40" w:before="0"/>
               <w:jc w:val="center"/>
             </w:pPr>
@@ -2462,6 +2513,7 @@
           </w:tcPr>
           <w:p>
             <w:pPr>
+              <w:keepNext w:val="false"/>
               <w:spacing w:after="40" w:before="0"/>
               <w:jc w:val="center"/>
             </w:pPr>
@@ -2496,6 +2548,7 @@
           </w:tcPr>
           <w:p>
             <w:pPr>
+              <w:keepNext w:val="false"/>
               <w:spacing w:after="40" w:before="0"/>
               <w:jc w:val="left"/>
             </w:pPr>
@@ -2528,6 +2581,7 @@
           </w:tcPr>
           <w:p>
             <w:pPr>
+              <w:keepNext w:val="false"/>
               <w:spacing w:after="40" w:before="0"/>
               <w:jc w:val="left"/>
             </w:pPr>
@@ -2562,6 +2616,7 @@
           </w:tcPr>
           <w:p>
             <w:pPr>
+              <w:keepNext w:val="false"/>
               <w:spacing w:after="40" w:before="0"/>
               <w:jc w:val="left"/>
             </w:pPr>
@@ -2594,6 +2649,7 @@
           </w:tcPr>
           <w:p>
             <w:pPr>
+              <w:keepNext w:val="false"/>
               <w:spacing w:after="40" w:before="0"/>
               <w:jc w:val="left"/>
             </w:pPr>
@@ -2628,6 +2684,7 @@
           </w:tcPr>
           <w:p>
             <w:pPr>
+              <w:keepNext w:val="false"/>
               <w:spacing w:after="40" w:before="0"/>
               <w:jc w:val="left"/>
             </w:pPr>
@@ -2660,6 +2717,7 @@
           </w:tcPr>
           <w:p>
             <w:pPr>
+              <w:keepNext w:val="false"/>
               <w:spacing w:after="40" w:before="0"/>
               <w:jc w:val="left"/>
             </w:pPr>
@@ -2694,6 +2752,7 @@
           </w:tcPr>
           <w:p>
             <w:pPr>
+              <w:keepNext w:val="false"/>
               <w:spacing w:after="40" w:before="0"/>
               <w:jc w:val="left"/>
             </w:pPr>
@@ -2726,6 +2785,7 @@
           </w:tcPr>
           <w:p>
             <w:pPr>
+              <w:keepNext w:val="false"/>
               <w:spacing w:after="40" w:before="0"/>
               <w:jc w:val="left"/>
             </w:pPr>
@@ -2760,6 +2820,7 @@
           </w:tcPr>
           <w:p>
             <w:pPr>
+              <w:keepNext w:val="false"/>
               <w:spacing w:after="40" w:before="0"/>
               <w:jc w:val="left"/>
             </w:pPr>
@@ -2792,6 +2853,7 @@
           </w:tcPr>
           <w:p>
             <w:pPr>
+              <w:keepNext w:val="false"/>
               <w:spacing w:after="40" w:before="0"/>
               <w:jc w:val="left"/>
             </w:pPr>
@@ -2826,6 +2888,7 @@
           </w:tcPr>
           <w:p>
             <w:pPr>
+              <w:keepNext w:val="false"/>
               <w:spacing w:after="40" w:before="0"/>
               <w:jc w:val="left"/>
             </w:pPr>
@@ -2858,6 +2921,7 @@
           </w:tcPr>
           <w:p>
             <w:pPr>
+              <w:keepNext w:val="false"/>
               <w:spacing w:after="40" w:before="0"/>
               <w:jc w:val="left"/>
             </w:pPr>
@@ -2892,6 +2956,7 @@
           </w:tcPr>
           <w:p>
             <w:pPr>
+              <w:keepNext w:val="false"/>
               <w:spacing w:after="40" w:before="0"/>
               <w:jc w:val="left"/>
             </w:pPr>
@@ -2924,6 +2989,7 @@
           </w:tcPr>
           <w:p>
             <w:pPr>
+              <w:keepNext w:val="false"/>
               <w:spacing w:after="40" w:before="0"/>
               <w:jc w:val="left"/>
             </w:pPr>
@@ -2958,6 +3024,7 @@
           </w:tcPr>
           <w:p>
             <w:pPr>
+              <w:keepNext w:val="false"/>
               <w:spacing w:after="40" w:before="0"/>
               <w:jc w:val="left"/>
             </w:pPr>
@@ -2990,6 +3057,7 @@
           </w:tcPr>
           <w:p>
             <w:pPr>
+              <w:keepNext w:val="false"/>
               <w:spacing w:after="40" w:before="0"/>
               <w:jc w:val="left"/>
             </w:pPr>
@@ -3049,6 +3117,7 @@
           </w:tcPr>
           <w:p>
             <w:pPr>
+              <w:keepNext w:val="false"/>
               <w:spacing w:after="40" w:before="0"/>
               <w:jc w:val="center"/>
             </w:pPr>
@@ -3083,6 +3152,7 @@
           </w:tcPr>
           <w:p>
             <w:pPr>
+              <w:keepNext w:val="false"/>
               <w:spacing w:after="40" w:before="0"/>
               <w:jc w:val="left"/>
             </w:pPr>
@@ -3147,6 +3217,7 @@
           </w:tcPr>
           <w:p>
             <w:pPr>
+              <w:keepNext w:val="false"/>
               <w:spacing w:after="40" w:before="0"/>
               <w:jc w:val="center"/>
             </w:pPr>
@@ -3181,6 +3252,7 @@
           </w:tcPr>
           <w:p>
             <w:pPr>
+              <w:keepNext w:val="false"/>
               <w:spacing w:after="40" w:before="0"/>
               <w:jc w:val="left"/>
             </w:pPr>
@@ -3213,6 +3285,7 @@
           </w:tcPr>
           <w:p>
             <w:pPr>
+              <w:keepNext w:val="false"/>
               <w:spacing w:after="40" w:before="0"/>
               <w:jc w:val="left"/>
             </w:pPr>
@@ -3245,6 +3318,7 @@
           </w:tcPr>
           <w:p>
             <w:pPr>
+              <w:keepNext w:val="false"/>
               <w:spacing w:after="40" w:before="0"/>
               <w:jc w:val="left"/>
             </w:pPr>
@@ -3277,6 +3351,7 @@
           </w:tcPr>
           <w:p>
             <w:pPr>
+              <w:keepNext w:val="false"/>
               <w:spacing w:after="40" w:before="0"/>
               <w:jc w:val="left"/>
             </w:pPr>
@@ -3309,6 +3384,7 @@
           </w:tcPr>
           <w:p>
             <w:pPr>
+              <w:keepNext w:val="false"/>
               <w:spacing w:after="40" w:before="0"/>
               <w:jc w:val="left"/>
             </w:pPr>
@@ -3343,6 +3419,7 @@
           </w:tcPr>
           <w:p>
             <w:pPr>
+              <w:keepNext w:val="false"/>
               <w:spacing w:after="40" w:before="0"/>
               <w:jc w:val="left"/>
             </w:pPr>
@@ -3380,7 +3457,7 @@
             <w:pPr>
               <w:spacing w:after="20" w:before="0"/>
             </w:pPr>
-            <w:hyperlink w:history="1" r:id="rIdptdtlantinhsc9jik1dkt">
+            <w:hyperlink w:history="1" r:id="rIdf1hskqi4bkbn8_fksabb2">
               <w:r>
                 <w:rPr>
                   <w:rFonts w:ascii="Arial" w:cs="Arial" w:eastAsia="Arial" w:hAnsi="Arial"/>
@@ -3413,7 +3490,7 @@
               <w:spacing w:after="10" w:before="0"/>
               <w:ind w:left="120"/>
             </w:pPr>
-            <w:hyperlink w:history="1" r:id="rIdgzu5kco5t24exbhjgmukd">
+            <w:hyperlink w:history="1" r:id="rId3hhpf7adlfkhskso7odd8">
               <w:r>
                 <w:rPr>
                   <w:rFonts w:ascii="Arial" w:cs="Arial" w:eastAsia="Arial" w:hAnsi="Arial"/>
@@ -3458,7 +3535,7 @@
             <w:pPr>
               <w:spacing w:after="20" w:before="0"/>
             </w:pPr>
-            <w:hyperlink w:history="1" r:id="rIdp36pqd-oecvvacjiq1axc">
+            <w:hyperlink w:history="1" r:id="rIdq0ub8zv_59vdfuzyfwfdb">
               <w:r>
                 <w:rPr>
                   <w:rFonts w:ascii="Arial" w:cs="Arial" w:eastAsia="Arial" w:hAnsi="Arial"/>
@@ -3491,7 +3568,7 @@
               <w:spacing w:after="10" w:before="0"/>
               <w:ind w:left="120"/>
             </w:pPr>
-            <w:hyperlink w:history="1" r:id="rIdczongk1spnga5h1kahmba">
+            <w:hyperlink w:history="1" r:id="rIdg1fojrx4riep4ortmdmxw">
               <w:r>
                 <w:rPr>
                   <w:rFonts w:ascii="Arial" w:cs="Arial" w:eastAsia="Arial" w:hAnsi="Arial"/>
@@ -3519,6 +3596,7 @@
           </w:tcPr>
           <w:p>
             <w:pPr>
+              <w:keepNext w:val="false"/>
               <w:spacing w:after="40" w:before="0"/>
               <w:jc w:val="left"/>
             </w:pPr>
@@ -3551,6 +3629,7 @@
           </w:tcPr>
           <w:p>
             <w:pPr>
+              <w:keepNext w:val="false"/>
               <w:spacing w:after="40" w:before="0"/>
               <w:jc w:val="left"/>
             </w:pPr>
@@ -3583,6 +3662,7 @@
           </w:tcPr>
           <w:p>
             <w:pPr>
+              <w:keepNext w:val="false"/>
               <w:spacing w:after="40" w:before="0"/>
               <w:jc w:val="left"/>
             </w:pPr>
@@ -3615,6 +3695,7 @@
           </w:tcPr>
           <w:p>
             <w:pPr>
+              <w:keepNext w:val="false"/>
               <w:spacing w:after="40" w:before="0"/>
               <w:jc w:val="left"/>
             </w:pPr>
@@ -3649,6 +3730,7 @@
           </w:tcPr>
           <w:p>
             <w:pPr>
+              <w:keepNext w:val="false"/>
               <w:spacing w:after="40" w:before="0"/>
               <w:jc w:val="left"/>
             </w:pPr>
@@ -3686,7 +3768,7 @@
             <w:pPr>
               <w:spacing w:after="20" w:before="0"/>
             </w:pPr>
-            <w:hyperlink w:history="1" r:id="rIdxdainkiz1ho9fbzxc2whf">
+            <w:hyperlink w:history="1" r:id="rIdhhti14ef6zqgzoyrjuaev">
               <w:r>
                 <w:rPr>
                   <w:rFonts w:ascii="Arial" w:cs="Arial" w:eastAsia="Arial" w:hAnsi="Arial"/>
@@ -3719,7 +3801,7 @@
               <w:spacing w:after="10" w:before="0"/>
               <w:ind w:left="120"/>
             </w:pPr>
-            <w:hyperlink w:history="1" r:id="rIdojtu8nr2yt1d4fwl7nuja">
+            <w:hyperlink w:history="1" r:id="rIdu4kutum0cj9pwcqhxagqb">
               <w:r>
                 <w:rPr>
                   <w:rFonts w:ascii="Arial" w:cs="Arial" w:eastAsia="Arial" w:hAnsi="Arial"/>
@@ -3764,7 +3846,7 @@
             <w:pPr>
               <w:spacing w:after="20" w:before="0"/>
             </w:pPr>
-            <w:hyperlink w:history="1" r:id="rIds6bvgriqlrdcm9phj5kx0">
+            <w:hyperlink w:history="1" r:id="rIdmyknccozu7nfjdgdz8uat">
               <w:r>
                 <w:rPr>
                   <w:rFonts w:ascii="Arial" w:cs="Arial" w:eastAsia="Arial" w:hAnsi="Arial"/>
@@ -3797,7 +3879,7 @@
               <w:spacing w:after="10" w:before="0"/>
               <w:ind w:left="120"/>
             </w:pPr>
-            <w:hyperlink w:history="1" r:id="rIdqc4n5vpzkt7k_wpygrclk">
+            <w:hyperlink w:history="1" r:id="rIdvs0udwcacngzvbnpr6ab-">
               <w:r>
                 <w:rPr>
                   <w:rFonts w:ascii="Arial" w:cs="Arial" w:eastAsia="Arial" w:hAnsi="Arial"/>
@@ -3825,6 +3907,7 @@
           </w:tcPr>
           <w:p>
             <w:pPr>
+              <w:keepNext w:val="false"/>
               <w:spacing w:after="40" w:before="0"/>
               <w:jc w:val="left"/>
             </w:pPr>
@@ -3857,6 +3940,7 @@
           </w:tcPr>
           <w:p>
             <w:pPr>
+              <w:keepNext w:val="false"/>
               <w:spacing w:after="40" w:before="0"/>
               <w:jc w:val="left"/>
             </w:pPr>
@@ -3889,6 +3973,7 @@
           </w:tcPr>
           <w:p>
             <w:pPr>
+              <w:keepNext w:val="false"/>
               <w:spacing w:after="40" w:before="0"/>
               <w:jc w:val="left"/>
             </w:pPr>
@@ -3921,6 +4006,7 @@
           </w:tcPr>
           <w:p>
             <w:pPr>
+              <w:keepNext w:val="false"/>
               <w:spacing w:after="40" w:before="0"/>
               <w:jc w:val="left"/>
             </w:pPr>
@@ -3955,6 +4041,7 @@
           </w:tcPr>
           <w:p>
             <w:pPr>
+              <w:keepNext w:val="false"/>
               <w:spacing w:after="40" w:before="0"/>
               <w:jc w:val="left"/>
             </w:pPr>
@@ -3992,7 +4079,7 @@
             <w:pPr>
               <w:spacing w:after="20" w:before="0"/>
             </w:pPr>
-            <w:hyperlink w:history="1" r:id="rIda7gplxfjaqhminjuyfb7h">
+            <w:hyperlink w:history="1" r:id="rIdgsdciprevd2208pdw5xy3">
               <w:r>
                 <w:rPr>
                   <w:rFonts w:ascii="Arial" w:cs="Arial" w:eastAsia="Arial" w:hAnsi="Arial"/>
@@ -4025,7 +4112,7 @@
               <w:spacing w:after="10" w:before="0"/>
               <w:ind w:left="120"/>
             </w:pPr>
-            <w:hyperlink w:history="1" r:id="rIdtegztvwxi7uqdqpiijvip">
+            <w:hyperlink w:history="1" r:id="rIdixcqr8wqgvepafn8pmt6p">
               <w:r>
                 <w:rPr>
                   <w:rFonts w:ascii="Arial" w:cs="Arial" w:eastAsia="Arial" w:hAnsi="Arial"/>
@@ -4070,7 +4157,7 @@
             <w:pPr>
               <w:spacing w:after="20" w:before="0"/>
             </w:pPr>
-            <w:hyperlink w:history="1" r:id="rIdeojc6p2nuebbetouqjtvf">
+            <w:hyperlink w:history="1" r:id="rId4g5xvctcnucfgxomg5kgo">
               <w:r>
                 <w:rPr>
                   <w:rFonts w:ascii="Arial" w:cs="Arial" w:eastAsia="Arial" w:hAnsi="Arial"/>
@@ -4103,7 +4190,7 @@
               <w:spacing w:after="10" w:before="0"/>
               <w:ind w:left="120"/>
             </w:pPr>
-            <w:hyperlink w:history="1" r:id="rId_xzwaycu7vgkcufhe7_55">
+            <w:hyperlink w:history="1" r:id="rIdyhxhwyknb56ntcei_tdev">
               <w:r>
                 <w:rPr>
                   <w:rFonts w:ascii="Arial" w:cs="Arial" w:eastAsia="Arial" w:hAnsi="Arial"/>
@@ -4131,6 +4218,7 @@
           </w:tcPr>
           <w:p>
             <w:pPr>
+              <w:keepNext w:val="false"/>
               <w:spacing w:after="40" w:before="0"/>
               <w:jc w:val="left"/>
             </w:pPr>
@@ -4163,6 +4251,7 @@
           </w:tcPr>
           <w:p>
             <w:pPr>
+              <w:keepNext w:val="false"/>
               <w:spacing w:after="40" w:before="0"/>
               <w:jc w:val="left"/>
             </w:pPr>
@@ -4195,6 +4284,7 @@
           </w:tcPr>
           <w:p>
             <w:pPr>
+              <w:keepNext w:val="false"/>
               <w:spacing w:after="40" w:before="0"/>
               <w:jc w:val="left"/>
             </w:pPr>
@@ -4227,6 +4317,7 @@
           </w:tcPr>
           <w:p>
             <w:pPr>
+              <w:keepNext w:val="false"/>
               <w:spacing w:after="40" w:before="0"/>
               <w:jc w:val="left"/>
             </w:pPr>
@@ -4261,6 +4352,7 @@
           </w:tcPr>
           <w:p>
             <w:pPr>
+              <w:keepNext w:val="false"/>
               <w:spacing w:after="40" w:before="0"/>
               <w:jc w:val="left"/>
             </w:pPr>
@@ -4298,7 +4390,7 @@
             <w:pPr>
               <w:spacing w:after="20" w:before="0"/>
             </w:pPr>
-            <w:hyperlink w:history="1" r:id="rIdke_-ft4ieoyeqdzp97d2n">
+            <w:hyperlink w:history="1" r:id="rIdkcb-f6m3jq9nqijatd_it">
               <w:r>
                 <w:rPr>
                   <w:rFonts w:ascii="Arial" w:cs="Arial" w:eastAsia="Arial" w:hAnsi="Arial"/>
@@ -4331,7 +4423,7 @@
               <w:spacing w:after="10" w:before="0"/>
               <w:ind w:left="120"/>
             </w:pPr>
-            <w:hyperlink w:history="1" r:id="rIdfgkzyo9htg_3tnbupacnz">
+            <w:hyperlink w:history="1" r:id="rId2hz5kmaa07ebt-mlixvwx">
               <w:r>
                 <w:rPr>
                   <w:rFonts w:ascii="Arial" w:cs="Arial" w:eastAsia="Arial" w:hAnsi="Arial"/>
@@ -4376,7 +4468,7 @@
             <w:pPr>
               <w:spacing w:after="20" w:before="0"/>
             </w:pPr>
-            <w:hyperlink w:history="1" r:id="rId66xv-cswe-gg5txax2aa6">
+            <w:hyperlink w:history="1" r:id="rId4g_fc_vbk1lc_-uqxylw3">
               <w:r>
                 <w:rPr>
                   <w:rFonts w:ascii="Arial" w:cs="Arial" w:eastAsia="Arial" w:hAnsi="Arial"/>
@@ -4409,7 +4501,7 @@
               <w:spacing w:after="10" w:before="0"/>
               <w:ind w:left="120"/>
             </w:pPr>
-            <w:hyperlink w:history="1" r:id="rIdq_zskd8kftmxxykfv_pvs">
+            <w:hyperlink w:history="1" r:id="rIdhvx4bqv62gqyl607ry-bk">
               <w:r>
                 <w:rPr>
                   <w:rFonts w:ascii="Arial" w:cs="Arial" w:eastAsia="Arial" w:hAnsi="Arial"/>
@@ -4437,6 +4529,7 @@
           </w:tcPr>
           <w:p>
             <w:pPr>
+              <w:keepNext w:val="false"/>
               <w:spacing w:after="40" w:before="0"/>
               <w:jc w:val="left"/>
             </w:pPr>
@@ -4469,6 +4562,7 @@
           </w:tcPr>
           <w:p>
             <w:pPr>
+              <w:keepNext w:val="false"/>
               <w:spacing w:after="40" w:before="0"/>
               <w:jc w:val="left"/>
             </w:pPr>
@@ -4501,6 +4595,7 @@
           </w:tcPr>
           <w:p>
             <w:pPr>
+              <w:keepNext w:val="false"/>
               <w:spacing w:after="40" w:before="0"/>
               <w:jc w:val="left"/>
             </w:pPr>
@@ -4533,6 +4628,7 @@
           </w:tcPr>
           <w:p>
             <w:pPr>
+              <w:keepNext w:val="false"/>
               <w:spacing w:after="40" w:before="0"/>
               <w:jc w:val="left"/>
             </w:pPr>
@@ -4567,6 +4663,7 @@
           </w:tcPr>
           <w:p>
             <w:pPr>
+              <w:keepNext w:val="false"/>
               <w:spacing w:after="40" w:before="0"/>
               <w:jc w:val="left"/>
             </w:pPr>
@@ -4604,7 +4701,7 @@
             <w:pPr>
               <w:spacing w:after="20" w:before="0"/>
             </w:pPr>
-            <w:hyperlink w:history="1" r:id="rId1y58uohbzzat5j2hm3k3w">
+            <w:hyperlink w:history="1" r:id="rIdkg98eicxnc_iumhxyk1ih">
               <w:r>
                 <w:rPr>
                   <w:rFonts w:ascii="Arial" w:cs="Arial" w:eastAsia="Arial" w:hAnsi="Arial"/>
@@ -4653,7 +4750,7 @@
               <w:spacing w:after="10" w:before="0"/>
               <w:ind w:left="120"/>
             </w:pPr>
-            <w:hyperlink w:history="1" r:id="rIdia6qglznhay9gvsh2dplv">
+            <w:hyperlink w:history="1" r:id="rIdrn7gvcddwnh2vd6a0kmku">
               <w:r>
                 <w:rPr>
                   <w:rFonts w:ascii="Arial" w:cs="Arial" w:eastAsia="Arial" w:hAnsi="Arial"/>
@@ -4698,7 +4795,7 @@
             <w:pPr>
               <w:spacing w:after="20" w:before="0"/>
             </w:pPr>
-            <w:hyperlink w:history="1" r:id="rId1qnq3iu6xokh8wo3my_-h">
+            <w:hyperlink w:history="1" r:id="rIdruucyrpgympfkcxudqur-">
               <w:r>
                 <w:rPr>
                   <w:rFonts w:ascii="Arial" w:cs="Arial" w:eastAsia="Arial" w:hAnsi="Arial"/>
@@ -4747,7 +4844,7 @@
               <w:spacing w:after="10" w:before="0"/>
               <w:ind w:left="120"/>
             </w:pPr>
-            <w:hyperlink w:history="1" r:id="rIdpjvyfzfd1oll3xk4s-er0">
+            <w:hyperlink w:history="1" r:id="rIdnrq1vxi5n1t013q2dorrl">
               <w:r>
                 <w:rPr>
                   <w:rFonts w:ascii="Arial" w:cs="Arial" w:eastAsia="Arial" w:hAnsi="Arial"/>
@@ -4775,6 +4872,7 @@
           </w:tcPr>
           <w:p>
             <w:pPr>
+              <w:keepNext w:val="false"/>
               <w:spacing w:after="40" w:before="0"/>
               <w:jc w:val="left"/>
             </w:pPr>
@@ -4807,6 +4905,7 @@
           </w:tcPr>
           <w:p>
             <w:pPr>
+              <w:keepNext w:val="false"/>
               <w:spacing w:after="40" w:before="0"/>
               <w:jc w:val="left"/>
             </w:pPr>
@@ -4839,6 +4938,7 @@
           </w:tcPr>
           <w:p>
             <w:pPr>
+              <w:keepNext w:val="false"/>
               <w:spacing w:after="40" w:before="0"/>
               <w:jc w:val="left"/>
             </w:pPr>
@@ -4871,6 +4971,7 @@
           </w:tcPr>
           <w:p>
             <w:pPr>
+              <w:keepNext w:val="false"/>
               <w:spacing w:after="40" w:before="0"/>
               <w:jc w:val="left"/>
             </w:pPr>
@@ -4930,6 +5031,7 @@
           </w:tcPr>
           <w:p>
             <w:pPr>
+              <w:keepNext w:val="false"/>
               <w:spacing w:after="40" w:before="0"/>
               <w:jc w:val="center"/>
             </w:pPr>
@@ -4964,6 +5066,7 @@
           </w:tcPr>
           <w:p>
             <w:pPr>
+              <w:keepNext w:val="false"/>
               <w:spacing w:after="40" w:before="0"/>
               <w:jc w:val="left"/>
             </w:pPr>
@@ -5025,6 +5128,7 @@
           </w:tcPr>
           <w:p>
             <w:pPr>
+              <w:keepNext w:val="false"/>
               <w:spacing w:after="40" w:before="0"/>
               <w:jc w:val="center"/>
             </w:pPr>
@@ -5059,6 +5163,7 @@
           </w:tcPr>
           <w:p>
             <w:pPr>
+              <w:keepNext w:val="false"/>
               <w:spacing w:after="40" w:before="0"/>
               <w:jc w:val="left"/>
             </w:pPr>
@@ -5091,6 +5196,7 @@
           </w:tcPr>
           <w:p>
             <w:pPr>
+              <w:keepNext w:val="false"/>
               <w:spacing w:after="40" w:before="0"/>
               <w:jc w:val="left"/>
             </w:pPr>
@@ -5125,6 +5231,7 @@
           </w:tcPr>
           <w:p>
             <w:pPr>
+              <w:keepNext w:val="false"/>
               <w:spacing w:after="40" w:before="0"/>
               <w:jc w:val="left"/>
             </w:pPr>
@@ -5157,6 +5264,7 @@
           </w:tcPr>
           <w:p>
             <w:pPr>
+              <w:keepNext w:val="false"/>
               <w:spacing w:after="40" w:before="0"/>
               <w:jc w:val="left"/>
             </w:pPr>
@@ -5191,6 +5299,7 @@
           </w:tcPr>
           <w:p>
             <w:pPr>
+              <w:keepNext w:val="false"/>
               <w:spacing w:after="40" w:before="0"/>
               <w:jc w:val="left"/>
             </w:pPr>
@@ -5223,6 +5332,7 @@
           </w:tcPr>
           <w:p>
             <w:pPr>
+              <w:keepNext w:val="false"/>
               <w:spacing w:after="40" w:before="0"/>
               <w:jc w:val="left"/>
             </w:pPr>
@@ -5259,7 +5369,7 @@
         </w:rPr>
         <w:t xml:space="preserve">© 2026 SeaVuria and ARES. Aligned with KICD objectives. Developed by SeaVuria; technical implementation by ARES (with AI assistance from Claude). Licensed under </w:t>
       </w:r>
-      <w:hyperlink w:history="1" r:id="rId_cakolmor9d4zuowoumyd">
+      <w:hyperlink w:history="1" r:id="rIdtjcyw-vy2u26mgkw6jtxm">
         <w:r>
           <w:rPr>
             <w:rFonts w:ascii="Arial" w:cs="Arial" w:eastAsia="Arial" w:hAnsi="Arial"/>
@@ -5280,7 +5390,7 @@
         </w:rPr>
         <w:t xml:space="preserve"> (</w:t>
       </w:r>
-      <w:hyperlink w:history="1" r:id="rIdakeslejmejjgprnw8pbtq">
+      <w:hyperlink w:history="1" r:id="rId76n7i4e1f2nhwihjy6lan">
         <w:r>
           <w:rPr>
             <w:rFonts w:ascii="Arial" w:cs="Arial" w:eastAsia="Arial" w:hAnsi="Arial"/>
@@ -5340,6 +5450,7 @@
           </w:tcPr>
           <w:p>
             <w:pPr>
+              <w:keepNext w:val="false"/>
               <w:spacing w:after="40" w:before="0"/>
               <w:jc w:val="center"/>
             </w:pPr>
@@ -5375,6 +5486,7 @@
           </w:tcPr>
           <w:p>
             <w:pPr>
+              <w:keepNext w:val="false"/>
               <w:spacing w:after="40" w:before="0"/>
               <w:jc w:val="center"/>
             </w:pPr>
@@ -5409,6 +5521,7 @@
           </w:tcPr>
           <w:p>
             <w:pPr>
+              <w:keepNext w:val="false"/>
               <w:spacing w:after="40" w:before="0"/>
               <w:jc w:val="left"/>
             </w:pPr>
@@ -5441,6 +5554,7 @@
           </w:tcPr>
           <w:p>
             <w:pPr>
+              <w:keepNext w:val="false"/>
               <w:spacing w:after="40" w:before="0"/>
               <w:jc w:val="left"/>
             </w:pPr>
@@ -5475,6 +5589,7 @@
           </w:tcPr>
           <w:p>
             <w:pPr>
+              <w:keepNext w:val="false"/>
               <w:spacing w:after="40" w:before="0"/>
               <w:jc w:val="left"/>
             </w:pPr>
@@ -5507,6 +5622,7 @@
           </w:tcPr>
           <w:p>
             <w:pPr>
+              <w:keepNext w:val="false"/>
               <w:spacing w:after="40" w:before="0"/>
               <w:jc w:val="left"/>
             </w:pPr>
@@ -5541,6 +5657,7 @@
           </w:tcPr>
           <w:p>
             <w:pPr>
+              <w:keepNext w:val="false"/>
               <w:spacing w:after="40" w:before="0"/>
               <w:jc w:val="left"/>
             </w:pPr>
@@ -5573,6 +5690,7 @@
           </w:tcPr>
           <w:p>
             <w:pPr>
+              <w:keepNext w:val="false"/>
               <w:spacing w:after="40" w:before="0"/>
               <w:jc w:val="left"/>
             </w:pPr>
@@ -5607,6 +5725,7 @@
           </w:tcPr>
           <w:p>
             <w:pPr>
+              <w:keepNext w:val="false"/>
               <w:spacing w:after="40" w:before="0"/>
               <w:jc w:val="left"/>
             </w:pPr>
@@ -5639,6 +5758,7 @@
           </w:tcPr>
           <w:p>
             <w:pPr>
+              <w:keepNext w:val="false"/>
               <w:spacing w:after="40" w:before="0"/>
               <w:jc w:val="left"/>
             </w:pPr>
@@ -5673,6 +5793,7 @@
           </w:tcPr>
           <w:p>
             <w:pPr>
+              <w:keepNext w:val="false"/>
               <w:spacing w:after="40" w:before="0"/>
               <w:jc w:val="left"/>
             </w:pPr>
@@ -5705,6 +5826,7 @@
           </w:tcPr>
           <w:p>
             <w:pPr>
+              <w:keepNext w:val="false"/>
               <w:spacing w:after="40" w:before="0"/>
               <w:jc w:val="left"/>
             </w:pPr>
@@ -5739,6 +5861,7 @@
           </w:tcPr>
           <w:p>
             <w:pPr>
+              <w:keepNext w:val="false"/>
               <w:spacing w:after="40" w:before="0"/>
               <w:jc w:val="left"/>
             </w:pPr>
@@ -5771,6 +5894,7 @@
           </w:tcPr>
           <w:p>
             <w:pPr>
+              <w:keepNext w:val="false"/>
               <w:spacing w:after="40" w:before="0"/>
               <w:jc w:val="left"/>
             </w:pPr>
@@ -5805,6 +5929,7 @@
           </w:tcPr>
           <w:p>
             <w:pPr>
+              <w:keepNext w:val="false"/>
               <w:spacing w:after="40" w:before="0"/>
               <w:jc w:val="left"/>
             </w:pPr>
@@ -5837,6 +5962,7 @@
           </w:tcPr>
           <w:p>
             <w:pPr>
+              <w:keepNext w:val="false"/>
               <w:spacing w:after="40" w:before="0"/>
               <w:jc w:val="left"/>
             </w:pPr>
@@ -5871,6 +5997,7 @@
           </w:tcPr>
           <w:p>
             <w:pPr>
+              <w:keepNext w:val="false"/>
               <w:spacing w:after="40" w:before="0"/>
               <w:jc w:val="left"/>
             </w:pPr>
@@ -5903,6 +6030,7 @@
           </w:tcPr>
           <w:p>
             <w:pPr>
+              <w:keepNext w:val="false"/>
               <w:spacing w:after="40" w:before="0"/>
               <w:jc w:val="left"/>
             </w:pPr>
@@ -5962,6 +6090,7 @@
           </w:tcPr>
           <w:p>
             <w:pPr>
+              <w:keepNext w:val="false"/>
               <w:spacing w:after="40" w:before="0"/>
               <w:jc w:val="center"/>
             </w:pPr>
@@ -5996,6 +6125,7 @@
           </w:tcPr>
           <w:p>
             <w:pPr>
+              <w:keepNext w:val="false"/>
               <w:spacing w:after="40" w:before="0"/>
               <w:jc w:val="left"/>
             </w:pPr>
@@ -6060,6 +6190,7 @@
           </w:tcPr>
           <w:p>
             <w:pPr>
+              <w:keepNext w:val="false"/>
               <w:spacing w:after="40" w:before="0"/>
               <w:jc w:val="center"/>
             </w:pPr>
@@ -6094,6 +6225,7 @@
           </w:tcPr>
           <w:p>
             <w:pPr>
+              <w:keepNext w:val="false"/>
               <w:spacing w:after="40" w:before="0"/>
               <w:jc w:val="left"/>
             </w:pPr>
@@ -6126,6 +6258,7 @@
           </w:tcPr>
           <w:p>
             <w:pPr>
+              <w:keepNext w:val="false"/>
               <w:spacing w:after="40" w:before="0"/>
               <w:jc w:val="left"/>
             </w:pPr>
@@ -6158,6 +6291,7 @@
           </w:tcPr>
           <w:p>
             <w:pPr>
+              <w:keepNext w:val="false"/>
               <w:spacing w:after="40" w:before="0"/>
               <w:jc w:val="left"/>
             </w:pPr>
@@ -6190,6 +6324,7 @@
           </w:tcPr>
           <w:p>
             <w:pPr>
+              <w:keepNext w:val="false"/>
               <w:spacing w:after="40" w:before="0"/>
               <w:jc w:val="left"/>
             </w:pPr>
@@ -6222,6 +6357,7 @@
           </w:tcPr>
           <w:p>
             <w:pPr>
+              <w:keepNext w:val="false"/>
               <w:spacing w:after="40" w:before="0"/>
               <w:jc w:val="left"/>
             </w:pPr>
@@ -6256,6 +6392,7 @@
           </w:tcPr>
           <w:p>
             <w:pPr>
+              <w:keepNext w:val="false"/>
               <w:spacing w:after="40" w:before="0"/>
               <w:jc w:val="left"/>
             </w:pPr>
@@ -6293,7 +6430,7 @@
             <w:pPr>
               <w:spacing w:after="20" w:before="0"/>
             </w:pPr>
-            <w:hyperlink w:history="1" r:id="rIdsirx1uwoh23wmhidspq9b">
+            <w:hyperlink w:history="1" r:id="rIdd4ar26wkgng8qhoncnlpb">
               <w:r>
                 <w:rPr>
                   <w:rFonts w:ascii="Arial" w:cs="Arial" w:eastAsia="Arial" w:hAnsi="Arial"/>
@@ -6326,7 +6463,7 @@
               <w:spacing w:after="10" w:before="0"/>
               <w:ind w:left="120"/>
             </w:pPr>
-            <w:hyperlink w:history="1" r:id="rId6wimk02dd3pp1eyxl4lr7">
+            <w:hyperlink w:history="1" r:id="rId-lwivlqo3jjoglarbrmpu">
               <w:r>
                 <w:rPr>
                   <w:rFonts w:ascii="Arial" w:cs="Arial" w:eastAsia="Arial" w:hAnsi="Arial"/>
@@ -6371,7 +6508,7 @@
             <w:pPr>
               <w:spacing w:after="20" w:before="0"/>
             </w:pPr>
-            <w:hyperlink w:history="1" r:id="rIdxtazhyryw9gpzrj59hnwj">
+            <w:hyperlink w:history="1" r:id="rIdsw3supvkaz1pkqzeugzn4">
               <w:r>
                 <w:rPr>
                   <w:rFonts w:ascii="Arial" w:cs="Arial" w:eastAsia="Arial" w:hAnsi="Arial"/>
@@ -6404,7 +6541,7 @@
               <w:spacing w:after="10" w:before="0"/>
               <w:ind w:left="120"/>
             </w:pPr>
-            <w:hyperlink w:history="1" r:id="rId51-i6cn4gjra748qgoqbo">
+            <w:hyperlink w:history="1" r:id="rIdvbe3exuibdnnszlxq2ipj">
               <w:r>
                 <w:rPr>
                   <w:rFonts w:ascii="Arial" w:cs="Arial" w:eastAsia="Arial" w:hAnsi="Arial"/>
@@ -6432,6 +6569,7 @@
           </w:tcPr>
           <w:p>
             <w:pPr>
+              <w:keepNext w:val="false"/>
               <w:spacing w:after="40" w:before="0"/>
               <w:jc w:val="left"/>
             </w:pPr>
@@ -6464,6 +6602,7 @@
           </w:tcPr>
           <w:p>
             <w:pPr>
+              <w:keepNext w:val="false"/>
               <w:spacing w:after="40" w:before="0"/>
               <w:jc w:val="left"/>
             </w:pPr>
@@ -6496,6 +6635,7 @@
           </w:tcPr>
           <w:p>
             <w:pPr>
+              <w:keepNext w:val="false"/>
               <w:spacing w:after="40" w:before="0"/>
               <w:jc w:val="left"/>
             </w:pPr>
@@ -6528,6 +6668,7 @@
           </w:tcPr>
           <w:p>
             <w:pPr>
+              <w:keepNext w:val="false"/>
               <w:spacing w:after="40" w:before="0"/>
               <w:jc w:val="left"/>
             </w:pPr>
@@ -6562,6 +6703,7 @@
           </w:tcPr>
           <w:p>
             <w:pPr>
+              <w:keepNext w:val="false"/>
               <w:spacing w:after="40" w:before="0"/>
               <w:jc w:val="left"/>
             </w:pPr>
@@ -6599,7 +6741,7 @@
             <w:pPr>
               <w:spacing w:after="20" w:before="0"/>
             </w:pPr>
-            <w:hyperlink w:history="1" r:id="rId2sewmqrpjwjgks1148aqs">
+            <w:hyperlink w:history="1" r:id="rIdfeqnskivdyqu1zcmcnedg">
               <w:r>
                 <w:rPr>
                   <w:rFonts w:ascii="Arial" w:cs="Arial" w:eastAsia="Arial" w:hAnsi="Arial"/>
@@ -6632,7 +6774,7 @@
               <w:spacing w:after="10" w:before="0"/>
               <w:ind w:left="120"/>
             </w:pPr>
-            <w:hyperlink w:history="1" r:id="rIdji-cmwrywwum38dhqwgdz">
+            <w:hyperlink w:history="1" r:id="rId89lago34a0ztvff18y8zk">
               <w:r>
                 <w:rPr>
                   <w:rFonts w:ascii="Arial" w:cs="Arial" w:eastAsia="Arial" w:hAnsi="Arial"/>
@@ -6677,7 +6819,7 @@
             <w:pPr>
               <w:spacing w:after="20" w:before="0"/>
             </w:pPr>
-            <w:hyperlink w:history="1" r:id="rIdeqydz0kjaxbfdy3vbgnxm">
+            <w:hyperlink w:history="1" r:id="rIdwwmobdikkpkp6vmmqnanz">
               <w:r>
                 <w:rPr>
                   <w:rFonts w:ascii="Arial" w:cs="Arial" w:eastAsia="Arial" w:hAnsi="Arial"/>
@@ -6710,7 +6852,7 @@
               <w:spacing w:after="10" w:before="0"/>
               <w:ind w:left="120"/>
             </w:pPr>
-            <w:hyperlink w:history="1" r:id="rIdfovfjq1jumgca6hdo7ttm">
+            <w:hyperlink w:history="1" r:id="rIdvdp79o24ocghcrkpwotre">
               <w:r>
                 <w:rPr>
                   <w:rFonts w:ascii="Arial" w:cs="Arial" w:eastAsia="Arial" w:hAnsi="Arial"/>
@@ -6738,6 +6880,7 @@
           </w:tcPr>
           <w:p>
             <w:pPr>
+              <w:keepNext w:val="false"/>
               <w:spacing w:after="40" w:before="0"/>
               <w:jc w:val="left"/>
             </w:pPr>
@@ -6770,6 +6913,7 @@
           </w:tcPr>
           <w:p>
             <w:pPr>
+              <w:keepNext w:val="false"/>
               <w:spacing w:after="40" w:before="0"/>
               <w:jc w:val="left"/>
             </w:pPr>
@@ -6802,6 +6946,7 @@
           </w:tcPr>
           <w:p>
             <w:pPr>
+              <w:keepNext w:val="false"/>
               <w:spacing w:after="40" w:before="0"/>
               <w:jc w:val="left"/>
             </w:pPr>
@@ -6834,6 +6979,7 @@
           </w:tcPr>
           <w:p>
             <w:pPr>
+              <w:keepNext w:val="false"/>
               <w:spacing w:after="40" w:before="0"/>
               <w:jc w:val="left"/>
             </w:pPr>
@@ -6868,6 +7014,7 @@
           </w:tcPr>
           <w:p>
             <w:pPr>
+              <w:keepNext w:val="false"/>
               <w:spacing w:after="40" w:before="0"/>
               <w:jc w:val="left"/>
             </w:pPr>
@@ -6905,7 +7052,7 @@
             <w:pPr>
               <w:spacing w:after="20" w:before="0"/>
             </w:pPr>
-            <w:hyperlink w:history="1" r:id="rIdz8fscobxf1gmrounx_nez">
+            <w:hyperlink w:history="1" r:id="rIdhtm7rprmxkbg8mlbgmyj8">
               <w:r>
                 <w:rPr>
                   <w:rFonts w:ascii="Arial" w:cs="Arial" w:eastAsia="Arial" w:hAnsi="Arial"/>
@@ -6954,7 +7101,7 @@
               <w:spacing w:after="10" w:before="0"/>
               <w:ind w:left="120"/>
             </w:pPr>
-            <w:hyperlink w:history="1" r:id="rIdq8jso9p_ueictch_ea8qy">
+            <w:hyperlink w:history="1" r:id="rIdhodewqkbxj6j-uouoh-pf">
               <w:r>
                 <w:rPr>
                   <w:rFonts w:ascii="Arial" w:cs="Arial" w:eastAsia="Arial" w:hAnsi="Arial"/>
@@ -6999,7 +7146,7 @@
             <w:pPr>
               <w:spacing w:after="20" w:before="0"/>
             </w:pPr>
-            <w:hyperlink w:history="1" r:id="rIdlpl8bqt_mewd4ceekw6ms">
+            <w:hyperlink w:history="1" r:id="rId30wjoi5r4klnyybvk16wy">
               <w:r>
                 <w:rPr>
                   <w:rFonts w:ascii="Arial" w:cs="Arial" w:eastAsia="Arial" w:hAnsi="Arial"/>
@@ -7048,7 +7195,7 @@
               <w:spacing w:after="10" w:before="0"/>
               <w:ind w:left="120"/>
             </w:pPr>
-            <w:hyperlink w:history="1" r:id="rIdkjfvoymggj8v-byvqfwmd">
+            <w:hyperlink w:history="1" r:id="rIdtzdhnxo-ftt2qqmh1095x">
               <w:r>
                 <w:rPr>
                   <w:rFonts w:ascii="Arial" w:cs="Arial" w:eastAsia="Arial" w:hAnsi="Arial"/>
@@ -7076,6 +7223,7 @@
           </w:tcPr>
           <w:p>
             <w:pPr>
+              <w:keepNext w:val="false"/>
               <w:spacing w:after="40" w:before="0"/>
               <w:jc w:val="left"/>
             </w:pPr>
@@ -7108,6 +7256,7 @@
           </w:tcPr>
           <w:p>
             <w:pPr>
+              <w:keepNext w:val="false"/>
               <w:spacing w:after="40" w:before="0"/>
               <w:jc w:val="left"/>
             </w:pPr>
@@ -7140,6 +7289,7 @@
           </w:tcPr>
           <w:p>
             <w:pPr>
+              <w:keepNext w:val="false"/>
               <w:spacing w:after="40" w:before="0"/>
               <w:jc w:val="left"/>
             </w:pPr>
@@ -7172,6 +7322,7 @@
           </w:tcPr>
           <w:p>
             <w:pPr>
+              <w:keepNext w:val="false"/>
               <w:spacing w:after="40" w:before="0"/>
               <w:jc w:val="left"/>
             </w:pPr>
@@ -7206,6 +7357,7 @@
           </w:tcPr>
           <w:p>
             <w:pPr>
+              <w:keepNext w:val="false"/>
               <w:spacing w:after="40" w:before="0"/>
               <w:jc w:val="left"/>
             </w:pPr>
@@ -7243,7 +7395,7 @@
             <w:pPr>
               <w:spacing w:after="20" w:before="0"/>
             </w:pPr>
-            <w:hyperlink w:history="1" r:id="rIdhb_v56_gm5zbj8dauvb5b">
+            <w:hyperlink w:history="1" r:id="rIdy947znyaguxqfypcyhvuy">
               <w:r>
                 <w:rPr>
                   <w:rFonts w:ascii="Arial" w:cs="Arial" w:eastAsia="Arial" w:hAnsi="Arial"/>
@@ -7292,7 +7444,7 @@
               <w:spacing w:after="10" w:before="0"/>
               <w:ind w:left="120"/>
             </w:pPr>
-            <w:hyperlink w:history="1" r:id="rIdcuamvjurnkchcerih3o7o">
+            <w:hyperlink w:history="1" r:id="rIdd6qtl978-ock7qknigyir">
               <w:r>
                 <w:rPr>
                   <w:rFonts w:ascii="Arial" w:cs="Arial" w:eastAsia="Arial" w:hAnsi="Arial"/>
@@ -7337,7 +7489,7 @@
             <w:pPr>
               <w:spacing w:after="20" w:before="0"/>
             </w:pPr>
-            <w:hyperlink w:history="1" r:id="rId3d0thg49hhtpgptjddftz">
+            <w:hyperlink w:history="1" r:id="rId5m_fra05bqhuagtkm3e1g">
               <w:r>
                 <w:rPr>
                   <w:rFonts w:ascii="Arial" w:cs="Arial" w:eastAsia="Arial" w:hAnsi="Arial"/>
@@ -7386,7 +7538,7 @@
               <w:spacing w:after="10" w:before="0"/>
               <w:ind w:left="120"/>
             </w:pPr>
-            <w:hyperlink w:history="1" r:id="rIdp-vv6qsmbhpk4xrssd3h1">
+            <w:hyperlink w:history="1" r:id="rIdfsmwlpw81uirvyizj0xm8">
               <w:r>
                 <w:rPr>
                   <w:rFonts w:ascii="Arial" w:cs="Arial" w:eastAsia="Arial" w:hAnsi="Arial"/>
@@ -7414,6 +7566,7 @@
           </w:tcPr>
           <w:p>
             <w:pPr>
+              <w:keepNext w:val="false"/>
               <w:spacing w:after="40" w:before="0"/>
               <w:jc w:val="left"/>
             </w:pPr>
@@ -7446,6 +7599,7 @@
           </w:tcPr>
           <w:p>
             <w:pPr>
+              <w:keepNext w:val="false"/>
               <w:spacing w:after="40" w:before="0"/>
               <w:jc w:val="left"/>
             </w:pPr>
@@ -7478,6 +7632,7 @@
           </w:tcPr>
           <w:p>
             <w:pPr>
+              <w:keepNext w:val="false"/>
               <w:spacing w:after="40" w:before="0"/>
               <w:jc w:val="left"/>
             </w:pPr>
@@ -7510,6 +7665,7 @@
           </w:tcPr>
           <w:p>
             <w:pPr>
+              <w:keepNext w:val="false"/>
               <w:spacing w:after="40" w:before="0"/>
               <w:jc w:val="left"/>
             </w:pPr>
@@ -7544,6 +7700,7 @@
           </w:tcPr>
           <w:p>
             <w:pPr>
+              <w:keepNext w:val="false"/>
               <w:spacing w:after="40" w:before="0"/>
               <w:jc w:val="left"/>
             </w:pPr>
@@ -7581,7 +7738,7 @@
             <w:pPr>
               <w:spacing w:after="20" w:before="0"/>
             </w:pPr>
-            <w:hyperlink w:history="1" r:id="rIdjy0hs-yhzc2j4gowqc92x">
+            <w:hyperlink w:history="1" r:id="rIddnba3hrxraqeatnfzob_l">
               <w:r>
                 <w:rPr>
                   <w:rFonts w:ascii="Arial" w:cs="Arial" w:eastAsia="Arial" w:hAnsi="Arial"/>
@@ -7630,7 +7787,7 @@
               <w:spacing w:after="10" w:before="0"/>
               <w:ind w:left="120"/>
             </w:pPr>
-            <w:hyperlink w:history="1" r:id="rId_psqqud5jxxbv7rne--kf">
+            <w:hyperlink w:history="1" r:id="rIdpebntxx0c7fqczs12sfjj">
               <w:r>
                 <w:rPr>
                   <w:rFonts w:ascii="Arial" w:cs="Arial" w:eastAsia="Arial" w:hAnsi="Arial"/>
@@ -7675,7 +7832,7 @@
             <w:pPr>
               <w:spacing w:after="20" w:before="0"/>
             </w:pPr>
-            <w:hyperlink w:history="1" r:id="rId79k-_l0wrzfkpikjtifjs">
+            <w:hyperlink w:history="1" r:id="rIdlawdeyju78ckx73ivad18">
               <w:r>
                 <w:rPr>
                   <w:rFonts w:ascii="Arial" w:cs="Arial" w:eastAsia="Arial" w:hAnsi="Arial"/>
@@ -7724,7 +7881,7 @@
               <w:spacing w:after="10" w:before="0"/>
               <w:ind w:left="120"/>
             </w:pPr>
-            <w:hyperlink w:history="1" r:id="rId6svlqnyaj1azewgeqa_on">
+            <w:hyperlink w:history="1" r:id="rId4svnqeub9kffv9x5s_lmv">
               <w:r>
                 <w:rPr>
                   <w:rFonts w:ascii="Arial" w:cs="Arial" w:eastAsia="Arial" w:hAnsi="Arial"/>
@@ -7752,6 +7909,7 @@
           </w:tcPr>
           <w:p>
             <w:pPr>
+              <w:keepNext w:val="false"/>
               <w:spacing w:after="40" w:before="0"/>
               <w:jc w:val="left"/>
             </w:pPr>
@@ -7784,6 +7942,7 @@
           </w:tcPr>
           <w:p>
             <w:pPr>
+              <w:keepNext w:val="false"/>
               <w:spacing w:after="40" w:before="0"/>
               <w:jc w:val="left"/>
             </w:pPr>
@@ -7816,6 +7975,7 @@
           </w:tcPr>
           <w:p>
             <w:pPr>
+              <w:keepNext w:val="false"/>
               <w:spacing w:after="40" w:before="0"/>
               <w:jc w:val="left"/>
             </w:pPr>
@@ -7848,6 +8008,7 @@
           </w:tcPr>
           <w:p>
             <w:pPr>
+              <w:keepNext w:val="false"/>
               <w:spacing w:after="40" w:before="0"/>
               <w:jc w:val="left"/>
             </w:pPr>
@@ -7907,6 +8068,7 @@
           </w:tcPr>
           <w:p>
             <w:pPr>
+              <w:keepNext w:val="false"/>
               <w:spacing w:after="40" w:before="0"/>
               <w:jc w:val="center"/>
             </w:pPr>
@@ -7941,6 +8103,7 @@
           </w:tcPr>
           <w:p>
             <w:pPr>
+              <w:keepNext w:val="false"/>
               <w:spacing w:after="40" w:before="0"/>
               <w:jc w:val="left"/>
             </w:pPr>
@@ -8002,6 +8165,7 @@
           </w:tcPr>
           <w:p>
             <w:pPr>
+              <w:keepNext w:val="false"/>
               <w:spacing w:after="40" w:before="0"/>
               <w:jc w:val="center"/>
             </w:pPr>
@@ -8036,6 +8200,7 @@
           </w:tcPr>
           <w:p>
             <w:pPr>
+              <w:keepNext w:val="false"/>
               <w:spacing w:after="40" w:before="0"/>
               <w:jc w:val="left"/>
             </w:pPr>
@@ -8068,6 +8233,7 @@
           </w:tcPr>
           <w:p>
             <w:pPr>
+              <w:keepNext w:val="false"/>
               <w:spacing w:after="40" w:before="0"/>
               <w:jc w:val="left"/>
             </w:pPr>
@@ -8102,6 +8268,7 @@
           </w:tcPr>
           <w:p>
             <w:pPr>
+              <w:keepNext w:val="false"/>
               <w:spacing w:after="40" w:before="0"/>
               <w:jc w:val="left"/>
             </w:pPr>
@@ -8134,6 +8301,7 @@
           </w:tcPr>
           <w:p>
             <w:pPr>
+              <w:keepNext w:val="false"/>
               <w:spacing w:after="40" w:before="0"/>
               <w:jc w:val="left"/>
             </w:pPr>
@@ -8168,6 +8336,7 @@
           </w:tcPr>
           <w:p>
             <w:pPr>
+              <w:keepNext w:val="false"/>
               <w:spacing w:after="40" w:before="0"/>
               <w:jc w:val="left"/>
             </w:pPr>
@@ -8200,6 +8369,7 @@
           </w:tcPr>
           <w:p>
             <w:pPr>
+              <w:keepNext w:val="false"/>
               <w:spacing w:after="40" w:before="0"/>
               <w:jc w:val="left"/>
             </w:pPr>
@@ -8236,7 +8406,7 @@
         </w:rPr>
         <w:t xml:space="preserve">© 2026 SeaVuria and ARES. Aligned with KICD objectives. Developed by SeaVuria; technical implementation by ARES (with AI assistance from Claude). Licensed under </w:t>
       </w:r>
-      <w:hyperlink w:history="1" r:id="rId-wpbelr6gezvq4fske3gf">
+      <w:hyperlink w:history="1" r:id="rId98zypd25m1wkzw4n42hov">
         <w:r>
           <w:rPr>
             <w:rFonts w:ascii="Arial" w:cs="Arial" w:eastAsia="Arial" w:hAnsi="Arial"/>
@@ -8257,7 +8427,7 @@
         </w:rPr>
         <w:t xml:space="preserve"> (</w:t>
       </w:r>
-      <w:hyperlink w:history="1" r:id="rIdotsdriw-hnw_icf1htjf3">
+      <w:hyperlink w:history="1" r:id="rId6ny3he9ycinoccginnzfv">
         <w:r>
           <w:rPr>
             <w:rFonts w:ascii="Arial" w:cs="Arial" w:eastAsia="Arial" w:hAnsi="Arial"/>
@@ -8317,6 +8487,7 @@
           </w:tcPr>
           <w:p>
             <w:pPr>
+              <w:keepNext w:val="false"/>
               <w:spacing w:after="40" w:before="0"/>
               <w:jc w:val="center"/>
             </w:pPr>
@@ -8352,6 +8523,7 @@
           </w:tcPr>
           <w:p>
             <w:pPr>
+              <w:keepNext w:val="false"/>
               <w:spacing w:after="40" w:before="0"/>
               <w:jc w:val="center"/>
             </w:pPr>
@@ -8386,6 +8558,7 @@
           </w:tcPr>
           <w:p>
             <w:pPr>
+              <w:keepNext w:val="false"/>
               <w:spacing w:after="40" w:before="0"/>
               <w:jc w:val="left"/>
             </w:pPr>
@@ -8418,6 +8591,7 @@
           </w:tcPr>
           <w:p>
             <w:pPr>
+              <w:keepNext w:val="false"/>
               <w:spacing w:after="40" w:before="0"/>
               <w:jc w:val="left"/>
             </w:pPr>
@@ -8452,6 +8626,7 @@
           </w:tcPr>
           <w:p>
             <w:pPr>
+              <w:keepNext w:val="false"/>
               <w:spacing w:after="40" w:before="0"/>
               <w:jc w:val="left"/>
             </w:pPr>
@@ -8484,6 +8659,7 @@
           </w:tcPr>
           <w:p>
             <w:pPr>
+              <w:keepNext w:val="false"/>
               <w:spacing w:after="40" w:before="0"/>
               <w:jc w:val="left"/>
             </w:pPr>
@@ -8518,6 +8694,7 @@
           </w:tcPr>
           <w:p>
             <w:pPr>
+              <w:keepNext w:val="false"/>
               <w:spacing w:after="40" w:before="0"/>
               <w:jc w:val="left"/>
             </w:pPr>
@@ -8550,6 +8727,7 @@
           </w:tcPr>
           <w:p>
             <w:pPr>
+              <w:keepNext w:val="false"/>
               <w:spacing w:after="40" w:before="0"/>
               <w:jc w:val="left"/>
             </w:pPr>
@@ -8584,6 +8762,7 @@
           </w:tcPr>
           <w:p>
             <w:pPr>
+              <w:keepNext w:val="false"/>
               <w:spacing w:after="40" w:before="0"/>
               <w:jc w:val="left"/>
             </w:pPr>
@@ -8616,6 +8795,7 @@
           </w:tcPr>
           <w:p>
             <w:pPr>
+              <w:keepNext w:val="false"/>
               <w:spacing w:after="40" w:before="0"/>
               <w:jc w:val="left"/>
             </w:pPr>
@@ -8650,6 +8830,7 @@
           </w:tcPr>
           <w:p>
             <w:pPr>
+              <w:keepNext w:val="false"/>
               <w:spacing w:after="40" w:before="0"/>
               <w:jc w:val="left"/>
             </w:pPr>
@@ -8682,6 +8863,7 @@
           </w:tcPr>
           <w:p>
             <w:pPr>
+              <w:keepNext w:val="false"/>
               <w:spacing w:after="40" w:before="0"/>
               <w:jc w:val="left"/>
             </w:pPr>
@@ -8716,6 +8898,7 @@
           </w:tcPr>
           <w:p>
             <w:pPr>
+              <w:keepNext w:val="false"/>
               <w:spacing w:after="40" w:before="0"/>
               <w:jc w:val="left"/>
             </w:pPr>
@@ -8748,6 +8931,7 @@
           </w:tcPr>
           <w:p>
             <w:pPr>
+              <w:keepNext w:val="false"/>
               <w:spacing w:after="40" w:before="0"/>
               <w:jc w:val="left"/>
             </w:pPr>
@@ -8782,6 +8966,7 @@
           </w:tcPr>
           <w:p>
             <w:pPr>
+              <w:keepNext w:val="false"/>
               <w:spacing w:after="40" w:before="0"/>
               <w:jc w:val="left"/>
             </w:pPr>
@@ -8814,6 +8999,7 @@
           </w:tcPr>
           <w:p>
             <w:pPr>
+              <w:keepNext w:val="false"/>
               <w:spacing w:after="40" w:before="0"/>
               <w:jc w:val="left"/>
             </w:pPr>
@@ -8848,6 +9034,7 @@
           </w:tcPr>
           <w:p>
             <w:pPr>
+              <w:keepNext w:val="false"/>
               <w:spacing w:after="40" w:before="0"/>
               <w:jc w:val="left"/>
             </w:pPr>
@@ -8880,6 +9067,7 @@
           </w:tcPr>
           <w:p>
             <w:pPr>
+              <w:keepNext w:val="false"/>
               <w:spacing w:after="40" w:before="0"/>
               <w:jc w:val="left"/>
             </w:pPr>
@@ -8939,6 +9127,7 @@
           </w:tcPr>
           <w:p>
             <w:pPr>
+              <w:keepNext w:val="false"/>
               <w:spacing w:after="40" w:before="0"/>
               <w:jc w:val="center"/>
             </w:pPr>
@@ -8973,6 +9162,7 @@
           </w:tcPr>
           <w:p>
             <w:pPr>
+              <w:keepNext w:val="false"/>
               <w:spacing w:after="40" w:before="0"/>
               <w:jc w:val="left"/>
             </w:pPr>
@@ -9037,6 +9227,7 @@
           </w:tcPr>
           <w:p>
             <w:pPr>
+              <w:keepNext w:val="false"/>
               <w:spacing w:after="40" w:before="0"/>
               <w:jc w:val="center"/>
             </w:pPr>
@@ -9071,6 +9262,7 @@
           </w:tcPr>
           <w:p>
             <w:pPr>
+              <w:keepNext w:val="false"/>
               <w:spacing w:after="40" w:before="0"/>
               <w:jc w:val="left"/>
             </w:pPr>
@@ -9103,6 +9295,7 @@
           </w:tcPr>
           <w:p>
             <w:pPr>
+              <w:keepNext w:val="false"/>
               <w:spacing w:after="40" w:before="0"/>
               <w:jc w:val="left"/>
             </w:pPr>
@@ -9135,6 +9328,7 @@
           </w:tcPr>
           <w:p>
             <w:pPr>
+              <w:keepNext w:val="false"/>
               <w:spacing w:after="40" w:before="0"/>
               <w:jc w:val="left"/>
             </w:pPr>
@@ -9167,6 +9361,7 @@
           </w:tcPr>
           <w:p>
             <w:pPr>
+              <w:keepNext w:val="false"/>
               <w:spacing w:after="40" w:before="0"/>
               <w:jc w:val="left"/>
             </w:pPr>
@@ -9199,6 +9394,7 @@
           </w:tcPr>
           <w:p>
             <w:pPr>
+              <w:keepNext w:val="false"/>
               <w:spacing w:after="40" w:before="0"/>
               <w:jc w:val="left"/>
             </w:pPr>
@@ -9233,6 +9429,7 @@
           </w:tcPr>
           <w:p>
             <w:pPr>
+              <w:keepNext w:val="false"/>
               <w:spacing w:after="40" w:before="0"/>
               <w:jc w:val="left"/>
             </w:pPr>
@@ -9270,7 +9467,7 @@
             <w:pPr>
               <w:spacing w:after="20" w:before="0"/>
             </w:pPr>
-            <w:hyperlink w:history="1" r:id="rIdsxiirbu5bmj8lhlljk-4q">
+            <w:hyperlink w:history="1" r:id="rIdvjbyssvbylcfkjiillxkc">
               <w:r>
                 <w:rPr>
                   <w:rFonts w:ascii="Arial" w:cs="Arial" w:eastAsia="Arial" w:hAnsi="Arial"/>
@@ -9303,7 +9500,7 @@
               <w:spacing w:after="10" w:before="0"/>
               <w:ind w:left="120"/>
             </w:pPr>
-            <w:hyperlink w:history="1" r:id="rIdw4hmnuly9aperkel6yi7a">
+            <w:hyperlink w:history="1" r:id="rId_n_fesd62durmvzz5j4xl">
               <w:r>
                 <w:rPr>
                   <w:rFonts w:ascii="Arial" w:cs="Arial" w:eastAsia="Arial" w:hAnsi="Arial"/>
@@ -9348,7 +9545,7 @@
             <w:pPr>
               <w:spacing w:after="20" w:before="0"/>
             </w:pPr>
-            <w:hyperlink w:history="1" r:id="rIdcuhzhaizysraidxsxqegd">
+            <w:hyperlink w:history="1" r:id="rIdhtg_xazw-rda1xh1btuxo">
               <w:r>
                 <w:rPr>
                   <w:rFonts w:ascii="Arial" w:cs="Arial" w:eastAsia="Arial" w:hAnsi="Arial"/>
@@ -9381,7 +9578,7 @@
               <w:spacing w:after="10" w:before="0"/>
               <w:ind w:left="120"/>
             </w:pPr>
-            <w:hyperlink w:history="1" r:id="rIduyl3fq1axrdhkrwvosgdu">
+            <w:hyperlink w:history="1" r:id="rIdfng3yrepcwncsawrf3uph">
               <w:r>
                 <w:rPr>
                   <w:rFonts w:ascii="Arial" w:cs="Arial" w:eastAsia="Arial" w:hAnsi="Arial"/>
@@ -9409,6 +9606,7 @@
           </w:tcPr>
           <w:p>
             <w:pPr>
+              <w:keepNext w:val="false"/>
               <w:spacing w:after="40" w:before="0"/>
               <w:jc w:val="left"/>
             </w:pPr>
@@ -9441,6 +9639,7 @@
           </w:tcPr>
           <w:p>
             <w:pPr>
+              <w:keepNext w:val="false"/>
               <w:spacing w:after="40" w:before="0"/>
               <w:jc w:val="left"/>
             </w:pPr>
@@ -9473,6 +9672,7 @@
           </w:tcPr>
           <w:p>
             <w:pPr>
+              <w:keepNext w:val="false"/>
               <w:spacing w:after="40" w:before="0"/>
               <w:jc w:val="left"/>
             </w:pPr>
@@ -9505,6 +9705,7 @@
           </w:tcPr>
           <w:p>
             <w:pPr>
+              <w:keepNext w:val="false"/>
               <w:spacing w:after="40" w:before="0"/>
               <w:jc w:val="left"/>
             </w:pPr>
@@ -9539,6 +9740,7 @@
           </w:tcPr>
           <w:p>
             <w:pPr>
+              <w:keepNext w:val="false"/>
               <w:spacing w:after="40" w:before="0"/>
               <w:jc w:val="left"/>
             </w:pPr>
@@ -9576,7 +9778,7 @@
             <w:pPr>
               <w:spacing w:after="20" w:before="0"/>
             </w:pPr>
-            <w:hyperlink w:history="1" r:id="rIdqpk6sh0tsgce_sj1xgx6y">
+            <w:hyperlink w:history="1" r:id="rIdxmtrqnfoxqkiuofe-p8oh">
               <w:r>
                 <w:rPr>
                   <w:rFonts w:ascii="Arial" w:cs="Arial" w:eastAsia="Arial" w:hAnsi="Arial"/>
@@ -9609,7 +9811,7 @@
               <w:spacing w:after="10" w:before="0"/>
               <w:ind w:left="120"/>
             </w:pPr>
-            <w:hyperlink w:history="1" r:id="rIdmsvf737iolmwnqrmspmop">
+            <w:hyperlink w:history="1" r:id="rIdsbe-znsalqxcn0mg6wjjx">
               <w:r>
                 <w:rPr>
                   <w:rFonts w:ascii="Arial" w:cs="Arial" w:eastAsia="Arial" w:hAnsi="Arial"/>
@@ -9654,7 +9856,7 @@
             <w:pPr>
               <w:spacing w:after="20" w:before="0"/>
             </w:pPr>
-            <w:hyperlink w:history="1" r:id="rIdqsd8e50o0ygimrk1fumsd">
+            <w:hyperlink w:history="1" r:id="rIdh3lrjbznkh55wdbw8mrt4">
               <w:r>
                 <w:rPr>
                   <w:rFonts w:ascii="Arial" w:cs="Arial" w:eastAsia="Arial" w:hAnsi="Arial"/>
@@ -9687,7 +9889,7 @@
               <w:spacing w:after="10" w:before="0"/>
               <w:ind w:left="120"/>
             </w:pPr>
-            <w:hyperlink w:history="1" r:id="rIdu6ccheum6gkkhbrpl3say">
+            <w:hyperlink w:history="1" r:id="rIdjieve9bni3abqqb0uhco-">
               <w:r>
                 <w:rPr>
                   <w:rFonts w:ascii="Arial" w:cs="Arial" w:eastAsia="Arial" w:hAnsi="Arial"/>
@@ -9715,6 +9917,7 @@
           </w:tcPr>
           <w:p>
             <w:pPr>
+              <w:keepNext w:val="false"/>
               <w:spacing w:after="40" w:before="0"/>
               <w:jc w:val="left"/>
             </w:pPr>
@@ -9747,6 +9950,7 @@
           </w:tcPr>
           <w:p>
             <w:pPr>
+              <w:keepNext w:val="false"/>
               <w:spacing w:after="40" w:before="0"/>
               <w:jc w:val="left"/>
             </w:pPr>
@@ -9779,6 +9983,7 @@
           </w:tcPr>
           <w:p>
             <w:pPr>
+              <w:keepNext w:val="false"/>
               <w:spacing w:after="40" w:before="0"/>
               <w:jc w:val="left"/>
             </w:pPr>
@@ -9811,6 +10016,7 @@
           </w:tcPr>
           <w:p>
             <w:pPr>
+              <w:keepNext w:val="false"/>
               <w:spacing w:after="40" w:before="0"/>
               <w:jc w:val="left"/>
             </w:pPr>
@@ -9845,6 +10051,7 @@
           </w:tcPr>
           <w:p>
             <w:pPr>
+              <w:keepNext w:val="false"/>
               <w:spacing w:after="40" w:before="0"/>
               <w:jc w:val="left"/>
             </w:pPr>
@@ -9882,7 +10089,7 @@
             <w:pPr>
               <w:spacing w:after="20" w:before="0"/>
             </w:pPr>
-            <w:hyperlink w:history="1" r:id="rIdgatjjduh13g3km6nigfqx">
+            <w:hyperlink w:history="1" r:id="rIdb_xbplrh7jlu62zlkv4wf">
               <w:r>
                 <w:rPr>
                   <w:rFonts w:ascii="Arial" w:cs="Arial" w:eastAsia="Arial" w:hAnsi="Arial"/>
@@ -9931,7 +10138,7 @@
               <w:spacing w:after="10" w:before="0"/>
               <w:ind w:left="120"/>
             </w:pPr>
-            <w:hyperlink w:history="1" r:id="rIdw8w33-xhi5qgyoyo_ruxx">
+            <w:hyperlink w:history="1" r:id="rId6lfvuyrxcsi4qqie2shb8">
               <w:r>
                 <w:rPr>
                   <w:rFonts w:ascii="Arial" w:cs="Arial" w:eastAsia="Arial" w:hAnsi="Arial"/>
@@ -9976,7 +10183,7 @@
             <w:pPr>
               <w:spacing w:after="20" w:before="0"/>
             </w:pPr>
-            <w:hyperlink w:history="1" r:id="rIdhjekbjab5fcaidcdsxdg4">
+            <w:hyperlink w:history="1" r:id="rIdvqqqn5xexw2eqz3aqy5sz">
               <w:r>
                 <w:rPr>
                   <w:rFonts w:ascii="Arial" w:cs="Arial" w:eastAsia="Arial" w:hAnsi="Arial"/>
@@ -10025,7 +10232,7 @@
               <w:spacing w:after="10" w:before="0"/>
               <w:ind w:left="120"/>
             </w:pPr>
-            <w:hyperlink w:history="1" r:id="rIdlamtkmkbponjb_v3iitr2">
+            <w:hyperlink w:history="1" r:id="rIdgrn7ywzc93a2tscscsp0f">
               <w:r>
                 <w:rPr>
                   <w:rFonts w:ascii="Arial" w:cs="Arial" w:eastAsia="Arial" w:hAnsi="Arial"/>
@@ -10053,6 +10260,7 @@
           </w:tcPr>
           <w:p>
             <w:pPr>
+              <w:keepNext w:val="false"/>
               <w:spacing w:after="40" w:before="0"/>
               <w:jc w:val="left"/>
             </w:pPr>
@@ -10085,6 +10293,7 @@
           </w:tcPr>
           <w:p>
             <w:pPr>
+              <w:keepNext w:val="false"/>
               <w:spacing w:after="40" w:before="0"/>
               <w:jc w:val="left"/>
             </w:pPr>
@@ -10117,6 +10326,7 @@
           </w:tcPr>
           <w:p>
             <w:pPr>
+              <w:keepNext w:val="false"/>
               <w:spacing w:after="40" w:before="0"/>
               <w:jc w:val="left"/>
             </w:pPr>
@@ -10149,6 +10359,7 @@
           </w:tcPr>
           <w:p>
             <w:pPr>
+              <w:keepNext w:val="false"/>
               <w:spacing w:after="40" w:before="0"/>
               <w:jc w:val="left"/>
             </w:pPr>
@@ -10183,6 +10394,7 @@
           </w:tcPr>
           <w:p>
             <w:pPr>
+              <w:keepNext w:val="false"/>
               <w:spacing w:after="40" w:before="0"/>
               <w:jc w:val="left"/>
             </w:pPr>
@@ -10220,7 +10432,7 @@
             <w:pPr>
               <w:spacing w:after="20" w:before="0"/>
             </w:pPr>
-            <w:hyperlink w:history="1" r:id="rId4qyyioihrmbu9tfqms2e_">
+            <w:hyperlink w:history="1" r:id="rIduauicl_xnbzrduy1asxdw">
               <w:r>
                 <w:rPr>
                   <w:rFonts w:ascii="Arial" w:cs="Arial" w:eastAsia="Arial" w:hAnsi="Arial"/>
@@ -10269,7 +10481,7 @@
               <w:spacing w:after="10" w:before="0"/>
               <w:ind w:left="120"/>
             </w:pPr>
-            <w:hyperlink w:history="1" r:id="rIda8q2md-ysvaojsnupu1z3">
+            <w:hyperlink w:history="1" r:id="rIdawakfknaroe4ut2cwptmy">
               <w:r>
                 <w:rPr>
                   <w:rFonts w:ascii="Arial" w:cs="Arial" w:eastAsia="Arial" w:hAnsi="Arial"/>
@@ -10314,7 +10526,7 @@
             <w:pPr>
               <w:spacing w:after="20" w:before="0"/>
             </w:pPr>
-            <w:hyperlink w:history="1" r:id="rId-ffs9uwamx4pno_fyduof">
+            <w:hyperlink w:history="1" r:id="rIdlnodiif_ou0ojngu-4r53">
               <w:r>
                 <w:rPr>
                   <w:rFonts w:ascii="Arial" w:cs="Arial" w:eastAsia="Arial" w:hAnsi="Arial"/>
@@ -10363,7 +10575,7 @@
               <w:spacing w:after="10" w:before="0"/>
               <w:ind w:left="120"/>
             </w:pPr>
-            <w:hyperlink w:history="1" r:id="rIdlnt6px45aqtrmrnk8ucx1">
+            <w:hyperlink w:history="1" r:id="rIdmosvji_8h7ebhidywpsce">
               <w:r>
                 <w:rPr>
                   <w:rFonts w:ascii="Arial" w:cs="Arial" w:eastAsia="Arial" w:hAnsi="Arial"/>
@@ -10391,6 +10603,7 @@
           </w:tcPr>
           <w:p>
             <w:pPr>
+              <w:keepNext w:val="false"/>
               <w:spacing w:after="40" w:before="0"/>
               <w:jc w:val="left"/>
             </w:pPr>
@@ -10423,6 +10636,7 @@
           </w:tcPr>
           <w:p>
             <w:pPr>
+              <w:keepNext w:val="false"/>
               <w:spacing w:after="40" w:before="0"/>
               <w:jc w:val="left"/>
             </w:pPr>
@@ -10455,6 +10669,7 @@
           </w:tcPr>
           <w:p>
             <w:pPr>
+              <w:keepNext w:val="false"/>
               <w:spacing w:after="40" w:before="0"/>
               <w:jc w:val="left"/>
             </w:pPr>
@@ -10487,6 +10702,7 @@
           </w:tcPr>
           <w:p>
             <w:pPr>
+              <w:keepNext w:val="false"/>
               <w:spacing w:after="40" w:before="0"/>
               <w:jc w:val="left"/>
             </w:pPr>
@@ -10521,6 +10737,7 @@
           </w:tcPr>
           <w:p>
             <w:pPr>
+              <w:keepNext w:val="false"/>
               <w:spacing w:after="40" w:before="0"/>
               <w:jc w:val="left"/>
             </w:pPr>
@@ -10558,7 +10775,7 @@
             <w:pPr>
               <w:spacing w:after="20" w:before="0"/>
             </w:pPr>
-            <w:hyperlink w:history="1" r:id="rIdpdequpotjocohs9p-vhtc">
+            <w:hyperlink w:history="1" r:id="rId5g1x6v2sywkhfp_aqdqxz">
               <w:r>
                 <w:rPr>
                   <w:rFonts w:ascii="Arial" w:cs="Arial" w:eastAsia="Arial" w:hAnsi="Arial"/>
@@ -10607,7 +10824,7 @@
               <w:spacing w:after="10" w:before="0"/>
               <w:ind w:left="120"/>
             </w:pPr>
-            <w:hyperlink w:history="1" r:id="rIdte94_ogivvttvupx6jtsk">
+            <w:hyperlink w:history="1" r:id="rIdleyztryhgfrq9mjx1jqs9">
               <w:r>
                 <w:rPr>
                   <w:rFonts w:ascii="Arial" w:cs="Arial" w:eastAsia="Arial" w:hAnsi="Arial"/>
@@ -10652,7 +10869,7 @@
             <w:pPr>
               <w:spacing w:after="20" w:before="0"/>
             </w:pPr>
-            <w:hyperlink w:history="1" r:id="rIdfcwp4o6qdt24n7pb9-be_">
+            <w:hyperlink w:history="1" r:id="rIdcn5m9eruhsp_ofjnrp6na">
               <w:r>
                 <w:rPr>
                   <w:rFonts w:ascii="Arial" w:cs="Arial" w:eastAsia="Arial" w:hAnsi="Arial"/>
@@ -10701,7 +10918,7 @@
               <w:spacing w:after="10" w:before="0"/>
               <w:ind w:left="120"/>
             </w:pPr>
-            <w:hyperlink w:history="1" r:id="rIdapajgl7tx3tu3vlwu8ics">
+            <w:hyperlink w:history="1" r:id="rIdr4zk3le4t6mu9omakti-i">
               <w:r>
                 <w:rPr>
                   <w:rFonts w:ascii="Arial" w:cs="Arial" w:eastAsia="Arial" w:hAnsi="Arial"/>
@@ -10729,6 +10946,7 @@
           </w:tcPr>
           <w:p>
             <w:pPr>
+              <w:keepNext w:val="false"/>
               <w:spacing w:after="40" w:before="0"/>
               <w:jc w:val="left"/>
             </w:pPr>
@@ -10761,6 +10979,7 @@
           </w:tcPr>
           <w:p>
             <w:pPr>
+              <w:keepNext w:val="false"/>
               <w:spacing w:after="40" w:before="0"/>
               <w:jc w:val="left"/>
             </w:pPr>
@@ -10793,6 +11012,7 @@
           </w:tcPr>
           <w:p>
             <w:pPr>
+              <w:keepNext w:val="false"/>
               <w:spacing w:after="40" w:before="0"/>
               <w:jc w:val="left"/>
             </w:pPr>
@@ -10825,6 +11045,7 @@
           </w:tcPr>
           <w:p>
             <w:pPr>
+              <w:keepNext w:val="false"/>
               <w:spacing w:after="40" w:before="0"/>
               <w:jc w:val="left"/>
             </w:pPr>
@@ -10884,6 +11105,7 @@
           </w:tcPr>
           <w:p>
             <w:pPr>
+              <w:keepNext w:val="false"/>
               <w:spacing w:after="40" w:before="0"/>
               <w:jc w:val="center"/>
             </w:pPr>
@@ -10918,6 +11140,7 @@
           </w:tcPr>
           <w:p>
             <w:pPr>
+              <w:keepNext w:val="false"/>
               <w:spacing w:after="40" w:before="0"/>
               <w:jc w:val="left"/>
             </w:pPr>
@@ -10979,6 +11202,7 @@
           </w:tcPr>
           <w:p>
             <w:pPr>
+              <w:keepNext w:val="false"/>
               <w:spacing w:after="40" w:before="0"/>
               <w:jc w:val="center"/>
             </w:pPr>
@@ -11013,6 +11237,7 @@
           </w:tcPr>
           <w:p>
             <w:pPr>
+              <w:keepNext w:val="false"/>
               <w:spacing w:after="40" w:before="0"/>
               <w:jc w:val="left"/>
             </w:pPr>
@@ -11045,6 +11270,7 @@
           </w:tcPr>
           <w:p>
             <w:pPr>
+              <w:keepNext w:val="false"/>
               <w:spacing w:after="40" w:before="0"/>
               <w:jc w:val="left"/>
             </w:pPr>
@@ -11079,6 +11305,7 @@
           </w:tcPr>
           <w:p>
             <w:pPr>
+              <w:keepNext w:val="false"/>
               <w:spacing w:after="40" w:before="0"/>
               <w:jc w:val="left"/>
             </w:pPr>
@@ -11111,6 +11338,7 @@
           </w:tcPr>
           <w:p>
             <w:pPr>
+              <w:keepNext w:val="false"/>
               <w:spacing w:after="40" w:before="0"/>
               <w:jc w:val="left"/>
             </w:pPr>
@@ -11145,6 +11373,7 @@
           </w:tcPr>
           <w:p>
             <w:pPr>
+              <w:keepNext w:val="false"/>
               <w:spacing w:after="40" w:before="0"/>
               <w:jc w:val="left"/>
             </w:pPr>
@@ -11177,6 +11406,7 @@
           </w:tcPr>
           <w:p>
             <w:pPr>
+              <w:keepNext w:val="false"/>
               <w:spacing w:after="40" w:before="0"/>
               <w:jc w:val="left"/>
             </w:pPr>
@@ -11213,7 +11443,7 @@
         </w:rPr>
         <w:t xml:space="preserve">© 2026 SeaVuria and ARES. Aligned with KICD objectives. Developed by SeaVuria; technical implementation by ARES (with AI assistance from Claude). Licensed under </w:t>
       </w:r>
-      <w:hyperlink w:history="1" r:id="rIdy2y9ixlwpvaeahmdowed0">
+      <w:hyperlink w:history="1" r:id="rIdk0ckogjhvj2vpp6fnn5u4">
         <w:r>
           <w:rPr>
             <w:rFonts w:ascii="Arial" w:cs="Arial" w:eastAsia="Arial" w:hAnsi="Arial"/>
@@ -11234,7 +11464,7 @@
         </w:rPr>
         <w:t xml:space="preserve"> (</w:t>
       </w:r>
-      <w:hyperlink w:history="1" r:id="rId5lx8b9xpzl5zpvhosjwmo">
+      <w:hyperlink w:history="1" r:id="rIdtixpo9fjr5phl1ydjxihi">
         <w:r>
           <w:rPr>
             <w:rFonts w:ascii="Arial" w:cs="Arial" w:eastAsia="Arial" w:hAnsi="Arial"/>
@@ -11294,6 +11524,7 @@
           </w:tcPr>
           <w:p>
             <w:pPr>
+              <w:keepNext w:val="false"/>
               <w:spacing w:after="40" w:before="0"/>
               <w:jc w:val="center"/>
             </w:pPr>
@@ -11329,6 +11560,7 @@
           </w:tcPr>
           <w:p>
             <w:pPr>
+              <w:keepNext w:val="false"/>
               <w:spacing w:after="40" w:before="0"/>
               <w:jc w:val="center"/>
             </w:pPr>
@@ -11363,6 +11595,7 @@
           </w:tcPr>
           <w:p>
             <w:pPr>
+              <w:keepNext w:val="false"/>
               <w:spacing w:after="40" w:before="0"/>
               <w:jc w:val="left"/>
             </w:pPr>
@@ -11395,6 +11628,7 @@
           </w:tcPr>
           <w:p>
             <w:pPr>
+              <w:keepNext w:val="false"/>
               <w:spacing w:after="40" w:before="0"/>
               <w:jc w:val="left"/>
             </w:pPr>
@@ -11429,6 +11663,7 @@
           </w:tcPr>
           <w:p>
             <w:pPr>
+              <w:keepNext w:val="false"/>
               <w:spacing w:after="40" w:before="0"/>
               <w:jc w:val="left"/>
             </w:pPr>
@@ -11461,6 +11696,7 @@
           </w:tcPr>
           <w:p>
             <w:pPr>
+              <w:keepNext w:val="false"/>
               <w:spacing w:after="40" w:before="0"/>
               <w:jc w:val="left"/>
             </w:pPr>
@@ -11495,6 +11731,7 @@
           </w:tcPr>
           <w:p>
             <w:pPr>
+              <w:keepNext w:val="false"/>
               <w:spacing w:after="40" w:before="0"/>
               <w:jc w:val="left"/>
             </w:pPr>
@@ -11527,6 +11764,7 @@
           </w:tcPr>
           <w:p>
             <w:pPr>
+              <w:keepNext w:val="false"/>
               <w:spacing w:after="40" w:before="0"/>
               <w:jc w:val="left"/>
             </w:pPr>
@@ -11561,6 +11799,7 @@
           </w:tcPr>
           <w:p>
             <w:pPr>
+              <w:keepNext w:val="false"/>
               <w:spacing w:after="40" w:before="0"/>
               <w:jc w:val="left"/>
             </w:pPr>
@@ -11593,6 +11832,7 @@
           </w:tcPr>
           <w:p>
             <w:pPr>
+              <w:keepNext w:val="false"/>
               <w:spacing w:after="40" w:before="0"/>
               <w:jc w:val="left"/>
             </w:pPr>
@@ -11627,6 +11867,7 @@
           </w:tcPr>
           <w:p>
             <w:pPr>
+              <w:keepNext w:val="false"/>
               <w:spacing w:after="40" w:before="0"/>
               <w:jc w:val="left"/>
             </w:pPr>
@@ -11659,6 +11900,7 @@
           </w:tcPr>
           <w:p>
             <w:pPr>
+              <w:keepNext w:val="false"/>
               <w:spacing w:after="40" w:before="0"/>
               <w:jc w:val="left"/>
             </w:pPr>
@@ -11693,6 +11935,7 @@
           </w:tcPr>
           <w:p>
             <w:pPr>
+              <w:keepNext w:val="false"/>
               <w:spacing w:after="40" w:before="0"/>
               <w:jc w:val="left"/>
             </w:pPr>
@@ -11725,6 +11968,7 @@
           </w:tcPr>
           <w:p>
             <w:pPr>
+              <w:keepNext w:val="false"/>
               <w:spacing w:after="40" w:before="0"/>
               <w:jc w:val="left"/>
             </w:pPr>
@@ -11759,6 +12003,7 @@
           </w:tcPr>
           <w:p>
             <w:pPr>
+              <w:keepNext w:val="false"/>
               <w:spacing w:after="40" w:before="0"/>
               <w:jc w:val="left"/>
             </w:pPr>
@@ -11791,6 +12036,7 @@
           </w:tcPr>
           <w:p>
             <w:pPr>
+              <w:keepNext w:val="false"/>
               <w:spacing w:after="40" w:before="0"/>
               <w:jc w:val="left"/>
             </w:pPr>
@@ -11825,6 +12071,7 @@
           </w:tcPr>
           <w:p>
             <w:pPr>
+              <w:keepNext w:val="false"/>
               <w:spacing w:after="40" w:before="0"/>
               <w:jc w:val="left"/>
             </w:pPr>
@@ -11857,6 +12104,7 @@
           </w:tcPr>
           <w:p>
             <w:pPr>
+              <w:keepNext w:val="false"/>
               <w:spacing w:after="40" w:before="0"/>
               <w:jc w:val="left"/>
             </w:pPr>
@@ -11916,6 +12164,7 @@
           </w:tcPr>
           <w:p>
             <w:pPr>
+              <w:keepNext w:val="false"/>
               <w:spacing w:after="40" w:before="0"/>
               <w:jc w:val="center"/>
             </w:pPr>
@@ -11950,6 +12199,7 @@
           </w:tcPr>
           <w:p>
             <w:pPr>
+              <w:keepNext w:val="false"/>
               <w:spacing w:after="40" w:before="0"/>
               <w:jc w:val="left"/>
             </w:pPr>
@@ -12014,6 +12264,7 @@
           </w:tcPr>
           <w:p>
             <w:pPr>
+              <w:keepNext w:val="false"/>
               <w:spacing w:after="40" w:before="0"/>
               <w:jc w:val="center"/>
             </w:pPr>
@@ -12048,6 +12299,7 @@
           </w:tcPr>
           <w:p>
             <w:pPr>
+              <w:keepNext w:val="false"/>
               <w:spacing w:after="40" w:before="0"/>
               <w:jc w:val="left"/>
             </w:pPr>
@@ -12080,6 +12332,7 @@
           </w:tcPr>
           <w:p>
             <w:pPr>
+              <w:keepNext w:val="false"/>
               <w:spacing w:after="40" w:before="0"/>
               <w:jc w:val="left"/>
             </w:pPr>
@@ -12112,6 +12365,7 @@
           </w:tcPr>
           <w:p>
             <w:pPr>
+              <w:keepNext w:val="false"/>
               <w:spacing w:after="40" w:before="0"/>
               <w:jc w:val="left"/>
             </w:pPr>
@@ -12144,6 +12398,7 @@
           </w:tcPr>
           <w:p>
             <w:pPr>
+              <w:keepNext w:val="false"/>
               <w:spacing w:after="40" w:before="0"/>
               <w:jc w:val="left"/>
             </w:pPr>
@@ -12176,6 +12431,7 @@
           </w:tcPr>
           <w:p>
             <w:pPr>
+              <w:keepNext w:val="false"/>
               <w:spacing w:after="40" w:before="0"/>
               <w:jc w:val="left"/>
             </w:pPr>
@@ -12210,6 +12466,7 @@
           </w:tcPr>
           <w:p>
             <w:pPr>
+              <w:keepNext w:val="false"/>
               <w:spacing w:after="40" w:before="0"/>
               <w:jc w:val="left"/>
             </w:pPr>
@@ -12247,7 +12504,7 @@
             <w:pPr>
               <w:spacing w:after="20" w:before="0"/>
             </w:pPr>
-            <w:hyperlink w:history="1" r:id="rIdm-ywpmicstwlyshsc5w2h">
+            <w:hyperlink w:history="1" r:id="rIdrwhvvrv2welwmfezfb0r6">
               <w:r>
                 <w:rPr>
                   <w:rFonts w:ascii="Arial" w:cs="Arial" w:eastAsia="Arial" w:hAnsi="Arial"/>
@@ -12280,7 +12537,7 @@
               <w:spacing w:after="10" w:before="0"/>
               <w:ind w:left="120"/>
             </w:pPr>
-            <w:hyperlink w:history="1" r:id="rIdyit4ukmcjjhi5iuodylbk">
+            <w:hyperlink w:history="1" r:id="rIdtk3o97q45gsc89_ghph49">
               <w:r>
                 <w:rPr>
                   <w:rFonts w:ascii="Arial" w:cs="Arial" w:eastAsia="Arial" w:hAnsi="Arial"/>
@@ -12325,7 +12582,7 @@
             <w:pPr>
               <w:spacing w:after="20" w:before="0"/>
             </w:pPr>
-            <w:hyperlink w:history="1" r:id="rIdnuen0wfpga6i1ejvlucpx">
+            <w:hyperlink w:history="1" r:id="rId3zszgavejhcztgk4s_bzm">
               <w:r>
                 <w:rPr>
                   <w:rFonts w:ascii="Arial" w:cs="Arial" w:eastAsia="Arial" w:hAnsi="Arial"/>
@@ -12358,7 +12615,7 @@
               <w:spacing w:after="10" w:before="0"/>
               <w:ind w:left="120"/>
             </w:pPr>
-            <w:hyperlink w:history="1" r:id="rId40ihkp_hxf_gzqwio3anf">
+            <w:hyperlink w:history="1" r:id="rIdzzkuicfndylkegxbpyn-g">
               <w:r>
                 <w:rPr>
                   <w:rFonts w:ascii="Arial" w:cs="Arial" w:eastAsia="Arial" w:hAnsi="Arial"/>
@@ -12386,6 +12643,7 @@
           </w:tcPr>
           <w:p>
             <w:pPr>
+              <w:keepNext w:val="false"/>
               <w:spacing w:after="40" w:before="0"/>
               <w:jc w:val="left"/>
             </w:pPr>
@@ -12418,6 +12676,7 @@
           </w:tcPr>
           <w:p>
             <w:pPr>
+              <w:keepNext w:val="false"/>
               <w:spacing w:after="40" w:before="0"/>
               <w:jc w:val="left"/>
             </w:pPr>
@@ -12450,6 +12709,7 @@
           </w:tcPr>
           <w:p>
             <w:pPr>
+              <w:keepNext w:val="false"/>
               <w:spacing w:after="40" w:before="0"/>
               <w:jc w:val="left"/>
             </w:pPr>
@@ -12482,6 +12742,7 @@
           </w:tcPr>
           <w:p>
             <w:pPr>
+              <w:keepNext w:val="false"/>
               <w:spacing w:after="40" w:before="0"/>
               <w:jc w:val="left"/>
             </w:pPr>
@@ -12516,6 +12777,7 @@
           </w:tcPr>
           <w:p>
             <w:pPr>
+              <w:keepNext w:val="false"/>
               <w:spacing w:after="40" w:before="0"/>
               <w:jc w:val="left"/>
             </w:pPr>
@@ -12553,7 +12815,7 @@
             <w:pPr>
               <w:spacing w:after="20" w:before="0"/>
             </w:pPr>
-            <w:hyperlink w:history="1" r:id="rId5v-w20bdnhgmksdl7jx5i">
+            <w:hyperlink w:history="1" r:id="rId7hmkrvzvexxyzm9ktj-en">
               <w:r>
                 <w:rPr>
                   <w:rFonts w:ascii="Arial" w:cs="Arial" w:eastAsia="Arial" w:hAnsi="Arial"/>
@@ -12586,7 +12848,7 @@
               <w:spacing w:after="10" w:before="0"/>
               <w:ind w:left="120"/>
             </w:pPr>
-            <w:hyperlink w:history="1" r:id="rIdmzko3lpfjqwbsdako_zcf">
+            <w:hyperlink w:history="1" r:id="rIdkh9yxvehrehcyucn0k-xh">
               <w:r>
                 <w:rPr>
                   <w:rFonts w:ascii="Arial" w:cs="Arial" w:eastAsia="Arial" w:hAnsi="Arial"/>
@@ -12631,7 +12893,7 @@
             <w:pPr>
               <w:spacing w:after="20" w:before="0"/>
             </w:pPr>
-            <w:hyperlink w:history="1" r:id="rId5ztyeybs2rm1uctrodmcg">
+            <w:hyperlink w:history="1" r:id="rIdbkgzzobpkjdyvhto4blm5">
               <w:r>
                 <w:rPr>
                   <w:rFonts w:ascii="Arial" w:cs="Arial" w:eastAsia="Arial" w:hAnsi="Arial"/>
@@ -12664,7 +12926,7 @@
               <w:spacing w:after="10" w:before="0"/>
               <w:ind w:left="120"/>
             </w:pPr>
-            <w:hyperlink w:history="1" r:id="rIdoyztswdua0xjmlsanox19">
+            <w:hyperlink w:history="1" r:id="rId1qvxypirnruxz4ymaxodr">
               <w:r>
                 <w:rPr>
                   <w:rFonts w:ascii="Arial" w:cs="Arial" w:eastAsia="Arial" w:hAnsi="Arial"/>
@@ -12692,6 +12954,7 @@
           </w:tcPr>
           <w:p>
             <w:pPr>
+              <w:keepNext w:val="false"/>
               <w:spacing w:after="40" w:before="0"/>
               <w:jc w:val="left"/>
             </w:pPr>
@@ -12724,6 +12987,7 @@
           </w:tcPr>
           <w:p>
             <w:pPr>
+              <w:keepNext w:val="false"/>
               <w:spacing w:after="40" w:before="0"/>
               <w:jc w:val="left"/>
             </w:pPr>
@@ -12756,6 +13020,7 @@
           </w:tcPr>
           <w:p>
             <w:pPr>
+              <w:keepNext w:val="false"/>
               <w:spacing w:after="40" w:before="0"/>
               <w:jc w:val="left"/>
             </w:pPr>
@@ -12788,6 +13053,7 @@
           </w:tcPr>
           <w:p>
             <w:pPr>
+              <w:keepNext w:val="false"/>
               <w:spacing w:after="40" w:before="0"/>
               <w:jc w:val="left"/>
             </w:pPr>
@@ -12822,6 +13088,7 @@
           </w:tcPr>
           <w:p>
             <w:pPr>
+              <w:keepNext w:val="false"/>
               <w:spacing w:after="40" w:before="0"/>
               <w:jc w:val="left"/>
             </w:pPr>
@@ -12859,7 +13126,7 @@
             <w:pPr>
               <w:spacing w:after="20" w:before="0"/>
             </w:pPr>
-            <w:hyperlink w:history="1" r:id="rIdmv3bw3tyfxx5mi9_imrud">
+            <w:hyperlink w:history="1" r:id="rIdwlhl_rwcpu2tdacucyp-z">
               <w:r>
                 <w:rPr>
                   <w:rFonts w:ascii="Arial" w:cs="Arial" w:eastAsia="Arial" w:hAnsi="Arial"/>
@@ -12908,7 +13175,7 @@
               <w:spacing w:after="10" w:before="0"/>
               <w:ind w:left="120"/>
             </w:pPr>
-            <w:hyperlink w:history="1" r:id="rIdeae8y1mxxm-3wz8r516dd">
+            <w:hyperlink w:history="1" r:id="rIdlmbu5nbtoyrgyp8s8mefh">
               <w:r>
                 <w:rPr>
                   <w:rFonts w:ascii="Arial" w:cs="Arial" w:eastAsia="Arial" w:hAnsi="Arial"/>
@@ -12953,7 +13220,7 @@
             <w:pPr>
               <w:spacing w:after="20" w:before="0"/>
             </w:pPr>
-            <w:hyperlink w:history="1" r:id="rId8wya77xclzh1a5dzkndlh">
+            <w:hyperlink w:history="1" r:id="rIdqtkqycikeflilbl_mysfz">
               <w:r>
                 <w:rPr>
                   <w:rFonts w:ascii="Arial" w:cs="Arial" w:eastAsia="Arial" w:hAnsi="Arial"/>
@@ -13002,7 +13269,7 @@
               <w:spacing w:after="10" w:before="0"/>
               <w:ind w:left="120"/>
             </w:pPr>
-            <w:hyperlink w:history="1" r:id="rIdaw1ujc7wbaproducolbcb">
+            <w:hyperlink w:history="1" r:id="rIdnryw3sxgjlsevtlwodlra">
               <w:r>
                 <w:rPr>
                   <w:rFonts w:ascii="Arial" w:cs="Arial" w:eastAsia="Arial" w:hAnsi="Arial"/>
@@ -13030,6 +13297,7 @@
           </w:tcPr>
           <w:p>
             <w:pPr>
+              <w:keepNext w:val="false"/>
               <w:spacing w:after="40" w:before="0"/>
               <w:jc w:val="left"/>
             </w:pPr>
@@ -13062,6 +13330,7 @@
           </w:tcPr>
           <w:p>
             <w:pPr>
+              <w:keepNext w:val="false"/>
               <w:spacing w:after="40" w:before="0"/>
               <w:jc w:val="left"/>
             </w:pPr>
@@ -13094,6 +13363,7 @@
           </w:tcPr>
           <w:p>
             <w:pPr>
+              <w:keepNext w:val="false"/>
               <w:spacing w:after="40" w:before="0"/>
               <w:jc w:val="left"/>
             </w:pPr>
@@ -13126,6 +13396,7 @@
           </w:tcPr>
           <w:p>
             <w:pPr>
+              <w:keepNext w:val="false"/>
               <w:spacing w:after="40" w:before="0"/>
               <w:jc w:val="left"/>
             </w:pPr>
@@ -13160,6 +13431,7 @@
           </w:tcPr>
           <w:p>
             <w:pPr>
+              <w:keepNext w:val="false"/>
               <w:spacing w:after="40" w:before="0"/>
               <w:jc w:val="left"/>
             </w:pPr>
@@ -13197,7 +13469,7 @@
             <w:pPr>
               <w:spacing w:after="20" w:before="0"/>
             </w:pPr>
-            <w:hyperlink w:history="1" r:id="rIdd14grnim7nkotbk_mmgsy">
+            <w:hyperlink w:history="1" r:id="rIdwnxilhbn8afrukvteg9nx">
               <w:r>
                 <w:rPr>
                   <w:rFonts w:ascii="Arial" w:cs="Arial" w:eastAsia="Arial" w:hAnsi="Arial"/>
@@ -13246,7 +13518,7 @@
               <w:spacing w:after="10" w:before="0"/>
               <w:ind w:left="120"/>
             </w:pPr>
-            <w:hyperlink w:history="1" r:id="rIditxqhnuwzia1oz-r5rbld">
+            <w:hyperlink w:history="1" r:id="rIdb9yvuz5yelocmpleruqaq">
               <w:r>
                 <w:rPr>
                   <w:rFonts w:ascii="Arial" w:cs="Arial" w:eastAsia="Arial" w:hAnsi="Arial"/>
@@ -13291,7 +13563,7 @@
             <w:pPr>
               <w:spacing w:after="20" w:before="0"/>
             </w:pPr>
-            <w:hyperlink w:history="1" r:id="rId7rftik9cwukaxwcvbe9w3">
+            <w:hyperlink w:history="1" r:id="rIdz3a0kazivgb3deluwyscr">
               <w:r>
                 <w:rPr>
                   <w:rFonts w:ascii="Arial" w:cs="Arial" w:eastAsia="Arial" w:hAnsi="Arial"/>
@@ -13340,7 +13612,7 @@
               <w:spacing w:after="10" w:before="0"/>
               <w:ind w:left="120"/>
             </w:pPr>
-            <w:hyperlink w:history="1" r:id="rIdrfnj7xi9khort_jnlz32g">
+            <w:hyperlink w:history="1" r:id="rIdfclrmsvoil6t0ryr4vfv1">
               <w:r>
                 <w:rPr>
                   <w:rFonts w:ascii="Arial" w:cs="Arial" w:eastAsia="Arial" w:hAnsi="Arial"/>
@@ -13368,6 +13640,7 @@
           </w:tcPr>
           <w:p>
             <w:pPr>
+              <w:keepNext w:val="false"/>
               <w:spacing w:after="40" w:before="0"/>
               <w:jc w:val="left"/>
             </w:pPr>
@@ -13400,6 +13673,7 @@
           </w:tcPr>
           <w:p>
             <w:pPr>
+              <w:keepNext w:val="false"/>
               <w:spacing w:after="40" w:before="0"/>
               <w:jc w:val="left"/>
             </w:pPr>
@@ -13432,6 +13706,7 @@
           </w:tcPr>
           <w:p>
             <w:pPr>
+              <w:keepNext w:val="false"/>
               <w:spacing w:after="40" w:before="0"/>
               <w:jc w:val="left"/>
             </w:pPr>
@@ -13464,6 +13739,7 @@
           </w:tcPr>
           <w:p>
             <w:pPr>
+              <w:keepNext w:val="false"/>
               <w:spacing w:after="40" w:before="0"/>
               <w:jc w:val="left"/>
             </w:pPr>
@@ -13498,6 +13774,7 @@
           </w:tcPr>
           <w:p>
             <w:pPr>
+              <w:keepNext w:val="false"/>
               <w:spacing w:after="40" w:before="0"/>
               <w:jc w:val="left"/>
             </w:pPr>
@@ -13535,7 +13812,7 @@
             <w:pPr>
               <w:spacing w:after="20" w:before="0"/>
             </w:pPr>
-            <w:hyperlink w:history="1" r:id="rIdkoxdjpz0tji0fazjlxupr">
+            <w:hyperlink w:history="1" r:id="rId3z2dcqa2qot_opu5xz4zs">
               <w:r>
                 <w:rPr>
                   <w:rFonts w:ascii="Arial" w:cs="Arial" w:eastAsia="Arial" w:hAnsi="Arial"/>
@@ -13584,7 +13861,7 @@
               <w:spacing w:after="10" w:before="0"/>
               <w:ind w:left="120"/>
             </w:pPr>
-            <w:hyperlink w:history="1" r:id="rIdazsptqt8d5jp5segsnpjy">
+            <w:hyperlink w:history="1" r:id="rIdx1dlxlaafa5ipm_pkfoty">
               <w:r>
                 <w:rPr>
                   <w:rFonts w:ascii="Arial" w:cs="Arial" w:eastAsia="Arial" w:hAnsi="Arial"/>
@@ -13629,7 +13906,7 @@
             <w:pPr>
               <w:spacing w:after="20" w:before="0"/>
             </w:pPr>
-            <w:hyperlink w:history="1" r:id="rId67bm9jebd8lbggkkk3u5j">
+            <w:hyperlink w:history="1" r:id="rIdngomyg26hvd8wmpuj4lsx">
               <w:r>
                 <w:rPr>
                   <w:rFonts w:ascii="Arial" w:cs="Arial" w:eastAsia="Arial" w:hAnsi="Arial"/>
@@ -13678,7 +13955,7 @@
               <w:spacing w:after="10" w:before="0"/>
               <w:ind w:left="120"/>
             </w:pPr>
-            <w:hyperlink w:history="1" r:id="rIdhrx2jbx9pdph3o9in2znv">
+            <w:hyperlink w:history="1" r:id="rIdiwsxlebdenapnvyuxayra">
               <w:r>
                 <w:rPr>
                   <w:rFonts w:ascii="Arial" w:cs="Arial" w:eastAsia="Arial" w:hAnsi="Arial"/>
@@ -13706,6 +13983,7 @@
           </w:tcPr>
           <w:p>
             <w:pPr>
+              <w:keepNext w:val="false"/>
               <w:spacing w:after="40" w:before="0"/>
               <w:jc w:val="left"/>
             </w:pPr>
@@ -13738,6 +14016,7 @@
           </w:tcPr>
           <w:p>
             <w:pPr>
+              <w:keepNext w:val="false"/>
               <w:spacing w:after="40" w:before="0"/>
               <w:jc w:val="left"/>
             </w:pPr>
@@ -13770,6 +14049,7 @@
           </w:tcPr>
           <w:p>
             <w:pPr>
+              <w:keepNext w:val="false"/>
               <w:spacing w:after="40" w:before="0"/>
               <w:jc w:val="left"/>
             </w:pPr>
@@ -13802,6 +14082,7 @@
           </w:tcPr>
           <w:p>
             <w:pPr>
+              <w:keepNext w:val="false"/>
               <w:spacing w:after="40" w:before="0"/>
               <w:jc w:val="left"/>
             </w:pPr>
@@ -13861,6 +14142,7 @@
           </w:tcPr>
           <w:p>
             <w:pPr>
+              <w:keepNext w:val="false"/>
               <w:spacing w:after="40" w:before="0"/>
               <w:jc w:val="center"/>
             </w:pPr>
@@ -13895,6 +14177,7 @@
           </w:tcPr>
           <w:p>
             <w:pPr>
+              <w:keepNext w:val="false"/>
               <w:spacing w:after="40" w:before="0"/>
               <w:jc w:val="left"/>
             </w:pPr>
@@ -13914,6 +14197,7 @@
           </w:p>
           <w:p>
             <w:pPr>
+              <w:keepNext w:val="false"/>
               <w:spacing w:after="40" w:before="0"/>
               <w:jc w:val="left"/>
             </w:pPr>
@@ -13933,6 +14217,7 @@
           </w:p>
           <w:p>
             <w:pPr>
+              <w:keepNext w:val="false"/>
               <w:spacing w:after="40" w:before="0"/>
               <w:jc w:val="left"/>
             </w:pPr>
@@ -13952,6 +14237,7 @@
           </w:p>
           <w:p>
             <w:pPr>
+              <w:keepNext w:val="false"/>
               <w:spacing w:after="40" w:before="0"/>
               <w:jc w:val="left"/>
             </w:pPr>
@@ -13971,6 +14257,7 @@
           </w:p>
           <w:p>
             <w:pPr>
+              <w:keepNext w:val="false"/>
               <w:spacing w:after="40" w:before="0"/>
               <w:jc w:val="left"/>
             </w:pPr>
@@ -13990,6 +14277,7 @@
           </w:p>
           <w:p>
             <w:pPr>
+              <w:keepNext w:val="false"/>
               <w:spacing w:after="40" w:before="0"/>
               <w:jc w:val="left"/>
             </w:pPr>
@@ -14051,6 +14339,7 @@
           </w:tcPr>
           <w:p>
             <w:pPr>
+              <w:keepNext w:val="false"/>
               <w:spacing w:after="40" w:before="0"/>
               <w:jc w:val="center"/>
             </w:pPr>
@@ -14085,6 +14374,7 @@
           </w:tcPr>
           <w:p>
             <w:pPr>
+              <w:keepNext w:val="false"/>
               <w:spacing w:after="40" w:before="0"/>
               <w:jc w:val="left"/>
             </w:pPr>
@@ -14117,6 +14407,7 @@
           </w:tcPr>
           <w:p>
             <w:pPr>
+              <w:keepNext w:val="false"/>
               <w:spacing w:after="40" w:before="0"/>
               <w:jc w:val="left"/>
             </w:pPr>
@@ -14151,6 +14442,7 @@
           </w:tcPr>
           <w:p>
             <w:pPr>
+              <w:keepNext w:val="false"/>
               <w:spacing w:after="40" w:before="0"/>
               <w:jc w:val="left"/>
             </w:pPr>
@@ -14183,6 +14475,7 @@
           </w:tcPr>
           <w:p>
             <w:pPr>
+              <w:keepNext w:val="false"/>
               <w:spacing w:after="40" w:before="0"/>
               <w:jc w:val="left"/>
             </w:pPr>
@@ -14217,6 +14510,7 @@
           </w:tcPr>
           <w:p>
             <w:pPr>
+              <w:keepNext w:val="false"/>
               <w:spacing w:after="40" w:before="0"/>
               <w:jc w:val="left"/>
             </w:pPr>
@@ -14249,6 +14543,7 @@
           </w:tcPr>
           <w:p>
             <w:pPr>
+              <w:keepNext w:val="false"/>
               <w:spacing w:after="40" w:before="0"/>
               <w:jc w:val="left"/>
             </w:pPr>
@@ -14285,7 +14580,7 @@
         </w:rPr>
         <w:t xml:space="preserve">© 2026 SeaVuria and ARES. Aligned with KICD objectives. Developed by SeaVuria; technical implementation by ARES (with AI assistance from Claude). Licensed under </w:t>
       </w:r>
-      <w:hyperlink w:history="1" r:id="rIdwkkrv6lz7wmjr8aekmvcr">
+      <w:hyperlink w:history="1" r:id="rIdpwjwaxkea_lmtxxnghlka">
         <w:r>
           <w:rPr>
             <w:rFonts w:ascii="Arial" w:cs="Arial" w:eastAsia="Arial" w:hAnsi="Arial"/>
@@ -14306,7 +14601,7 @@
         </w:rPr>
         <w:t xml:space="preserve"> (</w:t>
       </w:r>
-      <w:hyperlink w:history="1" r:id="rId2q2kszeavwbzbry72lzcm">
+      <w:hyperlink w:history="1" r:id="rId_42uo27snp4unrwnfezlg">
         <w:r>
           <w:rPr>
             <w:rFonts w:ascii="Arial" w:cs="Arial" w:eastAsia="Arial" w:hAnsi="Arial"/>
@@ -14366,6 +14661,7 @@
           </w:tcPr>
           <w:p>
             <w:pPr>
+              <w:keepNext w:val="false"/>
               <w:spacing w:after="40" w:before="0"/>
               <w:jc w:val="center"/>
             </w:pPr>
@@ -14401,6 +14697,7 @@
           </w:tcPr>
           <w:p>
             <w:pPr>
+              <w:keepNext w:val="false"/>
               <w:spacing w:after="40" w:before="0"/>
               <w:jc w:val="center"/>
             </w:pPr>
@@ -14435,6 +14732,7 @@
           </w:tcPr>
           <w:p>
             <w:pPr>
+              <w:keepNext w:val="false"/>
               <w:spacing w:after="40" w:before="0"/>
               <w:jc w:val="left"/>
             </w:pPr>
@@ -14467,6 +14765,7 @@
           </w:tcPr>
           <w:p>
             <w:pPr>
+              <w:keepNext w:val="false"/>
               <w:spacing w:after="40" w:before="0"/>
               <w:jc w:val="left"/>
             </w:pPr>
@@ -14501,6 +14800,7 @@
           </w:tcPr>
           <w:p>
             <w:pPr>
+              <w:keepNext w:val="false"/>
               <w:spacing w:after="40" w:before="0"/>
               <w:jc w:val="left"/>
             </w:pPr>
@@ -14533,6 +14833,7 @@
           </w:tcPr>
           <w:p>
             <w:pPr>
+              <w:keepNext w:val="false"/>
               <w:spacing w:after="40" w:before="0"/>
               <w:jc w:val="left"/>
             </w:pPr>
@@ -14567,6 +14868,7 @@
           </w:tcPr>
           <w:p>
             <w:pPr>
+              <w:keepNext w:val="false"/>
               <w:spacing w:after="40" w:before="0"/>
               <w:jc w:val="left"/>
             </w:pPr>
@@ -14599,6 +14901,7 @@
           </w:tcPr>
           <w:p>
             <w:pPr>
+              <w:keepNext w:val="false"/>
               <w:spacing w:after="40" w:before="0"/>
               <w:jc w:val="left"/>
             </w:pPr>
@@ -14633,6 +14936,7 @@
           </w:tcPr>
           <w:p>
             <w:pPr>
+              <w:keepNext w:val="false"/>
               <w:spacing w:after="40" w:before="0"/>
               <w:jc w:val="left"/>
             </w:pPr>
@@ -14665,6 +14969,7 @@
           </w:tcPr>
           <w:p>
             <w:pPr>
+              <w:keepNext w:val="false"/>
               <w:spacing w:after="40" w:before="0"/>
               <w:jc w:val="left"/>
             </w:pPr>
@@ -14699,6 +15004,7 @@
           </w:tcPr>
           <w:p>
             <w:pPr>
+              <w:keepNext w:val="false"/>
               <w:spacing w:after="40" w:before="0"/>
               <w:jc w:val="left"/>
             </w:pPr>
@@ -14731,6 +15037,7 @@
           </w:tcPr>
           <w:p>
             <w:pPr>
+              <w:keepNext w:val="false"/>
               <w:spacing w:after="40" w:before="0"/>
               <w:jc w:val="left"/>
             </w:pPr>
@@ -14765,6 +15072,7 @@
           </w:tcPr>
           <w:p>
             <w:pPr>
+              <w:keepNext w:val="false"/>
               <w:spacing w:after="40" w:before="0"/>
               <w:jc w:val="left"/>
             </w:pPr>
@@ -14797,6 +15105,7 @@
           </w:tcPr>
           <w:p>
             <w:pPr>
+              <w:keepNext w:val="false"/>
               <w:spacing w:after="40" w:before="0"/>
               <w:jc w:val="left"/>
             </w:pPr>
@@ -14831,6 +15140,7 @@
           </w:tcPr>
           <w:p>
             <w:pPr>
+              <w:keepNext w:val="false"/>
               <w:spacing w:after="40" w:before="0"/>
               <w:jc w:val="left"/>
             </w:pPr>
@@ -14863,6 +15173,7 @@
           </w:tcPr>
           <w:p>
             <w:pPr>
+              <w:keepNext w:val="false"/>
               <w:spacing w:after="40" w:before="0"/>
               <w:jc w:val="left"/>
             </w:pPr>
@@ -14897,6 +15208,7 @@
           </w:tcPr>
           <w:p>
             <w:pPr>
+              <w:keepNext w:val="false"/>
               <w:spacing w:after="40" w:before="0"/>
               <w:jc w:val="left"/>
             </w:pPr>
@@ -14929,6 +15241,7 @@
           </w:tcPr>
           <w:p>
             <w:pPr>
+              <w:keepNext w:val="false"/>
               <w:spacing w:after="40" w:before="0"/>
               <w:jc w:val="left"/>
             </w:pPr>
@@ -14988,6 +15301,7 @@
           </w:tcPr>
           <w:p>
             <w:pPr>
+              <w:keepNext w:val="false"/>
               <w:spacing w:after="40" w:before="0"/>
               <w:jc w:val="center"/>
             </w:pPr>
@@ -15022,6 +15336,7 @@
           </w:tcPr>
           <w:p>
             <w:pPr>
+              <w:keepNext w:val="false"/>
               <w:spacing w:after="40" w:before="0"/>
               <w:jc w:val="left"/>
             </w:pPr>
@@ -15086,6 +15401,7 @@
           </w:tcPr>
           <w:p>
             <w:pPr>
+              <w:keepNext w:val="false"/>
               <w:spacing w:after="40" w:before="0"/>
               <w:jc w:val="center"/>
             </w:pPr>
@@ -15120,6 +15436,7 @@
           </w:tcPr>
           <w:p>
             <w:pPr>
+              <w:keepNext w:val="false"/>
               <w:spacing w:after="40" w:before="0"/>
               <w:jc w:val="left"/>
             </w:pPr>
@@ -15152,6 +15469,7 @@
           </w:tcPr>
           <w:p>
             <w:pPr>
+              <w:keepNext w:val="false"/>
               <w:spacing w:after="40" w:before="0"/>
               <w:jc w:val="left"/>
             </w:pPr>
@@ -15184,6 +15502,7 @@
           </w:tcPr>
           <w:p>
             <w:pPr>
+              <w:keepNext w:val="false"/>
               <w:spacing w:after="40" w:before="0"/>
               <w:jc w:val="left"/>
             </w:pPr>
@@ -15216,6 +15535,7 @@
           </w:tcPr>
           <w:p>
             <w:pPr>
+              <w:keepNext w:val="false"/>
               <w:spacing w:after="40" w:before="0"/>
               <w:jc w:val="left"/>
             </w:pPr>
@@ -15248,6 +15568,7 @@
           </w:tcPr>
           <w:p>
             <w:pPr>
+              <w:keepNext w:val="false"/>
               <w:spacing w:after="40" w:before="0"/>
               <w:jc w:val="left"/>
             </w:pPr>
@@ -15282,6 +15603,7 @@
           </w:tcPr>
           <w:p>
             <w:pPr>
+              <w:keepNext w:val="false"/>
               <w:spacing w:after="40" w:before="0"/>
               <w:jc w:val="left"/>
             </w:pPr>
@@ -15319,7 +15641,7 @@
             <w:pPr>
               <w:spacing w:after="20" w:before="0"/>
             </w:pPr>
-            <w:hyperlink w:history="1" r:id="rIdowrsqqkc8sxvbfve1btbi">
+            <w:hyperlink w:history="1" r:id="rIddu6fpw_xknznxlh7lmmyy">
               <w:r>
                 <w:rPr>
                   <w:rFonts w:ascii="Arial" w:cs="Arial" w:eastAsia="Arial" w:hAnsi="Arial"/>
@@ -15368,7 +15690,7 @@
               <w:spacing w:after="10" w:before="0"/>
               <w:ind w:left="120"/>
             </w:pPr>
-            <w:hyperlink w:history="1" r:id="rIdsd7tyd3osmrjegn9vo0au">
+            <w:hyperlink w:history="1" r:id="rIdsat9r62lkqn73gayfuehb">
               <w:r>
                 <w:rPr>
                   <w:rFonts w:ascii="Arial" w:cs="Arial" w:eastAsia="Arial" w:hAnsi="Arial"/>
@@ -15413,7 +15735,7 @@
             <w:pPr>
               <w:spacing w:after="20" w:before="0"/>
             </w:pPr>
-            <w:hyperlink w:history="1" r:id="rIdbv0vuwyedwtue7gyjtnhb">
+            <w:hyperlink w:history="1" r:id="rIdrlmmjnqwlhnh4fewjxnoj">
               <w:r>
                 <w:rPr>
                   <w:rFonts w:ascii="Arial" w:cs="Arial" w:eastAsia="Arial" w:hAnsi="Arial"/>
@@ -15462,7 +15784,7 @@
               <w:spacing w:after="10" w:before="0"/>
               <w:ind w:left="120"/>
             </w:pPr>
-            <w:hyperlink w:history="1" r:id="rIdntn3uqkc-epyvwfhu-usv">
+            <w:hyperlink w:history="1" r:id="rIdwb_5ckssepxu_0j_wt54j">
               <w:r>
                 <w:rPr>
                   <w:rFonts w:ascii="Arial" w:cs="Arial" w:eastAsia="Arial" w:hAnsi="Arial"/>
@@ -15490,6 +15812,7 @@
           </w:tcPr>
           <w:p>
             <w:pPr>
+              <w:keepNext w:val="false"/>
               <w:spacing w:after="40" w:before="0"/>
               <w:jc w:val="left"/>
             </w:pPr>
@@ -15522,6 +15845,7 @@
           </w:tcPr>
           <w:p>
             <w:pPr>
+              <w:keepNext w:val="false"/>
               <w:spacing w:after="40" w:before="0"/>
               <w:jc w:val="left"/>
             </w:pPr>
@@ -15554,6 +15878,7 @@
           </w:tcPr>
           <w:p>
             <w:pPr>
+              <w:keepNext w:val="false"/>
               <w:spacing w:after="40" w:before="0"/>
               <w:jc w:val="left"/>
             </w:pPr>
@@ -15586,6 +15911,7 @@
           </w:tcPr>
           <w:p>
             <w:pPr>
+              <w:keepNext w:val="false"/>
               <w:spacing w:after="40" w:before="0"/>
               <w:jc w:val="left"/>
             </w:pPr>
@@ -15620,6 +15946,7 @@
           </w:tcPr>
           <w:p>
             <w:pPr>
+              <w:keepNext w:val="false"/>
               <w:spacing w:after="40" w:before="0"/>
               <w:jc w:val="left"/>
             </w:pPr>
@@ -15657,7 +15984,7 @@
             <w:pPr>
               <w:spacing w:after="20" w:before="0"/>
             </w:pPr>
-            <w:hyperlink w:history="1" r:id="rIdxcfeyhamy56kiuviotn0s">
+            <w:hyperlink w:history="1" r:id="rIdyifjkyqodcvhxak7ddfmu">
               <w:r>
                 <w:rPr>
                   <w:rFonts w:ascii="Arial" w:cs="Arial" w:eastAsia="Arial" w:hAnsi="Arial"/>
@@ -15706,7 +16033,7 @@
               <w:spacing w:after="10" w:before="0"/>
               <w:ind w:left="120"/>
             </w:pPr>
-            <w:hyperlink w:history="1" r:id="rIdqkxmjz-mccif7kiovsogj">
+            <w:hyperlink w:history="1" r:id="rId60j8hgzbyhkbr3yqszype">
               <w:r>
                 <w:rPr>
                   <w:rFonts w:ascii="Arial" w:cs="Arial" w:eastAsia="Arial" w:hAnsi="Arial"/>
@@ -15751,7 +16078,7 @@
             <w:pPr>
               <w:spacing w:after="20" w:before="0"/>
             </w:pPr>
-            <w:hyperlink w:history="1" r:id="rIdgjcryn3muwifsqscgcx8g">
+            <w:hyperlink w:history="1" r:id="rIdgc8xoje8j50zjp5xnlqrr">
               <w:r>
                 <w:rPr>
                   <w:rFonts w:ascii="Arial" w:cs="Arial" w:eastAsia="Arial" w:hAnsi="Arial"/>
@@ -15800,7 +16127,7 @@
               <w:spacing w:after="10" w:before="0"/>
               <w:ind w:left="120"/>
             </w:pPr>
-            <w:hyperlink w:history="1" r:id="rIdpfcsl4ht7dciblt7ybl-y">
+            <w:hyperlink w:history="1" r:id="rIdq_icwq-sfvseouhz95rkz">
               <w:r>
                 <w:rPr>
                   <w:rFonts w:ascii="Arial" w:cs="Arial" w:eastAsia="Arial" w:hAnsi="Arial"/>
@@ -15828,6 +16155,7 @@
           </w:tcPr>
           <w:p>
             <w:pPr>
+              <w:keepNext w:val="false"/>
               <w:spacing w:after="40" w:before="0"/>
               <w:jc w:val="left"/>
             </w:pPr>
@@ -15860,6 +16188,7 @@
           </w:tcPr>
           <w:p>
             <w:pPr>
+              <w:keepNext w:val="false"/>
               <w:spacing w:after="40" w:before="0"/>
               <w:jc w:val="left"/>
             </w:pPr>
@@ -15892,6 +16221,7 @@
           </w:tcPr>
           <w:p>
             <w:pPr>
+              <w:keepNext w:val="false"/>
               <w:spacing w:after="40" w:before="0"/>
               <w:jc w:val="left"/>
             </w:pPr>
@@ -15924,6 +16254,7 @@
           </w:tcPr>
           <w:p>
             <w:pPr>
+              <w:keepNext w:val="false"/>
               <w:spacing w:after="40" w:before="0"/>
               <w:jc w:val="left"/>
             </w:pPr>
@@ -15958,6 +16289,7 @@
           </w:tcPr>
           <w:p>
             <w:pPr>
+              <w:keepNext w:val="false"/>
               <w:spacing w:after="40" w:before="0"/>
               <w:jc w:val="left"/>
             </w:pPr>
@@ -15995,7 +16327,7 @@
             <w:pPr>
               <w:spacing w:after="20" w:before="0"/>
             </w:pPr>
-            <w:hyperlink w:history="1" r:id="rId0er_iwsyoywpdgzklzksw">
+            <w:hyperlink w:history="1" r:id="rIdvzm4qrz3yh-3dawfn6fz6">
               <w:r>
                 <w:rPr>
                   <w:rFonts w:ascii="Arial" w:cs="Arial" w:eastAsia="Arial" w:hAnsi="Arial"/>
@@ -16044,7 +16376,7 @@
               <w:spacing w:after="10" w:before="0"/>
               <w:ind w:left="120"/>
             </w:pPr>
-            <w:hyperlink w:history="1" r:id="rId1q7-nijmzwqjka6y6svfc">
+            <w:hyperlink w:history="1" r:id="rIdw-qcyyrlqupeaqxp5gbpf">
               <w:r>
                 <w:rPr>
                   <w:rFonts w:ascii="Arial" w:cs="Arial" w:eastAsia="Arial" w:hAnsi="Arial"/>
@@ -16089,7 +16421,7 @@
             <w:pPr>
               <w:spacing w:after="20" w:before="0"/>
             </w:pPr>
-            <w:hyperlink w:history="1" r:id="rId_suv3kr4rwllu41rkmbzn">
+            <w:hyperlink w:history="1" r:id="rIdlqdnea6rfyyru8kumnwru">
               <w:r>
                 <w:rPr>
                   <w:rFonts w:ascii="Arial" w:cs="Arial" w:eastAsia="Arial" w:hAnsi="Arial"/>
@@ -16138,7 +16470,7 @@
               <w:spacing w:after="10" w:before="0"/>
               <w:ind w:left="120"/>
             </w:pPr>
-            <w:hyperlink w:history="1" r:id="rIdzszve_ksbzmomcjpbssta">
+            <w:hyperlink w:history="1" r:id="rIdfmcqzd_2pn6moa3mlqazs">
               <w:r>
                 <w:rPr>
                   <w:rFonts w:ascii="Arial" w:cs="Arial" w:eastAsia="Arial" w:hAnsi="Arial"/>
@@ -16166,6 +16498,7 @@
           </w:tcPr>
           <w:p>
             <w:pPr>
+              <w:keepNext w:val="false"/>
               <w:spacing w:after="40" w:before="0"/>
               <w:jc w:val="left"/>
             </w:pPr>
@@ -16198,6 +16531,7 @@
           </w:tcPr>
           <w:p>
             <w:pPr>
+              <w:keepNext w:val="false"/>
               <w:spacing w:after="40" w:before="0"/>
               <w:jc w:val="left"/>
             </w:pPr>
@@ -16230,6 +16564,7 @@
           </w:tcPr>
           <w:p>
             <w:pPr>
+              <w:keepNext w:val="false"/>
               <w:spacing w:after="40" w:before="0"/>
               <w:jc w:val="left"/>
             </w:pPr>
@@ -16262,6 +16597,7 @@
           </w:tcPr>
           <w:p>
             <w:pPr>
+              <w:keepNext w:val="false"/>
               <w:spacing w:after="40" w:before="0"/>
               <w:jc w:val="left"/>
             </w:pPr>
@@ -16296,6 +16632,7 @@
           </w:tcPr>
           <w:p>
             <w:pPr>
+              <w:keepNext w:val="false"/>
               <w:spacing w:after="40" w:before="0"/>
               <w:jc w:val="left"/>
             </w:pPr>
@@ -16333,7 +16670,7 @@
             <w:pPr>
               <w:spacing w:after="20" w:before="0"/>
             </w:pPr>
-            <w:hyperlink w:history="1" r:id="rIdo77h2pwihiqyytz8wdyhq">
+            <w:hyperlink w:history="1" r:id="rIddm3o4hccxsvgnzg7gvdwu">
               <w:r>
                 <w:rPr>
                   <w:rFonts w:ascii="Arial" w:cs="Arial" w:eastAsia="Arial" w:hAnsi="Arial"/>
@@ -16382,7 +16719,7 @@
               <w:spacing w:after="10" w:before="0"/>
               <w:ind w:left="120"/>
             </w:pPr>
-            <w:hyperlink w:history="1" r:id="rIdd16pjvahvqyzpmzqm-f1-">
+            <w:hyperlink w:history="1" r:id="rIdql-bstjewebhf3wgti3xo">
               <w:r>
                 <w:rPr>
                   <w:rFonts w:ascii="Arial" w:cs="Arial" w:eastAsia="Arial" w:hAnsi="Arial"/>
@@ -16427,7 +16764,7 @@
             <w:pPr>
               <w:spacing w:after="20" w:before="0"/>
             </w:pPr>
-            <w:hyperlink w:history="1" r:id="rIdvt6vq5bqo_ppvqxfgg_yi">
+            <w:hyperlink w:history="1" r:id="rIddr2hxarbhmbw5dmvtw5lv">
               <w:r>
                 <w:rPr>
                   <w:rFonts w:ascii="Arial" w:cs="Arial" w:eastAsia="Arial" w:hAnsi="Arial"/>
@@ -16476,7 +16813,7 @@
               <w:spacing w:after="10" w:before="0"/>
               <w:ind w:left="120"/>
             </w:pPr>
-            <w:hyperlink w:history="1" r:id="rIdzlay-liltv3gpgb5lzzbz">
+            <w:hyperlink w:history="1" r:id="rIdxmjb_jzrxdaigcpwjkapn">
               <w:r>
                 <w:rPr>
                   <w:rFonts w:ascii="Arial" w:cs="Arial" w:eastAsia="Arial" w:hAnsi="Arial"/>
@@ -16504,6 +16841,7 @@
           </w:tcPr>
           <w:p>
             <w:pPr>
+              <w:keepNext w:val="false"/>
               <w:spacing w:after="40" w:before="0"/>
               <w:jc w:val="left"/>
             </w:pPr>
@@ -16536,6 +16874,7 @@
           </w:tcPr>
           <w:p>
             <w:pPr>
+              <w:keepNext w:val="false"/>
               <w:spacing w:after="40" w:before="0"/>
               <w:jc w:val="left"/>
             </w:pPr>
@@ -16568,6 +16907,7 @@
           </w:tcPr>
           <w:p>
             <w:pPr>
+              <w:keepNext w:val="false"/>
               <w:spacing w:after="40" w:before="0"/>
               <w:jc w:val="left"/>
             </w:pPr>
@@ -16600,6 +16940,7 @@
           </w:tcPr>
           <w:p>
             <w:pPr>
+              <w:keepNext w:val="false"/>
               <w:spacing w:after="40" w:before="0"/>
               <w:jc w:val="left"/>
             </w:pPr>
@@ -16634,6 +16975,7 @@
           </w:tcPr>
           <w:p>
             <w:pPr>
+              <w:keepNext w:val="false"/>
               <w:spacing w:after="40" w:before="0"/>
               <w:jc w:val="left"/>
             </w:pPr>
@@ -16671,7 +17013,7 @@
             <w:pPr>
               <w:spacing w:after="20" w:before="0"/>
             </w:pPr>
-            <w:hyperlink w:history="1" r:id="rIdkxfxddbqizlgcsu0xjg17">
+            <w:hyperlink w:history="1" r:id="rIdolrbj81r_wd27ixpyxsh2">
               <w:r>
                 <w:rPr>
                   <w:rFonts w:ascii="Arial" w:cs="Arial" w:eastAsia="Arial" w:hAnsi="Arial"/>
@@ -16720,7 +17062,7 @@
               <w:spacing w:after="10" w:before="0"/>
               <w:ind w:left="120"/>
             </w:pPr>
-            <w:hyperlink w:history="1" r:id="rIdfjd-6xgfxnmptpmeskpip">
+            <w:hyperlink w:history="1" r:id="rIdyzamyj9sfdphz6ukfoftg">
               <w:r>
                 <w:rPr>
                   <w:rFonts w:ascii="Arial" w:cs="Arial" w:eastAsia="Arial" w:hAnsi="Arial"/>
@@ -16765,7 +17107,7 @@
             <w:pPr>
               <w:spacing w:after="20" w:before="0"/>
             </w:pPr>
-            <w:hyperlink w:history="1" r:id="rId0clkhyrza16nd76bjdiou">
+            <w:hyperlink w:history="1" r:id="rIdmo5-x8ts8davdqebx43p_">
               <w:r>
                 <w:rPr>
                   <w:rFonts w:ascii="Arial" w:cs="Arial" w:eastAsia="Arial" w:hAnsi="Arial"/>
@@ -16814,7 +17156,7 @@
               <w:spacing w:after="10" w:before="0"/>
               <w:ind w:left="120"/>
             </w:pPr>
-            <w:hyperlink w:history="1" r:id="rIdu1yd8sb19onu-zisumzkb">
+            <w:hyperlink w:history="1" r:id="rIderufebkmgtao-rj9cwtxk">
               <w:r>
                 <w:rPr>
                   <w:rFonts w:ascii="Arial" w:cs="Arial" w:eastAsia="Arial" w:hAnsi="Arial"/>
@@ -16842,6 +17184,7 @@
           </w:tcPr>
           <w:p>
             <w:pPr>
+              <w:keepNext w:val="false"/>
               <w:spacing w:after="40" w:before="0"/>
               <w:jc w:val="left"/>
             </w:pPr>
@@ -16874,6 +17217,7 @@
           </w:tcPr>
           <w:p>
             <w:pPr>
+              <w:keepNext w:val="false"/>
               <w:spacing w:after="40" w:before="0"/>
               <w:jc w:val="left"/>
             </w:pPr>
@@ -16906,6 +17250,7 @@
           </w:tcPr>
           <w:p>
             <w:pPr>
+              <w:keepNext w:val="false"/>
               <w:spacing w:after="40" w:before="0"/>
               <w:jc w:val="left"/>
             </w:pPr>
@@ -16938,6 +17283,7 @@
           </w:tcPr>
           <w:p>
             <w:pPr>
+              <w:keepNext w:val="false"/>
               <w:spacing w:after="40" w:before="0"/>
               <w:jc w:val="left"/>
             </w:pPr>
@@ -16997,6 +17343,7 @@
           </w:tcPr>
           <w:p>
             <w:pPr>
+              <w:keepNext w:val="false"/>
               <w:spacing w:after="40" w:before="0"/>
               <w:jc w:val="center"/>
             </w:pPr>
@@ -17031,6 +17378,7 @@
           </w:tcPr>
           <w:p>
             <w:pPr>
+              <w:keepNext w:val="false"/>
               <w:spacing w:after="40" w:before="0"/>
               <w:jc w:val="left"/>
             </w:pPr>
@@ -17092,6 +17440,7 @@
           </w:tcPr>
           <w:p>
             <w:pPr>
+              <w:keepNext w:val="false"/>
               <w:spacing w:after="40" w:before="0"/>
               <w:jc w:val="center"/>
             </w:pPr>
@@ -17126,6 +17475,7 @@
           </w:tcPr>
           <w:p>
             <w:pPr>
+              <w:keepNext w:val="false"/>
               <w:spacing w:after="40" w:before="0"/>
               <w:jc w:val="left"/>
             </w:pPr>
@@ -17158,6 +17508,7 @@
           </w:tcPr>
           <w:p>
             <w:pPr>
+              <w:keepNext w:val="false"/>
               <w:spacing w:after="40" w:before="0"/>
               <w:jc w:val="left"/>
             </w:pPr>
@@ -17192,6 +17543,7 @@
           </w:tcPr>
           <w:p>
             <w:pPr>
+              <w:keepNext w:val="false"/>
               <w:spacing w:after="40" w:before="0"/>
               <w:jc w:val="left"/>
             </w:pPr>
@@ -17224,6 +17576,7 @@
           </w:tcPr>
           <w:p>
             <w:pPr>
+              <w:keepNext w:val="false"/>
               <w:spacing w:after="40" w:before="0"/>
               <w:jc w:val="left"/>
             </w:pPr>
@@ -17258,6 +17611,7 @@
           </w:tcPr>
           <w:p>
             <w:pPr>
+              <w:keepNext w:val="false"/>
               <w:spacing w:after="40" w:before="0"/>
               <w:jc w:val="left"/>
             </w:pPr>
@@ -17290,6 +17644,7 @@
           </w:tcPr>
           <w:p>
             <w:pPr>
+              <w:keepNext w:val="false"/>
               <w:spacing w:after="40" w:before="0"/>
               <w:jc w:val="left"/>
             </w:pPr>
@@ -17326,7 +17681,7 @@
         </w:rPr>
         <w:t xml:space="preserve">© 2026 SeaVuria and ARES. Aligned with KICD objectives. Developed by SeaVuria; technical implementation by ARES (with AI assistance from Claude). Licensed under </w:t>
       </w:r>
-      <w:hyperlink w:history="1" r:id="rIdnzbhbpclm2puzutf1ejx7">
+      <w:hyperlink w:history="1" r:id="rIdvjwllp5sakaxgliqmpnxp">
         <w:r>
           <w:rPr>
             <w:rFonts w:ascii="Arial" w:cs="Arial" w:eastAsia="Arial" w:hAnsi="Arial"/>
@@ -17347,7 +17702,7 @@
         </w:rPr>
         <w:t xml:space="preserve"> (</w:t>
       </w:r>
-      <w:hyperlink w:history="1" r:id="rIdpyahujjij3kopjbxw5l8u">
+      <w:hyperlink w:history="1" r:id="rIddsovin-3xpgwezpycm3l8">
         <w:r>
           <w:rPr>
             <w:rFonts w:ascii="Arial" w:cs="Arial" w:eastAsia="Arial" w:hAnsi="Arial"/>
@@ -17407,6 +17762,7 @@
           </w:tcPr>
           <w:p>
             <w:pPr>
+              <w:keepNext w:val="false"/>
               <w:spacing w:after="40" w:before="0"/>
               <w:jc w:val="center"/>
             </w:pPr>
@@ -17442,6 +17798,7 @@
           </w:tcPr>
           <w:p>
             <w:pPr>
+              <w:keepNext w:val="false"/>
               <w:spacing w:after="40" w:before="0"/>
               <w:jc w:val="center"/>
             </w:pPr>
@@ -17476,6 +17833,7 @@
           </w:tcPr>
           <w:p>
             <w:pPr>
+              <w:keepNext w:val="false"/>
               <w:spacing w:after="40" w:before="0"/>
               <w:jc w:val="left"/>
             </w:pPr>
@@ -17508,6 +17866,7 @@
           </w:tcPr>
           <w:p>
             <w:pPr>
+              <w:keepNext w:val="false"/>
               <w:spacing w:after="40" w:before="0"/>
               <w:jc w:val="left"/>
             </w:pPr>
@@ -17542,6 +17901,7 @@
           </w:tcPr>
           <w:p>
             <w:pPr>
+              <w:keepNext w:val="false"/>
               <w:spacing w:after="40" w:before="0"/>
               <w:jc w:val="left"/>
             </w:pPr>
@@ -17574,6 +17934,7 @@
           </w:tcPr>
           <w:p>
             <w:pPr>
+              <w:keepNext w:val="false"/>
               <w:spacing w:after="40" w:before="0"/>
               <w:jc w:val="left"/>
             </w:pPr>
@@ -17608,6 +17969,7 @@
           </w:tcPr>
           <w:p>
             <w:pPr>
+              <w:keepNext w:val="false"/>
               <w:spacing w:after="40" w:before="0"/>
               <w:jc w:val="left"/>
             </w:pPr>
@@ -17640,6 +18002,7 @@
           </w:tcPr>
           <w:p>
             <w:pPr>
+              <w:keepNext w:val="false"/>
               <w:spacing w:after="40" w:before="0"/>
               <w:jc w:val="left"/>
             </w:pPr>
@@ -17674,6 +18037,7 @@
           </w:tcPr>
           <w:p>
             <w:pPr>
+              <w:keepNext w:val="false"/>
               <w:spacing w:after="40" w:before="0"/>
               <w:jc w:val="left"/>
             </w:pPr>
@@ -17706,6 +18070,7 @@
           </w:tcPr>
           <w:p>
             <w:pPr>
+              <w:keepNext w:val="false"/>
               <w:spacing w:after="40" w:before="0"/>
               <w:jc w:val="left"/>
             </w:pPr>
@@ -17740,6 +18105,7 @@
           </w:tcPr>
           <w:p>
             <w:pPr>
+              <w:keepNext w:val="false"/>
               <w:spacing w:after="40" w:before="0"/>
               <w:jc w:val="left"/>
             </w:pPr>
@@ -17772,6 +18138,7 @@
           </w:tcPr>
           <w:p>
             <w:pPr>
+              <w:keepNext w:val="false"/>
               <w:spacing w:after="40" w:before="0"/>
               <w:jc w:val="left"/>
             </w:pPr>
@@ -17806,6 +18173,7 @@
           </w:tcPr>
           <w:p>
             <w:pPr>
+              <w:keepNext w:val="false"/>
               <w:spacing w:after="40" w:before="0"/>
               <w:jc w:val="left"/>
             </w:pPr>
@@ -17838,6 +18206,7 @@
           </w:tcPr>
           <w:p>
             <w:pPr>
+              <w:keepNext w:val="false"/>
               <w:spacing w:after="40" w:before="0"/>
               <w:jc w:val="left"/>
             </w:pPr>
@@ -17872,6 +18241,7 @@
           </w:tcPr>
           <w:p>
             <w:pPr>
+              <w:keepNext w:val="false"/>
               <w:spacing w:after="40" w:before="0"/>
               <w:jc w:val="left"/>
             </w:pPr>
@@ -17904,6 +18274,7 @@
           </w:tcPr>
           <w:p>
             <w:pPr>
+              <w:keepNext w:val="false"/>
               <w:spacing w:after="40" w:before="0"/>
               <w:jc w:val="left"/>
             </w:pPr>
@@ -17938,6 +18309,7 @@
           </w:tcPr>
           <w:p>
             <w:pPr>
+              <w:keepNext w:val="false"/>
               <w:spacing w:after="40" w:before="0"/>
               <w:jc w:val="left"/>
             </w:pPr>
@@ -17970,6 +18342,7 @@
           </w:tcPr>
           <w:p>
             <w:pPr>
+              <w:keepNext w:val="false"/>
               <w:spacing w:after="40" w:before="0"/>
               <w:jc w:val="left"/>
             </w:pPr>
@@ -18029,6 +18402,7 @@
           </w:tcPr>
           <w:p>
             <w:pPr>
+              <w:keepNext w:val="false"/>
               <w:spacing w:after="40" w:before="0"/>
               <w:jc w:val="center"/>
             </w:pPr>
@@ -18063,6 +18437,7 @@
           </w:tcPr>
           <w:p>
             <w:pPr>
+              <w:keepNext w:val="false"/>
               <w:spacing w:after="40" w:before="0"/>
               <w:jc w:val="left"/>
             </w:pPr>
@@ -18127,6 +18502,7 @@
           </w:tcPr>
           <w:p>
             <w:pPr>
+              <w:keepNext w:val="false"/>
               <w:spacing w:after="40" w:before="0"/>
               <w:jc w:val="center"/>
             </w:pPr>
@@ -18161,6 +18537,7 @@
           </w:tcPr>
           <w:p>
             <w:pPr>
+              <w:keepNext w:val="false"/>
               <w:spacing w:after="40" w:before="0"/>
               <w:jc w:val="left"/>
             </w:pPr>
@@ -18193,6 +18570,7 @@
           </w:tcPr>
           <w:p>
             <w:pPr>
+              <w:keepNext w:val="false"/>
               <w:spacing w:after="40" w:before="0"/>
               <w:jc w:val="left"/>
             </w:pPr>
@@ -18225,6 +18603,7 @@
           </w:tcPr>
           <w:p>
             <w:pPr>
+              <w:keepNext w:val="false"/>
               <w:spacing w:after="40" w:before="0"/>
               <w:jc w:val="left"/>
             </w:pPr>
@@ -18257,6 +18636,7 @@
           </w:tcPr>
           <w:p>
             <w:pPr>
+              <w:keepNext w:val="false"/>
               <w:spacing w:after="40" w:before="0"/>
               <w:jc w:val="left"/>
             </w:pPr>
@@ -18289,6 +18669,7 @@
           </w:tcPr>
           <w:p>
             <w:pPr>
+              <w:keepNext w:val="false"/>
               <w:spacing w:after="40" w:before="0"/>
               <w:jc w:val="left"/>
             </w:pPr>
@@ -18323,6 +18704,7 @@
           </w:tcPr>
           <w:p>
             <w:pPr>
+              <w:keepNext w:val="false"/>
               <w:spacing w:after="40" w:before="0"/>
               <w:jc w:val="left"/>
             </w:pPr>
@@ -18360,7 +18742,7 @@
             <w:pPr>
               <w:spacing w:after="20" w:before="0"/>
             </w:pPr>
-            <w:hyperlink w:history="1" r:id="rIdkymukqmaxt8yis6gf54xy">
+            <w:hyperlink w:history="1" r:id="rIdhkmefxa5a2fnf5cvh3d0o">
               <w:r>
                 <w:rPr>
                   <w:rFonts w:ascii="Arial" w:cs="Arial" w:eastAsia="Arial" w:hAnsi="Arial"/>
@@ -18393,7 +18775,7 @@
               <w:spacing w:after="10" w:before="0"/>
               <w:ind w:left="120"/>
             </w:pPr>
-            <w:hyperlink w:history="1" r:id="rIdoydzgfln-0a68mo5brnow">
+            <w:hyperlink w:history="1" r:id="rId9auiv4x72lnoztxtltnru">
               <w:r>
                 <w:rPr>
                   <w:rFonts w:ascii="Arial" w:cs="Arial" w:eastAsia="Arial" w:hAnsi="Arial"/>
@@ -18438,7 +18820,7 @@
             <w:pPr>
               <w:spacing w:after="20" w:before="0"/>
             </w:pPr>
-            <w:hyperlink w:history="1" r:id="rIdgargeassqgfgz_efkfehw">
+            <w:hyperlink w:history="1" r:id="rIditusxsinugl8l2q5mhkhh">
               <w:r>
                 <w:rPr>
                   <w:rFonts w:ascii="Arial" w:cs="Arial" w:eastAsia="Arial" w:hAnsi="Arial"/>
@@ -18471,7 +18853,7 @@
               <w:spacing w:after="10" w:before="0"/>
               <w:ind w:left="120"/>
             </w:pPr>
-            <w:hyperlink w:history="1" r:id="rIdfdwlk5vdaguwc2nupckse">
+            <w:hyperlink w:history="1" r:id="rIdnsjnuld3mjlgatpnvo-iu">
               <w:r>
                 <w:rPr>
                   <w:rFonts w:ascii="Arial" w:cs="Arial" w:eastAsia="Arial" w:hAnsi="Arial"/>
@@ -18499,6 +18881,7 @@
           </w:tcPr>
           <w:p>
             <w:pPr>
+              <w:keepNext w:val="false"/>
               <w:spacing w:after="40" w:before="0"/>
               <w:jc w:val="left"/>
             </w:pPr>
@@ -18531,6 +18914,7 @@
           </w:tcPr>
           <w:p>
             <w:pPr>
+              <w:keepNext w:val="false"/>
               <w:spacing w:after="40" w:before="0"/>
               <w:jc w:val="left"/>
             </w:pPr>
@@ -18563,6 +18947,7 @@
           </w:tcPr>
           <w:p>
             <w:pPr>
+              <w:keepNext w:val="false"/>
               <w:spacing w:after="40" w:before="0"/>
               <w:jc w:val="left"/>
             </w:pPr>
@@ -18595,6 +18980,7 @@
           </w:tcPr>
           <w:p>
             <w:pPr>
+              <w:keepNext w:val="false"/>
               <w:spacing w:after="40" w:before="0"/>
               <w:jc w:val="left"/>
             </w:pPr>
@@ -18629,6 +19015,7 @@
           </w:tcPr>
           <w:p>
             <w:pPr>
+              <w:keepNext w:val="false"/>
               <w:spacing w:after="40" w:before="0"/>
               <w:jc w:val="left"/>
             </w:pPr>
@@ -18666,7 +19053,7 @@
             <w:pPr>
               <w:spacing w:after="20" w:before="0"/>
             </w:pPr>
-            <w:hyperlink w:history="1" r:id="rIdnn7ok9mhn6skq-0pmq0e-">
+            <w:hyperlink w:history="1" r:id="rIdmvjhe4ys0rrnagy29gdlm">
               <w:r>
                 <w:rPr>
                   <w:rFonts w:ascii="Arial" w:cs="Arial" w:eastAsia="Arial" w:hAnsi="Arial"/>
@@ -18699,7 +19086,7 @@
               <w:spacing w:after="10" w:before="0"/>
               <w:ind w:left="120"/>
             </w:pPr>
-            <w:hyperlink w:history="1" r:id="rIdkzhyj1qesu7gi8tjlnojc">
+            <w:hyperlink w:history="1" r:id="rIdocoimm6cwbyszdlncztlg">
               <w:r>
                 <w:rPr>
                   <w:rFonts w:ascii="Arial" w:cs="Arial" w:eastAsia="Arial" w:hAnsi="Arial"/>
@@ -18744,7 +19131,7 @@
             <w:pPr>
               <w:spacing w:after="20" w:before="0"/>
             </w:pPr>
-            <w:hyperlink w:history="1" r:id="rIdudu5jszu2uwnpioq-hikk">
+            <w:hyperlink w:history="1" r:id="rIdxzeumelwn1s8dnioekhdp">
               <w:r>
                 <w:rPr>
                   <w:rFonts w:ascii="Arial" w:cs="Arial" w:eastAsia="Arial" w:hAnsi="Arial"/>
@@ -18777,7 +19164,7 @@
               <w:spacing w:after="10" w:before="0"/>
               <w:ind w:left="120"/>
             </w:pPr>
-            <w:hyperlink w:history="1" r:id="rId-zv57tfg6228-9hilkmie">
+            <w:hyperlink w:history="1" r:id="rIdwackfnyvqdro1m7f4xq6y">
               <w:r>
                 <w:rPr>
                   <w:rFonts w:ascii="Arial" w:cs="Arial" w:eastAsia="Arial" w:hAnsi="Arial"/>
@@ -18805,6 +19192,7 @@
           </w:tcPr>
           <w:p>
             <w:pPr>
+              <w:keepNext w:val="false"/>
               <w:spacing w:after="40" w:before="0"/>
               <w:jc w:val="left"/>
             </w:pPr>
@@ -18837,6 +19225,7 @@
           </w:tcPr>
           <w:p>
             <w:pPr>
+              <w:keepNext w:val="false"/>
               <w:spacing w:after="40" w:before="0"/>
               <w:jc w:val="left"/>
             </w:pPr>
@@ -18869,6 +19258,7 @@
           </w:tcPr>
           <w:p>
             <w:pPr>
+              <w:keepNext w:val="false"/>
               <w:spacing w:after="40" w:before="0"/>
               <w:jc w:val="left"/>
             </w:pPr>
@@ -18901,6 +19291,7 @@
           </w:tcPr>
           <w:p>
             <w:pPr>
+              <w:keepNext w:val="false"/>
               <w:spacing w:after="40" w:before="0"/>
               <w:jc w:val="left"/>
             </w:pPr>
@@ -18935,6 +19326,7 @@
           </w:tcPr>
           <w:p>
             <w:pPr>
+              <w:keepNext w:val="false"/>
               <w:spacing w:after="40" w:before="0"/>
               <w:jc w:val="left"/>
             </w:pPr>
@@ -18972,7 +19364,7 @@
             <w:pPr>
               <w:spacing w:after="20" w:before="0"/>
             </w:pPr>
-            <w:hyperlink w:history="1" r:id="rIdwqlrzhuvfd19j00zkhbtt">
+            <w:hyperlink w:history="1" r:id="rIde9gmuglhpfhs3qpohlycg">
               <w:r>
                 <w:rPr>
                   <w:rFonts w:ascii="Arial" w:cs="Arial" w:eastAsia="Arial" w:hAnsi="Arial"/>
@@ -19021,7 +19413,7 @@
               <w:spacing w:after="10" w:before="0"/>
               <w:ind w:left="120"/>
             </w:pPr>
-            <w:hyperlink w:history="1" r:id="rIdvqw8kxniebivptunjq3bt">
+            <w:hyperlink w:history="1" r:id="rId2_lu2egyc0oeyzdcqvlaj">
               <w:r>
                 <w:rPr>
                   <w:rFonts w:ascii="Arial" w:cs="Arial" w:eastAsia="Arial" w:hAnsi="Arial"/>
@@ -19066,7 +19458,7 @@
             <w:pPr>
               <w:spacing w:after="20" w:before="0"/>
             </w:pPr>
-            <w:hyperlink w:history="1" r:id="rIdxd_mrsndpy_tkrvgt6yjm">
+            <w:hyperlink w:history="1" r:id="rId3fofcvln0uz9n0tez892z">
               <w:r>
                 <w:rPr>
                   <w:rFonts w:ascii="Arial" w:cs="Arial" w:eastAsia="Arial" w:hAnsi="Arial"/>
@@ -19115,7 +19507,7 @@
               <w:spacing w:after="10" w:before="0"/>
               <w:ind w:left="120"/>
             </w:pPr>
-            <w:hyperlink w:history="1" r:id="rIdirxaf2m8opazrohtcib70">
+            <w:hyperlink w:history="1" r:id="rId1zorajztnxtqg2gi0x7ig">
               <w:r>
                 <w:rPr>
                   <w:rFonts w:ascii="Arial" w:cs="Arial" w:eastAsia="Arial" w:hAnsi="Arial"/>
@@ -19143,6 +19535,7 @@
           </w:tcPr>
           <w:p>
             <w:pPr>
+              <w:keepNext w:val="false"/>
               <w:spacing w:after="40" w:before="0"/>
               <w:jc w:val="left"/>
             </w:pPr>
@@ -19175,6 +19568,7 @@
           </w:tcPr>
           <w:p>
             <w:pPr>
+              <w:keepNext w:val="false"/>
               <w:spacing w:after="40" w:before="0"/>
               <w:jc w:val="left"/>
             </w:pPr>
@@ -19207,6 +19601,7 @@
           </w:tcPr>
           <w:p>
             <w:pPr>
+              <w:keepNext w:val="false"/>
               <w:spacing w:after="40" w:before="0"/>
               <w:jc w:val="left"/>
             </w:pPr>
@@ -19239,6 +19634,7 @@
           </w:tcPr>
           <w:p>
             <w:pPr>
+              <w:keepNext w:val="false"/>
               <w:spacing w:after="40" w:before="0"/>
               <w:jc w:val="left"/>
             </w:pPr>
@@ -19273,6 +19669,7 @@
           </w:tcPr>
           <w:p>
             <w:pPr>
+              <w:keepNext w:val="false"/>
               <w:spacing w:after="40" w:before="0"/>
               <w:jc w:val="left"/>
             </w:pPr>
@@ -19310,7 +19707,7 @@
             <w:pPr>
               <w:spacing w:after="20" w:before="0"/>
             </w:pPr>
-            <w:hyperlink w:history="1" r:id="rId8os80yyn3eyvfzji7_cu_">
+            <w:hyperlink w:history="1" r:id="rIdezqnriic4i7vbtpq7x1ra">
               <w:r>
                 <w:rPr>
                   <w:rFonts w:ascii="Arial" w:cs="Arial" w:eastAsia="Arial" w:hAnsi="Arial"/>
@@ -19359,7 +19756,7 @@
               <w:spacing w:after="10" w:before="0"/>
               <w:ind w:left="120"/>
             </w:pPr>
-            <w:hyperlink w:history="1" r:id="rIdjauwr6tvdpckvgxhfitif">
+            <w:hyperlink w:history="1" r:id="rIdjdhhmm-bqpl6vsn5y9-tg">
               <w:r>
                 <w:rPr>
                   <w:rFonts w:ascii="Arial" w:cs="Arial" w:eastAsia="Arial" w:hAnsi="Arial"/>
@@ -19404,7 +19801,7 @@
             <w:pPr>
               <w:spacing w:after="20" w:before="0"/>
             </w:pPr>
-            <w:hyperlink w:history="1" r:id="rIdcu0qinot5bsdn-0hikyzh">
+            <w:hyperlink w:history="1" r:id="rId7ijxbugq8beb8joihpiau">
               <w:r>
                 <w:rPr>
                   <w:rFonts w:ascii="Arial" w:cs="Arial" w:eastAsia="Arial" w:hAnsi="Arial"/>
@@ -19453,7 +19850,7 @@
               <w:spacing w:after="10" w:before="0"/>
               <w:ind w:left="120"/>
             </w:pPr>
-            <w:hyperlink w:history="1" r:id="rId3bqrqvm7diu8ih2g90z9f">
+            <w:hyperlink w:history="1" r:id="rId4krqiev5xa_lb4tzq-7t2">
               <w:r>
                 <w:rPr>
                   <w:rFonts w:ascii="Arial" w:cs="Arial" w:eastAsia="Arial" w:hAnsi="Arial"/>
@@ -19481,6 +19878,7 @@
           </w:tcPr>
           <w:p>
             <w:pPr>
+              <w:keepNext w:val="false"/>
               <w:spacing w:after="40" w:before="0"/>
               <w:jc w:val="left"/>
             </w:pPr>
@@ -19513,6 +19911,7 @@
           </w:tcPr>
           <w:p>
             <w:pPr>
+              <w:keepNext w:val="false"/>
               <w:spacing w:after="40" w:before="0"/>
               <w:jc w:val="left"/>
             </w:pPr>
@@ -19545,6 +19944,7 @@
           </w:tcPr>
           <w:p>
             <w:pPr>
+              <w:keepNext w:val="false"/>
               <w:spacing w:after="40" w:before="0"/>
               <w:jc w:val="left"/>
             </w:pPr>
@@ -19577,6 +19977,7 @@
           </w:tcPr>
           <w:p>
             <w:pPr>
+              <w:keepNext w:val="false"/>
               <w:spacing w:after="40" w:before="0"/>
               <w:jc w:val="left"/>
             </w:pPr>
@@ -19611,6 +20012,7 @@
           </w:tcPr>
           <w:p>
             <w:pPr>
+              <w:keepNext w:val="false"/>
               <w:spacing w:after="40" w:before="0"/>
               <w:jc w:val="left"/>
             </w:pPr>
@@ -19648,7 +20050,7 @@
             <w:pPr>
               <w:spacing w:after="20" w:before="0"/>
             </w:pPr>
-            <w:hyperlink w:history="1" r:id="rIdox668ihqeq2of7wtjpkrv">
+            <w:hyperlink w:history="1" r:id="rIdbgxa3c-b77gf01cylynw0">
               <w:r>
                 <w:rPr>
                   <w:rFonts w:ascii="Arial" w:cs="Arial" w:eastAsia="Arial" w:hAnsi="Arial"/>
@@ -19697,7 +20099,7 @@
               <w:spacing w:after="10" w:before="0"/>
               <w:ind w:left="120"/>
             </w:pPr>
-            <w:hyperlink w:history="1" r:id="rIdfnclasbfqrs5c5zwaakyu">
+            <w:hyperlink w:history="1" r:id="rIdsyfpemepfmpayygmx5f-h">
               <w:r>
                 <w:rPr>
                   <w:rFonts w:ascii="Arial" w:cs="Arial" w:eastAsia="Arial" w:hAnsi="Arial"/>
@@ -19742,7 +20144,7 @@
             <w:pPr>
               <w:spacing w:after="20" w:before="0"/>
             </w:pPr>
-            <w:hyperlink w:history="1" r:id="rIdyhqsn9ngcanacxlwtosxw">
+            <w:hyperlink w:history="1" r:id="rIdn7uqwnqcsngo37bg24vcv">
               <w:r>
                 <w:rPr>
                   <w:rFonts w:ascii="Arial" w:cs="Arial" w:eastAsia="Arial" w:hAnsi="Arial"/>
@@ -19791,7 +20193,7 @@
               <w:spacing w:after="10" w:before="0"/>
               <w:ind w:left="120"/>
             </w:pPr>
-            <w:hyperlink w:history="1" r:id="rIdr-hsgywur78bc_zo2heyf">
+            <w:hyperlink w:history="1" r:id="rIdaxuam4-byhcn3acaulq6q">
               <w:r>
                 <w:rPr>
                   <w:rFonts w:ascii="Arial" w:cs="Arial" w:eastAsia="Arial" w:hAnsi="Arial"/>
@@ -19819,6 +20221,7 @@
           </w:tcPr>
           <w:p>
             <w:pPr>
+              <w:keepNext w:val="false"/>
               <w:spacing w:after="40" w:before="0"/>
               <w:jc w:val="left"/>
             </w:pPr>
@@ -19851,6 +20254,7 @@
           </w:tcPr>
           <w:p>
             <w:pPr>
+              <w:keepNext w:val="false"/>
               <w:spacing w:after="40" w:before="0"/>
               <w:jc w:val="left"/>
             </w:pPr>
@@ -19883,6 +20287,7 @@
           </w:tcPr>
           <w:p>
             <w:pPr>
+              <w:keepNext w:val="false"/>
               <w:spacing w:after="40" w:before="0"/>
               <w:jc w:val="left"/>
             </w:pPr>
@@ -19915,6 +20320,7 @@
           </w:tcPr>
           <w:p>
             <w:pPr>
+              <w:keepNext w:val="false"/>
               <w:spacing w:after="40" w:before="0"/>
               <w:jc w:val="left"/>
             </w:pPr>
@@ -19974,6 +20380,7 @@
           </w:tcPr>
           <w:p>
             <w:pPr>
+              <w:keepNext w:val="false"/>
               <w:spacing w:after="40" w:before="0"/>
               <w:jc w:val="center"/>
             </w:pPr>
@@ -20008,6 +20415,7 @@
           </w:tcPr>
           <w:p>
             <w:pPr>
+              <w:keepNext w:val="false"/>
               <w:spacing w:after="40" w:before="0"/>
               <w:jc w:val="left"/>
             </w:pPr>
@@ -20069,6 +20477,7 @@
           </w:tcPr>
           <w:p>
             <w:pPr>
+              <w:keepNext w:val="false"/>
               <w:spacing w:after="40" w:before="0"/>
               <w:jc w:val="center"/>
             </w:pPr>
@@ -20103,6 +20512,7 @@
           </w:tcPr>
           <w:p>
             <w:pPr>
+              <w:keepNext w:val="false"/>
               <w:spacing w:after="40" w:before="0"/>
               <w:jc w:val="left"/>
             </w:pPr>
@@ -20135,6 +20545,7 @@
           </w:tcPr>
           <w:p>
             <w:pPr>
+              <w:keepNext w:val="false"/>
               <w:spacing w:after="40" w:before="0"/>
               <w:jc w:val="left"/>
             </w:pPr>
@@ -20169,6 +20580,7 @@
           </w:tcPr>
           <w:p>
             <w:pPr>
+              <w:keepNext w:val="false"/>
               <w:spacing w:after="40" w:before="0"/>
               <w:jc w:val="left"/>
             </w:pPr>
@@ -20201,6 +20613,7 @@
           </w:tcPr>
           <w:p>
             <w:pPr>
+              <w:keepNext w:val="false"/>
               <w:spacing w:after="40" w:before="0"/>
               <w:jc w:val="left"/>
             </w:pPr>
@@ -20235,6 +20648,7 @@
           </w:tcPr>
           <w:p>
             <w:pPr>
+              <w:keepNext w:val="false"/>
               <w:spacing w:after="40" w:before="0"/>
               <w:jc w:val="left"/>
             </w:pPr>
@@ -20267,6 +20681,7 @@
           </w:tcPr>
           <w:p>
             <w:pPr>
+              <w:keepNext w:val="false"/>
               <w:spacing w:after="40" w:before="0"/>
               <w:jc w:val="left"/>
             </w:pPr>
@@ -20303,7 +20718,7 @@
         </w:rPr>
         <w:t xml:space="preserve">© 2026 SeaVuria and ARES. Aligned with KICD objectives. Developed by SeaVuria; technical implementation by ARES (with AI assistance from Claude). Licensed under </w:t>
       </w:r>
-      <w:hyperlink w:history="1" r:id="rIdshhlsivu_xmcvypuiu6ji">
+      <w:hyperlink w:history="1" r:id="rIdmwlntnzhlzxsxw9fmds5j">
         <w:r>
           <w:rPr>
             <w:rFonts w:ascii="Arial" w:cs="Arial" w:eastAsia="Arial" w:hAnsi="Arial"/>
@@ -20324,7 +20739,7 @@
         </w:rPr>
         <w:t xml:space="preserve"> (</w:t>
       </w:r>
-      <w:hyperlink w:history="1" r:id="rId027i6g-docsbkcxfglngb">
+      <w:hyperlink w:history="1" r:id="rIdcu89-djuejlustgh4lwfz">
         <w:r>
           <w:rPr>
             <w:rFonts w:ascii="Arial" w:cs="Arial" w:eastAsia="Arial" w:hAnsi="Arial"/>
@@ -20384,6 +20799,7 @@
           </w:tcPr>
           <w:p>
             <w:pPr>
+              <w:keepNext w:val="false"/>
               <w:spacing w:after="40" w:before="0"/>
               <w:jc w:val="center"/>
             </w:pPr>
@@ -20419,6 +20835,7 @@
           </w:tcPr>
           <w:p>
             <w:pPr>
+              <w:keepNext w:val="false"/>
               <w:spacing w:after="40" w:before="0"/>
               <w:jc w:val="center"/>
             </w:pPr>
@@ -20453,6 +20870,7 @@
           </w:tcPr>
           <w:p>
             <w:pPr>
+              <w:keepNext w:val="false"/>
               <w:spacing w:after="40" w:before="0"/>
               <w:jc w:val="left"/>
             </w:pPr>
@@ -20485,6 +20903,7 @@
           </w:tcPr>
           <w:p>
             <w:pPr>
+              <w:keepNext w:val="false"/>
               <w:spacing w:after="40" w:before="0"/>
               <w:jc w:val="left"/>
             </w:pPr>
@@ -20519,6 +20938,7 @@
           </w:tcPr>
           <w:p>
             <w:pPr>
+              <w:keepNext w:val="false"/>
               <w:spacing w:after="40" w:before="0"/>
               <w:jc w:val="left"/>
             </w:pPr>
@@ -20551,6 +20971,7 @@
           </w:tcPr>
           <w:p>
             <w:pPr>
+              <w:keepNext w:val="false"/>
               <w:spacing w:after="40" w:before="0"/>
               <w:jc w:val="left"/>
             </w:pPr>
@@ -20585,6 +21006,7 @@
           </w:tcPr>
           <w:p>
             <w:pPr>
+              <w:keepNext w:val="false"/>
               <w:spacing w:after="40" w:before="0"/>
               <w:jc w:val="left"/>
             </w:pPr>
@@ -20617,6 +21039,7 @@
           </w:tcPr>
           <w:p>
             <w:pPr>
+              <w:keepNext w:val="false"/>
               <w:spacing w:after="40" w:before="0"/>
               <w:jc w:val="left"/>
             </w:pPr>
@@ -20651,6 +21074,7 @@
           </w:tcPr>
           <w:p>
             <w:pPr>
+              <w:keepNext w:val="false"/>
               <w:spacing w:after="40" w:before="0"/>
               <w:jc w:val="left"/>
             </w:pPr>
@@ -20683,6 +21107,7 @@
           </w:tcPr>
           <w:p>
             <w:pPr>
+              <w:keepNext w:val="false"/>
               <w:spacing w:after="40" w:before="0"/>
               <w:jc w:val="left"/>
             </w:pPr>
@@ -20717,6 +21142,7 @@
           </w:tcPr>
           <w:p>
             <w:pPr>
+              <w:keepNext w:val="false"/>
               <w:spacing w:after="40" w:before="0"/>
               <w:jc w:val="left"/>
             </w:pPr>
@@ -20749,6 +21175,7 @@
           </w:tcPr>
           <w:p>
             <w:pPr>
+              <w:keepNext w:val="false"/>
               <w:spacing w:after="40" w:before="0"/>
               <w:jc w:val="left"/>
             </w:pPr>
@@ -20783,6 +21210,7 @@
           </w:tcPr>
           <w:p>
             <w:pPr>
+              <w:keepNext w:val="false"/>
               <w:spacing w:after="40" w:before="0"/>
               <w:jc w:val="left"/>
             </w:pPr>
@@ -20815,6 +21243,7 @@
           </w:tcPr>
           <w:p>
             <w:pPr>
+              <w:keepNext w:val="false"/>
               <w:spacing w:after="40" w:before="0"/>
               <w:jc w:val="left"/>
             </w:pPr>
@@ -20849,6 +21278,7 @@
           </w:tcPr>
           <w:p>
             <w:pPr>
+              <w:keepNext w:val="false"/>
               <w:spacing w:after="40" w:before="0"/>
               <w:jc w:val="left"/>
             </w:pPr>
@@ -20881,6 +21311,7 @@
           </w:tcPr>
           <w:p>
             <w:pPr>
+              <w:keepNext w:val="false"/>
               <w:spacing w:after="40" w:before="0"/>
               <w:jc w:val="left"/>
             </w:pPr>
@@ -20915,6 +21346,7 @@
           </w:tcPr>
           <w:p>
             <w:pPr>
+              <w:keepNext w:val="false"/>
               <w:spacing w:after="40" w:before="0"/>
               <w:jc w:val="left"/>
             </w:pPr>
@@ -20947,6 +21379,7 @@
           </w:tcPr>
           <w:p>
             <w:pPr>
+              <w:keepNext w:val="false"/>
               <w:spacing w:after="40" w:before="0"/>
               <w:jc w:val="left"/>
             </w:pPr>
@@ -21006,6 +21439,7 @@
           </w:tcPr>
           <w:p>
             <w:pPr>
+              <w:keepNext w:val="false"/>
               <w:spacing w:after="40" w:before="0"/>
               <w:jc w:val="center"/>
             </w:pPr>
@@ -21040,6 +21474,7 @@
           </w:tcPr>
           <w:p>
             <w:pPr>
+              <w:keepNext w:val="false"/>
               <w:spacing w:after="40" w:before="0"/>
               <w:jc w:val="left"/>
             </w:pPr>
@@ -21104,6 +21539,7 @@
           </w:tcPr>
           <w:p>
             <w:pPr>
+              <w:keepNext w:val="false"/>
               <w:spacing w:after="40" w:before="0"/>
               <w:jc w:val="center"/>
             </w:pPr>
@@ -21138,6 +21574,7 @@
           </w:tcPr>
           <w:p>
             <w:pPr>
+              <w:keepNext w:val="false"/>
               <w:spacing w:after="40" w:before="0"/>
               <w:jc w:val="left"/>
             </w:pPr>
@@ -21170,6 +21607,7 @@
           </w:tcPr>
           <w:p>
             <w:pPr>
+              <w:keepNext w:val="false"/>
               <w:spacing w:after="40" w:before="0"/>
               <w:jc w:val="left"/>
             </w:pPr>
@@ -21202,6 +21640,7 @@
           </w:tcPr>
           <w:p>
             <w:pPr>
+              <w:keepNext w:val="false"/>
               <w:spacing w:after="40" w:before="0"/>
               <w:jc w:val="left"/>
             </w:pPr>
@@ -21234,6 +21673,7 @@
           </w:tcPr>
           <w:p>
             <w:pPr>
+              <w:keepNext w:val="false"/>
               <w:spacing w:after="40" w:before="0"/>
               <w:jc w:val="left"/>
             </w:pPr>
@@ -21266,6 +21706,7 @@
           </w:tcPr>
           <w:p>
             <w:pPr>
+              <w:keepNext w:val="false"/>
               <w:spacing w:after="40" w:before="0"/>
               <w:jc w:val="left"/>
             </w:pPr>
@@ -21300,6 +21741,7 @@
           </w:tcPr>
           <w:p>
             <w:pPr>
+              <w:keepNext w:val="false"/>
               <w:spacing w:after="40" w:before="0"/>
               <w:jc w:val="left"/>
             </w:pPr>
@@ -21337,7 +21779,7 @@
             <w:pPr>
               <w:spacing w:after="20" w:before="0"/>
             </w:pPr>
-            <w:hyperlink w:history="1" r:id="rIdgojlinjn7ujqxzvtvqgao">
+            <w:hyperlink w:history="1" r:id="rIdxatvnbh3prqz9h1mwaq61">
               <w:r>
                 <w:rPr>
                   <w:rFonts w:ascii="Arial" w:cs="Arial" w:eastAsia="Arial" w:hAnsi="Arial"/>
@@ -21370,7 +21812,7 @@
               <w:spacing w:after="10" w:before="0"/>
               <w:ind w:left="120"/>
             </w:pPr>
-            <w:hyperlink w:history="1" r:id="rIdxjp3rxfnnivdyd8wcxiyd">
+            <w:hyperlink w:history="1" r:id="rId4uqt4plde2ci64fd87xrk">
               <w:r>
                 <w:rPr>
                   <w:rFonts w:ascii="Arial" w:cs="Arial" w:eastAsia="Arial" w:hAnsi="Arial"/>
@@ -21415,7 +21857,7 @@
             <w:pPr>
               <w:spacing w:after="20" w:before="0"/>
             </w:pPr>
-            <w:hyperlink w:history="1" r:id="rId6tawu_5mf4jr_gh9usu6-">
+            <w:hyperlink w:history="1" r:id="rIdiwh-9d4yeipy14v7cfzxw">
               <w:r>
                 <w:rPr>
                   <w:rFonts w:ascii="Arial" w:cs="Arial" w:eastAsia="Arial" w:hAnsi="Arial"/>
@@ -21448,7 +21890,7 @@
               <w:spacing w:after="10" w:before="0"/>
               <w:ind w:left="120"/>
             </w:pPr>
-            <w:hyperlink w:history="1" r:id="rIdx4ildbwkc5-y9oksrvcsb">
+            <w:hyperlink w:history="1" r:id="rIdig_4s6wfbyidjnknxjrhx">
               <w:r>
                 <w:rPr>
                   <w:rFonts w:ascii="Arial" w:cs="Arial" w:eastAsia="Arial" w:hAnsi="Arial"/>
@@ -21476,6 +21918,7 @@
           </w:tcPr>
           <w:p>
             <w:pPr>
+              <w:keepNext w:val="false"/>
               <w:spacing w:after="40" w:before="0"/>
               <w:jc w:val="left"/>
             </w:pPr>
@@ -21508,6 +21951,7 @@
           </w:tcPr>
           <w:p>
             <w:pPr>
+              <w:keepNext w:val="false"/>
               <w:spacing w:after="40" w:before="0"/>
               <w:jc w:val="left"/>
             </w:pPr>
@@ -21540,6 +21984,7 @@
           </w:tcPr>
           <w:p>
             <w:pPr>
+              <w:keepNext w:val="false"/>
               <w:spacing w:after="40" w:before="0"/>
               <w:jc w:val="left"/>
             </w:pPr>
@@ -21572,6 +22017,7 @@
           </w:tcPr>
           <w:p>
             <w:pPr>
+              <w:keepNext w:val="false"/>
               <w:spacing w:after="40" w:before="0"/>
               <w:jc w:val="left"/>
             </w:pPr>
@@ -21606,6 +22052,7 @@
           </w:tcPr>
           <w:p>
             <w:pPr>
+              <w:keepNext w:val="false"/>
               <w:spacing w:after="40" w:before="0"/>
               <w:jc w:val="left"/>
             </w:pPr>
@@ -21643,7 +22090,7 @@
             <w:pPr>
               <w:spacing w:after="20" w:before="0"/>
             </w:pPr>
-            <w:hyperlink w:history="1" r:id="rId1vmud0j2ged7ru5bdlhkz">
+            <w:hyperlink w:history="1" r:id="rIdgg1s92fpxedtomexy-0ma">
               <w:r>
                 <w:rPr>
                   <w:rFonts w:ascii="Arial" w:cs="Arial" w:eastAsia="Arial" w:hAnsi="Arial"/>
@@ -21676,7 +22123,7 @@
               <w:spacing w:after="10" w:before="0"/>
               <w:ind w:left="120"/>
             </w:pPr>
-            <w:hyperlink w:history="1" r:id="rIdgk8ztik9scq6r8q_gtaqs">
+            <w:hyperlink w:history="1" r:id="rIdg-ytfdt4frkcjs8simnnj">
               <w:r>
                 <w:rPr>
                   <w:rFonts w:ascii="Arial" w:cs="Arial" w:eastAsia="Arial" w:hAnsi="Arial"/>
@@ -21721,7 +22168,7 @@
             <w:pPr>
               <w:spacing w:after="20" w:before="0"/>
             </w:pPr>
-            <w:hyperlink w:history="1" r:id="rId0ha308pxjkzmyp8xaagwn">
+            <w:hyperlink w:history="1" r:id="rId2zefqcefbu3rrqjhcutpy">
               <w:r>
                 <w:rPr>
                   <w:rFonts w:ascii="Arial" w:cs="Arial" w:eastAsia="Arial" w:hAnsi="Arial"/>
@@ -21754,7 +22201,7 @@
               <w:spacing w:after="10" w:before="0"/>
               <w:ind w:left="120"/>
             </w:pPr>
-            <w:hyperlink w:history="1" r:id="rIdzrfdlx2ayz2_8ttpnpr8l">
+            <w:hyperlink w:history="1" r:id="rIdr-frkt14vpbwr-guux38e">
               <w:r>
                 <w:rPr>
                   <w:rFonts w:ascii="Arial" w:cs="Arial" w:eastAsia="Arial" w:hAnsi="Arial"/>
@@ -21782,6 +22229,7 @@
           </w:tcPr>
           <w:p>
             <w:pPr>
+              <w:keepNext w:val="false"/>
               <w:spacing w:after="40" w:before="0"/>
               <w:jc w:val="left"/>
             </w:pPr>
@@ -21814,6 +22262,7 @@
           </w:tcPr>
           <w:p>
             <w:pPr>
+              <w:keepNext w:val="false"/>
               <w:spacing w:after="40" w:before="0"/>
               <w:jc w:val="left"/>
             </w:pPr>
@@ -21846,6 +22295,7 @@
           </w:tcPr>
           <w:p>
             <w:pPr>
+              <w:keepNext w:val="false"/>
               <w:spacing w:after="40" w:before="0"/>
               <w:jc w:val="left"/>
             </w:pPr>
@@ -21878,6 +22328,7 @@
           </w:tcPr>
           <w:p>
             <w:pPr>
+              <w:keepNext w:val="false"/>
               <w:spacing w:after="40" w:before="0"/>
               <w:jc w:val="left"/>
             </w:pPr>
@@ -21912,6 +22363,7 @@
           </w:tcPr>
           <w:p>
             <w:pPr>
+              <w:keepNext w:val="false"/>
               <w:spacing w:after="40" w:before="0"/>
               <w:jc w:val="left"/>
             </w:pPr>
@@ -21949,7 +22401,7 @@
             <w:pPr>
               <w:spacing w:after="20" w:before="0"/>
             </w:pPr>
-            <w:hyperlink w:history="1" r:id="rIdfjquvk3v69z51usn0um2k">
+            <w:hyperlink w:history="1" r:id="rIdsgj04k-6vx7pj-ghxfz74">
               <w:r>
                 <w:rPr>
                   <w:rFonts w:ascii="Arial" w:cs="Arial" w:eastAsia="Arial" w:hAnsi="Arial"/>
@@ -21998,7 +22450,7 @@
               <w:spacing w:after="10" w:before="0"/>
               <w:ind w:left="120"/>
             </w:pPr>
-            <w:hyperlink w:history="1" r:id="rIdxi0nhmb5lbkpl5z_mvxnd">
+            <w:hyperlink w:history="1" r:id="rIdoxjkevjbe4ilvzd2jdfwe">
               <w:r>
                 <w:rPr>
                   <w:rFonts w:ascii="Arial" w:cs="Arial" w:eastAsia="Arial" w:hAnsi="Arial"/>
@@ -22043,7 +22495,7 @@
             <w:pPr>
               <w:spacing w:after="20" w:before="0"/>
             </w:pPr>
-            <w:hyperlink w:history="1" r:id="rId2xc40uxppb1ffgaqnz4ab">
+            <w:hyperlink w:history="1" r:id="rIdzqqltdbclzwwmp6geoqye">
               <w:r>
                 <w:rPr>
                   <w:rFonts w:ascii="Arial" w:cs="Arial" w:eastAsia="Arial" w:hAnsi="Arial"/>
@@ -22092,7 +22544,7 @@
               <w:spacing w:after="10" w:before="0"/>
               <w:ind w:left="120"/>
             </w:pPr>
-            <w:hyperlink w:history="1" r:id="rId-m5mmf3e_w7m5yzu6wjiw">
+            <w:hyperlink w:history="1" r:id="rIdikglcl1xyzgm_e6x5i8er">
               <w:r>
                 <w:rPr>
                   <w:rFonts w:ascii="Arial" w:cs="Arial" w:eastAsia="Arial" w:hAnsi="Arial"/>
@@ -22120,6 +22572,7 @@
           </w:tcPr>
           <w:p>
             <w:pPr>
+              <w:keepNext w:val="false"/>
               <w:spacing w:after="40" w:before="0"/>
               <w:jc w:val="left"/>
             </w:pPr>
@@ -22152,6 +22605,7 @@
           </w:tcPr>
           <w:p>
             <w:pPr>
+              <w:keepNext w:val="false"/>
               <w:spacing w:after="40" w:before="0"/>
               <w:jc w:val="left"/>
             </w:pPr>
@@ -22184,6 +22638,7 @@
           </w:tcPr>
           <w:p>
             <w:pPr>
+              <w:keepNext w:val="false"/>
               <w:spacing w:after="40" w:before="0"/>
               <w:jc w:val="left"/>
             </w:pPr>
@@ -22216,6 +22671,7 @@
           </w:tcPr>
           <w:p>
             <w:pPr>
+              <w:keepNext w:val="false"/>
               <w:spacing w:after="40" w:before="0"/>
               <w:jc w:val="left"/>
             </w:pPr>
@@ -22250,6 +22706,7 @@
           </w:tcPr>
           <w:p>
             <w:pPr>
+              <w:keepNext w:val="false"/>
               <w:spacing w:after="40" w:before="0"/>
               <w:jc w:val="left"/>
             </w:pPr>
@@ -22287,7 +22744,7 @@
             <w:pPr>
               <w:spacing w:after="20" w:before="0"/>
             </w:pPr>
-            <w:hyperlink w:history="1" r:id="rIdmhlgtb45os-pkakvbhkwn">
+            <w:hyperlink w:history="1" r:id="rIdk0jux3tdod-n7xm-ijtr4">
               <w:r>
                 <w:rPr>
                   <w:rFonts w:ascii="Arial" w:cs="Arial" w:eastAsia="Arial" w:hAnsi="Arial"/>
@@ -22336,7 +22793,7 @@
               <w:spacing w:after="10" w:before="0"/>
               <w:ind w:left="120"/>
             </w:pPr>
-            <w:hyperlink w:history="1" r:id="rIdhez7tjius_1lcuy-2rxaf">
+            <w:hyperlink w:history="1" r:id="rIdpya7nc8nasx80fou17zpr">
               <w:r>
                 <w:rPr>
                   <w:rFonts w:ascii="Arial" w:cs="Arial" w:eastAsia="Arial" w:hAnsi="Arial"/>
@@ -22381,7 +22838,7 @@
             <w:pPr>
               <w:spacing w:after="20" w:before="0"/>
             </w:pPr>
-            <w:hyperlink w:history="1" r:id="rIdywgs57j-ezyw5p4r4zyct">
+            <w:hyperlink w:history="1" r:id="rIdpcfrthotlvdv0iildcerk">
               <w:r>
                 <w:rPr>
                   <w:rFonts w:ascii="Arial" w:cs="Arial" w:eastAsia="Arial" w:hAnsi="Arial"/>
@@ -22430,7 +22887,7 @@
               <w:spacing w:after="10" w:before="0"/>
               <w:ind w:left="120"/>
             </w:pPr>
-            <w:hyperlink w:history="1" r:id="rIdyoa4weucbtdxnmkjb3pxi">
+            <w:hyperlink w:history="1" r:id="rIdwdh9jlwru2z6ohkmiezgk">
               <w:r>
                 <w:rPr>
                   <w:rFonts w:ascii="Arial" w:cs="Arial" w:eastAsia="Arial" w:hAnsi="Arial"/>
@@ -22458,6 +22915,7 @@
           </w:tcPr>
           <w:p>
             <w:pPr>
+              <w:keepNext w:val="false"/>
               <w:spacing w:after="40" w:before="0"/>
               <w:jc w:val="left"/>
             </w:pPr>
@@ -22490,6 +22948,7 @@
           </w:tcPr>
           <w:p>
             <w:pPr>
+              <w:keepNext w:val="false"/>
               <w:spacing w:after="40" w:before="0"/>
               <w:jc w:val="left"/>
             </w:pPr>
@@ -22522,6 +22981,7 @@
           </w:tcPr>
           <w:p>
             <w:pPr>
+              <w:keepNext w:val="false"/>
               <w:spacing w:after="40" w:before="0"/>
               <w:jc w:val="left"/>
             </w:pPr>
@@ -22554,6 +23014,7 @@
           </w:tcPr>
           <w:p>
             <w:pPr>
+              <w:keepNext w:val="false"/>
               <w:spacing w:after="40" w:before="0"/>
               <w:jc w:val="left"/>
             </w:pPr>
@@ -22588,6 +23049,7 @@
           </w:tcPr>
           <w:p>
             <w:pPr>
+              <w:keepNext w:val="false"/>
               <w:spacing w:after="40" w:before="0"/>
               <w:jc w:val="left"/>
             </w:pPr>
@@ -22625,7 +23087,7 @@
             <w:pPr>
               <w:spacing w:after="20" w:before="0"/>
             </w:pPr>
-            <w:hyperlink w:history="1" r:id="rIdnbuunvjuslh4faevgxwmn">
+            <w:hyperlink w:history="1" r:id="rIdjddas80r7pu20eu9kwyix">
               <w:r>
                 <w:rPr>
                   <w:rFonts w:ascii="Arial" w:cs="Arial" w:eastAsia="Arial" w:hAnsi="Arial"/>
@@ -22674,7 +23136,7 @@
               <w:spacing w:after="10" w:before="0"/>
               <w:ind w:left="120"/>
             </w:pPr>
-            <w:hyperlink w:history="1" r:id="rIdsdsgzw3s7-acjaktxjrfy">
+            <w:hyperlink w:history="1" r:id="rId1j375euzw1bcqxsm9apgw">
               <w:r>
                 <w:rPr>
                   <w:rFonts w:ascii="Arial" w:cs="Arial" w:eastAsia="Arial" w:hAnsi="Arial"/>
@@ -22719,7 +23181,7 @@
             <w:pPr>
               <w:spacing w:after="20" w:before="0"/>
             </w:pPr>
-            <w:hyperlink w:history="1" r:id="rIdrt9ruym7wzueveiho0mte">
+            <w:hyperlink w:history="1" r:id="rId5ylcpxkdc7by8kizclmd5">
               <w:r>
                 <w:rPr>
                   <w:rFonts w:ascii="Arial" w:cs="Arial" w:eastAsia="Arial" w:hAnsi="Arial"/>
@@ -22768,7 +23230,7 @@
               <w:spacing w:after="10" w:before="0"/>
               <w:ind w:left="120"/>
             </w:pPr>
-            <w:hyperlink w:history="1" r:id="rIdx5v97-mrlt3yrv8dxr6as">
+            <w:hyperlink w:history="1" r:id="rIduevh_2e8hjzp9tyjid51v">
               <w:r>
                 <w:rPr>
                   <w:rFonts w:ascii="Arial" w:cs="Arial" w:eastAsia="Arial" w:hAnsi="Arial"/>
@@ -22796,6 +23258,7 @@
           </w:tcPr>
           <w:p>
             <w:pPr>
+              <w:keepNext w:val="false"/>
               <w:spacing w:after="40" w:before="0"/>
               <w:jc w:val="left"/>
             </w:pPr>
@@ -22828,6 +23291,7 @@
           </w:tcPr>
           <w:p>
             <w:pPr>
+              <w:keepNext w:val="false"/>
               <w:spacing w:after="40" w:before="0"/>
               <w:jc w:val="left"/>
             </w:pPr>
@@ -22860,6 +23324,7 @@
           </w:tcPr>
           <w:p>
             <w:pPr>
+              <w:keepNext w:val="false"/>
               <w:spacing w:after="40" w:before="0"/>
               <w:jc w:val="left"/>
             </w:pPr>
@@ -22892,6 +23357,7 @@
           </w:tcPr>
           <w:p>
             <w:pPr>
+              <w:keepNext w:val="false"/>
               <w:spacing w:after="40" w:before="0"/>
               <w:jc w:val="left"/>
             </w:pPr>
@@ -22951,6 +23417,7 @@
           </w:tcPr>
           <w:p>
             <w:pPr>
+              <w:keepNext w:val="false"/>
               <w:spacing w:after="40" w:before="0"/>
               <w:jc w:val="center"/>
             </w:pPr>
@@ -22985,6 +23452,7 @@
           </w:tcPr>
           <w:p>
             <w:pPr>
+              <w:keepNext w:val="false"/>
               <w:spacing w:after="40" w:before="0"/>
               <w:jc w:val="left"/>
             </w:pPr>
@@ -23046,6 +23514,7 @@
           </w:tcPr>
           <w:p>
             <w:pPr>
+              <w:keepNext w:val="false"/>
               <w:spacing w:after="40" w:before="0"/>
               <w:jc w:val="center"/>
             </w:pPr>
@@ -23080,6 +23549,7 @@
           </w:tcPr>
           <w:p>
             <w:pPr>
+              <w:keepNext w:val="false"/>
               <w:spacing w:after="40" w:before="0"/>
               <w:jc w:val="left"/>
             </w:pPr>
@@ -23112,6 +23582,7 @@
           </w:tcPr>
           <w:p>
             <w:pPr>
+              <w:keepNext w:val="false"/>
               <w:spacing w:after="40" w:before="0"/>
               <w:jc w:val="left"/>
             </w:pPr>
@@ -23146,6 +23617,7 @@
           </w:tcPr>
           <w:p>
             <w:pPr>
+              <w:keepNext w:val="false"/>
               <w:spacing w:after="40" w:before="0"/>
               <w:jc w:val="left"/>
             </w:pPr>
@@ -23178,6 +23650,7 @@
           </w:tcPr>
           <w:p>
             <w:pPr>
+              <w:keepNext w:val="false"/>
               <w:spacing w:after="40" w:before="0"/>
               <w:jc w:val="left"/>
             </w:pPr>
@@ -23212,6 +23685,7 @@
           </w:tcPr>
           <w:p>
             <w:pPr>
+              <w:keepNext w:val="false"/>
               <w:spacing w:after="40" w:before="0"/>
               <w:jc w:val="left"/>
             </w:pPr>
@@ -23244,6 +23718,7 @@
           </w:tcPr>
           <w:p>
             <w:pPr>
+              <w:keepNext w:val="false"/>
               <w:spacing w:after="40" w:before="0"/>
               <w:jc w:val="left"/>
             </w:pPr>
@@ -23280,7 +23755,7 @@
         </w:rPr>
         <w:t xml:space="preserve">© 2026 SeaVuria and ARES. Aligned with KICD objectives. Developed by SeaVuria; technical implementation by ARES (with AI assistance from Claude). Licensed under </w:t>
       </w:r>
-      <w:hyperlink w:history="1" r:id="rIdrhnq7x2qm15dbug7ldqs_">
+      <w:hyperlink w:history="1" r:id="rIdq3ahx0mbqm8kwjat9sdrc">
         <w:r>
           <w:rPr>
             <w:rFonts w:ascii="Arial" w:cs="Arial" w:eastAsia="Arial" w:hAnsi="Arial"/>
@@ -23301,7 +23776,7 @@
         </w:rPr>
         <w:t xml:space="preserve"> (</w:t>
       </w:r>
-      <w:hyperlink w:history="1" r:id="rIdnj7iu4xy6if_khm-zvzwp">
+      <w:hyperlink w:history="1" r:id="rIdc8zs1-rspo6mbtjdw-73z">
         <w:r>
           <w:rPr>
             <w:rFonts w:ascii="Arial" w:cs="Arial" w:eastAsia="Arial" w:hAnsi="Arial"/>
@@ -23361,6 +23836,7 @@
           </w:tcPr>
           <w:p>
             <w:pPr>
+              <w:keepNext w:val="false"/>
               <w:spacing w:after="40" w:before="0"/>
               <w:jc w:val="center"/>
             </w:pPr>
@@ -23396,6 +23872,7 @@
           </w:tcPr>
           <w:p>
             <w:pPr>
+              <w:keepNext w:val="false"/>
               <w:spacing w:after="40" w:before="0"/>
               <w:jc w:val="center"/>
             </w:pPr>
@@ -23430,6 +23907,7 @@
           </w:tcPr>
           <w:p>
             <w:pPr>
+              <w:keepNext w:val="false"/>
               <w:spacing w:after="40" w:before="0"/>
               <w:jc w:val="left"/>
             </w:pPr>
@@ -23462,6 +23940,7 @@
           </w:tcPr>
           <w:p>
             <w:pPr>
+              <w:keepNext w:val="false"/>
               <w:spacing w:after="40" w:before="0"/>
               <w:jc w:val="left"/>
             </w:pPr>
@@ -23496,6 +23975,7 @@
           </w:tcPr>
           <w:p>
             <w:pPr>
+              <w:keepNext w:val="false"/>
               <w:spacing w:after="40" w:before="0"/>
               <w:jc w:val="left"/>
             </w:pPr>
@@ -23528,6 +24008,7 @@
           </w:tcPr>
           <w:p>
             <w:pPr>
+              <w:keepNext w:val="false"/>
               <w:spacing w:after="40" w:before="0"/>
               <w:jc w:val="left"/>
             </w:pPr>
@@ -23562,6 +24043,7 @@
           </w:tcPr>
           <w:p>
             <w:pPr>
+              <w:keepNext w:val="false"/>
               <w:spacing w:after="40" w:before="0"/>
               <w:jc w:val="left"/>
             </w:pPr>
@@ -23594,6 +24076,7 @@
           </w:tcPr>
           <w:p>
             <w:pPr>
+              <w:keepNext w:val="false"/>
               <w:spacing w:after="40" w:before="0"/>
               <w:jc w:val="left"/>
             </w:pPr>
@@ -23628,6 +24111,7 @@
           </w:tcPr>
           <w:p>
             <w:pPr>
+              <w:keepNext w:val="false"/>
               <w:spacing w:after="40" w:before="0"/>
               <w:jc w:val="left"/>
             </w:pPr>
@@ -23660,6 +24144,7 @@
           </w:tcPr>
           <w:p>
             <w:pPr>
+              <w:keepNext w:val="false"/>
               <w:spacing w:after="40" w:before="0"/>
               <w:jc w:val="left"/>
             </w:pPr>
@@ -23694,6 +24179,7 @@
           </w:tcPr>
           <w:p>
             <w:pPr>
+              <w:keepNext w:val="false"/>
               <w:spacing w:after="40" w:before="0"/>
               <w:jc w:val="left"/>
             </w:pPr>
@@ -23726,6 +24212,7 @@
           </w:tcPr>
           <w:p>
             <w:pPr>
+              <w:keepNext w:val="false"/>
               <w:spacing w:after="40" w:before="0"/>
               <w:jc w:val="left"/>
             </w:pPr>
@@ -23760,6 +24247,7 @@
           </w:tcPr>
           <w:p>
             <w:pPr>
+              <w:keepNext w:val="false"/>
               <w:spacing w:after="40" w:before="0"/>
               <w:jc w:val="left"/>
             </w:pPr>
@@ -23792,6 +24280,7 @@
           </w:tcPr>
           <w:p>
             <w:pPr>
+              <w:keepNext w:val="false"/>
               <w:spacing w:after="40" w:before="0"/>
               <w:jc w:val="left"/>
             </w:pPr>
@@ -23826,6 +24315,7 @@
           </w:tcPr>
           <w:p>
             <w:pPr>
+              <w:keepNext w:val="false"/>
               <w:spacing w:after="40" w:before="0"/>
               <w:jc w:val="left"/>
             </w:pPr>
@@ -23858,6 +24348,7 @@
           </w:tcPr>
           <w:p>
             <w:pPr>
+              <w:keepNext w:val="false"/>
               <w:spacing w:after="40" w:before="0"/>
               <w:jc w:val="left"/>
             </w:pPr>
@@ -23892,6 +24383,7 @@
           </w:tcPr>
           <w:p>
             <w:pPr>
+              <w:keepNext w:val="false"/>
               <w:spacing w:after="40" w:before="0"/>
               <w:jc w:val="left"/>
             </w:pPr>
@@ -23924,6 +24416,7 @@
           </w:tcPr>
           <w:p>
             <w:pPr>
+              <w:keepNext w:val="false"/>
               <w:spacing w:after="40" w:before="0"/>
               <w:jc w:val="left"/>
             </w:pPr>
@@ -23983,6 +24476,7 @@
           </w:tcPr>
           <w:p>
             <w:pPr>
+              <w:keepNext w:val="false"/>
               <w:spacing w:after="40" w:before="0"/>
               <w:jc w:val="center"/>
             </w:pPr>
@@ -24017,6 +24511,7 @@
           </w:tcPr>
           <w:p>
             <w:pPr>
+              <w:keepNext w:val="false"/>
               <w:spacing w:after="40" w:before="0"/>
               <w:jc w:val="left"/>
             </w:pPr>
@@ -24081,6 +24576,7 @@
           </w:tcPr>
           <w:p>
             <w:pPr>
+              <w:keepNext w:val="false"/>
               <w:spacing w:after="40" w:before="0"/>
               <w:jc w:val="center"/>
             </w:pPr>
@@ -24115,6 +24611,7 @@
           </w:tcPr>
           <w:p>
             <w:pPr>
+              <w:keepNext w:val="false"/>
               <w:spacing w:after="40" w:before="0"/>
               <w:jc w:val="left"/>
             </w:pPr>
@@ -24147,6 +24644,7 @@
           </w:tcPr>
           <w:p>
             <w:pPr>
+              <w:keepNext w:val="false"/>
               <w:spacing w:after="40" w:before="0"/>
               <w:jc w:val="left"/>
             </w:pPr>
@@ -24179,6 +24677,7 @@
           </w:tcPr>
           <w:p>
             <w:pPr>
+              <w:keepNext w:val="false"/>
               <w:spacing w:after="40" w:before="0"/>
               <w:jc w:val="left"/>
             </w:pPr>
@@ -24211,6 +24710,7 @@
           </w:tcPr>
           <w:p>
             <w:pPr>
+              <w:keepNext w:val="false"/>
               <w:spacing w:after="40" w:before="0"/>
               <w:jc w:val="left"/>
             </w:pPr>
@@ -24243,6 +24743,7 @@
           </w:tcPr>
           <w:p>
             <w:pPr>
+              <w:keepNext w:val="false"/>
               <w:spacing w:after="40" w:before="0"/>
               <w:jc w:val="left"/>
             </w:pPr>
@@ -24277,6 +24778,7 @@
           </w:tcPr>
           <w:p>
             <w:pPr>
+              <w:keepNext w:val="false"/>
               <w:spacing w:after="40" w:before="0"/>
               <w:jc w:val="left"/>
             </w:pPr>
@@ -24314,7 +24816,7 @@
             <w:pPr>
               <w:spacing w:after="20" w:before="0"/>
             </w:pPr>
-            <w:hyperlink w:history="1" r:id="rIdyulpay9sl8ezhhywzafq7">
+            <w:hyperlink w:history="1" r:id="rIdbsnjvkpilpjrhdvjoc79k">
               <w:r>
                 <w:rPr>
                   <w:rFonts w:ascii="Arial" w:cs="Arial" w:eastAsia="Arial" w:hAnsi="Arial"/>
@@ -24347,7 +24849,7 @@
               <w:spacing w:after="10" w:before="0"/>
               <w:ind w:left="120"/>
             </w:pPr>
-            <w:hyperlink w:history="1" r:id="rIdqllbxtzycyiksdzjuyl8g">
+            <w:hyperlink w:history="1" r:id="rIdptka9pvgef0f4nj4nxbd_">
               <w:r>
                 <w:rPr>
                   <w:rFonts w:ascii="Arial" w:cs="Arial" w:eastAsia="Arial" w:hAnsi="Arial"/>
@@ -24392,7 +24894,7 @@
             <w:pPr>
               <w:spacing w:after="20" w:before="0"/>
             </w:pPr>
-            <w:hyperlink w:history="1" r:id="rIdow3ohokn1p3kqpalbsmye">
+            <w:hyperlink w:history="1" r:id="rId3qzekf9q14d9ozkesicx_">
               <w:r>
                 <w:rPr>
                   <w:rFonts w:ascii="Arial" w:cs="Arial" w:eastAsia="Arial" w:hAnsi="Arial"/>
@@ -24425,7 +24927,7 @@
               <w:spacing w:after="10" w:before="0"/>
               <w:ind w:left="120"/>
             </w:pPr>
-            <w:hyperlink w:history="1" r:id="rIdyqnri05o0rsed0cxxuqg3">
+            <w:hyperlink w:history="1" r:id="rIdq-xde4vpb0xawaafxympt">
               <w:r>
                 <w:rPr>
                   <w:rFonts w:ascii="Arial" w:cs="Arial" w:eastAsia="Arial" w:hAnsi="Arial"/>
@@ -24453,6 +24955,7 @@
           </w:tcPr>
           <w:p>
             <w:pPr>
+              <w:keepNext w:val="false"/>
               <w:spacing w:after="40" w:before="0"/>
               <w:jc w:val="left"/>
             </w:pPr>
@@ -24472,6 +24975,7 @@
           </w:p>
           <w:p>
             <w:pPr>
+              <w:keepNext w:val="false"/>
               <w:spacing w:after="40" w:before="0"/>
               <w:jc w:val="left"/>
             </w:pPr>
@@ -24491,6 +24995,7 @@
           </w:p>
           <w:p>
             <w:pPr>
+              <w:keepNext w:val="false"/>
               <w:spacing w:after="40" w:before="0"/>
               <w:jc w:val="left"/>
             </w:pPr>
@@ -24510,6 +25015,7 @@
           </w:p>
           <w:p>
             <w:pPr>
+              <w:keepNext w:val="false"/>
               <w:spacing w:after="40" w:before="0"/>
               <w:jc w:val="left"/>
             </w:pPr>
@@ -24529,6 +25035,7 @@
           </w:p>
           <w:p>
             <w:pPr>
+              <w:keepNext w:val="false"/>
               <w:spacing w:after="40" w:before="0"/>
               <w:jc w:val="left"/>
             </w:pPr>
@@ -24548,6 +25055,7 @@
           </w:p>
           <w:p>
             <w:pPr>
+              <w:keepNext w:val="false"/>
               <w:spacing w:after="40" w:before="0"/>
               <w:jc w:val="left"/>
             </w:pPr>
@@ -24567,6 +25075,7 @@
           </w:p>
           <w:p>
             <w:pPr>
+              <w:keepNext w:val="false"/>
               <w:spacing w:after="40" w:before="0"/>
               <w:jc w:val="left"/>
             </w:pPr>
@@ -24586,6 +25095,7 @@
           </w:p>
           <w:p>
             <w:pPr>
+              <w:keepNext w:val="false"/>
               <w:spacing w:after="40" w:before="0"/>
               <w:jc w:val="left"/>
             </w:pPr>
@@ -24605,6 +25115,7 @@
           </w:p>
           <w:p>
             <w:pPr>
+              <w:keepNext w:val="false"/>
               <w:spacing w:after="40" w:before="0"/>
               <w:jc w:val="left"/>
             </w:pPr>
@@ -24637,6 +25148,7 @@
           </w:tcPr>
           <w:p>
             <w:pPr>
+              <w:keepNext w:val="false"/>
               <w:spacing w:after="40" w:before="0"/>
               <w:jc w:val="left"/>
             </w:pPr>
@@ -24656,6 +25168,7 @@
           </w:p>
           <w:p>
             <w:pPr>
+              <w:keepNext w:val="false"/>
               <w:spacing w:after="40" w:before="0"/>
               <w:jc w:val="left"/>
             </w:pPr>
@@ -24675,6 +25188,7 @@
           </w:p>
           <w:p>
             <w:pPr>
+              <w:keepNext w:val="false"/>
               <w:spacing w:after="40" w:before="0"/>
               <w:jc w:val="left"/>
             </w:pPr>
@@ -24694,6 +25208,7 @@
           </w:p>
           <w:p>
             <w:pPr>
+              <w:keepNext w:val="false"/>
               <w:spacing w:after="40" w:before="0"/>
               <w:jc w:val="left"/>
             </w:pPr>
@@ -24713,6 +25228,7 @@
           </w:p>
           <w:p>
             <w:pPr>
+              <w:keepNext w:val="false"/>
               <w:spacing w:after="40" w:before="0"/>
               <w:jc w:val="left"/>
             </w:pPr>
@@ -24732,6 +25248,7 @@
           </w:p>
           <w:p>
             <w:pPr>
+              <w:keepNext w:val="false"/>
               <w:spacing w:after="40" w:before="0"/>
               <w:jc w:val="left"/>
             </w:pPr>
@@ -24751,6 +25268,7 @@
           </w:p>
           <w:p>
             <w:pPr>
+              <w:keepNext w:val="false"/>
               <w:spacing w:after="40" w:before="0"/>
               <w:jc w:val="left"/>
             </w:pPr>
@@ -24770,6 +25288,7 @@
           </w:p>
           <w:p>
             <w:pPr>
+              <w:keepNext w:val="false"/>
               <w:spacing w:after="40" w:before="0"/>
               <w:jc w:val="left"/>
             </w:pPr>
@@ -24789,6 +25308,7 @@
           </w:p>
           <w:p>
             <w:pPr>
+              <w:keepNext w:val="false"/>
               <w:spacing w:after="40" w:before="0"/>
               <w:jc w:val="left"/>
             </w:pPr>
@@ -24808,6 +25328,7 @@
           </w:p>
           <w:p>
             <w:pPr>
+              <w:keepNext w:val="false"/>
               <w:spacing w:after="40" w:before="0"/>
               <w:jc w:val="left"/>
             </w:pPr>
@@ -24827,6 +25348,7 @@
           </w:p>
           <w:p>
             <w:pPr>
+              <w:keepNext w:val="false"/>
               <w:spacing w:after="40" w:before="0"/>
               <w:jc w:val="left"/>
             </w:pPr>
@@ -24859,6 +25381,7 @@
           </w:tcPr>
           <w:p>
             <w:pPr>
+              <w:keepNext w:val="false"/>
               <w:spacing w:after="40" w:before="0"/>
               <w:jc w:val="left"/>
             </w:pPr>
@@ -24891,6 +25414,7 @@
           </w:tcPr>
           <w:p>
             <w:pPr>
+              <w:keepNext w:val="false"/>
               <w:spacing w:after="40" w:before="0"/>
               <w:jc w:val="left"/>
             </w:pPr>
@@ -24925,6 +25449,7 @@
           </w:tcPr>
           <w:p>
             <w:pPr>
+              <w:keepNext w:val="false"/>
               <w:spacing w:after="40" w:before="0"/>
               <w:jc w:val="left"/>
             </w:pPr>
@@ -24962,7 +25487,7 @@
             <w:pPr>
               <w:spacing w:after="20" w:before="0"/>
             </w:pPr>
-            <w:hyperlink w:history="1" r:id="rIdelrfe3mvu7zujguyf26cv">
+            <w:hyperlink w:history="1" r:id="rIdi0t5jftrjae78yilhrldc">
               <w:r>
                 <w:rPr>
                   <w:rFonts w:ascii="Arial" w:cs="Arial" w:eastAsia="Arial" w:hAnsi="Arial"/>
@@ -24995,7 +25520,7 @@
               <w:spacing w:after="10" w:before="0"/>
               <w:ind w:left="120"/>
             </w:pPr>
-            <w:hyperlink w:history="1" r:id="rIdtobpb4pq1pygkmviksnur">
+            <w:hyperlink w:history="1" r:id="rId8mbu0zr76lkujswma7zbl">
               <w:r>
                 <w:rPr>
                   <w:rFonts w:ascii="Arial" w:cs="Arial" w:eastAsia="Arial" w:hAnsi="Arial"/>
@@ -25040,7 +25565,7 @@
             <w:pPr>
               <w:spacing w:after="20" w:before="0"/>
             </w:pPr>
-            <w:hyperlink w:history="1" r:id="rId3bssfj8cbzxwgo9uurnxh">
+            <w:hyperlink w:history="1" r:id="rIdyjsei4qhp_jbjmknjksam">
               <w:r>
                 <w:rPr>
                   <w:rFonts w:ascii="Arial" w:cs="Arial" w:eastAsia="Arial" w:hAnsi="Arial"/>
@@ -25073,7 +25598,7 @@
               <w:spacing w:after="10" w:before="0"/>
               <w:ind w:left="120"/>
             </w:pPr>
-            <w:hyperlink w:history="1" r:id="rIdv5md7e8frehpibybrne3k">
+            <w:hyperlink w:history="1" r:id="rIdpgt-nbolfkqhp0xid9jak">
               <w:r>
                 <w:rPr>
                   <w:rFonts w:ascii="Arial" w:cs="Arial" w:eastAsia="Arial" w:hAnsi="Arial"/>
@@ -25101,6 +25626,7 @@
           </w:tcPr>
           <w:p>
             <w:pPr>
+              <w:keepNext w:val="false"/>
               <w:spacing w:after="40" w:before="0"/>
               <w:jc w:val="left"/>
             </w:pPr>
@@ -25120,6 +25646,7 @@
           </w:p>
           <w:p>
             <w:pPr>
+              <w:keepNext w:val="false"/>
               <w:spacing w:after="40" w:before="0"/>
               <w:jc w:val="left"/>
             </w:pPr>
@@ -25139,6 +25666,7 @@
           </w:p>
           <w:p>
             <w:pPr>
+              <w:keepNext w:val="false"/>
               <w:spacing w:after="40" w:before="0"/>
               <w:jc w:val="left"/>
             </w:pPr>
@@ -25158,6 +25686,7 @@
           </w:p>
           <w:p>
             <w:pPr>
+              <w:keepNext w:val="false"/>
               <w:spacing w:after="40" w:before="0"/>
               <w:jc w:val="left"/>
             </w:pPr>
@@ -25177,6 +25706,7 @@
           </w:p>
           <w:p>
             <w:pPr>
+              <w:keepNext w:val="false"/>
               <w:spacing w:after="40" w:before="0"/>
               <w:jc w:val="left"/>
             </w:pPr>
@@ -25196,6 +25726,7 @@
           </w:p>
           <w:p>
             <w:pPr>
+              <w:keepNext w:val="false"/>
               <w:spacing w:after="40" w:before="0"/>
               <w:jc w:val="left"/>
             </w:pPr>
@@ -25215,6 +25746,7 @@
           </w:p>
           <w:p>
             <w:pPr>
+              <w:keepNext w:val="false"/>
               <w:spacing w:after="40" w:before="0"/>
               <w:jc w:val="left"/>
             </w:pPr>
@@ -25234,6 +25766,7 @@
           </w:p>
           <w:p>
             <w:pPr>
+              <w:keepNext w:val="false"/>
               <w:spacing w:after="40" w:before="0"/>
               <w:jc w:val="left"/>
             </w:pPr>
@@ -25253,6 +25786,7 @@
           </w:p>
           <w:p>
             <w:pPr>
+              <w:keepNext w:val="false"/>
               <w:spacing w:after="40" w:before="0"/>
               <w:jc w:val="left"/>
             </w:pPr>
@@ -25272,6 +25806,7 @@
           </w:p>
           <w:p>
             <w:pPr>
+              <w:keepNext w:val="false"/>
               <w:spacing w:after="40" w:before="0"/>
               <w:jc w:val="left"/>
             </w:pPr>
@@ -25291,6 +25826,7 @@
           </w:p>
           <w:p>
             <w:pPr>
+              <w:keepNext w:val="false"/>
               <w:spacing w:after="40" w:before="0"/>
               <w:jc w:val="left"/>
             </w:pPr>
@@ -25310,6 +25846,7 @@
           </w:p>
           <w:p>
             <w:pPr>
+              <w:keepNext w:val="false"/>
               <w:spacing w:after="40" w:before="0"/>
               <w:jc w:val="left"/>
             </w:pPr>
@@ -25329,6 +25866,7 @@
           </w:p>
           <w:p>
             <w:pPr>
+              <w:keepNext w:val="false"/>
               <w:spacing w:after="40" w:before="0"/>
               <w:jc w:val="left"/>
             </w:pPr>
@@ -25348,6 +25886,7 @@
           </w:p>
           <w:p>
             <w:pPr>
+              <w:keepNext w:val="false"/>
               <w:spacing w:after="40" w:before="0"/>
               <w:jc w:val="left"/>
             </w:pPr>
@@ -25367,6 +25906,7 @@
           </w:p>
           <w:p>
             <w:pPr>
+              <w:keepNext w:val="false"/>
               <w:spacing w:after="40" w:before="0"/>
               <w:jc w:val="left"/>
             </w:pPr>
@@ -25386,6 +25926,7 @@
           </w:p>
           <w:p>
             <w:pPr>
+              <w:keepNext w:val="false"/>
               <w:spacing w:after="40" w:before="0"/>
               <w:jc w:val="left"/>
             </w:pPr>
@@ -25405,6 +25946,7 @@
           </w:p>
           <w:p>
             <w:pPr>
+              <w:keepNext w:val="false"/>
               <w:spacing w:after="40" w:before="0"/>
               <w:jc w:val="left"/>
             </w:pPr>
@@ -25424,6 +25966,7 @@
           </w:p>
           <w:p>
             <w:pPr>
+              <w:keepNext w:val="false"/>
               <w:spacing w:after="40" w:before="0"/>
               <w:jc w:val="left"/>
             </w:pPr>
@@ -25443,6 +25986,7 @@
           </w:p>
           <w:p>
             <w:pPr>
+              <w:keepNext w:val="false"/>
               <w:spacing w:after="40" w:before="0"/>
               <w:jc w:val="left"/>
             </w:pPr>
@@ -25462,6 +26006,7 @@
           </w:p>
           <w:p>
             <w:pPr>
+              <w:keepNext w:val="false"/>
               <w:spacing w:after="40" w:before="0"/>
               <w:jc w:val="left"/>
             </w:pPr>
@@ -25481,6 +26026,7 @@
           </w:p>
           <w:p>
             <w:pPr>
+              <w:keepNext w:val="false"/>
               <w:spacing w:after="40" w:before="0"/>
               <w:jc w:val="left"/>
             </w:pPr>
@@ -25513,6 +26059,7 @@
           </w:tcPr>
           <w:p>
             <w:pPr>
+              <w:keepNext w:val="false"/>
               <w:spacing w:after="40" w:before="0"/>
               <w:jc w:val="left"/>
             </w:pPr>
@@ -25532,6 +26079,7 @@
           </w:p>
           <w:p>
             <w:pPr>
+              <w:keepNext w:val="false"/>
               <w:spacing w:after="40" w:before="0"/>
               <w:jc w:val="left"/>
             </w:pPr>
@@ -25551,6 +26099,7 @@
           </w:p>
           <w:p>
             <w:pPr>
+              <w:keepNext w:val="false"/>
               <w:spacing w:after="40" w:before="0"/>
               <w:jc w:val="left"/>
             </w:pPr>
@@ -25570,6 +26119,7 @@
           </w:p>
           <w:p>
             <w:pPr>
+              <w:keepNext w:val="false"/>
               <w:spacing w:after="40" w:before="0"/>
               <w:jc w:val="left"/>
             </w:pPr>
@@ -25589,6 +26139,7 @@
           </w:p>
           <w:p>
             <w:pPr>
+              <w:keepNext w:val="false"/>
               <w:spacing w:after="40" w:before="0"/>
               <w:jc w:val="left"/>
             </w:pPr>
@@ -25608,6 +26159,7 @@
           </w:p>
           <w:p>
             <w:pPr>
+              <w:keepNext w:val="false"/>
               <w:spacing w:after="40" w:before="0"/>
               <w:jc w:val="left"/>
             </w:pPr>
@@ -25627,6 +26179,7 @@
           </w:p>
           <w:p>
             <w:pPr>
+              <w:keepNext w:val="false"/>
               <w:spacing w:after="40" w:before="0"/>
               <w:jc w:val="left"/>
             </w:pPr>
@@ -25646,6 +26199,7 @@
           </w:p>
           <w:p>
             <w:pPr>
+              <w:keepNext w:val="false"/>
               <w:spacing w:after="40" w:before="0"/>
               <w:jc w:val="left"/>
             </w:pPr>
@@ -25665,6 +26219,7 @@
           </w:p>
           <w:p>
             <w:pPr>
+              <w:keepNext w:val="false"/>
               <w:spacing w:after="40" w:before="0"/>
               <w:jc w:val="left"/>
             </w:pPr>
@@ -25684,6 +26239,7 @@
           </w:p>
           <w:p>
             <w:pPr>
+              <w:keepNext w:val="false"/>
               <w:spacing w:after="40" w:before="0"/>
               <w:jc w:val="left"/>
             </w:pPr>
@@ -25703,6 +26259,7 @@
           </w:p>
           <w:p>
             <w:pPr>
+              <w:keepNext w:val="false"/>
               <w:spacing w:after="40" w:before="0"/>
               <w:jc w:val="left"/>
             </w:pPr>
@@ -25722,6 +26279,7 @@
           </w:p>
           <w:p>
             <w:pPr>
+              <w:keepNext w:val="false"/>
               <w:spacing w:after="40" w:before="0"/>
               <w:jc w:val="left"/>
             </w:pPr>
@@ -25741,6 +26299,7 @@
           </w:p>
           <w:p>
             <w:pPr>
+              <w:keepNext w:val="false"/>
               <w:spacing w:after="40" w:before="0"/>
               <w:jc w:val="left"/>
             </w:pPr>
@@ -25760,6 +26319,7 @@
           </w:p>
           <w:p>
             <w:pPr>
+              <w:keepNext w:val="false"/>
               <w:spacing w:after="40" w:before="0"/>
               <w:jc w:val="left"/>
             </w:pPr>
@@ -25792,6 +26352,7 @@
           </w:tcPr>
           <w:p>
             <w:pPr>
+              <w:keepNext w:val="false"/>
               <w:spacing w:after="40" w:before="0"/>
               <w:jc w:val="left"/>
             </w:pPr>
@@ -25824,6 +26385,7 @@
           </w:tcPr>
           <w:p>
             <w:pPr>
+              <w:keepNext w:val="false"/>
               <w:spacing w:after="40" w:before="0"/>
               <w:jc w:val="left"/>
             </w:pPr>
@@ -25843,6 +26405,7 @@
           </w:p>
           <w:p>
             <w:pPr>
+              <w:keepNext w:val="false"/>
               <w:spacing w:after="40" w:before="0"/>
               <w:jc w:val="left"/>
             </w:pPr>
@@ -25862,6 +26425,7 @@
           </w:p>
           <w:p>
             <w:pPr>
+              <w:keepNext w:val="false"/>
               <w:spacing w:after="40" w:before="0"/>
               <w:jc w:val="left"/>
             </w:pPr>
@@ -25881,6 +26445,7 @@
           </w:p>
           <w:p>
             <w:pPr>
+              <w:keepNext w:val="false"/>
               <w:spacing w:after="40" w:before="0"/>
               <w:jc w:val="left"/>
             </w:pPr>
@@ -25915,6 +26480,7 @@
           </w:tcPr>
           <w:p>
             <w:pPr>
+              <w:keepNext w:val="false"/>
               <w:spacing w:after="40" w:before="0"/>
               <w:jc w:val="left"/>
             </w:pPr>
@@ -25952,7 +26518,7 @@
             <w:pPr>
               <w:spacing w:after="20" w:before="0"/>
             </w:pPr>
-            <w:hyperlink w:history="1" r:id="rIdwjdwkmguhjcs9oiwycoa_">
+            <w:hyperlink w:history="1" r:id="rIdlbm-4efz9cbvhoukvxhfj">
               <w:r>
                 <w:rPr>
                   <w:rFonts w:ascii="Arial" w:cs="Arial" w:eastAsia="Arial" w:hAnsi="Arial"/>
@@ -25985,7 +26551,7 @@
               <w:spacing w:after="10" w:before="0"/>
               <w:ind w:left="120"/>
             </w:pPr>
-            <w:hyperlink w:history="1" r:id="rIdacdnjnfyxl6gnzucqhbu0">
+            <w:hyperlink w:history="1" r:id="rIdy_xie9-7nemp6gkpg3ayf">
               <w:r>
                 <w:rPr>
                   <w:rFonts w:ascii="Arial" w:cs="Arial" w:eastAsia="Arial" w:hAnsi="Arial"/>
@@ -26030,7 +26596,7 @@
             <w:pPr>
               <w:spacing w:after="20" w:before="0"/>
             </w:pPr>
-            <w:hyperlink w:history="1" r:id="rIdndxiaywxrtlno4rktdl0x">
+            <w:hyperlink w:history="1" r:id="rId4b9ykakz8bol1hptonmuj">
               <w:r>
                 <w:rPr>
                   <w:rFonts w:ascii="Arial" w:cs="Arial" w:eastAsia="Arial" w:hAnsi="Arial"/>
@@ -26079,7 +26645,7 @@
               <w:spacing w:after="10" w:before="0"/>
               <w:ind w:left="120"/>
             </w:pPr>
-            <w:hyperlink w:history="1" r:id="rId8joamdzbcxx-3-hxjjyn4">
+            <w:hyperlink w:history="1" r:id="rIdirjmu5zkrn6tfy7dljivb">
               <w:r>
                 <w:rPr>
                   <w:rFonts w:ascii="Arial" w:cs="Arial" w:eastAsia="Arial" w:hAnsi="Arial"/>
@@ -26107,6 +26673,7 @@
           </w:tcPr>
           <w:p>
             <w:pPr>
+              <w:keepNext w:val="false"/>
               <w:spacing w:after="40" w:before="0"/>
               <w:jc w:val="left"/>
             </w:pPr>
@@ -26139,6 +26706,7 @@
           </w:tcPr>
           <w:p>
             <w:pPr>
+              <w:keepNext w:val="false"/>
               <w:spacing w:after="40" w:before="0"/>
               <w:jc w:val="left"/>
             </w:pPr>
@@ -26158,6 +26726,7 @@
           </w:p>
           <w:p>
             <w:pPr>
+              <w:keepNext w:val="false"/>
               <w:spacing w:after="40" w:before="0"/>
               <w:jc w:val="left"/>
             </w:pPr>
@@ -26177,6 +26746,7 @@
           </w:p>
           <w:p>
             <w:pPr>
+              <w:keepNext w:val="false"/>
               <w:spacing w:after="40" w:before="0"/>
               <w:jc w:val="left"/>
             </w:pPr>
@@ -26196,6 +26766,7 @@
           </w:p>
           <w:p>
             <w:pPr>
+              <w:keepNext w:val="false"/>
               <w:spacing w:after="40" w:before="0"/>
               <w:jc w:val="left"/>
             </w:pPr>
@@ -26215,6 +26786,7 @@
           </w:p>
           <w:p>
             <w:pPr>
+              <w:keepNext w:val="false"/>
               <w:spacing w:after="40" w:before="0"/>
               <w:jc w:val="left"/>
             </w:pPr>
@@ -26234,6 +26806,7 @@
           </w:p>
           <w:p>
             <w:pPr>
+              <w:keepNext w:val="false"/>
               <w:spacing w:after="40" w:before="0"/>
               <w:jc w:val="left"/>
             </w:pPr>
@@ -26253,6 +26826,7 @@
           </w:p>
           <w:p>
             <w:pPr>
+              <w:keepNext w:val="false"/>
               <w:spacing w:after="40" w:before="0"/>
               <w:jc w:val="left"/>
             </w:pPr>
@@ -26285,6 +26859,7 @@
           </w:tcPr>
           <w:p>
             <w:pPr>
+              <w:keepNext w:val="false"/>
               <w:spacing w:after="40" w:before="0"/>
               <w:jc w:val="left"/>
             </w:pPr>
@@ -26317,6 +26892,7 @@
           </w:tcPr>
           <w:p>
             <w:pPr>
+              <w:keepNext w:val="false"/>
               <w:spacing w:after="40" w:before="0"/>
               <w:jc w:val="left"/>
             </w:pPr>
@@ -26351,6 +26927,7 @@
           </w:tcPr>
           <w:p>
             <w:pPr>
+              <w:keepNext w:val="false"/>
               <w:spacing w:after="40" w:before="0"/>
               <w:jc w:val="left"/>
             </w:pPr>
@@ -26388,7 +26965,7 @@
             <w:pPr>
               <w:spacing w:after="20" w:before="0"/>
             </w:pPr>
-            <w:hyperlink w:history="1" r:id="rIdjc0dyjsldhnvwfdoh7e0h">
+            <w:hyperlink w:history="1" r:id="rId9sy0qnmblp4zzkw1rbksf">
               <w:r>
                 <w:rPr>
                   <w:rFonts w:ascii="Arial" w:cs="Arial" w:eastAsia="Arial" w:hAnsi="Arial"/>
@@ -26421,7 +26998,7 @@
               <w:spacing w:after="10" w:before="0"/>
               <w:ind w:left="120"/>
             </w:pPr>
-            <w:hyperlink w:history="1" r:id="rIdr4mrbzuevq-ssbldm_xf5">
+            <w:hyperlink w:history="1" r:id="rId0gusyzzo8vvyceo8qmnib">
               <w:r>
                 <w:rPr>
                   <w:rFonts w:ascii="Arial" w:cs="Arial" w:eastAsia="Arial" w:hAnsi="Arial"/>
@@ -26466,7 +27043,7 @@
             <w:pPr>
               <w:spacing w:after="20" w:before="0"/>
             </w:pPr>
-            <w:hyperlink w:history="1" r:id="rId_hig23plvo5co40to6-tq">
+            <w:hyperlink w:history="1" r:id="rId0kvle9a1h9zptkbusnaug">
               <w:r>
                 <w:rPr>
                   <w:rFonts w:ascii="Arial" w:cs="Arial" w:eastAsia="Arial" w:hAnsi="Arial"/>
@@ -26515,7 +27092,7 @@
               <w:spacing w:after="10" w:before="0"/>
               <w:ind w:left="120"/>
             </w:pPr>
-            <w:hyperlink w:history="1" r:id="rIdyqvk_rblcosm7t_t_quvo">
+            <w:hyperlink w:history="1" r:id="rIdelmbdmegl3th5oxcg4r-z">
               <w:r>
                 <w:rPr>
                   <w:rFonts w:ascii="Arial" w:cs="Arial" w:eastAsia="Arial" w:hAnsi="Arial"/>
@@ -26543,6 +27120,7 @@
           </w:tcPr>
           <w:p>
             <w:pPr>
+              <w:keepNext w:val="false"/>
               <w:spacing w:after="40" w:before="0"/>
               <w:jc w:val="left"/>
             </w:pPr>
@@ -26575,6 +27153,7 @@
           </w:tcPr>
           <w:p>
             <w:pPr>
+              <w:keepNext w:val="false"/>
               <w:spacing w:after="40" w:before="0"/>
               <w:jc w:val="left"/>
             </w:pPr>
@@ -26594,6 +27173,7 @@
           </w:p>
           <w:p>
             <w:pPr>
+              <w:keepNext w:val="false"/>
               <w:spacing w:after="40" w:before="0"/>
               <w:jc w:val="left"/>
             </w:pPr>
@@ -26613,6 +27193,7 @@
           </w:p>
           <w:p>
             <w:pPr>
+              <w:keepNext w:val="false"/>
               <w:spacing w:after="40" w:before="0"/>
               <w:jc w:val="left"/>
             </w:pPr>
@@ -26632,6 +27213,7 @@
           </w:p>
           <w:p>
             <w:pPr>
+              <w:keepNext w:val="false"/>
               <w:spacing w:after="40" w:before="0"/>
               <w:jc w:val="left"/>
             </w:pPr>
@@ -26651,6 +27233,7 @@
           </w:p>
           <w:p>
             <w:pPr>
+              <w:keepNext w:val="false"/>
               <w:spacing w:after="40" w:before="0"/>
               <w:jc w:val="left"/>
             </w:pPr>
@@ -26670,6 +27253,7 @@
           </w:p>
           <w:p>
             <w:pPr>
+              <w:keepNext w:val="false"/>
               <w:spacing w:after="40" w:before="0"/>
               <w:jc w:val="left"/>
             </w:pPr>
@@ -26689,6 +27273,7 @@
           </w:p>
           <w:p>
             <w:pPr>
+              <w:keepNext w:val="false"/>
               <w:spacing w:after="40" w:before="0"/>
               <w:jc w:val="left"/>
             </w:pPr>
@@ -26721,6 +27306,7 @@
           </w:tcPr>
           <w:p>
             <w:pPr>
+              <w:keepNext w:val="false"/>
               <w:spacing w:after="40" w:before="0"/>
               <w:jc w:val="left"/>
             </w:pPr>
@@ -26753,6 +27339,7 @@
           </w:tcPr>
           <w:p>
             <w:pPr>
+              <w:keepNext w:val="false"/>
               <w:spacing w:after="40" w:before="0"/>
               <w:jc w:val="left"/>
             </w:pPr>
@@ -26787,6 +27374,7 @@
           </w:tcPr>
           <w:p>
             <w:pPr>
+              <w:keepNext w:val="false"/>
               <w:spacing w:after="40" w:before="0"/>
               <w:jc w:val="left"/>
             </w:pPr>
@@ -26824,7 +27412,7 @@
             <w:pPr>
               <w:spacing w:after="20" w:before="0"/>
             </w:pPr>
-            <w:hyperlink w:history="1" r:id="rId0cu09zlyumzhpz8jud4kt">
+            <w:hyperlink w:history="1" r:id="rId-ndq8rdjcczrlf5xevtug">
               <w:r>
                 <w:rPr>
                   <w:rFonts w:ascii="Arial" w:cs="Arial" w:eastAsia="Arial" w:hAnsi="Arial"/>
@@ -26857,7 +27445,7 @@
               <w:spacing w:after="10" w:before="0"/>
               <w:ind w:left="120"/>
             </w:pPr>
-            <w:hyperlink w:history="1" r:id="rId0cjyb9gjut0snxm3flqik">
+            <w:hyperlink w:history="1" r:id="rIdrt4gkbmiouzz48goz1nrg">
               <w:r>
                 <w:rPr>
                   <w:rFonts w:ascii="Arial" w:cs="Arial" w:eastAsia="Arial" w:hAnsi="Arial"/>
@@ -26902,7 +27490,7 @@
             <w:pPr>
               <w:spacing w:after="20" w:before="0"/>
             </w:pPr>
-            <w:hyperlink w:history="1" r:id="rIdpdkjunvnyhya-lp_xvhkp">
+            <w:hyperlink w:history="1" r:id="rIdbsqt4-lugykouf7oegaq9">
               <w:r>
                 <w:rPr>
                   <w:rFonts w:ascii="Arial" w:cs="Arial" w:eastAsia="Arial" w:hAnsi="Arial"/>
@@ -26951,7 +27539,7 @@
               <w:spacing w:after="10" w:before="0"/>
               <w:ind w:left="120"/>
             </w:pPr>
-            <w:hyperlink w:history="1" r:id="rIdviohsy1yzrrsus1lkrwv2">
+            <w:hyperlink w:history="1" r:id="rIdd09x6z9fktodnaz-pcnna">
               <w:r>
                 <w:rPr>
                   <w:rFonts w:ascii="Arial" w:cs="Arial" w:eastAsia="Arial" w:hAnsi="Arial"/>
@@ -26979,6 +27567,7 @@
           </w:tcPr>
           <w:p>
             <w:pPr>
+              <w:keepNext w:val="false"/>
               <w:spacing w:after="40" w:before="0"/>
               <w:jc w:val="left"/>
             </w:pPr>
@@ -26998,6 +27587,7 @@
           </w:p>
           <w:p>
             <w:pPr>
+              <w:keepNext w:val="false"/>
               <w:spacing w:after="40" w:before="0"/>
               <w:jc w:val="left"/>
             </w:pPr>
@@ -27017,6 +27607,7 @@
           </w:p>
           <w:p>
             <w:pPr>
+              <w:keepNext w:val="false"/>
               <w:spacing w:after="40" w:before="0"/>
               <w:jc w:val="left"/>
             </w:pPr>
@@ -27036,6 +27627,7 @@
           </w:p>
           <w:p>
             <w:pPr>
+              <w:keepNext w:val="false"/>
               <w:spacing w:after="40" w:before="0"/>
               <w:jc w:val="left"/>
             </w:pPr>
@@ -27055,6 +27647,7 @@
           </w:p>
           <w:p>
             <w:pPr>
+              <w:keepNext w:val="false"/>
               <w:spacing w:after="40" w:before="0"/>
               <w:jc w:val="left"/>
             </w:pPr>
@@ -27074,6 +27667,7 @@
           </w:p>
           <w:p>
             <w:pPr>
+              <w:keepNext w:val="false"/>
               <w:spacing w:after="40" w:before="0"/>
               <w:jc w:val="left"/>
             </w:pPr>
@@ -27093,6 +27687,7 @@
           </w:p>
           <w:p>
             <w:pPr>
+              <w:keepNext w:val="false"/>
               <w:spacing w:after="40" w:before="0"/>
               <w:jc w:val="left"/>
             </w:pPr>
@@ -27112,6 +27707,7 @@
           </w:p>
           <w:p>
             <w:pPr>
+              <w:keepNext w:val="false"/>
               <w:spacing w:after="40" w:before="0"/>
               <w:jc w:val="left"/>
             </w:pPr>
@@ -27131,6 +27727,7 @@
           </w:p>
           <w:p>
             <w:pPr>
+              <w:keepNext w:val="false"/>
               <w:spacing w:after="40" w:before="0"/>
               <w:jc w:val="left"/>
             </w:pPr>
@@ -27163,6 +27760,7 @@
           </w:tcPr>
           <w:p>
             <w:pPr>
+              <w:keepNext w:val="false"/>
               <w:spacing w:after="40" w:before="0"/>
               <w:jc w:val="left"/>
             </w:pPr>
@@ -27182,6 +27780,7 @@
           </w:p>
           <w:p>
             <w:pPr>
+              <w:keepNext w:val="false"/>
               <w:spacing w:after="40" w:before="0"/>
               <w:jc w:val="left"/>
             </w:pPr>
@@ -27201,6 +27800,7 @@
           </w:p>
           <w:p>
             <w:pPr>
+              <w:keepNext w:val="false"/>
               <w:spacing w:after="40" w:before="0"/>
               <w:jc w:val="left"/>
             </w:pPr>
@@ -27220,6 +27820,7 @@
           </w:p>
           <w:p>
             <w:pPr>
+              <w:keepNext w:val="false"/>
               <w:spacing w:after="40" w:before="0"/>
               <w:jc w:val="left"/>
             </w:pPr>
@@ -27239,6 +27840,7 @@
           </w:p>
           <w:p>
             <w:pPr>
+              <w:keepNext w:val="false"/>
               <w:spacing w:after="40" w:before="0"/>
               <w:jc w:val="left"/>
             </w:pPr>
@@ -27258,6 +27860,7 @@
           </w:p>
           <w:p>
             <w:pPr>
+              <w:keepNext w:val="false"/>
               <w:spacing w:after="40" w:before="0"/>
               <w:jc w:val="left"/>
             </w:pPr>
@@ -27277,6 +27880,7 @@
           </w:p>
           <w:p>
             <w:pPr>
+              <w:keepNext w:val="false"/>
               <w:spacing w:after="40" w:before="0"/>
               <w:jc w:val="left"/>
             </w:pPr>
@@ -27296,6 +27900,7 @@
           </w:p>
           <w:p>
             <w:pPr>
+              <w:keepNext w:val="false"/>
               <w:spacing w:after="40" w:before="0"/>
               <w:jc w:val="left"/>
             </w:pPr>
@@ -27315,6 +27920,7 @@
           </w:p>
           <w:p>
             <w:pPr>
+              <w:keepNext w:val="false"/>
               <w:spacing w:after="40" w:before="0"/>
               <w:jc w:val="left"/>
             </w:pPr>
@@ -27334,6 +27940,7 @@
           </w:p>
           <w:p>
             <w:pPr>
+              <w:keepNext w:val="false"/>
               <w:spacing w:after="40" w:before="0"/>
               <w:jc w:val="left"/>
             </w:pPr>
@@ -27353,6 +27960,7 @@
           </w:p>
           <w:p>
             <w:pPr>
+              <w:keepNext w:val="false"/>
               <w:spacing w:after="40" w:before="0"/>
               <w:jc w:val="left"/>
             </w:pPr>
@@ -27372,6 +27980,7 @@
           </w:p>
           <w:p>
             <w:pPr>
+              <w:keepNext w:val="false"/>
               <w:spacing w:after="40" w:before="0"/>
               <w:jc w:val="left"/>
             </w:pPr>
@@ -27391,6 +28000,7 @@
           </w:p>
           <w:p>
             <w:pPr>
+              <w:keepNext w:val="false"/>
               <w:spacing w:after="40" w:before="0"/>
               <w:jc w:val="left"/>
             </w:pPr>
@@ -27410,6 +28020,7 @@
           </w:p>
           <w:p>
             <w:pPr>
+              <w:keepNext w:val="false"/>
               <w:spacing w:after="40" w:before="0"/>
               <w:jc w:val="left"/>
             </w:pPr>
@@ -27429,6 +28040,7 @@
           </w:p>
           <w:p>
             <w:pPr>
+              <w:keepNext w:val="false"/>
               <w:spacing w:after="40" w:before="0"/>
               <w:jc w:val="left"/>
             </w:pPr>
@@ -27448,6 +28060,7 @@
           </w:p>
           <w:p>
             <w:pPr>
+              <w:keepNext w:val="false"/>
               <w:spacing w:after="40" w:before="0"/>
               <w:jc w:val="left"/>
             </w:pPr>
@@ -27467,6 +28080,7 @@
           </w:p>
           <w:p>
             <w:pPr>
+              <w:keepNext w:val="false"/>
               <w:spacing w:after="40" w:before="0"/>
               <w:jc w:val="left"/>
             </w:pPr>
@@ -27486,6 +28100,7 @@
           </w:p>
           <w:p>
             <w:pPr>
+              <w:keepNext w:val="false"/>
               <w:spacing w:after="40" w:before="0"/>
               <w:jc w:val="left"/>
             </w:pPr>
@@ -27505,6 +28120,7 @@
           </w:p>
           <w:p>
             <w:pPr>
+              <w:keepNext w:val="false"/>
               <w:spacing w:after="40" w:before="0"/>
               <w:jc w:val="left"/>
             </w:pPr>
@@ -27537,6 +28153,7 @@
           </w:tcPr>
           <w:p>
             <w:pPr>
+              <w:keepNext w:val="false"/>
               <w:spacing w:after="40" w:before="0"/>
               <w:jc w:val="left"/>
             </w:pPr>
@@ -27569,6 +28186,7 @@
           </w:tcPr>
           <w:p>
             <w:pPr>
+              <w:keepNext w:val="false"/>
               <w:spacing w:after="40" w:before="0"/>
               <w:jc w:val="left"/>
             </w:pPr>
@@ -27628,6 +28246,7 @@
           </w:tcPr>
           <w:p>
             <w:pPr>
+              <w:keepNext w:val="false"/>
               <w:spacing w:after="40" w:before="0"/>
               <w:jc w:val="center"/>
             </w:pPr>
@@ -27662,6 +28281,7 @@
           </w:tcPr>
           <w:p>
             <w:pPr>
+              <w:keepNext w:val="false"/>
               <w:spacing w:after="40" w:before="0"/>
               <w:jc w:val="left"/>
             </w:pPr>
@@ -27681,6 +28301,7 @@
           </w:p>
           <w:p>
             <w:pPr>
+              <w:keepNext w:val="false"/>
               <w:spacing w:after="40" w:before="0"/>
               <w:jc w:val="left"/>
             </w:pPr>
@@ -27700,6 +28321,7 @@
           </w:p>
           <w:p>
             <w:pPr>
+              <w:keepNext w:val="false"/>
               <w:spacing w:after="40" w:before="0"/>
               <w:jc w:val="left"/>
             </w:pPr>
@@ -27719,6 +28341,7 @@
           </w:p>
           <w:p>
             <w:pPr>
+              <w:keepNext w:val="false"/>
               <w:spacing w:after="40" w:before="0"/>
               <w:jc w:val="left"/>
             </w:pPr>
@@ -27738,6 +28361,7 @@
           </w:p>
           <w:p>
             <w:pPr>
+              <w:keepNext w:val="false"/>
               <w:spacing w:after="40" w:before="0"/>
               <w:jc w:val="left"/>
             </w:pPr>
@@ -27757,6 +28381,7 @@
           </w:p>
           <w:p>
             <w:pPr>
+              <w:keepNext w:val="false"/>
               <w:spacing w:after="40" w:before="0"/>
               <w:jc w:val="left"/>
             </w:pPr>
@@ -27776,6 +28401,7 @@
           </w:p>
           <w:p>
             <w:pPr>
+              <w:keepNext w:val="false"/>
               <w:spacing w:after="40" w:before="0"/>
               <w:jc w:val="left"/>
             </w:pPr>
@@ -27795,6 +28421,7 @@
           </w:p>
           <w:p>
             <w:pPr>
+              <w:keepNext w:val="false"/>
               <w:spacing w:after="40" w:before="0"/>
               <w:jc w:val="left"/>
             </w:pPr>
@@ -27814,6 +28441,7 @@
           </w:p>
           <w:p>
             <w:pPr>
+              <w:keepNext w:val="false"/>
               <w:spacing w:after="40" w:before="0"/>
               <w:jc w:val="left"/>
             </w:pPr>
@@ -27833,6 +28461,7 @@
           </w:p>
           <w:p>
             <w:pPr>
+              <w:keepNext w:val="false"/>
               <w:spacing w:after="40" w:before="0"/>
               <w:jc w:val="left"/>
             </w:pPr>
@@ -27852,6 +28481,7 @@
           </w:p>
           <w:p>
             <w:pPr>
+              <w:keepNext w:val="false"/>
               <w:spacing w:after="40" w:before="0"/>
               <w:jc w:val="left"/>
             </w:pPr>
@@ -27913,6 +28543,7 @@
           </w:tcPr>
           <w:p>
             <w:pPr>
+              <w:keepNext w:val="false"/>
               <w:spacing w:after="40" w:before="0"/>
               <w:jc w:val="center"/>
             </w:pPr>
@@ -27947,6 +28578,7 @@
           </w:tcPr>
           <w:p>
             <w:pPr>
+              <w:keepNext w:val="false"/>
               <w:spacing w:after="40" w:before="0"/>
               <w:jc w:val="left"/>
             </w:pPr>
@@ -27979,6 +28611,7 @@
           </w:tcPr>
           <w:p>
             <w:pPr>
+              <w:keepNext w:val="false"/>
               <w:spacing w:after="40" w:before="0"/>
               <w:jc w:val="left"/>
             </w:pPr>
@@ -28013,6 +28646,7 @@
           </w:tcPr>
           <w:p>
             <w:pPr>
+              <w:keepNext w:val="false"/>
               <w:spacing w:after="40" w:before="0"/>
               <w:jc w:val="left"/>
             </w:pPr>
@@ -28045,6 +28679,7 @@
           </w:tcPr>
           <w:p>
             <w:pPr>
+              <w:keepNext w:val="false"/>
               <w:spacing w:after="40" w:before="0"/>
               <w:jc w:val="left"/>
             </w:pPr>
@@ -28079,6 +28714,7 @@
           </w:tcPr>
           <w:p>
             <w:pPr>
+              <w:keepNext w:val="false"/>
               <w:spacing w:after="40" w:before="0"/>
               <w:jc w:val="left"/>
             </w:pPr>
@@ -28111,6 +28747,7 @@
           </w:tcPr>
           <w:p>
             <w:pPr>
+              <w:keepNext w:val="false"/>
               <w:spacing w:after="40" w:before="0"/>
               <w:jc w:val="left"/>
             </w:pPr>
@@ -28147,7 +28784,7 @@
         </w:rPr>
         <w:t xml:space="preserve">© 2026 SeaVuria and ARES. Aligned with KICD objectives. Developed by SeaVuria; technical implementation by ARES (with AI assistance from Claude). Licensed under </w:t>
       </w:r>
-      <w:hyperlink w:history="1" r:id="rIdwzkfndmp2fd2oidxamfcm">
+      <w:hyperlink w:history="1" r:id="rId8u5viy14-jgps4k7tkhyg">
         <w:r>
           <w:rPr>
             <w:rFonts w:ascii="Arial" w:cs="Arial" w:eastAsia="Arial" w:hAnsi="Arial"/>
@@ -28168,7 +28805,7 @@
         </w:rPr>
         <w:t xml:space="preserve"> (</w:t>
       </w:r>
-      <w:hyperlink w:history="1" r:id="rId3w5v5r1zqun8nrfsn_ypm">
+      <w:hyperlink w:history="1" r:id="rIddcxrvclsat0ul_sufn7j1">
         <w:r>
           <w:rPr>
             <w:rFonts w:ascii="Arial" w:cs="Arial" w:eastAsia="Arial" w:hAnsi="Arial"/>
@@ -28228,6 +28865,7 @@
           </w:tcPr>
           <w:p>
             <w:pPr>
+              <w:keepNext w:val="false"/>
               <w:spacing w:after="40" w:before="0"/>
               <w:jc w:val="center"/>
             </w:pPr>
@@ -28263,6 +28901,7 @@
           </w:tcPr>
           <w:p>
             <w:pPr>
+              <w:keepNext w:val="false"/>
               <w:spacing w:after="40" w:before="0"/>
               <w:jc w:val="center"/>
             </w:pPr>
@@ -28297,6 +28936,7 @@
           </w:tcPr>
           <w:p>
             <w:pPr>
+              <w:keepNext w:val="false"/>
               <w:spacing w:after="40" w:before="0"/>
               <w:jc w:val="left"/>
             </w:pPr>
@@ -28329,6 +28969,7 @@
           </w:tcPr>
           <w:p>
             <w:pPr>
+              <w:keepNext w:val="false"/>
               <w:spacing w:after="40" w:before="0"/>
               <w:jc w:val="left"/>
             </w:pPr>
@@ -28363,6 +29004,7 @@
           </w:tcPr>
           <w:p>
             <w:pPr>
+              <w:keepNext w:val="false"/>
               <w:spacing w:after="40" w:before="0"/>
               <w:jc w:val="left"/>
             </w:pPr>
@@ -28395,6 +29037,7 @@
           </w:tcPr>
           <w:p>
             <w:pPr>
+              <w:keepNext w:val="false"/>
               <w:spacing w:after="40" w:before="0"/>
               <w:jc w:val="left"/>
             </w:pPr>
@@ -28429,6 +29072,7 @@
           </w:tcPr>
           <w:p>
             <w:pPr>
+              <w:keepNext w:val="false"/>
               <w:spacing w:after="40" w:before="0"/>
               <w:jc w:val="left"/>
             </w:pPr>
@@ -28461,6 +29105,7 @@
           </w:tcPr>
           <w:p>
             <w:pPr>
+              <w:keepNext w:val="false"/>
               <w:spacing w:after="40" w:before="0"/>
               <w:jc w:val="left"/>
             </w:pPr>
@@ -28495,6 +29140,7 @@
           </w:tcPr>
           <w:p>
             <w:pPr>
+              <w:keepNext w:val="false"/>
               <w:spacing w:after="40" w:before="0"/>
               <w:jc w:val="left"/>
             </w:pPr>
@@ -28527,6 +29173,7 @@
           </w:tcPr>
           <w:p>
             <w:pPr>
+              <w:keepNext w:val="false"/>
               <w:spacing w:after="40" w:before="0"/>
               <w:jc w:val="left"/>
             </w:pPr>
@@ -28561,6 +29208,7 @@
           </w:tcPr>
           <w:p>
             <w:pPr>
+              <w:keepNext w:val="false"/>
               <w:spacing w:after="40" w:before="0"/>
               <w:jc w:val="left"/>
             </w:pPr>
@@ -28593,6 +29241,7 @@
           </w:tcPr>
           <w:p>
             <w:pPr>
+              <w:keepNext w:val="false"/>
               <w:spacing w:after="40" w:before="0"/>
               <w:jc w:val="left"/>
             </w:pPr>
@@ -28627,6 +29276,7 @@
           </w:tcPr>
           <w:p>
             <w:pPr>
+              <w:keepNext w:val="false"/>
               <w:spacing w:after="40" w:before="0"/>
               <w:jc w:val="left"/>
             </w:pPr>
@@ -28659,6 +29309,7 @@
           </w:tcPr>
           <w:p>
             <w:pPr>
+              <w:keepNext w:val="false"/>
               <w:spacing w:after="40" w:before="0"/>
               <w:jc w:val="left"/>
             </w:pPr>
@@ -28693,6 +29344,7 @@
           </w:tcPr>
           <w:p>
             <w:pPr>
+              <w:keepNext w:val="false"/>
               <w:spacing w:after="40" w:before="0"/>
               <w:jc w:val="left"/>
             </w:pPr>
@@ -28725,6 +29377,7 @@
           </w:tcPr>
           <w:p>
             <w:pPr>
+              <w:keepNext w:val="false"/>
               <w:spacing w:after="40" w:before="0"/>
               <w:jc w:val="left"/>
             </w:pPr>
@@ -28759,6 +29412,7 @@
           </w:tcPr>
           <w:p>
             <w:pPr>
+              <w:keepNext w:val="false"/>
               <w:spacing w:after="40" w:before="0"/>
               <w:jc w:val="left"/>
             </w:pPr>
@@ -28791,6 +29445,7 @@
           </w:tcPr>
           <w:p>
             <w:pPr>
+              <w:keepNext w:val="false"/>
               <w:spacing w:after="40" w:before="0"/>
               <w:jc w:val="left"/>
             </w:pPr>
@@ -28850,6 +29505,7 @@
           </w:tcPr>
           <w:p>
             <w:pPr>
+              <w:keepNext w:val="false"/>
               <w:spacing w:after="40" w:before="0"/>
               <w:jc w:val="center"/>
             </w:pPr>
@@ -28884,6 +29540,7 @@
           </w:tcPr>
           <w:p>
             <w:pPr>
+              <w:keepNext w:val="false"/>
               <w:spacing w:after="40" w:before="0"/>
               <w:jc w:val="left"/>
             </w:pPr>
@@ -28948,6 +29605,7 @@
           </w:tcPr>
           <w:p>
             <w:pPr>
+              <w:keepNext w:val="false"/>
               <w:spacing w:after="40" w:before="0"/>
               <w:jc w:val="center"/>
             </w:pPr>
@@ -28982,6 +29640,7 @@
           </w:tcPr>
           <w:p>
             <w:pPr>
+              <w:keepNext w:val="false"/>
               <w:spacing w:after="40" w:before="0"/>
               <w:jc w:val="left"/>
             </w:pPr>
@@ -29014,6 +29673,7 @@
           </w:tcPr>
           <w:p>
             <w:pPr>
+              <w:keepNext w:val="false"/>
               <w:spacing w:after="40" w:before="0"/>
               <w:jc w:val="left"/>
             </w:pPr>
@@ -29046,6 +29706,7 @@
           </w:tcPr>
           <w:p>
             <w:pPr>
+              <w:keepNext w:val="false"/>
               <w:spacing w:after="40" w:before="0"/>
               <w:jc w:val="left"/>
             </w:pPr>
@@ -29078,6 +29739,7 @@
           </w:tcPr>
           <w:p>
             <w:pPr>
+              <w:keepNext w:val="false"/>
               <w:spacing w:after="40" w:before="0"/>
               <w:jc w:val="left"/>
             </w:pPr>
@@ -29110,6 +29772,7 @@
           </w:tcPr>
           <w:p>
             <w:pPr>
+              <w:keepNext w:val="false"/>
               <w:spacing w:after="40" w:before="0"/>
               <w:jc w:val="left"/>
             </w:pPr>
@@ -29144,6 +29807,7 @@
           </w:tcPr>
           <w:p>
             <w:pPr>
+              <w:keepNext w:val="false"/>
               <w:spacing w:after="40" w:before="0"/>
               <w:jc w:val="left"/>
             </w:pPr>
@@ -29181,7 +29845,7 @@
             <w:pPr>
               <w:spacing w:after="20" w:before="0"/>
             </w:pPr>
-            <w:hyperlink w:history="1" r:id="rId1kwmjttbtwxrdx7iaqkai">
+            <w:hyperlink w:history="1" r:id="rIdjzmc5bktziotlskfe-lrd">
               <w:r>
                 <w:rPr>
                   <w:rFonts w:ascii="Arial" w:cs="Arial" w:eastAsia="Arial" w:hAnsi="Arial"/>
@@ -29214,7 +29878,7 @@
               <w:spacing w:after="10" w:before="0"/>
               <w:ind w:left="120"/>
             </w:pPr>
-            <w:hyperlink w:history="1" r:id="rIdhs8xoxdx6r_nxoo_h9zn2">
+            <w:hyperlink w:history="1" r:id="rIdzjcn2lfhe5wnn29pjuvhi">
               <w:r>
                 <w:rPr>
                   <w:rFonts w:ascii="Arial" w:cs="Arial" w:eastAsia="Arial" w:hAnsi="Arial"/>
@@ -29259,7 +29923,7 @@
             <w:pPr>
               <w:spacing w:after="20" w:before="0"/>
             </w:pPr>
-            <w:hyperlink w:history="1" r:id="rIdlkceejlysksxczhqb7sau">
+            <w:hyperlink w:history="1" r:id="rIdrsg_vlccbspkbowiqeuai">
               <w:r>
                 <w:rPr>
                   <w:rFonts w:ascii="Arial" w:cs="Arial" w:eastAsia="Arial" w:hAnsi="Arial"/>
@@ -29292,7 +29956,7 @@
               <w:spacing w:after="10" w:before="0"/>
               <w:ind w:left="120"/>
             </w:pPr>
-            <w:hyperlink w:history="1" r:id="rIdeho0lxilkgyiprcrv0heu">
+            <w:hyperlink w:history="1" r:id="rIduoe4yyaffbnd6r7ork-ht">
               <w:r>
                 <w:rPr>
                   <w:rFonts w:ascii="Arial" w:cs="Arial" w:eastAsia="Arial" w:hAnsi="Arial"/>
@@ -29320,6 +29984,7 @@
           </w:tcPr>
           <w:p>
             <w:pPr>
+              <w:keepNext w:val="false"/>
               <w:spacing w:after="40" w:before="0"/>
               <w:jc w:val="left"/>
             </w:pPr>
@@ -29352,6 +30017,7 @@
           </w:tcPr>
           <w:p>
             <w:pPr>
+              <w:keepNext w:val="false"/>
               <w:spacing w:after="40" w:before="0"/>
               <w:jc w:val="left"/>
             </w:pPr>
@@ -29384,6 +30050,7 @@
           </w:tcPr>
           <w:p>
             <w:pPr>
+              <w:keepNext w:val="false"/>
               <w:spacing w:after="40" w:before="0"/>
               <w:jc w:val="left"/>
             </w:pPr>
@@ -29416,6 +30083,7 @@
           </w:tcPr>
           <w:p>
             <w:pPr>
+              <w:keepNext w:val="false"/>
               <w:spacing w:after="40" w:before="0"/>
               <w:jc w:val="left"/>
             </w:pPr>
@@ -29450,6 +30118,7 @@
           </w:tcPr>
           <w:p>
             <w:pPr>
+              <w:keepNext w:val="false"/>
               <w:spacing w:after="40" w:before="0"/>
               <w:jc w:val="left"/>
             </w:pPr>
@@ -29487,7 +30156,7 @@
             <w:pPr>
               <w:spacing w:after="20" w:before="0"/>
             </w:pPr>
-            <w:hyperlink w:history="1" r:id="rIdo7rpagqtxds_d9kjn9kpf">
+            <w:hyperlink w:history="1" r:id="rIdqyggbtopbtczbab5g-i0w">
               <w:r>
                 <w:rPr>
                   <w:rFonts w:ascii="Arial" w:cs="Arial" w:eastAsia="Arial" w:hAnsi="Arial"/>
@@ -29520,7 +30189,7 @@
               <w:spacing w:after="10" w:before="0"/>
               <w:ind w:left="120"/>
             </w:pPr>
-            <w:hyperlink w:history="1" r:id="rIdtavkrb3txfwy8_uvd3uir">
+            <w:hyperlink w:history="1" r:id="rIdz0uq8rm5kbm0u5casgsbo">
               <w:r>
                 <w:rPr>
                   <w:rFonts w:ascii="Arial" w:cs="Arial" w:eastAsia="Arial" w:hAnsi="Arial"/>
@@ -29565,7 +30234,7 @@
             <w:pPr>
               <w:spacing w:after="20" w:before="0"/>
             </w:pPr>
-            <w:hyperlink w:history="1" r:id="rIdjkqzgmt1waryurxh5pzmp">
+            <w:hyperlink w:history="1" r:id="rIdf2kssmdencxubteoopfmz">
               <w:r>
                 <w:rPr>
                   <w:rFonts w:ascii="Arial" w:cs="Arial" w:eastAsia="Arial" w:hAnsi="Arial"/>
@@ -29598,7 +30267,7 @@
               <w:spacing w:after="10" w:before="0"/>
               <w:ind w:left="120"/>
             </w:pPr>
-            <w:hyperlink w:history="1" r:id="rIdchq1vyjcasibwdbmzecm2">
+            <w:hyperlink w:history="1" r:id="rId7tpnderdz04ppxglpotkf">
               <w:r>
                 <w:rPr>
                   <w:rFonts w:ascii="Arial" w:cs="Arial" w:eastAsia="Arial" w:hAnsi="Arial"/>
@@ -29626,6 +30295,7 @@
           </w:tcPr>
           <w:p>
             <w:pPr>
+              <w:keepNext w:val="false"/>
               <w:spacing w:after="40" w:before="0"/>
               <w:jc w:val="left"/>
             </w:pPr>
@@ -29658,6 +30328,7 @@
           </w:tcPr>
           <w:p>
             <w:pPr>
+              <w:keepNext w:val="false"/>
               <w:spacing w:after="40" w:before="0"/>
               <w:jc w:val="left"/>
             </w:pPr>
@@ -29690,6 +30361,7 @@
           </w:tcPr>
           <w:p>
             <w:pPr>
+              <w:keepNext w:val="false"/>
               <w:spacing w:after="40" w:before="0"/>
               <w:jc w:val="left"/>
             </w:pPr>
@@ -29722,6 +30394,7 @@
           </w:tcPr>
           <w:p>
             <w:pPr>
+              <w:keepNext w:val="false"/>
               <w:spacing w:after="40" w:before="0"/>
               <w:jc w:val="left"/>
             </w:pPr>
@@ -29756,6 +30429,7 @@
           </w:tcPr>
           <w:p>
             <w:pPr>
+              <w:keepNext w:val="false"/>
               <w:spacing w:after="40" w:before="0"/>
               <w:jc w:val="left"/>
             </w:pPr>
@@ -29793,7 +30467,7 @@
             <w:pPr>
               <w:spacing w:after="20" w:before="0"/>
             </w:pPr>
-            <w:hyperlink w:history="1" r:id="rIdgnzugti_ixklnyne-5_sm">
+            <w:hyperlink w:history="1" r:id="rIdxxudcqopshppc7-tahihi">
               <w:r>
                 <w:rPr>
                   <w:rFonts w:ascii="Arial" w:cs="Arial" w:eastAsia="Arial" w:hAnsi="Arial"/>
@@ -29826,7 +30500,7 @@
               <w:spacing w:after="10" w:before="0"/>
               <w:ind w:left="120"/>
             </w:pPr>
-            <w:hyperlink w:history="1" r:id="rId4euu8ahad5__qjoe_jzkc">
+            <w:hyperlink w:history="1" r:id="rId2jfx_f7kxdgqfhngtkbk_">
               <w:r>
                 <w:rPr>
                   <w:rFonts w:ascii="Arial" w:cs="Arial" w:eastAsia="Arial" w:hAnsi="Arial"/>
@@ -29871,7 +30545,7 @@
             <w:pPr>
               <w:spacing w:after="20" w:before="0"/>
             </w:pPr>
-            <w:hyperlink w:history="1" r:id="rIdvpjtfr6_b_mk1ikh2q4tz">
+            <w:hyperlink w:history="1" r:id="rIdl4b9yn36qdy5tc-mo2p-6">
               <w:r>
                 <w:rPr>
                   <w:rFonts w:ascii="Arial" w:cs="Arial" w:eastAsia="Arial" w:hAnsi="Arial"/>
@@ -29904,7 +30578,7 @@
               <w:spacing w:after="10" w:before="0"/>
               <w:ind w:left="120"/>
             </w:pPr>
-            <w:hyperlink w:history="1" r:id="rId9mmkftm5trqvjnr7mwj6j">
+            <w:hyperlink w:history="1" r:id="rIdx8z4oqwjigbfinnbt34ws">
               <w:r>
                 <w:rPr>
                   <w:rFonts w:ascii="Arial" w:cs="Arial" w:eastAsia="Arial" w:hAnsi="Arial"/>
@@ -29932,6 +30606,7 @@
           </w:tcPr>
           <w:p>
             <w:pPr>
+              <w:keepNext w:val="false"/>
               <w:spacing w:after="40" w:before="0"/>
               <w:jc w:val="left"/>
             </w:pPr>
@@ -29964,6 +30639,7 @@
           </w:tcPr>
           <w:p>
             <w:pPr>
+              <w:keepNext w:val="false"/>
               <w:spacing w:after="40" w:before="0"/>
               <w:jc w:val="left"/>
             </w:pPr>
@@ -29996,6 +30672,7 @@
           </w:tcPr>
           <w:p>
             <w:pPr>
+              <w:keepNext w:val="false"/>
               <w:spacing w:after="40" w:before="0"/>
               <w:jc w:val="left"/>
             </w:pPr>
@@ -30028,6 +30705,7 @@
           </w:tcPr>
           <w:p>
             <w:pPr>
+              <w:keepNext w:val="false"/>
               <w:spacing w:after="40" w:before="0"/>
               <w:jc w:val="left"/>
             </w:pPr>
@@ -30062,6 +30740,7 @@
           </w:tcPr>
           <w:p>
             <w:pPr>
+              <w:keepNext w:val="false"/>
               <w:spacing w:after="40" w:before="0"/>
               <w:jc w:val="left"/>
             </w:pPr>
@@ -30099,7 +30778,7 @@
             <w:pPr>
               <w:spacing w:after="20" w:before="0"/>
             </w:pPr>
-            <w:hyperlink w:history="1" r:id="rIdi7lcix7xhxxf2o77q_pf0">
+            <w:hyperlink w:history="1" r:id="rId_4xqcqceh0aecfn8micqb">
               <w:r>
                 <w:rPr>
                   <w:rFonts w:ascii="Arial" w:cs="Arial" w:eastAsia="Arial" w:hAnsi="Arial"/>
@@ -30132,7 +30811,7 @@
               <w:spacing w:after="10" w:before="0"/>
               <w:ind w:left="120"/>
             </w:pPr>
-            <w:hyperlink w:history="1" r:id="rIdekkjmkqiwwn-dkkpi_kyc">
+            <w:hyperlink w:history="1" r:id="rIdl5slccqupfapg6noedgrs">
               <w:r>
                 <w:rPr>
                   <w:rFonts w:ascii="Arial" w:cs="Arial" w:eastAsia="Arial" w:hAnsi="Arial"/>
@@ -30177,7 +30856,7 @@
             <w:pPr>
               <w:spacing w:after="20" w:before="0"/>
             </w:pPr>
-            <w:hyperlink w:history="1" r:id="rIdfsdbs15u6fkckyl-knnjo">
+            <w:hyperlink w:history="1" r:id="rIddgdoqnh2hcyvfhq_aj26l">
               <w:r>
                 <w:rPr>
                   <w:rFonts w:ascii="Arial" w:cs="Arial" w:eastAsia="Arial" w:hAnsi="Arial"/>
@@ -30210,7 +30889,7 @@
               <w:spacing w:after="10" w:before="0"/>
               <w:ind w:left="120"/>
             </w:pPr>
-            <w:hyperlink w:history="1" r:id="rId1pblj73aqu942jkjiiliy">
+            <w:hyperlink w:history="1" r:id="rIddwsa7p7y0bpu-bwuoxwtu">
               <w:r>
                 <w:rPr>
                   <w:rFonts w:ascii="Arial" w:cs="Arial" w:eastAsia="Arial" w:hAnsi="Arial"/>
@@ -30238,6 +30917,7 @@
           </w:tcPr>
           <w:p>
             <w:pPr>
+              <w:keepNext w:val="false"/>
               <w:spacing w:after="40" w:before="0"/>
               <w:jc w:val="left"/>
             </w:pPr>
@@ -30270,6 +30950,7 @@
           </w:tcPr>
           <w:p>
             <w:pPr>
+              <w:keepNext w:val="false"/>
               <w:spacing w:after="40" w:before="0"/>
               <w:jc w:val="left"/>
             </w:pPr>
@@ -30302,6 +30983,7 @@
           </w:tcPr>
           <w:p>
             <w:pPr>
+              <w:keepNext w:val="false"/>
               <w:spacing w:after="40" w:before="0"/>
               <w:jc w:val="left"/>
             </w:pPr>
@@ -30334,6 +31016,7 @@
           </w:tcPr>
           <w:p>
             <w:pPr>
+              <w:keepNext w:val="false"/>
               <w:spacing w:after="40" w:before="0"/>
               <w:jc w:val="left"/>
             </w:pPr>
@@ -30368,6 +31051,7 @@
           </w:tcPr>
           <w:p>
             <w:pPr>
+              <w:keepNext w:val="false"/>
               <w:spacing w:after="40" w:before="0"/>
               <w:jc w:val="left"/>
             </w:pPr>
@@ -30405,7 +31089,7 @@
             <w:pPr>
               <w:spacing w:after="20" w:before="0"/>
             </w:pPr>
-            <w:hyperlink w:history="1" r:id="rIdawc0u_n0q9igqgyypkm1o">
+            <w:hyperlink w:history="1" r:id="rIdk7ykiql-6sps20_xlfi1l">
               <w:r>
                 <w:rPr>
                   <w:rFonts w:ascii="Arial" w:cs="Arial" w:eastAsia="Arial" w:hAnsi="Arial"/>
@@ -30454,7 +31138,7 @@
               <w:spacing w:after="10" w:before="0"/>
               <w:ind w:left="120"/>
             </w:pPr>
-            <w:hyperlink w:history="1" r:id="rId-ic2qvg7gunzlyqha_wsl">
+            <w:hyperlink w:history="1" r:id="rIdg9hudmc18b_mndxdwmedh">
               <w:r>
                 <w:rPr>
                   <w:rFonts w:ascii="Arial" w:cs="Arial" w:eastAsia="Arial" w:hAnsi="Arial"/>
@@ -30499,7 +31183,7 @@
             <w:pPr>
               <w:spacing w:after="20" w:before="0"/>
             </w:pPr>
-            <w:hyperlink w:history="1" r:id="rId-at5rsdw8nwra5jgdftja">
+            <w:hyperlink w:history="1" r:id="rIdjulfacmdo1cv_1e_rr0dk">
               <w:r>
                 <w:rPr>
                   <w:rFonts w:ascii="Arial" w:cs="Arial" w:eastAsia="Arial" w:hAnsi="Arial"/>
@@ -30532,7 +31216,7 @@
               <w:spacing w:after="10" w:before="0"/>
               <w:ind w:left="120"/>
             </w:pPr>
-            <w:hyperlink w:history="1" r:id="rIdsri1l0o9qbz1ffcvkxt2d">
+            <w:hyperlink w:history="1" r:id="rIdrukdc1tuxvkl9fjre36zc">
               <w:r>
                 <w:rPr>
                   <w:rFonts w:ascii="Arial" w:cs="Arial" w:eastAsia="Arial" w:hAnsi="Arial"/>
@@ -30560,6 +31244,7 @@
           </w:tcPr>
           <w:p>
             <w:pPr>
+              <w:keepNext w:val="false"/>
               <w:spacing w:after="40" w:before="0"/>
               <w:jc w:val="left"/>
             </w:pPr>
@@ -30592,6 +31277,7 @@
           </w:tcPr>
           <w:p>
             <w:pPr>
+              <w:keepNext w:val="false"/>
               <w:spacing w:after="40" w:before="0"/>
               <w:jc w:val="left"/>
             </w:pPr>
@@ -30624,6 +31310,7 @@
           </w:tcPr>
           <w:p>
             <w:pPr>
+              <w:keepNext w:val="false"/>
               <w:spacing w:after="40" w:before="0"/>
               <w:jc w:val="left"/>
             </w:pPr>
@@ -30656,6 +31343,7 @@
           </w:tcPr>
           <w:p>
             <w:pPr>
+              <w:keepNext w:val="false"/>
               <w:spacing w:after="40" w:before="0"/>
               <w:jc w:val="left"/>
             </w:pPr>
@@ -30715,6 +31403,7 @@
           </w:tcPr>
           <w:p>
             <w:pPr>
+              <w:keepNext w:val="false"/>
               <w:spacing w:after="40" w:before="0"/>
               <w:jc w:val="center"/>
             </w:pPr>
@@ -30749,6 +31438,7 @@
           </w:tcPr>
           <w:p>
             <w:pPr>
+              <w:keepNext w:val="false"/>
               <w:spacing w:after="40" w:before="0"/>
               <w:jc w:val="left"/>
             </w:pPr>
@@ -30810,6 +31500,7 @@
           </w:tcPr>
           <w:p>
             <w:pPr>
+              <w:keepNext w:val="false"/>
               <w:spacing w:after="40" w:before="0"/>
               <w:jc w:val="center"/>
             </w:pPr>
@@ -30844,6 +31535,7 @@
           </w:tcPr>
           <w:p>
             <w:pPr>
+              <w:keepNext w:val="false"/>
               <w:spacing w:after="40" w:before="0"/>
               <w:jc w:val="left"/>
             </w:pPr>
@@ -30876,6 +31568,7 @@
           </w:tcPr>
           <w:p>
             <w:pPr>
+              <w:keepNext w:val="false"/>
               <w:spacing w:after="40" w:before="0"/>
               <w:jc w:val="left"/>
             </w:pPr>
@@ -30910,6 +31603,7 @@
           </w:tcPr>
           <w:p>
             <w:pPr>
+              <w:keepNext w:val="false"/>
               <w:spacing w:after="40" w:before="0"/>
               <w:jc w:val="left"/>
             </w:pPr>
@@ -30942,6 +31636,7 @@
           </w:tcPr>
           <w:p>
             <w:pPr>
+              <w:keepNext w:val="false"/>
               <w:spacing w:after="40" w:before="0"/>
               <w:jc w:val="left"/>
             </w:pPr>
@@ -30976,6 +31671,7 @@
           </w:tcPr>
           <w:p>
             <w:pPr>
+              <w:keepNext w:val="false"/>
               <w:spacing w:after="40" w:before="0"/>
               <w:jc w:val="left"/>
             </w:pPr>
@@ -31008,6 +31704,7 @@
           </w:tcPr>
           <w:p>
             <w:pPr>
+              <w:keepNext w:val="false"/>
               <w:spacing w:after="40" w:before="0"/>
               <w:jc w:val="left"/>
             </w:pPr>
@@ -31044,7 +31741,7 @@
         </w:rPr>
         <w:t xml:space="preserve">© 2026 SeaVuria and ARES. Aligned with KICD objectives. Developed by SeaVuria; technical implementation by ARES (with AI assistance from Claude). Licensed under </w:t>
       </w:r>
-      <w:hyperlink w:history="1" r:id="rIdkwrxu4rqozwrpthldzv5a">
+      <w:hyperlink w:history="1" r:id="rIdaeq9uehwpyxjattktelgn">
         <w:r>
           <w:rPr>
             <w:rFonts w:ascii="Arial" w:cs="Arial" w:eastAsia="Arial" w:hAnsi="Arial"/>
@@ -31065,7 +31762,7 @@
         </w:rPr>
         <w:t xml:space="preserve"> (</w:t>
       </w:r>
-      <w:hyperlink w:history="1" r:id="rId0zrne75e1hyiq1loq4bli">
+      <w:hyperlink w:history="1" r:id="rIdnttqgmnvd5whlogv9ysk6">
         <w:r>
           <w:rPr>
             <w:rFonts w:ascii="Arial" w:cs="Arial" w:eastAsia="Arial" w:hAnsi="Arial"/>
@@ -31125,6 +31822,7 @@
           </w:tcPr>
           <w:p>
             <w:pPr>
+              <w:keepNext w:val="false"/>
               <w:spacing w:after="40" w:before="0"/>
               <w:jc w:val="center"/>
             </w:pPr>
@@ -31160,6 +31858,7 @@
           </w:tcPr>
           <w:p>
             <w:pPr>
+              <w:keepNext w:val="false"/>
               <w:spacing w:after="40" w:before="0"/>
               <w:jc w:val="center"/>
             </w:pPr>
@@ -31194,6 +31893,7 @@
           </w:tcPr>
           <w:p>
             <w:pPr>
+              <w:keepNext w:val="false"/>
               <w:spacing w:after="40" w:before="0"/>
               <w:jc w:val="left"/>
             </w:pPr>
@@ -31226,6 +31926,7 @@
           </w:tcPr>
           <w:p>
             <w:pPr>
+              <w:keepNext w:val="false"/>
               <w:spacing w:after="40" w:before="0"/>
               <w:jc w:val="left"/>
             </w:pPr>
@@ -31260,6 +31961,7 @@
           </w:tcPr>
           <w:p>
             <w:pPr>
+              <w:keepNext w:val="false"/>
               <w:spacing w:after="40" w:before="0"/>
               <w:jc w:val="left"/>
             </w:pPr>
@@ -31292,6 +31994,7 @@
           </w:tcPr>
           <w:p>
             <w:pPr>
+              <w:keepNext w:val="false"/>
               <w:spacing w:after="40" w:before="0"/>
               <w:jc w:val="left"/>
             </w:pPr>
@@ -31326,6 +32029,7 @@
           </w:tcPr>
           <w:p>
             <w:pPr>
+              <w:keepNext w:val="false"/>
               <w:spacing w:after="40" w:before="0"/>
               <w:jc w:val="left"/>
             </w:pPr>
@@ -31358,6 +32062,7 @@
           </w:tcPr>
           <w:p>
             <w:pPr>
+              <w:keepNext w:val="false"/>
               <w:spacing w:after="40" w:before="0"/>
               <w:jc w:val="left"/>
             </w:pPr>
@@ -31392,6 +32097,7 @@
           </w:tcPr>
           <w:p>
             <w:pPr>
+              <w:keepNext w:val="false"/>
               <w:spacing w:after="40" w:before="0"/>
               <w:jc w:val="left"/>
             </w:pPr>
@@ -31424,6 +32130,7 @@
           </w:tcPr>
           <w:p>
             <w:pPr>
+              <w:keepNext w:val="false"/>
               <w:spacing w:after="40" w:before="0"/>
               <w:jc w:val="left"/>
             </w:pPr>
@@ -31458,6 +32165,7 @@
           </w:tcPr>
           <w:p>
             <w:pPr>
+              <w:keepNext w:val="false"/>
               <w:spacing w:after="40" w:before="0"/>
               <w:jc w:val="left"/>
             </w:pPr>
@@ -31490,6 +32198,7 @@
           </w:tcPr>
           <w:p>
             <w:pPr>
+              <w:keepNext w:val="false"/>
               <w:spacing w:after="40" w:before="0"/>
               <w:jc w:val="left"/>
             </w:pPr>
@@ -31524,6 +32233,7 @@
           </w:tcPr>
           <w:p>
             <w:pPr>
+              <w:keepNext w:val="false"/>
               <w:spacing w:after="40" w:before="0"/>
               <w:jc w:val="left"/>
             </w:pPr>
@@ -31556,6 +32266,7 @@
           </w:tcPr>
           <w:p>
             <w:pPr>
+              <w:keepNext w:val="false"/>
               <w:spacing w:after="40" w:before="0"/>
               <w:jc w:val="left"/>
             </w:pPr>
@@ -31590,6 +32301,7 @@
           </w:tcPr>
           <w:p>
             <w:pPr>
+              <w:keepNext w:val="false"/>
               <w:spacing w:after="40" w:before="0"/>
               <w:jc w:val="left"/>
             </w:pPr>
@@ -31622,6 +32334,7 @@
           </w:tcPr>
           <w:p>
             <w:pPr>
+              <w:keepNext w:val="false"/>
               <w:spacing w:after="40" w:before="0"/>
               <w:jc w:val="left"/>
             </w:pPr>
@@ -31656,6 +32369,7 @@
           </w:tcPr>
           <w:p>
             <w:pPr>
+              <w:keepNext w:val="false"/>
               <w:spacing w:after="40" w:before="0"/>
               <w:jc w:val="left"/>
             </w:pPr>
@@ -31688,6 +32402,7 @@
           </w:tcPr>
           <w:p>
             <w:pPr>
+              <w:keepNext w:val="false"/>
               <w:spacing w:after="40" w:before="0"/>
               <w:jc w:val="left"/>
             </w:pPr>
@@ -31747,6 +32462,7 @@
           </w:tcPr>
           <w:p>
             <w:pPr>
+              <w:keepNext w:val="false"/>
               <w:spacing w:after="40" w:before="0"/>
               <w:jc w:val="center"/>
             </w:pPr>
@@ -31781,6 +32497,7 @@
           </w:tcPr>
           <w:p>
             <w:pPr>
+              <w:keepNext w:val="false"/>
               <w:spacing w:after="40" w:before="0"/>
               <w:jc w:val="left"/>
             </w:pPr>
@@ -31845,6 +32562,7 @@
           </w:tcPr>
           <w:p>
             <w:pPr>
+              <w:keepNext w:val="false"/>
               <w:spacing w:after="40" w:before="0"/>
               <w:jc w:val="center"/>
             </w:pPr>
@@ -31879,6 +32597,7 @@
           </w:tcPr>
           <w:p>
             <w:pPr>
+              <w:keepNext w:val="false"/>
               <w:spacing w:after="40" w:before="0"/>
               <w:jc w:val="left"/>
             </w:pPr>
@@ -31911,6 +32630,7 @@
           </w:tcPr>
           <w:p>
             <w:pPr>
+              <w:keepNext w:val="false"/>
               <w:spacing w:after="40" w:before="0"/>
               <w:jc w:val="left"/>
             </w:pPr>
@@ -31943,6 +32663,7 @@
           </w:tcPr>
           <w:p>
             <w:pPr>
+              <w:keepNext w:val="false"/>
               <w:spacing w:after="40" w:before="0"/>
               <w:jc w:val="left"/>
             </w:pPr>
@@ -31975,6 +32696,7 @@
           </w:tcPr>
           <w:p>
             <w:pPr>
+              <w:keepNext w:val="false"/>
               <w:spacing w:after="40" w:before="0"/>
               <w:jc w:val="left"/>
             </w:pPr>
@@ -32007,6 +32729,7 @@
           </w:tcPr>
           <w:p>
             <w:pPr>
+              <w:keepNext w:val="false"/>
               <w:spacing w:after="40" w:before="0"/>
               <w:jc w:val="left"/>
             </w:pPr>
@@ -32041,6 +32764,7 @@
           </w:tcPr>
           <w:p>
             <w:pPr>
+              <w:keepNext w:val="false"/>
               <w:spacing w:after="40" w:before="0"/>
               <w:jc w:val="left"/>
             </w:pPr>
@@ -32078,7 +32802,7 @@
             <w:pPr>
               <w:spacing w:after="20" w:before="0"/>
             </w:pPr>
-            <w:hyperlink w:history="1" r:id="rIdxzz-5ytaulahvtkybjthm">
+            <w:hyperlink w:history="1" r:id="rIdh5c_3dc-dkaufa9e4_tus">
               <w:r>
                 <w:rPr>
                   <w:rFonts w:ascii="Arial" w:cs="Arial" w:eastAsia="Arial" w:hAnsi="Arial"/>
@@ -32111,7 +32835,7 @@
               <w:spacing w:after="10" w:before="0"/>
               <w:ind w:left="120"/>
             </w:pPr>
-            <w:hyperlink w:history="1" r:id="rIdzvmosewn7tn1rf6d-v_oi">
+            <w:hyperlink w:history="1" r:id="rId_gipy-ziaqt52joq-stc0">
               <w:r>
                 <w:rPr>
                   <w:rFonts w:ascii="Arial" w:cs="Arial" w:eastAsia="Arial" w:hAnsi="Arial"/>
@@ -32156,7 +32880,7 @@
             <w:pPr>
               <w:spacing w:after="20" w:before="0"/>
             </w:pPr>
-            <w:hyperlink w:history="1" r:id="rIdc7kkqubchhuygjkyfq5_9">
+            <w:hyperlink w:history="1" r:id="rIdpey2skevmqy-adw_ttdoo">
               <w:r>
                 <w:rPr>
                   <w:rFonts w:ascii="Arial" w:cs="Arial" w:eastAsia="Arial" w:hAnsi="Arial"/>
@@ -32189,7 +32913,7 @@
               <w:spacing w:after="10" w:before="0"/>
               <w:ind w:left="120"/>
             </w:pPr>
-            <w:hyperlink w:history="1" r:id="rIdfv4swu_f_jgcbd4zuu1i0">
+            <w:hyperlink w:history="1" r:id="rIdbw-rsja5ghdnct8k54ule">
               <w:r>
                 <w:rPr>
                   <w:rFonts w:ascii="Arial" w:cs="Arial" w:eastAsia="Arial" w:hAnsi="Arial"/>
@@ -32217,6 +32941,7 @@
           </w:tcPr>
           <w:p>
             <w:pPr>
+              <w:keepNext w:val="false"/>
               <w:spacing w:after="40" w:before="0"/>
               <w:jc w:val="left"/>
             </w:pPr>
@@ -32249,6 +32974,7 @@
           </w:tcPr>
           <w:p>
             <w:pPr>
+              <w:keepNext w:val="false"/>
               <w:spacing w:after="40" w:before="0"/>
               <w:jc w:val="left"/>
             </w:pPr>
@@ -32281,6 +33007,7 @@
           </w:tcPr>
           <w:p>
             <w:pPr>
+              <w:keepNext w:val="false"/>
               <w:spacing w:after="40" w:before="0"/>
               <w:jc w:val="left"/>
             </w:pPr>
@@ -32313,6 +33040,7 @@
           </w:tcPr>
           <w:p>
             <w:pPr>
+              <w:keepNext w:val="false"/>
               <w:spacing w:after="40" w:before="0"/>
               <w:jc w:val="left"/>
             </w:pPr>
@@ -32347,6 +33075,7 @@
           </w:tcPr>
           <w:p>
             <w:pPr>
+              <w:keepNext w:val="false"/>
               <w:spacing w:after="40" w:before="0"/>
               <w:jc w:val="left"/>
             </w:pPr>
@@ -32384,7 +33113,7 @@
             <w:pPr>
               <w:spacing w:after="20" w:before="0"/>
             </w:pPr>
-            <w:hyperlink w:history="1" r:id="rIdkcxe_wn8pwp_pwev3hb-1">
+            <w:hyperlink w:history="1" r:id="rIdd_cplg4wxbucovtlflnb6">
               <w:r>
                 <w:rPr>
                   <w:rFonts w:ascii="Arial" w:cs="Arial" w:eastAsia="Arial" w:hAnsi="Arial"/>
@@ -32417,7 +33146,7 @@
               <w:spacing w:after="10" w:before="0"/>
               <w:ind w:left="120"/>
             </w:pPr>
-            <w:hyperlink w:history="1" r:id="rIdmxrsvy1uc3y4kbrx7ts77">
+            <w:hyperlink w:history="1" r:id="rIdh3jcqbbjenp09xtcvyhbp">
               <w:r>
                 <w:rPr>
                   <w:rFonts w:ascii="Arial" w:cs="Arial" w:eastAsia="Arial" w:hAnsi="Arial"/>
@@ -32462,7 +33191,7 @@
             <w:pPr>
               <w:spacing w:after="20" w:before="0"/>
             </w:pPr>
-            <w:hyperlink w:history="1" r:id="rIdvudawcspgxe8oqfvguihz">
+            <w:hyperlink w:history="1" r:id="rIdw4mbugjkqhifuugidp0ko">
               <w:r>
                 <w:rPr>
                   <w:rFonts w:ascii="Arial" w:cs="Arial" w:eastAsia="Arial" w:hAnsi="Arial"/>
@@ -32495,7 +33224,7 @@
               <w:spacing w:after="10" w:before="0"/>
               <w:ind w:left="120"/>
             </w:pPr>
-            <w:hyperlink w:history="1" r:id="rIdauebu15cgbzxkti7klmfn">
+            <w:hyperlink w:history="1" r:id="rIdnzp5b5lhe-4oux1udiogt">
               <w:r>
                 <w:rPr>
                   <w:rFonts w:ascii="Arial" w:cs="Arial" w:eastAsia="Arial" w:hAnsi="Arial"/>
@@ -32523,6 +33252,7 @@
           </w:tcPr>
           <w:p>
             <w:pPr>
+              <w:keepNext w:val="false"/>
               <w:spacing w:after="40" w:before="0"/>
               <w:jc w:val="left"/>
             </w:pPr>
@@ -32555,6 +33285,7 @@
           </w:tcPr>
           <w:p>
             <w:pPr>
+              <w:keepNext w:val="false"/>
               <w:spacing w:after="40" w:before="0"/>
               <w:jc w:val="left"/>
             </w:pPr>
@@ -32587,6 +33318,7 @@
           </w:tcPr>
           <w:p>
             <w:pPr>
+              <w:keepNext w:val="false"/>
               <w:spacing w:after="40" w:before="0"/>
               <w:jc w:val="left"/>
             </w:pPr>
@@ -32619,6 +33351,7 @@
           </w:tcPr>
           <w:p>
             <w:pPr>
+              <w:keepNext w:val="false"/>
               <w:spacing w:after="40" w:before="0"/>
               <w:jc w:val="left"/>
             </w:pPr>
@@ -32653,6 +33386,7 @@
           </w:tcPr>
           <w:p>
             <w:pPr>
+              <w:keepNext w:val="false"/>
               <w:spacing w:after="40" w:before="0"/>
               <w:jc w:val="left"/>
             </w:pPr>
@@ -32690,7 +33424,7 @@
             <w:pPr>
               <w:spacing w:after="20" w:before="0"/>
             </w:pPr>
-            <w:hyperlink w:history="1" r:id="rIdze0azhnide8u4ujbzuyjl">
+            <w:hyperlink w:history="1" r:id="rIdhgkpinqutgpg8lkq0mvig">
               <w:r>
                 <w:rPr>
                   <w:rFonts w:ascii="Arial" w:cs="Arial" w:eastAsia="Arial" w:hAnsi="Arial"/>
@@ -32723,7 +33457,7 @@
               <w:spacing w:after="10" w:before="0"/>
               <w:ind w:left="120"/>
             </w:pPr>
-            <w:hyperlink w:history="1" r:id="rIdc00cjqrru7v8uylu4lpad">
+            <w:hyperlink w:history="1" r:id="rIdz5fenu9lrkldcfandehgi">
               <w:r>
                 <w:rPr>
                   <w:rFonts w:ascii="Arial" w:cs="Arial" w:eastAsia="Arial" w:hAnsi="Arial"/>
@@ -32768,7 +33502,7 @@
             <w:pPr>
               <w:spacing w:after="20" w:before="0"/>
             </w:pPr>
-            <w:hyperlink w:history="1" r:id="rIddwxu06egqaxtgijhuwxk4">
+            <w:hyperlink w:history="1" r:id="rIdv1-rqibuy_x4gghzaltyc">
               <w:r>
                 <w:rPr>
                   <w:rFonts w:ascii="Arial" w:cs="Arial" w:eastAsia="Arial" w:hAnsi="Arial"/>
@@ -32801,7 +33535,7 @@
               <w:spacing w:after="10" w:before="0"/>
               <w:ind w:left="120"/>
             </w:pPr>
-            <w:hyperlink w:history="1" r:id="rIdgfcf22s1lssrp-jf5ko-t">
+            <w:hyperlink w:history="1" r:id="rId8zop8knbzio9mv5txsyd-">
               <w:r>
                 <w:rPr>
                   <w:rFonts w:ascii="Arial" w:cs="Arial" w:eastAsia="Arial" w:hAnsi="Arial"/>
@@ -32829,6 +33563,7 @@
           </w:tcPr>
           <w:p>
             <w:pPr>
+              <w:keepNext w:val="false"/>
               <w:spacing w:after="40" w:before="0"/>
               <w:jc w:val="left"/>
             </w:pPr>
@@ -32861,6 +33596,7 @@
           </w:tcPr>
           <w:p>
             <w:pPr>
+              <w:keepNext w:val="false"/>
               <w:spacing w:after="40" w:before="0"/>
               <w:jc w:val="left"/>
             </w:pPr>
@@ -32893,6 +33629,7 @@
           </w:tcPr>
           <w:p>
             <w:pPr>
+              <w:keepNext w:val="false"/>
               <w:spacing w:after="40" w:before="0"/>
               <w:jc w:val="left"/>
             </w:pPr>
@@ -32925,6 +33662,7 @@
           </w:tcPr>
           <w:p>
             <w:pPr>
+              <w:keepNext w:val="false"/>
               <w:spacing w:after="40" w:before="0"/>
               <w:jc w:val="left"/>
             </w:pPr>
@@ -32959,6 +33697,7 @@
           </w:tcPr>
           <w:p>
             <w:pPr>
+              <w:keepNext w:val="false"/>
               <w:spacing w:after="40" w:before="0"/>
               <w:jc w:val="left"/>
             </w:pPr>
@@ -32996,7 +33735,7 @@
             <w:pPr>
               <w:spacing w:after="20" w:before="0"/>
             </w:pPr>
-            <w:hyperlink w:history="1" r:id="rIdi161ay3rnx1lug4_5pqmm">
+            <w:hyperlink w:history="1" r:id="rId4wpqob4o0afirrge4zoqd">
               <w:r>
                 <w:rPr>
                   <w:rFonts w:ascii="Arial" w:cs="Arial" w:eastAsia="Arial" w:hAnsi="Arial"/>
@@ -33029,7 +33768,7 @@
               <w:spacing w:after="10" w:before="0"/>
               <w:ind w:left="120"/>
             </w:pPr>
-            <w:hyperlink w:history="1" r:id="rIdbh5qc_dczyacsifxdwke9">
+            <w:hyperlink w:history="1" r:id="rIdt_dl1qmdcebb2b4x0kt7l">
               <w:r>
                 <w:rPr>
                   <w:rFonts w:ascii="Arial" w:cs="Arial" w:eastAsia="Arial" w:hAnsi="Arial"/>
@@ -33074,7 +33813,7 @@
             <w:pPr>
               <w:spacing w:after="20" w:before="0"/>
             </w:pPr>
-            <w:hyperlink w:history="1" r:id="rIdxk_ia_e_rzvtm1luphbvz">
+            <w:hyperlink w:history="1" r:id="rIdwtn86xbygba5vnpd4tibg">
               <w:r>
                 <w:rPr>
                   <w:rFonts w:ascii="Arial" w:cs="Arial" w:eastAsia="Arial" w:hAnsi="Arial"/>
@@ -33107,7 +33846,7 @@
               <w:spacing w:after="10" w:before="0"/>
               <w:ind w:left="120"/>
             </w:pPr>
-            <w:hyperlink w:history="1" r:id="rId2oglrziiunqzbdpekq9wm">
+            <w:hyperlink w:history="1" r:id="rIdeerbh9cqtivzdvgv03wjt">
               <w:r>
                 <w:rPr>
                   <w:rFonts w:ascii="Arial" w:cs="Arial" w:eastAsia="Arial" w:hAnsi="Arial"/>
@@ -33135,6 +33874,7 @@
           </w:tcPr>
           <w:p>
             <w:pPr>
+              <w:keepNext w:val="false"/>
               <w:spacing w:after="40" w:before="0"/>
               <w:jc w:val="left"/>
             </w:pPr>
@@ -33167,6 +33907,7 @@
           </w:tcPr>
           <w:p>
             <w:pPr>
+              <w:keepNext w:val="false"/>
               <w:spacing w:after="40" w:before="0"/>
               <w:jc w:val="left"/>
             </w:pPr>
@@ -33199,6 +33940,7 @@
           </w:tcPr>
           <w:p>
             <w:pPr>
+              <w:keepNext w:val="false"/>
               <w:spacing w:after="40" w:before="0"/>
               <w:jc w:val="left"/>
             </w:pPr>
@@ -33231,6 +33973,7 @@
           </w:tcPr>
           <w:p>
             <w:pPr>
+              <w:keepNext w:val="false"/>
               <w:spacing w:after="40" w:before="0"/>
               <w:jc w:val="left"/>
             </w:pPr>
@@ -33265,6 +34008,7 @@
           </w:tcPr>
           <w:p>
             <w:pPr>
+              <w:keepNext w:val="false"/>
               <w:spacing w:after="40" w:before="0"/>
               <w:jc w:val="left"/>
             </w:pPr>
@@ -33302,7 +34046,7 @@
             <w:pPr>
               <w:spacing w:after="20" w:before="0"/>
             </w:pPr>
-            <w:hyperlink w:history="1" r:id="rIdb8v_gs76287qfvfgyfrjt">
+            <w:hyperlink w:history="1" r:id="rIderdzxilku1nxoma4pldjf">
               <w:r>
                 <w:rPr>
                   <w:rFonts w:ascii="Arial" w:cs="Arial" w:eastAsia="Arial" w:hAnsi="Arial"/>
@@ -33335,7 +34079,7 @@
               <w:spacing w:after="10" w:before="0"/>
               <w:ind w:left="120"/>
             </w:pPr>
-            <w:hyperlink w:history="1" r:id="rIdvg6hqkueohvt31wbqpfs5">
+            <w:hyperlink w:history="1" r:id="rId7xkgx5hgczyr_hv_fufpm">
               <w:r>
                 <w:rPr>
                   <w:rFonts w:ascii="Arial" w:cs="Arial" w:eastAsia="Arial" w:hAnsi="Arial"/>
@@ -33380,7 +34124,7 @@
             <w:pPr>
               <w:spacing w:after="20" w:before="0"/>
             </w:pPr>
-            <w:hyperlink w:history="1" r:id="rIdrnxrkl1mlucwpaqnxezit">
+            <w:hyperlink w:history="1" r:id="rIdgmkh1nhpvmp3kz4igo1g4">
               <w:r>
                 <w:rPr>
                   <w:rFonts w:ascii="Arial" w:cs="Arial" w:eastAsia="Arial" w:hAnsi="Arial"/>
@@ -33429,7 +34173,7 @@
               <w:spacing w:after="10" w:before="0"/>
               <w:ind w:left="120"/>
             </w:pPr>
-            <w:hyperlink w:history="1" r:id="rIdszoeiwzung0fom3b8ngui">
+            <w:hyperlink w:history="1" r:id="rIddevqm0wpxijkflppg0ae6">
               <w:r>
                 <w:rPr>
                   <w:rFonts w:ascii="Arial" w:cs="Arial" w:eastAsia="Arial" w:hAnsi="Arial"/>
@@ -33457,6 +34201,7 @@
           </w:tcPr>
           <w:p>
             <w:pPr>
+              <w:keepNext w:val="false"/>
               <w:spacing w:after="40" w:before="0"/>
               <w:jc w:val="left"/>
             </w:pPr>
@@ -33489,6 +34234,7 @@
           </w:tcPr>
           <w:p>
             <w:pPr>
+              <w:keepNext w:val="false"/>
               <w:spacing w:after="40" w:before="0"/>
               <w:jc w:val="left"/>
             </w:pPr>
@@ -33521,6 +34267,7 @@
           </w:tcPr>
           <w:p>
             <w:pPr>
+              <w:keepNext w:val="false"/>
               <w:spacing w:after="40" w:before="0"/>
               <w:jc w:val="left"/>
             </w:pPr>
@@ -33553,6 +34300,7 @@
           </w:tcPr>
           <w:p>
             <w:pPr>
+              <w:keepNext w:val="false"/>
               <w:spacing w:after="40" w:before="0"/>
               <w:jc w:val="left"/>
             </w:pPr>
@@ -33612,6 +34360,7 @@
           </w:tcPr>
           <w:p>
             <w:pPr>
+              <w:keepNext w:val="false"/>
               <w:spacing w:after="40" w:before="0"/>
               <w:jc w:val="center"/>
             </w:pPr>
@@ -33646,6 +34395,7 @@
           </w:tcPr>
           <w:p>
             <w:pPr>
+              <w:keepNext w:val="false"/>
               <w:spacing w:after="40" w:before="0"/>
               <w:jc w:val="left"/>
             </w:pPr>
@@ -33707,6 +34457,7 @@
           </w:tcPr>
           <w:p>
             <w:pPr>
+              <w:keepNext w:val="false"/>
               <w:spacing w:after="40" w:before="0"/>
               <w:jc w:val="center"/>
             </w:pPr>
@@ -33741,6 +34492,7 @@
           </w:tcPr>
           <w:p>
             <w:pPr>
+              <w:keepNext w:val="false"/>
               <w:spacing w:after="40" w:before="0"/>
               <w:jc w:val="left"/>
             </w:pPr>
@@ -33773,6 +34525,7 @@
           </w:tcPr>
           <w:p>
             <w:pPr>
+              <w:keepNext w:val="false"/>
               <w:spacing w:after="40" w:before="0"/>
               <w:jc w:val="left"/>
             </w:pPr>
@@ -33807,6 +34560,7 @@
           </w:tcPr>
           <w:p>
             <w:pPr>
+              <w:keepNext w:val="false"/>
               <w:spacing w:after="40" w:before="0"/>
               <w:jc w:val="left"/>
             </w:pPr>
@@ -33839,6 +34593,7 @@
           </w:tcPr>
           <w:p>
             <w:pPr>
+              <w:keepNext w:val="false"/>
               <w:spacing w:after="40" w:before="0"/>
               <w:jc w:val="left"/>
             </w:pPr>
@@ -33873,6 +34628,7 @@
           </w:tcPr>
           <w:p>
             <w:pPr>
+              <w:keepNext w:val="false"/>
               <w:spacing w:after="40" w:before="0"/>
               <w:jc w:val="left"/>
             </w:pPr>
@@ -33905,6 +34661,7 @@
           </w:tcPr>
           <w:p>
             <w:pPr>
+              <w:keepNext w:val="false"/>
               <w:spacing w:after="40" w:before="0"/>
               <w:jc w:val="left"/>
             </w:pPr>
@@ -33941,7 +34698,7 @@
         </w:rPr>
         <w:t xml:space="preserve">© 2026 SeaVuria and ARES. Aligned with KICD objectives. Developed by SeaVuria; technical implementation by ARES (with AI assistance from Claude). Licensed under </w:t>
       </w:r>
-      <w:hyperlink w:history="1" r:id="rIdizfb-jlhudty2io6ipcq5">
+      <w:hyperlink w:history="1" r:id="rIdzgfp57mqznrmarzan9qvt">
         <w:r>
           <w:rPr>
             <w:rFonts w:ascii="Arial" w:cs="Arial" w:eastAsia="Arial" w:hAnsi="Arial"/>
@@ -33962,7 +34719,7 @@
         </w:rPr>
         <w:t xml:space="preserve"> (</w:t>
       </w:r>
-      <w:hyperlink w:history="1" r:id="rIdjorfa2fdyhyyb6lsrqatb">
+      <w:hyperlink w:history="1" r:id="rId5ax_kydj3x0a4sc01_olt">
         <w:r>
           <w:rPr>
             <w:rFonts w:ascii="Arial" w:cs="Arial" w:eastAsia="Arial" w:hAnsi="Arial"/>
@@ -34023,6 +34780,7 @@
           </w:tcPr>
           <w:p>
             <w:pPr>
+              <w:keepNext w:val="false"/>
               <w:spacing w:after="40" w:before="0"/>
               <w:jc w:val="center"/>
             </w:pPr>
@@ -34057,6 +34815,7 @@
           </w:tcPr>
           <w:p>
             <w:pPr>
+              <w:keepNext w:val="false"/>
               <w:spacing w:after="40" w:before="0"/>
               <w:jc w:val="left"/>
             </w:pPr>
@@ -34089,6 +34848,7 @@
           </w:tcPr>
           <w:p>
             <w:pPr>
+              <w:keepNext w:val="false"/>
               <w:spacing w:after="40" w:before="0"/>
               <w:jc w:val="left"/>
             </w:pPr>
@@ -34121,6 +34881,7 @@
           </w:tcPr>
           <w:p>
             <w:pPr>
+              <w:keepNext w:val="false"/>
               <w:spacing w:after="40" w:before="0"/>
               <w:jc w:val="left"/>
             </w:pPr>
@@ -34155,6 +34916,7 @@
           </w:tcPr>
           <w:p>
             <w:pPr>
+              <w:keepNext w:val="false"/>
               <w:spacing w:after="40" w:before="0"/>
               <w:jc w:val="left"/>
             </w:pPr>
@@ -34187,6 +34949,7 @@
           </w:tcPr>
           <w:p>
             <w:pPr>
+              <w:keepNext w:val="false"/>
               <w:spacing w:after="40" w:before="0"/>
               <w:jc w:val="left"/>
             </w:pPr>
@@ -34219,6 +34982,7 @@
           </w:tcPr>
           <w:p>
             <w:pPr>
+              <w:keepNext w:val="false"/>
               <w:spacing w:after="40" w:before="0"/>
               <w:jc w:val="left"/>
             </w:pPr>
@@ -34253,6 +35017,7 @@
           </w:tcPr>
           <w:p>
             <w:pPr>
+              <w:keepNext w:val="false"/>
               <w:spacing w:after="40" w:before="0"/>
               <w:jc w:val="left"/>
             </w:pPr>
@@ -34285,6 +35050,7 @@
           </w:tcPr>
           <w:p>
             <w:pPr>
+              <w:keepNext w:val="false"/>
               <w:spacing w:after="40" w:before="0"/>
               <w:jc w:val="left"/>
             </w:pPr>
@@ -34317,6 +35083,7 @@
           </w:tcPr>
           <w:p>
             <w:pPr>
+              <w:keepNext w:val="false"/>
               <w:spacing w:after="40" w:before="0"/>
               <w:jc w:val="left"/>
             </w:pPr>
@@ -34351,6 +35118,7 @@
           </w:tcPr>
           <w:p>
             <w:pPr>
+              <w:keepNext w:val="false"/>
               <w:spacing w:after="40" w:before="0"/>
               <w:jc w:val="left"/>
             </w:pPr>
@@ -34383,6 +35151,7 @@
           </w:tcPr>
           <w:p>
             <w:pPr>
+              <w:keepNext w:val="false"/>
               <w:spacing w:after="40" w:before="0"/>
               <w:jc w:val="left"/>
             </w:pPr>
@@ -34415,6 +35184,7 @@
           </w:tcPr>
           <w:p>
             <w:pPr>
+              <w:keepNext w:val="false"/>
               <w:spacing w:after="40" w:before="0"/>
               <w:jc w:val="left"/>
             </w:pPr>

--- a/data/outputs/v2/Maths/SS2.3_Area_of_Part_of_a_Circle/Mathematics_Area_of_Part_of_a_Circle_CBE_LessonSequence.docx
+++ b/data/outputs/v2/Maths/SS2.3_Area_of_Part_of_a_Circle/Mathematics_Area_of_Part_of_a_Circle_CBE_LessonSequence.docx
@@ -2378,7 +2378,7 @@
         </w:rPr>
         <w:t xml:space="preserve">© 2026 SeaVuria and ARES. This work is licensed under a </w:t>
       </w:r>
-      <w:hyperlink w:history="1" r:id="rIdxkxts7xjxlkjuoockldpy">
+      <w:hyperlink w:history="1" r:id="rId4cvbcwc_62iicmtk-fcx7">
         <w:r>
           <w:rPr>
             <w:rFonts w:ascii="Arial" w:cs="Arial" w:eastAsia="Arial" w:hAnsi="Arial"/>
@@ -2398,7 +2398,7 @@
         </w:rPr>
         <w:t xml:space="preserve"> (</w:t>
       </w:r>
-      <w:hyperlink w:history="1" r:id="rIdwlfi0k0ro749ptcbgiiv7">
+      <w:hyperlink w:history="1" r:id="rIdvyl5zlyzyouz3wgq0cj3q">
         <w:r>
           <w:rPr>
             <w:rFonts w:ascii="Arial" w:cs="Arial" w:eastAsia="Arial" w:hAnsi="Arial"/>
@@ -2418,7 +2418,7 @@
         </w:rPr>
         <w:t xml:space="preserve">). To view a copy of this license, visit </w:t>
       </w:r>
-      <w:hyperlink w:history="1" r:id="rIdzhelxucdy7niwm9likswj">
+      <w:hyperlink w:history="1" r:id="rIdyqu4obamhmpo3czrnkvwu">
         <w:r>
           <w:rPr>
             <w:rFonts w:ascii="Arial" w:cs="Arial" w:eastAsia="Arial" w:hAnsi="Arial"/>
@@ -3457,7 +3457,7 @@
             <w:pPr>
               <w:spacing w:after="20" w:before="0"/>
             </w:pPr>
-            <w:hyperlink w:history="1" r:id="rIdf1hskqi4bkbn8_fksabb2">
+            <w:hyperlink w:history="1" r:id="rId9o-lk5qrvc9u18buhkp35">
               <w:r>
                 <w:rPr>
                   <w:rFonts w:ascii="Arial" w:cs="Arial" w:eastAsia="Arial" w:hAnsi="Arial"/>
@@ -3490,7 +3490,7 @@
               <w:spacing w:after="10" w:before="0"/>
               <w:ind w:left="120"/>
             </w:pPr>
-            <w:hyperlink w:history="1" r:id="rId3hhpf7adlfkhskso7odd8">
+            <w:hyperlink w:history="1" r:id="rIdn4x6yj-hnqxwmaugovspd">
               <w:r>
                 <w:rPr>
                   <w:rFonts w:ascii="Arial" w:cs="Arial" w:eastAsia="Arial" w:hAnsi="Arial"/>
@@ -3535,7 +3535,7 @@
             <w:pPr>
               <w:spacing w:after="20" w:before="0"/>
             </w:pPr>
-            <w:hyperlink w:history="1" r:id="rIdq0ub8zv_59vdfuzyfwfdb">
+            <w:hyperlink w:history="1" r:id="rIdl9hmtzmdc8-qrl4unk6al">
               <w:r>
                 <w:rPr>
                   <w:rFonts w:ascii="Arial" w:cs="Arial" w:eastAsia="Arial" w:hAnsi="Arial"/>
@@ -3568,7 +3568,7 @@
               <w:spacing w:after="10" w:before="0"/>
               <w:ind w:left="120"/>
             </w:pPr>
-            <w:hyperlink w:history="1" r:id="rIdg1fojrx4riep4ortmdmxw">
+            <w:hyperlink w:history="1" r:id="rId0stjli6dxt3lflcaei0so">
               <w:r>
                 <w:rPr>
                   <w:rFonts w:ascii="Arial" w:cs="Arial" w:eastAsia="Arial" w:hAnsi="Arial"/>
@@ -3768,7 +3768,7 @@
             <w:pPr>
               <w:spacing w:after="20" w:before="0"/>
             </w:pPr>
-            <w:hyperlink w:history="1" r:id="rIdhhti14ef6zqgzoyrjuaev">
+            <w:hyperlink w:history="1" r:id="rIdcsqtzn1vv-3npoznavcxj">
               <w:r>
                 <w:rPr>
                   <w:rFonts w:ascii="Arial" w:cs="Arial" w:eastAsia="Arial" w:hAnsi="Arial"/>
@@ -3801,7 +3801,7 @@
               <w:spacing w:after="10" w:before="0"/>
               <w:ind w:left="120"/>
             </w:pPr>
-            <w:hyperlink w:history="1" r:id="rIdu4kutum0cj9pwcqhxagqb">
+            <w:hyperlink w:history="1" r:id="rId92syabobtvqtoral-tfz3">
               <w:r>
                 <w:rPr>
                   <w:rFonts w:ascii="Arial" w:cs="Arial" w:eastAsia="Arial" w:hAnsi="Arial"/>
@@ -3846,7 +3846,7 @@
             <w:pPr>
               <w:spacing w:after="20" w:before="0"/>
             </w:pPr>
-            <w:hyperlink w:history="1" r:id="rIdmyknccozu7nfjdgdz8uat">
+            <w:hyperlink w:history="1" r:id="rIdpfqqfsjp-jug5kx9zdiio">
               <w:r>
                 <w:rPr>
                   <w:rFonts w:ascii="Arial" w:cs="Arial" w:eastAsia="Arial" w:hAnsi="Arial"/>
@@ -3879,7 +3879,7 @@
               <w:spacing w:after="10" w:before="0"/>
               <w:ind w:left="120"/>
             </w:pPr>
-            <w:hyperlink w:history="1" r:id="rIdvs0udwcacngzvbnpr6ab-">
+            <w:hyperlink w:history="1" r:id="rIdknqq6rufbv5znp8qwu0bh">
               <w:r>
                 <w:rPr>
                   <w:rFonts w:ascii="Arial" w:cs="Arial" w:eastAsia="Arial" w:hAnsi="Arial"/>
@@ -4079,7 +4079,7 @@
             <w:pPr>
               <w:spacing w:after="20" w:before="0"/>
             </w:pPr>
-            <w:hyperlink w:history="1" r:id="rIdgsdciprevd2208pdw5xy3">
+            <w:hyperlink w:history="1" r:id="rIdt9opqlvwfzsmharyt2q5b">
               <w:r>
                 <w:rPr>
                   <w:rFonts w:ascii="Arial" w:cs="Arial" w:eastAsia="Arial" w:hAnsi="Arial"/>
@@ -4112,7 +4112,7 @@
               <w:spacing w:after="10" w:before="0"/>
               <w:ind w:left="120"/>
             </w:pPr>
-            <w:hyperlink w:history="1" r:id="rIdixcqr8wqgvepafn8pmt6p">
+            <w:hyperlink w:history="1" r:id="rIdbnppq4tezkul8np4ydifp">
               <w:r>
                 <w:rPr>
                   <w:rFonts w:ascii="Arial" w:cs="Arial" w:eastAsia="Arial" w:hAnsi="Arial"/>
@@ -4157,7 +4157,7 @@
             <w:pPr>
               <w:spacing w:after="20" w:before="0"/>
             </w:pPr>
-            <w:hyperlink w:history="1" r:id="rId4g5xvctcnucfgxomg5kgo">
+            <w:hyperlink w:history="1" r:id="rIddy0ifl70wrhicqyzkx6d7">
               <w:r>
                 <w:rPr>
                   <w:rFonts w:ascii="Arial" w:cs="Arial" w:eastAsia="Arial" w:hAnsi="Arial"/>
@@ -4190,7 +4190,7 @@
               <w:spacing w:after="10" w:before="0"/>
               <w:ind w:left="120"/>
             </w:pPr>
-            <w:hyperlink w:history="1" r:id="rIdyhxhwyknb56ntcei_tdev">
+            <w:hyperlink w:history="1" r:id="rIdqzsbzjauzoperq1gozbmc">
               <w:r>
                 <w:rPr>
                   <w:rFonts w:ascii="Arial" w:cs="Arial" w:eastAsia="Arial" w:hAnsi="Arial"/>
@@ -4390,7 +4390,7 @@
             <w:pPr>
               <w:spacing w:after="20" w:before="0"/>
             </w:pPr>
-            <w:hyperlink w:history="1" r:id="rIdkcb-f6m3jq9nqijatd_it">
+            <w:hyperlink w:history="1" r:id="rId2ulxxpwhjavku9nwpeorz">
               <w:r>
                 <w:rPr>
                   <w:rFonts w:ascii="Arial" w:cs="Arial" w:eastAsia="Arial" w:hAnsi="Arial"/>
@@ -4423,7 +4423,7 @@
               <w:spacing w:after="10" w:before="0"/>
               <w:ind w:left="120"/>
             </w:pPr>
-            <w:hyperlink w:history="1" r:id="rId2hz5kmaa07ebt-mlixvwx">
+            <w:hyperlink w:history="1" r:id="rIdhaceng3bwpprocwyyjhpm">
               <w:r>
                 <w:rPr>
                   <w:rFonts w:ascii="Arial" w:cs="Arial" w:eastAsia="Arial" w:hAnsi="Arial"/>
@@ -4468,7 +4468,7 @@
             <w:pPr>
               <w:spacing w:after="20" w:before="0"/>
             </w:pPr>
-            <w:hyperlink w:history="1" r:id="rId4g_fc_vbk1lc_-uqxylw3">
+            <w:hyperlink w:history="1" r:id="rIdatqursg1d_vvsdwoqy7bj">
               <w:r>
                 <w:rPr>
                   <w:rFonts w:ascii="Arial" w:cs="Arial" w:eastAsia="Arial" w:hAnsi="Arial"/>
@@ -4501,7 +4501,7 @@
               <w:spacing w:after="10" w:before="0"/>
               <w:ind w:left="120"/>
             </w:pPr>
-            <w:hyperlink w:history="1" r:id="rIdhvx4bqv62gqyl607ry-bk">
+            <w:hyperlink w:history="1" r:id="rIdmew18vpf_3tvsqh8z5h6a">
               <w:r>
                 <w:rPr>
                   <w:rFonts w:ascii="Arial" w:cs="Arial" w:eastAsia="Arial" w:hAnsi="Arial"/>
@@ -4701,7 +4701,7 @@
             <w:pPr>
               <w:spacing w:after="20" w:before="0"/>
             </w:pPr>
-            <w:hyperlink w:history="1" r:id="rIdkg98eicxnc_iumhxyk1ih">
+            <w:hyperlink w:history="1" r:id="rIdpkomuu61rjo17bxxi1vav">
               <w:r>
                 <w:rPr>
                   <w:rFonts w:ascii="Arial" w:cs="Arial" w:eastAsia="Arial" w:hAnsi="Arial"/>
@@ -4750,7 +4750,7 @@
               <w:spacing w:after="10" w:before="0"/>
               <w:ind w:left="120"/>
             </w:pPr>
-            <w:hyperlink w:history="1" r:id="rIdrn7gvcddwnh2vd6a0kmku">
+            <w:hyperlink w:history="1" r:id="rIdqmd8pdtfus0jastshpdep">
               <w:r>
                 <w:rPr>
                   <w:rFonts w:ascii="Arial" w:cs="Arial" w:eastAsia="Arial" w:hAnsi="Arial"/>
@@ -4795,7 +4795,7 @@
             <w:pPr>
               <w:spacing w:after="20" w:before="0"/>
             </w:pPr>
-            <w:hyperlink w:history="1" r:id="rIdruucyrpgympfkcxudqur-">
+            <w:hyperlink w:history="1" r:id="rIdy2rsam5wtlo-tnq5xj2yi">
               <w:r>
                 <w:rPr>
                   <w:rFonts w:ascii="Arial" w:cs="Arial" w:eastAsia="Arial" w:hAnsi="Arial"/>
@@ -4844,7 +4844,7 @@
               <w:spacing w:after="10" w:before="0"/>
               <w:ind w:left="120"/>
             </w:pPr>
-            <w:hyperlink w:history="1" r:id="rIdnrq1vxi5n1t013q2dorrl">
+            <w:hyperlink w:history="1" r:id="rIdjchuvvalzjakhs84grmai">
               <w:r>
                 <w:rPr>
                   <w:rFonts w:ascii="Arial" w:cs="Arial" w:eastAsia="Arial" w:hAnsi="Arial"/>
@@ -5369,7 +5369,7 @@
         </w:rPr>
         <w:t xml:space="preserve">© 2026 SeaVuria and ARES. Aligned with KICD objectives. Developed by SeaVuria; technical implementation by ARES (with AI assistance from Claude). Licensed under </w:t>
       </w:r>
-      <w:hyperlink w:history="1" r:id="rIdtjcyw-vy2u26mgkw6jtxm">
+      <w:hyperlink w:history="1" r:id="rIdlyf_5o9ahyiuawiw--_9r">
         <w:r>
           <w:rPr>
             <w:rFonts w:ascii="Arial" w:cs="Arial" w:eastAsia="Arial" w:hAnsi="Arial"/>
@@ -5390,7 +5390,7 @@
         </w:rPr>
         <w:t xml:space="preserve"> (</w:t>
       </w:r>
-      <w:hyperlink w:history="1" r:id="rId76n7i4e1f2nhwihjy6lan">
+      <w:hyperlink w:history="1" r:id="rIdoqjexw1hckxatbvoapm9x">
         <w:r>
           <w:rPr>
             <w:rFonts w:ascii="Arial" w:cs="Arial" w:eastAsia="Arial" w:hAnsi="Arial"/>
@@ -6430,7 +6430,7 @@
             <w:pPr>
               <w:spacing w:after="20" w:before="0"/>
             </w:pPr>
-            <w:hyperlink w:history="1" r:id="rIdd4ar26wkgng8qhoncnlpb">
+            <w:hyperlink w:history="1" r:id="rIdxsazs1ixe8pe9ijhka-xh">
               <w:r>
                 <w:rPr>
                   <w:rFonts w:ascii="Arial" w:cs="Arial" w:eastAsia="Arial" w:hAnsi="Arial"/>
@@ -6463,7 +6463,7 @@
               <w:spacing w:after="10" w:before="0"/>
               <w:ind w:left="120"/>
             </w:pPr>
-            <w:hyperlink w:history="1" r:id="rId-lwivlqo3jjoglarbrmpu">
+            <w:hyperlink w:history="1" r:id="rIdmbsrfthfzzd4_is7o6zia">
               <w:r>
                 <w:rPr>
                   <w:rFonts w:ascii="Arial" w:cs="Arial" w:eastAsia="Arial" w:hAnsi="Arial"/>
@@ -6508,7 +6508,7 @@
             <w:pPr>
               <w:spacing w:after="20" w:before="0"/>
             </w:pPr>
-            <w:hyperlink w:history="1" r:id="rIdsw3supvkaz1pkqzeugzn4">
+            <w:hyperlink w:history="1" r:id="rId1umhqa9fvjmuj-xqiffi7">
               <w:r>
                 <w:rPr>
                   <w:rFonts w:ascii="Arial" w:cs="Arial" w:eastAsia="Arial" w:hAnsi="Arial"/>
@@ -6541,7 +6541,7 @@
               <w:spacing w:after="10" w:before="0"/>
               <w:ind w:left="120"/>
             </w:pPr>
-            <w:hyperlink w:history="1" r:id="rIdvbe3exuibdnnszlxq2ipj">
+            <w:hyperlink w:history="1" r:id="rIdr_u2u-wnitrnd4xldlwkr">
               <w:r>
                 <w:rPr>
                   <w:rFonts w:ascii="Arial" w:cs="Arial" w:eastAsia="Arial" w:hAnsi="Arial"/>
@@ -6741,7 +6741,7 @@
             <w:pPr>
               <w:spacing w:after="20" w:before="0"/>
             </w:pPr>
-            <w:hyperlink w:history="1" r:id="rIdfeqnskivdyqu1zcmcnedg">
+            <w:hyperlink w:history="1" r:id="rIdlgdxkbkmlxz5rnk7b04_k">
               <w:r>
                 <w:rPr>
                   <w:rFonts w:ascii="Arial" w:cs="Arial" w:eastAsia="Arial" w:hAnsi="Arial"/>
@@ -6774,7 +6774,7 @@
               <w:spacing w:after="10" w:before="0"/>
               <w:ind w:left="120"/>
             </w:pPr>
-            <w:hyperlink w:history="1" r:id="rId89lago34a0ztvff18y8zk">
+            <w:hyperlink w:history="1" r:id="rId2rclsciksk0struzkwzs5">
               <w:r>
                 <w:rPr>
                   <w:rFonts w:ascii="Arial" w:cs="Arial" w:eastAsia="Arial" w:hAnsi="Arial"/>
@@ -6819,7 +6819,7 @@
             <w:pPr>
               <w:spacing w:after="20" w:before="0"/>
             </w:pPr>
-            <w:hyperlink w:history="1" r:id="rIdwwmobdikkpkp6vmmqnanz">
+            <w:hyperlink w:history="1" r:id="rIdbtjhc8pk8m0d-isegjmwq">
               <w:r>
                 <w:rPr>
                   <w:rFonts w:ascii="Arial" w:cs="Arial" w:eastAsia="Arial" w:hAnsi="Arial"/>
@@ -6852,7 +6852,7 @@
               <w:spacing w:after="10" w:before="0"/>
               <w:ind w:left="120"/>
             </w:pPr>
-            <w:hyperlink w:history="1" r:id="rIdvdp79o24ocghcrkpwotre">
+            <w:hyperlink w:history="1" r:id="rIdu3y8zpgrsghs-lv-b1ogp">
               <w:r>
                 <w:rPr>
                   <w:rFonts w:ascii="Arial" w:cs="Arial" w:eastAsia="Arial" w:hAnsi="Arial"/>
@@ -7052,7 +7052,7 @@
             <w:pPr>
               <w:spacing w:after="20" w:before="0"/>
             </w:pPr>
-            <w:hyperlink w:history="1" r:id="rIdhtm7rprmxkbg8mlbgmyj8">
+            <w:hyperlink w:history="1" r:id="rIdlv_z-35ctovxmveqappna">
               <w:r>
                 <w:rPr>
                   <w:rFonts w:ascii="Arial" w:cs="Arial" w:eastAsia="Arial" w:hAnsi="Arial"/>
@@ -7101,7 +7101,7 @@
               <w:spacing w:after="10" w:before="0"/>
               <w:ind w:left="120"/>
             </w:pPr>
-            <w:hyperlink w:history="1" r:id="rIdhodewqkbxj6j-uouoh-pf">
+            <w:hyperlink w:history="1" r:id="rIdwjighiazoxsi-qfdg5mzc">
               <w:r>
                 <w:rPr>
                   <w:rFonts w:ascii="Arial" w:cs="Arial" w:eastAsia="Arial" w:hAnsi="Arial"/>
@@ -7146,7 +7146,7 @@
             <w:pPr>
               <w:spacing w:after="20" w:before="0"/>
             </w:pPr>
-            <w:hyperlink w:history="1" r:id="rId30wjoi5r4klnyybvk16wy">
+            <w:hyperlink w:history="1" r:id="rIdn0n1tfvx61eyk0nfvnsew">
               <w:r>
                 <w:rPr>
                   <w:rFonts w:ascii="Arial" w:cs="Arial" w:eastAsia="Arial" w:hAnsi="Arial"/>
@@ -7195,7 +7195,7 @@
               <w:spacing w:after="10" w:before="0"/>
               <w:ind w:left="120"/>
             </w:pPr>
-            <w:hyperlink w:history="1" r:id="rIdtzdhnxo-ftt2qqmh1095x">
+            <w:hyperlink w:history="1" r:id="rIdbufc-jb78gakn9vcsxdmm">
               <w:r>
                 <w:rPr>
                   <w:rFonts w:ascii="Arial" w:cs="Arial" w:eastAsia="Arial" w:hAnsi="Arial"/>
@@ -7395,7 +7395,7 @@
             <w:pPr>
               <w:spacing w:after="20" w:before="0"/>
             </w:pPr>
-            <w:hyperlink w:history="1" r:id="rIdy947znyaguxqfypcyhvuy">
+            <w:hyperlink w:history="1" r:id="rIdmq5uewckmlvpxtejirsvx">
               <w:r>
                 <w:rPr>
                   <w:rFonts w:ascii="Arial" w:cs="Arial" w:eastAsia="Arial" w:hAnsi="Arial"/>
@@ -7444,7 +7444,7 @@
               <w:spacing w:after="10" w:before="0"/>
               <w:ind w:left="120"/>
             </w:pPr>
-            <w:hyperlink w:history="1" r:id="rIdd6qtl978-ock7qknigyir">
+            <w:hyperlink w:history="1" r:id="rIdbvrmbqlemkxurkzlrqs0s">
               <w:r>
                 <w:rPr>
                   <w:rFonts w:ascii="Arial" w:cs="Arial" w:eastAsia="Arial" w:hAnsi="Arial"/>
@@ -7489,7 +7489,7 @@
             <w:pPr>
               <w:spacing w:after="20" w:before="0"/>
             </w:pPr>
-            <w:hyperlink w:history="1" r:id="rId5m_fra05bqhuagtkm3e1g">
+            <w:hyperlink w:history="1" r:id="rIdacf0eoonijrgzn5yvyw5f">
               <w:r>
                 <w:rPr>
                   <w:rFonts w:ascii="Arial" w:cs="Arial" w:eastAsia="Arial" w:hAnsi="Arial"/>
@@ -7538,7 +7538,7 @@
               <w:spacing w:after="10" w:before="0"/>
               <w:ind w:left="120"/>
             </w:pPr>
-            <w:hyperlink w:history="1" r:id="rIdfsmwlpw81uirvyizj0xm8">
+            <w:hyperlink w:history="1" r:id="rIdrpgbzemlewpjiauzz3xmy">
               <w:r>
                 <w:rPr>
                   <w:rFonts w:ascii="Arial" w:cs="Arial" w:eastAsia="Arial" w:hAnsi="Arial"/>
@@ -7738,7 +7738,7 @@
             <w:pPr>
               <w:spacing w:after="20" w:before="0"/>
             </w:pPr>
-            <w:hyperlink w:history="1" r:id="rIddnba3hrxraqeatnfzob_l">
+            <w:hyperlink w:history="1" r:id="rIdhlfkpqh4fcaig7398iv0c">
               <w:r>
                 <w:rPr>
                   <w:rFonts w:ascii="Arial" w:cs="Arial" w:eastAsia="Arial" w:hAnsi="Arial"/>
@@ -7787,7 +7787,7 @@
               <w:spacing w:after="10" w:before="0"/>
               <w:ind w:left="120"/>
             </w:pPr>
-            <w:hyperlink w:history="1" r:id="rIdpebntxx0c7fqczs12sfjj">
+            <w:hyperlink w:history="1" r:id="rIdgb_ycazyxguazfioq2jsn">
               <w:r>
                 <w:rPr>
                   <w:rFonts w:ascii="Arial" w:cs="Arial" w:eastAsia="Arial" w:hAnsi="Arial"/>
@@ -7832,7 +7832,7 @@
             <w:pPr>
               <w:spacing w:after="20" w:before="0"/>
             </w:pPr>
-            <w:hyperlink w:history="1" r:id="rIdlawdeyju78ckx73ivad18">
+            <w:hyperlink w:history="1" r:id="rId9v6co4u5ehjgnpglahrel">
               <w:r>
                 <w:rPr>
                   <w:rFonts w:ascii="Arial" w:cs="Arial" w:eastAsia="Arial" w:hAnsi="Arial"/>
@@ -7881,7 +7881,7 @@
               <w:spacing w:after="10" w:before="0"/>
               <w:ind w:left="120"/>
             </w:pPr>
-            <w:hyperlink w:history="1" r:id="rId4svnqeub9kffv9x5s_lmv">
+            <w:hyperlink w:history="1" r:id="rIdy9nozgclbolky9q0akdjx">
               <w:r>
                 <w:rPr>
                   <w:rFonts w:ascii="Arial" w:cs="Arial" w:eastAsia="Arial" w:hAnsi="Arial"/>
@@ -8406,7 +8406,7 @@
         </w:rPr>
         <w:t xml:space="preserve">© 2026 SeaVuria and ARES. Aligned with KICD objectives. Developed by SeaVuria; technical implementation by ARES (with AI assistance from Claude). Licensed under </w:t>
       </w:r>
-      <w:hyperlink w:history="1" r:id="rId98zypd25m1wkzw4n42hov">
+      <w:hyperlink w:history="1" r:id="rIdjftctq8tbzqtvvmmdb1yb">
         <w:r>
           <w:rPr>
             <w:rFonts w:ascii="Arial" w:cs="Arial" w:eastAsia="Arial" w:hAnsi="Arial"/>
@@ -8427,7 +8427,7 @@
         </w:rPr>
         <w:t xml:space="preserve"> (</w:t>
       </w:r>
-      <w:hyperlink w:history="1" r:id="rId6ny3he9ycinoccginnzfv">
+      <w:hyperlink w:history="1" r:id="rIdjfqo-g7k3cqr7-rn04nyb">
         <w:r>
           <w:rPr>
             <w:rFonts w:ascii="Arial" w:cs="Arial" w:eastAsia="Arial" w:hAnsi="Arial"/>
@@ -9467,7 +9467,7 @@
             <w:pPr>
               <w:spacing w:after="20" w:before="0"/>
             </w:pPr>
-            <w:hyperlink w:history="1" r:id="rIdvjbyssvbylcfkjiillxkc">
+            <w:hyperlink w:history="1" r:id="rIda3qv-mboxjan6_rssmyki">
               <w:r>
                 <w:rPr>
                   <w:rFonts w:ascii="Arial" w:cs="Arial" w:eastAsia="Arial" w:hAnsi="Arial"/>
@@ -9500,7 +9500,7 @@
               <w:spacing w:after="10" w:before="0"/>
               <w:ind w:left="120"/>
             </w:pPr>
-            <w:hyperlink w:history="1" r:id="rId_n_fesd62durmvzz5j4xl">
+            <w:hyperlink w:history="1" r:id="rIdmaj7m_wnpzqh-m8cbiorz">
               <w:r>
                 <w:rPr>
                   <w:rFonts w:ascii="Arial" w:cs="Arial" w:eastAsia="Arial" w:hAnsi="Arial"/>
@@ -9545,7 +9545,7 @@
             <w:pPr>
               <w:spacing w:after="20" w:before="0"/>
             </w:pPr>
-            <w:hyperlink w:history="1" r:id="rIdhtg_xazw-rda1xh1btuxo">
+            <w:hyperlink w:history="1" r:id="rId3dm0wue1rvkj8u6sswa3z">
               <w:r>
                 <w:rPr>
                   <w:rFonts w:ascii="Arial" w:cs="Arial" w:eastAsia="Arial" w:hAnsi="Arial"/>
@@ -9578,7 +9578,7 @@
               <w:spacing w:after="10" w:before="0"/>
               <w:ind w:left="120"/>
             </w:pPr>
-            <w:hyperlink w:history="1" r:id="rIdfng3yrepcwncsawrf3uph">
+            <w:hyperlink w:history="1" r:id="rId9ctalj3aecl3hy-rdydn3">
               <w:r>
                 <w:rPr>
                   <w:rFonts w:ascii="Arial" w:cs="Arial" w:eastAsia="Arial" w:hAnsi="Arial"/>
@@ -9778,7 +9778,7 @@
             <w:pPr>
               <w:spacing w:after="20" w:before="0"/>
             </w:pPr>
-            <w:hyperlink w:history="1" r:id="rIdxmtrqnfoxqkiuofe-p8oh">
+            <w:hyperlink w:history="1" r:id="rIdla-zddz7elyka7eo8toag">
               <w:r>
                 <w:rPr>
                   <w:rFonts w:ascii="Arial" w:cs="Arial" w:eastAsia="Arial" w:hAnsi="Arial"/>
@@ -9811,7 +9811,7 @@
               <w:spacing w:after="10" w:before="0"/>
               <w:ind w:left="120"/>
             </w:pPr>
-            <w:hyperlink w:history="1" r:id="rIdsbe-znsalqxcn0mg6wjjx">
+            <w:hyperlink w:history="1" r:id="rIde1qwanceib8ys2kdmgc9y">
               <w:r>
                 <w:rPr>
                   <w:rFonts w:ascii="Arial" w:cs="Arial" w:eastAsia="Arial" w:hAnsi="Arial"/>
@@ -9856,7 +9856,7 @@
             <w:pPr>
               <w:spacing w:after="20" w:before="0"/>
             </w:pPr>
-            <w:hyperlink w:history="1" r:id="rIdh3lrjbznkh55wdbw8mrt4">
+            <w:hyperlink w:history="1" r:id="rIdk-ozbx9rzkw2mmcwyqajd">
               <w:r>
                 <w:rPr>
                   <w:rFonts w:ascii="Arial" w:cs="Arial" w:eastAsia="Arial" w:hAnsi="Arial"/>
@@ -9889,7 +9889,7 @@
               <w:spacing w:after="10" w:before="0"/>
               <w:ind w:left="120"/>
             </w:pPr>
-            <w:hyperlink w:history="1" r:id="rIdjieve9bni3abqqb0uhco-">
+            <w:hyperlink w:history="1" r:id="rIddot60ehzdxrymp6_wee7_">
               <w:r>
                 <w:rPr>
                   <w:rFonts w:ascii="Arial" w:cs="Arial" w:eastAsia="Arial" w:hAnsi="Arial"/>
@@ -10089,7 +10089,7 @@
             <w:pPr>
               <w:spacing w:after="20" w:before="0"/>
             </w:pPr>
-            <w:hyperlink w:history="1" r:id="rIdb_xbplrh7jlu62zlkv4wf">
+            <w:hyperlink w:history="1" r:id="rIdjlybr8krrwdemdwkusrxx">
               <w:r>
                 <w:rPr>
                   <w:rFonts w:ascii="Arial" w:cs="Arial" w:eastAsia="Arial" w:hAnsi="Arial"/>
@@ -10138,7 +10138,7 @@
               <w:spacing w:after="10" w:before="0"/>
               <w:ind w:left="120"/>
             </w:pPr>
-            <w:hyperlink w:history="1" r:id="rId6lfvuyrxcsi4qqie2shb8">
+            <w:hyperlink w:history="1" r:id="rIdrvsu0m9xuhojpicino9d7">
               <w:r>
                 <w:rPr>
                   <w:rFonts w:ascii="Arial" w:cs="Arial" w:eastAsia="Arial" w:hAnsi="Arial"/>
@@ -10183,7 +10183,7 @@
             <w:pPr>
               <w:spacing w:after="20" w:before="0"/>
             </w:pPr>
-            <w:hyperlink w:history="1" r:id="rIdvqqqn5xexw2eqz3aqy5sz">
+            <w:hyperlink w:history="1" r:id="rIdljosgozcatdnpf6e4remp">
               <w:r>
                 <w:rPr>
                   <w:rFonts w:ascii="Arial" w:cs="Arial" w:eastAsia="Arial" w:hAnsi="Arial"/>
@@ -10232,7 +10232,7 @@
               <w:spacing w:after="10" w:before="0"/>
               <w:ind w:left="120"/>
             </w:pPr>
-            <w:hyperlink w:history="1" r:id="rIdgrn7ywzc93a2tscscsp0f">
+            <w:hyperlink w:history="1" r:id="rIdsep52vit7ddjm12nthlyt">
               <w:r>
                 <w:rPr>
                   <w:rFonts w:ascii="Arial" w:cs="Arial" w:eastAsia="Arial" w:hAnsi="Arial"/>
@@ -10432,7 +10432,7 @@
             <w:pPr>
               <w:spacing w:after="20" w:before="0"/>
             </w:pPr>
-            <w:hyperlink w:history="1" r:id="rIduauicl_xnbzrduy1asxdw">
+            <w:hyperlink w:history="1" r:id="rIdhh7jdyoy0xstuex-b0_9s">
               <w:r>
                 <w:rPr>
                   <w:rFonts w:ascii="Arial" w:cs="Arial" w:eastAsia="Arial" w:hAnsi="Arial"/>
@@ -10481,7 +10481,7 @@
               <w:spacing w:after="10" w:before="0"/>
               <w:ind w:left="120"/>
             </w:pPr>
-            <w:hyperlink w:history="1" r:id="rIdawakfknaroe4ut2cwptmy">
+            <w:hyperlink w:history="1" r:id="rId4g3pxgczeccb08v3tqd5r">
               <w:r>
                 <w:rPr>
                   <w:rFonts w:ascii="Arial" w:cs="Arial" w:eastAsia="Arial" w:hAnsi="Arial"/>
@@ -10526,7 +10526,7 @@
             <w:pPr>
               <w:spacing w:after="20" w:before="0"/>
             </w:pPr>
-            <w:hyperlink w:history="1" r:id="rIdlnodiif_ou0ojngu-4r53">
+            <w:hyperlink w:history="1" r:id="rIdd_adftx5zlhju1s-fjwcx">
               <w:r>
                 <w:rPr>
                   <w:rFonts w:ascii="Arial" w:cs="Arial" w:eastAsia="Arial" w:hAnsi="Arial"/>
@@ -10575,7 +10575,7 @@
               <w:spacing w:after="10" w:before="0"/>
               <w:ind w:left="120"/>
             </w:pPr>
-            <w:hyperlink w:history="1" r:id="rIdmosvji_8h7ebhidywpsce">
+            <w:hyperlink w:history="1" r:id="rIde4zrxgvzi_nxpxskxmaww">
               <w:r>
                 <w:rPr>
                   <w:rFonts w:ascii="Arial" w:cs="Arial" w:eastAsia="Arial" w:hAnsi="Arial"/>
@@ -10775,7 +10775,7 @@
             <w:pPr>
               <w:spacing w:after="20" w:before="0"/>
             </w:pPr>
-            <w:hyperlink w:history="1" r:id="rId5g1x6v2sywkhfp_aqdqxz">
+            <w:hyperlink w:history="1" r:id="rIdxxqpjkn9pmgrmf11g4qbx">
               <w:r>
                 <w:rPr>
                   <w:rFonts w:ascii="Arial" w:cs="Arial" w:eastAsia="Arial" w:hAnsi="Arial"/>
@@ -10824,7 +10824,7 @@
               <w:spacing w:after="10" w:before="0"/>
               <w:ind w:left="120"/>
             </w:pPr>
-            <w:hyperlink w:history="1" r:id="rIdleyztryhgfrq9mjx1jqs9">
+            <w:hyperlink w:history="1" r:id="rIdp9p0z9hc-y9bl9-tyx7sx">
               <w:r>
                 <w:rPr>
                   <w:rFonts w:ascii="Arial" w:cs="Arial" w:eastAsia="Arial" w:hAnsi="Arial"/>
@@ -10869,7 +10869,7 @@
             <w:pPr>
               <w:spacing w:after="20" w:before="0"/>
             </w:pPr>
-            <w:hyperlink w:history="1" r:id="rIdcn5m9eruhsp_ofjnrp6na">
+            <w:hyperlink w:history="1" r:id="rIdvxwtznzegxjplwmbq_n7q">
               <w:r>
                 <w:rPr>
                   <w:rFonts w:ascii="Arial" w:cs="Arial" w:eastAsia="Arial" w:hAnsi="Arial"/>
@@ -10918,7 +10918,7 @@
               <w:spacing w:after="10" w:before="0"/>
               <w:ind w:left="120"/>
             </w:pPr>
-            <w:hyperlink w:history="1" r:id="rIdr4zk3le4t6mu9omakti-i">
+            <w:hyperlink w:history="1" r:id="rIdlgfju5vad2i6jbbi8tccq">
               <w:r>
                 <w:rPr>
                   <w:rFonts w:ascii="Arial" w:cs="Arial" w:eastAsia="Arial" w:hAnsi="Arial"/>
@@ -11443,7 +11443,7 @@
         </w:rPr>
         <w:t xml:space="preserve">© 2026 SeaVuria and ARES. Aligned with KICD objectives. Developed by SeaVuria; technical implementation by ARES (with AI assistance from Claude). Licensed under </w:t>
       </w:r>
-      <w:hyperlink w:history="1" r:id="rIdk0ckogjhvj2vpp6fnn5u4">
+      <w:hyperlink w:history="1" r:id="rIdv8nugfz9kx6lon8kn_zek">
         <w:r>
           <w:rPr>
             <w:rFonts w:ascii="Arial" w:cs="Arial" w:eastAsia="Arial" w:hAnsi="Arial"/>
@@ -11464,7 +11464,7 @@
         </w:rPr>
         <w:t xml:space="preserve"> (</w:t>
       </w:r>
-      <w:hyperlink w:history="1" r:id="rIdtixpo9fjr5phl1ydjxihi">
+      <w:hyperlink w:history="1" r:id="rId5kt2qyd-p8v07wwarqiv9">
         <w:r>
           <w:rPr>
             <w:rFonts w:ascii="Arial" w:cs="Arial" w:eastAsia="Arial" w:hAnsi="Arial"/>
@@ -12504,7 +12504,7 @@
             <w:pPr>
               <w:spacing w:after="20" w:before="0"/>
             </w:pPr>
-            <w:hyperlink w:history="1" r:id="rIdrwhvvrv2welwmfezfb0r6">
+            <w:hyperlink w:history="1" r:id="rIdgq8r4yk2riplcsj8i-dka">
               <w:r>
                 <w:rPr>
                   <w:rFonts w:ascii="Arial" w:cs="Arial" w:eastAsia="Arial" w:hAnsi="Arial"/>
@@ -12537,7 +12537,7 @@
               <w:spacing w:after="10" w:before="0"/>
               <w:ind w:left="120"/>
             </w:pPr>
-            <w:hyperlink w:history="1" r:id="rIdtk3o97q45gsc89_ghph49">
+            <w:hyperlink w:history="1" r:id="rId0xzt5wp2zavodpt-8aidm">
               <w:r>
                 <w:rPr>
                   <w:rFonts w:ascii="Arial" w:cs="Arial" w:eastAsia="Arial" w:hAnsi="Arial"/>
@@ -12582,7 +12582,7 @@
             <w:pPr>
               <w:spacing w:after="20" w:before="0"/>
             </w:pPr>
-            <w:hyperlink w:history="1" r:id="rId3zszgavejhcztgk4s_bzm">
+            <w:hyperlink w:history="1" r:id="rIdksdtya5b3gduotg1152gm">
               <w:r>
                 <w:rPr>
                   <w:rFonts w:ascii="Arial" w:cs="Arial" w:eastAsia="Arial" w:hAnsi="Arial"/>
@@ -12615,7 +12615,7 @@
               <w:spacing w:after="10" w:before="0"/>
               <w:ind w:left="120"/>
             </w:pPr>
-            <w:hyperlink w:history="1" r:id="rIdzzkuicfndylkegxbpyn-g">
+            <w:hyperlink w:history="1" r:id="rIdjlddz8jplkfvxdkpwthw3">
               <w:r>
                 <w:rPr>
                   <w:rFonts w:ascii="Arial" w:cs="Arial" w:eastAsia="Arial" w:hAnsi="Arial"/>
@@ -12815,7 +12815,7 @@
             <w:pPr>
               <w:spacing w:after="20" w:before="0"/>
             </w:pPr>
-            <w:hyperlink w:history="1" r:id="rId7hmkrvzvexxyzm9ktj-en">
+            <w:hyperlink w:history="1" r:id="rId-kqds3yhnmvhqoj1jy46h">
               <w:r>
                 <w:rPr>
                   <w:rFonts w:ascii="Arial" w:cs="Arial" w:eastAsia="Arial" w:hAnsi="Arial"/>
@@ -12848,7 +12848,7 @@
               <w:spacing w:after="10" w:before="0"/>
               <w:ind w:left="120"/>
             </w:pPr>
-            <w:hyperlink w:history="1" r:id="rIdkh9yxvehrehcyucn0k-xh">
+            <w:hyperlink w:history="1" r:id="rIdgikeghvcvl6lq3o_qwsac">
               <w:r>
                 <w:rPr>
                   <w:rFonts w:ascii="Arial" w:cs="Arial" w:eastAsia="Arial" w:hAnsi="Arial"/>
@@ -12893,7 +12893,7 @@
             <w:pPr>
               <w:spacing w:after="20" w:before="0"/>
             </w:pPr>
-            <w:hyperlink w:history="1" r:id="rIdbkgzzobpkjdyvhto4blm5">
+            <w:hyperlink w:history="1" r:id="rIdmrexo8f9tps2l4zpgn9rn">
               <w:r>
                 <w:rPr>
                   <w:rFonts w:ascii="Arial" w:cs="Arial" w:eastAsia="Arial" w:hAnsi="Arial"/>
@@ -12926,7 +12926,7 @@
               <w:spacing w:after="10" w:before="0"/>
               <w:ind w:left="120"/>
             </w:pPr>
-            <w:hyperlink w:history="1" r:id="rId1qvxypirnruxz4ymaxodr">
+            <w:hyperlink w:history="1" r:id="rIdvzz9ghb_tlor20grv9kgm">
               <w:r>
                 <w:rPr>
                   <w:rFonts w:ascii="Arial" w:cs="Arial" w:eastAsia="Arial" w:hAnsi="Arial"/>
@@ -13126,7 +13126,7 @@
             <w:pPr>
               <w:spacing w:after="20" w:before="0"/>
             </w:pPr>
-            <w:hyperlink w:history="1" r:id="rIdwlhl_rwcpu2tdacucyp-z">
+            <w:hyperlink w:history="1" r:id="rIdpua5f9cg-4ppzsvskld4l">
               <w:r>
                 <w:rPr>
                   <w:rFonts w:ascii="Arial" w:cs="Arial" w:eastAsia="Arial" w:hAnsi="Arial"/>
@@ -13175,7 +13175,7 @@
               <w:spacing w:after="10" w:before="0"/>
               <w:ind w:left="120"/>
             </w:pPr>
-            <w:hyperlink w:history="1" r:id="rIdlmbu5nbtoyrgyp8s8mefh">
+            <w:hyperlink w:history="1" r:id="rIdlmbcpsixl7fjvwu779zwp">
               <w:r>
                 <w:rPr>
                   <w:rFonts w:ascii="Arial" w:cs="Arial" w:eastAsia="Arial" w:hAnsi="Arial"/>
@@ -13220,7 +13220,7 @@
             <w:pPr>
               <w:spacing w:after="20" w:before="0"/>
             </w:pPr>
-            <w:hyperlink w:history="1" r:id="rIdqtkqycikeflilbl_mysfz">
+            <w:hyperlink w:history="1" r:id="rIdhac5axppwtqx4ahjmzrab">
               <w:r>
                 <w:rPr>
                   <w:rFonts w:ascii="Arial" w:cs="Arial" w:eastAsia="Arial" w:hAnsi="Arial"/>
@@ -13269,7 +13269,7 @@
               <w:spacing w:after="10" w:before="0"/>
               <w:ind w:left="120"/>
             </w:pPr>
-            <w:hyperlink w:history="1" r:id="rIdnryw3sxgjlsevtlwodlra">
+            <w:hyperlink w:history="1" r:id="rIdxjxzwrpu5mkbxk5tmhrhp">
               <w:r>
                 <w:rPr>
                   <w:rFonts w:ascii="Arial" w:cs="Arial" w:eastAsia="Arial" w:hAnsi="Arial"/>
@@ -13469,7 +13469,7 @@
             <w:pPr>
               <w:spacing w:after="20" w:before="0"/>
             </w:pPr>
-            <w:hyperlink w:history="1" r:id="rIdwnxilhbn8afrukvteg9nx">
+            <w:hyperlink w:history="1" r:id="rIdwl2dsb2ugynngoxca5sl0">
               <w:r>
                 <w:rPr>
                   <w:rFonts w:ascii="Arial" w:cs="Arial" w:eastAsia="Arial" w:hAnsi="Arial"/>
@@ -13518,7 +13518,7 @@
               <w:spacing w:after="10" w:before="0"/>
               <w:ind w:left="120"/>
             </w:pPr>
-            <w:hyperlink w:history="1" r:id="rIdb9yvuz5yelocmpleruqaq">
+            <w:hyperlink w:history="1" r:id="rIdokkvjw51t-oa_rvyewwto">
               <w:r>
                 <w:rPr>
                   <w:rFonts w:ascii="Arial" w:cs="Arial" w:eastAsia="Arial" w:hAnsi="Arial"/>
@@ -13563,7 +13563,7 @@
             <w:pPr>
               <w:spacing w:after="20" w:before="0"/>
             </w:pPr>
-            <w:hyperlink w:history="1" r:id="rIdz3a0kazivgb3deluwyscr">
+            <w:hyperlink w:history="1" r:id="rIdsftgkwb3n-oeuzso1asqo">
               <w:r>
                 <w:rPr>
                   <w:rFonts w:ascii="Arial" w:cs="Arial" w:eastAsia="Arial" w:hAnsi="Arial"/>
@@ -13612,7 +13612,7 @@
               <w:spacing w:after="10" w:before="0"/>
               <w:ind w:left="120"/>
             </w:pPr>
-            <w:hyperlink w:history="1" r:id="rIdfclrmsvoil6t0ryr4vfv1">
+            <w:hyperlink w:history="1" r:id="rIdxglrr_akpx0upxgs7ixys">
               <w:r>
                 <w:rPr>
                   <w:rFonts w:ascii="Arial" w:cs="Arial" w:eastAsia="Arial" w:hAnsi="Arial"/>
@@ -13812,7 +13812,7 @@
             <w:pPr>
               <w:spacing w:after="20" w:before="0"/>
             </w:pPr>
-            <w:hyperlink w:history="1" r:id="rId3z2dcqa2qot_opu5xz4zs">
+            <w:hyperlink w:history="1" r:id="rId6u2cakbuh5ytujb6qjzcw">
               <w:r>
                 <w:rPr>
                   <w:rFonts w:ascii="Arial" w:cs="Arial" w:eastAsia="Arial" w:hAnsi="Arial"/>
@@ -13861,7 +13861,7 @@
               <w:spacing w:after="10" w:before="0"/>
               <w:ind w:left="120"/>
             </w:pPr>
-            <w:hyperlink w:history="1" r:id="rIdx1dlxlaafa5ipm_pkfoty">
+            <w:hyperlink w:history="1" r:id="rIdcf2zj8bs7py6ddhbknyzz">
               <w:r>
                 <w:rPr>
                   <w:rFonts w:ascii="Arial" w:cs="Arial" w:eastAsia="Arial" w:hAnsi="Arial"/>
@@ -13906,7 +13906,7 @@
             <w:pPr>
               <w:spacing w:after="20" w:before="0"/>
             </w:pPr>
-            <w:hyperlink w:history="1" r:id="rIdngomyg26hvd8wmpuj4lsx">
+            <w:hyperlink w:history="1" r:id="rIdskfn7tzultp0xnppr4q50">
               <w:r>
                 <w:rPr>
                   <w:rFonts w:ascii="Arial" w:cs="Arial" w:eastAsia="Arial" w:hAnsi="Arial"/>
@@ -13955,7 +13955,7 @@
               <w:spacing w:after="10" w:before="0"/>
               <w:ind w:left="120"/>
             </w:pPr>
-            <w:hyperlink w:history="1" r:id="rIdiwsxlebdenapnvyuxayra">
+            <w:hyperlink w:history="1" r:id="rIdzk23lj90k8zkoyygijwm8">
               <w:r>
                 <w:rPr>
                   <w:rFonts w:ascii="Arial" w:cs="Arial" w:eastAsia="Arial" w:hAnsi="Arial"/>
@@ -14580,7 +14580,7 @@
         </w:rPr>
         <w:t xml:space="preserve">© 2026 SeaVuria and ARES. Aligned with KICD objectives. Developed by SeaVuria; technical implementation by ARES (with AI assistance from Claude). Licensed under </w:t>
       </w:r>
-      <w:hyperlink w:history="1" r:id="rIdpwjwaxkea_lmtxxnghlka">
+      <w:hyperlink w:history="1" r:id="rIdclsfmh6mq2wffjwgnlqaz">
         <w:r>
           <w:rPr>
             <w:rFonts w:ascii="Arial" w:cs="Arial" w:eastAsia="Arial" w:hAnsi="Arial"/>
@@ -14601,7 +14601,7 @@
         </w:rPr>
         <w:t xml:space="preserve"> (</w:t>
       </w:r>
-      <w:hyperlink w:history="1" r:id="rId_42uo27snp4unrwnfezlg">
+      <w:hyperlink w:history="1" r:id="rIdbxwyp2e13cpxfmghpnvbv">
         <w:r>
           <w:rPr>
             <w:rFonts w:ascii="Arial" w:cs="Arial" w:eastAsia="Arial" w:hAnsi="Arial"/>
@@ -15641,7 +15641,7 @@
             <w:pPr>
               <w:spacing w:after="20" w:before="0"/>
             </w:pPr>
-            <w:hyperlink w:history="1" r:id="rIddu6fpw_xknznxlh7lmmyy">
+            <w:hyperlink w:history="1" r:id="rId4dpnl1yss8festy0xjmdq">
               <w:r>
                 <w:rPr>
                   <w:rFonts w:ascii="Arial" w:cs="Arial" w:eastAsia="Arial" w:hAnsi="Arial"/>
@@ -15690,7 +15690,7 @@
               <w:spacing w:after="10" w:before="0"/>
               <w:ind w:left="120"/>
             </w:pPr>
-            <w:hyperlink w:history="1" r:id="rIdsat9r62lkqn73gayfuehb">
+            <w:hyperlink w:history="1" r:id="rIdhqnx67iwjkup5jo_bp5mu">
               <w:r>
                 <w:rPr>
                   <w:rFonts w:ascii="Arial" w:cs="Arial" w:eastAsia="Arial" w:hAnsi="Arial"/>
@@ -15735,7 +15735,7 @@
             <w:pPr>
               <w:spacing w:after="20" w:before="0"/>
             </w:pPr>
-            <w:hyperlink w:history="1" r:id="rIdrlmmjnqwlhnh4fewjxnoj">
+            <w:hyperlink w:history="1" r:id="rIduxts1l88zgefk_ivu7spl">
               <w:r>
                 <w:rPr>
                   <w:rFonts w:ascii="Arial" w:cs="Arial" w:eastAsia="Arial" w:hAnsi="Arial"/>
@@ -15784,7 +15784,7 @@
               <w:spacing w:after="10" w:before="0"/>
               <w:ind w:left="120"/>
             </w:pPr>
-            <w:hyperlink w:history="1" r:id="rIdwb_5ckssepxu_0j_wt54j">
+            <w:hyperlink w:history="1" r:id="rIdabbw33egvp13m4ugr2d7m">
               <w:r>
                 <w:rPr>
                   <w:rFonts w:ascii="Arial" w:cs="Arial" w:eastAsia="Arial" w:hAnsi="Arial"/>
@@ -15984,7 +15984,7 @@
             <w:pPr>
               <w:spacing w:after="20" w:before="0"/>
             </w:pPr>
-            <w:hyperlink w:history="1" r:id="rIdyifjkyqodcvhxak7ddfmu">
+            <w:hyperlink w:history="1" r:id="rIdkhufoxrib-cqe13exh7aj">
               <w:r>
                 <w:rPr>
                   <w:rFonts w:ascii="Arial" w:cs="Arial" w:eastAsia="Arial" w:hAnsi="Arial"/>
@@ -16033,7 +16033,7 @@
               <w:spacing w:after="10" w:before="0"/>
               <w:ind w:left="120"/>
             </w:pPr>
-            <w:hyperlink w:history="1" r:id="rId60j8hgzbyhkbr3yqszype">
+            <w:hyperlink w:history="1" r:id="rIdnmwkf9gq9fy5epfixhbuw">
               <w:r>
                 <w:rPr>
                   <w:rFonts w:ascii="Arial" w:cs="Arial" w:eastAsia="Arial" w:hAnsi="Arial"/>
@@ -16078,7 +16078,7 @@
             <w:pPr>
               <w:spacing w:after="20" w:before="0"/>
             </w:pPr>
-            <w:hyperlink w:history="1" r:id="rIdgc8xoje8j50zjp5xnlqrr">
+            <w:hyperlink w:history="1" r:id="rIdoyhzp7ihlr1ne5pciawnc">
               <w:r>
                 <w:rPr>
                   <w:rFonts w:ascii="Arial" w:cs="Arial" w:eastAsia="Arial" w:hAnsi="Arial"/>
@@ -16127,7 +16127,7 @@
               <w:spacing w:after="10" w:before="0"/>
               <w:ind w:left="120"/>
             </w:pPr>
-            <w:hyperlink w:history="1" r:id="rIdq_icwq-sfvseouhz95rkz">
+            <w:hyperlink w:history="1" r:id="rIdrj8glg8fvwzrojld5s--d">
               <w:r>
                 <w:rPr>
                   <w:rFonts w:ascii="Arial" w:cs="Arial" w:eastAsia="Arial" w:hAnsi="Arial"/>
@@ -16327,7 +16327,7 @@
             <w:pPr>
               <w:spacing w:after="20" w:before="0"/>
             </w:pPr>
-            <w:hyperlink w:history="1" r:id="rIdvzm4qrz3yh-3dawfn6fz6">
+            <w:hyperlink w:history="1" r:id="rIdmlpbtlusyozyoejw8yfbj">
               <w:r>
                 <w:rPr>
                   <w:rFonts w:ascii="Arial" w:cs="Arial" w:eastAsia="Arial" w:hAnsi="Arial"/>
@@ -16376,7 +16376,7 @@
               <w:spacing w:after="10" w:before="0"/>
               <w:ind w:left="120"/>
             </w:pPr>
-            <w:hyperlink w:history="1" r:id="rIdw-qcyyrlqupeaqxp5gbpf">
+            <w:hyperlink w:history="1" r:id="rIdkpay_cqkbfs8z8orkf3jb">
               <w:r>
                 <w:rPr>
                   <w:rFonts w:ascii="Arial" w:cs="Arial" w:eastAsia="Arial" w:hAnsi="Arial"/>
@@ -16421,7 +16421,7 @@
             <w:pPr>
               <w:spacing w:after="20" w:before="0"/>
             </w:pPr>
-            <w:hyperlink w:history="1" r:id="rIdlqdnea6rfyyru8kumnwru">
+            <w:hyperlink w:history="1" r:id="rIdpkbsbn5ot1i6h8xh4u5ea">
               <w:r>
                 <w:rPr>
                   <w:rFonts w:ascii="Arial" w:cs="Arial" w:eastAsia="Arial" w:hAnsi="Arial"/>
@@ -16470,7 +16470,7 @@
               <w:spacing w:after="10" w:before="0"/>
               <w:ind w:left="120"/>
             </w:pPr>
-            <w:hyperlink w:history="1" r:id="rIdfmcqzd_2pn6moa3mlqazs">
+            <w:hyperlink w:history="1" r:id="rIdfcmrzkqm2abhhtibdzhcn">
               <w:r>
                 <w:rPr>
                   <w:rFonts w:ascii="Arial" w:cs="Arial" w:eastAsia="Arial" w:hAnsi="Arial"/>
@@ -16670,7 +16670,7 @@
             <w:pPr>
               <w:spacing w:after="20" w:before="0"/>
             </w:pPr>
-            <w:hyperlink w:history="1" r:id="rIddm3o4hccxsvgnzg7gvdwu">
+            <w:hyperlink w:history="1" r:id="rIdcpnwu5jr7qru8k-gleqx7">
               <w:r>
                 <w:rPr>
                   <w:rFonts w:ascii="Arial" w:cs="Arial" w:eastAsia="Arial" w:hAnsi="Arial"/>
@@ -16719,7 +16719,7 @@
               <w:spacing w:after="10" w:before="0"/>
               <w:ind w:left="120"/>
             </w:pPr>
-            <w:hyperlink w:history="1" r:id="rIdql-bstjewebhf3wgti3xo">
+            <w:hyperlink w:history="1" r:id="rId2qdw02fvfxajo56uwhghl">
               <w:r>
                 <w:rPr>
                   <w:rFonts w:ascii="Arial" w:cs="Arial" w:eastAsia="Arial" w:hAnsi="Arial"/>
@@ -16764,7 +16764,7 @@
             <w:pPr>
               <w:spacing w:after="20" w:before="0"/>
             </w:pPr>
-            <w:hyperlink w:history="1" r:id="rIddr2hxarbhmbw5dmvtw5lv">
+            <w:hyperlink w:history="1" r:id="rIdtlnt5jq48tkz6anpoc1du">
               <w:r>
                 <w:rPr>
                   <w:rFonts w:ascii="Arial" w:cs="Arial" w:eastAsia="Arial" w:hAnsi="Arial"/>
@@ -16813,7 +16813,7 @@
               <w:spacing w:after="10" w:before="0"/>
               <w:ind w:left="120"/>
             </w:pPr>
-            <w:hyperlink w:history="1" r:id="rIdxmjb_jzrxdaigcpwjkapn">
+            <w:hyperlink w:history="1" r:id="rIde8fi-vtm15-82dluk1jf0">
               <w:r>
                 <w:rPr>
                   <w:rFonts w:ascii="Arial" w:cs="Arial" w:eastAsia="Arial" w:hAnsi="Arial"/>
@@ -17013,7 +17013,7 @@
             <w:pPr>
               <w:spacing w:after="20" w:before="0"/>
             </w:pPr>
-            <w:hyperlink w:history="1" r:id="rIdolrbj81r_wd27ixpyxsh2">
+            <w:hyperlink w:history="1" r:id="rId1legoddbic0n6hhpfp2vm">
               <w:r>
                 <w:rPr>
                   <w:rFonts w:ascii="Arial" w:cs="Arial" w:eastAsia="Arial" w:hAnsi="Arial"/>
@@ -17062,7 +17062,7 @@
               <w:spacing w:after="10" w:before="0"/>
               <w:ind w:left="120"/>
             </w:pPr>
-            <w:hyperlink w:history="1" r:id="rIdyzamyj9sfdphz6ukfoftg">
+            <w:hyperlink w:history="1" r:id="rIdwtlxjivxgiei9zkcb5dgq">
               <w:r>
                 <w:rPr>
                   <w:rFonts w:ascii="Arial" w:cs="Arial" w:eastAsia="Arial" w:hAnsi="Arial"/>
@@ -17107,7 +17107,7 @@
             <w:pPr>
               <w:spacing w:after="20" w:before="0"/>
             </w:pPr>
-            <w:hyperlink w:history="1" r:id="rIdmo5-x8ts8davdqebx43p_">
+            <w:hyperlink w:history="1" r:id="rId5ovu0szob5ify4syb1sju">
               <w:r>
                 <w:rPr>
                   <w:rFonts w:ascii="Arial" w:cs="Arial" w:eastAsia="Arial" w:hAnsi="Arial"/>
@@ -17156,7 +17156,7 @@
               <w:spacing w:after="10" w:before="0"/>
               <w:ind w:left="120"/>
             </w:pPr>
-            <w:hyperlink w:history="1" r:id="rIderufebkmgtao-rj9cwtxk">
+            <w:hyperlink w:history="1" r:id="rIde9m1zlal1e1rpfydy7gqo">
               <w:r>
                 <w:rPr>
                   <w:rFonts w:ascii="Arial" w:cs="Arial" w:eastAsia="Arial" w:hAnsi="Arial"/>
@@ -17681,7 +17681,7 @@
         </w:rPr>
         <w:t xml:space="preserve">© 2026 SeaVuria and ARES. Aligned with KICD objectives. Developed by SeaVuria; technical implementation by ARES (with AI assistance from Claude). Licensed under </w:t>
       </w:r>
-      <w:hyperlink w:history="1" r:id="rIdvjwllp5sakaxgliqmpnxp">
+      <w:hyperlink w:history="1" r:id="rIdyj30q6x7uwglv5dbc5md0">
         <w:r>
           <w:rPr>
             <w:rFonts w:ascii="Arial" w:cs="Arial" w:eastAsia="Arial" w:hAnsi="Arial"/>
@@ -17702,7 +17702,7 @@
         </w:rPr>
         <w:t xml:space="preserve"> (</w:t>
       </w:r>
-      <w:hyperlink w:history="1" r:id="rIddsovin-3xpgwezpycm3l8">
+      <w:hyperlink w:history="1" r:id="rIdzgawjahnsmaqxdypt3lcx">
         <w:r>
           <w:rPr>
             <w:rFonts w:ascii="Arial" w:cs="Arial" w:eastAsia="Arial" w:hAnsi="Arial"/>
@@ -18742,7 +18742,7 @@
             <w:pPr>
               <w:spacing w:after="20" w:before="0"/>
             </w:pPr>
-            <w:hyperlink w:history="1" r:id="rIdhkmefxa5a2fnf5cvh3d0o">
+            <w:hyperlink w:history="1" r:id="rIdi-enyikdtw_dbs978mvao">
               <w:r>
                 <w:rPr>
                   <w:rFonts w:ascii="Arial" w:cs="Arial" w:eastAsia="Arial" w:hAnsi="Arial"/>
@@ -18775,7 +18775,7 @@
               <w:spacing w:after="10" w:before="0"/>
               <w:ind w:left="120"/>
             </w:pPr>
-            <w:hyperlink w:history="1" r:id="rId9auiv4x72lnoztxtltnru">
+            <w:hyperlink w:history="1" r:id="rIdskbxy5wkxpy8mpd_sdyn3">
               <w:r>
                 <w:rPr>
                   <w:rFonts w:ascii="Arial" w:cs="Arial" w:eastAsia="Arial" w:hAnsi="Arial"/>
@@ -18820,7 +18820,7 @@
             <w:pPr>
               <w:spacing w:after="20" w:before="0"/>
             </w:pPr>
-            <w:hyperlink w:history="1" r:id="rIditusxsinugl8l2q5mhkhh">
+            <w:hyperlink w:history="1" r:id="rIdvpga5q-9h3mxm3xgz6ep0">
               <w:r>
                 <w:rPr>
                   <w:rFonts w:ascii="Arial" w:cs="Arial" w:eastAsia="Arial" w:hAnsi="Arial"/>
@@ -18853,7 +18853,7 @@
               <w:spacing w:after="10" w:before="0"/>
               <w:ind w:left="120"/>
             </w:pPr>
-            <w:hyperlink w:history="1" r:id="rIdnsjnuld3mjlgatpnvo-iu">
+            <w:hyperlink w:history="1" r:id="rIdwataxyahshmshhyqfp2yk">
               <w:r>
                 <w:rPr>
                   <w:rFonts w:ascii="Arial" w:cs="Arial" w:eastAsia="Arial" w:hAnsi="Arial"/>
@@ -19053,7 +19053,7 @@
             <w:pPr>
               <w:spacing w:after="20" w:before="0"/>
             </w:pPr>
-            <w:hyperlink w:history="1" r:id="rIdmvjhe4ys0rrnagy29gdlm">
+            <w:hyperlink w:history="1" r:id="rIdx_wrbr5fmoispeon2tmz0">
               <w:r>
                 <w:rPr>
                   <w:rFonts w:ascii="Arial" w:cs="Arial" w:eastAsia="Arial" w:hAnsi="Arial"/>
@@ -19086,7 +19086,7 @@
               <w:spacing w:after="10" w:before="0"/>
               <w:ind w:left="120"/>
             </w:pPr>
-            <w:hyperlink w:history="1" r:id="rIdocoimm6cwbyszdlncztlg">
+            <w:hyperlink w:history="1" r:id="rIdw6pmyxlibxeoaw3ee6ytv">
               <w:r>
                 <w:rPr>
                   <w:rFonts w:ascii="Arial" w:cs="Arial" w:eastAsia="Arial" w:hAnsi="Arial"/>
@@ -19131,7 +19131,7 @@
             <w:pPr>
               <w:spacing w:after="20" w:before="0"/>
             </w:pPr>
-            <w:hyperlink w:history="1" r:id="rIdxzeumelwn1s8dnioekhdp">
+            <w:hyperlink w:history="1" r:id="rIdouvdhwexmsqkcorejqhmi">
               <w:r>
                 <w:rPr>
                   <w:rFonts w:ascii="Arial" w:cs="Arial" w:eastAsia="Arial" w:hAnsi="Arial"/>
@@ -19164,7 +19164,7 @@
               <w:spacing w:after="10" w:before="0"/>
               <w:ind w:left="120"/>
             </w:pPr>
-            <w:hyperlink w:history="1" r:id="rIdwackfnyvqdro1m7f4xq6y">
+            <w:hyperlink w:history="1" r:id="rIdpgze2azupe_kqruvn15sa">
               <w:r>
                 <w:rPr>
                   <w:rFonts w:ascii="Arial" w:cs="Arial" w:eastAsia="Arial" w:hAnsi="Arial"/>
@@ -19364,7 +19364,7 @@
             <w:pPr>
               <w:spacing w:after="20" w:before="0"/>
             </w:pPr>
-            <w:hyperlink w:history="1" r:id="rIde9gmuglhpfhs3qpohlycg">
+            <w:hyperlink w:history="1" r:id="rIdligjnw5m1xd679i7d2y-m">
               <w:r>
                 <w:rPr>
                   <w:rFonts w:ascii="Arial" w:cs="Arial" w:eastAsia="Arial" w:hAnsi="Arial"/>
@@ -19413,7 +19413,7 @@
               <w:spacing w:after="10" w:before="0"/>
               <w:ind w:left="120"/>
             </w:pPr>
-            <w:hyperlink w:history="1" r:id="rId2_lu2egyc0oeyzdcqvlaj">
+            <w:hyperlink w:history="1" r:id="rId5rpamwiwyna6paqcccreh">
               <w:r>
                 <w:rPr>
                   <w:rFonts w:ascii="Arial" w:cs="Arial" w:eastAsia="Arial" w:hAnsi="Arial"/>
@@ -19458,7 +19458,7 @@
             <w:pPr>
               <w:spacing w:after="20" w:before="0"/>
             </w:pPr>
-            <w:hyperlink w:history="1" r:id="rId3fofcvln0uz9n0tez892z">
+            <w:hyperlink w:history="1" r:id="rId7moqfqhmv6fqilpi9l6z3">
               <w:r>
                 <w:rPr>
                   <w:rFonts w:ascii="Arial" w:cs="Arial" w:eastAsia="Arial" w:hAnsi="Arial"/>
@@ -19507,7 +19507,7 @@
               <w:spacing w:after="10" w:before="0"/>
               <w:ind w:left="120"/>
             </w:pPr>
-            <w:hyperlink w:history="1" r:id="rId1zorajztnxtqg2gi0x7ig">
+            <w:hyperlink w:history="1" r:id="rIdazrrggszxpx8upfdyxlix">
               <w:r>
                 <w:rPr>
                   <w:rFonts w:ascii="Arial" w:cs="Arial" w:eastAsia="Arial" w:hAnsi="Arial"/>
@@ -19707,7 +19707,7 @@
             <w:pPr>
               <w:spacing w:after="20" w:before="0"/>
             </w:pPr>
-            <w:hyperlink w:history="1" r:id="rIdezqnriic4i7vbtpq7x1ra">
+            <w:hyperlink w:history="1" r:id="rIdjfmwn2fi4hziu2nurcn3o">
               <w:r>
                 <w:rPr>
                   <w:rFonts w:ascii="Arial" w:cs="Arial" w:eastAsia="Arial" w:hAnsi="Arial"/>
@@ -19756,7 +19756,7 @@
               <w:spacing w:after="10" w:before="0"/>
               <w:ind w:left="120"/>
             </w:pPr>
-            <w:hyperlink w:history="1" r:id="rIdjdhhmm-bqpl6vsn5y9-tg">
+            <w:hyperlink w:history="1" r:id="rIduymoz2mlish6ihb5wlltt">
               <w:r>
                 <w:rPr>
                   <w:rFonts w:ascii="Arial" w:cs="Arial" w:eastAsia="Arial" w:hAnsi="Arial"/>
@@ -19801,7 +19801,7 @@
             <w:pPr>
               <w:spacing w:after="20" w:before="0"/>
             </w:pPr>
-            <w:hyperlink w:history="1" r:id="rId7ijxbugq8beb8joihpiau">
+            <w:hyperlink w:history="1" r:id="rIdr48qrmuf1ttvocm6w1vqp">
               <w:r>
                 <w:rPr>
                   <w:rFonts w:ascii="Arial" w:cs="Arial" w:eastAsia="Arial" w:hAnsi="Arial"/>
@@ -19850,7 +19850,7 @@
               <w:spacing w:after="10" w:before="0"/>
               <w:ind w:left="120"/>
             </w:pPr>
-            <w:hyperlink w:history="1" r:id="rId4krqiev5xa_lb4tzq-7t2">
+            <w:hyperlink w:history="1" r:id="rIdzcrmbr4r1f7vfgd-7bynm">
               <w:r>
                 <w:rPr>
                   <w:rFonts w:ascii="Arial" w:cs="Arial" w:eastAsia="Arial" w:hAnsi="Arial"/>
@@ -20050,7 +20050,7 @@
             <w:pPr>
               <w:spacing w:after="20" w:before="0"/>
             </w:pPr>
-            <w:hyperlink w:history="1" r:id="rIdbgxa3c-b77gf01cylynw0">
+            <w:hyperlink w:history="1" r:id="rIdbi87ssadtqksceu4dn5me">
               <w:r>
                 <w:rPr>
                   <w:rFonts w:ascii="Arial" w:cs="Arial" w:eastAsia="Arial" w:hAnsi="Arial"/>
@@ -20099,7 +20099,7 @@
               <w:spacing w:after="10" w:before="0"/>
               <w:ind w:left="120"/>
             </w:pPr>
-            <w:hyperlink w:history="1" r:id="rIdsyfpemepfmpayygmx5f-h">
+            <w:hyperlink w:history="1" r:id="rIds7_erdfpffnpw9an2srar">
               <w:r>
                 <w:rPr>
                   <w:rFonts w:ascii="Arial" w:cs="Arial" w:eastAsia="Arial" w:hAnsi="Arial"/>
@@ -20144,7 +20144,7 @@
             <w:pPr>
               <w:spacing w:after="20" w:before="0"/>
             </w:pPr>
-            <w:hyperlink w:history="1" r:id="rIdn7uqwnqcsngo37bg24vcv">
+            <w:hyperlink w:history="1" r:id="rIdruh3glndowesl-zxszfne">
               <w:r>
                 <w:rPr>
                   <w:rFonts w:ascii="Arial" w:cs="Arial" w:eastAsia="Arial" w:hAnsi="Arial"/>
@@ -20193,7 +20193,7 @@
               <w:spacing w:after="10" w:before="0"/>
               <w:ind w:left="120"/>
             </w:pPr>
-            <w:hyperlink w:history="1" r:id="rIdaxuam4-byhcn3acaulq6q">
+            <w:hyperlink w:history="1" r:id="rIddmfhnrphjo56ufxvfw7w0">
               <w:r>
                 <w:rPr>
                   <w:rFonts w:ascii="Arial" w:cs="Arial" w:eastAsia="Arial" w:hAnsi="Arial"/>
@@ -20718,7 +20718,7 @@
         </w:rPr>
         <w:t xml:space="preserve">© 2026 SeaVuria and ARES. Aligned with KICD objectives. Developed by SeaVuria; technical implementation by ARES (with AI assistance from Claude). Licensed under </w:t>
       </w:r>
-      <w:hyperlink w:history="1" r:id="rIdmwlntnzhlzxsxw9fmds5j">
+      <w:hyperlink w:history="1" r:id="rId9u_akguudvcxfxmeww2jh">
         <w:r>
           <w:rPr>
             <w:rFonts w:ascii="Arial" w:cs="Arial" w:eastAsia="Arial" w:hAnsi="Arial"/>
@@ -20739,7 +20739,7 @@
         </w:rPr>
         <w:t xml:space="preserve"> (</w:t>
       </w:r>
-      <w:hyperlink w:history="1" r:id="rIdcu89-djuejlustgh4lwfz">
+      <w:hyperlink w:history="1" r:id="rIdv7mwuar_bzue9ybcnemnu">
         <w:r>
           <w:rPr>
             <w:rFonts w:ascii="Arial" w:cs="Arial" w:eastAsia="Arial" w:hAnsi="Arial"/>
@@ -21779,7 +21779,7 @@
             <w:pPr>
               <w:spacing w:after="20" w:before="0"/>
             </w:pPr>
-            <w:hyperlink w:history="1" r:id="rIdxatvnbh3prqz9h1mwaq61">
+            <w:hyperlink w:history="1" r:id="rId_dhd4fd8d8d9u38irseqa">
               <w:r>
                 <w:rPr>
                   <w:rFonts w:ascii="Arial" w:cs="Arial" w:eastAsia="Arial" w:hAnsi="Arial"/>
@@ -21812,7 +21812,7 @@
               <w:spacing w:after="10" w:before="0"/>
               <w:ind w:left="120"/>
             </w:pPr>
-            <w:hyperlink w:history="1" r:id="rId4uqt4plde2ci64fd87xrk">
+            <w:hyperlink w:history="1" r:id="rIdwlapltcwh0w7ylo-hpgjt">
               <w:r>
                 <w:rPr>
                   <w:rFonts w:ascii="Arial" w:cs="Arial" w:eastAsia="Arial" w:hAnsi="Arial"/>
@@ -21857,7 +21857,7 @@
             <w:pPr>
               <w:spacing w:after="20" w:before="0"/>
             </w:pPr>
-            <w:hyperlink w:history="1" r:id="rIdiwh-9d4yeipy14v7cfzxw">
+            <w:hyperlink w:history="1" r:id="rId8ij-pux84opu_4an-p_gq">
               <w:r>
                 <w:rPr>
                   <w:rFonts w:ascii="Arial" w:cs="Arial" w:eastAsia="Arial" w:hAnsi="Arial"/>
@@ -21890,7 +21890,7 @@
               <w:spacing w:after="10" w:before="0"/>
               <w:ind w:left="120"/>
             </w:pPr>
-            <w:hyperlink w:history="1" r:id="rIdig_4s6wfbyidjnknxjrhx">
+            <w:hyperlink w:history="1" r:id="rIdt1mos9gomdfn5rgg6m8zc">
               <w:r>
                 <w:rPr>
                   <w:rFonts w:ascii="Arial" w:cs="Arial" w:eastAsia="Arial" w:hAnsi="Arial"/>
@@ -22090,7 +22090,7 @@
             <w:pPr>
               <w:spacing w:after="20" w:before="0"/>
             </w:pPr>
-            <w:hyperlink w:history="1" r:id="rIdgg1s92fpxedtomexy-0ma">
+            <w:hyperlink w:history="1" r:id="rIdb_5ys17bdx_pt5anqx2gd">
               <w:r>
                 <w:rPr>
                   <w:rFonts w:ascii="Arial" w:cs="Arial" w:eastAsia="Arial" w:hAnsi="Arial"/>
@@ -22123,7 +22123,7 @@
               <w:spacing w:after="10" w:before="0"/>
               <w:ind w:left="120"/>
             </w:pPr>
-            <w:hyperlink w:history="1" r:id="rIdg-ytfdt4frkcjs8simnnj">
+            <w:hyperlink w:history="1" r:id="rIdkor1ssmxbxev-wygirijn">
               <w:r>
                 <w:rPr>
                   <w:rFonts w:ascii="Arial" w:cs="Arial" w:eastAsia="Arial" w:hAnsi="Arial"/>
@@ -22168,7 +22168,7 @@
             <w:pPr>
               <w:spacing w:after="20" w:before="0"/>
             </w:pPr>
-            <w:hyperlink w:history="1" r:id="rId2zefqcefbu3rrqjhcutpy">
+            <w:hyperlink w:history="1" r:id="rIdhlen-g3poe7ctpsw7xyrx">
               <w:r>
                 <w:rPr>
                   <w:rFonts w:ascii="Arial" w:cs="Arial" w:eastAsia="Arial" w:hAnsi="Arial"/>
@@ -22201,7 +22201,7 @@
               <w:spacing w:after="10" w:before="0"/>
               <w:ind w:left="120"/>
             </w:pPr>
-            <w:hyperlink w:history="1" r:id="rIdr-frkt14vpbwr-guux38e">
+            <w:hyperlink w:history="1" r:id="rIdxzcssg4me3yi9fktrhj2r">
               <w:r>
                 <w:rPr>
                   <w:rFonts w:ascii="Arial" w:cs="Arial" w:eastAsia="Arial" w:hAnsi="Arial"/>
@@ -22401,7 +22401,7 @@
             <w:pPr>
               <w:spacing w:after="20" w:before="0"/>
             </w:pPr>
-            <w:hyperlink w:history="1" r:id="rIdsgj04k-6vx7pj-ghxfz74">
+            <w:hyperlink w:history="1" r:id="rIdbpvfuneuici7rtymu-_tm">
               <w:r>
                 <w:rPr>
                   <w:rFonts w:ascii="Arial" w:cs="Arial" w:eastAsia="Arial" w:hAnsi="Arial"/>
@@ -22450,7 +22450,7 @@
               <w:spacing w:after="10" w:before="0"/>
               <w:ind w:left="120"/>
             </w:pPr>
-            <w:hyperlink w:history="1" r:id="rIdoxjkevjbe4ilvzd2jdfwe">
+            <w:hyperlink w:history="1" r:id="rIduhuxg9puihcshiprcbllu">
               <w:r>
                 <w:rPr>
                   <w:rFonts w:ascii="Arial" w:cs="Arial" w:eastAsia="Arial" w:hAnsi="Arial"/>
@@ -22495,7 +22495,7 @@
             <w:pPr>
               <w:spacing w:after="20" w:before="0"/>
             </w:pPr>
-            <w:hyperlink w:history="1" r:id="rIdzqqltdbclzwwmp6geoqye">
+            <w:hyperlink w:history="1" r:id="rId3napkjicm3nlbd_wr4huq">
               <w:r>
                 <w:rPr>
                   <w:rFonts w:ascii="Arial" w:cs="Arial" w:eastAsia="Arial" w:hAnsi="Arial"/>
@@ -22544,7 +22544,7 @@
               <w:spacing w:after="10" w:before="0"/>
               <w:ind w:left="120"/>
             </w:pPr>
-            <w:hyperlink w:history="1" r:id="rIdikglcl1xyzgm_e6x5i8er">
+            <w:hyperlink w:history="1" r:id="rIdcqpllg_2vlu_c1hxbbrnk">
               <w:r>
                 <w:rPr>
                   <w:rFonts w:ascii="Arial" w:cs="Arial" w:eastAsia="Arial" w:hAnsi="Arial"/>
@@ -22744,7 +22744,7 @@
             <w:pPr>
               <w:spacing w:after="20" w:before="0"/>
             </w:pPr>
-            <w:hyperlink w:history="1" r:id="rIdk0jux3tdod-n7xm-ijtr4">
+            <w:hyperlink w:history="1" r:id="rIdbyky6izp06lu_te3ytjjd">
               <w:r>
                 <w:rPr>
                   <w:rFonts w:ascii="Arial" w:cs="Arial" w:eastAsia="Arial" w:hAnsi="Arial"/>
@@ -22793,7 +22793,7 @@
               <w:spacing w:after="10" w:before="0"/>
               <w:ind w:left="120"/>
             </w:pPr>
-            <w:hyperlink w:history="1" r:id="rIdpya7nc8nasx80fou17zpr">
+            <w:hyperlink w:history="1" r:id="rId3shnhnyd4oh22i1mivj1z">
               <w:r>
                 <w:rPr>
                   <w:rFonts w:ascii="Arial" w:cs="Arial" w:eastAsia="Arial" w:hAnsi="Arial"/>
@@ -22838,7 +22838,7 @@
             <w:pPr>
               <w:spacing w:after="20" w:before="0"/>
             </w:pPr>
-            <w:hyperlink w:history="1" r:id="rIdpcfrthotlvdv0iildcerk">
+            <w:hyperlink w:history="1" r:id="rIdo59ev7yg_8gr9iwyw7i73">
               <w:r>
                 <w:rPr>
                   <w:rFonts w:ascii="Arial" w:cs="Arial" w:eastAsia="Arial" w:hAnsi="Arial"/>
@@ -22887,7 +22887,7 @@
               <w:spacing w:after="10" w:before="0"/>
               <w:ind w:left="120"/>
             </w:pPr>
-            <w:hyperlink w:history="1" r:id="rIdwdh9jlwru2z6ohkmiezgk">
+            <w:hyperlink w:history="1" r:id="rIdqx8xzcij6gvt1jkwhbfv5">
               <w:r>
                 <w:rPr>
                   <w:rFonts w:ascii="Arial" w:cs="Arial" w:eastAsia="Arial" w:hAnsi="Arial"/>
@@ -23087,7 +23087,7 @@
             <w:pPr>
               <w:spacing w:after="20" w:before="0"/>
             </w:pPr>
-            <w:hyperlink w:history="1" r:id="rIdjddas80r7pu20eu9kwyix">
+            <w:hyperlink w:history="1" r:id="rIdciqq3ulemaxhvrtrbk3l4">
               <w:r>
                 <w:rPr>
                   <w:rFonts w:ascii="Arial" w:cs="Arial" w:eastAsia="Arial" w:hAnsi="Arial"/>
@@ -23136,7 +23136,7 @@
               <w:spacing w:after="10" w:before="0"/>
               <w:ind w:left="120"/>
             </w:pPr>
-            <w:hyperlink w:history="1" r:id="rId1j375euzw1bcqxsm9apgw">
+            <w:hyperlink w:history="1" r:id="rIdjoer4uxe6zzn9wxabvlub">
               <w:r>
                 <w:rPr>
                   <w:rFonts w:ascii="Arial" w:cs="Arial" w:eastAsia="Arial" w:hAnsi="Arial"/>
@@ -23181,7 +23181,7 @@
             <w:pPr>
               <w:spacing w:after="20" w:before="0"/>
             </w:pPr>
-            <w:hyperlink w:history="1" r:id="rId5ylcpxkdc7by8kizclmd5">
+            <w:hyperlink w:history="1" r:id="rIdp9hirpzrfjyzdlt4fm3uh">
               <w:r>
                 <w:rPr>
                   <w:rFonts w:ascii="Arial" w:cs="Arial" w:eastAsia="Arial" w:hAnsi="Arial"/>
@@ -23230,7 +23230,7 @@
               <w:spacing w:after="10" w:before="0"/>
               <w:ind w:left="120"/>
             </w:pPr>
-            <w:hyperlink w:history="1" r:id="rIduevh_2e8hjzp9tyjid51v">
+            <w:hyperlink w:history="1" r:id="rId4wao8hbbnaib8iabgbwn3">
               <w:r>
                 <w:rPr>
                   <w:rFonts w:ascii="Arial" w:cs="Arial" w:eastAsia="Arial" w:hAnsi="Arial"/>
@@ -23755,7 +23755,7 @@
         </w:rPr>
         <w:t xml:space="preserve">© 2026 SeaVuria and ARES. Aligned with KICD objectives. Developed by SeaVuria; technical implementation by ARES (with AI assistance from Claude). Licensed under </w:t>
       </w:r>
-      <w:hyperlink w:history="1" r:id="rIdq3ahx0mbqm8kwjat9sdrc">
+      <w:hyperlink w:history="1" r:id="rIdkoew0zy-gbfzmgdsn7vux">
         <w:r>
           <w:rPr>
             <w:rFonts w:ascii="Arial" w:cs="Arial" w:eastAsia="Arial" w:hAnsi="Arial"/>
@@ -23776,7 +23776,7 @@
         </w:rPr>
         <w:t xml:space="preserve"> (</w:t>
       </w:r>
-      <w:hyperlink w:history="1" r:id="rIdc8zs1-rspo6mbtjdw-73z">
+      <w:hyperlink w:history="1" r:id="rIdg81xkwi3smm8p-ycqgf2j">
         <w:r>
           <w:rPr>
             <w:rFonts w:ascii="Arial" w:cs="Arial" w:eastAsia="Arial" w:hAnsi="Arial"/>
@@ -24816,7 +24816,7 @@
             <w:pPr>
               <w:spacing w:after="20" w:before="0"/>
             </w:pPr>
-            <w:hyperlink w:history="1" r:id="rIdbsnjvkpilpjrhdvjoc79k">
+            <w:hyperlink w:history="1" r:id="rIdr4crxoy_vaadzk-2tb2id">
               <w:r>
                 <w:rPr>
                   <w:rFonts w:ascii="Arial" w:cs="Arial" w:eastAsia="Arial" w:hAnsi="Arial"/>
@@ -24849,7 +24849,7 @@
               <w:spacing w:after="10" w:before="0"/>
               <w:ind w:left="120"/>
             </w:pPr>
-            <w:hyperlink w:history="1" r:id="rIdptka9pvgef0f4nj4nxbd_">
+            <w:hyperlink w:history="1" r:id="rIdnuq0xeblghromc4djm8sz">
               <w:r>
                 <w:rPr>
                   <w:rFonts w:ascii="Arial" w:cs="Arial" w:eastAsia="Arial" w:hAnsi="Arial"/>
@@ -24894,7 +24894,7 @@
             <w:pPr>
               <w:spacing w:after="20" w:before="0"/>
             </w:pPr>
-            <w:hyperlink w:history="1" r:id="rId3qzekf9q14d9ozkesicx_">
+            <w:hyperlink w:history="1" r:id="rIdc__1s2saxft5fbx4jnzqb">
               <w:r>
                 <w:rPr>
                   <w:rFonts w:ascii="Arial" w:cs="Arial" w:eastAsia="Arial" w:hAnsi="Arial"/>
@@ -24927,7 +24927,7 @@
               <w:spacing w:after="10" w:before="0"/>
               <w:ind w:left="120"/>
             </w:pPr>
-            <w:hyperlink w:history="1" r:id="rIdq-xde4vpb0xawaafxympt">
+            <w:hyperlink w:history="1" r:id="rIdjdjvofhmdmnyhhumnhccb">
               <w:r>
                 <w:rPr>
                   <w:rFonts w:ascii="Arial" w:cs="Arial" w:eastAsia="Arial" w:hAnsi="Arial"/>
@@ -25487,7 +25487,7 @@
             <w:pPr>
               <w:spacing w:after="20" w:before="0"/>
             </w:pPr>
-            <w:hyperlink w:history="1" r:id="rIdi0t5jftrjae78yilhrldc">
+            <w:hyperlink w:history="1" r:id="rIdycn31yx-2l1d8cwgm_inw">
               <w:r>
                 <w:rPr>
                   <w:rFonts w:ascii="Arial" w:cs="Arial" w:eastAsia="Arial" w:hAnsi="Arial"/>
@@ -25520,7 +25520,7 @@
               <w:spacing w:after="10" w:before="0"/>
               <w:ind w:left="120"/>
             </w:pPr>
-            <w:hyperlink w:history="1" r:id="rId8mbu0zr76lkujswma7zbl">
+            <w:hyperlink w:history="1" r:id="rIdu18iszfncdhmh8_m0sctl">
               <w:r>
                 <w:rPr>
                   <w:rFonts w:ascii="Arial" w:cs="Arial" w:eastAsia="Arial" w:hAnsi="Arial"/>
@@ -25565,7 +25565,7 @@
             <w:pPr>
               <w:spacing w:after="20" w:before="0"/>
             </w:pPr>
-            <w:hyperlink w:history="1" r:id="rIdyjsei4qhp_jbjmknjksam">
+            <w:hyperlink w:history="1" r:id="rId206u2htg00hgojy9yjuq-">
               <w:r>
                 <w:rPr>
                   <w:rFonts w:ascii="Arial" w:cs="Arial" w:eastAsia="Arial" w:hAnsi="Arial"/>
@@ -25598,7 +25598,7 @@
               <w:spacing w:after="10" w:before="0"/>
               <w:ind w:left="120"/>
             </w:pPr>
-            <w:hyperlink w:history="1" r:id="rIdpgt-nbolfkqhp0xid9jak">
+            <w:hyperlink w:history="1" r:id="rIdwfspcptcttxtmhdexbrca">
               <w:r>
                 <w:rPr>
                   <w:rFonts w:ascii="Arial" w:cs="Arial" w:eastAsia="Arial" w:hAnsi="Arial"/>
@@ -26518,7 +26518,7 @@
             <w:pPr>
               <w:spacing w:after="20" w:before="0"/>
             </w:pPr>
-            <w:hyperlink w:history="1" r:id="rIdlbm-4efz9cbvhoukvxhfj">
+            <w:hyperlink w:history="1" r:id="rIde1kgxkebrwvny24ljcl5f">
               <w:r>
                 <w:rPr>
                   <w:rFonts w:ascii="Arial" w:cs="Arial" w:eastAsia="Arial" w:hAnsi="Arial"/>
@@ -26551,7 +26551,7 @@
               <w:spacing w:after="10" w:before="0"/>
               <w:ind w:left="120"/>
             </w:pPr>
-            <w:hyperlink w:history="1" r:id="rIdy_xie9-7nemp6gkpg3ayf">
+            <w:hyperlink w:history="1" r:id="rIdgqz3w_utfu7rebbksbwwr">
               <w:r>
                 <w:rPr>
                   <w:rFonts w:ascii="Arial" w:cs="Arial" w:eastAsia="Arial" w:hAnsi="Arial"/>
@@ -26596,7 +26596,7 @@
             <w:pPr>
               <w:spacing w:after="20" w:before="0"/>
             </w:pPr>
-            <w:hyperlink w:history="1" r:id="rId4b9ykakz8bol1hptonmuj">
+            <w:hyperlink w:history="1" r:id="rId5bc6ydhcckqcbe55s8d3y">
               <w:r>
                 <w:rPr>
                   <w:rFonts w:ascii="Arial" w:cs="Arial" w:eastAsia="Arial" w:hAnsi="Arial"/>
@@ -26645,7 +26645,7 @@
               <w:spacing w:after="10" w:before="0"/>
               <w:ind w:left="120"/>
             </w:pPr>
-            <w:hyperlink w:history="1" r:id="rIdirjmu5zkrn6tfy7dljivb">
+            <w:hyperlink w:history="1" r:id="rIdoyk-z_5utpvfg2a7drbel">
               <w:r>
                 <w:rPr>
                   <w:rFonts w:ascii="Arial" w:cs="Arial" w:eastAsia="Arial" w:hAnsi="Arial"/>
@@ -26965,7 +26965,7 @@
             <w:pPr>
               <w:spacing w:after="20" w:before="0"/>
             </w:pPr>
-            <w:hyperlink w:history="1" r:id="rId9sy0qnmblp4zzkw1rbksf">
+            <w:hyperlink w:history="1" r:id="rIdsfm88kmjhvhzumw3f6zhg">
               <w:r>
                 <w:rPr>
                   <w:rFonts w:ascii="Arial" w:cs="Arial" w:eastAsia="Arial" w:hAnsi="Arial"/>
@@ -26998,7 +26998,7 @@
               <w:spacing w:after="10" w:before="0"/>
               <w:ind w:left="120"/>
             </w:pPr>
-            <w:hyperlink w:history="1" r:id="rId0gusyzzo8vvyceo8qmnib">
+            <w:hyperlink w:history="1" r:id="rIdo6i-4m_bphjrgmasvnaon">
               <w:r>
                 <w:rPr>
                   <w:rFonts w:ascii="Arial" w:cs="Arial" w:eastAsia="Arial" w:hAnsi="Arial"/>
@@ -27043,7 +27043,7 @@
             <w:pPr>
               <w:spacing w:after="20" w:before="0"/>
             </w:pPr>
-            <w:hyperlink w:history="1" r:id="rId0kvle9a1h9zptkbusnaug">
+            <w:hyperlink w:history="1" r:id="rIdhipthkd3ghwghdlidrjgo">
               <w:r>
                 <w:rPr>
                   <w:rFonts w:ascii="Arial" w:cs="Arial" w:eastAsia="Arial" w:hAnsi="Arial"/>
@@ -27092,7 +27092,7 @@
               <w:spacing w:after="10" w:before="0"/>
               <w:ind w:left="120"/>
             </w:pPr>
-            <w:hyperlink w:history="1" r:id="rIdelmbdmegl3th5oxcg4r-z">
+            <w:hyperlink w:history="1" r:id="rIdhiau69zvngxjl1d_kwhho">
               <w:r>
                 <w:rPr>
                   <w:rFonts w:ascii="Arial" w:cs="Arial" w:eastAsia="Arial" w:hAnsi="Arial"/>
@@ -27412,7 +27412,7 @@
             <w:pPr>
               <w:spacing w:after="20" w:before="0"/>
             </w:pPr>
-            <w:hyperlink w:history="1" r:id="rId-ndq8rdjcczrlf5xevtug">
+            <w:hyperlink w:history="1" r:id="rId_s3pmwbldriav_g6bwrrq">
               <w:r>
                 <w:rPr>
                   <w:rFonts w:ascii="Arial" w:cs="Arial" w:eastAsia="Arial" w:hAnsi="Arial"/>
@@ -27445,7 +27445,7 @@
               <w:spacing w:after="10" w:before="0"/>
               <w:ind w:left="120"/>
             </w:pPr>
-            <w:hyperlink w:history="1" r:id="rIdrt4gkbmiouzz48goz1nrg">
+            <w:hyperlink w:history="1" r:id="rIdggdpfj-uv33of9xfrdo_l">
               <w:r>
                 <w:rPr>
                   <w:rFonts w:ascii="Arial" w:cs="Arial" w:eastAsia="Arial" w:hAnsi="Arial"/>
@@ -27490,7 +27490,7 @@
             <w:pPr>
               <w:spacing w:after="20" w:before="0"/>
             </w:pPr>
-            <w:hyperlink w:history="1" r:id="rIdbsqt4-lugykouf7oegaq9">
+            <w:hyperlink w:history="1" r:id="rIdxu-vm9zwybpezdjy8ob0w">
               <w:r>
                 <w:rPr>
                   <w:rFonts w:ascii="Arial" w:cs="Arial" w:eastAsia="Arial" w:hAnsi="Arial"/>
@@ -27539,7 +27539,7 @@
               <w:spacing w:after="10" w:before="0"/>
               <w:ind w:left="120"/>
             </w:pPr>
-            <w:hyperlink w:history="1" r:id="rIdd09x6z9fktodnaz-pcnna">
+            <w:hyperlink w:history="1" r:id="rIdswgtcyrazztzcsitw76zw">
               <w:r>
                 <w:rPr>
                   <w:rFonts w:ascii="Arial" w:cs="Arial" w:eastAsia="Arial" w:hAnsi="Arial"/>
@@ -28784,7 +28784,7 @@
         </w:rPr>
         <w:t xml:space="preserve">© 2026 SeaVuria and ARES. Aligned with KICD objectives. Developed by SeaVuria; technical implementation by ARES (with AI assistance from Claude). Licensed under </w:t>
       </w:r>
-      <w:hyperlink w:history="1" r:id="rId8u5viy14-jgps4k7tkhyg">
+      <w:hyperlink w:history="1" r:id="rId5o7ugh_m-a5hkktculfxm">
         <w:r>
           <w:rPr>
             <w:rFonts w:ascii="Arial" w:cs="Arial" w:eastAsia="Arial" w:hAnsi="Arial"/>
@@ -28805,7 +28805,7 @@
         </w:rPr>
         <w:t xml:space="preserve"> (</w:t>
       </w:r>
-      <w:hyperlink w:history="1" r:id="rIddcxrvclsat0ul_sufn7j1">
+      <w:hyperlink w:history="1" r:id="rIdmldvqfjhutqudedbhm6w2">
         <w:r>
           <w:rPr>
             <w:rFonts w:ascii="Arial" w:cs="Arial" w:eastAsia="Arial" w:hAnsi="Arial"/>
@@ -29845,7 +29845,7 @@
             <w:pPr>
               <w:spacing w:after="20" w:before="0"/>
             </w:pPr>
-            <w:hyperlink w:history="1" r:id="rIdjzmc5bktziotlskfe-lrd">
+            <w:hyperlink w:history="1" r:id="rIdrxzss5kfb9tmetvolydh-">
               <w:r>
                 <w:rPr>
                   <w:rFonts w:ascii="Arial" w:cs="Arial" w:eastAsia="Arial" w:hAnsi="Arial"/>
@@ -29878,7 +29878,7 @@
               <w:spacing w:after="10" w:before="0"/>
               <w:ind w:left="120"/>
             </w:pPr>
-            <w:hyperlink w:history="1" r:id="rIdzjcn2lfhe5wnn29pjuvhi">
+            <w:hyperlink w:history="1" r:id="rIdm9okyhdybbo5npwznxwcv">
               <w:r>
                 <w:rPr>
                   <w:rFonts w:ascii="Arial" w:cs="Arial" w:eastAsia="Arial" w:hAnsi="Arial"/>
@@ -29923,7 +29923,7 @@
             <w:pPr>
               <w:spacing w:after="20" w:before="0"/>
             </w:pPr>
-            <w:hyperlink w:history="1" r:id="rIdrsg_vlccbspkbowiqeuai">
+            <w:hyperlink w:history="1" r:id="rIdojtnxvxiycptvpkvum6kx">
               <w:r>
                 <w:rPr>
                   <w:rFonts w:ascii="Arial" w:cs="Arial" w:eastAsia="Arial" w:hAnsi="Arial"/>
@@ -29956,7 +29956,7 @@
               <w:spacing w:after="10" w:before="0"/>
               <w:ind w:left="120"/>
             </w:pPr>
-            <w:hyperlink w:history="1" r:id="rIduoe4yyaffbnd6r7ork-ht">
+            <w:hyperlink w:history="1" r:id="rIdzaoogzyrti3lpkxqdpkmk">
               <w:r>
                 <w:rPr>
                   <w:rFonts w:ascii="Arial" w:cs="Arial" w:eastAsia="Arial" w:hAnsi="Arial"/>
@@ -30156,7 +30156,7 @@
             <w:pPr>
               <w:spacing w:after="20" w:before="0"/>
             </w:pPr>
-            <w:hyperlink w:history="1" r:id="rIdqyggbtopbtczbab5g-i0w">
+            <w:hyperlink w:history="1" r:id="rId6ubskwfxebk-gqo6udodl">
               <w:r>
                 <w:rPr>
                   <w:rFonts w:ascii="Arial" w:cs="Arial" w:eastAsia="Arial" w:hAnsi="Arial"/>
@@ -30189,7 +30189,7 @@
               <w:spacing w:after="10" w:before="0"/>
               <w:ind w:left="120"/>
             </w:pPr>
-            <w:hyperlink w:history="1" r:id="rIdz0uq8rm5kbm0u5casgsbo">
+            <w:hyperlink w:history="1" r:id="rIdbg1gxnltnjxvbup6n6eu_">
               <w:r>
                 <w:rPr>
                   <w:rFonts w:ascii="Arial" w:cs="Arial" w:eastAsia="Arial" w:hAnsi="Arial"/>
@@ -30234,7 +30234,7 @@
             <w:pPr>
               <w:spacing w:after="20" w:before="0"/>
             </w:pPr>
-            <w:hyperlink w:history="1" r:id="rIdf2kssmdencxubteoopfmz">
+            <w:hyperlink w:history="1" r:id="rIdcjnttraidejxqsdhx24hw">
               <w:r>
                 <w:rPr>
                   <w:rFonts w:ascii="Arial" w:cs="Arial" w:eastAsia="Arial" w:hAnsi="Arial"/>
@@ -30267,7 +30267,7 @@
               <w:spacing w:after="10" w:before="0"/>
               <w:ind w:left="120"/>
             </w:pPr>
-            <w:hyperlink w:history="1" r:id="rId7tpnderdz04ppxglpotkf">
+            <w:hyperlink w:history="1" r:id="rIdkqwll_mvxjpfxzwgj5txw">
               <w:r>
                 <w:rPr>
                   <w:rFonts w:ascii="Arial" w:cs="Arial" w:eastAsia="Arial" w:hAnsi="Arial"/>
@@ -30467,7 +30467,7 @@
             <w:pPr>
               <w:spacing w:after="20" w:before="0"/>
             </w:pPr>
-            <w:hyperlink w:history="1" r:id="rIdxxudcqopshppc7-tahihi">
+            <w:hyperlink w:history="1" r:id="rIdu3jgcnjpr3upif9mpeno0">
               <w:r>
                 <w:rPr>
                   <w:rFonts w:ascii="Arial" w:cs="Arial" w:eastAsia="Arial" w:hAnsi="Arial"/>
@@ -30500,7 +30500,7 @@
               <w:spacing w:after="10" w:before="0"/>
               <w:ind w:left="120"/>
             </w:pPr>
-            <w:hyperlink w:history="1" r:id="rId2jfx_f7kxdgqfhngtkbk_">
+            <w:hyperlink w:history="1" r:id="rId-mv0iavmjikavdregludi">
               <w:r>
                 <w:rPr>
                   <w:rFonts w:ascii="Arial" w:cs="Arial" w:eastAsia="Arial" w:hAnsi="Arial"/>
@@ -30545,7 +30545,7 @@
             <w:pPr>
               <w:spacing w:after="20" w:before="0"/>
             </w:pPr>
-            <w:hyperlink w:history="1" r:id="rIdl4b9yn36qdy5tc-mo2p-6">
+            <w:hyperlink w:history="1" r:id="rId545dpnyzbiukzws9elck-">
               <w:r>
                 <w:rPr>
                   <w:rFonts w:ascii="Arial" w:cs="Arial" w:eastAsia="Arial" w:hAnsi="Arial"/>
@@ -30578,7 +30578,7 @@
               <w:spacing w:after="10" w:before="0"/>
               <w:ind w:left="120"/>
             </w:pPr>
-            <w:hyperlink w:history="1" r:id="rIdx8z4oqwjigbfinnbt34ws">
+            <w:hyperlink w:history="1" r:id="rIdqm_pigp-8ppov1le_6nk7">
               <w:r>
                 <w:rPr>
                   <w:rFonts w:ascii="Arial" w:cs="Arial" w:eastAsia="Arial" w:hAnsi="Arial"/>
@@ -30778,7 +30778,7 @@
             <w:pPr>
               <w:spacing w:after="20" w:before="0"/>
             </w:pPr>
-            <w:hyperlink w:history="1" r:id="rId_4xqcqceh0aecfn8micqb">
+            <w:hyperlink w:history="1" r:id="rIdc05or9tzbfokpumdm0dwo">
               <w:r>
                 <w:rPr>
                   <w:rFonts w:ascii="Arial" w:cs="Arial" w:eastAsia="Arial" w:hAnsi="Arial"/>
@@ -30811,7 +30811,7 @@
               <w:spacing w:after="10" w:before="0"/>
               <w:ind w:left="120"/>
             </w:pPr>
-            <w:hyperlink w:history="1" r:id="rIdl5slccqupfapg6noedgrs">
+            <w:hyperlink w:history="1" r:id="rId9wex1muusrsruezxyixad">
               <w:r>
                 <w:rPr>
                   <w:rFonts w:ascii="Arial" w:cs="Arial" w:eastAsia="Arial" w:hAnsi="Arial"/>
@@ -30856,7 +30856,7 @@
             <w:pPr>
               <w:spacing w:after="20" w:before="0"/>
             </w:pPr>
-            <w:hyperlink w:history="1" r:id="rIddgdoqnh2hcyvfhq_aj26l">
+            <w:hyperlink w:history="1" r:id="rIdnmsrzymnqf-amvxe5rfuo">
               <w:r>
                 <w:rPr>
                   <w:rFonts w:ascii="Arial" w:cs="Arial" w:eastAsia="Arial" w:hAnsi="Arial"/>
@@ -30889,7 +30889,7 @@
               <w:spacing w:after="10" w:before="0"/>
               <w:ind w:left="120"/>
             </w:pPr>
-            <w:hyperlink w:history="1" r:id="rIddwsa7p7y0bpu-bwuoxwtu">
+            <w:hyperlink w:history="1" r:id="rId-xq1bflz7h_lhnkf8pyhv">
               <w:r>
                 <w:rPr>
                   <w:rFonts w:ascii="Arial" w:cs="Arial" w:eastAsia="Arial" w:hAnsi="Arial"/>
@@ -31089,7 +31089,7 @@
             <w:pPr>
               <w:spacing w:after="20" w:before="0"/>
             </w:pPr>
-            <w:hyperlink w:history="1" r:id="rIdk7ykiql-6sps20_xlfi1l">
+            <w:hyperlink w:history="1" r:id="rIdelkupovqqujltegm2bhvx">
               <w:r>
                 <w:rPr>
                   <w:rFonts w:ascii="Arial" w:cs="Arial" w:eastAsia="Arial" w:hAnsi="Arial"/>
@@ -31138,7 +31138,7 @@
               <w:spacing w:after="10" w:before="0"/>
               <w:ind w:left="120"/>
             </w:pPr>
-            <w:hyperlink w:history="1" r:id="rIdg9hudmc18b_mndxdwmedh">
+            <w:hyperlink w:history="1" r:id="rIdyhvyjghuz5uapyk-pdvyz">
               <w:r>
                 <w:rPr>
                   <w:rFonts w:ascii="Arial" w:cs="Arial" w:eastAsia="Arial" w:hAnsi="Arial"/>
@@ -31183,7 +31183,7 @@
             <w:pPr>
               <w:spacing w:after="20" w:before="0"/>
             </w:pPr>
-            <w:hyperlink w:history="1" r:id="rIdjulfacmdo1cv_1e_rr0dk">
+            <w:hyperlink w:history="1" r:id="rIdk2mu8qk8iz3yxjovxud63">
               <w:r>
                 <w:rPr>
                   <w:rFonts w:ascii="Arial" w:cs="Arial" w:eastAsia="Arial" w:hAnsi="Arial"/>
@@ -31216,7 +31216,7 @@
               <w:spacing w:after="10" w:before="0"/>
               <w:ind w:left="120"/>
             </w:pPr>
-            <w:hyperlink w:history="1" r:id="rIdrukdc1tuxvkl9fjre36zc">
+            <w:hyperlink w:history="1" r:id="rIdajylhm5akiyhdxf2gyw-q">
               <w:r>
                 <w:rPr>
                   <w:rFonts w:ascii="Arial" w:cs="Arial" w:eastAsia="Arial" w:hAnsi="Arial"/>
@@ -31741,7 +31741,7 @@
         </w:rPr>
         <w:t xml:space="preserve">© 2026 SeaVuria and ARES. Aligned with KICD objectives. Developed by SeaVuria; technical implementation by ARES (with AI assistance from Claude). Licensed under </w:t>
       </w:r>
-      <w:hyperlink w:history="1" r:id="rIdaeq9uehwpyxjattktelgn">
+      <w:hyperlink w:history="1" r:id="rIdrcpdegw5qrevddjoc4kfu">
         <w:r>
           <w:rPr>
             <w:rFonts w:ascii="Arial" w:cs="Arial" w:eastAsia="Arial" w:hAnsi="Arial"/>
@@ -31762,7 +31762,7 @@
         </w:rPr>
         <w:t xml:space="preserve"> (</w:t>
       </w:r>
-      <w:hyperlink w:history="1" r:id="rIdnttqgmnvd5whlogv9ysk6">
+      <w:hyperlink w:history="1" r:id="rIdgv5h0dlptwvgt1p-iqvvh">
         <w:r>
           <w:rPr>
             <w:rFonts w:ascii="Arial" w:cs="Arial" w:eastAsia="Arial" w:hAnsi="Arial"/>
@@ -32802,7 +32802,7 @@
             <w:pPr>
               <w:spacing w:after="20" w:before="0"/>
             </w:pPr>
-            <w:hyperlink w:history="1" r:id="rIdh5c_3dc-dkaufa9e4_tus">
+            <w:hyperlink w:history="1" r:id="rIdmjzn1kcs2fvygh6a9zqyd">
               <w:r>
                 <w:rPr>
                   <w:rFonts w:ascii="Arial" w:cs="Arial" w:eastAsia="Arial" w:hAnsi="Arial"/>
@@ -32835,7 +32835,7 @@
               <w:spacing w:after="10" w:before="0"/>
               <w:ind w:left="120"/>
             </w:pPr>
-            <w:hyperlink w:history="1" r:id="rId_gipy-ziaqt52joq-stc0">
+            <w:hyperlink w:history="1" r:id="rId4grlwe0q8cz_tl38gbda5">
               <w:r>
                 <w:rPr>
                   <w:rFonts w:ascii="Arial" w:cs="Arial" w:eastAsia="Arial" w:hAnsi="Arial"/>
@@ -32880,7 +32880,7 @@
             <w:pPr>
               <w:spacing w:after="20" w:before="0"/>
             </w:pPr>
-            <w:hyperlink w:history="1" r:id="rIdpey2skevmqy-adw_ttdoo">
+            <w:hyperlink w:history="1" r:id="rIdo7srf1spfmd3xjh2rp64u">
               <w:r>
                 <w:rPr>
                   <w:rFonts w:ascii="Arial" w:cs="Arial" w:eastAsia="Arial" w:hAnsi="Arial"/>
@@ -32913,7 +32913,7 @@
               <w:spacing w:after="10" w:before="0"/>
               <w:ind w:left="120"/>
             </w:pPr>
-            <w:hyperlink w:history="1" r:id="rIdbw-rsja5ghdnct8k54ule">
+            <w:hyperlink w:history="1" r:id="rIdpubscsj_brth1ukhppn8w">
               <w:r>
                 <w:rPr>
                   <w:rFonts w:ascii="Arial" w:cs="Arial" w:eastAsia="Arial" w:hAnsi="Arial"/>
@@ -33113,7 +33113,7 @@
             <w:pPr>
               <w:spacing w:after="20" w:before="0"/>
             </w:pPr>
-            <w:hyperlink w:history="1" r:id="rIdd_cplg4wxbucovtlflnb6">
+            <w:hyperlink w:history="1" r:id="rIddemkxdea9guxtlstrnhoa">
               <w:r>
                 <w:rPr>
                   <w:rFonts w:ascii="Arial" w:cs="Arial" w:eastAsia="Arial" w:hAnsi="Arial"/>
@@ -33146,7 +33146,7 @@
               <w:spacing w:after="10" w:before="0"/>
               <w:ind w:left="120"/>
             </w:pPr>
-            <w:hyperlink w:history="1" r:id="rIdh3jcqbbjenp09xtcvyhbp">
+            <w:hyperlink w:history="1" r:id="rIdxgpq3x3-kdu11mhabptc-">
               <w:r>
                 <w:rPr>
                   <w:rFonts w:ascii="Arial" w:cs="Arial" w:eastAsia="Arial" w:hAnsi="Arial"/>
@@ -33191,7 +33191,7 @@
             <w:pPr>
               <w:spacing w:after="20" w:before="0"/>
             </w:pPr>
-            <w:hyperlink w:history="1" r:id="rIdw4mbugjkqhifuugidp0ko">
+            <w:hyperlink w:history="1" r:id="rIddlqsanwsuijn9dletypwx">
               <w:r>
                 <w:rPr>
                   <w:rFonts w:ascii="Arial" w:cs="Arial" w:eastAsia="Arial" w:hAnsi="Arial"/>
@@ -33224,7 +33224,7 @@
               <w:spacing w:after="10" w:before="0"/>
               <w:ind w:left="120"/>
             </w:pPr>
-            <w:hyperlink w:history="1" r:id="rIdnzp5b5lhe-4oux1udiogt">
+            <w:hyperlink w:history="1" r:id="rIdz25ztyxc4skmi14l9phac">
               <w:r>
                 <w:rPr>
                   <w:rFonts w:ascii="Arial" w:cs="Arial" w:eastAsia="Arial" w:hAnsi="Arial"/>
@@ -33424,7 +33424,7 @@
             <w:pPr>
               <w:spacing w:after="20" w:before="0"/>
             </w:pPr>
-            <w:hyperlink w:history="1" r:id="rIdhgkpinqutgpg8lkq0mvig">
+            <w:hyperlink w:history="1" r:id="rIdmgdiqnftjfb-6uvdhk7fo">
               <w:r>
                 <w:rPr>
                   <w:rFonts w:ascii="Arial" w:cs="Arial" w:eastAsia="Arial" w:hAnsi="Arial"/>
@@ -33457,7 +33457,7 @@
               <w:spacing w:after="10" w:before="0"/>
               <w:ind w:left="120"/>
             </w:pPr>
-            <w:hyperlink w:history="1" r:id="rIdz5fenu9lrkldcfandehgi">
+            <w:hyperlink w:history="1" r:id="rIdeqow3n2sudtx1gvy-5iij">
               <w:r>
                 <w:rPr>
                   <w:rFonts w:ascii="Arial" w:cs="Arial" w:eastAsia="Arial" w:hAnsi="Arial"/>
@@ -33502,7 +33502,7 @@
             <w:pPr>
               <w:spacing w:after="20" w:before="0"/>
             </w:pPr>
-            <w:hyperlink w:history="1" r:id="rIdv1-rqibuy_x4gghzaltyc">
+            <w:hyperlink w:history="1" r:id="rIdhdiev9vthf8xe684abyfa">
               <w:r>
                 <w:rPr>
                   <w:rFonts w:ascii="Arial" w:cs="Arial" w:eastAsia="Arial" w:hAnsi="Arial"/>
@@ -33535,7 +33535,7 @@
               <w:spacing w:after="10" w:before="0"/>
               <w:ind w:left="120"/>
             </w:pPr>
-            <w:hyperlink w:history="1" r:id="rId8zop8knbzio9mv5txsyd-">
+            <w:hyperlink w:history="1" r:id="rIdufi5vwfsahi4bux4j86us">
               <w:r>
                 <w:rPr>
                   <w:rFonts w:ascii="Arial" w:cs="Arial" w:eastAsia="Arial" w:hAnsi="Arial"/>
@@ -33735,7 +33735,7 @@
             <w:pPr>
               <w:spacing w:after="20" w:before="0"/>
             </w:pPr>
-            <w:hyperlink w:history="1" r:id="rId4wpqob4o0afirrge4zoqd">
+            <w:hyperlink w:history="1" r:id="rId3d91fxfcr_dl4dbswplht">
               <w:r>
                 <w:rPr>
                   <w:rFonts w:ascii="Arial" w:cs="Arial" w:eastAsia="Arial" w:hAnsi="Arial"/>
@@ -33768,7 +33768,7 @@
               <w:spacing w:after="10" w:before="0"/>
               <w:ind w:left="120"/>
             </w:pPr>
-            <w:hyperlink w:history="1" r:id="rIdt_dl1qmdcebb2b4x0kt7l">
+            <w:hyperlink w:history="1" r:id="rIdwsicr-qxo2qgtvk2m2vkk">
               <w:r>
                 <w:rPr>
                   <w:rFonts w:ascii="Arial" w:cs="Arial" w:eastAsia="Arial" w:hAnsi="Arial"/>
@@ -33813,7 +33813,7 @@
             <w:pPr>
               <w:spacing w:after="20" w:before="0"/>
             </w:pPr>
-            <w:hyperlink w:history="1" r:id="rIdwtn86xbygba5vnpd4tibg">
+            <w:hyperlink w:history="1" r:id="rIdxhwnivzuim5hr2ei13k3z">
               <w:r>
                 <w:rPr>
                   <w:rFonts w:ascii="Arial" w:cs="Arial" w:eastAsia="Arial" w:hAnsi="Arial"/>
@@ -33846,7 +33846,7 @@
               <w:spacing w:after="10" w:before="0"/>
               <w:ind w:left="120"/>
             </w:pPr>
-            <w:hyperlink w:history="1" r:id="rIdeerbh9cqtivzdvgv03wjt">
+            <w:hyperlink w:history="1" r:id="rIdpiagftsaqy5ykha0yhbmb">
               <w:r>
                 <w:rPr>
                   <w:rFonts w:ascii="Arial" w:cs="Arial" w:eastAsia="Arial" w:hAnsi="Arial"/>
@@ -34046,7 +34046,7 @@
             <w:pPr>
               <w:spacing w:after="20" w:before="0"/>
             </w:pPr>
-            <w:hyperlink w:history="1" r:id="rIderdzxilku1nxoma4pldjf">
+            <w:hyperlink w:history="1" r:id="rIdrjrbur5x3smhd8-0fvcuu">
               <w:r>
                 <w:rPr>
                   <w:rFonts w:ascii="Arial" w:cs="Arial" w:eastAsia="Arial" w:hAnsi="Arial"/>
@@ -34079,7 +34079,7 @@
               <w:spacing w:after="10" w:before="0"/>
               <w:ind w:left="120"/>
             </w:pPr>
-            <w:hyperlink w:history="1" r:id="rId7xkgx5hgczyr_hv_fufpm">
+            <w:hyperlink w:history="1" r:id="rId7xqwbi5fqwm7nts0y4ajt">
               <w:r>
                 <w:rPr>
                   <w:rFonts w:ascii="Arial" w:cs="Arial" w:eastAsia="Arial" w:hAnsi="Arial"/>
@@ -34124,7 +34124,7 @@
             <w:pPr>
               <w:spacing w:after="20" w:before="0"/>
             </w:pPr>
-            <w:hyperlink w:history="1" r:id="rIdgmkh1nhpvmp3kz4igo1g4">
+            <w:hyperlink w:history="1" r:id="rIduat0aqsg-nyufwfiq7fpe">
               <w:r>
                 <w:rPr>
                   <w:rFonts w:ascii="Arial" w:cs="Arial" w:eastAsia="Arial" w:hAnsi="Arial"/>
@@ -34173,7 +34173,7 @@
               <w:spacing w:after="10" w:before="0"/>
               <w:ind w:left="120"/>
             </w:pPr>
-            <w:hyperlink w:history="1" r:id="rIddevqm0wpxijkflppg0ae6">
+            <w:hyperlink w:history="1" r:id="rId6i_gq-jiqenkey30hyava">
               <w:r>
                 <w:rPr>
                   <w:rFonts w:ascii="Arial" w:cs="Arial" w:eastAsia="Arial" w:hAnsi="Arial"/>
@@ -34698,7 +34698,7 @@
         </w:rPr>
         <w:t xml:space="preserve">© 2026 SeaVuria and ARES. Aligned with KICD objectives. Developed by SeaVuria; technical implementation by ARES (with AI assistance from Claude). Licensed under </w:t>
       </w:r>
-      <w:hyperlink w:history="1" r:id="rIdzgfp57mqznrmarzan9qvt">
+      <w:hyperlink w:history="1" r:id="rIdc7ijh4lzpy3667p-jytb7">
         <w:r>
           <w:rPr>
             <w:rFonts w:ascii="Arial" w:cs="Arial" w:eastAsia="Arial" w:hAnsi="Arial"/>
@@ -34719,7 +34719,7 @@
         </w:rPr>
         <w:t xml:space="preserve"> (</w:t>
       </w:r>
-      <w:hyperlink w:history="1" r:id="rId5ax_kydj3x0a4sc01_olt">
+      <w:hyperlink w:history="1" r:id="rId_-gtwhm2cypvf_mwq8z_s">
         <w:r>
           <w:rPr>
             <w:rFonts w:ascii="Arial" w:cs="Arial" w:eastAsia="Arial" w:hAnsi="Arial"/>
